--- a/d3_dart_stream_basics_and_stream_controllers.docx
+++ b/d3_dart_stream_basics_and_stream_controllers.docx
@@ -63,6 +63,7 @@
           <w:szCs w:val="32"/>
         </w:rPr>
       </w:pPr>
+      <w:proofErr w:type="spellStart"/>
       <w:r>
         <w:rPr>
           <w:b/>
@@ -72,6 +73,7 @@
         </w:rPr>
         <w:t>StreamController</w:t>
       </w:r>
+      <w:proofErr w:type="spellEnd"/>
       <w:r>
         <w:rPr>
           <w:sz w:val="32"/>
@@ -388,8 +390,19 @@
           <w:sz w:val="32"/>
           <w:szCs w:val="32"/>
         </w:rPr>
-        <w:t>Firebase Firestore</w:t>
-      </w:r>
+        <w:t xml:space="preserve">Firebase </w:t>
+      </w:r>
+      <w:proofErr w:type="spellStart"/>
+      <w:r>
+        <w:rPr>
+          <w:b/>
+          <w:bCs/>
+          <w:sz w:val="32"/>
+          <w:szCs w:val="32"/>
+        </w:rPr>
+        <w:t>Firestore</w:t>
+      </w:r>
+      <w:proofErr w:type="spellEnd"/>
       <w:r>
         <w:rPr>
           <w:sz w:val="32"/>
@@ -779,6 +792,7 @@
           <w:szCs w:val="32"/>
         </w:rPr>
       </w:pPr>
+      <w:proofErr w:type="spellStart"/>
       <w:proofErr w:type="gramStart"/>
       <w:r>
         <w:rPr>
@@ -790,6 +804,7 @@
         </w:rPr>
         <w:t>stream.listen</w:t>
       </w:r>
+      <w:proofErr w:type="spellEnd"/>
       <w:proofErr w:type="gramEnd"/>
       <w:r>
         <w:rPr>
@@ -857,6 +872,7 @@
           <w:szCs w:val="32"/>
         </w:rPr>
       </w:pPr>
+      <w:proofErr w:type="spellStart"/>
       <w:proofErr w:type="gramStart"/>
       <w:r>
         <w:rPr>
@@ -869,6 +885,7 @@
         <w:lastRenderedPageBreak/>
         <w:t>stream.cancel</w:t>
       </w:r>
+      <w:proofErr w:type="spellEnd"/>
       <w:proofErr w:type="gramEnd"/>
       <w:r>
         <w:rPr>
@@ -1461,6 +1478,7 @@
         </w:rPr>
         <w:t xml:space="preserve">Stream&lt;int&gt; </w:t>
       </w:r>
+      <w:proofErr w:type="spellStart"/>
       <w:proofErr w:type="gramStart"/>
       <w:r>
         <w:rPr>
@@ -1470,7 +1488,18 @@
           <w:sz w:val="32"/>
           <w:szCs w:val="32"/>
         </w:rPr>
-        <w:t>allNumbers(</w:t>
+        <w:t>allNumbers</w:t>
+      </w:r>
+      <w:proofErr w:type="spellEnd"/>
+      <w:r>
+        <w:rPr>
+          <w:b/>
+          <w:bCs/>
+          <w:color w:val="D86DCB" w:themeColor="accent5" w:themeTint="99"/>
+          <w:sz w:val="32"/>
+          <w:szCs w:val="32"/>
+        </w:rPr>
+        <w:t>(</w:t>
       </w:r>
       <w:proofErr w:type="gramEnd"/>
       <w:r>
@@ -1697,15 +1726,27 @@
           <w:szCs w:val="32"/>
         </w:rPr>
       </w:pPr>
-      <w:r>
-        <w:rPr>
-          <w:b/>
-          <w:bCs/>
-          <w:color w:val="D86DCB" w:themeColor="accent5" w:themeTint="99"/>
-          <w:sz w:val="32"/>
-          <w:szCs w:val="32"/>
-        </w:rPr>
-        <w:t>allNumbers(</w:t>
+      <w:proofErr w:type="spellStart"/>
+      <w:r>
+        <w:rPr>
+          <w:b/>
+          <w:bCs/>
+          <w:color w:val="D86DCB" w:themeColor="accent5" w:themeTint="99"/>
+          <w:sz w:val="32"/>
+          <w:szCs w:val="32"/>
+        </w:rPr>
+        <w:t>allNumbers</w:t>
+      </w:r>
+      <w:proofErr w:type="spellEnd"/>
+      <w:r>
+        <w:rPr>
+          <w:b/>
+          <w:bCs/>
+          <w:color w:val="D86DCB" w:themeColor="accent5" w:themeTint="99"/>
+          <w:sz w:val="32"/>
+          <w:szCs w:val="32"/>
+        </w:rPr>
+        <w:t>(</w:t>
       </w:r>
       <w:proofErr w:type="gramStart"/>
       <w:r>
@@ -1837,17 +1878,7 @@
           <w:sz w:val="32"/>
           <w:szCs w:val="32"/>
         </w:rPr>
-        <w:t>)) {</w:t>
-      </w:r>
-      <w:r>
-        <w:rPr>
-          <w:b/>
-          <w:bCs/>
-          <w:color w:val="D86DCB" w:themeColor="accent5" w:themeTint="99"/>
-          <w:sz w:val="32"/>
-          <w:szCs w:val="32"/>
-        </w:rPr>
-        <w:t xml:space="preserve"> // yield* is the short for this</w:t>
+        <w:t>)) { // yield* is the short for this</w:t>
       </w:r>
     </w:p>
     <w:p>
@@ -2012,15 +2043,6 @@
     </w:p>
     <w:p>
       <w:pPr>
-        <w:jc w:val="both"/>
-        <w:rPr>
-          <w:sz w:val="32"/>
-          <w:szCs w:val="32"/>
-        </w:rPr>
-      </w:pPr>
-    </w:p>
-    <w:p>
-      <w:pPr>
         <w:jc w:val="center"/>
         <w:rPr>
           <w:sz w:val="32"/>
@@ -2079,6 +2101,7 @@
         </w:rPr>
         <w:t xml:space="preserve"># </w:t>
       </w:r>
+      <w:proofErr w:type="spellStart"/>
       <w:r>
         <w:rPr>
           <w:b/>
@@ -2088,6 +2111,7 @@
         </w:rPr>
         <w:t>StreamController</w:t>
       </w:r>
+      <w:proofErr w:type="spellEnd"/>
       <w:r>
         <w:rPr>
           <w:sz w:val="32"/>
@@ -2151,7 +2175,27 @@
           <w:sz w:val="32"/>
           <w:szCs w:val="32"/>
         </w:rPr>
-        <w:t xml:space="preserve"> StreamController&lt;T&gt;</w:t>
+        <w:t xml:space="preserve"> </w:t>
+      </w:r>
+      <w:proofErr w:type="spellStart"/>
+      <w:r>
+        <w:rPr>
+          <w:b/>
+          <w:bCs/>
+          <w:sz w:val="32"/>
+          <w:szCs w:val="32"/>
+        </w:rPr>
+        <w:t>StreamController</w:t>
+      </w:r>
+      <w:proofErr w:type="spellEnd"/>
+      <w:r>
+        <w:rPr>
+          <w:b/>
+          <w:bCs/>
+          <w:sz w:val="32"/>
+          <w:szCs w:val="32"/>
+        </w:rPr>
+        <w:t>&lt;T&gt;</w:t>
       </w:r>
       <w:r>
         <w:rPr>
@@ -2283,6 +2327,7 @@
         </w:rPr>
         <w:t xml:space="preserve"># IMPORTANT, after listening to the </w:t>
       </w:r>
+      <w:proofErr w:type="spellStart"/>
       <w:r>
         <w:rPr>
           <w:b/>
@@ -2292,6 +2337,7 @@
         </w:rPr>
         <w:t>StreamController</w:t>
       </w:r>
+      <w:proofErr w:type="spellEnd"/>
       <w:r>
         <w:rPr>
           <w:sz w:val="32"/>
@@ -2299,6 +2345,7 @@
         </w:rPr>
         <w:t xml:space="preserve"> dispose it using </w:t>
       </w:r>
+      <w:proofErr w:type="spellStart"/>
       <w:proofErr w:type="gramStart"/>
       <w:r>
         <w:rPr>
@@ -2309,6 +2356,7 @@
         </w:rPr>
         <w:t>controller.close</w:t>
       </w:r>
+      <w:proofErr w:type="spellEnd"/>
       <w:proofErr w:type="gramEnd"/>
       <w:r>
         <w:rPr>
@@ -2348,6 +2396,7 @@
         </w:rPr>
         <w:t>import '</w:t>
       </w:r>
+      <w:proofErr w:type="spellStart"/>
       <w:proofErr w:type="gramStart"/>
       <w:r>
         <w:rPr>
@@ -2359,6 +2408,7 @@
         </w:rPr>
         <w:t>dart:async</w:t>
       </w:r>
+      <w:proofErr w:type="spellEnd"/>
       <w:proofErr w:type="gramEnd"/>
       <w:r>
         <w:rPr>
@@ -2434,7 +2484,29 @@
           <w:sz w:val="32"/>
           <w:szCs w:val="32"/>
         </w:rPr>
-        <w:t xml:space="preserve">  final controller = StreamController&lt;String</w:t>
+        <w:t xml:space="preserve">  final controller = </w:t>
+      </w:r>
+      <w:proofErr w:type="spellStart"/>
+      <w:r>
+        <w:rPr>
+          <w:b/>
+          <w:bCs/>
+          <w:color w:val="D86DCB" w:themeColor="accent5" w:themeTint="99"/>
+          <w:sz w:val="32"/>
+          <w:szCs w:val="32"/>
+        </w:rPr>
+        <w:t>StreamController</w:t>
+      </w:r>
+      <w:proofErr w:type="spellEnd"/>
+      <w:r>
+        <w:rPr>
+          <w:b/>
+          <w:bCs/>
+          <w:color w:val="D86DCB" w:themeColor="accent5" w:themeTint="99"/>
+          <w:sz w:val="32"/>
+          <w:szCs w:val="32"/>
+        </w:rPr>
+        <w:t>&lt;String</w:t>
       </w:r>
       <w:proofErr w:type="gramStart"/>
       <w:r>
@@ -2480,6 +2552,7 @@
         </w:rPr>
         <w:t xml:space="preserve">  </w:t>
       </w:r>
+      <w:proofErr w:type="spellStart"/>
       <w:proofErr w:type="gramStart"/>
       <w:r>
         <w:rPr>
@@ -2500,7 +2573,18 @@
           <w:sz w:val="32"/>
           <w:szCs w:val="32"/>
         </w:rPr>
-        <w:t>.listen((message) {</w:t>
+        <w:t>.listen</w:t>
+      </w:r>
+      <w:proofErr w:type="spellEnd"/>
+      <w:r>
+        <w:rPr>
+          <w:b/>
+          <w:bCs/>
+          <w:color w:val="D86DCB" w:themeColor="accent5" w:themeTint="99"/>
+          <w:sz w:val="32"/>
+          <w:szCs w:val="32"/>
+        </w:rPr>
+        <w:t>((message) {</w:t>
       </w:r>
     </w:p>
     <w:p>
@@ -2566,52 +2650,97 @@
           <w:sz w:val="32"/>
           <w:szCs w:val="32"/>
         </w:rPr>
-        <w:t xml:space="preserve">  controller.add("Hello");</w:t>
-      </w:r>
-    </w:p>
-    <w:p>
-      <w:pPr>
-        <w:jc w:val="both"/>
-        <w:rPr>
-          <w:b/>
-          <w:bCs/>
-          <w:color w:val="D86DCB" w:themeColor="accent5" w:themeTint="99"/>
-          <w:sz w:val="32"/>
-          <w:szCs w:val="32"/>
-        </w:rPr>
-      </w:pPr>
-      <w:r>
-        <w:rPr>
-          <w:b/>
-          <w:bCs/>
-          <w:color w:val="D86DCB" w:themeColor="accent5" w:themeTint="99"/>
-          <w:sz w:val="32"/>
-          <w:szCs w:val="32"/>
-        </w:rPr>
-        <w:t xml:space="preserve">  controller.add("World");</w:t>
-      </w:r>
-    </w:p>
-    <w:p>
-      <w:pPr>
-        <w:jc w:val="both"/>
-        <w:rPr>
-          <w:b/>
-          <w:bCs/>
-          <w:color w:val="D86DCB" w:themeColor="accent5" w:themeTint="99"/>
-          <w:sz w:val="32"/>
-          <w:szCs w:val="32"/>
-        </w:rPr>
-      </w:pPr>
-      <w:r>
-        <w:rPr>
-          <w:b/>
-          <w:bCs/>
-          <w:color w:val="D86DCB" w:themeColor="accent5" w:themeTint="99"/>
-          <w:sz w:val="32"/>
-          <w:szCs w:val="32"/>
-        </w:rPr>
         <w:t xml:space="preserve">  </w:t>
       </w:r>
+      <w:proofErr w:type="spellStart"/>
+      <w:r>
+        <w:rPr>
+          <w:b/>
+          <w:bCs/>
+          <w:color w:val="D86DCB" w:themeColor="accent5" w:themeTint="99"/>
+          <w:sz w:val="32"/>
+          <w:szCs w:val="32"/>
+        </w:rPr>
+        <w:t>controller.add</w:t>
+      </w:r>
+      <w:proofErr w:type="spellEnd"/>
+      <w:r>
+        <w:rPr>
+          <w:b/>
+          <w:bCs/>
+          <w:color w:val="D86DCB" w:themeColor="accent5" w:themeTint="99"/>
+          <w:sz w:val="32"/>
+          <w:szCs w:val="32"/>
+        </w:rPr>
+        <w:t>("Hello");</w:t>
+      </w:r>
+    </w:p>
+    <w:p>
+      <w:pPr>
+        <w:jc w:val="both"/>
+        <w:rPr>
+          <w:b/>
+          <w:bCs/>
+          <w:color w:val="D86DCB" w:themeColor="accent5" w:themeTint="99"/>
+          <w:sz w:val="32"/>
+          <w:szCs w:val="32"/>
+        </w:rPr>
+      </w:pPr>
+      <w:r>
+        <w:rPr>
+          <w:b/>
+          <w:bCs/>
+          <w:color w:val="D86DCB" w:themeColor="accent5" w:themeTint="99"/>
+          <w:sz w:val="32"/>
+          <w:szCs w:val="32"/>
+        </w:rPr>
+        <w:t xml:space="preserve">  </w:t>
+      </w:r>
+      <w:proofErr w:type="spellStart"/>
+      <w:r>
+        <w:rPr>
+          <w:b/>
+          <w:bCs/>
+          <w:color w:val="D86DCB" w:themeColor="accent5" w:themeTint="99"/>
+          <w:sz w:val="32"/>
+          <w:szCs w:val="32"/>
+        </w:rPr>
+        <w:t>controller.add</w:t>
+      </w:r>
+      <w:proofErr w:type="spellEnd"/>
+      <w:r>
+        <w:rPr>
+          <w:b/>
+          <w:bCs/>
+          <w:color w:val="D86DCB" w:themeColor="accent5" w:themeTint="99"/>
+          <w:sz w:val="32"/>
+          <w:szCs w:val="32"/>
+        </w:rPr>
+        <w:t>("World");</w:t>
+      </w:r>
+    </w:p>
+    <w:p>
+      <w:pPr>
+        <w:jc w:val="both"/>
+        <w:rPr>
+          <w:b/>
+          <w:bCs/>
+          <w:color w:val="D86DCB" w:themeColor="accent5" w:themeTint="99"/>
+          <w:sz w:val="32"/>
+          <w:szCs w:val="32"/>
+        </w:rPr>
+      </w:pPr>
+      <w:r>
+        <w:rPr>
+          <w:b/>
+          <w:bCs/>
+          <w:color w:val="D86DCB" w:themeColor="accent5" w:themeTint="99"/>
+          <w:sz w:val="32"/>
+          <w:szCs w:val="32"/>
+        </w:rPr>
+        <w:t xml:space="preserve">  </w:t>
+      </w:r>
+      <w:proofErr w:type="spellStart"/>
       <w:proofErr w:type="gramStart"/>
       <w:r>
         <w:rPr>
@@ -2623,6 +2752,7 @@
         </w:rPr>
         <w:t>controller.close</w:t>
       </w:r>
+      <w:proofErr w:type="spellEnd"/>
       <w:proofErr w:type="gramEnd"/>
       <w:r>
         <w:rPr>
@@ -2765,15 +2895,49 @@
           <w:szCs w:val="32"/>
         </w:rPr>
       </w:pPr>
-      <w:r>
-        <w:rPr>
-          <w:b/>
-          <w:bCs/>
-          <w:color w:val="D86DCB" w:themeColor="accent5" w:themeTint="99"/>
-          <w:sz w:val="32"/>
-          <w:szCs w:val="32"/>
-        </w:rPr>
-        <w:t>controller.add(newMessage);</w:t>
+      <w:proofErr w:type="spellStart"/>
+      <w:r>
+        <w:rPr>
+          <w:b/>
+          <w:bCs/>
+          <w:color w:val="D86DCB" w:themeColor="accent5" w:themeTint="99"/>
+          <w:sz w:val="32"/>
+          <w:szCs w:val="32"/>
+        </w:rPr>
+        <w:t>controller.add</w:t>
+      </w:r>
+      <w:proofErr w:type="spellEnd"/>
+      <w:r>
+        <w:rPr>
+          <w:b/>
+          <w:bCs/>
+          <w:color w:val="D86DCB" w:themeColor="accent5" w:themeTint="99"/>
+          <w:sz w:val="32"/>
+          <w:szCs w:val="32"/>
+        </w:rPr>
+        <w:t>(</w:t>
+      </w:r>
+      <w:proofErr w:type="spellStart"/>
+      <w:r>
+        <w:rPr>
+          <w:b/>
+          <w:bCs/>
+          <w:color w:val="D86DCB" w:themeColor="accent5" w:themeTint="99"/>
+          <w:sz w:val="32"/>
+          <w:szCs w:val="32"/>
+        </w:rPr>
+        <w:t>newMessage</w:t>
+      </w:r>
+      <w:proofErr w:type="spellEnd"/>
+      <w:r>
+        <w:rPr>
+          <w:b/>
+          <w:bCs/>
+          <w:color w:val="D86DCB" w:themeColor="accent5" w:themeTint="99"/>
+          <w:sz w:val="32"/>
+          <w:szCs w:val="32"/>
+        </w:rPr>
+        <w:t>);</w:t>
       </w:r>
     </w:p>
     <w:p>
@@ -2792,6 +2956,7 @@
         <w:lastRenderedPageBreak/>
         <w:t xml:space="preserve"># Our </w:t>
       </w:r>
+      <w:proofErr w:type="spellStart"/>
       <w:r>
         <w:rPr>
           <w:b/>
@@ -2801,6 +2966,7 @@
         </w:rPr>
         <w:t>StremBuilder</w:t>
       </w:r>
+      <w:proofErr w:type="spellEnd"/>
       <w:r>
         <w:rPr>
           <w:sz w:val="32"/>
@@ -2808,6 +2974,7 @@
         </w:rPr>
         <w:t xml:space="preserve"> is listening. We don’t manually call </w:t>
       </w:r>
+      <w:proofErr w:type="spellStart"/>
       <w:proofErr w:type="gramStart"/>
       <w:r>
         <w:rPr>
@@ -2816,7 +2983,17 @@
           <w:sz w:val="32"/>
           <w:szCs w:val="32"/>
         </w:rPr>
-        <w:t>setState(</w:t>
+        <w:t>setState</w:t>
+      </w:r>
+      <w:proofErr w:type="spellEnd"/>
+      <w:r>
+        <w:rPr>
+          <w:b/>
+          <w:bCs/>
+          <w:sz w:val="32"/>
+          <w:szCs w:val="32"/>
+        </w:rPr>
+        <w:t>(</w:t>
       </w:r>
       <w:proofErr w:type="gramEnd"/>
       <w:r>
@@ -2916,6 +3093,7 @@
           <w:szCs w:val="26"/>
         </w:rPr>
       </w:pPr>
+      <w:proofErr w:type="spellStart"/>
       <w:r>
         <w:rPr>
           <w:b/>
@@ -2925,6 +3103,7 @@
         </w:rPr>
         <w:t>StreamController</w:t>
       </w:r>
+      <w:proofErr w:type="spellEnd"/>
     </w:p>
     <w:p>
       <w:pPr>
@@ -2986,6 +3165,7 @@
           <w:szCs w:val="26"/>
         </w:rPr>
       </w:pPr>
+      <w:proofErr w:type="spellStart"/>
       <w:r>
         <w:rPr>
           <w:b/>
@@ -2995,6 +3175,7 @@
         </w:rPr>
         <w:t>StreamBuilder</w:t>
       </w:r>
+      <w:proofErr w:type="spellEnd"/>
     </w:p>
     <w:p>
       <w:pPr>
@@ -3088,7 +3269,23 @@
           <w:sz w:val="32"/>
           <w:szCs w:val="32"/>
         </w:rPr>
-        <w:t>Stream vs StreamController:</w:t>
+        <w:t xml:space="preserve">Stream vs </w:t>
+      </w:r>
+      <w:proofErr w:type="spellStart"/>
+      <w:r>
+        <w:rPr>
+          <w:sz w:val="32"/>
+          <w:szCs w:val="32"/>
+        </w:rPr>
+        <w:t>StreamController</w:t>
+      </w:r>
+      <w:proofErr w:type="spellEnd"/>
+      <w:r>
+        <w:rPr>
+          <w:sz w:val="32"/>
+          <w:szCs w:val="32"/>
+        </w:rPr>
+        <w:t>:</w:t>
       </w:r>
     </w:p>
     <w:p>
@@ -3160,6 +3357,7 @@
                 <w:szCs w:val="32"/>
               </w:rPr>
             </w:pPr>
+            <w:proofErr w:type="spellStart"/>
             <w:r>
               <w:rPr>
                 <w:sz w:val="32"/>
@@ -3167,6 +3365,7 @@
               </w:rPr>
               <w:t>StreamController</w:t>
             </w:r>
+            <w:proofErr w:type="spellEnd"/>
           </w:p>
         </w:tc>
       </w:tr>
@@ -3351,6 +3550,7 @@
         </w:rPr>
         <w:t xml:space="preserve">When </w:t>
       </w:r>
+      <w:proofErr w:type="spellStart"/>
       <w:r>
         <w:rPr>
           <w:sz w:val="32"/>
@@ -3358,6 +3558,7 @@
         </w:rPr>
         <w:t>StreamController</w:t>
       </w:r>
+      <w:proofErr w:type="spellEnd"/>
       <w:r>
         <w:rPr>
           <w:sz w:val="32"/>
@@ -3443,6 +3644,7 @@
           <w:szCs w:val="32"/>
         </w:rPr>
       </w:pPr>
+      <w:proofErr w:type="spellStart"/>
       <w:r>
         <w:rPr>
           <w:b/>
@@ -3452,6 +3654,7 @@
         </w:rPr>
         <w:t>WebSockets</w:t>
       </w:r>
+      <w:proofErr w:type="spellEnd"/>
     </w:p>
     <w:p>
       <w:pPr>
@@ -3558,6 +3761,7 @@
           <w:szCs w:val="32"/>
         </w:rPr>
       </w:pPr>
+      <w:proofErr w:type="spellStart"/>
       <w:proofErr w:type="gramStart"/>
       <w:r>
         <w:rPr>
@@ -3569,6 +3773,7 @@
         </w:rPr>
         <w:t>stream.listen</w:t>
       </w:r>
+      <w:proofErr w:type="spellEnd"/>
       <w:proofErr w:type="gramEnd"/>
       <w:r>
         <w:rPr>
@@ -3600,92 +3805,66 @@
           <w:sz w:val="32"/>
           <w:szCs w:val="32"/>
         </w:rPr>
-        <w:t>// O</w:t>
-      </w:r>
-      <w:r>
-        <w:rPr>
-          <w:b/>
-          <w:bCs/>
-          <w:color w:val="D86DCB" w:themeColor="accent5" w:themeTint="99"/>
-          <w:sz w:val="32"/>
-          <w:szCs w:val="32"/>
-        </w:rPr>
-        <w:t>r</w:t>
-      </w:r>
-    </w:p>
-    <w:p>
-      <w:pPr>
-        <w:jc w:val="both"/>
-        <w:rPr>
-          <w:b/>
-          <w:bCs/>
-          <w:color w:val="D86DCB" w:themeColor="accent5" w:themeTint="99"/>
-          <w:sz w:val="32"/>
-          <w:szCs w:val="32"/>
-        </w:rPr>
-      </w:pPr>
-      <w:r>
-        <w:rPr>
-          <w:b/>
-          <w:bCs/>
-          <w:color w:val="D86DCB" w:themeColor="accent5" w:themeTint="99"/>
-          <w:sz w:val="32"/>
-          <w:szCs w:val="32"/>
-        </w:rPr>
-        <w:t>StreamBuilder(...)</w:t>
-      </w:r>
-    </w:p>
-    <w:p>
-      <w:pPr>
-        <w:jc w:val="both"/>
-        <w:rPr>
-          <w:sz w:val="32"/>
-          <w:szCs w:val="32"/>
-        </w:rPr>
-      </w:pPr>
-    </w:p>
-    <w:p>
-      <w:pPr>
-        <w:jc w:val="both"/>
-        <w:rPr>
-          <w:sz w:val="32"/>
-          <w:szCs w:val="32"/>
-        </w:rPr>
-      </w:pPr>
-      <w:r>
-        <w:rPr>
-          <w:sz w:val="32"/>
-          <w:szCs w:val="32"/>
-        </w:rPr>
-        <w:t xml:space="preserve">Usage of </w:t>
-      </w:r>
-      <w:r>
-        <w:rPr>
-          <w:sz w:val="32"/>
-          <w:szCs w:val="32"/>
-        </w:rPr>
-        <w:t>Streams</w:t>
-      </w:r>
-      <w:r>
-        <w:rPr>
-          <w:sz w:val="32"/>
-          <w:szCs w:val="32"/>
-        </w:rPr>
-        <w:t xml:space="preserve"> </w:t>
-      </w:r>
-      <w:r>
-        <w:rPr>
-          <w:sz w:val="32"/>
-          <w:szCs w:val="32"/>
-        </w:rPr>
-        <w:t>in Flutte</w:t>
-      </w:r>
-      <w:r>
-        <w:rPr>
-          <w:sz w:val="32"/>
-          <w:szCs w:val="32"/>
-        </w:rPr>
-        <w:t>r:</w:t>
+        <w:t>// Or</w:t>
+      </w:r>
+    </w:p>
+    <w:p>
+      <w:pPr>
+        <w:jc w:val="both"/>
+        <w:rPr>
+          <w:b/>
+          <w:bCs/>
+          <w:color w:val="D86DCB" w:themeColor="accent5" w:themeTint="99"/>
+          <w:sz w:val="32"/>
+          <w:szCs w:val="32"/>
+        </w:rPr>
+      </w:pPr>
+      <w:proofErr w:type="spellStart"/>
+      <w:r>
+        <w:rPr>
+          <w:b/>
+          <w:bCs/>
+          <w:color w:val="D86DCB" w:themeColor="accent5" w:themeTint="99"/>
+          <w:sz w:val="32"/>
+          <w:szCs w:val="32"/>
+        </w:rPr>
+        <w:t>StreamBuilder</w:t>
+      </w:r>
+      <w:proofErr w:type="spellEnd"/>
+      <w:r>
+        <w:rPr>
+          <w:b/>
+          <w:bCs/>
+          <w:color w:val="D86DCB" w:themeColor="accent5" w:themeTint="99"/>
+          <w:sz w:val="32"/>
+          <w:szCs w:val="32"/>
+        </w:rPr>
+        <w:t>(...)</w:t>
+      </w:r>
+    </w:p>
+    <w:p>
+      <w:pPr>
+        <w:jc w:val="both"/>
+        <w:rPr>
+          <w:sz w:val="32"/>
+          <w:szCs w:val="32"/>
+        </w:rPr>
+      </w:pPr>
+    </w:p>
+    <w:p>
+      <w:pPr>
+        <w:jc w:val="both"/>
+        <w:rPr>
+          <w:sz w:val="32"/>
+          <w:szCs w:val="32"/>
+        </w:rPr>
+      </w:pPr>
+      <w:r>
+        <w:rPr>
+          <w:sz w:val="32"/>
+          <w:szCs w:val="32"/>
+        </w:rPr>
+        <w:t>Usage of Streams in Flutter:</w:t>
       </w:r>
     </w:p>
     <w:p>
@@ -3726,6 +3905,7 @@
           <w:szCs w:val="32"/>
         </w:rPr>
       </w:pPr>
+      <w:proofErr w:type="spellStart"/>
       <w:r>
         <w:rPr>
           <w:b/>
@@ -3735,6 +3915,7 @@
         </w:rPr>
         <w:t>StreamBuilder</w:t>
       </w:r>
+      <w:proofErr w:type="spellEnd"/>
     </w:p>
     <w:p>
       <w:pPr>
@@ -3756,8 +3937,19 @@
           <w:sz w:val="32"/>
           <w:szCs w:val="32"/>
         </w:rPr>
-        <w:t>Firebase Firestore</w:t>
-      </w:r>
+        <w:t xml:space="preserve">Firebase </w:t>
+      </w:r>
+      <w:proofErr w:type="spellStart"/>
+      <w:r>
+        <w:rPr>
+          <w:b/>
+          <w:bCs/>
+          <w:sz w:val="32"/>
+          <w:szCs w:val="32"/>
+        </w:rPr>
+        <w:t>Firestore</w:t>
+      </w:r>
+      <w:proofErr w:type="spellEnd"/>
       <w:r>
         <w:rPr>
           <w:sz w:val="32"/>
@@ -3808,6 +4000,7 @@
           <w:szCs w:val="32"/>
         </w:rPr>
       </w:pPr>
+      <w:proofErr w:type="spellStart"/>
       <w:r>
         <w:rPr>
           <w:b/>
@@ -3817,6 +4010,7 @@
         </w:rPr>
         <w:t>WebSockets</w:t>
       </w:r>
+      <w:proofErr w:type="spellEnd"/>
     </w:p>
     <w:p>
       <w:pPr>
@@ -3978,6 +4172,7 @@
           <w:szCs w:val="28"/>
         </w:rPr>
       </w:pPr>
+      <w:proofErr w:type="spellStart"/>
       <w:r>
         <w:rPr>
           <w:b/>
@@ -3985,7 +4180,37 @@
           <w:sz w:val="28"/>
           <w:szCs w:val="28"/>
         </w:rPr>
-        <w:t>StreamController → Produces events → Stream → StreamBuilder/UI</w:t>
+        <w:t>StreamController</w:t>
+      </w:r>
+      <w:proofErr w:type="spellEnd"/>
+      <w:r>
+        <w:rPr>
+          <w:b/>
+          <w:bCs/>
+          <w:sz w:val="28"/>
+          <w:szCs w:val="28"/>
+        </w:rPr>
+        <w:t xml:space="preserve"> → Produces events → Stream → </w:t>
+      </w:r>
+      <w:proofErr w:type="spellStart"/>
+      <w:r>
+        <w:rPr>
+          <w:b/>
+          <w:bCs/>
+          <w:sz w:val="28"/>
+          <w:szCs w:val="28"/>
+        </w:rPr>
+        <w:t>StreamBuilder</w:t>
+      </w:r>
+      <w:proofErr w:type="spellEnd"/>
+      <w:r>
+        <w:rPr>
+          <w:b/>
+          <w:bCs/>
+          <w:sz w:val="28"/>
+          <w:szCs w:val="28"/>
+        </w:rPr>
+        <w:t>/UI</w:t>
       </w:r>
     </w:p>
     <w:p>
@@ -5234,6 +5459,7 @@
   <w:style w:type="character" w:default="1" w:styleId="DefaultParagraphFont">
     <w:name w:val="Default Paragraph Font"/>
     <w:uiPriority w:val="1"/>
+    <w:semiHidden/>
     <w:unhideWhenUsed/>
   </w:style>
   <w:style w:type="table" w:default="1" w:styleId="TableNormal">

--- a/d3_dart_stream_basics_and_stream_controllers.docx
+++ b/d3_dart_stream_basics_and_stream_controllers.docx
@@ -1219,7 +1219,23 @@
           <w:sz w:val="32"/>
           <w:szCs w:val="32"/>
         </w:rPr>
-        <w:t xml:space="preserve">in the method that returns a Stream. There’s </w:t>
+        <w:t xml:space="preserve">in the method that returns a </w:t>
+      </w:r>
+      <w:r>
+        <w:rPr>
+          <w:b/>
+          <w:bCs/>
+          <w:sz w:val="32"/>
+          <w:szCs w:val="32"/>
+        </w:rPr>
+        <w:t>Stream</w:t>
+      </w:r>
+      <w:r>
+        <w:rPr>
+          <w:sz w:val="32"/>
+          <w:szCs w:val="32"/>
+        </w:rPr>
+        <w:t xml:space="preserve">. There’s </w:t>
       </w:r>
       <w:r>
         <w:rPr>
@@ -1240,6 +1256,11 @@
     </w:p>
     <w:p>
       <w:pPr>
+        <w:pStyle w:val="ListParagraph"/>
+        <w:numPr>
+          <w:ilvl w:val="0"/>
+          <w:numId w:val="6"/>
+        </w:numPr>
         <w:jc w:val="both"/>
         <w:rPr>
           <w:sz w:val="32"/>
@@ -1263,10 +1284,6 @@
         <w:t xml:space="preserve"> value </w:t>
       </w:r>
       <w:r>
-        <w:rPr>
-          <w:sz w:val="32"/>
-          <w:szCs w:val="32"/>
-        </w:rPr>
         <w:sym w:font="Wingdings" w:char="F0E0"/>
       </w:r>
       <w:r>
@@ -1279,6 +1296,11 @@
     </w:p>
     <w:p>
       <w:pPr>
+        <w:pStyle w:val="ListParagraph"/>
+        <w:numPr>
+          <w:ilvl w:val="0"/>
+          <w:numId w:val="6"/>
+        </w:numPr>
         <w:jc w:val="both"/>
         <w:rPr>
           <w:sz w:val="32"/>
@@ -1311,10 +1333,6 @@
         <w:t xml:space="preserve"> stream </w:t>
       </w:r>
       <w:r>
-        <w:rPr>
-          <w:sz w:val="32"/>
-          <w:szCs w:val="32"/>
-        </w:rPr>
         <w:sym w:font="Wingdings" w:char="F0E0"/>
       </w:r>
       <w:r>
@@ -4613,9 +4631,9 @@
     </w:lvl>
   </w:abstractNum>
   <w:abstractNum w:abstractNumId="3" w15:restartNumberingAfterBreak="0">
-    <w:nsid w:val="7BF9408D"/>
+    <w:nsid w:val="78397F3D"/>
     <w:multiLevelType w:val="hybridMultilevel"/>
-    <w:tmpl w:val="3F5E6CBE"/>
+    <w:tmpl w:val="367474AA"/>
     <w:lvl w:ilvl="0" w:tplc="04090001">
       <w:start w:val="1"/>
       <w:numFmt w:val="bullet"/>
@@ -4634,7 +4652,7 @@
       <w:lvlText w:val="o"/>
       <w:lvlJc w:val="left"/>
       <w:pPr>
-        <w:ind w:left="1440" w:hanging="360"/>
+        <w:ind w:left="1080" w:hanging="360"/>
       </w:pPr>
       <w:rPr>
         <w:rFonts w:ascii="Courier New" w:hAnsi="Courier New" w:cs="Courier New" w:hint="default"/>
@@ -4646,7 +4664,7 @@
       <w:lvlText w:val=""/>
       <w:lvlJc w:val="left"/>
       <w:pPr>
-        <w:ind w:left="2160" w:hanging="360"/>
+        <w:ind w:left="1800" w:hanging="360"/>
       </w:pPr>
       <w:rPr>
         <w:rFonts w:ascii="Wingdings" w:hAnsi="Wingdings" w:hint="default"/>
@@ -4658,7 +4676,7 @@
       <w:lvlText w:val=""/>
       <w:lvlJc w:val="left"/>
       <w:pPr>
-        <w:ind w:left="2880" w:hanging="360"/>
+        <w:ind w:left="2520" w:hanging="360"/>
       </w:pPr>
       <w:rPr>
         <w:rFonts w:ascii="Symbol" w:hAnsi="Symbol" w:hint="default"/>
@@ -4670,7 +4688,7 @@
       <w:lvlText w:val="o"/>
       <w:lvlJc w:val="left"/>
       <w:pPr>
-        <w:ind w:left="3600" w:hanging="360"/>
+        <w:ind w:left="3240" w:hanging="360"/>
       </w:pPr>
       <w:rPr>
         <w:rFonts w:ascii="Courier New" w:hAnsi="Courier New" w:cs="Courier New" w:hint="default"/>
@@ -4682,7 +4700,7 @@
       <w:lvlText w:val=""/>
       <w:lvlJc w:val="left"/>
       <w:pPr>
-        <w:ind w:left="4320" w:hanging="360"/>
+        <w:ind w:left="3960" w:hanging="360"/>
       </w:pPr>
       <w:rPr>
         <w:rFonts w:ascii="Wingdings" w:hAnsi="Wingdings" w:hint="default"/>
@@ -4694,7 +4712,7 @@
       <w:lvlText w:val=""/>
       <w:lvlJc w:val="left"/>
       <w:pPr>
-        <w:ind w:left="5040" w:hanging="360"/>
+        <w:ind w:left="4680" w:hanging="360"/>
       </w:pPr>
       <w:rPr>
         <w:rFonts w:ascii="Symbol" w:hAnsi="Symbol" w:hint="default"/>
@@ -4706,7 +4724,7 @@
       <w:lvlText w:val="o"/>
       <w:lvlJc w:val="left"/>
       <w:pPr>
-        <w:ind w:left="5760" w:hanging="360"/>
+        <w:ind w:left="5400" w:hanging="360"/>
       </w:pPr>
       <w:rPr>
         <w:rFonts w:ascii="Courier New" w:hAnsi="Courier New" w:cs="Courier New" w:hint="default"/>
@@ -4718,7 +4736,7 @@
       <w:lvlText w:val=""/>
       <w:lvlJc w:val="left"/>
       <w:pPr>
-        <w:ind w:left="6480" w:hanging="360"/>
+        <w:ind w:left="6120" w:hanging="360"/>
       </w:pPr>
       <w:rPr>
         <w:rFonts w:ascii="Wingdings" w:hAnsi="Wingdings" w:hint="default"/>
@@ -4726,9 +4744,9 @@
     </w:lvl>
   </w:abstractNum>
   <w:abstractNum w:abstractNumId="4" w15:restartNumberingAfterBreak="0">
-    <w:nsid w:val="7D1D0DBF"/>
+    <w:nsid w:val="7BF9408D"/>
     <w:multiLevelType w:val="hybridMultilevel"/>
-    <w:tmpl w:val="36A4B7A4"/>
+    <w:tmpl w:val="3F5E6CBE"/>
     <w:lvl w:ilvl="0" w:tplc="04090001">
       <w:start w:val="1"/>
       <w:numFmt w:val="bullet"/>
@@ -4747,7 +4765,7 @@
       <w:lvlText w:val="o"/>
       <w:lvlJc w:val="left"/>
       <w:pPr>
-        <w:ind w:left="1080" w:hanging="360"/>
+        <w:ind w:left="1440" w:hanging="360"/>
       </w:pPr>
       <w:rPr>
         <w:rFonts w:ascii="Courier New" w:hAnsi="Courier New" w:cs="Courier New" w:hint="default"/>
@@ -4759,7 +4777,7 @@
       <w:lvlText w:val=""/>
       <w:lvlJc w:val="left"/>
       <w:pPr>
-        <w:ind w:left="1800" w:hanging="360"/>
+        <w:ind w:left="2160" w:hanging="360"/>
       </w:pPr>
       <w:rPr>
         <w:rFonts w:ascii="Wingdings" w:hAnsi="Wingdings" w:hint="default"/>
@@ -4771,7 +4789,7 @@
       <w:lvlText w:val=""/>
       <w:lvlJc w:val="left"/>
       <w:pPr>
-        <w:ind w:left="2520" w:hanging="360"/>
+        <w:ind w:left="2880" w:hanging="360"/>
       </w:pPr>
       <w:rPr>
         <w:rFonts w:ascii="Symbol" w:hAnsi="Symbol" w:hint="default"/>
@@ -4783,7 +4801,7 @@
       <w:lvlText w:val="o"/>
       <w:lvlJc w:val="left"/>
       <w:pPr>
-        <w:ind w:left="3240" w:hanging="360"/>
+        <w:ind w:left="3600" w:hanging="360"/>
       </w:pPr>
       <w:rPr>
         <w:rFonts w:ascii="Courier New" w:hAnsi="Courier New" w:cs="Courier New" w:hint="default"/>
@@ -4795,7 +4813,7 @@
       <w:lvlText w:val=""/>
       <w:lvlJc w:val="left"/>
       <w:pPr>
-        <w:ind w:left="3960" w:hanging="360"/>
+        <w:ind w:left="4320" w:hanging="360"/>
       </w:pPr>
       <w:rPr>
         <w:rFonts w:ascii="Wingdings" w:hAnsi="Wingdings" w:hint="default"/>
@@ -4807,7 +4825,7 @@
       <w:lvlText w:val=""/>
       <w:lvlJc w:val="left"/>
       <w:pPr>
-        <w:ind w:left="4680" w:hanging="360"/>
+        <w:ind w:left="5040" w:hanging="360"/>
       </w:pPr>
       <w:rPr>
         <w:rFonts w:ascii="Symbol" w:hAnsi="Symbol" w:hint="default"/>
@@ -4819,7 +4837,7 @@
       <w:lvlText w:val="o"/>
       <w:lvlJc w:val="left"/>
       <w:pPr>
-        <w:ind w:left="5400" w:hanging="360"/>
+        <w:ind w:left="5760" w:hanging="360"/>
       </w:pPr>
       <w:rPr>
         <w:rFonts w:ascii="Courier New" w:hAnsi="Courier New" w:cs="Courier New" w:hint="default"/>
@@ -4831,6 +4849,119 @@
       <w:lvlText w:val=""/>
       <w:lvlJc w:val="left"/>
       <w:pPr>
+        <w:ind w:left="6480" w:hanging="360"/>
+      </w:pPr>
+      <w:rPr>
+        <w:rFonts w:ascii="Wingdings" w:hAnsi="Wingdings" w:hint="default"/>
+      </w:rPr>
+    </w:lvl>
+  </w:abstractNum>
+  <w:abstractNum w:abstractNumId="5" w15:restartNumberingAfterBreak="0">
+    <w:nsid w:val="7D1D0DBF"/>
+    <w:multiLevelType w:val="hybridMultilevel"/>
+    <w:tmpl w:val="36A4B7A4"/>
+    <w:lvl w:ilvl="0" w:tplc="04090001">
+      <w:start w:val="1"/>
+      <w:numFmt w:val="bullet"/>
+      <w:lvlText w:val=""/>
+      <w:lvlJc w:val="left"/>
+      <w:pPr>
+        <w:ind w:left="360" w:hanging="360"/>
+      </w:pPr>
+      <w:rPr>
+        <w:rFonts w:ascii="Symbol" w:hAnsi="Symbol" w:hint="default"/>
+      </w:rPr>
+    </w:lvl>
+    <w:lvl w:ilvl="1" w:tplc="04090003" w:tentative="1">
+      <w:start w:val="1"/>
+      <w:numFmt w:val="bullet"/>
+      <w:lvlText w:val="o"/>
+      <w:lvlJc w:val="left"/>
+      <w:pPr>
+        <w:ind w:left="1080" w:hanging="360"/>
+      </w:pPr>
+      <w:rPr>
+        <w:rFonts w:ascii="Courier New" w:hAnsi="Courier New" w:cs="Courier New" w:hint="default"/>
+      </w:rPr>
+    </w:lvl>
+    <w:lvl w:ilvl="2" w:tplc="04090005" w:tentative="1">
+      <w:start w:val="1"/>
+      <w:numFmt w:val="bullet"/>
+      <w:lvlText w:val=""/>
+      <w:lvlJc w:val="left"/>
+      <w:pPr>
+        <w:ind w:left="1800" w:hanging="360"/>
+      </w:pPr>
+      <w:rPr>
+        <w:rFonts w:ascii="Wingdings" w:hAnsi="Wingdings" w:hint="default"/>
+      </w:rPr>
+    </w:lvl>
+    <w:lvl w:ilvl="3" w:tplc="04090001" w:tentative="1">
+      <w:start w:val="1"/>
+      <w:numFmt w:val="bullet"/>
+      <w:lvlText w:val=""/>
+      <w:lvlJc w:val="left"/>
+      <w:pPr>
+        <w:ind w:left="2520" w:hanging="360"/>
+      </w:pPr>
+      <w:rPr>
+        <w:rFonts w:ascii="Symbol" w:hAnsi="Symbol" w:hint="default"/>
+      </w:rPr>
+    </w:lvl>
+    <w:lvl w:ilvl="4" w:tplc="04090003" w:tentative="1">
+      <w:start w:val="1"/>
+      <w:numFmt w:val="bullet"/>
+      <w:lvlText w:val="o"/>
+      <w:lvlJc w:val="left"/>
+      <w:pPr>
+        <w:ind w:left="3240" w:hanging="360"/>
+      </w:pPr>
+      <w:rPr>
+        <w:rFonts w:ascii="Courier New" w:hAnsi="Courier New" w:cs="Courier New" w:hint="default"/>
+      </w:rPr>
+    </w:lvl>
+    <w:lvl w:ilvl="5" w:tplc="04090005" w:tentative="1">
+      <w:start w:val="1"/>
+      <w:numFmt w:val="bullet"/>
+      <w:lvlText w:val=""/>
+      <w:lvlJc w:val="left"/>
+      <w:pPr>
+        <w:ind w:left="3960" w:hanging="360"/>
+      </w:pPr>
+      <w:rPr>
+        <w:rFonts w:ascii="Wingdings" w:hAnsi="Wingdings" w:hint="default"/>
+      </w:rPr>
+    </w:lvl>
+    <w:lvl w:ilvl="6" w:tplc="04090001" w:tentative="1">
+      <w:start w:val="1"/>
+      <w:numFmt w:val="bullet"/>
+      <w:lvlText w:val=""/>
+      <w:lvlJc w:val="left"/>
+      <w:pPr>
+        <w:ind w:left="4680" w:hanging="360"/>
+      </w:pPr>
+      <w:rPr>
+        <w:rFonts w:ascii="Symbol" w:hAnsi="Symbol" w:hint="default"/>
+      </w:rPr>
+    </w:lvl>
+    <w:lvl w:ilvl="7" w:tplc="04090003" w:tentative="1">
+      <w:start w:val="1"/>
+      <w:numFmt w:val="bullet"/>
+      <w:lvlText w:val="o"/>
+      <w:lvlJc w:val="left"/>
+      <w:pPr>
+        <w:ind w:left="5400" w:hanging="360"/>
+      </w:pPr>
+      <w:rPr>
+        <w:rFonts w:ascii="Courier New" w:hAnsi="Courier New" w:cs="Courier New" w:hint="default"/>
+      </w:rPr>
+    </w:lvl>
+    <w:lvl w:ilvl="8" w:tplc="04090005" w:tentative="1">
+      <w:start w:val="1"/>
+      <w:numFmt w:val="bullet"/>
+      <w:lvlText w:val=""/>
+      <w:lvlJc w:val="left"/>
+      <w:pPr>
         <w:ind w:left="6120" w:hanging="360"/>
       </w:pPr>
       <w:rPr>
@@ -4842,16 +4973,19 @@
     <w:abstractNumId w:val="1"/>
   </w:num>
   <w:num w:numId="2" w16cid:durableId="1158228260">
-    <w:abstractNumId w:val="4"/>
+    <w:abstractNumId w:val="5"/>
   </w:num>
   <w:num w:numId="3" w16cid:durableId="1127314091">
     <w:abstractNumId w:val="2"/>
   </w:num>
   <w:num w:numId="4" w16cid:durableId="797991271">
-    <w:abstractNumId w:val="3"/>
+    <w:abstractNumId w:val="4"/>
   </w:num>
   <w:num w:numId="5" w16cid:durableId="2096702369">
     <w:abstractNumId w:val="0"/>
+  </w:num>
+  <w:num w:numId="6" w16cid:durableId="290325663">
+    <w:abstractNumId w:val="3"/>
   </w:num>
 </w:numbering>
 </file>

--- a/d3_dart_stream_basics_and_stream_controllers.docx
+++ b/d3_dart_stream_basics_and_stream_controllers.docx
@@ -49,6 +49,13 @@
         <w:t>…..</w:t>
       </w:r>
       <w:proofErr w:type="gramEnd"/>
+      <w:r>
+        <w:rPr>
+          <w:sz w:val="32"/>
+          <w:szCs w:val="32"/>
+        </w:rPr>
+        <w:t>2</w:t>
+      </w:r>
     </w:p>
     <w:p>
       <w:pPr>
@@ -79,7 +86,85 @@
           <w:sz w:val="32"/>
           <w:szCs w:val="32"/>
         </w:rPr>
-        <w:t>…………………………………………………………...</w:t>
+        <w:t>……………………………………………………</w:t>
+      </w:r>
+      <w:r>
+        <w:rPr>
+          <w:sz w:val="32"/>
+          <w:szCs w:val="32"/>
+        </w:rPr>
+        <w:t>.</w:t>
+      </w:r>
+      <w:r>
+        <w:rPr>
+          <w:sz w:val="32"/>
+          <w:szCs w:val="32"/>
+        </w:rPr>
+        <w:t>…...</w:t>
+      </w:r>
+      <w:r>
+        <w:rPr>
+          <w:sz w:val="32"/>
+          <w:szCs w:val="32"/>
+        </w:rPr>
+        <w:t>4</w:t>
+      </w:r>
+    </w:p>
+    <w:p>
+      <w:pPr>
+        <w:pStyle w:val="ListParagraph"/>
+        <w:numPr>
+          <w:ilvl w:val="0"/>
+          <w:numId w:val="1"/>
+        </w:numPr>
+        <w:jc w:val="both"/>
+        <w:rPr>
+          <w:sz w:val="32"/>
+          <w:szCs w:val="32"/>
+        </w:rPr>
+      </w:pPr>
+      <w:r>
+        <w:rPr>
+          <w:sz w:val="32"/>
+          <w:szCs w:val="32"/>
+        </w:rPr>
+        <w:t xml:space="preserve">Problem of Indicating API Success in </w:t>
+      </w:r>
+      <w:proofErr w:type="spellStart"/>
+      <w:r>
+        <w:rPr>
+          <w:b/>
+          <w:bCs/>
+          <w:sz w:val="32"/>
+          <w:szCs w:val="32"/>
+        </w:rPr>
+        <w:t>Stream.listen</w:t>
+      </w:r>
+      <w:proofErr w:type="spellEnd"/>
+      <w:proofErr w:type="gramStart"/>
+      <w:r>
+        <w:rPr>
+          <w:b/>
+          <w:bCs/>
+          <w:sz w:val="32"/>
+          <w:szCs w:val="32"/>
+        </w:rPr>
+        <w:t>()</w:t>
+      </w:r>
+      <w:r>
+        <w:rPr>
+          <w:sz w:val="32"/>
+          <w:szCs w:val="32"/>
+        </w:rPr>
+        <w:t>…</w:t>
+      </w:r>
+      <w:proofErr w:type="gramEnd"/>
+      <w:r>
+        <w:rPr>
+          <w:sz w:val="32"/>
+          <w:szCs w:val="32"/>
+        </w:rPr>
+        <w:t>….…….8</w:t>
       </w:r>
     </w:p>
     <w:p>
@@ -4287,6 +4372,5162 @@
       <w:pPr>
         <w:jc w:val="both"/>
         <w:rPr>
+          <w:b/>
+          <w:bCs/>
+          <w:sz w:val="32"/>
+          <w:szCs w:val="32"/>
+        </w:rPr>
+      </w:pPr>
+      <w:r>
+        <w:rPr>
+          <w:b/>
+          <w:bCs/>
+          <w:sz w:val="32"/>
+          <w:szCs w:val="32"/>
+        </w:rPr>
+        <w:lastRenderedPageBreak/>
+        <w:t xml:space="preserve">Problem of Indicating API Call Success in </w:t>
+      </w:r>
+      <w:proofErr w:type="spellStart"/>
+      <w:r>
+        <w:rPr>
+          <w:b/>
+          <w:bCs/>
+          <w:sz w:val="32"/>
+          <w:szCs w:val="32"/>
+        </w:rPr>
+        <w:t>Stream.listen</w:t>
+      </w:r>
+      <w:proofErr w:type="spellEnd"/>
+      <w:r>
+        <w:rPr>
+          <w:b/>
+          <w:bCs/>
+          <w:sz w:val="32"/>
+          <w:szCs w:val="32"/>
+        </w:rPr>
+        <w:t>() Method:</w:t>
+      </w:r>
+    </w:p>
+    <w:p>
+      <w:pPr>
+        <w:jc w:val="both"/>
+        <w:rPr>
+          <w:sz w:val="32"/>
+          <w:szCs w:val="32"/>
+        </w:rPr>
+      </w:pPr>
+      <w:r>
+        <w:rPr>
+          <w:sz w:val="32"/>
+          <w:szCs w:val="32"/>
+        </w:rPr>
+        <w:t xml:space="preserve"># The Problem, if we are calling an API using a </w:t>
+      </w:r>
+      <w:r>
+        <w:rPr>
+          <w:b/>
+          <w:bCs/>
+          <w:sz w:val="32"/>
+          <w:szCs w:val="32"/>
+        </w:rPr>
+        <w:t>Stream</w:t>
+      </w:r>
+      <w:r>
+        <w:rPr>
+          <w:sz w:val="32"/>
+          <w:szCs w:val="32"/>
+        </w:rPr>
+        <w:t xml:space="preserve"> </w:t>
+      </w:r>
+      <w:r>
+        <w:rPr>
+          <w:sz w:val="32"/>
+          <w:szCs w:val="32"/>
+        </w:rPr>
+        <w:t>value</w:t>
+      </w:r>
+      <w:r>
+        <w:rPr>
+          <w:sz w:val="32"/>
+          <w:szCs w:val="32"/>
+        </w:rPr>
+        <w:t xml:space="preserve"> of </w:t>
+      </w:r>
+      <w:proofErr w:type="spellStart"/>
+      <w:r>
+        <w:rPr>
+          <w:b/>
+          <w:bCs/>
+          <w:sz w:val="32"/>
+          <w:szCs w:val="32"/>
+        </w:rPr>
+        <w:t>StreamSubscription</w:t>
+      </w:r>
+      <w:proofErr w:type="spellEnd"/>
+      <w:r>
+        <w:rPr>
+          <w:b/>
+          <w:bCs/>
+          <w:sz w:val="32"/>
+          <w:szCs w:val="32"/>
+        </w:rPr>
+        <w:t>&lt;T&gt;</w:t>
+      </w:r>
+      <w:r>
+        <w:rPr>
+          <w:sz w:val="32"/>
+          <w:szCs w:val="32"/>
+        </w:rPr>
+        <w:t xml:space="preserve"> in </w:t>
+      </w:r>
+      <w:proofErr w:type="spellStart"/>
+      <w:r>
+        <w:rPr>
+          <w:b/>
+          <w:bCs/>
+          <w:sz w:val="32"/>
+          <w:szCs w:val="32"/>
+        </w:rPr>
+        <w:t>Stream.listen</w:t>
+      </w:r>
+      <w:proofErr w:type="spellEnd"/>
+      <w:r>
+        <w:rPr>
+          <w:b/>
+          <w:bCs/>
+          <w:sz w:val="32"/>
+          <w:szCs w:val="32"/>
+        </w:rPr>
+        <w:t>()</w:t>
+      </w:r>
+      <w:r>
+        <w:rPr>
+          <w:sz w:val="32"/>
+          <w:szCs w:val="32"/>
+        </w:rPr>
+        <w:t xml:space="preserve"> method then we can’t return a</w:t>
+      </w:r>
+      <w:r>
+        <w:rPr>
+          <w:b/>
+          <w:bCs/>
+          <w:sz w:val="32"/>
+          <w:szCs w:val="32"/>
+        </w:rPr>
+        <w:t xml:space="preserve"> </w:t>
+      </w:r>
+      <w:proofErr w:type="spellStart"/>
+      <w:r>
+        <w:rPr>
+          <w:b/>
+          <w:bCs/>
+          <w:sz w:val="32"/>
+          <w:szCs w:val="32"/>
+        </w:rPr>
+        <w:t>bool</w:t>
+      </w:r>
+      <w:proofErr w:type="spellEnd"/>
+      <w:r>
+        <w:rPr>
+          <w:sz w:val="32"/>
+          <w:szCs w:val="32"/>
+        </w:rPr>
+        <w:t xml:space="preserve"> value indicating API calling success for the UI to know because it’s not a </w:t>
+      </w:r>
+      <w:r>
+        <w:rPr>
+          <w:b/>
+          <w:bCs/>
+          <w:sz w:val="32"/>
+          <w:szCs w:val="32"/>
+        </w:rPr>
+        <w:t>Future</w:t>
+      </w:r>
+      <w:r>
+        <w:rPr>
+          <w:b/>
+          <w:bCs/>
+          <w:sz w:val="32"/>
+          <w:szCs w:val="32"/>
+        </w:rPr>
+        <w:t xml:space="preserve"> </w:t>
+      </w:r>
+      <w:r>
+        <w:rPr>
+          <w:sz w:val="32"/>
+          <w:szCs w:val="32"/>
+        </w:rPr>
+        <w:t>which can be awaited</w:t>
+      </w:r>
+      <w:r>
+        <w:rPr>
+          <w:sz w:val="32"/>
+          <w:szCs w:val="32"/>
+        </w:rPr>
+        <w:t xml:space="preserve"> (one request, one response), it’s a </w:t>
+      </w:r>
+      <w:proofErr w:type="spellStart"/>
+      <w:r>
+        <w:rPr>
+          <w:b/>
+          <w:bCs/>
+          <w:sz w:val="32"/>
+          <w:szCs w:val="32"/>
+        </w:rPr>
+        <w:t>Stream</w:t>
+      </w:r>
+      <w:r>
+        <w:rPr>
+          <w:b/>
+          <w:bCs/>
+          <w:sz w:val="32"/>
+          <w:szCs w:val="32"/>
+        </w:rPr>
+        <w:t>Subscription</w:t>
+      </w:r>
+      <w:proofErr w:type="spellEnd"/>
+      <w:r>
+        <w:rPr>
+          <w:b/>
+          <w:bCs/>
+          <w:sz w:val="32"/>
+          <w:szCs w:val="32"/>
+        </w:rPr>
+        <w:t>&lt;T&gt;</w:t>
+      </w:r>
+    </w:p>
+    <w:p>
+      <w:pPr>
+        <w:jc w:val="both"/>
+        <w:rPr>
+          <w:sz w:val="32"/>
+          <w:szCs w:val="32"/>
+        </w:rPr>
+      </w:pPr>
+      <w:r>
+        <w:rPr>
+          <w:sz w:val="32"/>
+          <w:szCs w:val="32"/>
+        </w:rPr>
+        <w:t xml:space="preserve"># Also </w:t>
+      </w:r>
+      <w:r>
+        <w:rPr>
+          <w:b/>
+          <w:bCs/>
+          <w:sz w:val="32"/>
+          <w:szCs w:val="32"/>
+        </w:rPr>
+        <w:t>await</w:t>
+      </w:r>
+      <w:r>
+        <w:rPr>
+          <w:sz w:val="32"/>
+          <w:szCs w:val="32"/>
+        </w:rPr>
+        <w:t xml:space="preserve"> can’t be added before</w:t>
+      </w:r>
+      <w:r>
+        <w:rPr>
+          <w:b/>
+          <w:bCs/>
+          <w:sz w:val="32"/>
+          <w:szCs w:val="32"/>
+        </w:rPr>
+        <w:t xml:space="preserve"> </w:t>
+      </w:r>
+      <w:proofErr w:type="spellStart"/>
+      <w:r>
+        <w:rPr>
+          <w:b/>
+          <w:bCs/>
+          <w:sz w:val="32"/>
+          <w:szCs w:val="32"/>
+        </w:rPr>
+        <w:t>Stream.listen</w:t>
+      </w:r>
+      <w:proofErr w:type="spellEnd"/>
+      <w:r>
+        <w:rPr>
+          <w:b/>
+          <w:bCs/>
+          <w:sz w:val="32"/>
+          <w:szCs w:val="32"/>
+        </w:rPr>
+        <w:t>()</w:t>
+      </w:r>
+      <w:r>
+        <w:rPr>
+          <w:sz w:val="32"/>
+          <w:szCs w:val="32"/>
+        </w:rPr>
+        <w:t xml:space="preserve"> </w:t>
+      </w:r>
+      <w:r>
+        <w:rPr>
+          <w:sz w:val="32"/>
+          <w:szCs w:val="32"/>
+        </w:rPr>
+        <w:t xml:space="preserve">(Because its </w:t>
+      </w:r>
+      <w:proofErr w:type="spellStart"/>
+      <w:r>
+        <w:rPr>
+          <w:b/>
+          <w:bCs/>
+          <w:sz w:val="32"/>
+          <w:szCs w:val="32"/>
+        </w:rPr>
+        <w:t>StreamSubscription</w:t>
+      </w:r>
+      <w:proofErr w:type="spellEnd"/>
+      <w:r>
+        <w:rPr>
+          <w:b/>
+          <w:bCs/>
+          <w:sz w:val="32"/>
+          <w:szCs w:val="32"/>
+        </w:rPr>
+        <w:t>&lt;T&gt;</w:t>
+      </w:r>
+      <w:r>
+        <w:rPr>
+          <w:sz w:val="32"/>
+          <w:szCs w:val="32"/>
+        </w:rPr>
+        <w:t xml:space="preserve"> not </w:t>
+      </w:r>
+      <w:r>
+        <w:rPr>
+          <w:b/>
+          <w:bCs/>
+          <w:sz w:val="32"/>
+          <w:szCs w:val="32"/>
+        </w:rPr>
+        <w:t>Future&lt;</w:t>
+      </w:r>
+      <w:proofErr w:type="spellStart"/>
+      <w:r>
+        <w:rPr>
+          <w:b/>
+          <w:bCs/>
+          <w:sz w:val="32"/>
+          <w:szCs w:val="32"/>
+        </w:rPr>
+        <w:t>StreamS</w:t>
+      </w:r>
+      <w:proofErr w:type="spellEnd"/>
+      <w:r>
+        <w:rPr>
+          <w:b/>
+          <w:bCs/>
+          <w:sz w:val="32"/>
+          <w:szCs w:val="32"/>
+        </w:rPr>
+        <w:t>…&gt;</w:t>
+      </w:r>
+      <w:r>
+        <w:rPr>
+          <w:sz w:val="32"/>
+          <w:szCs w:val="32"/>
+        </w:rPr>
+        <w:t>)</w:t>
+      </w:r>
+      <w:r>
+        <w:rPr>
+          <w:sz w:val="32"/>
+          <w:szCs w:val="32"/>
+        </w:rPr>
+        <w:t xml:space="preserve"> </w:t>
+      </w:r>
+      <w:r>
+        <w:rPr>
+          <w:sz w:val="32"/>
+          <w:szCs w:val="32"/>
+        </w:rPr>
+        <w:t xml:space="preserve">and even if we do tight coupling and return a </w:t>
+      </w:r>
+      <w:proofErr w:type="spellStart"/>
+      <w:r>
+        <w:rPr>
+          <w:b/>
+          <w:bCs/>
+          <w:sz w:val="32"/>
+          <w:szCs w:val="32"/>
+        </w:rPr>
+        <w:t>bool</w:t>
+      </w:r>
+      <w:proofErr w:type="spellEnd"/>
+      <w:r>
+        <w:rPr>
+          <w:sz w:val="32"/>
+          <w:szCs w:val="32"/>
+        </w:rPr>
+        <w:t xml:space="preserve"> value from </w:t>
+      </w:r>
+      <w:r>
+        <w:rPr>
+          <w:b/>
+          <w:bCs/>
+          <w:sz w:val="32"/>
+          <w:szCs w:val="32"/>
+        </w:rPr>
+        <w:t>_</w:t>
+      </w:r>
+      <w:proofErr w:type="spellStart"/>
+      <w:proofErr w:type="gramStart"/>
+      <w:r>
+        <w:rPr>
+          <w:b/>
+          <w:bCs/>
+          <w:sz w:val="32"/>
+          <w:szCs w:val="32"/>
+        </w:rPr>
+        <w:t>handleAuthDeepLink</w:t>
+      </w:r>
+      <w:proofErr w:type="spellEnd"/>
+      <w:r>
+        <w:rPr>
+          <w:b/>
+          <w:bCs/>
+          <w:sz w:val="32"/>
+          <w:szCs w:val="32"/>
+        </w:rPr>
+        <w:t>(</w:t>
+      </w:r>
+      <w:proofErr w:type="gramEnd"/>
+      <w:r>
+        <w:rPr>
+          <w:b/>
+          <w:bCs/>
+          <w:sz w:val="32"/>
+          <w:szCs w:val="32"/>
+        </w:rPr>
+        <w:t>)</w:t>
+      </w:r>
+      <w:r>
+        <w:rPr>
+          <w:sz w:val="32"/>
+          <w:szCs w:val="32"/>
+        </w:rPr>
+        <w:t xml:space="preserve"> method it won’t simply work because </w:t>
+      </w:r>
+      <w:proofErr w:type="spellStart"/>
+      <w:r>
+        <w:rPr>
+          <w:b/>
+          <w:bCs/>
+          <w:sz w:val="32"/>
+          <w:szCs w:val="32"/>
+        </w:rPr>
+        <w:t>Stream.listen</w:t>
+      </w:r>
+      <w:proofErr w:type="spellEnd"/>
+      <w:r>
+        <w:rPr>
+          <w:b/>
+          <w:bCs/>
+          <w:sz w:val="32"/>
+          <w:szCs w:val="32"/>
+        </w:rPr>
+        <w:t>()</w:t>
+      </w:r>
+      <w:r>
+        <w:rPr>
+          <w:sz w:val="32"/>
+          <w:szCs w:val="32"/>
+        </w:rPr>
+        <w:t xml:space="preserve"> can’t be awaited (sync vs async problems or race conditions) and</w:t>
+      </w:r>
+      <w:r>
+        <w:rPr>
+          <w:b/>
+          <w:bCs/>
+          <w:sz w:val="32"/>
+          <w:szCs w:val="32"/>
+        </w:rPr>
+        <w:t xml:space="preserve"> </w:t>
+      </w:r>
+      <w:proofErr w:type="spellStart"/>
+      <w:r>
+        <w:rPr>
+          <w:b/>
+          <w:bCs/>
+          <w:sz w:val="32"/>
+          <w:szCs w:val="32"/>
+        </w:rPr>
+        <w:t>bool</w:t>
+      </w:r>
+      <w:proofErr w:type="spellEnd"/>
+      <w:r>
+        <w:rPr>
+          <w:sz w:val="32"/>
+          <w:szCs w:val="32"/>
+        </w:rPr>
+        <w:t xml:space="preserve"> value (</w:t>
+      </w:r>
+      <w:proofErr w:type="spellStart"/>
+      <w:r>
+        <w:rPr>
+          <w:b/>
+          <w:bCs/>
+          <w:sz w:val="32"/>
+          <w:szCs w:val="32"/>
+        </w:rPr>
+        <w:t>isSuccess</w:t>
+      </w:r>
+      <w:proofErr w:type="spellEnd"/>
+      <w:r>
+        <w:rPr>
+          <w:sz w:val="32"/>
+          <w:szCs w:val="32"/>
+        </w:rPr>
+        <w:t>) will always be</w:t>
+      </w:r>
+      <w:r>
+        <w:rPr>
+          <w:b/>
+          <w:bCs/>
+          <w:sz w:val="32"/>
+          <w:szCs w:val="32"/>
+        </w:rPr>
+        <w:t xml:space="preserve"> false</w:t>
+      </w:r>
+      <w:r>
+        <w:rPr>
+          <w:b/>
+          <w:bCs/>
+          <w:sz w:val="32"/>
+          <w:szCs w:val="32"/>
+        </w:rPr>
+        <w:t xml:space="preserve"> </w:t>
+      </w:r>
+      <w:r>
+        <w:rPr>
+          <w:sz w:val="32"/>
+          <w:szCs w:val="32"/>
+        </w:rPr>
+        <w:t>(</w:t>
+      </w:r>
+      <w:r>
+        <w:rPr>
+          <w:b/>
+          <w:bCs/>
+          <w:sz w:val="32"/>
+          <w:szCs w:val="32"/>
+        </w:rPr>
+        <w:t>return</w:t>
+      </w:r>
+      <w:r>
+        <w:rPr>
+          <w:sz w:val="32"/>
+          <w:szCs w:val="32"/>
+        </w:rPr>
+        <w:t xml:space="preserve"> </w:t>
+      </w:r>
+      <w:proofErr w:type="spellStart"/>
+      <w:r>
+        <w:rPr>
+          <w:b/>
+          <w:bCs/>
+          <w:sz w:val="32"/>
+          <w:szCs w:val="32"/>
+        </w:rPr>
+        <w:t>isSuccess</w:t>
+      </w:r>
+      <w:proofErr w:type="spellEnd"/>
+      <w:r>
+        <w:rPr>
+          <w:sz w:val="32"/>
+          <w:szCs w:val="32"/>
+        </w:rPr>
+        <w:t xml:space="preserve"> in</w:t>
+      </w:r>
+      <w:r>
+        <w:rPr>
+          <w:b/>
+          <w:bCs/>
+          <w:sz w:val="32"/>
+          <w:szCs w:val="32"/>
+        </w:rPr>
+        <w:t xml:space="preserve"> </w:t>
+      </w:r>
+      <w:proofErr w:type="spellStart"/>
+      <w:r>
+        <w:rPr>
+          <w:b/>
+          <w:bCs/>
+          <w:sz w:val="32"/>
+          <w:szCs w:val="32"/>
+        </w:rPr>
+        <w:t>startAuth</w:t>
+      </w:r>
+      <w:proofErr w:type="spellEnd"/>
+      <w:r>
+        <w:rPr>
+          <w:sz w:val="32"/>
+          <w:szCs w:val="32"/>
+        </w:rPr>
+        <w:t xml:space="preserve"> runs before the </w:t>
+      </w:r>
+      <w:proofErr w:type="spellStart"/>
+      <w:r>
+        <w:rPr>
+          <w:b/>
+          <w:bCs/>
+          <w:sz w:val="32"/>
+          <w:szCs w:val="32"/>
+        </w:rPr>
+        <w:t>isSuccess</w:t>
+      </w:r>
+      <w:proofErr w:type="spellEnd"/>
+      <w:r>
+        <w:rPr>
+          <w:sz w:val="32"/>
+          <w:szCs w:val="32"/>
+        </w:rPr>
+        <w:t xml:space="preserve"> from handler method is returned)</w:t>
+      </w:r>
+    </w:p>
+    <w:p>
+      <w:pPr>
+        <w:jc w:val="both"/>
+        <w:rPr>
+          <w:sz w:val="32"/>
+          <w:szCs w:val="32"/>
+        </w:rPr>
+      </w:pPr>
+      <w:r>
+        <w:rPr>
+          <w:sz w:val="32"/>
+          <w:szCs w:val="32"/>
+        </w:rPr>
+        <w:t xml:space="preserve"># </w:t>
+      </w:r>
+      <w:r>
+        <w:rPr>
+          <w:sz w:val="32"/>
+          <w:szCs w:val="32"/>
+        </w:rPr>
+        <w:t>Solution, i</w:t>
+      </w:r>
+      <w:r>
+        <w:rPr>
+          <w:sz w:val="32"/>
+          <w:szCs w:val="32"/>
+        </w:rPr>
+        <w:t>nstead use State Management for indicating API call</w:t>
+      </w:r>
+      <w:r>
+        <w:rPr>
+          <w:sz w:val="32"/>
+          <w:szCs w:val="32"/>
+        </w:rPr>
+        <w:t>ing</w:t>
+      </w:r>
+      <w:r>
+        <w:rPr>
+          <w:sz w:val="32"/>
+          <w:szCs w:val="32"/>
+        </w:rPr>
+        <w:t xml:space="preserve"> success and </w:t>
+      </w:r>
+      <w:proofErr w:type="spellStart"/>
+      <w:proofErr w:type="gramStart"/>
+      <w:r>
+        <w:rPr>
+          <w:b/>
+          <w:bCs/>
+          <w:sz w:val="32"/>
+          <w:szCs w:val="32"/>
+        </w:rPr>
+        <w:t>startAuth</w:t>
+      </w:r>
+      <w:proofErr w:type="spellEnd"/>
+      <w:r>
+        <w:rPr>
+          <w:b/>
+          <w:bCs/>
+          <w:sz w:val="32"/>
+          <w:szCs w:val="32"/>
+        </w:rPr>
+        <w:t>(</w:t>
+      </w:r>
+      <w:proofErr w:type="gramEnd"/>
+      <w:r>
+        <w:rPr>
+          <w:b/>
+          <w:bCs/>
+          <w:sz w:val="32"/>
+          <w:szCs w:val="32"/>
+        </w:rPr>
+        <w:t>)</w:t>
+      </w:r>
+      <w:r>
+        <w:rPr>
+          <w:sz w:val="32"/>
+          <w:szCs w:val="32"/>
+        </w:rPr>
+        <w:t xml:space="preserve"> method</w:t>
+      </w:r>
+      <w:r>
+        <w:rPr>
+          <w:sz w:val="32"/>
+          <w:szCs w:val="32"/>
+        </w:rPr>
+        <w:t xml:space="preserve"> should return nothing (</w:t>
+      </w:r>
+      <w:r>
+        <w:rPr>
+          <w:b/>
+          <w:bCs/>
+          <w:sz w:val="32"/>
+          <w:szCs w:val="32"/>
+        </w:rPr>
+        <w:t>Future&lt;void&gt;</w:t>
+      </w:r>
+      <w:r>
+        <w:rPr>
+          <w:sz w:val="32"/>
+          <w:szCs w:val="32"/>
+        </w:rPr>
+        <w:t>) it’s just start the</w:t>
+      </w:r>
+      <w:r>
+        <w:rPr>
+          <w:b/>
+          <w:bCs/>
+          <w:sz w:val="32"/>
+          <w:szCs w:val="32"/>
+        </w:rPr>
+        <w:t xml:space="preserve"> </w:t>
+      </w:r>
+      <w:proofErr w:type="spellStart"/>
+      <w:r>
+        <w:rPr>
+          <w:b/>
+          <w:bCs/>
+          <w:sz w:val="32"/>
+          <w:szCs w:val="32"/>
+        </w:rPr>
+        <w:t>Stream.listen</w:t>
+      </w:r>
+      <w:proofErr w:type="spellEnd"/>
+      <w:r>
+        <w:rPr>
+          <w:b/>
+          <w:bCs/>
+          <w:sz w:val="32"/>
+          <w:szCs w:val="32"/>
+        </w:rPr>
+        <w:t>()</w:t>
+      </w:r>
+      <w:r>
+        <w:rPr>
+          <w:sz w:val="32"/>
+          <w:szCs w:val="32"/>
+        </w:rPr>
+        <w:t xml:space="preserve"> which in turn calls the API when value arrives.</w:t>
+      </w:r>
+      <w:r>
+        <w:rPr>
+          <w:sz w:val="32"/>
+          <w:szCs w:val="32"/>
+        </w:rPr>
+        <w:t xml:space="preserve"> UI </w:t>
+      </w:r>
+      <w:r>
+        <w:rPr>
+          <w:sz w:val="32"/>
+          <w:szCs w:val="32"/>
+        </w:rPr>
+        <w:t xml:space="preserve">just watches/listens to the </w:t>
+      </w:r>
+      <w:r>
+        <w:rPr>
+          <w:b/>
+          <w:bCs/>
+          <w:sz w:val="32"/>
+          <w:szCs w:val="32"/>
+        </w:rPr>
+        <w:t>state</w:t>
+      </w:r>
+      <w:r>
+        <w:rPr>
+          <w:sz w:val="32"/>
+          <w:szCs w:val="32"/>
+        </w:rPr>
+        <w:t xml:space="preserve"> of the State Management to know if API succeeded or failed:</w:t>
+      </w:r>
+    </w:p>
+    <w:p>
+      <w:pPr>
+        <w:pStyle w:val="ListParagraph"/>
+        <w:numPr>
+          <w:ilvl w:val="0"/>
+          <w:numId w:val="7"/>
+        </w:numPr>
+        <w:jc w:val="both"/>
+        <w:rPr>
+          <w:sz w:val="32"/>
+          <w:szCs w:val="32"/>
+        </w:rPr>
+      </w:pPr>
+      <w:proofErr w:type="spellStart"/>
+      <w:r>
+        <w:rPr>
+          <w:b/>
+          <w:bCs/>
+          <w:sz w:val="32"/>
+          <w:szCs w:val="32"/>
+        </w:rPr>
+        <w:t>Riverpod</w:t>
+      </w:r>
+      <w:proofErr w:type="spellEnd"/>
+      <w:r>
+        <w:rPr>
+          <w:b/>
+          <w:bCs/>
+          <w:sz w:val="32"/>
+          <w:szCs w:val="32"/>
+        </w:rPr>
+        <w:t>:</w:t>
+      </w:r>
+      <w:r>
+        <w:rPr>
+          <w:sz w:val="32"/>
+          <w:szCs w:val="32"/>
+        </w:rPr>
+        <w:t xml:space="preserve"> </w:t>
+      </w:r>
+      <w:r>
+        <w:rPr>
+          <w:b/>
+          <w:bCs/>
+          <w:sz w:val="32"/>
+          <w:szCs w:val="32"/>
+        </w:rPr>
+        <w:t xml:space="preserve">state = </w:t>
+      </w:r>
+      <w:proofErr w:type="spellStart"/>
+      <w:proofErr w:type="gramStart"/>
+      <w:r>
+        <w:rPr>
+          <w:b/>
+          <w:bCs/>
+          <w:sz w:val="32"/>
+          <w:szCs w:val="32"/>
+        </w:rPr>
+        <w:t>AuthState</w:t>
+      </w:r>
+      <w:proofErr w:type="spellEnd"/>
+      <w:r>
+        <w:rPr>
+          <w:b/>
+          <w:bCs/>
+          <w:sz w:val="32"/>
+          <w:szCs w:val="32"/>
+        </w:rPr>
+        <w:t>(</w:t>
+      </w:r>
+      <w:proofErr w:type="gramEnd"/>
+      <w:r>
+        <w:rPr>
+          <w:b/>
+          <w:bCs/>
+          <w:sz w:val="32"/>
+          <w:szCs w:val="32"/>
+        </w:rPr>
+        <w:t>…)</w:t>
+      </w:r>
+      <w:r>
+        <w:rPr>
+          <w:sz w:val="32"/>
+          <w:szCs w:val="32"/>
+        </w:rPr>
+        <w:t xml:space="preserve"> + </w:t>
+      </w:r>
+      <w:proofErr w:type="spellStart"/>
+      <w:r>
+        <w:rPr>
+          <w:b/>
+          <w:bCs/>
+          <w:sz w:val="32"/>
+          <w:szCs w:val="32"/>
+        </w:rPr>
+        <w:t>state.copyWith</w:t>
+      </w:r>
+      <w:proofErr w:type="spellEnd"/>
+      <w:r>
+        <w:rPr>
+          <w:b/>
+          <w:bCs/>
+          <w:sz w:val="32"/>
+          <w:szCs w:val="32"/>
+        </w:rPr>
+        <w:t>(</w:t>
+      </w:r>
+      <w:proofErr w:type="spellStart"/>
+      <w:r>
+        <w:rPr>
+          <w:b/>
+          <w:bCs/>
+          <w:sz w:val="32"/>
+          <w:szCs w:val="32"/>
+        </w:rPr>
+        <w:t>isSuccess</w:t>
+      </w:r>
+      <w:proofErr w:type="spellEnd"/>
+      <w:r>
+        <w:rPr>
+          <w:b/>
+          <w:bCs/>
+          <w:sz w:val="32"/>
+          <w:szCs w:val="32"/>
+        </w:rPr>
+        <w:t xml:space="preserve">: true) </w:t>
+      </w:r>
+      <w:r>
+        <w:rPr>
+          <w:sz w:val="32"/>
+          <w:szCs w:val="32"/>
+        </w:rPr>
+        <w:t>+</w:t>
+      </w:r>
+      <w:r>
+        <w:rPr>
+          <w:b/>
+          <w:bCs/>
+          <w:sz w:val="32"/>
+          <w:szCs w:val="32"/>
+        </w:rPr>
+        <w:t xml:space="preserve"> </w:t>
+      </w:r>
+      <w:proofErr w:type="spellStart"/>
+      <w:r>
+        <w:rPr>
+          <w:b/>
+          <w:bCs/>
+          <w:sz w:val="32"/>
+          <w:szCs w:val="32"/>
+        </w:rPr>
+        <w:t>ref.watch</w:t>
+      </w:r>
+      <w:proofErr w:type="spellEnd"/>
+      <w:r>
+        <w:rPr>
+          <w:b/>
+          <w:bCs/>
+          <w:sz w:val="32"/>
+          <w:szCs w:val="32"/>
+        </w:rPr>
+        <w:t>(…)</w:t>
+      </w:r>
+    </w:p>
+    <w:p>
+      <w:pPr>
+        <w:pStyle w:val="ListParagraph"/>
+        <w:numPr>
+          <w:ilvl w:val="0"/>
+          <w:numId w:val="7"/>
+        </w:numPr>
+        <w:jc w:val="both"/>
+        <w:rPr>
+          <w:sz w:val="32"/>
+          <w:szCs w:val="32"/>
+        </w:rPr>
+      </w:pPr>
+      <w:r>
+        <w:rPr>
+          <w:b/>
+          <w:bCs/>
+          <w:sz w:val="32"/>
+          <w:szCs w:val="32"/>
+        </w:rPr>
+        <w:t>Provider:</w:t>
+      </w:r>
+      <w:r>
+        <w:rPr>
+          <w:sz w:val="32"/>
+          <w:szCs w:val="32"/>
+        </w:rPr>
+        <w:t xml:space="preserve"> </w:t>
+      </w:r>
+      <w:r>
+        <w:rPr>
+          <w:b/>
+          <w:bCs/>
+          <w:sz w:val="32"/>
+          <w:szCs w:val="32"/>
+        </w:rPr>
+        <w:t>bool _</w:t>
+      </w:r>
+      <w:proofErr w:type="spellStart"/>
+      <w:r>
+        <w:rPr>
+          <w:b/>
+          <w:bCs/>
+          <w:sz w:val="32"/>
+          <w:szCs w:val="32"/>
+        </w:rPr>
+        <w:t>isSuccess</w:t>
+      </w:r>
+      <w:proofErr w:type="spellEnd"/>
+      <w:r>
+        <w:rPr>
+          <w:b/>
+          <w:bCs/>
+          <w:sz w:val="32"/>
+          <w:szCs w:val="32"/>
+        </w:rPr>
+        <w:t xml:space="preserve"> = false</w:t>
+      </w:r>
+      <w:r>
+        <w:rPr>
+          <w:sz w:val="32"/>
+          <w:szCs w:val="32"/>
+        </w:rPr>
+        <w:t xml:space="preserve"> + </w:t>
+      </w:r>
+      <w:proofErr w:type="spellStart"/>
+      <w:proofErr w:type="gramStart"/>
+      <w:r>
+        <w:rPr>
+          <w:b/>
+          <w:bCs/>
+          <w:sz w:val="32"/>
+          <w:szCs w:val="32"/>
+        </w:rPr>
+        <w:t>notifyListeners</w:t>
+      </w:r>
+      <w:proofErr w:type="spellEnd"/>
+      <w:r>
+        <w:rPr>
+          <w:b/>
+          <w:bCs/>
+          <w:sz w:val="32"/>
+          <w:szCs w:val="32"/>
+        </w:rPr>
+        <w:t>(</w:t>
+      </w:r>
+      <w:proofErr w:type="gramEnd"/>
+      <w:r>
+        <w:rPr>
+          <w:b/>
+          <w:bCs/>
+          <w:sz w:val="32"/>
+          <w:szCs w:val="32"/>
+        </w:rPr>
+        <w:t>)</w:t>
+      </w:r>
+      <w:r>
+        <w:rPr>
+          <w:sz w:val="32"/>
+          <w:szCs w:val="32"/>
+        </w:rPr>
+        <w:t xml:space="preserve"> + </w:t>
+      </w:r>
+      <w:proofErr w:type="spellStart"/>
+      <w:r>
+        <w:rPr>
+          <w:b/>
+          <w:bCs/>
+          <w:sz w:val="32"/>
+          <w:szCs w:val="32"/>
+        </w:rPr>
+        <w:t>context.watch</w:t>
+      </w:r>
+      <w:proofErr w:type="spellEnd"/>
+      <w:r>
+        <w:rPr>
+          <w:b/>
+          <w:bCs/>
+          <w:sz w:val="32"/>
+          <w:szCs w:val="32"/>
+        </w:rPr>
+        <w:t>()</w:t>
+      </w:r>
+    </w:p>
+    <w:p>
+      <w:pPr>
+        <w:pStyle w:val="ListParagraph"/>
+        <w:numPr>
+          <w:ilvl w:val="0"/>
+          <w:numId w:val="7"/>
+        </w:numPr>
+        <w:jc w:val="both"/>
+        <w:rPr>
+          <w:sz w:val="32"/>
+          <w:szCs w:val="32"/>
+        </w:rPr>
+      </w:pPr>
+      <w:proofErr w:type="spellStart"/>
+      <w:r>
+        <w:rPr>
+          <w:b/>
+          <w:bCs/>
+          <w:sz w:val="32"/>
+          <w:szCs w:val="32"/>
+        </w:rPr>
+        <w:t>GetX</w:t>
+      </w:r>
+      <w:proofErr w:type="spellEnd"/>
+      <w:r>
+        <w:rPr>
+          <w:b/>
+          <w:bCs/>
+          <w:sz w:val="32"/>
+          <w:szCs w:val="32"/>
+        </w:rPr>
+        <w:t xml:space="preserve">: final bool </w:t>
+      </w:r>
+      <w:proofErr w:type="spellStart"/>
+      <w:r>
+        <w:rPr>
+          <w:b/>
+          <w:bCs/>
+          <w:sz w:val="32"/>
+          <w:szCs w:val="32"/>
+        </w:rPr>
+        <w:t>isSuccess</w:t>
+      </w:r>
+      <w:proofErr w:type="spellEnd"/>
+      <w:r>
+        <w:rPr>
+          <w:b/>
+          <w:bCs/>
+          <w:sz w:val="32"/>
+          <w:szCs w:val="32"/>
+        </w:rPr>
+        <w:t xml:space="preserve"> = </w:t>
+      </w:r>
+      <w:proofErr w:type="spellStart"/>
+      <w:r>
+        <w:rPr>
+          <w:b/>
+          <w:bCs/>
+          <w:sz w:val="32"/>
+          <w:szCs w:val="32"/>
+        </w:rPr>
+        <w:t>false.obs</w:t>
+      </w:r>
+      <w:proofErr w:type="spellEnd"/>
+      <w:r>
+        <w:rPr>
+          <w:sz w:val="32"/>
+          <w:szCs w:val="32"/>
+        </w:rPr>
+        <w:t xml:space="preserve"> +</w:t>
+      </w:r>
+      <w:r>
+        <w:rPr>
+          <w:b/>
+          <w:bCs/>
+          <w:sz w:val="32"/>
+          <w:szCs w:val="32"/>
+        </w:rPr>
+        <w:t xml:space="preserve"> </w:t>
+      </w:r>
+      <w:proofErr w:type="spellStart"/>
+      <w:r>
+        <w:rPr>
+          <w:b/>
+          <w:bCs/>
+          <w:sz w:val="32"/>
+          <w:szCs w:val="32"/>
+        </w:rPr>
+        <w:t>isSuccess.value</w:t>
+      </w:r>
+      <w:proofErr w:type="spellEnd"/>
+      <w:r>
+        <w:rPr>
+          <w:b/>
+          <w:bCs/>
+          <w:sz w:val="32"/>
+          <w:szCs w:val="32"/>
+        </w:rPr>
+        <w:t xml:space="preserve"> = true</w:t>
+      </w:r>
+      <w:r>
+        <w:rPr>
+          <w:sz w:val="32"/>
+          <w:szCs w:val="32"/>
+        </w:rPr>
+        <w:t xml:space="preserve"> + </w:t>
+      </w:r>
+      <w:proofErr w:type="spellStart"/>
+      <w:r>
+        <w:rPr>
+          <w:b/>
+          <w:bCs/>
+          <w:sz w:val="32"/>
+          <w:szCs w:val="32"/>
+        </w:rPr>
+        <w:t>Get.find</w:t>
+      </w:r>
+      <w:proofErr w:type="spellEnd"/>
+      <w:r>
+        <w:rPr>
+          <w:b/>
+          <w:bCs/>
+          <w:sz w:val="32"/>
+          <w:szCs w:val="32"/>
+        </w:rPr>
+        <w:t>&lt;Controller&gt;</w:t>
+      </w:r>
+      <w:r>
+        <w:rPr>
+          <w:sz w:val="32"/>
+          <w:szCs w:val="32"/>
+        </w:rPr>
+        <w:t xml:space="preserve"> + </w:t>
+      </w:r>
+      <w:proofErr w:type="spellStart"/>
+      <w:proofErr w:type="gramStart"/>
+      <w:r>
+        <w:rPr>
+          <w:b/>
+          <w:bCs/>
+          <w:sz w:val="32"/>
+          <w:szCs w:val="32"/>
+        </w:rPr>
+        <w:t>Obx</w:t>
+      </w:r>
+      <w:proofErr w:type="spellEnd"/>
+      <w:r>
+        <w:rPr>
+          <w:b/>
+          <w:bCs/>
+          <w:sz w:val="32"/>
+          <w:szCs w:val="32"/>
+        </w:rPr>
+        <w:t>(</w:t>
+      </w:r>
+      <w:proofErr w:type="gramEnd"/>
+      <w:r>
+        <w:rPr>
+          <w:b/>
+          <w:bCs/>
+          <w:sz w:val="32"/>
+          <w:szCs w:val="32"/>
+        </w:rPr>
+        <w:t>() {})</w:t>
+      </w:r>
+    </w:p>
+    <w:p>
+      <w:pPr>
+        <w:jc w:val="both"/>
+        <w:rPr>
+          <w:sz w:val="32"/>
+          <w:szCs w:val="32"/>
+        </w:rPr>
+      </w:pPr>
+      <w:r>
+        <w:rPr>
+          <w:sz w:val="32"/>
+          <w:szCs w:val="32"/>
+        </w:rPr>
+        <w:t># Code:</w:t>
+      </w:r>
+    </w:p>
+    <w:p>
+      <w:pPr>
+        <w:jc w:val="both"/>
+        <w:rPr>
+          <w:b/>
+          <w:bCs/>
+          <w:color w:val="D86DCB" w:themeColor="accent5" w:themeTint="99"/>
+          <w:sz w:val="32"/>
+          <w:szCs w:val="32"/>
+        </w:rPr>
+      </w:pPr>
+      <w:r>
+        <w:rPr>
+          <w:b/>
+          <w:bCs/>
+          <w:color w:val="D86DCB" w:themeColor="accent5" w:themeTint="99"/>
+          <w:sz w:val="32"/>
+          <w:szCs w:val="32"/>
+        </w:rPr>
+        <w:t>// lib/data/models/</w:t>
+      </w:r>
+      <w:proofErr w:type="spellStart"/>
+      <w:r>
+        <w:rPr>
+          <w:b/>
+          <w:bCs/>
+          <w:color w:val="D86DCB" w:themeColor="accent5" w:themeTint="99"/>
+          <w:sz w:val="32"/>
+          <w:szCs w:val="32"/>
+        </w:rPr>
+        <w:t>auth_state.dart</w:t>
+      </w:r>
+      <w:proofErr w:type="spellEnd"/>
+    </w:p>
+    <w:p>
+      <w:pPr>
+        <w:jc w:val="both"/>
+        <w:rPr>
+          <w:b/>
+          <w:bCs/>
+          <w:color w:val="D86DCB" w:themeColor="accent5" w:themeTint="99"/>
+          <w:sz w:val="32"/>
+          <w:szCs w:val="32"/>
+        </w:rPr>
+      </w:pPr>
+      <w:r>
+        <w:rPr>
+          <w:b/>
+          <w:bCs/>
+          <w:color w:val="D86DCB" w:themeColor="accent5" w:themeTint="99"/>
+          <w:sz w:val="32"/>
+          <w:szCs w:val="32"/>
+        </w:rPr>
+        <w:lastRenderedPageBreak/>
+        <w:t xml:space="preserve">class </w:t>
+      </w:r>
+      <w:proofErr w:type="spellStart"/>
+      <w:r>
+        <w:rPr>
+          <w:b/>
+          <w:bCs/>
+          <w:color w:val="D86DCB" w:themeColor="accent5" w:themeTint="99"/>
+          <w:sz w:val="32"/>
+          <w:szCs w:val="32"/>
+        </w:rPr>
+        <w:t>AuthState</w:t>
+      </w:r>
+      <w:proofErr w:type="spellEnd"/>
+      <w:r>
+        <w:rPr>
+          <w:b/>
+          <w:bCs/>
+          <w:color w:val="D86DCB" w:themeColor="accent5" w:themeTint="99"/>
+          <w:sz w:val="32"/>
+          <w:szCs w:val="32"/>
+        </w:rPr>
+        <w:t xml:space="preserve"> {</w:t>
+      </w:r>
+    </w:p>
+    <w:p>
+      <w:pPr>
+        <w:jc w:val="both"/>
+        <w:rPr>
+          <w:b/>
+          <w:bCs/>
+          <w:color w:val="D86DCB" w:themeColor="accent5" w:themeTint="99"/>
+          <w:sz w:val="32"/>
+          <w:szCs w:val="32"/>
+        </w:rPr>
+      </w:pPr>
+      <w:r>
+        <w:rPr>
+          <w:b/>
+          <w:bCs/>
+          <w:color w:val="D86DCB" w:themeColor="accent5" w:themeTint="99"/>
+          <w:sz w:val="32"/>
+          <w:szCs w:val="32"/>
+        </w:rPr>
+        <w:t xml:space="preserve">  final bool </w:t>
+      </w:r>
+      <w:proofErr w:type="spellStart"/>
+      <w:r>
+        <w:rPr>
+          <w:b/>
+          <w:bCs/>
+          <w:color w:val="D86DCB" w:themeColor="accent5" w:themeTint="99"/>
+          <w:sz w:val="32"/>
+          <w:szCs w:val="32"/>
+        </w:rPr>
+        <w:t>isLoading</w:t>
+      </w:r>
+      <w:proofErr w:type="spellEnd"/>
+      <w:r>
+        <w:rPr>
+          <w:b/>
+          <w:bCs/>
+          <w:color w:val="D86DCB" w:themeColor="accent5" w:themeTint="99"/>
+          <w:sz w:val="32"/>
+          <w:szCs w:val="32"/>
+        </w:rPr>
+        <w:t>;</w:t>
+      </w:r>
+    </w:p>
+    <w:p>
+      <w:pPr>
+        <w:jc w:val="both"/>
+        <w:rPr>
+          <w:b/>
+          <w:bCs/>
+          <w:color w:val="D86DCB" w:themeColor="accent5" w:themeTint="99"/>
+          <w:sz w:val="32"/>
+          <w:szCs w:val="32"/>
+        </w:rPr>
+      </w:pPr>
+      <w:r>
+        <w:rPr>
+          <w:b/>
+          <w:bCs/>
+          <w:color w:val="D86DCB" w:themeColor="accent5" w:themeTint="99"/>
+          <w:sz w:val="32"/>
+          <w:szCs w:val="32"/>
+        </w:rPr>
+        <w:t xml:space="preserve">  final bool </w:t>
+      </w:r>
+      <w:proofErr w:type="spellStart"/>
+      <w:r>
+        <w:rPr>
+          <w:b/>
+          <w:bCs/>
+          <w:color w:val="D86DCB" w:themeColor="accent5" w:themeTint="99"/>
+          <w:sz w:val="32"/>
+          <w:szCs w:val="32"/>
+        </w:rPr>
+        <w:t>isSuccess</w:t>
+      </w:r>
+      <w:proofErr w:type="spellEnd"/>
+      <w:r>
+        <w:rPr>
+          <w:b/>
+          <w:bCs/>
+          <w:color w:val="D86DCB" w:themeColor="accent5" w:themeTint="99"/>
+          <w:sz w:val="32"/>
+          <w:szCs w:val="32"/>
+        </w:rPr>
+        <w:t>;</w:t>
+      </w:r>
+    </w:p>
+    <w:p>
+      <w:pPr>
+        <w:jc w:val="both"/>
+        <w:rPr>
+          <w:b/>
+          <w:bCs/>
+          <w:color w:val="D86DCB" w:themeColor="accent5" w:themeTint="99"/>
+          <w:sz w:val="32"/>
+          <w:szCs w:val="32"/>
+        </w:rPr>
+      </w:pPr>
+      <w:r>
+        <w:rPr>
+          <w:b/>
+          <w:bCs/>
+          <w:color w:val="D86DCB" w:themeColor="accent5" w:themeTint="99"/>
+          <w:sz w:val="32"/>
+          <w:szCs w:val="32"/>
+        </w:rPr>
+        <w:t xml:space="preserve">  const </w:t>
+      </w:r>
+      <w:proofErr w:type="spellStart"/>
+      <w:proofErr w:type="gramStart"/>
+      <w:r>
+        <w:rPr>
+          <w:b/>
+          <w:bCs/>
+          <w:color w:val="D86DCB" w:themeColor="accent5" w:themeTint="99"/>
+          <w:sz w:val="32"/>
+          <w:szCs w:val="32"/>
+        </w:rPr>
+        <w:t>AuthState</w:t>
+      </w:r>
+      <w:proofErr w:type="spellEnd"/>
+      <w:r>
+        <w:rPr>
+          <w:b/>
+          <w:bCs/>
+          <w:color w:val="D86DCB" w:themeColor="accent5" w:themeTint="99"/>
+          <w:sz w:val="32"/>
+          <w:szCs w:val="32"/>
+        </w:rPr>
+        <w:t>(</w:t>
+      </w:r>
+      <w:proofErr w:type="gramEnd"/>
+      <w:r>
+        <w:rPr>
+          <w:b/>
+          <w:bCs/>
+          <w:color w:val="D86DCB" w:themeColor="accent5" w:themeTint="99"/>
+          <w:sz w:val="32"/>
+          <w:szCs w:val="32"/>
+        </w:rPr>
+        <w:t xml:space="preserve">{required </w:t>
+      </w:r>
+      <w:proofErr w:type="spellStart"/>
+      <w:r>
+        <w:rPr>
+          <w:b/>
+          <w:bCs/>
+          <w:color w:val="D86DCB" w:themeColor="accent5" w:themeTint="99"/>
+          <w:sz w:val="32"/>
+          <w:szCs w:val="32"/>
+        </w:rPr>
+        <w:t>this.isLoading</w:t>
+      </w:r>
+      <w:proofErr w:type="spellEnd"/>
+      <w:r>
+        <w:rPr>
+          <w:b/>
+          <w:bCs/>
+          <w:color w:val="D86DCB" w:themeColor="accent5" w:themeTint="99"/>
+          <w:sz w:val="32"/>
+          <w:szCs w:val="32"/>
+        </w:rPr>
+        <w:t xml:space="preserve">, required </w:t>
+      </w:r>
+      <w:proofErr w:type="spellStart"/>
+      <w:r>
+        <w:rPr>
+          <w:b/>
+          <w:bCs/>
+          <w:color w:val="D86DCB" w:themeColor="accent5" w:themeTint="99"/>
+          <w:sz w:val="32"/>
+          <w:szCs w:val="32"/>
+        </w:rPr>
+        <w:t>this.isSuccess</w:t>
+      </w:r>
+      <w:proofErr w:type="spellEnd"/>
+      <w:r>
+        <w:rPr>
+          <w:b/>
+          <w:bCs/>
+          <w:color w:val="D86DCB" w:themeColor="accent5" w:themeTint="99"/>
+          <w:sz w:val="32"/>
+          <w:szCs w:val="32"/>
+        </w:rPr>
+        <w:t>});</w:t>
+      </w:r>
+    </w:p>
+    <w:p>
+      <w:pPr>
+        <w:jc w:val="both"/>
+        <w:rPr>
+          <w:b/>
+          <w:bCs/>
+          <w:color w:val="D86DCB" w:themeColor="accent5" w:themeTint="99"/>
+          <w:sz w:val="32"/>
+          <w:szCs w:val="32"/>
+        </w:rPr>
+      </w:pPr>
+    </w:p>
+    <w:p>
+      <w:pPr>
+        <w:jc w:val="both"/>
+        <w:rPr>
+          <w:b/>
+          <w:bCs/>
+          <w:color w:val="D86DCB" w:themeColor="accent5" w:themeTint="99"/>
+          <w:sz w:val="32"/>
+          <w:szCs w:val="32"/>
+        </w:rPr>
+      </w:pPr>
+      <w:r>
+        <w:rPr>
+          <w:b/>
+          <w:bCs/>
+          <w:color w:val="D86DCB" w:themeColor="accent5" w:themeTint="99"/>
+          <w:sz w:val="32"/>
+          <w:szCs w:val="32"/>
+        </w:rPr>
+        <w:t xml:space="preserve">  </w:t>
+      </w:r>
+      <w:proofErr w:type="spellStart"/>
+      <w:r>
+        <w:rPr>
+          <w:b/>
+          <w:bCs/>
+          <w:color w:val="D86DCB" w:themeColor="accent5" w:themeTint="99"/>
+          <w:sz w:val="32"/>
+          <w:szCs w:val="32"/>
+        </w:rPr>
+        <w:t>AuthState</w:t>
+      </w:r>
+      <w:proofErr w:type="spellEnd"/>
+      <w:r>
+        <w:rPr>
+          <w:b/>
+          <w:bCs/>
+          <w:color w:val="D86DCB" w:themeColor="accent5" w:themeTint="99"/>
+          <w:sz w:val="32"/>
+          <w:szCs w:val="32"/>
+        </w:rPr>
+        <w:t xml:space="preserve"> </w:t>
+      </w:r>
+      <w:proofErr w:type="spellStart"/>
+      <w:proofErr w:type="gramStart"/>
+      <w:r>
+        <w:rPr>
+          <w:b/>
+          <w:bCs/>
+          <w:color w:val="D86DCB" w:themeColor="accent5" w:themeTint="99"/>
+          <w:sz w:val="32"/>
+          <w:szCs w:val="32"/>
+        </w:rPr>
+        <w:t>copyWith</w:t>
+      </w:r>
+      <w:proofErr w:type="spellEnd"/>
+      <w:r>
+        <w:rPr>
+          <w:b/>
+          <w:bCs/>
+          <w:color w:val="D86DCB" w:themeColor="accent5" w:themeTint="99"/>
+          <w:sz w:val="32"/>
+          <w:szCs w:val="32"/>
+        </w:rPr>
+        <w:t>(</w:t>
+      </w:r>
+      <w:proofErr w:type="gramEnd"/>
+      <w:r>
+        <w:rPr>
+          <w:b/>
+          <w:bCs/>
+          <w:color w:val="D86DCB" w:themeColor="accent5" w:themeTint="99"/>
+          <w:sz w:val="32"/>
+          <w:szCs w:val="32"/>
+        </w:rPr>
+        <w:t>{</w:t>
+      </w:r>
+    </w:p>
+    <w:p>
+      <w:pPr>
+        <w:jc w:val="both"/>
+        <w:rPr>
+          <w:b/>
+          <w:bCs/>
+          <w:color w:val="D86DCB" w:themeColor="accent5" w:themeTint="99"/>
+          <w:sz w:val="32"/>
+          <w:szCs w:val="32"/>
+        </w:rPr>
+      </w:pPr>
+      <w:r>
+        <w:rPr>
+          <w:b/>
+          <w:bCs/>
+          <w:color w:val="D86DCB" w:themeColor="accent5" w:themeTint="99"/>
+          <w:sz w:val="32"/>
+          <w:szCs w:val="32"/>
+        </w:rPr>
+        <w:t xml:space="preserve">    bool? </w:t>
+      </w:r>
+      <w:proofErr w:type="spellStart"/>
+      <w:r>
+        <w:rPr>
+          <w:b/>
+          <w:bCs/>
+          <w:color w:val="D86DCB" w:themeColor="accent5" w:themeTint="99"/>
+          <w:sz w:val="32"/>
+          <w:szCs w:val="32"/>
+        </w:rPr>
+        <w:t>isLoading</w:t>
+      </w:r>
+      <w:proofErr w:type="spellEnd"/>
+      <w:r>
+        <w:rPr>
+          <w:b/>
+          <w:bCs/>
+          <w:color w:val="D86DCB" w:themeColor="accent5" w:themeTint="99"/>
+          <w:sz w:val="32"/>
+          <w:szCs w:val="32"/>
+        </w:rPr>
+        <w:t>,</w:t>
+      </w:r>
+    </w:p>
+    <w:p>
+      <w:pPr>
+        <w:jc w:val="both"/>
+        <w:rPr>
+          <w:b/>
+          <w:bCs/>
+          <w:color w:val="D86DCB" w:themeColor="accent5" w:themeTint="99"/>
+          <w:sz w:val="32"/>
+          <w:szCs w:val="32"/>
+        </w:rPr>
+      </w:pPr>
+      <w:r>
+        <w:rPr>
+          <w:b/>
+          <w:bCs/>
+          <w:color w:val="D86DCB" w:themeColor="accent5" w:themeTint="99"/>
+          <w:sz w:val="32"/>
+          <w:szCs w:val="32"/>
+        </w:rPr>
+        <w:t xml:space="preserve">    bool? </w:t>
+      </w:r>
+      <w:proofErr w:type="spellStart"/>
+      <w:r>
+        <w:rPr>
+          <w:b/>
+          <w:bCs/>
+          <w:color w:val="D86DCB" w:themeColor="accent5" w:themeTint="99"/>
+          <w:sz w:val="32"/>
+          <w:szCs w:val="32"/>
+        </w:rPr>
+        <w:t>isSuccess</w:t>
+      </w:r>
+      <w:proofErr w:type="spellEnd"/>
+      <w:r>
+        <w:rPr>
+          <w:b/>
+          <w:bCs/>
+          <w:color w:val="D86DCB" w:themeColor="accent5" w:themeTint="99"/>
+          <w:sz w:val="32"/>
+          <w:szCs w:val="32"/>
+        </w:rPr>
+        <w:t>,</w:t>
+      </w:r>
+    </w:p>
+    <w:p>
+      <w:pPr>
+        <w:jc w:val="both"/>
+        <w:rPr>
+          <w:b/>
+          <w:bCs/>
+          <w:color w:val="D86DCB" w:themeColor="accent5" w:themeTint="99"/>
+          <w:sz w:val="32"/>
+          <w:szCs w:val="32"/>
+        </w:rPr>
+      </w:pPr>
+      <w:r>
+        <w:rPr>
+          <w:b/>
+          <w:bCs/>
+          <w:color w:val="D86DCB" w:themeColor="accent5" w:themeTint="99"/>
+          <w:sz w:val="32"/>
+          <w:szCs w:val="32"/>
+        </w:rPr>
+        <w:t xml:space="preserve">  }) {</w:t>
+      </w:r>
+    </w:p>
+    <w:p>
+      <w:pPr>
+        <w:jc w:val="both"/>
+        <w:rPr>
+          <w:b/>
+          <w:bCs/>
+          <w:color w:val="D86DCB" w:themeColor="accent5" w:themeTint="99"/>
+          <w:sz w:val="32"/>
+          <w:szCs w:val="32"/>
+        </w:rPr>
+      </w:pPr>
+      <w:r>
+        <w:rPr>
+          <w:b/>
+          <w:bCs/>
+          <w:color w:val="D86DCB" w:themeColor="accent5" w:themeTint="99"/>
+          <w:sz w:val="32"/>
+          <w:szCs w:val="32"/>
+        </w:rPr>
+        <w:t xml:space="preserve">    return </w:t>
+      </w:r>
+      <w:proofErr w:type="spellStart"/>
+      <w:proofErr w:type="gramStart"/>
+      <w:r>
+        <w:rPr>
+          <w:b/>
+          <w:bCs/>
+          <w:color w:val="D86DCB" w:themeColor="accent5" w:themeTint="99"/>
+          <w:sz w:val="32"/>
+          <w:szCs w:val="32"/>
+        </w:rPr>
+        <w:t>AuthState</w:t>
+      </w:r>
+      <w:proofErr w:type="spellEnd"/>
+      <w:r>
+        <w:rPr>
+          <w:b/>
+          <w:bCs/>
+          <w:color w:val="D86DCB" w:themeColor="accent5" w:themeTint="99"/>
+          <w:sz w:val="32"/>
+          <w:szCs w:val="32"/>
+        </w:rPr>
+        <w:t>(</w:t>
+      </w:r>
+      <w:proofErr w:type="gramEnd"/>
+    </w:p>
+    <w:p>
+      <w:pPr>
+        <w:jc w:val="both"/>
+        <w:rPr>
+          <w:b/>
+          <w:bCs/>
+          <w:color w:val="D86DCB" w:themeColor="accent5" w:themeTint="99"/>
+          <w:sz w:val="32"/>
+          <w:szCs w:val="32"/>
+        </w:rPr>
+      </w:pPr>
+      <w:r>
+        <w:rPr>
+          <w:b/>
+          <w:bCs/>
+          <w:color w:val="D86DCB" w:themeColor="accent5" w:themeTint="99"/>
+          <w:sz w:val="32"/>
+          <w:szCs w:val="32"/>
+        </w:rPr>
+        <w:t xml:space="preserve">      </w:t>
+      </w:r>
+      <w:proofErr w:type="spellStart"/>
+      <w:r>
+        <w:rPr>
+          <w:b/>
+          <w:bCs/>
+          <w:color w:val="D86DCB" w:themeColor="accent5" w:themeTint="99"/>
+          <w:sz w:val="32"/>
+          <w:szCs w:val="32"/>
+        </w:rPr>
+        <w:t>isLoading</w:t>
+      </w:r>
+      <w:proofErr w:type="spellEnd"/>
+      <w:r>
+        <w:rPr>
+          <w:b/>
+          <w:bCs/>
+          <w:color w:val="D86DCB" w:themeColor="accent5" w:themeTint="99"/>
+          <w:sz w:val="32"/>
+          <w:szCs w:val="32"/>
+        </w:rPr>
+        <w:t xml:space="preserve">: </w:t>
+      </w:r>
+      <w:proofErr w:type="spellStart"/>
+      <w:r>
+        <w:rPr>
+          <w:b/>
+          <w:bCs/>
+          <w:color w:val="D86DCB" w:themeColor="accent5" w:themeTint="99"/>
+          <w:sz w:val="32"/>
+          <w:szCs w:val="32"/>
+        </w:rPr>
+        <w:t>isLoading</w:t>
+      </w:r>
+      <w:proofErr w:type="spellEnd"/>
+      <w:r>
+        <w:rPr>
+          <w:b/>
+          <w:bCs/>
+          <w:color w:val="D86DCB" w:themeColor="accent5" w:themeTint="99"/>
+          <w:sz w:val="32"/>
+          <w:szCs w:val="32"/>
+        </w:rPr>
+        <w:t xml:space="preserve"> ?? </w:t>
+      </w:r>
+      <w:proofErr w:type="spellStart"/>
+      <w:proofErr w:type="gramStart"/>
+      <w:r>
+        <w:rPr>
+          <w:b/>
+          <w:bCs/>
+          <w:color w:val="D86DCB" w:themeColor="accent5" w:themeTint="99"/>
+          <w:sz w:val="32"/>
+          <w:szCs w:val="32"/>
+        </w:rPr>
+        <w:t>this.isLoading</w:t>
+      </w:r>
+      <w:proofErr w:type="spellEnd"/>
+      <w:proofErr w:type="gramEnd"/>
+      <w:r>
+        <w:rPr>
+          <w:b/>
+          <w:bCs/>
+          <w:color w:val="D86DCB" w:themeColor="accent5" w:themeTint="99"/>
+          <w:sz w:val="32"/>
+          <w:szCs w:val="32"/>
+        </w:rPr>
+        <w:t>,</w:t>
+      </w:r>
+    </w:p>
+    <w:p>
+      <w:pPr>
+        <w:jc w:val="both"/>
+        <w:rPr>
+          <w:b/>
+          <w:bCs/>
+          <w:color w:val="D86DCB" w:themeColor="accent5" w:themeTint="99"/>
+          <w:sz w:val="32"/>
+          <w:szCs w:val="32"/>
+        </w:rPr>
+      </w:pPr>
+      <w:r>
+        <w:rPr>
+          <w:b/>
+          <w:bCs/>
+          <w:color w:val="D86DCB" w:themeColor="accent5" w:themeTint="99"/>
+          <w:sz w:val="32"/>
+          <w:szCs w:val="32"/>
+        </w:rPr>
+        <w:t xml:space="preserve">      </w:t>
+      </w:r>
+      <w:proofErr w:type="spellStart"/>
+      <w:r>
+        <w:rPr>
+          <w:b/>
+          <w:bCs/>
+          <w:color w:val="D86DCB" w:themeColor="accent5" w:themeTint="99"/>
+          <w:sz w:val="32"/>
+          <w:szCs w:val="32"/>
+        </w:rPr>
+        <w:t>isSuccess</w:t>
+      </w:r>
+      <w:proofErr w:type="spellEnd"/>
+      <w:r>
+        <w:rPr>
+          <w:b/>
+          <w:bCs/>
+          <w:color w:val="D86DCB" w:themeColor="accent5" w:themeTint="99"/>
+          <w:sz w:val="32"/>
+          <w:szCs w:val="32"/>
+        </w:rPr>
+        <w:t xml:space="preserve">: </w:t>
+      </w:r>
+      <w:proofErr w:type="spellStart"/>
+      <w:r>
+        <w:rPr>
+          <w:b/>
+          <w:bCs/>
+          <w:color w:val="D86DCB" w:themeColor="accent5" w:themeTint="99"/>
+          <w:sz w:val="32"/>
+          <w:szCs w:val="32"/>
+        </w:rPr>
+        <w:t>isSuccess</w:t>
+      </w:r>
+      <w:proofErr w:type="spellEnd"/>
+      <w:r>
+        <w:rPr>
+          <w:b/>
+          <w:bCs/>
+          <w:color w:val="D86DCB" w:themeColor="accent5" w:themeTint="99"/>
+          <w:sz w:val="32"/>
+          <w:szCs w:val="32"/>
+        </w:rPr>
+        <w:t xml:space="preserve"> ?? </w:t>
+      </w:r>
+      <w:proofErr w:type="spellStart"/>
+      <w:proofErr w:type="gramStart"/>
+      <w:r>
+        <w:rPr>
+          <w:b/>
+          <w:bCs/>
+          <w:color w:val="D86DCB" w:themeColor="accent5" w:themeTint="99"/>
+          <w:sz w:val="32"/>
+          <w:szCs w:val="32"/>
+        </w:rPr>
+        <w:t>this.isSuccess</w:t>
+      </w:r>
+      <w:proofErr w:type="spellEnd"/>
+      <w:proofErr w:type="gramEnd"/>
+      <w:r>
+        <w:rPr>
+          <w:b/>
+          <w:bCs/>
+          <w:color w:val="D86DCB" w:themeColor="accent5" w:themeTint="99"/>
+          <w:sz w:val="32"/>
+          <w:szCs w:val="32"/>
+        </w:rPr>
+        <w:t>,</w:t>
+      </w:r>
+    </w:p>
+    <w:p>
+      <w:pPr>
+        <w:jc w:val="both"/>
+        <w:rPr>
+          <w:b/>
+          <w:bCs/>
+          <w:color w:val="D86DCB" w:themeColor="accent5" w:themeTint="99"/>
+          <w:sz w:val="32"/>
+          <w:szCs w:val="32"/>
+        </w:rPr>
+      </w:pPr>
+      <w:r>
+        <w:rPr>
+          <w:b/>
+          <w:bCs/>
+          <w:color w:val="D86DCB" w:themeColor="accent5" w:themeTint="99"/>
+          <w:sz w:val="32"/>
+          <w:szCs w:val="32"/>
+        </w:rPr>
+        <w:t xml:space="preserve">    );</w:t>
+      </w:r>
+    </w:p>
+    <w:p>
+      <w:pPr>
+        <w:jc w:val="both"/>
+        <w:rPr>
+          <w:b/>
+          <w:bCs/>
+          <w:color w:val="D86DCB" w:themeColor="accent5" w:themeTint="99"/>
+          <w:sz w:val="32"/>
+          <w:szCs w:val="32"/>
+        </w:rPr>
+      </w:pPr>
+      <w:r>
+        <w:rPr>
+          <w:b/>
+          <w:bCs/>
+          <w:color w:val="D86DCB" w:themeColor="accent5" w:themeTint="99"/>
+          <w:sz w:val="32"/>
+          <w:szCs w:val="32"/>
+        </w:rPr>
+        <w:t xml:space="preserve">  }</w:t>
+      </w:r>
+    </w:p>
+    <w:p>
+      <w:pPr>
+        <w:jc w:val="both"/>
+        <w:rPr>
+          <w:b/>
+          <w:bCs/>
+          <w:color w:val="D86DCB" w:themeColor="accent5" w:themeTint="99"/>
+          <w:sz w:val="32"/>
+          <w:szCs w:val="32"/>
+        </w:rPr>
+      </w:pPr>
+      <w:r>
+        <w:rPr>
+          <w:b/>
+          <w:bCs/>
+          <w:color w:val="D86DCB" w:themeColor="accent5" w:themeTint="99"/>
+          <w:sz w:val="32"/>
+          <w:szCs w:val="32"/>
+        </w:rPr>
+        <w:t>}</w:t>
+      </w:r>
+    </w:p>
+    <w:p>
+      <w:pPr>
+        <w:jc w:val="both"/>
+        <w:rPr>
+          <w:sz w:val="32"/>
+          <w:szCs w:val="32"/>
+        </w:rPr>
+      </w:pPr>
+      <w:r>
+        <w:rPr>
+          <w:sz w:val="32"/>
+          <w:szCs w:val="32"/>
+        </w:rPr>
+        <w:t xml:space="preserve"># </w:t>
+      </w:r>
+      <w:proofErr w:type="spellStart"/>
+      <w:r>
+        <w:rPr>
+          <w:b/>
+          <w:bCs/>
+          <w:sz w:val="32"/>
+          <w:szCs w:val="32"/>
+        </w:rPr>
+        <w:t>AuthNotifier</w:t>
+      </w:r>
+      <w:proofErr w:type="spellEnd"/>
+      <w:r>
+        <w:rPr>
+          <w:sz w:val="32"/>
+          <w:szCs w:val="32"/>
+        </w:rPr>
+        <w:t xml:space="preserve"> class</w:t>
+      </w:r>
+    </w:p>
+    <w:p>
+      <w:pPr>
+        <w:jc w:val="both"/>
+        <w:rPr>
+          <w:b/>
+          <w:bCs/>
+          <w:color w:val="D86DCB" w:themeColor="accent5" w:themeTint="99"/>
+          <w:sz w:val="32"/>
+          <w:szCs w:val="32"/>
+        </w:rPr>
+      </w:pPr>
+      <w:r>
+        <w:rPr>
+          <w:b/>
+          <w:bCs/>
+          <w:color w:val="D86DCB" w:themeColor="accent5" w:themeTint="99"/>
+          <w:sz w:val="32"/>
+          <w:szCs w:val="32"/>
+        </w:rPr>
+        <w:t xml:space="preserve">class </w:t>
+      </w:r>
+      <w:proofErr w:type="spellStart"/>
+      <w:r>
+        <w:rPr>
+          <w:b/>
+          <w:bCs/>
+          <w:color w:val="D86DCB" w:themeColor="accent5" w:themeTint="99"/>
+          <w:sz w:val="32"/>
+          <w:szCs w:val="32"/>
+        </w:rPr>
+        <w:t>AuthNotifier</w:t>
+      </w:r>
+      <w:proofErr w:type="spellEnd"/>
+      <w:r>
+        <w:rPr>
+          <w:b/>
+          <w:bCs/>
+          <w:color w:val="D86DCB" w:themeColor="accent5" w:themeTint="99"/>
+          <w:sz w:val="32"/>
+          <w:szCs w:val="32"/>
+        </w:rPr>
+        <w:t xml:space="preserve"> extends Notifier&lt;</w:t>
+      </w:r>
+      <w:proofErr w:type="spellStart"/>
+      <w:r>
+        <w:rPr>
+          <w:b/>
+          <w:bCs/>
+          <w:color w:val="D86DCB" w:themeColor="accent5" w:themeTint="99"/>
+          <w:sz w:val="32"/>
+          <w:szCs w:val="32"/>
+        </w:rPr>
+        <w:t>AuthState</w:t>
+      </w:r>
+      <w:proofErr w:type="spellEnd"/>
+      <w:r>
+        <w:rPr>
+          <w:b/>
+          <w:bCs/>
+          <w:color w:val="D86DCB" w:themeColor="accent5" w:themeTint="99"/>
+          <w:sz w:val="32"/>
+          <w:szCs w:val="32"/>
+        </w:rPr>
+        <w:t>&gt; {</w:t>
+      </w:r>
+    </w:p>
+    <w:p>
+      <w:pPr>
+        <w:jc w:val="both"/>
+        <w:rPr>
+          <w:b/>
+          <w:bCs/>
+          <w:color w:val="D86DCB" w:themeColor="accent5" w:themeTint="99"/>
+          <w:sz w:val="32"/>
+          <w:szCs w:val="32"/>
+        </w:rPr>
+      </w:pPr>
+      <w:r>
+        <w:rPr>
+          <w:b/>
+          <w:bCs/>
+          <w:color w:val="D86DCB" w:themeColor="accent5" w:themeTint="99"/>
+          <w:sz w:val="32"/>
+          <w:szCs w:val="32"/>
+        </w:rPr>
+        <w:t xml:space="preserve">  </w:t>
+      </w:r>
+      <w:proofErr w:type="spellStart"/>
+      <w:r>
+        <w:rPr>
+          <w:b/>
+          <w:bCs/>
+          <w:color w:val="D86DCB" w:themeColor="accent5" w:themeTint="99"/>
+          <w:sz w:val="32"/>
+          <w:szCs w:val="32"/>
+        </w:rPr>
+        <w:t>StreamSubscription</w:t>
+      </w:r>
+      <w:proofErr w:type="spellEnd"/>
+      <w:r>
+        <w:rPr>
+          <w:b/>
+          <w:bCs/>
+          <w:color w:val="D86DCB" w:themeColor="accent5" w:themeTint="99"/>
+          <w:sz w:val="32"/>
+          <w:szCs w:val="32"/>
+        </w:rPr>
+        <w:t xml:space="preserve">&lt;Uri&gt;? </w:t>
+      </w:r>
+      <w:proofErr w:type="spellStart"/>
+      <w:r>
+        <w:rPr>
+          <w:b/>
+          <w:bCs/>
+          <w:color w:val="D86DCB" w:themeColor="accent5" w:themeTint="99"/>
+          <w:sz w:val="32"/>
+          <w:szCs w:val="32"/>
+        </w:rPr>
+        <w:t>streamSubscription</w:t>
+      </w:r>
+      <w:proofErr w:type="spellEnd"/>
+      <w:r>
+        <w:rPr>
+          <w:b/>
+          <w:bCs/>
+          <w:color w:val="D86DCB" w:themeColor="accent5" w:themeTint="99"/>
+          <w:sz w:val="32"/>
+          <w:szCs w:val="32"/>
+        </w:rPr>
+        <w:t>;</w:t>
+      </w:r>
+    </w:p>
+    <w:p>
+      <w:pPr>
+        <w:jc w:val="both"/>
+        <w:rPr>
+          <w:b/>
+          <w:bCs/>
+          <w:color w:val="D86DCB" w:themeColor="accent5" w:themeTint="99"/>
+          <w:sz w:val="32"/>
+          <w:szCs w:val="32"/>
+        </w:rPr>
+      </w:pPr>
+      <w:r>
+        <w:rPr>
+          <w:b/>
+          <w:bCs/>
+          <w:color w:val="D86DCB" w:themeColor="accent5" w:themeTint="99"/>
+          <w:sz w:val="32"/>
+          <w:szCs w:val="32"/>
+        </w:rPr>
+        <w:t xml:space="preserve">  // Dependency injection</w:t>
+      </w:r>
+    </w:p>
+    <w:p>
+      <w:pPr>
+        <w:jc w:val="both"/>
+        <w:rPr>
+          <w:b/>
+          <w:bCs/>
+          <w:color w:val="D86DCB" w:themeColor="accent5" w:themeTint="99"/>
+          <w:sz w:val="32"/>
+          <w:szCs w:val="32"/>
+        </w:rPr>
+      </w:pPr>
+      <w:r>
+        <w:rPr>
+          <w:b/>
+          <w:bCs/>
+          <w:color w:val="D86DCB" w:themeColor="accent5" w:themeTint="99"/>
+          <w:sz w:val="32"/>
+          <w:szCs w:val="32"/>
+        </w:rPr>
+        <w:t xml:space="preserve">  </w:t>
+      </w:r>
+      <w:proofErr w:type="spellStart"/>
+      <w:r>
+        <w:rPr>
+          <w:b/>
+          <w:bCs/>
+          <w:color w:val="D86DCB" w:themeColor="accent5" w:themeTint="99"/>
+          <w:sz w:val="32"/>
+          <w:szCs w:val="32"/>
+        </w:rPr>
+        <w:t>DeepLinkService</w:t>
+      </w:r>
+      <w:proofErr w:type="spellEnd"/>
+      <w:r>
+        <w:rPr>
+          <w:b/>
+          <w:bCs/>
+          <w:color w:val="D86DCB" w:themeColor="accent5" w:themeTint="99"/>
+          <w:sz w:val="32"/>
+          <w:szCs w:val="32"/>
+        </w:rPr>
+        <w:t xml:space="preserve"> get </w:t>
+      </w:r>
+      <w:proofErr w:type="spellStart"/>
+      <w:r>
+        <w:rPr>
+          <w:b/>
+          <w:bCs/>
+          <w:color w:val="D86DCB" w:themeColor="accent5" w:themeTint="99"/>
+          <w:sz w:val="32"/>
+          <w:szCs w:val="32"/>
+        </w:rPr>
+        <w:t>deepLinkService</w:t>
+      </w:r>
+      <w:proofErr w:type="spellEnd"/>
+      <w:r>
+        <w:rPr>
+          <w:b/>
+          <w:bCs/>
+          <w:color w:val="D86DCB" w:themeColor="accent5" w:themeTint="99"/>
+          <w:sz w:val="32"/>
+          <w:szCs w:val="32"/>
+        </w:rPr>
+        <w:t xml:space="preserve"> =&gt;</w:t>
+      </w:r>
+    </w:p>
+    <w:p>
+      <w:pPr>
+        <w:jc w:val="both"/>
+        <w:rPr>
+          <w:b/>
+          <w:bCs/>
+          <w:color w:val="D86DCB" w:themeColor="accent5" w:themeTint="99"/>
+          <w:sz w:val="32"/>
+          <w:szCs w:val="32"/>
+        </w:rPr>
+      </w:pPr>
+      <w:r>
+        <w:rPr>
+          <w:b/>
+          <w:bCs/>
+          <w:color w:val="D86DCB" w:themeColor="accent5" w:themeTint="99"/>
+          <w:sz w:val="32"/>
+          <w:szCs w:val="32"/>
+        </w:rPr>
+        <w:t xml:space="preserve">      </w:t>
+      </w:r>
+      <w:proofErr w:type="spellStart"/>
+      <w:proofErr w:type="gramStart"/>
+      <w:r>
+        <w:rPr>
+          <w:b/>
+          <w:bCs/>
+          <w:color w:val="D86DCB" w:themeColor="accent5" w:themeTint="99"/>
+          <w:sz w:val="32"/>
+          <w:szCs w:val="32"/>
+        </w:rPr>
+        <w:t>ref.read</w:t>
+      </w:r>
+      <w:proofErr w:type="spellEnd"/>
+      <w:proofErr w:type="gramEnd"/>
+      <w:r>
+        <w:rPr>
+          <w:b/>
+          <w:bCs/>
+          <w:color w:val="D86DCB" w:themeColor="accent5" w:themeTint="99"/>
+          <w:sz w:val="32"/>
+          <w:szCs w:val="32"/>
+        </w:rPr>
+        <w:t>(</w:t>
+      </w:r>
+      <w:proofErr w:type="spellStart"/>
+      <w:r>
+        <w:rPr>
+          <w:b/>
+          <w:bCs/>
+          <w:color w:val="D86DCB" w:themeColor="accent5" w:themeTint="99"/>
+          <w:sz w:val="32"/>
+          <w:szCs w:val="32"/>
+        </w:rPr>
+        <w:t>deepLinkProvider</w:t>
+      </w:r>
+      <w:proofErr w:type="spellEnd"/>
+      <w:r>
+        <w:rPr>
+          <w:b/>
+          <w:bCs/>
+          <w:color w:val="D86DCB" w:themeColor="accent5" w:themeTint="99"/>
+          <w:sz w:val="32"/>
+          <w:szCs w:val="32"/>
+        </w:rPr>
+        <w:t>);</w:t>
+      </w:r>
+    </w:p>
+    <w:p>
+      <w:pPr>
+        <w:jc w:val="both"/>
+        <w:rPr>
+          <w:b/>
+          <w:bCs/>
+          <w:color w:val="D86DCB" w:themeColor="accent5" w:themeTint="99"/>
+          <w:sz w:val="32"/>
+          <w:szCs w:val="32"/>
+        </w:rPr>
+      </w:pPr>
+      <w:r>
+        <w:rPr>
+          <w:b/>
+          <w:bCs/>
+          <w:color w:val="D86DCB" w:themeColor="accent5" w:themeTint="99"/>
+          <w:sz w:val="32"/>
+          <w:szCs w:val="32"/>
+        </w:rPr>
+        <w:t xml:space="preserve">  </w:t>
+      </w:r>
+      <w:proofErr w:type="spellStart"/>
+      <w:r>
+        <w:rPr>
+          <w:b/>
+          <w:bCs/>
+          <w:color w:val="D86DCB" w:themeColor="accent5" w:themeTint="99"/>
+          <w:sz w:val="32"/>
+          <w:szCs w:val="32"/>
+        </w:rPr>
+        <w:t>ApiService</w:t>
+      </w:r>
+      <w:proofErr w:type="spellEnd"/>
+      <w:r>
+        <w:rPr>
+          <w:b/>
+          <w:bCs/>
+          <w:color w:val="D86DCB" w:themeColor="accent5" w:themeTint="99"/>
+          <w:sz w:val="32"/>
+          <w:szCs w:val="32"/>
+        </w:rPr>
+        <w:t xml:space="preserve"> get </w:t>
+      </w:r>
+      <w:proofErr w:type="spellStart"/>
+      <w:r>
+        <w:rPr>
+          <w:b/>
+          <w:bCs/>
+          <w:color w:val="D86DCB" w:themeColor="accent5" w:themeTint="99"/>
+          <w:sz w:val="32"/>
+          <w:szCs w:val="32"/>
+        </w:rPr>
+        <w:t>apiService</w:t>
+      </w:r>
+      <w:proofErr w:type="spellEnd"/>
+      <w:r>
+        <w:rPr>
+          <w:b/>
+          <w:bCs/>
+          <w:color w:val="D86DCB" w:themeColor="accent5" w:themeTint="99"/>
+          <w:sz w:val="32"/>
+          <w:szCs w:val="32"/>
+        </w:rPr>
+        <w:t xml:space="preserve"> =&gt; </w:t>
+      </w:r>
+      <w:proofErr w:type="spellStart"/>
+      <w:proofErr w:type="gramStart"/>
+      <w:r>
+        <w:rPr>
+          <w:b/>
+          <w:bCs/>
+          <w:color w:val="D86DCB" w:themeColor="accent5" w:themeTint="99"/>
+          <w:sz w:val="32"/>
+          <w:szCs w:val="32"/>
+        </w:rPr>
+        <w:t>ref.read</w:t>
+      </w:r>
+      <w:proofErr w:type="spellEnd"/>
+      <w:proofErr w:type="gramEnd"/>
+      <w:r>
+        <w:rPr>
+          <w:b/>
+          <w:bCs/>
+          <w:color w:val="D86DCB" w:themeColor="accent5" w:themeTint="99"/>
+          <w:sz w:val="32"/>
+          <w:szCs w:val="32"/>
+        </w:rPr>
+        <w:t>(</w:t>
+      </w:r>
+      <w:proofErr w:type="spellStart"/>
+      <w:r>
+        <w:rPr>
+          <w:b/>
+          <w:bCs/>
+          <w:color w:val="D86DCB" w:themeColor="accent5" w:themeTint="99"/>
+          <w:sz w:val="32"/>
+          <w:szCs w:val="32"/>
+        </w:rPr>
+        <w:t>apiServiceProvider</w:t>
+      </w:r>
+      <w:proofErr w:type="spellEnd"/>
+      <w:r>
+        <w:rPr>
+          <w:b/>
+          <w:bCs/>
+          <w:color w:val="D86DCB" w:themeColor="accent5" w:themeTint="99"/>
+          <w:sz w:val="32"/>
+          <w:szCs w:val="32"/>
+        </w:rPr>
+        <w:t>);</w:t>
+      </w:r>
+    </w:p>
+    <w:p>
+      <w:pPr>
+        <w:jc w:val="both"/>
+        <w:rPr>
+          <w:b/>
+          <w:bCs/>
+          <w:color w:val="D86DCB" w:themeColor="accent5" w:themeTint="99"/>
+          <w:sz w:val="32"/>
+          <w:szCs w:val="32"/>
+        </w:rPr>
+      </w:pPr>
+    </w:p>
+    <w:p>
+      <w:pPr>
+        <w:jc w:val="both"/>
+        <w:rPr>
+          <w:b/>
+          <w:bCs/>
+          <w:color w:val="D86DCB" w:themeColor="accent5" w:themeTint="99"/>
+          <w:sz w:val="32"/>
+          <w:szCs w:val="32"/>
+        </w:rPr>
+      </w:pPr>
+      <w:r>
+        <w:rPr>
+          <w:b/>
+          <w:bCs/>
+          <w:color w:val="D86DCB" w:themeColor="accent5" w:themeTint="99"/>
+          <w:sz w:val="32"/>
+          <w:szCs w:val="32"/>
+        </w:rPr>
+        <w:t xml:space="preserve">  @override</w:t>
+      </w:r>
+    </w:p>
+    <w:p>
+      <w:pPr>
+        <w:jc w:val="both"/>
+        <w:rPr>
+          <w:b/>
+          <w:bCs/>
+          <w:color w:val="D86DCB" w:themeColor="accent5" w:themeTint="99"/>
+          <w:sz w:val="32"/>
+          <w:szCs w:val="32"/>
+        </w:rPr>
+      </w:pPr>
+      <w:r>
+        <w:rPr>
+          <w:b/>
+          <w:bCs/>
+          <w:color w:val="D86DCB" w:themeColor="accent5" w:themeTint="99"/>
+          <w:sz w:val="32"/>
+          <w:szCs w:val="32"/>
+        </w:rPr>
+        <w:t xml:space="preserve">  </w:t>
+      </w:r>
+      <w:proofErr w:type="spellStart"/>
+      <w:r>
+        <w:rPr>
+          <w:b/>
+          <w:bCs/>
+          <w:color w:val="D86DCB" w:themeColor="accent5" w:themeTint="99"/>
+          <w:sz w:val="32"/>
+          <w:szCs w:val="32"/>
+        </w:rPr>
+        <w:t>AuthState</w:t>
+      </w:r>
+      <w:proofErr w:type="spellEnd"/>
+      <w:r>
+        <w:rPr>
+          <w:b/>
+          <w:bCs/>
+          <w:color w:val="D86DCB" w:themeColor="accent5" w:themeTint="99"/>
+          <w:sz w:val="32"/>
+          <w:szCs w:val="32"/>
+        </w:rPr>
+        <w:t xml:space="preserve"> </w:t>
+      </w:r>
+      <w:proofErr w:type="gramStart"/>
+      <w:r>
+        <w:rPr>
+          <w:b/>
+          <w:bCs/>
+          <w:color w:val="D86DCB" w:themeColor="accent5" w:themeTint="99"/>
+          <w:sz w:val="32"/>
+          <w:szCs w:val="32"/>
+        </w:rPr>
+        <w:t>build(</w:t>
+      </w:r>
+      <w:proofErr w:type="gramEnd"/>
+      <w:r>
+        <w:rPr>
+          <w:b/>
+          <w:bCs/>
+          <w:color w:val="D86DCB" w:themeColor="accent5" w:themeTint="99"/>
+          <w:sz w:val="32"/>
+          <w:szCs w:val="32"/>
+        </w:rPr>
+        <w:t>) {</w:t>
+      </w:r>
+    </w:p>
+    <w:p>
+      <w:pPr>
+        <w:jc w:val="both"/>
+        <w:rPr>
+          <w:b/>
+          <w:bCs/>
+          <w:color w:val="D86DCB" w:themeColor="accent5" w:themeTint="99"/>
+          <w:sz w:val="32"/>
+          <w:szCs w:val="32"/>
+        </w:rPr>
+      </w:pPr>
+      <w:r>
+        <w:rPr>
+          <w:b/>
+          <w:bCs/>
+          <w:color w:val="D86DCB" w:themeColor="accent5" w:themeTint="99"/>
+          <w:sz w:val="32"/>
+          <w:szCs w:val="32"/>
+        </w:rPr>
+        <w:t xml:space="preserve">    </w:t>
+      </w:r>
+      <w:proofErr w:type="spellStart"/>
+      <w:proofErr w:type="gramStart"/>
+      <w:r>
+        <w:rPr>
+          <w:b/>
+          <w:bCs/>
+          <w:color w:val="D86DCB" w:themeColor="accent5" w:themeTint="99"/>
+          <w:sz w:val="32"/>
+          <w:szCs w:val="32"/>
+        </w:rPr>
+        <w:t>ref.onDispose</w:t>
+      </w:r>
+      <w:proofErr w:type="spellEnd"/>
+      <w:proofErr w:type="gramEnd"/>
+      <w:r>
+        <w:rPr>
+          <w:b/>
+          <w:bCs/>
+          <w:color w:val="D86DCB" w:themeColor="accent5" w:themeTint="99"/>
+          <w:sz w:val="32"/>
+          <w:szCs w:val="32"/>
+        </w:rPr>
+        <w:t>(() {</w:t>
+      </w:r>
+    </w:p>
+    <w:p>
+      <w:pPr>
+        <w:jc w:val="both"/>
+        <w:rPr>
+          <w:b/>
+          <w:bCs/>
+          <w:color w:val="D86DCB" w:themeColor="accent5" w:themeTint="99"/>
+          <w:sz w:val="32"/>
+          <w:szCs w:val="32"/>
+        </w:rPr>
+      </w:pPr>
+      <w:r>
+        <w:rPr>
+          <w:b/>
+          <w:bCs/>
+          <w:color w:val="D86DCB" w:themeColor="accent5" w:themeTint="99"/>
+          <w:sz w:val="32"/>
+          <w:szCs w:val="32"/>
+        </w:rPr>
+        <w:t xml:space="preserve">        </w:t>
+      </w:r>
+      <w:proofErr w:type="spellStart"/>
+      <w:proofErr w:type="gramStart"/>
+      <w:r>
+        <w:rPr>
+          <w:b/>
+          <w:bCs/>
+          <w:color w:val="D86DCB" w:themeColor="accent5" w:themeTint="99"/>
+          <w:sz w:val="32"/>
+          <w:szCs w:val="32"/>
+        </w:rPr>
+        <w:t>streamSubscription</w:t>
+      </w:r>
+      <w:proofErr w:type="spellEnd"/>
+      <w:r>
+        <w:rPr>
+          <w:b/>
+          <w:bCs/>
+          <w:color w:val="D86DCB" w:themeColor="accent5" w:themeTint="99"/>
+          <w:sz w:val="32"/>
+          <w:szCs w:val="32"/>
+        </w:rPr>
+        <w:t>?.</w:t>
+      </w:r>
+      <w:proofErr w:type="gramEnd"/>
+      <w:r>
+        <w:rPr>
+          <w:b/>
+          <w:bCs/>
+          <w:color w:val="D86DCB" w:themeColor="accent5" w:themeTint="99"/>
+          <w:sz w:val="32"/>
+          <w:szCs w:val="32"/>
+        </w:rPr>
+        <w:t>cancel();</w:t>
+      </w:r>
+    </w:p>
+    <w:p>
+      <w:pPr>
+        <w:jc w:val="both"/>
+        <w:rPr>
+          <w:b/>
+          <w:bCs/>
+          <w:color w:val="D86DCB" w:themeColor="accent5" w:themeTint="99"/>
+          <w:sz w:val="32"/>
+          <w:szCs w:val="32"/>
+        </w:rPr>
+      </w:pPr>
+      <w:r>
+        <w:rPr>
+          <w:b/>
+          <w:bCs/>
+          <w:color w:val="D86DCB" w:themeColor="accent5" w:themeTint="99"/>
+          <w:sz w:val="32"/>
+          <w:szCs w:val="32"/>
+        </w:rPr>
+        <w:t xml:space="preserve">    });</w:t>
+      </w:r>
+    </w:p>
+    <w:p>
+      <w:pPr>
+        <w:jc w:val="both"/>
+        <w:rPr>
+          <w:b/>
+          <w:bCs/>
+          <w:color w:val="D86DCB" w:themeColor="accent5" w:themeTint="99"/>
+          <w:sz w:val="32"/>
+          <w:szCs w:val="32"/>
+        </w:rPr>
+      </w:pPr>
+      <w:r>
+        <w:rPr>
+          <w:b/>
+          <w:bCs/>
+          <w:color w:val="D86DCB" w:themeColor="accent5" w:themeTint="99"/>
+          <w:sz w:val="32"/>
+          <w:szCs w:val="32"/>
+        </w:rPr>
+        <w:t xml:space="preserve">    return </w:t>
+      </w:r>
+      <w:proofErr w:type="spellStart"/>
+      <w:proofErr w:type="gramStart"/>
+      <w:r>
+        <w:rPr>
+          <w:b/>
+          <w:bCs/>
+          <w:color w:val="D86DCB" w:themeColor="accent5" w:themeTint="99"/>
+          <w:sz w:val="32"/>
+          <w:szCs w:val="32"/>
+        </w:rPr>
+        <w:t>AuthState</w:t>
+      </w:r>
+      <w:proofErr w:type="spellEnd"/>
+      <w:r>
+        <w:rPr>
+          <w:b/>
+          <w:bCs/>
+          <w:color w:val="D86DCB" w:themeColor="accent5" w:themeTint="99"/>
+          <w:sz w:val="32"/>
+          <w:szCs w:val="32"/>
+        </w:rPr>
+        <w:t>(</w:t>
+      </w:r>
+      <w:proofErr w:type="spellStart"/>
+      <w:proofErr w:type="gramEnd"/>
+      <w:r>
+        <w:rPr>
+          <w:b/>
+          <w:bCs/>
+          <w:color w:val="D86DCB" w:themeColor="accent5" w:themeTint="99"/>
+          <w:sz w:val="32"/>
+          <w:szCs w:val="32"/>
+        </w:rPr>
+        <w:t>isLoading</w:t>
+      </w:r>
+      <w:proofErr w:type="spellEnd"/>
+      <w:r>
+        <w:rPr>
+          <w:b/>
+          <w:bCs/>
+          <w:color w:val="D86DCB" w:themeColor="accent5" w:themeTint="99"/>
+          <w:sz w:val="32"/>
+          <w:szCs w:val="32"/>
+        </w:rPr>
+        <w:t xml:space="preserve">: false, </w:t>
+      </w:r>
+      <w:proofErr w:type="spellStart"/>
+      <w:r>
+        <w:rPr>
+          <w:b/>
+          <w:bCs/>
+          <w:color w:val="D86DCB" w:themeColor="accent5" w:themeTint="99"/>
+          <w:sz w:val="32"/>
+          <w:szCs w:val="32"/>
+        </w:rPr>
+        <w:t>isSuccess</w:t>
+      </w:r>
+      <w:proofErr w:type="spellEnd"/>
+      <w:r>
+        <w:rPr>
+          <w:b/>
+          <w:bCs/>
+          <w:color w:val="D86DCB" w:themeColor="accent5" w:themeTint="99"/>
+          <w:sz w:val="32"/>
+          <w:szCs w:val="32"/>
+        </w:rPr>
+        <w:t>: false);</w:t>
+      </w:r>
+    </w:p>
+    <w:p>
+      <w:pPr>
+        <w:jc w:val="both"/>
+        <w:rPr>
+          <w:b/>
+          <w:bCs/>
+          <w:color w:val="D86DCB" w:themeColor="accent5" w:themeTint="99"/>
+          <w:sz w:val="32"/>
+          <w:szCs w:val="32"/>
+        </w:rPr>
+      </w:pPr>
+      <w:r>
+        <w:rPr>
+          <w:b/>
+          <w:bCs/>
+          <w:color w:val="D86DCB" w:themeColor="accent5" w:themeTint="99"/>
+          <w:sz w:val="32"/>
+          <w:szCs w:val="32"/>
+        </w:rPr>
+        <w:t xml:space="preserve">  }</w:t>
+      </w:r>
+    </w:p>
+    <w:p>
+      <w:pPr>
+        <w:jc w:val="both"/>
+        <w:rPr>
+          <w:b/>
+          <w:bCs/>
+          <w:color w:val="D86DCB" w:themeColor="accent5" w:themeTint="99"/>
+          <w:sz w:val="32"/>
+          <w:szCs w:val="32"/>
+        </w:rPr>
+      </w:pPr>
+    </w:p>
+    <w:p>
+      <w:pPr>
+        <w:jc w:val="both"/>
+        <w:rPr>
+          <w:b/>
+          <w:bCs/>
+          <w:color w:val="D86DCB" w:themeColor="accent5" w:themeTint="99"/>
+          <w:sz w:val="32"/>
+          <w:szCs w:val="32"/>
+        </w:rPr>
+      </w:pPr>
+      <w:r>
+        <w:rPr>
+          <w:b/>
+          <w:bCs/>
+          <w:color w:val="D86DCB" w:themeColor="accent5" w:themeTint="99"/>
+          <w:sz w:val="32"/>
+          <w:szCs w:val="32"/>
+        </w:rPr>
+        <w:t xml:space="preserve">  Future&lt;void&gt; </w:t>
+      </w:r>
+      <w:proofErr w:type="spellStart"/>
+      <w:proofErr w:type="gramStart"/>
+      <w:r>
+        <w:rPr>
+          <w:b/>
+          <w:bCs/>
+          <w:color w:val="D86DCB" w:themeColor="accent5" w:themeTint="99"/>
+          <w:sz w:val="32"/>
+          <w:szCs w:val="32"/>
+        </w:rPr>
+        <w:t>startAuth</w:t>
+      </w:r>
+      <w:proofErr w:type="spellEnd"/>
+      <w:r>
+        <w:rPr>
+          <w:b/>
+          <w:bCs/>
+          <w:color w:val="D86DCB" w:themeColor="accent5" w:themeTint="99"/>
+          <w:sz w:val="32"/>
+          <w:szCs w:val="32"/>
+        </w:rPr>
+        <w:t>(</w:t>
+      </w:r>
+      <w:proofErr w:type="gramEnd"/>
+      <w:r>
+        <w:rPr>
+          <w:b/>
+          <w:bCs/>
+          <w:color w:val="D86DCB" w:themeColor="accent5" w:themeTint="99"/>
+          <w:sz w:val="32"/>
+          <w:szCs w:val="32"/>
+        </w:rPr>
+        <w:t xml:space="preserve">String </w:t>
+      </w:r>
+      <w:proofErr w:type="spellStart"/>
+      <w:r>
+        <w:rPr>
+          <w:b/>
+          <w:bCs/>
+          <w:color w:val="D86DCB" w:themeColor="accent5" w:themeTint="99"/>
+          <w:sz w:val="32"/>
+          <w:szCs w:val="32"/>
+        </w:rPr>
+        <w:t>requestToken</w:t>
+      </w:r>
+      <w:proofErr w:type="spellEnd"/>
+      <w:r>
+        <w:rPr>
+          <w:b/>
+          <w:bCs/>
+          <w:color w:val="D86DCB" w:themeColor="accent5" w:themeTint="99"/>
+          <w:sz w:val="32"/>
+          <w:szCs w:val="32"/>
+        </w:rPr>
+        <w:t>) async {</w:t>
+      </w:r>
+    </w:p>
+    <w:p>
+      <w:pPr>
+        <w:jc w:val="both"/>
+        <w:rPr>
+          <w:b/>
+          <w:bCs/>
+          <w:color w:val="D86DCB" w:themeColor="accent5" w:themeTint="99"/>
+          <w:sz w:val="32"/>
+          <w:szCs w:val="32"/>
+        </w:rPr>
+      </w:pPr>
+      <w:r>
+        <w:rPr>
+          <w:b/>
+          <w:bCs/>
+          <w:color w:val="D86DCB" w:themeColor="accent5" w:themeTint="99"/>
+          <w:sz w:val="32"/>
+          <w:szCs w:val="32"/>
+        </w:rPr>
+        <w:t xml:space="preserve">    state = </w:t>
+      </w:r>
+      <w:proofErr w:type="spellStart"/>
+      <w:proofErr w:type="gramStart"/>
+      <w:r>
+        <w:rPr>
+          <w:b/>
+          <w:bCs/>
+          <w:color w:val="D86DCB" w:themeColor="accent5" w:themeTint="99"/>
+          <w:sz w:val="32"/>
+          <w:szCs w:val="32"/>
+        </w:rPr>
+        <w:t>state.copyWith</w:t>
+      </w:r>
+      <w:proofErr w:type="spellEnd"/>
+      <w:proofErr w:type="gramEnd"/>
+      <w:r>
+        <w:rPr>
+          <w:b/>
+          <w:bCs/>
+          <w:color w:val="D86DCB" w:themeColor="accent5" w:themeTint="99"/>
+          <w:sz w:val="32"/>
+          <w:szCs w:val="32"/>
+        </w:rPr>
+        <w:t>(</w:t>
+      </w:r>
+      <w:proofErr w:type="spellStart"/>
+      <w:r>
+        <w:rPr>
+          <w:b/>
+          <w:bCs/>
+          <w:color w:val="D86DCB" w:themeColor="accent5" w:themeTint="99"/>
+          <w:sz w:val="32"/>
+          <w:szCs w:val="32"/>
+        </w:rPr>
+        <w:t>isLoading</w:t>
+      </w:r>
+      <w:proofErr w:type="spellEnd"/>
+      <w:r>
+        <w:rPr>
+          <w:b/>
+          <w:bCs/>
+          <w:color w:val="D86DCB" w:themeColor="accent5" w:themeTint="99"/>
+          <w:sz w:val="32"/>
+          <w:szCs w:val="32"/>
+        </w:rPr>
+        <w:t>: true);</w:t>
+      </w:r>
+    </w:p>
+    <w:p>
+      <w:pPr>
+        <w:jc w:val="both"/>
+        <w:rPr>
+          <w:b/>
+          <w:bCs/>
+          <w:color w:val="D86DCB" w:themeColor="accent5" w:themeTint="99"/>
+          <w:sz w:val="32"/>
+          <w:szCs w:val="32"/>
+        </w:rPr>
+      </w:pPr>
+    </w:p>
+    <w:p>
+      <w:pPr>
+        <w:jc w:val="both"/>
+        <w:rPr>
+          <w:b/>
+          <w:bCs/>
+          <w:color w:val="D86DCB" w:themeColor="accent5" w:themeTint="99"/>
+          <w:sz w:val="32"/>
+          <w:szCs w:val="32"/>
+        </w:rPr>
+      </w:pPr>
+      <w:r>
+        <w:rPr>
+          <w:b/>
+          <w:bCs/>
+          <w:color w:val="D86DCB" w:themeColor="accent5" w:themeTint="99"/>
+          <w:sz w:val="32"/>
+          <w:szCs w:val="32"/>
+        </w:rPr>
+        <w:t xml:space="preserve">    // Prevent duplicate Stream listeners</w:t>
+      </w:r>
+    </w:p>
+    <w:p>
+      <w:pPr>
+        <w:jc w:val="both"/>
+        <w:rPr>
+          <w:b/>
+          <w:bCs/>
+          <w:color w:val="D86DCB" w:themeColor="accent5" w:themeTint="99"/>
+          <w:sz w:val="32"/>
+          <w:szCs w:val="32"/>
+        </w:rPr>
+      </w:pPr>
+      <w:r>
+        <w:rPr>
+          <w:b/>
+          <w:bCs/>
+          <w:color w:val="D86DCB" w:themeColor="accent5" w:themeTint="99"/>
+          <w:sz w:val="32"/>
+          <w:szCs w:val="32"/>
+        </w:rPr>
+        <w:t xml:space="preserve">    await </w:t>
+      </w:r>
+      <w:proofErr w:type="spellStart"/>
+      <w:proofErr w:type="gramStart"/>
+      <w:r>
+        <w:rPr>
+          <w:b/>
+          <w:bCs/>
+          <w:color w:val="D86DCB" w:themeColor="accent5" w:themeTint="99"/>
+          <w:sz w:val="32"/>
+          <w:szCs w:val="32"/>
+        </w:rPr>
+        <w:t>streamSubscription</w:t>
+      </w:r>
+      <w:proofErr w:type="spellEnd"/>
+      <w:r>
+        <w:rPr>
+          <w:b/>
+          <w:bCs/>
+          <w:color w:val="D86DCB" w:themeColor="accent5" w:themeTint="99"/>
+          <w:sz w:val="32"/>
+          <w:szCs w:val="32"/>
+        </w:rPr>
+        <w:t>?.</w:t>
+      </w:r>
+      <w:proofErr w:type="gramEnd"/>
+      <w:r>
+        <w:rPr>
+          <w:b/>
+          <w:bCs/>
+          <w:color w:val="D86DCB" w:themeColor="accent5" w:themeTint="99"/>
+          <w:sz w:val="32"/>
+          <w:szCs w:val="32"/>
+        </w:rPr>
+        <w:t>cancel();</w:t>
+      </w:r>
+    </w:p>
+    <w:p>
+      <w:pPr>
+        <w:jc w:val="both"/>
+        <w:rPr>
+          <w:b/>
+          <w:bCs/>
+          <w:color w:val="D86DCB" w:themeColor="accent5" w:themeTint="99"/>
+          <w:sz w:val="32"/>
+          <w:szCs w:val="32"/>
+        </w:rPr>
+      </w:pPr>
+    </w:p>
+    <w:p>
+      <w:pPr>
+        <w:jc w:val="both"/>
+        <w:rPr>
+          <w:b/>
+          <w:bCs/>
+          <w:color w:val="D86DCB" w:themeColor="accent5" w:themeTint="99"/>
+          <w:sz w:val="32"/>
+          <w:szCs w:val="32"/>
+        </w:rPr>
+      </w:pPr>
+      <w:r>
+        <w:rPr>
+          <w:b/>
+          <w:bCs/>
+          <w:color w:val="D86DCB" w:themeColor="accent5" w:themeTint="99"/>
+          <w:sz w:val="32"/>
+          <w:szCs w:val="32"/>
+        </w:rPr>
+        <w:t xml:space="preserve">    </w:t>
+      </w:r>
+      <w:proofErr w:type="spellStart"/>
+      <w:r>
+        <w:rPr>
+          <w:b/>
+          <w:bCs/>
+          <w:color w:val="D86DCB" w:themeColor="accent5" w:themeTint="99"/>
+          <w:sz w:val="32"/>
+          <w:szCs w:val="32"/>
+        </w:rPr>
+        <w:t>streamSubscription</w:t>
+      </w:r>
+      <w:proofErr w:type="spellEnd"/>
+      <w:r>
+        <w:rPr>
+          <w:b/>
+          <w:bCs/>
+          <w:color w:val="D86DCB" w:themeColor="accent5" w:themeTint="99"/>
+          <w:sz w:val="32"/>
+          <w:szCs w:val="32"/>
+        </w:rPr>
+        <w:t xml:space="preserve"> = </w:t>
+      </w:r>
+      <w:proofErr w:type="spellStart"/>
+      <w:r>
+        <w:rPr>
+          <w:b/>
+          <w:bCs/>
+          <w:color w:val="D86DCB" w:themeColor="accent5" w:themeTint="99"/>
+          <w:sz w:val="32"/>
+          <w:szCs w:val="32"/>
+        </w:rPr>
+        <w:t>deepLinkService.uriLinkStream</w:t>
+      </w:r>
+      <w:proofErr w:type="spellEnd"/>
+    </w:p>
+    <w:p>
+      <w:pPr>
+        <w:jc w:val="both"/>
+        <w:rPr>
+          <w:b/>
+          <w:bCs/>
+          <w:color w:val="D86DCB" w:themeColor="accent5" w:themeTint="99"/>
+          <w:sz w:val="32"/>
+          <w:szCs w:val="32"/>
+        </w:rPr>
+      </w:pPr>
+      <w:r>
+        <w:rPr>
+          <w:b/>
+          <w:bCs/>
+          <w:color w:val="D86DCB" w:themeColor="accent5" w:themeTint="99"/>
+          <w:sz w:val="32"/>
+          <w:szCs w:val="32"/>
+        </w:rPr>
+        <w:t xml:space="preserve">        </w:t>
+      </w:r>
+      <w:proofErr w:type="gramStart"/>
+      <w:r>
+        <w:rPr>
+          <w:b/>
+          <w:bCs/>
+          <w:color w:val="D86DCB" w:themeColor="accent5" w:themeTint="99"/>
+          <w:sz w:val="32"/>
+          <w:szCs w:val="32"/>
+        </w:rPr>
+        <w:t>.listen</w:t>
+      </w:r>
+      <w:proofErr w:type="gramEnd"/>
+      <w:r>
+        <w:rPr>
+          <w:b/>
+          <w:bCs/>
+          <w:color w:val="D86DCB" w:themeColor="accent5" w:themeTint="99"/>
+          <w:sz w:val="32"/>
+          <w:szCs w:val="32"/>
+        </w:rPr>
+        <w:t xml:space="preserve">( (Uri </w:t>
+      </w:r>
+      <w:proofErr w:type="spellStart"/>
+      <w:r>
+        <w:rPr>
+          <w:b/>
+          <w:bCs/>
+          <w:color w:val="D86DCB" w:themeColor="accent5" w:themeTint="99"/>
+          <w:sz w:val="32"/>
+          <w:szCs w:val="32"/>
+        </w:rPr>
+        <w:t>uri</w:t>
+      </w:r>
+      <w:proofErr w:type="spellEnd"/>
+      <w:r>
+        <w:rPr>
+          <w:b/>
+          <w:bCs/>
+          <w:color w:val="D86DCB" w:themeColor="accent5" w:themeTint="99"/>
+          <w:sz w:val="32"/>
+          <w:szCs w:val="32"/>
+        </w:rPr>
+        <w:t>) {</w:t>
+      </w:r>
+    </w:p>
+    <w:p>
+      <w:pPr>
+        <w:jc w:val="both"/>
+        <w:rPr>
+          <w:b/>
+          <w:bCs/>
+          <w:color w:val="D86DCB" w:themeColor="accent5" w:themeTint="99"/>
+          <w:sz w:val="32"/>
+          <w:szCs w:val="32"/>
+        </w:rPr>
+      </w:pPr>
+      <w:r>
+        <w:rPr>
+          <w:b/>
+          <w:bCs/>
+          <w:color w:val="D86DCB" w:themeColor="accent5" w:themeTint="99"/>
+          <w:sz w:val="32"/>
+          <w:szCs w:val="32"/>
+        </w:rPr>
+        <w:t xml:space="preserve">          _</w:t>
+      </w:r>
+      <w:proofErr w:type="spellStart"/>
+      <w:r>
+        <w:rPr>
+          <w:b/>
+          <w:bCs/>
+          <w:color w:val="D86DCB" w:themeColor="accent5" w:themeTint="99"/>
+          <w:sz w:val="32"/>
+          <w:szCs w:val="32"/>
+        </w:rPr>
+        <w:t>handleAuthDeepLink</w:t>
+      </w:r>
+      <w:proofErr w:type="spellEnd"/>
+      <w:r>
+        <w:rPr>
+          <w:b/>
+          <w:bCs/>
+          <w:color w:val="D86DCB" w:themeColor="accent5" w:themeTint="99"/>
+          <w:sz w:val="32"/>
+          <w:szCs w:val="32"/>
+        </w:rPr>
+        <w:t>(</w:t>
+      </w:r>
+      <w:proofErr w:type="spellStart"/>
+      <w:r>
+        <w:rPr>
+          <w:b/>
+          <w:bCs/>
+          <w:color w:val="D86DCB" w:themeColor="accent5" w:themeTint="99"/>
+          <w:sz w:val="32"/>
+          <w:szCs w:val="32"/>
+        </w:rPr>
+        <w:t>uri</w:t>
+      </w:r>
+      <w:proofErr w:type="spellEnd"/>
+      <w:r>
+        <w:rPr>
+          <w:b/>
+          <w:bCs/>
+          <w:color w:val="D86DCB" w:themeColor="accent5" w:themeTint="99"/>
+          <w:sz w:val="32"/>
+          <w:szCs w:val="32"/>
+        </w:rPr>
+        <w:t>);</w:t>
+      </w:r>
+    </w:p>
+    <w:p>
+      <w:pPr>
+        <w:jc w:val="both"/>
+        <w:rPr>
+          <w:b/>
+          <w:bCs/>
+          <w:color w:val="D86DCB" w:themeColor="accent5" w:themeTint="99"/>
+          <w:sz w:val="32"/>
+          <w:szCs w:val="32"/>
+        </w:rPr>
+      </w:pPr>
+      <w:r>
+        <w:rPr>
+          <w:b/>
+          <w:bCs/>
+          <w:color w:val="D86DCB" w:themeColor="accent5" w:themeTint="99"/>
+          <w:sz w:val="32"/>
+          <w:szCs w:val="32"/>
+        </w:rPr>
+        <w:t xml:space="preserve">    });</w:t>
+      </w:r>
+    </w:p>
+    <w:p>
+      <w:pPr>
+        <w:jc w:val="both"/>
+        <w:rPr>
+          <w:b/>
+          <w:bCs/>
+          <w:color w:val="D86DCB" w:themeColor="accent5" w:themeTint="99"/>
+          <w:sz w:val="32"/>
+          <w:szCs w:val="32"/>
+        </w:rPr>
+      </w:pPr>
+    </w:p>
+    <w:p>
+      <w:pPr>
+        <w:jc w:val="both"/>
+        <w:rPr>
+          <w:b/>
+          <w:bCs/>
+          <w:color w:val="D86DCB" w:themeColor="accent5" w:themeTint="99"/>
+          <w:sz w:val="32"/>
+          <w:szCs w:val="32"/>
+        </w:rPr>
+      </w:pPr>
+      <w:r>
+        <w:rPr>
+          <w:b/>
+          <w:bCs/>
+          <w:color w:val="D86DCB" w:themeColor="accent5" w:themeTint="99"/>
+          <w:sz w:val="32"/>
+          <w:szCs w:val="32"/>
+        </w:rPr>
+        <w:t xml:space="preserve">    /// launch auth </w:t>
+      </w:r>
+      <w:proofErr w:type="spellStart"/>
+      <w:r>
+        <w:rPr>
+          <w:b/>
+          <w:bCs/>
+          <w:color w:val="D86DCB" w:themeColor="accent5" w:themeTint="99"/>
+          <w:sz w:val="32"/>
+          <w:szCs w:val="32"/>
+        </w:rPr>
+        <w:t>Url</w:t>
+      </w:r>
+      <w:proofErr w:type="spellEnd"/>
+      <w:r>
+        <w:rPr>
+          <w:b/>
+          <w:bCs/>
+          <w:color w:val="D86DCB" w:themeColor="accent5" w:themeTint="99"/>
+          <w:sz w:val="32"/>
+          <w:szCs w:val="32"/>
+        </w:rPr>
+        <w:t xml:space="preserve"> ...</w:t>
+      </w:r>
+    </w:p>
+    <w:p>
+      <w:pPr>
+        <w:jc w:val="both"/>
+        <w:rPr>
+          <w:b/>
+          <w:bCs/>
+          <w:color w:val="D86DCB" w:themeColor="accent5" w:themeTint="99"/>
+          <w:sz w:val="32"/>
+          <w:szCs w:val="32"/>
+        </w:rPr>
+      </w:pPr>
+    </w:p>
+    <w:p>
+      <w:pPr>
+        <w:jc w:val="both"/>
+        <w:rPr>
+          <w:b/>
+          <w:bCs/>
+          <w:color w:val="D86DCB" w:themeColor="accent5" w:themeTint="99"/>
+          <w:sz w:val="32"/>
+          <w:szCs w:val="32"/>
+        </w:rPr>
+      </w:pPr>
+      <w:r>
+        <w:rPr>
+          <w:b/>
+          <w:bCs/>
+          <w:color w:val="D86DCB" w:themeColor="accent5" w:themeTint="99"/>
+          <w:sz w:val="32"/>
+          <w:szCs w:val="32"/>
+        </w:rPr>
+        <w:t xml:space="preserve">    final </w:t>
+      </w:r>
+      <w:proofErr w:type="spellStart"/>
+      <w:r>
+        <w:rPr>
+          <w:b/>
+          <w:bCs/>
+          <w:color w:val="D86DCB" w:themeColor="accent5" w:themeTint="99"/>
+          <w:sz w:val="32"/>
+          <w:szCs w:val="32"/>
+        </w:rPr>
+        <w:t>initialUri</w:t>
+      </w:r>
+      <w:proofErr w:type="spellEnd"/>
+      <w:r>
+        <w:rPr>
+          <w:b/>
+          <w:bCs/>
+          <w:color w:val="D86DCB" w:themeColor="accent5" w:themeTint="99"/>
+          <w:sz w:val="32"/>
+          <w:szCs w:val="32"/>
+        </w:rPr>
+        <w:t xml:space="preserve"> = await </w:t>
+      </w:r>
+      <w:proofErr w:type="spellStart"/>
+      <w:r>
+        <w:rPr>
+          <w:b/>
+          <w:bCs/>
+          <w:color w:val="D86DCB" w:themeColor="accent5" w:themeTint="99"/>
+          <w:sz w:val="32"/>
+          <w:szCs w:val="32"/>
+        </w:rPr>
+        <w:t>deepLinkService.initialUriLink</w:t>
+      </w:r>
+      <w:proofErr w:type="spellEnd"/>
+      <w:r>
+        <w:rPr>
+          <w:b/>
+          <w:bCs/>
+          <w:color w:val="D86DCB" w:themeColor="accent5" w:themeTint="99"/>
+          <w:sz w:val="32"/>
+          <w:szCs w:val="32"/>
+        </w:rPr>
+        <w:t>;</w:t>
+      </w:r>
+    </w:p>
+    <w:p>
+      <w:pPr>
+        <w:jc w:val="both"/>
+        <w:rPr>
+          <w:b/>
+          <w:bCs/>
+          <w:color w:val="D86DCB" w:themeColor="accent5" w:themeTint="99"/>
+          <w:sz w:val="32"/>
+          <w:szCs w:val="32"/>
+        </w:rPr>
+      </w:pPr>
+      <w:r>
+        <w:rPr>
+          <w:b/>
+          <w:bCs/>
+          <w:color w:val="D86DCB" w:themeColor="accent5" w:themeTint="99"/>
+          <w:sz w:val="32"/>
+          <w:szCs w:val="32"/>
+        </w:rPr>
+        <w:lastRenderedPageBreak/>
+        <w:t xml:space="preserve">    </w:t>
+      </w:r>
+      <w:proofErr w:type="gramStart"/>
+      <w:r>
+        <w:rPr>
+          <w:b/>
+          <w:bCs/>
+          <w:color w:val="D86DCB" w:themeColor="accent5" w:themeTint="99"/>
+          <w:sz w:val="32"/>
+          <w:szCs w:val="32"/>
+        </w:rPr>
+        <w:t>if(</w:t>
+      </w:r>
+      <w:proofErr w:type="spellStart"/>
+      <w:proofErr w:type="gramEnd"/>
+      <w:r>
+        <w:rPr>
+          <w:b/>
+          <w:bCs/>
+          <w:color w:val="D86DCB" w:themeColor="accent5" w:themeTint="99"/>
+          <w:sz w:val="32"/>
+          <w:szCs w:val="32"/>
+        </w:rPr>
+        <w:t>initialUri</w:t>
+      </w:r>
+      <w:proofErr w:type="spellEnd"/>
+      <w:r>
+        <w:rPr>
+          <w:b/>
+          <w:bCs/>
+          <w:color w:val="D86DCB" w:themeColor="accent5" w:themeTint="99"/>
+          <w:sz w:val="32"/>
+          <w:szCs w:val="32"/>
+        </w:rPr>
+        <w:t xml:space="preserve"> != null) {</w:t>
+      </w:r>
+    </w:p>
+    <w:p>
+      <w:pPr>
+        <w:jc w:val="both"/>
+        <w:rPr>
+          <w:b/>
+          <w:bCs/>
+          <w:color w:val="D86DCB" w:themeColor="accent5" w:themeTint="99"/>
+          <w:sz w:val="32"/>
+          <w:szCs w:val="32"/>
+        </w:rPr>
+      </w:pPr>
+      <w:r>
+        <w:rPr>
+          <w:b/>
+          <w:bCs/>
+          <w:color w:val="D86DCB" w:themeColor="accent5" w:themeTint="99"/>
+          <w:sz w:val="32"/>
+          <w:szCs w:val="32"/>
+        </w:rPr>
+        <w:t xml:space="preserve">      _</w:t>
+      </w:r>
+      <w:proofErr w:type="spellStart"/>
+      <w:r>
+        <w:rPr>
+          <w:b/>
+          <w:bCs/>
+          <w:color w:val="D86DCB" w:themeColor="accent5" w:themeTint="99"/>
+          <w:sz w:val="32"/>
+          <w:szCs w:val="32"/>
+        </w:rPr>
+        <w:t>handleAuthDeepLink</w:t>
+      </w:r>
+      <w:proofErr w:type="spellEnd"/>
+      <w:r>
+        <w:rPr>
+          <w:b/>
+          <w:bCs/>
+          <w:color w:val="D86DCB" w:themeColor="accent5" w:themeTint="99"/>
+          <w:sz w:val="32"/>
+          <w:szCs w:val="32"/>
+        </w:rPr>
+        <w:t>(</w:t>
+      </w:r>
+      <w:proofErr w:type="spellStart"/>
+      <w:r>
+        <w:rPr>
+          <w:b/>
+          <w:bCs/>
+          <w:color w:val="D86DCB" w:themeColor="accent5" w:themeTint="99"/>
+          <w:sz w:val="32"/>
+          <w:szCs w:val="32"/>
+        </w:rPr>
+        <w:t>initialUri</w:t>
+      </w:r>
+      <w:proofErr w:type="spellEnd"/>
+      <w:r>
+        <w:rPr>
+          <w:b/>
+          <w:bCs/>
+          <w:color w:val="D86DCB" w:themeColor="accent5" w:themeTint="99"/>
+          <w:sz w:val="32"/>
+          <w:szCs w:val="32"/>
+        </w:rPr>
+        <w:t>);</w:t>
+      </w:r>
+    </w:p>
+    <w:p>
+      <w:pPr>
+        <w:jc w:val="both"/>
+        <w:rPr>
+          <w:b/>
+          <w:bCs/>
+          <w:color w:val="D86DCB" w:themeColor="accent5" w:themeTint="99"/>
+          <w:sz w:val="32"/>
+          <w:szCs w:val="32"/>
+        </w:rPr>
+      </w:pPr>
+      <w:r>
+        <w:rPr>
+          <w:b/>
+          <w:bCs/>
+          <w:color w:val="D86DCB" w:themeColor="accent5" w:themeTint="99"/>
+          <w:sz w:val="32"/>
+          <w:szCs w:val="32"/>
+        </w:rPr>
+        <w:t xml:space="preserve">    }</w:t>
+      </w:r>
+    </w:p>
+    <w:p>
+      <w:pPr>
+        <w:jc w:val="both"/>
+        <w:rPr>
+          <w:b/>
+          <w:bCs/>
+          <w:color w:val="D86DCB" w:themeColor="accent5" w:themeTint="99"/>
+          <w:sz w:val="32"/>
+          <w:szCs w:val="32"/>
+        </w:rPr>
+      </w:pPr>
+      <w:r>
+        <w:rPr>
+          <w:b/>
+          <w:bCs/>
+          <w:color w:val="D86DCB" w:themeColor="accent5" w:themeTint="99"/>
+          <w:sz w:val="32"/>
+          <w:szCs w:val="32"/>
+        </w:rPr>
+        <w:t xml:space="preserve">  }</w:t>
+      </w:r>
+    </w:p>
+    <w:p>
+      <w:pPr>
+        <w:jc w:val="both"/>
+        <w:rPr>
+          <w:b/>
+          <w:bCs/>
+          <w:color w:val="D86DCB" w:themeColor="accent5" w:themeTint="99"/>
+          <w:sz w:val="32"/>
+          <w:szCs w:val="32"/>
+        </w:rPr>
+      </w:pPr>
+    </w:p>
+    <w:p>
+      <w:pPr>
+        <w:jc w:val="both"/>
+        <w:rPr>
+          <w:b/>
+          <w:bCs/>
+          <w:color w:val="D86DCB" w:themeColor="accent5" w:themeTint="99"/>
+          <w:sz w:val="32"/>
+          <w:szCs w:val="32"/>
+        </w:rPr>
+      </w:pPr>
+      <w:r>
+        <w:rPr>
+          <w:b/>
+          <w:bCs/>
+          <w:color w:val="D86DCB" w:themeColor="accent5" w:themeTint="99"/>
+          <w:sz w:val="32"/>
+          <w:szCs w:val="32"/>
+        </w:rPr>
+        <w:t xml:space="preserve">  Future&lt;void&gt; _</w:t>
+      </w:r>
+      <w:proofErr w:type="spellStart"/>
+      <w:proofErr w:type="gramStart"/>
+      <w:r>
+        <w:rPr>
+          <w:b/>
+          <w:bCs/>
+          <w:color w:val="D86DCB" w:themeColor="accent5" w:themeTint="99"/>
+          <w:sz w:val="32"/>
+          <w:szCs w:val="32"/>
+        </w:rPr>
+        <w:t>handleAuthDeepLink</w:t>
+      </w:r>
+      <w:proofErr w:type="spellEnd"/>
+      <w:r>
+        <w:rPr>
+          <w:b/>
+          <w:bCs/>
+          <w:color w:val="D86DCB" w:themeColor="accent5" w:themeTint="99"/>
+          <w:sz w:val="32"/>
+          <w:szCs w:val="32"/>
+        </w:rPr>
+        <w:t>(</w:t>
+      </w:r>
+      <w:proofErr w:type="gramEnd"/>
+      <w:r>
+        <w:rPr>
+          <w:b/>
+          <w:bCs/>
+          <w:color w:val="D86DCB" w:themeColor="accent5" w:themeTint="99"/>
+          <w:sz w:val="32"/>
+          <w:szCs w:val="32"/>
+        </w:rPr>
+        <w:t xml:space="preserve">Uri </w:t>
+      </w:r>
+      <w:proofErr w:type="spellStart"/>
+      <w:r>
+        <w:rPr>
+          <w:b/>
+          <w:bCs/>
+          <w:color w:val="D86DCB" w:themeColor="accent5" w:themeTint="99"/>
+          <w:sz w:val="32"/>
+          <w:szCs w:val="32"/>
+        </w:rPr>
+        <w:t>uri</w:t>
+      </w:r>
+      <w:proofErr w:type="spellEnd"/>
+      <w:r>
+        <w:rPr>
+          <w:b/>
+          <w:bCs/>
+          <w:color w:val="D86DCB" w:themeColor="accent5" w:themeTint="99"/>
+          <w:sz w:val="32"/>
+          <w:szCs w:val="32"/>
+        </w:rPr>
+        <w:t>) async {</w:t>
+      </w:r>
+    </w:p>
+    <w:p>
+      <w:pPr>
+        <w:jc w:val="both"/>
+        <w:rPr>
+          <w:b/>
+          <w:bCs/>
+          <w:color w:val="D86DCB" w:themeColor="accent5" w:themeTint="99"/>
+          <w:sz w:val="32"/>
+          <w:szCs w:val="32"/>
+        </w:rPr>
+      </w:pPr>
+      <w:r>
+        <w:rPr>
+          <w:b/>
+          <w:bCs/>
+          <w:color w:val="D86DCB" w:themeColor="accent5" w:themeTint="99"/>
+          <w:sz w:val="32"/>
+          <w:szCs w:val="32"/>
+        </w:rPr>
+        <w:t xml:space="preserve">    </w:t>
+      </w:r>
+      <w:proofErr w:type="gramStart"/>
+      <w:r>
+        <w:rPr>
+          <w:b/>
+          <w:bCs/>
+          <w:color w:val="D86DCB" w:themeColor="accent5" w:themeTint="99"/>
+          <w:sz w:val="32"/>
+          <w:szCs w:val="32"/>
+        </w:rPr>
+        <w:t>if(</w:t>
+      </w:r>
+      <w:proofErr w:type="spellStart"/>
+      <w:proofErr w:type="gramEnd"/>
+      <w:r>
+        <w:rPr>
+          <w:b/>
+          <w:bCs/>
+          <w:color w:val="D86DCB" w:themeColor="accent5" w:themeTint="99"/>
+          <w:sz w:val="32"/>
+          <w:szCs w:val="32"/>
+        </w:rPr>
+        <w:t>uri.host</w:t>
+      </w:r>
+      <w:proofErr w:type="spellEnd"/>
+      <w:r>
+        <w:rPr>
+          <w:b/>
+          <w:bCs/>
+          <w:color w:val="D86DCB" w:themeColor="accent5" w:themeTint="99"/>
+          <w:sz w:val="32"/>
+          <w:szCs w:val="32"/>
+        </w:rPr>
+        <w:t xml:space="preserve"> != 'auth') {</w:t>
+      </w:r>
+    </w:p>
+    <w:p>
+      <w:pPr>
+        <w:jc w:val="both"/>
+        <w:rPr>
+          <w:b/>
+          <w:bCs/>
+          <w:color w:val="D86DCB" w:themeColor="accent5" w:themeTint="99"/>
+          <w:sz w:val="32"/>
+          <w:szCs w:val="32"/>
+        </w:rPr>
+      </w:pPr>
+      <w:r>
+        <w:rPr>
+          <w:b/>
+          <w:bCs/>
+          <w:color w:val="D86DCB" w:themeColor="accent5" w:themeTint="99"/>
+          <w:sz w:val="32"/>
+          <w:szCs w:val="32"/>
+        </w:rPr>
+        <w:t xml:space="preserve">      state = </w:t>
+      </w:r>
+      <w:proofErr w:type="spellStart"/>
+      <w:proofErr w:type="gramStart"/>
+      <w:r>
+        <w:rPr>
+          <w:b/>
+          <w:bCs/>
+          <w:color w:val="D86DCB" w:themeColor="accent5" w:themeTint="99"/>
+          <w:sz w:val="32"/>
+          <w:szCs w:val="32"/>
+        </w:rPr>
+        <w:t>state.copyWith</w:t>
+      </w:r>
+      <w:proofErr w:type="spellEnd"/>
+      <w:proofErr w:type="gramEnd"/>
+      <w:r>
+        <w:rPr>
+          <w:b/>
+          <w:bCs/>
+          <w:color w:val="D86DCB" w:themeColor="accent5" w:themeTint="99"/>
+          <w:sz w:val="32"/>
+          <w:szCs w:val="32"/>
+        </w:rPr>
+        <w:t xml:space="preserve">( </w:t>
+      </w:r>
+      <w:proofErr w:type="spellStart"/>
+      <w:r>
+        <w:rPr>
+          <w:b/>
+          <w:bCs/>
+          <w:color w:val="D86DCB" w:themeColor="accent5" w:themeTint="99"/>
+          <w:sz w:val="32"/>
+          <w:szCs w:val="32"/>
+        </w:rPr>
+        <w:t>isLoading</w:t>
+      </w:r>
+      <w:proofErr w:type="spellEnd"/>
+      <w:r>
+        <w:rPr>
+          <w:b/>
+          <w:bCs/>
+          <w:color w:val="D86DCB" w:themeColor="accent5" w:themeTint="99"/>
+          <w:sz w:val="32"/>
+          <w:szCs w:val="32"/>
+        </w:rPr>
+        <w:t>: false);</w:t>
+      </w:r>
+    </w:p>
+    <w:p>
+      <w:pPr>
+        <w:jc w:val="both"/>
+        <w:rPr>
+          <w:b/>
+          <w:bCs/>
+          <w:color w:val="D86DCB" w:themeColor="accent5" w:themeTint="99"/>
+          <w:sz w:val="32"/>
+          <w:szCs w:val="32"/>
+        </w:rPr>
+      </w:pPr>
+      <w:r>
+        <w:rPr>
+          <w:b/>
+          <w:bCs/>
+          <w:color w:val="D86DCB" w:themeColor="accent5" w:themeTint="99"/>
+          <w:sz w:val="32"/>
+          <w:szCs w:val="32"/>
+        </w:rPr>
+        <w:t xml:space="preserve">      return;</w:t>
+      </w:r>
+    </w:p>
+    <w:p>
+      <w:pPr>
+        <w:jc w:val="both"/>
+        <w:rPr>
+          <w:b/>
+          <w:bCs/>
+          <w:color w:val="D86DCB" w:themeColor="accent5" w:themeTint="99"/>
+          <w:sz w:val="32"/>
+          <w:szCs w:val="32"/>
+        </w:rPr>
+      </w:pPr>
+      <w:r>
+        <w:rPr>
+          <w:b/>
+          <w:bCs/>
+          <w:color w:val="D86DCB" w:themeColor="accent5" w:themeTint="99"/>
+          <w:sz w:val="32"/>
+          <w:szCs w:val="32"/>
+        </w:rPr>
+        <w:t xml:space="preserve">    }</w:t>
+      </w:r>
+    </w:p>
+    <w:p>
+      <w:pPr>
+        <w:jc w:val="both"/>
+        <w:rPr>
+          <w:b/>
+          <w:bCs/>
+          <w:color w:val="D86DCB" w:themeColor="accent5" w:themeTint="99"/>
+          <w:sz w:val="32"/>
+          <w:szCs w:val="32"/>
+        </w:rPr>
+      </w:pPr>
+    </w:p>
+    <w:p>
+      <w:pPr>
+        <w:jc w:val="both"/>
+        <w:rPr>
+          <w:b/>
+          <w:bCs/>
+          <w:color w:val="D86DCB" w:themeColor="accent5" w:themeTint="99"/>
+          <w:sz w:val="32"/>
+          <w:szCs w:val="32"/>
+        </w:rPr>
+      </w:pPr>
+      <w:r>
+        <w:rPr>
+          <w:b/>
+          <w:bCs/>
+          <w:color w:val="D86DCB" w:themeColor="accent5" w:themeTint="99"/>
+          <w:sz w:val="32"/>
+          <w:szCs w:val="32"/>
+        </w:rPr>
+        <w:t xml:space="preserve">    final approved =</w:t>
+      </w:r>
+    </w:p>
+    <w:p>
+      <w:pPr>
+        <w:jc w:val="both"/>
+        <w:rPr>
+          <w:b/>
+          <w:bCs/>
+          <w:color w:val="D86DCB" w:themeColor="accent5" w:themeTint="99"/>
+          <w:sz w:val="32"/>
+          <w:szCs w:val="32"/>
+        </w:rPr>
+      </w:pPr>
+      <w:r>
+        <w:rPr>
+          <w:b/>
+          <w:bCs/>
+          <w:color w:val="D86DCB" w:themeColor="accent5" w:themeTint="99"/>
+          <w:sz w:val="32"/>
+          <w:szCs w:val="32"/>
+        </w:rPr>
+        <w:t xml:space="preserve">    </w:t>
+      </w:r>
+      <w:proofErr w:type="spellStart"/>
+      <w:proofErr w:type="gramStart"/>
+      <w:r>
+        <w:rPr>
+          <w:b/>
+          <w:bCs/>
+          <w:color w:val="D86DCB" w:themeColor="accent5" w:themeTint="99"/>
+          <w:sz w:val="32"/>
+          <w:szCs w:val="32"/>
+        </w:rPr>
+        <w:t>uri.queryParameters</w:t>
+      </w:r>
+      <w:proofErr w:type="spellEnd"/>
+      <w:proofErr w:type="gramEnd"/>
+      <w:r>
+        <w:rPr>
+          <w:b/>
+          <w:bCs/>
+          <w:color w:val="D86DCB" w:themeColor="accent5" w:themeTint="99"/>
+          <w:sz w:val="32"/>
+          <w:szCs w:val="32"/>
+        </w:rPr>
+        <w:t>['approved'];</w:t>
+      </w:r>
+    </w:p>
+    <w:p>
+      <w:pPr>
+        <w:jc w:val="both"/>
+        <w:rPr>
+          <w:b/>
+          <w:bCs/>
+          <w:color w:val="D86DCB" w:themeColor="accent5" w:themeTint="99"/>
+          <w:sz w:val="32"/>
+          <w:szCs w:val="32"/>
+        </w:rPr>
+      </w:pPr>
+      <w:r>
+        <w:rPr>
+          <w:b/>
+          <w:bCs/>
+          <w:color w:val="D86DCB" w:themeColor="accent5" w:themeTint="99"/>
+          <w:sz w:val="32"/>
+          <w:szCs w:val="32"/>
+        </w:rPr>
+        <w:t xml:space="preserve">    final </w:t>
+      </w:r>
+      <w:proofErr w:type="spellStart"/>
+      <w:r>
+        <w:rPr>
+          <w:b/>
+          <w:bCs/>
+          <w:color w:val="D86DCB" w:themeColor="accent5" w:themeTint="99"/>
+          <w:sz w:val="32"/>
+          <w:szCs w:val="32"/>
+        </w:rPr>
+        <w:t>requestToken</w:t>
+      </w:r>
+      <w:proofErr w:type="spellEnd"/>
+      <w:r>
+        <w:rPr>
+          <w:b/>
+          <w:bCs/>
+          <w:color w:val="D86DCB" w:themeColor="accent5" w:themeTint="99"/>
+          <w:sz w:val="32"/>
+          <w:szCs w:val="32"/>
+        </w:rPr>
+        <w:t xml:space="preserve"> =</w:t>
+      </w:r>
+    </w:p>
+    <w:p>
+      <w:pPr>
+        <w:jc w:val="both"/>
+        <w:rPr>
+          <w:b/>
+          <w:bCs/>
+          <w:color w:val="D86DCB" w:themeColor="accent5" w:themeTint="99"/>
+          <w:sz w:val="32"/>
+          <w:szCs w:val="32"/>
+        </w:rPr>
+      </w:pPr>
+      <w:r>
+        <w:rPr>
+          <w:b/>
+          <w:bCs/>
+          <w:color w:val="D86DCB" w:themeColor="accent5" w:themeTint="99"/>
+          <w:sz w:val="32"/>
+          <w:szCs w:val="32"/>
+        </w:rPr>
+        <w:t xml:space="preserve">    </w:t>
+      </w:r>
+      <w:proofErr w:type="spellStart"/>
+      <w:proofErr w:type="gramStart"/>
+      <w:r>
+        <w:rPr>
+          <w:b/>
+          <w:bCs/>
+          <w:color w:val="D86DCB" w:themeColor="accent5" w:themeTint="99"/>
+          <w:sz w:val="32"/>
+          <w:szCs w:val="32"/>
+        </w:rPr>
+        <w:t>uri.queryParameters</w:t>
+      </w:r>
+      <w:proofErr w:type="spellEnd"/>
+      <w:proofErr w:type="gramEnd"/>
+      <w:r>
+        <w:rPr>
+          <w:b/>
+          <w:bCs/>
+          <w:color w:val="D86DCB" w:themeColor="accent5" w:themeTint="99"/>
+          <w:sz w:val="32"/>
+          <w:szCs w:val="32"/>
+        </w:rPr>
+        <w:t>['</w:t>
+      </w:r>
+      <w:proofErr w:type="spellStart"/>
+      <w:r>
+        <w:rPr>
+          <w:b/>
+          <w:bCs/>
+          <w:color w:val="D86DCB" w:themeColor="accent5" w:themeTint="99"/>
+          <w:sz w:val="32"/>
+          <w:szCs w:val="32"/>
+        </w:rPr>
+        <w:t>request_token</w:t>
+      </w:r>
+      <w:proofErr w:type="spellEnd"/>
+      <w:r>
+        <w:rPr>
+          <w:b/>
+          <w:bCs/>
+          <w:color w:val="D86DCB" w:themeColor="accent5" w:themeTint="99"/>
+          <w:sz w:val="32"/>
+          <w:szCs w:val="32"/>
+        </w:rPr>
+        <w:t>'];</w:t>
+      </w:r>
+    </w:p>
+    <w:p>
+      <w:pPr>
+        <w:jc w:val="both"/>
+        <w:rPr>
+          <w:b/>
+          <w:bCs/>
+          <w:color w:val="D86DCB" w:themeColor="accent5" w:themeTint="99"/>
+          <w:sz w:val="32"/>
+          <w:szCs w:val="32"/>
+        </w:rPr>
+      </w:pPr>
+    </w:p>
+    <w:p>
+      <w:pPr>
+        <w:jc w:val="both"/>
+        <w:rPr>
+          <w:b/>
+          <w:bCs/>
+          <w:color w:val="D86DCB" w:themeColor="accent5" w:themeTint="99"/>
+          <w:sz w:val="32"/>
+          <w:szCs w:val="32"/>
+        </w:rPr>
+      </w:pPr>
+      <w:r>
+        <w:rPr>
+          <w:b/>
+          <w:bCs/>
+          <w:color w:val="D86DCB" w:themeColor="accent5" w:themeTint="99"/>
+          <w:sz w:val="32"/>
+          <w:szCs w:val="32"/>
+        </w:rPr>
+        <w:t xml:space="preserve">    if (</w:t>
+      </w:r>
+      <w:proofErr w:type="gramStart"/>
+      <w:r>
+        <w:rPr>
+          <w:b/>
+          <w:bCs/>
+          <w:color w:val="D86DCB" w:themeColor="accent5" w:themeTint="99"/>
+          <w:sz w:val="32"/>
+          <w:szCs w:val="32"/>
+        </w:rPr>
+        <w:t>approved !</w:t>
+      </w:r>
+      <w:proofErr w:type="gramEnd"/>
+      <w:r>
+        <w:rPr>
+          <w:b/>
+          <w:bCs/>
+          <w:color w:val="D86DCB" w:themeColor="accent5" w:themeTint="99"/>
+          <w:sz w:val="32"/>
+          <w:szCs w:val="32"/>
+        </w:rPr>
+        <w:t xml:space="preserve">= 'true' || </w:t>
+      </w:r>
+      <w:proofErr w:type="spellStart"/>
+      <w:r>
+        <w:rPr>
+          <w:b/>
+          <w:bCs/>
+          <w:color w:val="D86DCB" w:themeColor="accent5" w:themeTint="99"/>
+          <w:sz w:val="32"/>
+          <w:szCs w:val="32"/>
+        </w:rPr>
+        <w:t>requestToken</w:t>
+      </w:r>
+      <w:proofErr w:type="spellEnd"/>
+      <w:r>
+        <w:rPr>
+          <w:b/>
+          <w:bCs/>
+          <w:color w:val="D86DCB" w:themeColor="accent5" w:themeTint="99"/>
+          <w:sz w:val="32"/>
+          <w:szCs w:val="32"/>
+        </w:rPr>
+        <w:t xml:space="preserve"> == null) {</w:t>
+      </w:r>
+    </w:p>
+    <w:p>
+      <w:pPr>
+        <w:jc w:val="both"/>
+        <w:rPr>
+          <w:b/>
+          <w:bCs/>
+          <w:color w:val="D86DCB" w:themeColor="accent5" w:themeTint="99"/>
+          <w:sz w:val="32"/>
+          <w:szCs w:val="32"/>
+        </w:rPr>
+      </w:pPr>
+      <w:r>
+        <w:rPr>
+          <w:b/>
+          <w:bCs/>
+          <w:color w:val="D86DCB" w:themeColor="accent5" w:themeTint="99"/>
+          <w:sz w:val="32"/>
+          <w:szCs w:val="32"/>
+        </w:rPr>
+        <w:t xml:space="preserve">      state = </w:t>
+      </w:r>
+      <w:proofErr w:type="spellStart"/>
+      <w:proofErr w:type="gramStart"/>
+      <w:r>
+        <w:rPr>
+          <w:b/>
+          <w:bCs/>
+          <w:color w:val="D86DCB" w:themeColor="accent5" w:themeTint="99"/>
+          <w:sz w:val="32"/>
+          <w:szCs w:val="32"/>
+        </w:rPr>
+        <w:t>state.copyWith</w:t>
+      </w:r>
+      <w:proofErr w:type="spellEnd"/>
+      <w:proofErr w:type="gramEnd"/>
+      <w:r>
+        <w:rPr>
+          <w:b/>
+          <w:bCs/>
+          <w:color w:val="D86DCB" w:themeColor="accent5" w:themeTint="99"/>
+          <w:sz w:val="32"/>
+          <w:szCs w:val="32"/>
+        </w:rPr>
+        <w:t xml:space="preserve">( </w:t>
+      </w:r>
+      <w:proofErr w:type="spellStart"/>
+      <w:r>
+        <w:rPr>
+          <w:b/>
+          <w:bCs/>
+          <w:color w:val="D86DCB" w:themeColor="accent5" w:themeTint="99"/>
+          <w:sz w:val="32"/>
+          <w:szCs w:val="32"/>
+        </w:rPr>
+        <w:t>isLoading</w:t>
+      </w:r>
+      <w:proofErr w:type="spellEnd"/>
+      <w:r>
+        <w:rPr>
+          <w:b/>
+          <w:bCs/>
+          <w:color w:val="D86DCB" w:themeColor="accent5" w:themeTint="99"/>
+          <w:sz w:val="32"/>
+          <w:szCs w:val="32"/>
+        </w:rPr>
+        <w:t>: false);</w:t>
+      </w:r>
+    </w:p>
+    <w:p>
+      <w:pPr>
+        <w:jc w:val="both"/>
+        <w:rPr>
+          <w:b/>
+          <w:bCs/>
+          <w:color w:val="D86DCB" w:themeColor="accent5" w:themeTint="99"/>
+          <w:sz w:val="32"/>
+          <w:szCs w:val="32"/>
+        </w:rPr>
+      </w:pPr>
+      <w:r>
+        <w:rPr>
+          <w:b/>
+          <w:bCs/>
+          <w:color w:val="D86DCB" w:themeColor="accent5" w:themeTint="99"/>
+          <w:sz w:val="32"/>
+          <w:szCs w:val="32"/>
+        </w:rPr>
+        <w:t xml:space="preserve">      return;</w:t>
+      </w:r>
+    </w:p>
+    <w:p>
+      <w:pPr>
+        <w:jc w:val="both"/>
+        <w:rPr>
+          <w:b/>
+          <w:bCs/>
+          <w:color w:val="D86DCB" w:themeColor="accent5" w:themeTint="99"/>
+          <w:sz w:val="32"/>
+          <w:szCs w:val="32"/>
+        </w:rPr>
+      </w:pPr>
+      <w:r>
+        <w:rPr>
+          <w:b/>
+          <w:bCs/>
+          <w:color w:val="D86DCB" w:themeColor="accent5" w:themeTint="99"/>
+          <w:sz w:val="32"/>
+          <w:szCs w:val="32"/>
+        </w:rPr>
+        <w:t xml:space="preserve">    }</w:t>
+      </w:r>
+    </w:p>
+    <w:p>
+      <w:pPr>
+        <w:jc w:val="both"/>
+        <w:rPr>
+          <w:b/>
+          <w:bCs/>
+          <w:color w:val="D86DCB" w:themeColor="accent5" w:themeTint="99"/>
+          <w:sz w:val="32"/>
+          <w:szCs w:val="32"/>
+        </w:rPr>
+      </w:pPr>
+    </w:p>
+    <w:p>
+      <w:pPr>
+        <w:jc w:val="both"/>
+        <w:rPr>
+          <w:b/>
+          <w:bCs/>
+          <w:color w:val="D86DCB" w:themeColor="accent5" w:themeTint="99"/>
+          <w:sz w:val="32"/>
+          <w:szCs w:val="32"/>
+        </w:rPr>
+      </w:pPr>
+      <w:r>
+        <w:rPr>
+          <w:b/>
+          <w:bCs/>
+          <w:color w:val="D86DCB" w:themeColor="accent5" w:themeTint="99"/>
+          <w:sz w:val="32"/>
+          <w:szCs w:val="32"/>
+        </w:rPr>
+        <w:t xml:space="preserve">    final response = await </w:t>
+      </w:r>
+      <w:proofErr w:type="spellStart"/>
+      <w:r>
+        <w:rPr>
+          <w:b/>
+          <w:bCs/>
+          <w:color w:val="D86DCB" w:themeColor="accent5" w:themeTint="99"/>
+          <w:sz w:val="32"/>
+          <w:szCs w:val="32"/>
+        </w:rPr>
+        <w:t>apiService.getRequest</w:t>
+      </w:r>
+      <w:proofErr w:type="spellEnd"/>
+      <w:r>
+        <w:rPr>
+          <w:b/>
+          <w:bCs/>
+          <w:color w:val="D86DCB" w:themeColor="accent5" w:themeTint="99"/>
+          <w:sz w:val="32"/>
+          <w:szCs w:val="32"/>
+        </w:rPr>
+        <w:t>(url: '...');</w:t>
+      </w:r>
+    </w:p>
+    <w:p>
+      <w:pPr>
+        <w:jc w:val="both"/>
+        <w:rPr>
+          <w:b/>
+          <w:bCs/>
+          <w:color w:val="D86DCB" w:themeColor="accent5" w:themeTint="99"/>
+          <w:sz w:val="32"/>
+          <w:szCs w:val="32"/>
+        </w:rPr>
+      </w:pPr>
+      <w:r>
+        <w:rPr>
+          <w:b/>
+          <w:bCs/>
+          <w:color w:val="D86DCB" w:themeColor="accent5" w:themeTint="99"/>
+          <w:sz w:val="32"/>
+          <w:szCs w:val="32"/>
+        </w:rPr>
+        <w:t xml:space="preserve">    if(</w:t>
+      </w:r>
+      <w:proofErr w:type="spellStart"/>
+      <w:proofErr w:type="gramStart"/>
+      <w:r>
+        <w:rPr>
+          <w:b/>
+          <w:bCs/>
+          <w:color w:val="D86DCB" w:themeColor="accent5" w:themeTint="99"/>
+          <w:sz w:val="32"/>
+          <w:szCs w:val="32"/>
+        </w:rPr>
+        <w:t>response.isSuccess</w:t>
+      </w:r>
+      <w:proofErr w:type="spellEnd"/>
+      <w:proofErr w:type="gramEnd"/>
+      <w:r>
+        <w:rPr>
+          <w:b/>
+          <w:bCs/>
+          <w:color w:val="D86DCB" w:themeColor="accent5" w:themeTint="99"/>
+          <w:sz w:val="32"/>
+          <w:szCs w:val="32"/>
+        </w:rPr>
+        <w:t>) {</w:t>
+      </w:r>
+    </w:p>
+    <w:p>
+      <w:pPr>
+        <w:jc w:val="both"/>
+        <w:rPr>
+          <w:b/>
+          <w:bCs/>
+          <w:color w:val="D86DCB" w:themeColor="accent5" w:themeTint="99"/>
+          <w:sz w:val="32"/>
+          <w:szCs w:val="32"/>
+        </w:rPr>
+      </w:pPr>
+      <w:r>
+        <w:rPr>
+          <w:b/>
+          <w:bCs/>
+          <w:color w:val="D86DCB" w:themeColor="accent5" w:themeTint="99"/>
+          <w:sz w:val="32"/>
+          <w:szCs w:val="32"/>
+        </w:rPr>
+        <w:lastRenderedPageBreak/>
+        <w:t xml:space="preserve">      // Save session id to auth controller</w:t>
+      </w:r>
+    </w:p>
+    <w:p>
+      <w:pPr>
+        <w:jc w:val="both"/>
+        <w:rPr>
+          <w:b/>
+          <w:bCs/>
+          <w:color w:val="D86DCB" w:themeColor="accent5" w:themeTint="99"/>
+          <w:sz w:val="32"/>
+          <w:szCs w:val="32"/>
+        </w:rPr>
+      </w:pPr>
+      <w:r>
+        <w:rPr>
+          <w:b/>
+          <w:bCs/>
+          <w:color w:val="D86DCB" w:themeColor="accent5" w:themeTint="99"/>
+          <w:sz w:val="32"/>
+          <w:szCs w:val="32"/>
+        </w:rPr>
+        <w:t xml:space="preserve">      state = </w:t>
+      </w:r>
+      <w:proofErr w:type="spellStart"/>
+      <w:proofErr w:type="gramStart"/>
+      <w:r>
+        <w:rPr>
+          <w:b/>
+          <w:bCs/>
+          <w:color w:val="D86DCB" w:themeColor="accent5" w:themeTint="99"/>
+          <w:sz w:val="32"/>
+          <w:szCs w:val="32"/>
+        </w:rPr>
+        <w:t>state.copyWith</w:t>
+      </w:r>
+      <w:proofErr w:type="spellEnd"/>
+      <w:proofErr w:type="gramEnd"/>
+      <w:r>
+        <w:rPr>
+          <w:b/>
+          <w:bCs/>
+          <w:color w:val="D86DCB" w:themeColor="accent5" w:themeTint="99"/>
+          <w:sz w:val="32"/>
+          <w:szCs w:val="32"/>
+        </w:rPr>
+        <w:t xml:space="preserve">( </w:t>
+      </w:r>
+      <w:proofErr w:type="spellStart"/>
+      <w:r>
+        <w:rPr>
+          <w:b/>
+          <w:bCs/>
+          <w:color w:val="D86DCB" w:themeColor="accent5" w:themeTint="99"/>
+          <w:sz w:val="32"/>
+          <w:szCs w:val="32"/>
+        </w:rPr>
+        <w:t>isLoading</w:t>
+      </w:r>
+      <w:proofErr w:type="spellEnd"/>
+      <w:r>
+        <w:rPr>
+          <w:b/>
+          <w:bCs/>
+          <w:color w:val="D86DCB" w:themeColor="accent5" w:themeTint="99"/>
+          <w:sz w:val="32"/>
+          <w:szCs w:val="32"/>
+        </w:rPr>
+        <w:t xml:space="preserve">: false, </w:t>
+      </w:r>
+      <w:proofErr w:type="spellStart"/>
+      <w:r>
+        <w:rPr>
+          <w:b/>
+          <w:bCs/>
+          <w:color w:val="D86DCB" w:themeColor="accent5" w:themeTint="99"/>
+          <w:sz w:val="32"/>
+          <w:szCs w:val="32"/>
+        </w:rPr>
+        <w:t>isSuccess</w:t>
+      </w:r>
+      <w:proofErr w:type="spellEnd"/>
+      <w:r>
+        <w:rPr>
+          <w:b/>
+          <w:bCs/>
+          <w:color w:val="D86DCB" w:themeColor="accent5" w:themeTint="99"/>
+          <w:sz w:val="32"/>
+          <w:szCs w:val="32"/>
+        </w:rPr>
+        <w:t>: true);</w:t>
+      </w:r>
+    </w:p>
+    <w:p>
+      <w:pPr>
+        <w:jc w:val="both"/>
+        <w:rPr>
+          <w:b/>
+          <w:bCs/>
+          <w:color w:val="D86DCB" w:themeColor="accent5" w:themeTint="99"/>
+          <w:sz w:val="32"/>
+          <w:szCs w:val="32"/>
+        </w:rPr>
+      </w:pPr>
+      <w:r>
+        <w:rPr>
+          <w:b/>
+          <w:bCs/>
+          <w:color w:val="D86DCB" w:themeColor="accent5" w:themeTint="99"/>
+          <w:sz w:val="32"/>
+          <w:szCs w:val="32"/>
+        </w:rPr>
+        <w:t xml:space="preserve">    } else {</w:t>
+      </w:r>
+    </w:p>
+    <w:p>
+      <w:pPr>
+        <w:jc w:val="both"/>
+        <w:rPr>
+          <w:b/>
+          <w:bCs/>
+          <w:color w:val="D86DCB" w:themeColor="accent5" w:themeTint="99"/>
+          <w:sz w:val="32"/>
+          <w:szCs w:val="32"/>
+        </w:rPr>
+      </w:pPr>
+      <w:r>
+        <w:rPr>
+          <w:b/>
+          <w:bCs/>
+          <w:color w:val="D86DCB" w:themeColor="accent5" w:themeTint="99"/>
+          <w:sz w:val="32"/>
+          <w:szCs w:val="32"/>
+        </w:rPr>
+        <w:t xml:space="preserve">      state = </w:t>
+      </w:r>
+      <w:proofErr w:type="spellStart"/>
+      <w:proofErr w:type="gramStart"/>
+      <w:r>
+        <w:rPr>
+          <w:b/>
+          <w:bCs/>
+          <w:color w:val="D86DCB" w:themeColor="accent5" w:themeTint="99"/>
+          <w:sz w:val="32"/>
+          <w:szCs w:val="32"/>
+        </w:rPr>
+        <w:t>state.copyWith</w:t>
+      </w:r>
+      <w:proofErr w:type="spellEnd"/>
+      <w:proofErr w:type="gramEnd"/>
+      <w:r>
+        <w:rPr>
+          <w:b/>
+          <w:bCs/>
+          <w:color w:val="D86DCB" w:themeColor="accent5" w:themeTint="99"/>
+          <w:sz w:val="32"/>
+          <w:szCs w:val="32"/>
+        </w:rPr>
+        <w:t xml:space="preserve">( </w:t>
+      </w:r>
+      <w:proofErr w:type="spellStart"/>
+      <w:r>
+        <w:rPr>
+          <w:b/>
+          <w:bCs/>
+          <w:color w:val="D86DCB" w:themeColor="accent5" w:themeTint="99"/>
+          <w:sz w:val="32"/>
+          <w:szCs w:val="32"/>
+        </w:rPr>
+        <w:t>isLoading</w:t>
+      </w:r>
+      <w:proofErr w:type="spellEnd"/>
+      <w:r>
+        <w:rPr>
+          <w:b/>
+          <w:bCs/>
+          <w:color w:val="D86DCB" w:themeColor="accent5" w:themeTint="99"/>
+          <w:sz w:val="32"/>
+          <w:szCs w:val="32"/>
+        </w:rPr>
+        <w:t xml:space="preserve">: false, </w:t>
+      </w:r>
+      <w:proofErr w:type="spellStart"/>
+      <w:r>
+        <w:rPr>
+          <w:b/>
+          <w:bCs/>
+          <w:color w:val="D86DCB" w:themeColor="accent5" w:themeTint="99"/>
+          <w:sz w:val="32"/>
+          <w:szCs w:val="32"/>
+        </w:rPr>
+        <w:t>isSuccess</w:t>
+      </w:r>
+      <w:proofErr w:type="spellEnd"/>
+      <w:r>
+        <w:rPr>
+          <w:b/>
+          <w:bCs/>
+          <w:color w:val="D86DCB" w:themeColor="accent5" w:themeTint="99"/>
+          <w:sz w:val="32"/>
+          <w:szCs w:val="32"/>
+        </w:rPr>
+        <w:t>: false);</w:t>
+      </w:r>
+    </w:p>
+    <w:p>
+      <w:pPr>
+        <w:jc w:val="both"/>
+        <w:rPr>
+          <w:b/>
+          <w:bCs/>
+          <w:color w:val="D86DCB" w:themeColor="accent5" w:themeTint="99"/>
+          <w:sz w:val="32"/>
+          <w:szCs w:val="32"/>
+        </w:rPr>
+      </w:pPr>
+      <w:r>
+        <w:rPr>
+          <w:b/>
+          <w:bCs/>
+          <w:color w:val="D86DCB" w:themeColor="accent5" w:themeTint="99"/>
+          <w:sz w:val="32"/>
+          <w:szCs w:val="32"/>
+        </w:rPr>
+        <w:t xml:space="preserve">    }</w:t>
+      </w:r>
+    </w:p>
+    <w:p>
+      <w:pPr>
+        <w:jc w:val="both"/>
+        <w:rPr>
+          <w:b/>
+          <w:bCs/>
+          <w:color w:val="D86DCB" w:themeColor="accent5" w:themeTint="99"/>
+          <w:sz w:val="32"/>
+          <w:szCs w:val="32"/>
+        </w:rPr>
+      </w:pPr>
+    </w:p>
+    <w:p>
+      <w:pPr>
+        <w:jc w:val="both"/>
+        <w:rPr>
+          <w:b/>
+          <w:bCs/>
+          <w:color w:val="D86DCB" w:themeColor="accent5" w:themeTint="99"/>
+          <w:sz w:val="32"/>
+          <w:szCs w:val="32"/>
+        </w:rPr>
+      </w:pPr>
+      <w:r>
+        <w:rPr>
+          <w:b/>
+          <w:bCs/>
+          <w:color w:val="D86DCB" w:themeColor="accent5" w:themeTint="99"/>
+          <w:sz w:val="32"/>
+          <w:szCs w:val="32"/>
+        </w:rPr>
+        <w:t xml:space="preserve">    // Stop listening, clean up Stream to prevent memory leak</w:t>
+      </w:r>
+    </w:p>
+    <w:p>
+      <w:pPr>
+        <w:jc w:val="both"/>
+        <w:rPr>
+          <w:b/>
+          <w:bCs/>
+          <w:color w:val="D86DCB" w:themeColor="accent5" w:themeTint="99"/>
+          <w:sz w:val="32"/>
+          <w:szCs w:val="32"/>
+        </w:rPr>
+      </w:pPr>
+      <w:r>
+        <w:rPr>
+          <w:b/>
+          <w:bCs/>
+          <w:color w:val="D86DCB" w:themeColor="accent5" w:themeTint="99"/>
+          <w:sz w:val="32"/>
+          <w:szCs w:val="32"/>
+        </w:rPr>
+        <w:t xml:space="preserve">    await </w:t>
+      </w:r>
+      <w:proofErr w:type="spellStart"/>
+      <w:proofErr w:type="gramStart"/>
+      <w:r>
+        <w:rPr>
+          <w:b/>
+          <w:bCs/>
+          <w:color w:val="D86DCB" w:themeColor="accent5" w:themeTint="99"/>
+          <w:sz w:val="32"/>
+          <w:szCs w:val="32"/>
+        </w:rPr>
+        <w:t>streamSubscription</w:t>
+      </w:r>
+      <w:proofErr w:type="spellEnd"/>
+      <w:r>
+        <w:rPr>
+          <w:b/>
+          <w:bCs/>
+          <w:color w:val="D86DCB" w:themeColor="accent5" w:themeTint="99"/>
+          <w:sz w:val="32"/>
+          <w:szCs w:val="32"/>
+        </w:rPr>
+        <w:t>?.</w:t>
+      </w:r>
+      <w:proofErr w:type="gramEnd"/>
+      <w:r>
+        <w:rPr>
+          <w:b/>
+          <w:bCs/>
+          <w:color w:val="D86DCB" w:themeColor="accent5" w:themeTint="99"/>
+          <w:sz w:val="32"/>
+          <w:szCs w:val="32"/>
+        </w:rPr>
+        <w:t>cancel();</w:t>
+      </w:r>
+    </w:p>
+    <w:p>
+      <w:pPr>
+        <w:jc w:val="both"/>
+        <w:rPr>
+          <w:b/>
+          <w:bCs/>
+          <w:color w:val="D86DCB" w:themeColor="accent5" w:themeTint="99"/>
+          <w:sz w:val="32"/>
+          <w:szCs w:val="32"/>
+        </w:rPr>
+      </w:pPr>
+      <w:r>
+        <w:rPr>
+          <w:b/>
+          <w:bCs/>
+          <w:color w:val="D86DCB" w:themeColor="accent5" w:themeTint="99"/>
+          <w:sz w:val="32"/>
+          <w:szCs w:val="32"/>
+        </w:rPr>
+        <w:t xml:space="preserve">    </w:t>
+      </w:r>
+      <w:proofErr w:type="spellStart"/>
+      <w:r>
+        <w:rPr>
+          <w:b/>
+          <w:bCs/>
+          <w:color w:val="D86DCB" w:themeColor="accent5" w:themeTint="99"/>
+          <w:sz w:val="32"/>
+          <w:szCs w:val="32"/>
+        </w:rPr>
+        <w:t>streamSubscription</w:t>
+      </w:r>
+      <w:proofErr w:type="spellEnd"/>
+      <w:r>
+        <w:rPr>
+          <w:b/>
+          <w:bCs/>
+          <w:color w:val="D86DCB" w:themeColor="accent5" w:themeTint="99"/>
+          <w:sz w:val="32"/>
+          <w:szCs w:val="32"/>
+        </w:rPr>
+        <w:t xml:space="preserve"> = null;</w:t>
+      </w:r>
+    </w:p>
+    <w:p>
+      <w:pPr>
+        <w:jc w:val="both"/>
+        <w:rPr>
+          <w:b/>
+          <w:bCs/>
+          <w:color w:val="D86DCB" w:themeColor="accent5" w:themeTint="99"/>
+          <w:sz w:val="32"/>
+          <w:szCs w:val="32"/>
+        </w:rPr>
+      </w:pPr>
+      <w:r>
+        <w:rPr>
+          <w:b/>
+          <w:bCs/>
+          <w:color w:val="D86DCB" w:themeColor="accent5" w:themeTint="99"/>
+          <w:sz w:val="32"/>
+          <w:szCs w:val="32"/>
+        </w:rPr>
+        <w:t xml:space="preserve">  }</w:t>
+      </w:r>
+    </w:p>
+    <w:p>
+      <w:pPr>
+        <w:jc w:val="both"/>
+        <w:rPr>
+          <w:b/>
+          <w:bCs/>
+          <w:color w:val="D86DCB" w:themeColor="accent5" w:themeTint="99"/>
+          <w:sz w:val="32"/>
+          <w:szCs w:val="32"/>
+        </w:rPr>
+      </w:pPr>
+      <w:r>
+        <w:rPr>
+          <w:b/>
+          <w:bCs/>
+          <w:color w:val="D86DCB" w:themeColor="accent5" w:themeTint="99"/>
+          <w:sz w:val="32"/>
+          <w:szCs w:val="32"/>
+        </w:rPr>
+        <w:t>}</w:t>
+      </w:r>
+    </w:p>
+    <w:p>
+      <w:pPr>
+        <w:jc w:val="both"/>
+        <w:rPr>
+          <w:sz w:val="32"/>
+          <w:szCs w:val="32"/>
+        </w:rPr>
+      </w:pPr>
+      <w:r>
+        <w:rPr>
+          <w:sz w:val="32"/>
+          <w:szCs w:val="32"/>
+        </w:rPr>
+        <w:t># In the UI:</w:t>
+      </w:r>
+    </w:p>
+    <w:p>
+      <w:pPr>
+        <w:jc w:val="both"/>
+        <w:rPr>
+          <w:b/>
+          <w:bCs/>
+          <w:color w:val="D86DCB" w:themeColor="accent5" w:themeTint="99"/>
+          <w:sz w:val="32"/>
+          <w:szCs w:val="32"/>
+        </w:rPr>
+      </w:pPr>
+      <w:r>
+        <w:rPr>
+          <w:b/>
+          <w:bCs/>
+          <w:color w:val="D86DCB" w:themeColor="accent5" w:themeTint="99"/>
+          <w:sz w:val="32"/>
+          <w:szCs w:val="32"/>
+        </w:rPr>
+        <w:t>…</w:t>
+      </w:r>
+    </w:p>
+    <w:p>
+      <w:pPr>
+        <w:jc w:val="both"/>
+        <w:rPr>
+          <w:b/>
+          <w:bCs/>
+          <w:color w:val="D86DCB" w:themeColor="accent5" w:themeTint="99"/>
+          <w:sz w:val="32"/>
+          <w:szCs w:val="32"/>
+        </w:rPr>
+      </w:pPr>
+      <w:r>
+        <w:rPr>
+          <w:b/>
+          <w:bCs/>
+          <w:color w:val="D86DCB" w:themeColor="accent5" w:themeTint="99"/>
+          <w:sz w:val="32"/>
+          <w:szCs w:val="32"/>
+        </w:rPr>
+        <w:t xml:space="preserve">final state = </w:t>
+      </w:r>
+      <w:proofErr w:type="spellStart"/>
+      <w:proofErr w:type="gramStart"/>
+      <w:r>
+        <w:rPr>
+          <w:b/>
+          <w:bCs/>
+          <w:color w:val="D86DCB" w:themeColor="accent5" w:themeTint="99"/>
+          <w:sz w:val="32"/>
+          <w:szCs w:val="32"/>
+        </w:rPr>
+        <w:t>ref.watch</w:t>
+      </w:r>
+      <w:proofErr w:type="spellEnd"/>
+      <w:proofErr w:type="gramEnd"/>
+      <w:r>
+        <w:rPr>
+          <w:b/>
+          <w:bCs/>
+          <w:color w:val="D86DCB" w:themeColor="accent5" w:themeTint="99"/>
+          <w:sz w:val="32"/>
+          <w:szCs w:val="32"/>
+        </w:rPr>
+        <w:t>(</w:t>
+      </w:r>
+      <w:proofErr w:type="spellStart"/>
+      <w:r>
+        <w:rPr>
+          <w:b/>
+          <w:bCs/>
+          <w:color w:val="D86DCB" w:themeColor="accent5" w:themeTint="99"/>
+          <w:sz w:val="32"/>
+          <w:szCs w:val="32"/>
+        </w:rPr>
+        <w:t>authProvider</w:t>
+      </w:r>
+      <w:proofErr w:type="spellEnd"/>
+      <w:r>
+        <w:rPr>
+          <w:b/>
+          <w:bCs/>
+          <w:color w:val="D86DCB" w:themeColor="accent5" w:themeTint="99"/>
+          <w:sz w:val="32"/>
+          <w:szCs w:val="32"/>
+        </w:rPr>
+        <w:t>);</w:t>
+      </w:r>
+    </w:p>
+    <w:p>
+      <w:pPr>
+        <w:jc w:val="both"/>
+        <w:rPr>
+          <w:b/>
+          <w:bCs/>
+          <w:color w:val="D86DCB" w:themeColor="accent5" w:themeTint="99"/>
+          <w:sz w:val="32"/>
+          <w:szCs w:val="32"/>
+        </w:rPr>
+      </w:pPr>
+      <w:r>
+        <w:rPr>
+          <w:b/>
+          <w:bCs/>
+          <w:color w:val="D86DCB" w:themeColor="accent5" w:themeTint="99"/>
+          <w:sz w:val="32"/>
+          <w:szCs w:val="32"/>
+        </w:rPr>
+        <w:t xml:space="preserve">await </w:t>
+      </w:r>
+      <w:proofErr w:type="spellStart"/>
+      <w:proofErr w:type="gramStart"/>
+      <w:r>
+        <w:rPr>
+          <w:b/>
+          <w:bCs/>
+          <w:color w:val="D86DCB" w:themeColor="accent5" w:themeTint="99"/>
+          <w:sz w:val="32"/>
+          <w:szCs w:val="32"/>
+        </w:rPr>
+        <w:t>ref.read</w:t>
+      </w:r>
+      <w:proofErr w:type="spellEnd"/>
+      <w:proofErr w:type="gramEnd"/>
+      <w:r>
+        <w:rPr>
+          <w:b/>
+          <w:bCs/>
+          <w:color w:val="D86DCB" w:themeColor="accent5" w:themeTint="99"/>
+          <w:sz w:val="32"/>
+          <w:szCs w:val="32"/>
+        </w:rPr>
+        <w:t>(</w:t>
+      </w:r>
+      <w:proofErr w:type="spellStart"/>
+      <w:r>
+        <w:rPr>
+          <w:b/>
+          <w:bCs/>
+          <w:color w:val="D86DCB" w:themeColor="accent5" w:themeTint="99"/>
+          <w:sz w:val="32"/>
+          <w:szCs w:val="32"/>
+        </w:rPr>
+        <w:t>authProvider</w:t>
+      </w:r>
+      <w:proofErr w:type="spellEnd"/>
+      <w:r>
+        <w:rPr>
+          <w:b/>
+          <w:bCs/>
+          <w:color w:val="D86DCB" w:themeColor="accent5" w:themeTint="99"/>
+          <w:sz w:val="32"/>
+          <w:szCs w:val="32"/>
+        </w:rPr>
+        <w:t>).</w:t>
+      </w:r>
+      <w:proofErr w:type="spellStart"/>
+      <w:r>
+        <w:rPr>
+          <w:b/>
+          <w:bCs/>
+          <w:color w:val="D86DCB" w:themeColor="accent5" w:themeTint="99"/>
+          <w:sz w:val="32"/>
+          <w:szCs w:val="32"/>
+        </w:rPr>
+        <w:t>startAuth</w:t>
+      </w:r>
+      <w:proofErr w:type="spellEnd"/>
+      <w:r>
+        <w:rPr>
+          <w:b/>
+          <w:bCs/>
+          <w:color w:val="D86DCB" w:themeColor="accent5" w:themeTint="99"/>
+          <w:sz w:val="32"/>
+          <w:szCs w:val="32"/>
+        </w:rPr>
+        <w:t>(</w:t>
+      </w:r>
+      <w:r>
+        <w:rPr>
+          <w:b/>
+          <w:bCs/>
+          <w:color w:val="D86DCB" w:themeColor="accent5" w:themeTint="99"/>
+          <w:sz w:val="32"/>
+          <w:szCs w:val="32"/>
+        </w:rPr>
+        <w:t>…</w:t>
+      </w:r>
+      <w:r>
+        <w:rPr>
+          <w:b/>
+          <w:bCs/>
+          <w:color w:val="D86DCB" w:themeColor="accent5" w:themeTint="99"/>
+          <w:sz w:val="32"/>
+          <w:szCs w:val="32"/>
+        </w:rPr>
+        <w:t>);</w:t>
+      </w:r>
+    </w:p>
+    <w:p>
+      <w:pPr>
+        <w:jc w:val="both"/>
+        <w:rPr>
+          <w:b/>
+          <w:bCs/>
+          <w:color w:val="D86DCB" w:themeColor="accent5" w:themeTint="99"/>
+          <w:sz w:val="32"/>
+          <w:szCs w:val="32"/>
+        </w:rPr>
+      </w:pPr>
+      <w:r>
+        <w:rPr>
+          <w:b/>
+          <w:bCs/>
+          <w:color w:val="D86DCB" w:themeColor="accent5" w:themeTint="99"/>
+          <w:sz w:val="32"/>
+          <w:szCs w:val="32"/>
+        </w:rPr>
+        <w:t>if (</w:t>
+      </w:r>
+      <w:proofErr w:type="spellStart"/>
+      <w:proofErr w:type="gramStart"/>
+      <w:r>
+        <w:rPr>
+          <w:b/>
+          <w:bCs/>
+          <w:color w:val="D86DCB" w:themeColor="accent5" w:themeTint="99"/>
+          <w:sz w:val="32"/>
+          <w:szCs w:val="32"/>
+        </w:rPr>
+        <w:t>state.isSuccess</w:t>
+      </w:r>
+      <w:proofErr w:type="spellEnd"/>
+      <w:proofErr w:type="gramEnd"/>
+      <w:r>
+        <w:rPr>
+          <w:b/>
+          <w:bCs/>
+          <w:color w:val="D86DCB" w:themeColor="accent5" w:themeTint="99"/>
+          <w:sz w:val="32"/>
+          <w:szCs w:val="32"/>
+        </w:rPr>
+        <w:t>) {</w:t>
+      </w:r>
+    </w:p>
+    <w:p>
+      <w:pPr>
+        <w:jc w:val="both"/>
+        <w:rPr>
+          <w:b/>
+          <w:bCs/>
+          <w:color w:val="D86DCB" w:themeColor="accent5" w:themeTint="99"/>
+          <w:sz w:val="32"/>
+          <w:szCs w:val="32"/>
+        </w:rPr>
+      </w:pPr>
+      <w:r>
+        <w:rPr>
+          <w:b/>
+          <w:bCs/>
+          <w:color w:val="D86DCB" w:themeColor="accent5" w:themeTint="99"/>
+          <w:sz w:val="32"/>
+          <w:szCs w:val="32"/>
+        </w:rPr>
+        <w:t xml:space="preserve">     // Navigate to Home Screen</w:t>
+      </w:r>
+    </w:p>
+    <w:p>
+      <w:pPr>
+        <w:jc w:val="both"/>
+        <w:rPr>
+          <w:b/>
+          <w:bCs/>
+          <w:color w:val="D86DCB" w:themeColor="accent5" w:themeTint="99"/>
+          <w:sz w:val="32"/>
+          <w:szCs w:val="32"/>
+        </w:rPr>
+      </w:pPr>
+      <w:r>
+        <w:rPr>
+          <w:b/>
+          <w:bCs/>
+          <w:color w:val="D86DCB" w:themeColor="accent5" w:themeTint="99"/>
+          <w:sz w:val="32"/>
+          <w:szCs w:val="32"/>
+        </w:rPr>
+        <w:t>}</w:t>
+      </w:r>
+    </w:p>
+    <w:p>
+      <w:pPr>
+        <w:jc w:val="both"/>
+        <w:rPr>
+          <w:sz w:val="32"/>
+          <w:szCs w:val="32"/>
+        </w:rPr>
+      </w:pPr>
+      <w:r>
+        <w:rPr>
+          <w:b/>
+          <w:bCs/>
+          <w:sz w:val="32"/>
+          <w:szCs w:val="32"/>
+        </w:rPr>
+        <w:t xml:space="preserve">NOTE: </w:t>
+      </w:r>
+      <w:r>
+        <w:rPr>
+          <w:sz w:val="32"/>
+          <w:szCs w:val="32"/>
+        </w:rPr>
+        <w:t xml:space="preserve">For more in depth see f57 flutter </w:t>
+      </w:r>
+      <w:proofErr w:type="spellStart"/>
+      <w:r>
+        <w:rPr>
+          <w:sz w:val="32"/>
+          <w:szCs w:val="32"/>
+        </w:rPr>
+        <w:t>url_launcher</w:t>
+      </w:r>
+      <w:proofErr w:type="spellEnd"/>
+      <w:r>
+        <w:rPr>
+          <w:sz w:val="32"/>
+          <w:szCs w:val="32"/>
+        </w:rPr>
+        <w:t xml:space="preserve"> and deep links doc</w:t>
+      </w:r>
+    </w:p>
+    <w:p>
+      <w:pPr>
+        <w:jc w:val="both"/>
+        <w:rPr>
+          <w:sz w:val="32"/>
+          <w:szCs w:val="32"/>
+        </w:rPr>
+      </w:pPr>
+    </w:p>
+    <w:p>
+      <w:pPr>
+        <w:jc w:val="center"/>
+        <w:rPr>
+          <w:sz w:val="32"/>
+          <w:szCs w:val="32"/>
+        </w:rPr>
+      </w:pPr>
+      <w:r>
+        <w:rPr>
+          <w:sz w:val="32"/>
+          <w:szCs w:val="32"/>
+        </w:rPr>
+        <w:t>Break</w:t>
+      </w:r>
+    </w:p>
+    <w:p>
+      <w:pPr>
+        <w:jc w:val="both"/>
+        <w:rPr>
+          <w:sz w:val="32"/>
+          <w:szCs w:val="32"/>
+        </w:rPr>
+      </w:pPr>
+    </w:p>
+    <w:p>
+      <w:pPr>
+        <w:jc w:val="both"/>
+        <w:rPr>
+          <w:sz w:val="32"/>
+          <w:szCs w:val="32"/>
+        </w:rPr>
+      </w:pPr>
+    </w:p>
+    <w:p>
+      <w:pPr>
+        <w:jc w:val="both"/>
+        <w:rPr>
+          <w:sz w:val="32"/>
+          <w:szCs w:val="32"/>
+        </w:rPr>
+      </w:pPr>
+    </w:p>
+    <w:p>
+      <w:pPr>
+        <w:jc w:val="both"/>
+        <w:rPr>
+          <w:sz w:val="32"/>
+          <w:szCs w:val="32"/>
+        </w:rPr>
+      </w:pPr>
+    </w:p>
+    <w:p>
+      <w:pPr>
+        <w:jc w:val="both"/>
+        <w:rPr>
+          <w:sz w:val="32"/>
+          <w:szCs w:val="32"/>
+        </w:rPr>
+      </w:pPr>
+    </w:p>
+    <w:p>
+      <w:pPr>
+        <w:jc w:val="both"/>
+        <w:rPr>
+          <w:sz w:val="32"/>
+          <w:szCs w:val="32"/>
+        </w:rPr>
+      </w:pPr>
+    </w:p>
+    <w:p>
+      <w:pPr>
+        <w:jc w:val="both"/>
+        <w:rPr>
           <w:sz w:val="32"/>
           <w:szCs w:val="32"/>
         </w:rPr>
@@ -4302,6 +9543,7 @@
       </w:pPr>
     </w:p>
     <w:sectPr>
+      <w:footerReference w:type="default" r:id="rId7"/>
       <w:pgSz w:w="11906" w:h="16838" w:code="9"/>
       <w:pgMar w:top="1440" w:right="1440" w:bottom="1440" w:left="1440" w:header="720" w:footer="720" w:gutter="0"/>
       <w:cols w:space="720"/>
@@ -4309,6 +9551,109 @@
     </w:sectPr>
   </w:body>
 </w:document>
+</file>
+
+<file path=word/endnotes.xml><?xml version="1.0" encoding="utf-8"?>
+<w:endnotes xmlns:wpc="http://schemas.microsoft.com/office/word/2010/wordprocessingCanvas" xmlns:cx="http://schemas.microsoft.com/office/drawing/2014/chartex" xmlns:cx1="http://schemas.microsoft.com/office/drawing/2015/9/8/chartex" xmlns:cx2="http://schemas.microsoft.com/office/drawing/2015/10/21/chartex" xmlns:cx3="http://schemas.microsoft.com/office/drawing/2016/5/9/chartex" xmlns:cx4="http://schemas.microsoft.com/office/drawing/2016/5/10/chartex" xmlns:cx5="http://schemas.microsoft.com/office/drawing/2016/5/11/chartex" xmlns:cx6="http://schemas.microsoft.com/office/drawing/2016/5/12/chartex" xmlns:cx7="http://schemas.microsoft.com/office/drawing/2016/5/13/chartex" xmlns:cx8="http://schemas.microsoft.com/office/drawing/2016/5/14/chartex" xmlns:mc="http://schemas.openxmlformats.org/markup-compatibility/2006" xmlns:aink="http://schemas.microsoft.com/office/drawing/2016/ink" xmlns:am3d="http://schemas.microsoft.com/office/drawing/2017/model3d" xmlns:o="urn:schemas-microsoft-com:office:office" xmlns:oel="http://schemas.microsoft.com/office/2019/extlst" xmlns:r="http://schemas.openxmlformats.org/officeDocument/2006/relationships" xmlns:m="http://schemas.openxmlformats.org/officeDocument/2006/math" xmlns:v="urn:schemas-microsoft-com:vml" xmlns:wp14="http://schemas.microsoft.com/office/word/2010/wordprocessingDrawing" xmlns:wp="http://schemas.openxmlformats.org/drawingml/2006/wordprocessingDrawing" xmlns:w10="urn:schemas-microsoft-com:office:word" xmlns:w="http://schemas.openxmlformats.org/wordprocessingml/2006/main" xmlns:w14="http://schemas.microsoft.com/office/word/2010/wordml" xmlns:w15="http://schemas.microsoft.com/office/word/2012/wordml" xmlns:w16cex="http://schemas.microsoft.com/office/word/2018/wordml/cex" xmlns:w16cid="http://schemas.microsoft.com/office/word/2016/wordml/cid" xmlns:w16="http://schemas.microsoft.com/office/word/2018/wordml" xmlns:w16sdtdh="http://schemas.microsoft.com/office/word/2020/wordml/sdtdatahash" xmlns:w16se="http://schemas.microsoft.com/office/word/2015/wordml/symex" xmlns:wpg="http://schemas.microsoft.com/office/word/2010/wordprocessingGroup" xmlns:wpi="http://schemas.microsoft.com/office/word/2010/wordprocessingInk" xmlns:wne="http://schemas.microsoft.com/office/word/2006/wordml" xmlns:wps="http://schemas.microsoft.com/office/word/2010/wordprocessingShape" mc:Ignorable="w14 w15 w16se w16cid w16 w16cex w16sdtdh wp14">
+  <w:endnote w:type="separator" w:id="-1">
+    <w:p>
+      <w:pPr>
+        <w:spacing w:after="0" w:line="240" w:lineRule="auto"/>
+      </w:pPr>
+      <w:r>
+        <w:separator/>
+      </w:r>
+    </w:p>
+  </w:endnote>
+  <w:endnote w:type="continuationSeparator" w:id="0">
+    <w:p>
+      <w:pPr>
+        <w:spacing w:after="0" w:line="240" w:lineRule="auto"/>
+      </w:pPr>
+      <w:r>
+        <w:continuationSeparator/>
+      </w:r>
+    </w:p>
+  </w:endnote>
+</w:endnotes>
+</file>
+
+<file path=word/footer1.xml><?xml version="1.0" encoding="utf-8"?>
+<w:ftr xmlns:wpc="http://schemas.microsoft.com/office/word/2010/wordprocessingCanvas" xmlns:cx="http://schemas.microsoft.com/office/drawing/2014/chartex" xmlns:cx1="http://schemas.microsoft.com/office/drawing/2015/9/8/chartex" xmlns:cx2="http://schemas.microsoft.com/office/drawing/2015/10/21/chartex" xmlns:cx3="http://schemas.microsoft.com/office/drawing/2016/5/9/chartex" xmlns:cx4="http://schemas.microsoft.com/office/drawing/2016/5/10/chartex" xmlns:cx5="http://schemas.microsoft.com/office/drawing/2016/5/11/chartex" xmlns:cx6="http://schemas.microsoft.com/office/drawing/2016/5/12/chartex" xmlns:cx7="http://schemas.microsoft.com/office/drawing/2016/5/13/chartex" xmlns:cx8="http://schemas.microsoft.com/office/drawing/2016/5/14/chartex" xmlns:mc="http://schemas.openxmlformats.org/markup-compatibility/2006" xmlns:aink="http://schemas.microsoft.com/office/drawing/2016/ink" xmlns:am3d="http://schemas.microsoft.com/office/drawing/2017/model3d" xmlns:o="urn:schemas-microsoft-com:office:office" xmlns:oel="http://schemas.microsoft.com/office/2019/extlst" xmlns:r="http://schemas.openxmlformats.org/officeDocument/2006/relationships" xmlns:m="http://schemas.openxmlformats.org/officeDocument/2006/math" xmlns:v="urn:schemas-microsoft-com:vml" xmlns:wp14="http://schemas.microsoft.com/office/word/2010/wordprocessingDrawing" xmlns:wp="http://schemas.openxmlformats.org/drawingml/2006/wordprocessingDrawing" xmlns:w10="urn:schemas-microsoft-com:office:word" xmlns:w="http://schemas.openxmlformats.org/wordprocessingml/2006/main" xmlns:w14="http://schemas.microsoft.com/office/word/2010/wordml" xmlns:w15="http://schemas.microsoft.com/office/word/2012/wordml" xmlns:w16cex="http://schemas.microsoft.com/office/word/2018/wordml/cex" xmlns:w16cid="http://schemas.microsoft.com/office/word/2016/wordml/cid" xmlns:w16="http://schemas.microsoft.com/office/word/2018/wordml" xmlns:w16sdtdh="http://schemas.microsoft.com/office/word/2020/wordml/sdtdatahash" xmlns:w16se="http://schemas.microsoft.com/office/word/2015/wordml/symex" xmlns:wpg="http://schemas.microsoft.com/office/word/2010/wordprocessingGroup" xmlns:wpi="http://schemas.microsoft.com/office/word/2010/wordprocessingInk" xmlns:wne="http://schemas.microsoft.com/office/word/2006/wordml" xmlns:wps="http://schemas.microsoft.com/office/word/2010/wordprocessingShape" mc:Ignorable="w14 w15 w16se w16cid w16 w16cex w16sdtdh wp14">
+  <w:sdt>
+    <w:sdtPr>
+      <w:id w:val="1151952485"/>
+      <w:docPartObj>
+        <w:docPartGallery w:val="Page Numbers (Bottom of Page)"/>
+        <w:docPartUnique/>
+      </w:docPartObj>
+    </w:sdtPr>
+    <w:sdtEndPr>
+      <w:rPr>
+        <w:noProof/>
+      </w:rPr>
+    </w:sdtEndPr>
+    <w:sdtContent>
+      <w:p>
+        <w:pPr>
+          <w:pStyle w:val="Footer"/>
+          <w:jc w:val="center"/>
+        </w:pPr>
+        <w:r>
+          <w:fldChar w:fldCharType="begin"/>
+        </w:r>
+        <w:r>
+          <w:instrText xml:space="preserve"> PAGE   \* MERGEFORMAT </w:instrText>
+        </w:r>
+        <w:r>
+          <w:fldChar w:fldCharType="separate"/>
+        </w:r>
+        <w:r>
+          <w:rPr>
+            <w:noProof/>
+          </w:rPr>
+          <w:t>2</w:t>
+        </w:r>
+        <w:r>
+          <w:rPr>
+            <w:noProof/>
+          </w:rPr>
+          <w:fldChar w:fldCharType="end"/>
+        </w:r>
+      </w:p>
+    </w:sdtContent>
+  </w:sdt>
+  <w:p>
+    <w:pPr>
+      <w:pStyle w:val="Footer"/>
+    </w:pPr>
+  </w:p>
+</w:ftr>
+</file>
+
+<file path=word/footnotes.xml><?xml version="1.0" encoding="utf-8"?>
+<w:footnotes xmlns:wpc="http://schemas.microsoft.com/office/word/2010/wordprocessingCanvas" xmlns:cx="http://schemas.microsoft.com/office/drawing/2014/chartex" xmlns:cx1="http://schemas.microsoft.com/office/drawing/2015/9/8/chartex" xmlns:cx2="http://schemas.microsoft.com/office/drawing/2015/10/21/chartex" xmlns:cx3="http://schemas.microsoft.com/office/drawing/2016/5/9/chartex" xmlns:cx4="http://schemas.microsoft.com/office/drawing/2016/5/10/chartex" xmlns:cx5="http://schemas.microsoft.com/office/drawing/2016/5/11/chartex" xmlns:cx6="http://schemas.microsoft.com/office/drawing/2016/5/12/chartex" xmlns:cx7="http://schemas.microsoft.com/office/drawing/2016/5/13/chartex" xmlns:cx8="http://schemas.microsoft.com/office/drawing/2016/5/14/chartex" xmlns:mc="http://schemas.openxmlformats.org/markup-compatibility/2006" xmlns:aink="http://schemas.microsoft.com/office/drawing/2016/ink" xmlns:am3d="http://schemas.microsoft.com/office/drawing/2017/model3d" xmlns:o="urn:schemas-microsoft-com:office:office" xmlns:oel="http://schemas.microsoft.com/office/2019/extlst" xmlns:r="http://schemas.openxmlformats.org/officeDocument/2006/relationships" xmlns:m="http://schemas.openxmlformats.org/officeDocument/2006/math" xmlns:v="urn:schemas-microsoft-com:vml" xmlns:wp14="http://schemas.microsoft.com/office/word/2010/wordprocessingDrawing" xmlns:wp="http://schemas.openxmlformats.org/drawingml/2006/wordprocessingDrawing" xmlns:w10="urn:schemas-microsoft-com:office:word" xmlns:w="http://schemas.openxmlformats.org/wordprocessingml/2006/main" xmlns:w14="http://schemas.microsoft.com/office/word/2010/wordml" xmlns:w15="http://schemas.microsoft.com/office/word/2012/wordml" xmlns:w16cex="http://schemas.microsoft.com/office/word/2018/wordml/cex" xmlns:w16cid="http://schemas.microsoft.com/office/word/2016/wordml/cid" xmlns:w16="http://schemas.microsoft.com/office/word/2018/wordml" xmlns:w16sdtdh="http://schemas.microsoft.com/office/word/2020/wordml/sdtdatahash" xmlns:w16se="http://schemas.microsoft.com/office/word/2015/wordml/symex" xmlns:wpg="http://schemas.microsoft.com/office/word/2010/wordprocessingGroup" xmlns:wpi="http://schemas.microsoft.com/office/word/2010/wordprocessingInk" xmlns:wne="http://schemas.microsoft.com/office/word/2006/wordml" xmlns:wps="http://schemas.microsoft.com/office/word/2010/wordprocessingShape" mc:Ignorable="w14 w15 w16se w16cid w16 w16cex w16sdtdh wp14">
+  <w:footnote w:type="separator" w:id="-1">
+    <w:p>
+      <w:pPr>
+        <w:spacing w:after="0" w:line="240" w:lineRule="auto"/>
+      </w:pPr>
+      <w:r>
+        <w:separator/>
+      </w:r>
+    </w:p>
+  </w:footnote>
+  <w:footnote w:type="continuationSeparator" w:id="0">
+    <w:p>
+      <w:pPr>
+        <w:spacing w:after="0" w:line="240" w:lineRule="auto"/>
+      </w:pPr>
+      <w:r>
+        <w:continuationSeparator/>
+      </w:r>
+    </w:p>
+  </w:footnote>
+</w:footnotes>
 </file>
 
 <file path=word/numbering.xml><?xml version="1.0" encoding="utf-8"?>
@@ -4518,9 +9863,9 @@
     </w:lvl>
   </w:abstractNum>
   <w:abstractNum w:abstractNumId="2" w15:restartNumberingAfterBreak="0">
-    <w:nsid w:val="643F008B"/>
+    <w:nsid w:val="39E706F5"/>
     <w:multiLevelType w:val="hybridMultilevel"/>
-    <w:tmpl w:val="E8B02BD6"/>
+    <w:tmpl w:val="35288714"/>
     <w:lvl w:ilvl="0" w:tplc="04090001">
       <w:start w:val="1"/>
       <w:numFmt w:val="bullet"/>
@@ -4631,9 +9976,9 @@
     </w:lvl>
   </w:abstractNum>
   <w:abstractNum w:abstractNumId="3" w15:restartNumberingAfterBreak="0">
-    <w:nsid w:val="78397F3D"/>
+    <w:nsid w:val="643F008B"/>
     <w:multiLevelType w:val="hybridMultilevel"/>
-    <w:tmpl w:val="367474AA"/>
+    <w:tmpl w:val="E8B02BD6"/>
     <w:lvl w:ilvl="0" w:tplc="04090001">
       <w:start w:val="1"/>
       <w:numFmt w:val="bullet"/>
@@ -4744,9 +10089,9 @@
     </w:lvl>
   </w:abstractNum>
   <w:abstractNum w:abstractNumId="4" w15:restartNumberingAfterBreak="0">
-    <w:nsid w:val="7BF9408D"/>
+    <w:nsid w:val="78397F3D"/>
     <w:multiLevelType w:val="hybridMultilevel"/>
-    <w:tmpl w:val="3F5E6CBE"/>
+    <w:tmpl w:val="367474AA"/>
     <w:lvl w:ilvl="0" w:tplc="04090001">
       <w:start w:val="1"/>
       <w:numFmt w:val="bullet"/>
@@ -4765,7 +10110,7 @@
       <w:lvlText w:val="o"/>
       <w:lvlJc w:val="left"/>
       <w:pPr>
-        <w:ind w:left="1440" w:hanging="360"/>
+        <w:ind w:left="1080" w:hanging="360"/>
       </w:pPr>
       <w:rPr>
         <w:rFonts w:ascii="Courier New" w:hAnsi="Courier New" w:cs="Courier New" w:hint="default"/>
@@ -4777,7 +10122,7 @@
       <w:lvlText w:val=""/>
       <w:lvlJc w:val="left"/>
       <w:pPr>
-        <w:ind w:left="2160" w:hanging="360"/>
+        <w:ind w:left="1800" w:hanging="360"/>
       </w:pPr>
       <w:rPr>
         <w:rFonts w:ascii="Wingdings" w:hAnsi="Wingdings" w:hint="default"/>
@@ -4789,7 +10134,7 @@
       <w:lvlText w:val=""/>
       <w:lvlJc w:val="left"/>
       <w:pPr>
-        <w:ind w:left="2880" w:hanging="360"/>
+        <w:ind w:left="2520" w:hanging="360"/>
       </w:pPr>
       <w:rPr>
         <w:rFonts w:ascii="Symbol" w:hAnsi="Symbol" w:hint="default"/>
@@ -4801,7 +10146,7 @@
       <w:lvlText w:val="o"/>
       <w:lvlJc w:val="left"/>
       <w:pPr>
-        <w:ind w:left="3600" w:hanging="360"/>
+        <w:ind w:left="3240" w:hanging="360"/>
       </w:pPr>
       <w:rPr>
         <w:rFonts w:ascii="Courier New" w:hAnsi="Courier New" w:cs="Courier New" w:hint="default"/>
@@ -4813,7 +10158,7 @@
       <w:lvlText w:val=""/>
       <w:lvlJc w:val="left"/>
       <w:pPr>
-        <w:ind w:left="4320" w:hanging="360"/>
+        <w:ind w:left="3960" w:hanging="360"/>
       </w:pPr>
       <w:rPr>
         <w:rFonts w:ascii="Wingdings" w:hAnsi="Wingdings" w:hint="default"/>
@@ -4825,7 +10170,7 @@
       <w:lvlText w:val=""/>
       <w:lvlJc w:val="left"/>
       <w:pPr>
-        <w:ind w:left="5040" w:hanging="360"/>
+        <w:ind w:left="4680" w:hanging="360"/>
       </w:pPr>
       <w:rPr>
         <w:rFonts w:ascii="Symbol" w:hAnsi="Symbol" w:hint="default"/>
@@ -4837,7 +10182,7 @@
       <w:lvlText w:val="o"/>
       <w:lvlJc w:val="left"/>
       <w:pPr>
-        <w:ind w:left="5760" w:hanging="360"/>
+        <w:ind w:left="5400" w:hanging="360"/>
       </w:pPr>
       <w:rPr>
         <w:rFonts w:ascii="Courier New" w:hAnsi="Courier New" w:cs="Courier New" w:hint="default"/>
@@ -4849,7 +10194,7 @@
       <w:lvlText w:val=""/>
       <w:lvlJc w:val="left"/>
       <w:pPr>
-        <w:ind w:left="6480" w:hanging="360"/>
+        <w:ind w:left="6120" w:hanging="360"/>
       </w:pPr>
       <w:rPr>
         <w:rFonts w:ascii="Wingdings" w:hAnsi="Wingdings" w:hint="default"/>
@@ -4857,9 +10202,9 @@
     </w:lvl>
   </w:abstractNum>
   <w:abstractNum w:abstractNumId="5" w15:restartNumberingAfterBreak="0">
-    <w:nsid w:val="7D1D0DBF"/>
+    <w:nsid w:val="7BF9408D"/>
     <w:multiLevelType w:val="hybridMultilevel"/>
-    <w:tmpl w:val="36A4B7A4"/>
+    <w:tmpl w:val="3F5E6CBE"/>
     <w:lvl w:ilvl="0" w:tplc="04090001">
       <w:start w:val="1"/>
       <w:numFmt w:val="bullet"/>
@@ -4878,7 +10223,7 @@
       <w:lvlText w:val="o"/>
       <w:lvlJc w:val="left"/>
       <w:pPr>
-        <w:ind w:left="1080" w:hanging="360"/>
+        <w:ind w:left="1440" w:hanging="360"/>
       </w:pPr>
       <w:rPr>
         <w:rFonts w:ascii="Courier New" w:hAnsi="Courier New" w:cs="Courier New" w:hint="default"/>
@@ -4890,7 +10235,7 @@
       <w:lvlText w:val=""/>
       <w:lvlJc w:val="left"/>
       <w:pPr>
-        <w:ind w:left="1800" w:hanging="360"/>
+        <w:ind w:left="2160" w:hanging="360"/>
       </w:pPr>
       <w:rPr>
         <w:rFonts w:ascii="Wingdings" w:hAnsi="Wingdings" w:hint="default"/>
@@ -4902,7 +10247,7 @@
       <w:lvlText w:val=""/>
       <w:lvlJc w:val="left"/>
       <w:pPr>
-        <w:ind w:left="2520" w:hanging="360"/>
+        <w:ind w:left="2880" w:hanging="360"/>
       </w:pPr>
       <w:rPr>
         <w:rFonts w:ascii="Symbol" w:hAnsi="Symbol" w:hint="default"/>
@@ -4914,7 +10259,7 @@
       <w:lvlText w:val="o"/>
       <w:lvlJc w:val="left"/>
       <w:pPr>
-        <w:ind w:left="3240" w:hanging="360"/>
+        <w:ind w:left="3600" w:hanging="360"/>
       </w:pPr>
       <w:rPr>
         <w:rFonts w:ascii="Courier New" w:hAnsi="Courier New" w:cs="Courier New" w:hint="default"/>
@@ -4926,7 +10271,7 @@
       <w:lvlText w:val=""/>
       <w:lvlJc w:val="left"/>
       <w:pPr>
-        <w:ind w:left="3960" w:hanging="360"/>
+        <w:ind w:left="4320" w:hanging="360"/>
       </w:pPr>
       <w:rPr>
         <w:rFonts w:ascii="Wingdings" w:hAnsi="Wingdings" w:hint="default"/>
@@ -4938,7 +10283,7 @@
       <w:lvlText w:val=""/>
       <w:lvlJc w:val="left"/>
       <w:pPr>
-        <w:ind w:left="4680" w:hanging="360"/>
+        <w:ind w:left="5040" w:hanging="360"/>
       </w:pPr>
       <w:rPr>
         <w:rFonts w:ascii="Symbol" w:hAnsi="Symbol" w:hint="default"/>
@@ -4950,7 +10295,7 @@
       <w:lvlText w:val="o"/>
       <w:lvlJc w:val="left"/>
       <w:pPr>
-        <w:ind w:left="5400" w:hanging="360"/>
+        <w:ind w:left="5760" w:hanging="360"/>
       </w:pPr>
       <w:rPr>
         <w:rFonts w:ascii="Courier New" w:hAnsi="Courier New" w:cs="Courier New" w:hint="default"/>
@@ -4962,6 +10307,119 @@
       <w:lvlText w:val=""/>
       <w:lvlJc w:val="left"/>
       <w:pPr>
+        <w:ind w:left="6480" w:hanging="360"/>
+      </w:pPr>
+      <w:rPr>
+        <w:rFonts w:ascii="Wingdings" w:hAnsi="Wingdings" w:hint="default"/>
+      </w:rPr>
+    </w:lvl>
+  </w:abstractNum>
+  <w:abstractNum w:abstractNumId="6" w15:restartNumberingAfterBreak="0">
+    <w:nsid w:val="7D1D0DBF"/>
+    <w:multiLevelType w:val="hybridMultilevel"/>
+    <w:tmpl w:val="36A4B7A4"/>
+    <w:lvl w:ilvl="0" w:tplc="04090001">
+      <w:start w:val="1"/>
+      <w:numFmt w:val="bullet"/>
+      <w:lvlText w:val=""/>
+      <w:lvlJc w:val="left"/>
+      <w:pPr>
+        <w:ind w:left="360" w:hanging="360"/>
+      </w:pPr>
+      <w:rPr>
+        <w:rFonts w:ascii="Symbol" w:hAnsi="Symbol" w:hint="default"/>
+      </w:rPr>
+    </w:lvl>
+    <w:lvl w:ilvl="1" w:tplc="04090003" w:tentative="1">
+      <w:start w:val="1"/>
+      <w:numFmt w:val="bullet"/>
+      <w:lvlText w:val="o"/>
+      <w:lvlJc w:val="left"/>
+      <w:pPr>
+        <w:ind w:left="1080" w:hanging="360"/>
+      </w:pPr>
+      <w:rPr>
+        <w:rFonts w:ascii="Courier New" w:hAnsi="Courier New" w:cs="Courier New" w:hint="default"/>
+      </w:rPr>
+    </w:lvl>
+    <w:lvl w:ilvl="2" w:tplc="04090005" w:tentative="1">
+      <w:start w:val="1"/>
+      <w:numFmt w:val="bullet"/>
+      <w:lvlText w:val=""/>
+      <w:lvlJc w:val="left"/>
+      <w:pPr>
+        <w:ind w:left="1800" w:hanging="360"/>
+      </w:pPr>
+      <w:rPr>
+        <w:rFonts w:ascii="Wingdings" w:hAnsi="Wingdings" w:hint="default"/>
+      </w:rPr>
+    </w:lvl>
+    <w:lvl w:ilvl="3" w:tplc="04090001" w:tentative="1">
+      <w:start w:val="1"/>
+      <w:numFmt w:val="bullet"/>
+      <w:lvlText w:val=""/>
+      <w:lvlJc w:val="left"/>
+      <w:pPr>
+        <w:ind w:left="2520" w:hanging="360"/>
+      </w:pPr>
+      <w:rPr>
+        <w:rFonts w:ascii="Symbol" w:hAnsi="Symbol" w:hint="default"/>
+      </w:rPr>
+    </w:lvl>
+    <w:lvl w:ilvl="4" w:tplc="04090003" w:tentative="1">
+      <w:start w:val="1"/>
+      <w:numFmt w:val="bullet"/>
+      <w:lvlText w:val="o"/>
+      <w:lvlJc w:val="left"/>
+      <w:pPr>
+        <w:ind w:left="3240" w:hanging="360"/>
+      </w:pPr>
+      <w:rPr>
+        <w:rFonts w:ascii="Courier New" w:hAnsi="Courier New" w:cs="Courier New" w:hint="default"/>
+      </w:rPr>
+    </w:lvl>
+    <w:lvl w:ilvl="5" w:tplc="04090005" w:tentative="1">
+      <w:start w:val="1"/>
+      <w:numFmt w:val="bullet"/>
+      <w:lvlText w:val=""/>
+      <w:lvlJc w:val="left"/>
+      <w:pPr>
+        <w:ind w:left="3960" w:hanging="360"/>
+      </w:pPr>
+      <w:rPr>
+        <w:rFonts w:ascii="Wingdings" w:hAnsi="Wingdings" w:hint="default"/>
+      </w:rPr>
+    </w:lvl>
+    <w:lvl w:ilvl="6" w:tplc="04090001" w:tentative="1">
+      <w:start w:val="1"/>
+      <w:numFmt w:val="bullet"/>
+      <w:lvlText w:val=""/>
+      <w:lvlJc w:val="left"/>
+      <w:pPr>
+        <w:ind w:left="4680" w:hanging="360"/>
+      </w:pPr>
+      <w:rPr>
+        <w:rFonts w:ascii="Symbol" w:hAnsi="Symbol" w:hint="default"/>
+      </w:rPr>
+    </w:lvl>
+    <w:lvl w:ilvl="7" w:tplc="04090003" w:tentative="1">
+      <w:start w:val="1"/>
+      <w:numFmt w:val="bullet"/>
+      <w:lvlText w:val="o"/>
+      <w:lvlJc w:val="left"/>
+      <w:pPr>
+        <w:ind w:left="5400" w:hanging="360"/>
+      </w:pPr>
+      <w:rPr>
+        <w:rFonts w:ascii="Courier New" w:hAnsi="Courier New" w:cs="Courier New" w:hint="default"/>
+      </w:rPr>
+    </w:lvl>
+    <w:lvl w:ilvl="8" w:tplc="04090005" w:tentative="1">
+      <w:start w:val="1"/>
+      <w:numFmt w:val="bullet"/>
+      <w:lvlText w:val=""/>
+      <w:lvlJc w:val="left"/>
+      <w:pPr>
         <w:ind w:left="6120" w:hanging="360"/>
       </w:pPr>
       <w:rPr>
@@ -4973,19 +10431,22 @@
     <w:abstractNumId w:val="1"/>
   </w:num>
   <w:num w:numId="2" w16cid:durableId="1158228260">
-    <w:abstractNumId w:val="5"/>
+    <w:abstractNumId w:val="6"/>
   </w:num>
   <w:num w:numId="3" w16cid:durableId="1127314091">
-    <w:abstractNumId w:val="2"/>
+    <w:abstractNumId w:val="3"/>
   </w:num>
   <w:num w:numId="4" w16cid:durableId="797991271">
-    <w:abstractNumId w:val="4"/>
+    <w:abstractNumId w:val="5"/>
   </w:num>
   <w:num w:numId="5" w16cid:durableId="2096702369">
     <w:abstractNumId w:val="0"/>
   </w:num>
   <w:num w:numId="6" w16cid:durableId="290325663">
-    <w:abstractNumId w:val="3"/>
+    <w:abstractNumId w:val="4"/>
+  </w:num>
+  <w:num w:numId="7" w16cid:durableId="861043681">
+    <w:abstractNumId w:val="2"/>
   </w:num>
 </w:numbering>
 </file>
@@ -5983,6 +11444,50 @@
       </w:tcPr>
     </w:tblStylePr>
   </w:style>
+  <w:style w:type="paragraph" w:styleId="Header">
+    <w:name w:val="header"/>
+    <w:basedOn w:val="Normal"/>
+    <w:link w:val="HeaderChar"/>
+    <w:uiPriority w:val="99"/>
+    <w:unhideWhenUsed/>
+    <w:rsid w:val="00836CC7"/>
+    <w:pPr>
+      <w:tabs>
+        <w:tab w:val="center" w:pos="4680"/>
+        <w:tab w:val="right" w:pos="9360"/>
+      </w:tabs>
+      <w:spacing w:after="0" w:line="240" w:lineRule="auto"/>
+    </w:pPr>
+  </w:style>
+  <w:style w:type="character" w:customStyle="1" w:styleId="HeaderChar">
+    <w:name w:val="Header Char"/>
+    <w:basedOn w:val="DefaultParagraphFont"/>
+    <w:link w:val="Header"/>
+    <w:uiPriority w:val="99"/>
+    <w:rsid w:val="00836CC7"/>
+  </w:style>
+  <w:style w:type="paragraph" w:styleId="Footer">
+    <w:name w:val="footer"/>
+    <w:basedOn w:val="Normal"/>
+    <w:link w:val="FooterChar"/>
+    <w:uiPriority w:val="99"/>
+    <w:unhideWhenUsed/>
+    <w:rsid w:val="00836CC7"/>
+    <w:pPr>
+      <w:tabs>
+        <w:tab w:val="center" w:pos="4680"/>
+        <w:tab w:val="right" w:pos="9360"/>
+      </w:tabs>
+      <w:spacing w:after="0" w:line="240" w:lineRule="auto"/>
+    </w:pPr>
+  </w:style>
+  <w:style w:type="character" w:customStyle="1" w:styleId="FooterChar">
+    <w:name w:val="Footer Char"/>
+    <w:basedOn w:val="DefaultParagraphFont"/>
+    <w:link w:val="Footer"/>
+    <w:uiPriority w:val="99"/>
+    <w:rsid w:val="00836CC7"/>
+  </w:style>
 </w:styles>
 </file>
 

--- a/d3_dart_stream_basics_and_stream_controllers.docx
+++ b/d3_dart_stream_basics_and_stream_controllers.docx
@@ -128,7 +128,14 @@
           <w:sz w:val="32"/>
           <w:szCs w:val="32"/>
         </w:rPr>
-        <w:t xml:space="preserve">Problem of Indicating API Success in </w:t>
+        <w:t>API Calling and Awaiting Problem</w:t>
+      </w:r>
+      <w:r>
+        <w:rPr>
+          <w:sz w:val="32"/>
+          <w:szCs w:val="32"/>
+        </w:rPr>
+        <w:t xml:space="preserve"> in </w:t>
       </w:r>
       <w:proofErr w:type="spellStart"/>
       <w:r>
@@ -164,7 +171,21 @@
           <w:sz w:val="32"/>
           <w:szCs w:val="32"/>
         </w:rPr>
-        <w:t>….…….8</w:t>
+        <w:t>…</w:t>
+      </w:r>
+      <w:r>
+        <w:rPr>
+          <w:sz w:val="32"/>
+          <w:szCs w:val="32"/>
+        </w:rPr>
+        <w:t>..</w:t>
+      </w:r>
+      <w:r>
+        <w:rPr>
+          <w:sz w:val="32"/>
+          <w:szCs w:val="32"/>
+        </w:rPr>
+        <w:t>.…….8</w:t>
       </w:r>
     </w:p>
     <w:p>
@@ -4386,7 +4407,16 @@
           <w:szCs w:val="32"/>
         </w:rPr>
         <w:lastRenderedPageBreak/>
-        <w:t xml:space="preserve">Problem of Indicating API Call Success in </w:t>
+        <w:t xml:space="preserve">API Calling and Awaiting </w:t>
+      </w:r>
+      <w:r>
+        <w:rPr>
+          <w:b/>
+          <w:bCs/>
+          <w:sz w:val="32"/>
+          <w:szCs w:val="32"/>
+        </w:rPr>
+        <w:t xml:space="preserve">Problem in </w:t>
       </w:r>
       <w:proofErr w:type="spellStart"/>
       <w:r>
@@ -4422,6 +4452,22 @@
           <w:sz w:val="32"/>
           <w:szCs w:val="32"/>
         </w:rPr>
+        <w:t>The Problem:</w:t>
+      </w:r>
+    </w:p>
+    <w:p>
+      <w:pPr>
+        <w:jc w:val="both"/>
+        <w:rPr>
+          <w:sz w:val="32"/>
+          <w:szCs w:val="32"/>
+        </w:rPr>
+      </w:pPr>
+      <w:r>
+        <w:rPr>
+          <w:sz w:val="32"/>
+          <w:szCs w:val="32"/>
+        </w:rPr>
         <w:t xml:space="preserve"># The Problem, if we are calling an API using a </w:t>
       </w:r>
       <w:r>
@@ -4506,17 +4552,283 @@
           <w:sz w:val="32"/>
           <w:szCs w:val="32"/>
         </w:rPr>
-        <w:t xml:space="preserve"> method then we can’t return a</w:t>
-      </w:r>
-      <w:r>
-        <w:rPr>
-          <w:b/>
-          <w:bCs/>
-          <w:sz w:val="32"/>
-          <w:szCs w:val="32"/>
-        </w:rPr>
         <w:t xml:space="preserve"> </w:t>
       </w:r>
+      <w:r>
+        <w:rPr>
+          <w:sz w:val="32"/>
+          <w:szCs w:val="32"/>
+        </w:rPr>
+        <w:t xml:space="preserve">inside a </w:t>
+      </w:r>
+      <w:r>
+        <w:rPr>
+          <w:sz w:val="32"/>
+          <w:szCs w:val="32"/>
+        </w:rPr>
+        <w:t xml:space="preserve">method then </w:t>
+      </w:r>
+      <w:r>
+        <w:rPr>
+          <w:sz w:val="32"/>
+          <w:szCs w:val="32"/>
+        </w:rPr>
+        <w:t>that method won’t wait for the API call to complete it simply start the Stream and finishes or returns. B</w:t>
+      </w:r>
+      <w:r>
+        <w:rPr>
+          <w:sz w:val="32"/>
+          <w:szCs w:val="32"/>
+        </w:rPr>
+        <w:t xml:space="preserve">ecause </w:t>
+      </w:r>
+      <w:proofErr w:type="spellStart"/>
+      <w:r>
+        <w:rPr>
+          <w:b/>
+          <w:bCs/>
+          <w:sz w:val="32"/>
+          <w:szCs w:val="32"/>
+        </w:rPr>
+        <w:t>Stream.listen</w:t>
+      </w:r>
+      <w:proofErr w:type="spellEnd"/>
+      <w:r>
+        <w:rPr>
+          <w:b/>
+          <w:bCs/>
+          <w:sz w:val="32"/>
+          <w:szCs w:val="32"/>
+        </w:rPr>
+        <w:t>()</w:t>
+      </w:r>
+      <w:r>
+        <w:rPr>
+          <w:sz w:val="32"/>
+          <w:szCs w:val="32"/>
+        </w:rPr>
+        <w:t xml:space="preserve"> is</w:t>
+      </w:r>
+      <w:r>
+        <w:rPr>
+          <w:sz w:val="32"/>
+          <w:szCs w:val="32"/>
+        </w:rPr>
+        <w:t xml:space="preserve"> not a </w:t>
+      </w:r>
+      <w:r>
+        <w:rPr>
+          <w:b/>
+          <w:bCs/>
+          <w:sz w:val="32"/>
+          <w:szCs w:val="32"/>
+        </w:rPr>
+        <w:t>Future</w:t>
+      </w:r>
+      <w:r>
+        <w:rPr>
+          <w:b/>
+          <w:bCs/>
+          <w:sz w:val="32"/>
+          <w:szCs w:val="32"/>
+        </w:rPr>
+        <w:t xml:space="preserve"> </w:t>
+      </w:r>
+      <w:r>
+        <w:rPr>
+          <w:sz w:val="32"/>
+          <w:szCs w:val="32"/>
+        </w:rPr>
+        <w:t>which can be awaited</w:t>
+      </w:r>
+      <w:r>
+        <w:rPr>
+          <w:sz w:val="32"/>
+          <w:szCs w:val="32"/>
+        </w:rPr>
+        <w:t xml:space="preserve"> (one request, one response), it’s a </w:t>
+      </w:r>
+      <w:proofErr w:type="spellStart"/>
+      <w:r>
+        <w:rPr>
+          <w:b/>
+          <w:bCs/>
+          <w:sz w:val="32"/>
+          <w:szCs w:val="32"/>
+        </w:rPr>
+        <w:t>Stream</w:t>
+      </w:r>
+      <w:r>
+        <w:rPr>
+          <w:b/>
+          <w:bCs/>
+          <w:sz w:val="32"/>
+          <w:szCs w:val="32"/>
+        </w:rPr>
+        <w:t>Subscription</w:t>
+      </w:r>
+      <w:proofErr w:type="spellEnd"/>
+      <w:r>
+        <w:rPr>
+          <w:b/>
+          <w:bCs/>
+          <w:sz w:val="32"/>
+          <w:szCs w:val="32"/>
+        </w:rPr>
+        <w:t>&lt;T&gt;</w:t>
+      </w:r>
+    </w:p>
+    <w:p>
+      <w:pPr>
+        <w:jc w:val="both"/>
+        <w:rPr>
+          <w:sz w:val="32"/>
+          <w:szCs w:val="32"/>
+        </w:rPr>
+      </w:pPr>
+      <w:r>
+        <w:rPr>
+          <w:sz w:val="32"/>
+          <w:szCs w:val="32"/>
+        </w:rPr>
+        <w:t xml:space="preserve"># Also </w:t>
+      </w:r>
+      <w:r>
+        <w:rPr>
+          <w:b/>
+          <w:bCs/>
+          <w:sz w:val="32"/>
+          <w:szCs w:val="32"/>
+        </w:rPr>
+        <w:t>await</w:t>
+      </w:r>
+      <w:r>
+        <w:rPr>
+          <w:sz w:val="32"/>
+          <w:szCs w:val="32"/>
+        </w:rPr>
+        <w:t xml:space="preserve"> can’t be added before</w:t>
+      </w:r>
+      <w:r>
+        <w:rPr>
+          <w:b/>
+          <w:bCs/>
+          <w:sz w:val="32"/>
+          <w:szCs w:val="32"/>
+        </w:rPr>
+        <w:t xml:space="preserve"> </w:t>
+      </w:r>
+      <w:proofErr w:type="spellStart"/>
+      <w:r>
+        <w:rPr>
+          <w:b/>
+          <w:bCs/>
+          <w:sz w:val="32"/>
+          <w:szCs w:val="32"/>
+        </w:rPr>
+        <w:t>Stream.listen</w:t>
+      </w:r>
+      <w:proofErr w:type="spellEnd"/>
+      <w:r>
+        <w:rPr>
+          <w:b/>
+          <w:bCs/>
+          <w:sz w:val="32"/>
+          <w:szCs w:val="32"/>
+        </w:rPr>
+        <w:t>()</w:t>
+      </w:r>
+      <w:r>
+        <w:rPr>
+          <w:sz w:val="32"/>
+          <w:szCs w:val="32"/>
+        </w:rPr>
+        <w:t xml:space="preserve"> </w:t>
+      </w:r>
+      <w:r>
+        <w:rPr>
+          <w:sz w:val="32"/>
+          <w:szCs w:val="32"/>
+        </w:rPr>
+        <w:t xml:space="preserve">(Because its </w:t>
+      </w:r>
+      <w:proofErr w:type="spellStart"/>
+      <w:r>
+        <w:rPr>
+          <w:b/>
+          <w:bCs/>
+          <w:sz w:val="32"/>
+          <w:szCs w:val="32"/>
+        </w:rPr>
+        <w:t>StreamSubscription</w:t>
+      </w:r>
+      <w:proofErr w:type="spellEnd"/>
+      <w:r>
+        <w:rPr>
+          <w:b/>
+          <w:bCs/>
+          <w:sz w:val="32"/>
+          <w:szCs w:val="32"/>
+        </w:rPr>
+        <w:t>&lt;T&gt;</w:t>
+      </w:r>
+      <w:r>
+        <w:rPr>
+          <w:sz w:val="32"/>
+          <w:szCs w:val="32"/>
+        </w:rPr>
+        <w:t xml:space="preserve"> not </w:t>
+      </w:r>
+      <w:r>
+        <w:rPr>
+          <w:b/>
+          <w:bCs/>
+          <w:sz w:val="32"/>
+          <w:szCs w:val="32"/>
+        </w:rPr>
+        <w:t>Future&lt;</w:t>
+      </w:r>
+      <w:proofErr w:type="spellStart"/>
+      <w:r>
+        <w:rPr>
+          <w:b/>
+          <w:bCs/>
+          <w:sz w:val="32"/>
+          <w:szCs w:val="32"/>
+        </w:rPr>
+        <w:t>StreamS</w:t>
+      </w:r>
+      <w:proofErr w:type="spellEnd"/>
+      <w:r>
+        <w:rPr>
+          <w:b/>
+          <w:bCs/>
+          <w:sz w:val="32"/>
+          <w:szCs w:val="32"/>
+        </w:rPr>
+        <w:t>…&gt;</w:t>
+      </w:r>
+      <w:r>
+        <w:rPr>
+          <w:sz w:val="32"/>
+          <w:szCs w:val="32"/>
+        </w:rPr>
+        <w:t>)</w:t>
+      </w:r>
+      <w:r>
+        <w:rPr>
+          <w:sz w:val="32"/>
+          <w:szCs w:val="32"/>
+        </w:rPr>
+        <w:t xml:space="preserve"> </w:t>
+      </w:r>
+      <w:r>
+        <w:rPr>
+          <w:sz w:val="32"/>
+          <w:szCs w:val="32"/>
+        </w:rPr>
+        <w:t xml:space="preserve">and even if we do tight coupling and return a </w:t>
+      </w:r>
       <w:proofErr w:type="spellStart"/>
       <w:r>
         <w:rPr>
@@ -4533,16 +4845,81 @@
           <w:sz w:val="32"/>
           <w:szCs w:val="32"/>
         </w:rPr>
-        <w:t xml:space="preserve"> value indicating API calling success for the UI to know because it’s not a </w:t>
-      </w:r>
-      <w:r>
-        <w:rPr>
-          <w:b/>
-          <w:bCs/>
-          <w:sz w:val="32"/>
-          <w:szCs w:val="32"/>
-        </w:rPr>
-        <w:t>Future</w:t>
+        <w:t xml:space="preserve"> value from </w:t>
+      </w:r>
+      <w:r>
+        <w:rPr>
+          <w:b/>
+          <w:bCs/>
+          <w:sz w:val="32"/>
+          <w:szCs w:val="32"/>
+        </w:rPr>
+        <w:t>_</w:t>
+      </w:r>
+      <w:proofErr w:type="spellStart"/>
+      <w:proofErr w:type="gramStart"/>
+      <w:r>
+        <w:rPr>
+          <w:b/>
+          <w:bCs/>
+          <w:sz w:val="32"/>
+          <w:szCs w:val="32"/>
+        </w:rPr>
+        <w:t>handleAuthDeepLink</w:t>
+      </w:r>
+      <w:proofErr w:type="spellEnd"/>
+      <w:r>
+        <w:rPr>
+          <w:b/>
+          <w:bCs/>
+          <w:sz w:val="32"/>
+          <w:szCs w:val="32"/>
+        </w:rPr>
+        <w:t>(</w:t>
+      </w:r>
+      <w:proofErr w:type="gramEnd"/>
+      <w:r>
+        <w:rPr>
+          <w:b/>
+          <w:bCs/>
+          <w:sz w:val="32"/>
+          <w:szCs w:val="32"/>
+        </w:rPr>
+        <w:t>)</w:t>
+      </w:r>
+      <w:r>
+        <w:rPr>
+          <w:sz w:val="32"/>
+          <w:szCs w:val="32"/>
+        </w:rPr>
+        <w:t xml:space="preserve"> method it won’t simply work because </w:t>
+      </w:r>
+      <w:proofErr w:type="spellStart"/>
+      <w:r>
+        <w:rPr>
+          <w:b/>
+          <w:bCs/>
+          <w:sz w:val="32"/>
+          <w:szCs w:val="32"/>
+        </w:rPr>
+        <w:t>Stream.listen</w:t>
+      </w:r>
+      <w:proofErr w:type="spellEnd"/>
+      <w:r>
+        <w:rPr>
+          <w:b/>
+          <w:bCs/>
+          <w:sz w:val="32"/>
+          <w:szCs w:val="32"/>
+        </w:rPr>
+        <w:t>()</w:t>
+      </w:r>
+      <w:r>
+        <w:rPr>
+          <w:sz w:val="32"/>
+          <w:szCs w:val="32"/>
+        </w:rPr>
+        <w:t xml:space="preserve"> can’t be awaited (sync vs async problems or race conditions) and</w:t>
       </w:r>
       <w:r>
         <w:rPr>
@@ -4553,21 +4930,976 @@
         </w:rPr>
         <w:t xml:space="preserve"> </w:t>
       </w:r>
-      <w:r>
-        <w:rPr>
-          <w:sz w:val="32"/>
-          <w:szCs w:val="32"/>
-        </w:rPr>
-        <w:t>which can be awaited</w:t>
-      </w:r>
-      <w:r>
-        <w:rPr>
-          <w:sz w:val="32"/>
-          <w:szCs w:val="32"/>
-        </w:rPr>
-        <w:t xml:space="preserve"> (one request, one response), it’s a </w:t>
-      </w:r>
-      <w:proofErr w:type="spellStart"/>
+      <w:proofErr w:type="spellStart"/>
+      <w:r>
+        <w:rPr>
+          <w:b/>
+          <w:bCs/>
+          <w:sz w:val="32"/>
+          <w:szCs w:val="32"/>
+        </w:rPr>
+        <w:t>bool</w:t>
+      </w:r>
+      <w:proofErr w:type="spellEnd"/>
+      <w:r>
+        <w:rPr>
+          <w:sz w:val="32"/>
+          <w:szCs w:val="32"/>
+        </w:rPr>
+        <w:t xml:space="preserve"> value (</w:t>
+      </w:r>
+      <w:proofErr w:type="spellStart"/>
+      <w:r>
+        <w:rPr>
+          <w:b/>
+          <w:bCs/>
+          <w:sz w:val="32"/>
+          <w:szCs w:val="32"/>
+        </w:rPr>
+        <w:t>isSuccess</w:t>
+      </w:r>
+      <w:proofErr w:type="spellEnd"/>
+      <w:r>
+        <w:rPr>
+          <w:sz w:val="32"/>
+          <w:szCs w:val="32"/>
+        </w:rPr>
+        <w:t>) will always be</w:t>
+      </w:r>
+      <w:r>
+        <w:rPr>
+          <w:b/>
+          <w:bCs/>
+          <w:sz w:val="32"/>
+          <w:szCs w:val="32"/>
+        </w:rPr>
+        <w:t xml:space="preserve"> false</w:t>
+      </w:r>
+      <w:r>
+        <w:rPr>
+          <w:b/>
+          <w:bCs/>
+          <w:sz w:val="32"/>
+          <w:szCs w:val="32"/>
+        </w:rPr>
+        <w:t xml:space="preserve"> </w:t>
+      </w:r>
+      <w:r>
+        <w:rPr>
+          <w:sz w:val="32"/>
+          <w:szCs w:val="32"/>
+        </w:rPr>
+        <w:t>(</w:t>
+      </w:r>
+      <w:r>
+        <w:rPr>
+          <w:b/>
+          <w:bCs/>
+          <w:sz w:val="32"/>
+          <w:szCs w:val="32"/>
+        </w:rPr>
+        <w:t>return</w:t>
+      </w:r>
+      <w:r>
+        <w:rPr>
+          <w:sz w:val="32"/>
+          <w:szCs w:val="32"/>
+        </w:rPr>
+        <w:t xml:space="preserve"> </w:t>
+      </w:r>
+      <w:proofErr w:type="spellStart"/>
+      <w:r>
+        <w:rPr>
+          <w:b/>
+          <w:bCs/>
+          <w:sz w:val="32"/>
+          <w:szCs w:val="32"/>
+        </w:rPr>
+        <w:t>isSuccess</w:t>
+      </w:r>
+      <w:proofErr w:type="spellEnd"/>
+      <w:r>
+        <w:rPr>
+          <w:sz w:val="32"/>
+          <w:szCs w:val="32"/>
+        </w:rPr>
+        <w:t xml:space="preserve"> in</w:t>
+      </w:r>
+      <w:r>
+        <w:rPr>
+          <w:b/>
+          <w:bCs/>
+          <w:sz w:val="32"/>
+          <w:szCs w:val="32"/>
+        </w:rPr>
+        <w:t xml:space="preserve"> </w:t>
+      </w:r>
+      <w:proofErr w:type="spellStart"/>
+      <w:r>
+        <w:rPr>
+          <w:b/>
+          <w:bCs/>
+          <w:sz w:val="32"/>
+          <w:szCs w:val="32"/>
+        </w:rPr>
+        <w:t>startAuth</w:t>
+      </w:r>
+      <w:proofErr w:type="spellEnd"/>
+      <w:r>
+        <w:rPr>
+          <w:sz w:val="32"/>
+          <w:szCs w:val="32"/>
+        </w:rPr>
+        <w:t xml:space="preserve"> runs before the </w:t>
+      </w:r>
+      <w:proofErr w:type="spellStart"/>
+      <w:r>
+        <w:rPr>
+          <w:b/>
+          <w:bCs/>
+          <w:sz w:val="32"/>
+          <w:szCs w:val="32"/>
+        </w:rPr>
+        <w:t>isSuccess</w:t>
+      </w:r>
+      <w:proofErr w:type="spellEnd"/>
+      <w:r>
+        <w:rPr>
+          <w:sz w:val="32"/>
+          <w:szCs w:val="32"/>
+        </w:rPr>
+        <w:t xml:space="preserve"> from handler method is returned)</w:t>
+      </w:r>
+    </w:p>
+    <w:p>
+      <w:pPr>
+        <w:jc w:val="both"/>
+        <w:rPr>
+          <w:sz w:val="32"/>
+          <w:szCs w:val="32"/>
+        </w:rPr>
+      </w:pPr>
+    </w:p>
+    <w:p>
+      <w:pPr>
+        <w:jc w:val="both"/>
+        <w:rPr>
+          <w:sz w:val="32"/>
+          <w:szCs w:val="32"/>
+        </w:rPr>
+      </w:pPr>
+      <w:r>
+        <w:rPr>
+          <w:sz w:val="32"/>
+          <w:szCs w:val="32"/>
+        </w:rPr>
+        <w:t xml:space="preserve">The </w:t>
+      </w:r>
+      <w:r>
+        <w:rPr>
+          <w:sz w:val="32"/>
+          <w:szCs w:val="32"/>
+        </w:rPr>
+        <w:t>Solution</w:t>
+      </w:r>
+      <w:r>
+        <w:rPr>
+          <w:sz w:val="32"/>
+          <w:szCs w:val="32"/>
+        </w:rPr>
+        <w:t>:</w:t>
+      </w:r>
+    </w:p>
+    <w:p>
+      <w:pPr>
+        <w:jc w:val="both"/>
+        <w:rPr>
+          <w:b/>
+          <w:bCs/>
+          <w:sz w:val="32"/>
+          <w:szCs w:val="32"/>
+        </w:rPr>
+      </w:pPr>
+      <w:r>
+        <w:rPr>
+          <w:sz w:val="32"/>
+          <w:szCs w:val="32"/>
+        </w:rPr>
+        <w:t># I</w:t>
+      </w:r>
+      <w:r>
+        <w:rPr>
+          <w:sz w:val="32"/>
+          <w:szCs w:val="32"/>
+        </w:rPr>
+        <w:t>nstead use</w:t>
+      </w:r>
+      <w:r>
+        <w:rPr>
+          <w:sz w:val="32"/>
+          <w:szCs w:val="32"/>
+        </w:rPr>
+        <w:t xml:space="preserve"> </w:t>
+      </w:r>
+      <w:r>
+        <w:rPr>
+          <w:b/>
+          <w:bCs/>
+          <w:sz w:val="32"/>
+          <w:szCs w:val="32"/>
+        </w:rPr>
+        <w:t>Completer&lt;T</w:t>
+      </w:r>
+      <w:proofErr w:type="gramStart"/>
+      <w:r>
+        <w:rPr>
+          <w:b/>
+          <w:bCs/>
+          <w:sz w:val="32"/>
+          <w:szCs w:val="32"/>
+        </w:rPr>
+        <w:t>&gt;(</w:t>
+      </w:r>
+      <w:proofErr w:type="gramEnd"/>
+      <w:r>
+        <w:rPr>
+          <w:b/>
+          <w:bCs/>
+          <w:sz w:val="32"/>
+          <w:szCs w:val="32"/>
+        </w:rPr>
+        <w:t>)</w:t>
+      </w:r>
+      <w:r>
+        <w:rPr>
+          <w:sz w:val="32"/>
+          <w:szCs w:val="32"/>
+        </w:rPr>
+        <w:t xml:space="preserve"> </w:t>
+      </w:r>
+      <w:r>
+        <w:rPr>
+          <w:sz w:val="32"/>
+          <w:szCs w:val="32"/>
+        </w:rPr>
+        <w:t xml:space="preserve">pattern </w:t>
+      </w:r>
+      <w:r>
+        <w:rPr>
+          <w:sz w:val="32"/>
+          <w:szCs w:val="32"/>
+        </w:rPr>
+        <w:t xml:space="preserve">to control the </w:t>
+      </w:r>
+      <w:proofErr w:type="spellStart"/>
+      <w:r>
+        <w:rPr>
+          <w:b/>
+          <w:bCs/>
+          <w:sz w:val="32"/>
+          <w:szCs w:val="32"/>
+        </w:rPr>
+        <w:t>startAuth</w:t>
+      </w:r>
+      <w:proofErr w:type="spellEnd"/>
+      <w:r>
+        <w:rPr>
+          <w:b/>
+          <w:bCs/>
+          <w:sz w:val="32"/>
+          <w:szCs w:val="32"/>
+        </w:rPr>
+        <w:t>()</w:t>
+      </w:r>
+      <w:r>
+        <w:rPr>
+          <w:sz w:val="32"/>
+          <w:szCs w:val="32"/>
+        </w:rPr>
+        <w:t xml:space="preserve"> method so it only finishes when API calling is finished in the </w:t>
+      </w:r>
+      <w:r>
+        <w:rPr>
+          <w:b/>
+          <w:bCs/>
+          <w:sz w:val="32"/>
+          <w:szCs w:val="32"/>
+        </w:rPr>
+        <w:t>_</w:t>
+      </w:r>
+      <w:proofErr w:type="spellStart"/>
+      <w:r>
+        <w:rPr>
+          <w:b/>
+          <w:bCs/>
+          <w:sz w:val="32"/>
+          <w:szCs w:val="32"/>
+        </w:rPr>
+        <w:t>handleAuthDeepLink</w:t>
+      </w:r>
+      <w:proofErr w:type="spellEnd"/>
+      <w:r>
+        <w:rPr>
+          <w:b/>
+          <w:bCs/>
+          <w:sz w:val="32"/>
+          <w:szCs w:val="32"/>
+        </w:rPr>
+        <w:t>()</w:t>
+      </w:r>
+      <w:r>
+        <w:rPr>
+          <w:sz w:val="32"/>
+          <w:szCs w:val="32"/>
+        </w:rPr>
+        <w:t xml:space="preserve"> method</w:t>
+      </w:r>
+      <w:r>
+        <w:rPr>
+          <w:sz w:val="32"/>
+          <w:szCs w:val="32"/>
+        </w:rPr>
+        <w:t>.</w:t>
+      </w:r>
+    </w:p>
+    <w:p>
+      <w:pPr>
+        <w:jc w:val="both"/>
+        <w:rPr>
+          <w:sz w:val="32"/>
+          <w:szCs w:val="32"/>
+        </w:rPr>
+      </w:pPr>
+      <w:r>
+        <w:rPr>
+          <w:sz w:val="32"/>
+          <w:szCs w:val="32"/>
+        </w:rPr>
+        <w:t xml:space="preserve"># </w:t>
+      </w:r>
+      <w:r>
+        <w:rPr>
+          <w:b/>
+          <w:bCs/>
+          <w:sz w:val="32"/>
+          <w:szCs w:val="32"/>
+        </w:rPr>
+        <w:t>Completer&lt;bool</w:t>
+      </w:r>
+      <w:proofErr w:type="gramStart"/>
+      <w:r>
+        <w:rPr>
+          <w:b/>
+          <w:bCs/>
+          <w:sz w:val="32"/>
+          <w:szCs w:val="32"/>
+        </w:rPr>
+        <w:t>&gt;(</w:t>
+      </w:r>
+      <w:proofErr w:type="gramEnd"/>
+      <w:r>
+        <w:rPr>
+          <w:b/>
+          <w:bCs/>
+          <w:sz w:val="32"/>
+          <w:szCs w:val="32"/>
+        </w:rPr>
+        <w:t>)</w:t>
+      </w:r>
+      <w:r>
+        <w:rPr>
+          <w:sz w:val="32"/>
+          <w:szCs w:val="32"/>
+        </w:rPr>
+        <w:t xml:space="preserve"> (which determines when </w:t>
+      </w:r>
+      <w:proofErr w:type="spellStart"/>
+      <w:r>
+        <w:rPr>
+          <w:b/>
+          <w:bCs/>
+          <w:sz w:val="32"/>
+          <w:szCs w:val="32"/>
+        </w:rPr>
+        <w:t>startAuth</w:t>
+      </w:r>
+      <w:proofErr w:type="spellEnd"/>
+      <w:r>
+        <w:rPr>
+          <w:sz w:val="32"/>
+          <w:szCs w:val="32"/>
+        </w:rPr>
+        <w:t xml:space="preserve"> finishes or returns a </w:t>
+      </w:r>
+      <w:proofErr w:type="spellStart"/>
+      <w:r>
+        <w:rPr>
+          <w:b/>
+          <w:bCs/>
+          <w:sz w:val="32"/>
+          <w:szCs w:val="32"/>
+        </w:rPr>
+        <w:t>bool</w:t>
+      </w:r>
+      <w:proofErr w:type="spellEnd"/>
+      <w:r>
+        <w:rPr>
+          <w:sz w:val="32"/>
+          <w:szCs w:val="32"/>
+        </w:rPr>
+        <w:t xml:space="preserve"> value based on API success) because here </w:t>
+      </w:r>
+      <w:proofErr w:type="spellStart"/>
+      <w:r>
+        <w:rPr>
+          <w:b/>
+          <w:bCs/>
+          <w:sz w:val="32"/>
+          <w:szCs w:val="32"/>
+        </w:rPr>
+        <w:t>Strea</w:t>
+      </w:r>
+      <w:r>
+        <w:rPr>
+          <w:b/>
+          <w:bCs/>
+          <w:sz w:val="32"/>
+          <w:szCs w:val="32"/>
+        </w:rPr>
+        <w:t>m</w:t>
+      </w:r>
+      <w:r>
+        <w:rPr>
+          <w:b/>
+          <w:bCs/>
+          <w:sz w:val="32"/>
+          <w:szCs w:val="32"/>
+        </w:rPr>
+        <w:t>.listen</w:t>
+      </w:r>
+      <w:proofErr w:type="spellEnd"/>
+      <w:r>
+        <w:rPr>
+          <w:b/>
+          <w:bCs/>
+          <w:sz w:val="32"/>
+          <w:szCs w:val="32"/>
+        </w:rPr>
+        <w:t>()</w:t>
+      </w:r>
+      <w:r>
+        <w:rPr>
+          <w:sz w:val="32"/>
+          <w:szCs w:val="32"/>
+        </w:rPr>
+        <w:t xml:space="preserve"> is used here. So,</w:t>
+      </w:r>
+      <w:r>
+        <w:rPr>
+          <w:b/>
+          <w:bCs/>
+          <w:sz w:val="32"/>
+          <w:szCs w:val="32"/>
+        </w:rPr>
+        <w:t xml:space="preserve"> </w:t>
+      </w:r>
+      <w:proofErr w:type="spellStart"/>
+      <w:r>
+        <w:rPr>
+          <w:b/>
+          <w:bCs/>
+          <w:sz w:val="32"/>
+          <w:szCs w:val="32"/>
+        </w:rPr>
+        <w:t>startAuth</w:t>
+      </w:r>
+      <w:proofErr w:type="spellEnd"/>
+      <w:r>
+        <w:rPr>
+          <w:sz w:val="32"/>
+          <w:szCs w:val="32"/>
+        </w:rPr>
+        <w:t xml:space="preserve"> doesn’t wait for calling the authentication API because we can’t </w:t>
+      </w:r>
+      <w:r>
+        <w:rPr>
+          <w:b/>
+          <w:bCs/>
+          <w:sz w:val="32"/>
+          <w:szCs w:val="32"/>
+        </w:rPr>
+        <w:t>await</w:t>
+      </w:r>
+      <w:r>
+        <w:rPr>
+          <w:sz w:val="32"/>
+          <w:szCs w:val="32"/>
+        </w:rPr>
+        <w:t xml:space="preserve"> a </w:t>
+      </w:r>
+      <w:proofErr w:type="spellStart"/>
+      <w:r>
+        <w:rPr>
+          <w:b/>
+          <w:bCs/>
+          <w:sz w:val="32"/>
+          <w:szCs w:val="32"/>
+        </w:rPr>
+        <w:t>Stream.listen</w:t>
+      </w:r>
+      <w:proofErr w:type="spellEnd"/>
+      <w:r>
+        <w:rPr>
+          <w:b/>
+          <w:bCs/>
+          <w:sz w:val="32"/>
+          <w:szCs w:val="32"/>
+        </w:rPr>
+        <w:t>()</w:t>
+      </w:r>
+      <w:r>
+        <w:rPr>
+          <w:sz w:val="32"/>
+          <w:szCs w:val="32"/>
+        </w:rPr>
+        <w:t xml:space="preserve"> method (In the UI </w:t>
+      </w:r>
+      <w:proofErr w:type="spellStart"/>
+      <w:r>
+        <w:rPr>
+          <w:b/>
+          <w:bCs/>
+          <w:sz w:val="32"/>
+          <w:szCs w:val="32"/>
+        </w:rPr>
+        <w:t>startAuth</w:t>
+      </w:r>
+      <w:proofErr w:type="spellEnd"/>
+      <w:r>
+        <w:rPr>
+          <w:sz w:val="32"/>
+          <w:szCs w:val="32"/>
+        </w:rPr>
+        <w:t xml:space="preserve"> doesn’t wait for the API call and see if it succeeded or not, it launches the URL in browser and finishes immediately)</w:t>
+      </w:r>
+    </w:p>
+    <w:p>
+      <w:pPr>
+        <w:jc w:val="both"/>
+        <w:rPr>
+          <w:sz w:val="32"/>
+          <w:szCs w:val="32"/>
+        </w:rPr>
+      </w:pPr>
+      <w:r>
+        <w:rPr>
+          <w:sz w:val="32"/>
+          <w:szCs w:val="32"/>
+        </w:rPr>
+        <w:lastRenderedPageBreak/>
+        <w:t xml:space="preserve"># </w:t>
+      </w:r>
+      <w:r>
+        <w:rPr>
+          <w:b/>
+          <w:bCs/>
+          <w:sz w:val="32"/>
+          <w:szCs w:val="32"/>
+        </w:rPr>
+        <w:t>Completer&lt;bool</w:t>
+      </w:r>
+      <w:proofErr w:type="gramStart"/>
+      <w:r>
+        <w:rPr>
+          <w:b/>
+          <w:bCs/>
+          <w:sz w:val="32"/>
+          <w:szCs w:val="32"/>
+        </w:rPr>
+        <w:t>&gt;(</w:t>
+      </w:r>
+      <w:proofErr w:type="gramEnd"/>
+      <w:r>
+        <w:rPr>
+          <w:b/>
+          <w:bCs/>
+          <w:sz w:val="32"/>
+          <w:szCs w:val="32"/>
+        </w:rPr>
+        <w:t xml:space="preserve">) </w:t>
+      </w:r>
+      <w:r>
+        <w:rPr>
+          <w:sz w:val="32"/>
+          <w:szCs w:val="32"/>
+        </w:rPr>
+        <w:t xml:space="preserve">handles what to return </w:t>
+      </w:r>
+      <w:r>
+        <w:rPr>
+          <w:b/>
+          <w:bCs/>
+          <w:sz w:val="32"/>
+          <w:szCs w:val="32"/>
+        </w:rPr>
+        <w:t>true</w:t>
+      </w:r>
+      <w:r>
+        <w:rPr>
+          <w:sz w:val="32"/>
+          <w:szCs w:val="32"/>
+        </w:rPr>
+        <w:t>/</w:t>
+      </w:r>
+      <w:r>
+        <w:rPr>
+          <w:b/>
+          <w:bCs/>
+          <w:sz w:val="32"/>
+          <w:szCs w:val="32"/>
+        </w:rPr>
+        <w:t>false</w:t>
+      </w:r>
+      <w:r>
+        <w:rPr>
+          <w:sz w:val="32"/>
+          <w:szCs w:val="32"/>
+        </w:rPr>
+        <w:t xml:space="preserve"> for </w:t>
+      </w:r>
+      <w:r>
+        <w:rPr>
+          <w:b/>
+          <w:bCs/>
+          <w:sz w:val="32"/>
+          <w:szCs w:val="32"/>
+        </w:rPr>
+        <w:t>await</w:t>
+      </w:r>
+      <w:r>
+        <w:rPr>
+          <w:sz w:val="32"/>
+          <w:szCs w:val="32"/>
+        </w:rPr>
+        <w:t xml:space="preserve"> </w:t>
+      </w:r>
+      <w:proofErr w:type="spellStart"/>
+      <w:r>
+        <w:rPr>
+          <w:b/>
+          <w:bCs/>
+          <w:sz w:val="32"/>
+          <w:szCs w:val="32"/>
+        </w:rPr>
+        <w:t>startAuth</w:t>
+      </w:r>
+      <w:r>
+        <w:rPr>
+          <w:sz w:val="32"/>
+          <w:szCs w:val="32"/>
+        </w:rPr>
+        <w:t>’s</w:t>
+      </w:r>
+      <w:proofErr w:type="spellEnd"/>
+      <w:r>
+        <w:rPr>
+          <w:sz w:val="32"/>
+          <w:szCs w:val="32"/>
+        </w:rPr>
+        <w:t xml:space="preserve"> (</w:t>
+      </w:r>
+      <w:r>
+        <w:rPr>
+          <w:b/>
+          <w:bCs/>
+          <w:sz w:val="32"/>
+          <w:szCs w:val="32"/>
+        </w:rPr>
+        <w:t>Future&lt;bool&gt;</w:t>
+      </w:r>
+      <w:r>
+        <w:rPr>
+          <w:sz w:val="32"/>
+          <w:szCs w:val="32"/>
+        </w:rPr>
+        <w:t>) based on the API call success</w:t>
+      </w:r>
+      <w:r>
+        <w:rPr>
+          <w:sz w:val="32"/>
+          <w:szCs w:val="32"/>
+        </w:rPr>
+        <w:t xml:space="preserve"> in </w:t>
+      </w:r>
+      <w:r>
+        <w:rPr>
+          <w:b/>
+          <w:bCs/>
+          <w:sz w:val="32"/>
+          <w:szCs w:val="32"/>
+        </w:rPr>
+        <w:t>_</w:t>
+      </w:r>
+      <w:proofErr w:type="spellStart"/>
+      <w:r>
+        <w:rPr>
+          <w:b/>
+          <w:bCs/>
+          <w:sz w:val="32"/>
+          <w:szCs w:val="32"/>
+        </w:rPr>
+        <w:t>handleAuthDeepLink</w:t>
+      </w:r>
+      <w:proofErr w:type="spellEnd"/>
+      <w:r>
+        <w:rPr>
+          <w:b/>
+          <w:bCs/>
+          <w:sz w:val="32"/>
+          <w:szCs w:val="32"/>
+        </w:rPr>
+        <w:t>()</w:t>
+      </w:r>
+      <w:r>
+        <w:rPr>
+          <w:sz w:val="32"/>
+          <w:szCs w:val="32"/>
+        </w:rPr>
+        <w:t xml:space="preserve"> using </w:t>
+      </w:r>
+      <w:r>
+        <w:rPr>
+          <w:b/>
+          <w:bCs/>
+          <w:sz w:val="32"/>
+          <w:szCs w:val="32"/>
+        </w:rPr>
+        <w:t>_</w:t>
+      </w:r>
+      <w:proofErr w:type="spellStart"/>
+      <w:r>
+        <w:rPr>
+          <w:b/>
+          <w:bCs/>
+          <w:sz w:val="32"/>
+          <w:szCs w:val="32"/>
+        </w:rPr>
+        <w:t>completeAuth</w:t>
+      </w:r>
+      <w:proofErr w:type="spellEnd"/>
+      <w:r>
+        <w:rPr>
+          <w:b/>
+          <w:bCs/>
+          <w:sz w:val="32"/>
+          <w:szCs w:val="32"/>
+        </w:rPr>
+        <w:t>()</w:t>
+      </w:r>
+      <w:r>
+        <w:rPr>
+          <w:sz w:val="32"/>
+          <w:szCs w:val="32"/>
+        </w:rPr>
+        <w:t xml:space="preserve"> helper method</w:t>
+      </w:r>
+    </w:p>
+    <w:p>
+      <w:pPr>
+        <w:jc w:val="both"/>
+        <w:rPr>
+          <w:sz w:val="32"/>
+          <w:szCs w:val="32"/>
+        </w:rPr>
+      </w:pPr>
+      <w:r>
+        <w:rPr>
+          <w:sz w:val="32"/>
+          <w:szCs w:val="32"/>
+        </w:rPr>
+        <w:t xml:space="preserve"># Define a </w:t>
+      </w:r>
+      <w:r>
+        <w:rPr>
+          <w:b/>
+          <w:bCs/>
+          <w:sz w:val="32"/>
+          <w:szCs w:val="32"/>
+        </w:rPr>
+        <w:t>_</w:t>
+      </w:r>
+      <w:proofErr w:type="spellStart"/>
+      <w:proofErr w:type="gramStart"/>
+      <w:r>
+        <w:rPr>
+          <w:b/>
+          <w:bCs/>
+          <w:sz w:val="32"/>
+          <w:szCs w:val="32"/>
+        </w:rPr>
+        <w:t>completeAuth</w:t>
+      </w:r>
+      <w:proofErr w:type="spellEnd"/>
+      <w:r>
+        <w:rPr>
+          <w:b/>
+          <w:bCs/>
+          <w:sz w:val="32"/>
+          <w:szCs w:val="32"/>
+        </w:rPr>
+        <w:t>(</w:t>
+      </w:r>
+      <w:proofErr w:type="gramEnd"/>
+      <w:r>
+        <w:rPr>
+          <w:b/>
+          <w:bCs/>
+          <w:sz w:val="32"/>
+          <w:szCs w:val="32"/>
+        </w:rPr>
+        <w:t xml:space="preserve">) </w:t>
+      </w:r>
+      <w:r>
+        <w:rPr>
+          <w:sz w:val="32"/>
+          <w:szCs w:val="32"/>
+        </w:rPr>
+        <w:t xml:space="preserve">helper method to finish the </w:t>
+      </w:r>
+      <w:proofErr w:type="spellStart"/>
+      <w:r>
+        <w:rPr>
+          <w:b/>
+          <w:bCs/>
+          <w:sz w:val="32"/>
+          <w:szCs w:val="32"/>
+        </w:rPr>
+        <w:t>startAuth</w:t>
+      </w:r>
+      <w:proofErr w:type="spellEnd"/>
+      <w:r>
+        <w:rPr>
+          <w:sz w:val="32"/>
+          <w:szCs w:val="32"/>
+        </w:rPr>
+        <w:t xml:space="preserve"> with a </w:t>
+      </w:r>
+      <w:proofErr w:type="spellStart"/>
+      <w:r>
+        <w:rPr>
+          <w:b/>
+          <w:bCs/>
+          <w:sz w:val="32"/>
+          <w:szCs w:val="32"/>
+        </w:rPr>
+        <w:t>bool</w:t>
+      </w:r>
+      <w:proofErr w:type="spellEnd"/>
+      <w:r>
+        <w:rPr>
+          <w:sz w:val="32"/>
+          <w:szCs w:val="32"/>
+        </w:rPr>
+        <w:t xml:space="preserve"> value (based on API) using </w:t>
+      </w:r>
+      <w:r>
+        <w:rPr>
+          <w:b/>
+          <w:bCs/>
+          <w:sz w:val="32"/>
+          <w:szCs w:val="32"/>
+        </w:rPr>
+        <w:t>_</w:t>
+      </w:r>
+      <w:proofErr w:type="spellStart"/>
+      <w:r>
+        <w:rPr>
+          <w:b/>
+          <w:bCs/>
+          <w:sz w:val="32"/>
+          <w:szCs w:val="32"/>
+        </w:rPr>
+        <w:t>authCompleter</w:t>
+      </w:r>
+      <w:proofErr w:type="spellEnd"/>
+      <w:r>
+        <w:rPr>
+          <w:b/>
+          <w:bCs/>
+          <w:sz w:val="32"/>
+          <w:szCs w:val="32"/>
+        </w:rPr>
+        <w:t>?.complete(…)</w:t>
+      </w:r>
+      <w:r>
+        <w:rPr>
+          <w:sz w:val="32"/>
+          <w:szCs w:val="32"/>
+        </w:rPr>
+        <w:t>. Also check for null safety,</w:t>
+      </w:r>
+      <w:r>
+        <w:rPr>
+          <w:sz w:val="32"/>
+          <w:szCs w:val="32"/>
+        </w:rPr>
+        <w:t xml:space="preserve"> </w:t>
+      </w:r>
+      <w:r>
+        <w:rPr>
+          <w:sz w:val="32"/>
+          <w:szCs w:val="32"/>
+        </w:rPr>
+        <w:t xml:space="preserve">if completer is not </w:t>
+      </w:r>
+      <w:r>
+        <w:rPr>
+          <w:b/>
+          <w:bCs/>
+          <w:sz w:val="32"/>
+          <w:szCs w:val="32"/>
+        </w:rPr>
+        <w:t>null</w:t>
+      </w:r>
+      <w:r>
+        <w:rPr>
+          <w:sz w:val="32"/>
+          <w:szCs w:val="32"/>
+        </w:rPr>
+        <w:t xml:space="preserve"> and not completed, only then complete it</w:t>
+      </w:r>
+    </w:p>
+    <w:p>
+      <w:pPr>
+        <w:jc w:val="both"/>
+        <w:rPr>
+          <w:sz w:val="32"/>
+          <w:szCs w:val="32"/>
+        </w:rPr>
+      </w:pPr>
+      <w:r>
+        <w:rPr>
+          <w:sz w:val="32"/>
+          <w:szCs w:val="32"/>
+        </w:rPr>
+        <w:t xml:space="preserve"># Lastly use </w:t>
+      </w:r>
+      <w:r>
+        <w:rPr>
+          <w:b/>
+          <w:bCs/>
+          <w:sz w:val="32"/>
+          <w:szCs w:val="32"/>
+        </w:rPr>
+        <w:t>try-final</w:t>
+      </w:r>
+      <w:r>
+        <w:rPr>
+          <w:sz w:val="32"/>
+          <w:szCs w:val="32"/>
+        </w:rPr>
+        <w:t xml:space="preserve"> block to clean up the </w:t>
+      </w:r>
       <w:r>
         <w:rPr>
           <w:b/>
@@ -4584,81 +5916,3079 @@
           <w:sz w:val="32"/>
           <w:szCs w:val="32"/>
         </w:rPr>
-        <w:t>Subscription</w:t>
-      </w:r>
-      <w:proofErr w:type="spellEnd"/>
-      <w:r>
-        <w:rPr>
-          <w:b/>
-          <w:bCs/>
-          <w:sz w:val="32"/>
-          <w:szCs w:val="32"/>
-        </w:rPr>
-        <w:t>&lt;T&gt;</w:t>
-      </w:r>
-    </w:p>
-    <w:p>
-      <w:pPr>
-        <w:jc w:val="both"/>
-        <w:rPr>
-          <w:sz w:val="32"/>
-          <w:szCs w:val="32"/>
-        </w:rPr>
-      </w:pPr>
-      <w:r>
-        <w:rPr>
-          <w:sz w:val="32"/>
-          <w:szCs w:val="32"/>
-        </w:rPr>
-        <w:t xml:space="preserve"># Also </w:t>
-      </w:r>
-      <w:r>
-        <w:rPr>
-          <w:b/>
-          <w:bCs/>
-          <w:sz w:val="32"/>
-          <w:szCs w:val="32"/>
-        </w:rPr>
-        <w:t>await</w:t>
-      </w:r>
-      <w:r>
-        <w:rPr>
-          <w:sz w:val="32"/>
-          <w:szCs w:val="32"/>
-        </w:rPr>
-        <w:t xml:space="preserve"> can’t be added before</w:t>
-      </w:r>
-      <w:r>
-        <w:rPr>
-          <w:b/>
-          <w:bCs/>
-          <w:sz w:val="32"/>
-          <w:szCs w:val="32"/>
-        </w:rPr>
         <w:t xml:space="preserve"> </w:t>
       </w:r>
-      <w:proofErr w:type="spellStart"/>
-      <w:r>
-        <w:rPr>
-          <w:b/>
-          <w:bCs/>
-          <w:sz w:val="32"/>
-          <w:szCs w:val="32"/>
-        </w:rPr>
-        <w:t>Stream.listen</w:t>
-      </w:r>
-      <w:proofErr w:type="spellEnd"/>
-      <w:r>
-        <w:rPr>
-          <w:b/>
-          <w:bCs/>
-          <w:sz w:val="32"/>
-          <w:szCs w:val="32"/>
-        </w:rPr>
-        <w:t>()</w:t>
-      </w:r>
-      <w:r>
-        <w:rPr>
+      <w:r>
+        <w:rPr>
+          <w:sz w:val="32"/>
+          <w:szCs w:val="32"/>
+        </w:rPr>
+        <w:t xml:space="preserve">even if returns from </w:t>
+      </w:r>
+      <w:r>
+        <w:rPr>
+          <w:b/>
+          <w:bCs/>
+          <w:sz w:val="32"/>
+          <w:szCs w:val="32"/>
+        </w:rPr>
+        <w:t>try</w:t>
+      </w:r>
+      <w:r>
+        <w:rPr>
+          <w:sz w:val="32"/>
+          <w:szCs w:val="32"/>
+        </w:rPr>
+        <w:t xml:space="preserve"> block (</w:t>
+      </w:r>
+      <w:r>
+        <w:rPr>
+          <w:b/>
+          <w:bCs/>
+          <w:sz w:val="32"/>
+          <w:szCs w:val="32"/>
+        </w:rPr>
+        <w:t>finally</w:t>
+      </w:r>
+      <w:r>
+        <w:rPr>
+          <w:sz w:val="32"/>
+          <w:szCs w:val="32"/>
+        </w:rPr>
+        <w:t xml:space="preserve"> runs no matter what), cancel it and set it to</w:t>
+      </w:r>
+      <w:r>
+        <w:rPr>
+          <w:b/>
+          <w:bCs/>
+          <w:sz w:val="32"/>
+          <w:szCs w:val="32"/>
+        </w:rPr>
+        <w:t xml:space="preserve"> null</w:t>
+      </w:r>
+      <w:r>
+        <w:rPr>
+          <w:sz w:val="32"/>
+          <w:szCs w:val="32"/>
+        </w:rPr>
+        <w:t xml:space="preserve"> after API is called and authentication succeeded or failed</w:t>
+      </w:r>
+    </w:p>
+    <w:p>
+      <w:pPr>
+        <w:jc w:val="both"/>
+        <w:rPr>
+          <w:sz w:val="32"/>
+          <w:szCs w:val="32"/>
+        </w:rPr>
+      </w:pPr>
+      <w:r>
+        <w:rPr>
+          <w:sz w:val="32"/>
+          <w:szCs w:val="32"/>
+        </w:rPr>
+        <w:t xml:space="preserve"># </w:t>
+      </w:r>
+      <w:proofErr w:type="spellStart"/>
+      <w:r>
+        <w:rPr>
+          <w:b/>
+          <w:bCs/>
+          <w:sz w:val="32"/>
+          <w:szCs w:val="32"/>
+        </w:rPr>
+        <w:t>AuthNotifier</w:t>
+      </w:r>
+      <w:proofErr w:type="spellEnd"/>
+      <w:r>
+        <w:rPr>
+          <w:sz w:val="32"/>
+          <w:szCs w:val="32"/>
+        </w:rPr>
+        <w:t xml:space="preserve"> class</w:t>
+      </w:r>
+    </w:p>
+    <w:p>
+      <w:pPr>
+        <w:jc w:val="both"/>
+        <w:rPr>
+          <w:b/>
+          <w:bCs/>
+          <w:color w:val="D86DCB" w:themeColor="accent5" w:themeTint="99"/>
+          <w:sz w:val="32"/>
+          <w:szCs w:val="32"/>
+        </w:rPr>
+      </w:pPr>
+      <w:r>
+        <w:rPr>
+          <w:b/>
+          <w:bCs/>
+          <w:color w:val="D86DCB" w:themeColor="accent5" w:themeTint="99"/>
+          <w:sz w:val="32"/>
+          <w:szCs w:val="32"/>
+        </w:rPr>
+        <w:t xml:space="preserve">class </w:t>
+      </w:r>
+      <w:proofErr w:type="spellStart"/>
+      <w:r>
+        <w:rPr>
+          <w:b/>
+          <w:bCs/>
+          <w:color w:val="D86DCB" w:themeColor="accent5" w:themeTint="99"/>
+          <w:sz w:val="32"/>
+          <w:szCs w:val="32"/>
+        </w:rPr>
+        <w:t>AuthNotifier</w:t>
+      </w:r>
+      <w:proofErr w:type="spellEnd"/>
+      <w:r>
+        <w:rPr>
+          <w:b/>
+          <w:bCs/>
+          <w:color w:val="D86DCB" w:themeColor="accent5" w:themeTint="99"/>
+          <w:sz w:val="32"/>
+          <w:szCs w:val="32"/>
+        </w:rPr>
+        <w:t xml:space="preserve"> extends Notifier&lt;bool&gt; {</w:t>
+      </w:r>
+    </w:p>
+    <w:p>
+      <w:pPr>
+        <w:jc w:val="both"/>
+        <w:rPr>
+          <w:b/>
+          <w:bCs/>
+          <w:color w:val="D86DCB" w:themeColor="accent5" w:themeTint="99"/>
+          <w:sz w:val="32"/>
+          <w:szCs w:val="32"/>
+        </w:rPr>
+      </w:pPr>
+      <w:r>
+        <w:rPr>
+          <w:b/>
+          <w:bCs/>
+          <w:color w:val="D86DCB" w:themeColor="accent5" w:themeTint="99"/>
+          <w:sz w:val="32"/>
+          <w:szCs w:val="32"/>
+        </w:rPr>
+        <w:t xml:space="preserve">  </w:t>
+      </w:r>
+      <w:proofErr w:type="spellStart"/>
+      <w:r>
+        <w:rPr>
+          <w:b/>
+          <w:bCs/>
+          <w:color w:val="D86DCB" w:themeColor="accent5" w:themeTint="99"/>
+          <w:sz w:val="32"/>
+          <w:szCs w:val="32"/>
+        </w:rPr>
+        <w:t>StreamSubscription</w:t>
+      </w:r>
+      <w:proofErr w:type="spellEnd"/>
+      <w:r>
+        <w:rPr>
+          <w:b/>
+          <w:bCs/>
+          <w:color w:val="D86DCB" w:themeColor="accent5" w:themeTint="99"/>
+          <w:sz w:val="32"/>
+          <w:szCs w:val="32"/>
+        </w:rPr>
+        <w:t xml:space="preserve">&lt;Uri&gt;? </w:t>
+      </w:r>
+      <w:proofErr w:type="spellStart"/>
+      <w:r>
+        <w:rPr>
+          <w:b/>
+          <w:bCs/>
+          <w:color w:val="D86DCB" w:themeColor="accent5" w:themeTint="99"/>
+          <w:sz w:val="32"/>
+          <w:szCs w:val="32"/>
+        </w:rPr>
+        <w:t>streamSubscription</w:t>
+      </w:r>
+      <w:proofErr w:type="spellEnd"/>
+      <w:r>
+        <w:rPr>
+          <w:b/>
+          <w:bCs/>
+          <w:color w:val="D86DCB" w:themeColor="accent5" w:themeTint="99"/>
+          <w:sz w:val="32"/>
+          <w:szCs w:val="32"/>
+        </w:rPr>
+        <w:t>;</w:t>
+      </w:r>
+    </w:p>
+    <w:p>
+      <w:pPr>
+        <w:jc w:val="both"/>
+        <w:rPr>
+          <w:b/>
+          <w:bCs/>
+          <w:color w:val="D86DCB" w:themeColor="accent5" w:themeTint="99"/>
+          <w:sz w:val="32"/>
+          <w:szCs w:val="32"/>
+        </w:rPr>
+      </w:pPr>
+      <w:r>
+        <w:rPr>
+          <w:b/>
+          <w:bCs/>
+          <w:color w:val="D86DCB" w:themeColor="accent5" w:themeTint="99"/>
+          <w:sz w:val="32"/>
+          <w:szCs w:val="32"/>
+        </w:rPr>
+        <w:t xml:space="preserve">  // Dependency injection</w:t>
+      </w:r>
+    </w:p>
+    <w:p>
+      <w:pPr>
+        <w:jc w:val="both"/>
+        <w:rPr>
+          <w:b/>
+          <w:bCs/>
+          <w:color w:val="D86DCB" w:themeColor="accent5" w:themeTint="99"/>
+          <w:sz w:val="32"/>
+          <w:szCs w:val="32"/>
+        </w:rPr>
+      </w:pPr>
+      <w:r>
+        <w:rPr>
+          <w:b/>
+          <w:bCs/>
+          <w:color w:val="D86DCB" w:themeColor="accent5" w:themeTint="99"/>
+          <w:sz w:val="32"/>
+          <w:szCs w:val="32"/>
+        </w:rPr>
+        <w:t xml:space="preserve">  </w:t>
+      </w:r>
+      <w:proofErr w:type="spellStart"/>
+      <w:r>
+        <w:rPr>
+          <w:b/>
+          <w:bCs/>
+          <w:color w:val="D86DCB" w:themeColor="accent5" w:themeTint="99"/>
+          <w:sz w:val="32"/>
+          <w:szCs w:val="32"/>
+        </w:rPr>
+        <w:t>DeepLinkService</w:t>
+      </w:r>
+      <w:proofErr w:type="spellEnd"/>
+      <w:r>
+        <w:rPr>
+          <w:b/>
+          <w:bCs/>
+          <w:color w:val="D86DCB" w:themeColor="accent5" w:themeTint="99"/>
+          <w:sz w:val="32"/>
+          <w:szCs w:val="32"/>
+        </w:rPr>
+        <w:t xml:space="preserve"> get </w:t>
+      </w:r>
+      <w:proofErr w:type="spellStart"/>
+      <w:r>
+        <w:rPr>
+          <w:b/>
+          <w:bCs/>
+          <w:color w:val="D86DCB" w:themeColor="accent5" w:themeTint="99"/>
+          <w:sz w:val="32"/>
+          <w:szCs w:val="32"/>
+        </w:rPr>
+        <w:t>deepLinkService</w:t>
+      </w:r>
+      <w:proofErr w:type="spellEnd"/>
+      <w:r>
+        <w:rPr>
+          <w:b/>
+          <w:bCs/>
+          <w:color w:val="D86DCB" w:themeColor="accent5" w:themeTint="99"/>
+          <w:sz w:val="32"/>
+          <w:szCs w:val="32"/>
+        </w:rPr>
+        <w:t xml:space="preserve"> =&gt;</w:t>
+      </w:r>
+    </w:p>
+    <w:p>
+      <w:pPr>
+        <w:jc w:val="both"/>
+        <w:rPr>
+          <w:b/>
+          <w:bCs/>
+          <w:color w:val="D86DCB" w:themeColor="accent5" w:themeTint="99"/>
+          <w:sz w:val="32"/>
+          <w:szCs w:val="32"/>
+        </w:rPr>
+      </w:pPr>
+      <w:r>
+        <w:rPr>
+          <w:b/>
+          <w:bCs/>
+          <w:color w:val="D86DCB" w:themeColor="accent5" w:themeTint="99"/>
+          <w:sz w:val="32"/>
+          <w:szCs w:val="32"/>
+        </w:rPr>
+        <w:t xml:space="preserve">      </w:t>
+      </w:r>
+      <w:proofErr w:type="spellStart"/>
+      <w:proofErr w:type="gramStart"/>
+      <w:r>
+        <w:rPr>
+          <w:b/>
+          <w:bCs/>
+          <w:color w:val="D86DCB" w:themeColor="accent5" w:themeTint="99"/>
+          <w:sz w:val="32"/>
+          <w:szCs w:val="32"/>
+        </w:rPr>
+        <w:t>ref.read</w:t>
+      </w:r>
+      <w:proofErr w:type="spellEnd"/>
+      <w:proofErr w:type="gramEnd"/>
+      <w:r>
+        <w:rPr>
+          <w:b/>
+          <w:bCs/>
+          <w:color w:val="D86DCB" w:themeColor="accent5" w:themeTint="99"/>
+          <w:sz w:val="32"/>
+          <w:szCs w:val="32"/>
+        </w:rPr>
+        <w:t>(</w:t>
+      </w:r>
+      <w:proofErr w:type="spellStart"/>
+      <w:r>
+        <w:rPr>
+          <w:b/>
+          <w:bCs/>
+          <w:color w:val="D86DCB" w:themeColor="accent5" w:themeTint="99"/>
+          <w:sz w:val="32"/>
+          <w:szCs w:val="32"/>
+        </w:rPr>
+        <w:t>deepLinkProvider</w:t>
+      </w:r>
+      <w:proofErr w:type="spellEnd"/>
+      <w:r>
+        <w:rPr>
+          <w:b/>
+          <w:bCs/>
+          <w:color w:val="D86DCB" w:themeColor="accent5" w:themeTint="99"/>
+          <w:sz w:val="32"/>
+          <w:szCs w:val="32"/>
+        </w:rPr>
+        <w:t>);</w:t>
+      </w:r>
+    </w:p>
+    <w:p>
+      <w:pPr>
+        <w:jc w:val="both"/>
+        <w:rPr>
+          <w:b/>
+          <w:bCs/>
+          <w:color w:val="D86DCB" w:themeColor="accent5" w:themeTint="99"/>
+          <w:sz w:val="32"/>
+          <w:szCs w:val="32"/>
+        </w:rPr>
+      </w:pPr>
+      <w:r>
+        <w:rPr>
+          <w:b/>
+          <w:bCs/>
+          <w:color w:val="D86DCB" w:themeColor="accent5" w:themeTint="99"/>
+          <w:sz w:val="32"/>
+          <w:szCs w:val="32"/>
+        </w:rPr>
+        <w:t xml:space="preserve">  </w:t>
+      </w:r>
+      <w:proofErr w:type="spellStart"/>
+      <w:r>
+        <w:rPr>
+          <w:b/>
+          <w:bCs/>
+          <w:color w:val="D86DCB" w:themeColor="accent5" w:themeTint="99"/>
+          <w:sz w:val="32"/>
+          <w:szCs w:val="32"/>
+        </w:rPr>
+        <w:t>ApiService</w:t>
+      </w:r>
+      <w:proofErr w:type="spellEnd"/>
+      <w:r>
+        <w:rPr>
+          <w:b/>
+          <w:bCs/>
+          <w:color w:val="D86DCB" w:themeColor="accent5" w:themeTint="99"/>
+          <w:sz w:val="32"/>
+          <w:szCs w:val="32"/>
+        </w:rPr>
+        <w:t xml:space="preserve"> get </w:t>
+      </w:r>
+      <w:proofErr w:type="spellStart"/>
+      <w:r>
+        <w:rPr>
+          <w:b/>
+          <w:bCs/>
+          <w:color w:val="D86DCB" w:themeColor="accent5" w:themeTint="99"/>
+          <w:sz w:val="32"/>
+          <w:szCs w:val="32"/>
+        </w:rPr>
+        <w:t>apiService</w:t>
+      </w:r>
+      <w:proofErr w:type="spellEnd"/>
+      <w:r>
+        <w:rPr>
+          <w:b/>
+          <w:bCs/>
+          <w:color w:val="D86DCB" w:themeColor="accent5" w:themeTint="99"/>
+          <w:sz w:val="32"/>
+          <w:szCs w:val="32"/>
+        </w:rPr>
+        <w:t xml:space="preserve"> =&gt; </w:t>
+      </w:r>
+      <w:proofErr w:type="spellStart"/>
+      <w:proofErr w:type="gramStart"/>
+      <w:r>
+        <w:rPr>
+          <w:b/>
+          <w:bCs/>
+          <w:color w:val="D86DCB" w:themeColor="accent5" w:themeTint="99"/>
+          <w:sz w:val="32"/>
+          <w:szCs w:val="32"/>
+        </w:rPr>
+        <w:t>ref.read</w:t>
+      </w:r>
+      <w:proofErr w:type="spellEnd"/>
+      <w:proofErr w:type="gramEnd"/>
+      <w:r>
+        <w:rPr>
+          <w:b/>
+          <w:bCs/>
+          <w:color w:val="D86DCB" w:themeColor="accent5" w:themeTint="99"/>
+          <w:sz w:val="32"/>
+          <w:szCs w:val="32"/>
+        </w:rPr>
+        <w:t>(</w:t>
+      </w:r>
+      <w:proofErr w:type="spellStart"/>
+      <w:r>
+        <w:rPr>
+          <w:b/>
+          <w:bCs/>
+          <w:color w:val="D86DCB" w:themeColor="accent5" w:themeTint="99"/>
+          <w:sz w:val="32"/>
+          <w:szCs w:val="32"/>
+        </w:rPr>
+        <w:t>apiServiceProvider</w:t>
+      </w:r>
+      <w:proofErr w:type="spellEnd"/>
+      <w:r>
+        <w:rPr>
+          <w:b/>
+          <w:bCs/>
+          <w:color w:val="D86DCB" w:themeColor="accent5" w:themeTint="99"/>
+          <w:sz w:val="32"/>
+          <w:szCs w:val="32"/>
+        </w:rPr>
+        <w:t>);</w:t>
+      </w:r>
+    </w:p>
+    <w:p>
+      <w:pPr>
+        <w:jc w:val="both"/>
+        <w:rPr>
+          <w:b/>
+          <w:bCs/>
+          <w:color w:val="D86DCB" w:themeColor="accent5" w:themeTint="99"/>
+          <w:sz w:val="32"/>
+          <w:szCs w:val="32"/>
+        </w:rPr>
+      </w:pPr>
+      <w:r>
+        <w:rPr>
+          <w:b/>
+          <w:bCs/>
+          <w:color w:val="D86DCB" w:themeColor="accent5" w:themeTint="99"/>
+          <w:sz w:val="32"/>
+          <w:szCs w:val="32"/>
+        </w:rPr>
+        <w:t xml:space="preserve">  Completer&lt;bool&gt;? _</w:t>
+      </w:r>
+      <w:proofErr w:type="spellStart"/>
+      <w:r>
+        <w:rPr>
+          <w:b/>
+          <w:bCs/>
+          <w:color w:val="D86DCB" w:themeColor="accent5" w:themeTint="99"/>
+          <w:sz w:val="32"/>
+          <w:szCs w:val="32"/>
+        </w:rPr>
+        <w:t>authCompleter</w:t>
+      </w:r>
+      <w:proofErr w:type="spellEnd"/>
+      <w:r>
+        <w:rPr>
+          <w:b/>
+          <w:bCs/>
+          <w:color w:val="D86DCB" w:themeColor="accent5" w:themeTint="99"/>
+          <w:sz w:val="32"/>
+          <w:szCs w:val="32"/>
+        </w:rPr>
+        <w:t>;</w:t>
+      </w:r>
+    </w:p>
+    <w:p>
+      <w:pPr>
+        <w:jc w:val="both"/>
+        <w:rPr>
+          <w:b/>
+          <w:bCs/>
+          <w:color w:val="D86DCB" w:themeColor="accent5" w:themeTint="99"/>
+          <w:sz w:val="32"/>
+          <w:szCs w:val="32"/>
+        </w:rPr>
+      </w:pPr>
+    </w:p>
+    <w:p>
+      <w:pPr>
+        <w:jc w:val="both"/>
+        <w:rPr>
+          <w:b/>
+          <w:bCs/>
+          <w:color w:val="D86DCB" w:themeColor="accent5" w:themeTint="99"/>
+          <w:sz w:val="32"/>
+          <w:szCs w:val="32"/>
+        </w:rPr>
+      </w:pPr>
+      <w:r>
+        <w:rPr>
+          <w:b/>
+          <w:bCs/>
+          <w:color w:val="D86DCB" w:themeColor="accent5" w:themeTint="99"/>
+          <w:sz w:val="32"/>
+          <w:szCs w:val="32"/>
+        </w:rPr>
+        <w:t xml:space="preserve">  @override</w:t>
+      </w:r>
+    </w:p>
+    <w:p>
+      <w:pPr>
+        <w:jc w:val="both"/>
+        <w:rPr>
+          <w:b/>
+          <w:bCs/>
+          <w:color w:val="D86DCB" w:themeColor="accent5" w:themeTint="99"/>
+          <w:sz w:val="32"/>
+          <w:szCs w:val="32"/>
+        </w:rPr>
+      </w:pPr>
+      <w:r>
+        <w:rPr>
+          <w:b/>
+          <w:bCs/>
+          <w:color w:val="D86DCB" w:themeColor="accent5" w:themeTint="99"/>
+          <w:sz w:val="32"/>
+          <w:szCs w:val="32"/>
+        </w:rPr>
+        <w:t xml:space="preserve">  bool </w:t>
+      </w:r>
+      <w:proofErr w:type="gramStart"/>
+      <w:r>
+        <w:rPr>
+          <w:b/>
+          <w:bCs/>
+          <w:color w:val="D86DCB" w:themeColor="accent5" w:themeTint="99"/>
+          <w:sz w:val="32"/>
+          <w:szCs w:val="32"/>
+        </w:rPr>
+        <w:t>build(</w:t>
+      </w:r>
+      <w:proofErr w:type="gramEnd"/>
+      <w:r>
+        <w:rPr>
+          <w:b/>
+          <w:bCs/>
+          <w:color w:val="D86DCB" w:themeColor="accent5" w:themeTint="99"/>
+          <w:sz w:val="32"/>
+          <w:szCs w:val="32"/>
+        </w:rPr>
+        <w:t>) {</w:t>
+      </w:r>
+    </w:p>
+    <w:p>
+      <w:pPr>
+        <w:jc w:val="both"/>
+        <w:rPr>
+          <w:b/>
+          <w:bCs/>
+          <w:color w:val="D86DCB" w:themeColor="accent5" w:themeTint="99"/>
+          <w:sz w:val="32"/>
+          <w:szCs w:val="32"/>
+        </w:rPr>
+      </w:pPr>
+      <w:r>
+        <w:rPr>
+          <w:b/>
+          <w:bCs/>
+          <w:color w:val="D86DCB" w:themeColor="accent5" w:themeTint="99"/>
+          <w:sz w:val="32"/>
+          <w:szCs w:val="32"/>
+        </w:rPr>
+        <w:t xml:space="preserve">    </w:t>
+      </w:r>
+      <w:proofErr w:type="spellStart"/>
+      <w:proofErr w:type="gramStart"/>
+      <w:r>
+        <w:rPr>
+          <w:b/>
+          <w:bCs/>
+          <w:color w:val="D86DCB" w:themeColor="accent5" w:themeTint="99"/>
+          <w:sz w:val="32"/>
+          <w:szCs w:val="32"/>
+        </w:rPr>
+        <w:t>ref.onDispose</w:t>
+      </w:r>
+      <w:proofErr w:type="spellEnd"/>
+      <w:proofErr w:type="gramEnd"/>
+      <w:r>
+        <w:rPr>
+          <w:b/>
+          <w:bCs/>
+          <w:color w:val="D86DCB" w:themeColor="accent5" w:themeTint="99"/>
+          <w:sz w:val="32"/>
+          <w:szCs w:val="32"/>
+        </w:rPr>
+        <w:t>(() {</w:t>
+      </w:r>
+    </w:p>
+    <w:p>
+      <w:pPr>
+        <w:jc w:val="both"/>
+        <w:rPr>
+          <w:b/>
+          <w:bCs/>
+          <w:color w:val="D86DCB" w:themeColor="accent5" w:themeTint="99"/>
+          <w:sz w:val="32"/>
+          <w:szCs w:val="32"/>
+        </w:rPr>
+      </w:pPr>
+      <w:r>
+        <w:rPr>
+          <w:b/>
+          <w:bCs/>
+          <w:color w:val="D86DCB" w:themeColor="accent5" w:themeTint="99"/>
+          <w:sz w:val="32"/>
+          <w:szCs w:val="32"/>
+        </w:rPr>
+        <w:t xml:space="preserve">        </w:t>
+      </w:r>
+      <w:proofErr w:type="spellStart"/>
+      <w:proofErr w:type="gramStart"/>
+      <w:r>
+        <w:rPr>
+          <w:b/>
+          <w:bCs/>
+          <w:color w:val="D86DCB" w:themeColor="accent5" w:themeTint="99"/>
+          <w:sz w:val="32"/>
+          <w:szCs w:val="32"/>
+        </w:rPr>
+        <w:t>streamSubscription</w:t>
+      </w:r>
+      <w:proofErr w:type="spellEnd"/>
+      <w:r>
+        <w:rPr>
+          <w:b/>
+          <w:bCs/>
+          <w:color w:val="D86DCB" w:themeColor="accent5" w:themeTint="99"/>
+          <w:sz w:val="32"/>
+          <w:szCs w:val="32"/>
+        </w:rPr>
+        <w:t>?.</w:t>
+      </w:r>
+      <w:proofErr w:type="gramEnd"/>
+      <w:r>
+        <w:rPr>
+          <w:b/>
+          <w:bCs/>
+          <w:color w:val="D86DCB" w:themeColor="accent5" w:themeTint="99"/>
+          <w:sz w:val="32"/>
+          <w:szCs w:val="32"/>
+        </w:rPr>
+        <w:t>cancel();</w:t>
+      </w:r>
+    </w:p>
+    <w:p>
+      <w:pPr>
+        <w:jc w:val="both"/>
+        <w:rPr>
+          <w:b/>
+          <w:bCs/>
+          <w:color w:val="D86DCB" w:themeColor="accent5" w:themeTint="99"/>
+          <w:sz w:val="32"/>
+          <w:szCs w:val="32"/>
+        </w:rPr>
+      </w:pPr>
+      <w:r>
+        <w:rPr>
+          <w:b/>
+          <w:bCs/>
+          <w:color w:val="D86DCB" w:themeColor="accent5" w:themeTint="99"/>
+          <w:sz w:val="32"/>
+          <w:szCs w:val="32"/>
+        </w:rPr>
+        <w:t xml:space="preserve">    });</w:t>
+      </w:r>
+    </w:p>
+    <w:p>
+      <w:pPr>
+        <w:jc w:val="both"/>
+        <w:rPr>
+          <w:b/>
+          <w:bCs/>
+          <w:color w:val="D86DCB" w:themeColor="accent5" w:themeTint="99"/>
+          <w:sz w:val="32"/>
+          <w:szCs w:val="32"/>
+        </w:rPr>
+      </w:pPr>
+      <w:r>
+        <w:rPr>
+          <w:b/>
+          <w:bCs/>
+          <w:color w:val="D86DCB" w:themeColor="accent5" w:themeTint="99"/>
+          <w:sz w:val="32"/>
+          <w:szCs w:val="32"/>
+        </w:rPr>
+        <w:lastRenderedPageBreak/>
+        <w:t xml:space="preserve">    return false;</w:t>
+      </w:r>
+    </w:p>
+    <w:p>
+      <w:pPr>
+        <w:jc w:val="both"/>
+        <w:rPr>
+          <w:b/>
+          <w:bCs/>
+          <w:color w:val="D86DCB" w:themeColor="accent5" w:themeTint="99"/>
+          <w:sz w:val="32"/>
+          <w:szCs w:val="32"/>
+        </w:rPr>
+      </w:pPr>
+      <w:r>
+        <w:rPr>
+          <w:b/>
+          <w:bCs/>
+          <w:color w:val="D86DCB" w:themeColor="accent5" w:themeTint="99"/>
+          <w:sz w:val="32"/>
+          <w:szCs w:val="32"/>
+        </w:rPr>
+        <w:t xml:space="preserve">  }</w:t>
+      </w:r>
+    </w:p>
+    <w:p>
+      <w:pPr>
+        <w:jc w:val="both"/>
+        <w:rPr>
+          <w:b/>
+          <w:bCs/>
+          <w:color w:val="D86DCB" w:themeColor="accent5" w:themeTint="99"/>
+          <w:sz w:val="32"/>
+          <w:szCs w:val="32"/>
+        </w:rPr>
+      </w:pPr>
+    </w:p>
+    <w:p>
+      <w:pPr>
+        <w:jc w:val="both"/>
+        <w:rPr>
+          <w:b/>
+          <w:bCs/>
+          <w:color w:val="D86DCB" w:themeColor="accent5" w:themeTint="99"/>
+          <w:sz w:val="32"/>
+          <w:szCs w:val="32"/>
+        </w:rPr>
+      </w:pPr>
+      <w:r>
+        <w:rPr>
+          <w:b/>
+          <w:bCs/>
+          <w:color w:val="D86DCB" w:themeColor="accent5" w:themeTint="99"/>
+          <w:sz w:val="32"/>
+          <w:szCs w:val="32"/>
+        </w:rPr>
+        <w:t xml:space="preserve">  Future&lt;bool&gt; </w:t>
+      </w:r>
+      <w:proofErr w:type="spellStart"/>
+      <w:proofErr w:type="gramStart"/>
+      <w:r>
+        <w:rPr>
+          <w:b/>
+          <w:bCs/>
+          <w:color w:val="D86DCB" w:themeColor="accent5" w:themeTint="99"/>
+          <w:sz w:val="32"/>
+          <w:szCs w:val="32"/>
+        </w:rPr>
+        <w:t>startAuth</w:t>
+      </w:r>
+      <w:proofErr w:type="spellEnd"/>
+      <w:r>
+        <w:rPr>
+          <w:b/>
+          <w:bCs/>
+          <w:color w:val="D86DCB" w:themeColor="accent5" w:themeTint="99"/>
+          <w:sz w:val="32"/>
+          <w:szCs w:val="32"/>
+        </w:rPr>
+        <w:t>(</w:t>
+      </w:r>
+      <w:proofErr w:type="gramEnd"/>
+      <w:r>
+        <w:rPr>
+          <w:b/>
+          <w:bCs/>
+          <w:color w:val="D86DCB" w:themeColor="accent5" w:themeTint="99"/>
+          <w:sz w:val="32"/>
+          <w:szCs w:val="32"/>
+        </w:rPr>
+        <w:t xml:space="preserve">String </w:t>
+      </w:r>
+      <w:proofErr w:type="spellStart"/>
+      <w:r>
+        <w:rPr>
+          <w:b/>
+          <w:bCs/>
+          <w:color w:val="D86DCB" w:themeColor="accent5" w:themeTint="99"/>
+          <w:sz w:val="32"/>
+          <w:szCs w:val="32"/>
+        </w:rPr>
+        <w:t>requestToken</w:t>
+      </w:r>
+      <w:proofErr w:type="spellEnd"/>
+      <w:r>
+        <w:rPr>
+          <w:b/>
+          <w:bCs/>
+          <w:color w:val="D86DCB" w:themeColor="accent5" w:themeTint="99"/>
+          <w:sz w:val="32"/>
+          <w:szCs w:val="32"/>
+        </w:rPr>
+        <w:t>) async {</w:t>
+      </w:r>
+    </w:p>
+    <w:p>
+      <w:pPr>
+        <w:jc w:val="both"/>
+        <w:rPr>
+          <w:b/>
+          <w:bCs/>
+          <w:color w:val="D86DCB" w:themeColor="accent5" w:themeTint="99"/>
+          <w:sz w:val="32"/>
+          <w:szCs w:val="32"/>
+        </w:rPr>
+      </w:pPr>
+      <w:r>
+        <w:rPr>
+          <w:b/>
+          <w:bCs/>
+          <w:color w:val="D86DCB" w:themeColor="accent5" w:themeTint="99"/>
+          <w:sz w:val="32"/>
+          <w:szCs w:val="32"/>
+        </w:rPr>
+        <w:t xml:space="preserve">    state = true;</w:t>
+      </w:r>
+    </w:p>
+    <w:p>
+      <w:pPr>
+        <w:jc w:val="both"/>
+        <w:rPr>
+          <w:b/>
+          <w:bCs/>
+          <w:color w:val="D86DCB" w:themeColor="accent5" w:themeTint="99"/>
+          <w:sz w:val="32"/>
+          <w:szCs w:val="32"/>
+        </w:rPr>
+      </w:pPr>
+      <w:r>
+        <w:rPr>
+          <w:b/>
+          <w:bCs/>
+          <w:color w:val="D86DCB" w:themeColor="accent5" w:themeTint="99"/>
+          <w:sz w:val="32"/>
+          <w:szCs w:val="32"/>
+        </w:rPr>
+        <w:t xml:space="preserve">    _</w:t>
+      </w:r>
+      <w:proofErr w:type="spellStart"/>
+      <w:r>
+        <w:rPr>
+          <w:b/>
+          <w:bCs/>
+          <w:color w:val="D86DCB" w:themeColor="accent5" w:themeTint="99"/>
+          <w:sz w:val="32"/>
+          <w:szCs w:val="32"/>
+        </w:rPr>
+        <w:t>authCompleter</w:t>
+      </w:r>
+      <w:proofErr w:type="spellEnd"/>
+      <w:r>
+        <w:rPr>
+          <w:b/>
+          <w:bCs/>
+          <w:color w:val="D86DCB" w:themeColor="accent5" w:themeTint="99"/>
+          <w:sz w:val="32"/>
+          <w:szCs w:val="32"/>
+        </w:rPr>
+        <w:t xml:space="preserve"> = Completer&lt;bool</w:t>
+      </w:r>
+      <w:proofErr w:type="gramStart"/>
+      <w:r>
+        <w:rPr>
+          <w:b/>
+          <w:bCs/>
+          <w:color w:val="D86DCB" w:themeColor="accent5" w:themeTint="99"/>
+          <w:sz w:val="32"/>
+          <w:szCs w:val="32"/>
+        </w:rPr>
+        <w:t>&gt;(</w:t>
+      </w:r>
+      <w:proofErr w:type="gramEnd"/>
+      <w:r>
+        <w:rPr>
+          <w:b/>
+          <w:bCs/>
+          <w:color w:val="D86DCB" w:themeColor="accent5" w:themeTint="99"/>
+          <w:sz w:val="32"/>
+          <w:szCs w:val="32"/>
+        </w:rPr>
+        <w:t>);</w:t>
+      </w:r>
+    </w:p>
+    <w:p>
+      <w:pPr>
+        <w:jc w:val="both"/>
+        <w:rPr>
+          <w:b/>
+          <w:bCs/>
+          <w:color w:val="D86DCB" w:themeColor="accent5" w:themeTint="99"/>
+          <w:sz w:val="32"/>
+          <w:szCs w:val="32"/>
+        </w:rPr>
+      </w:pPr>
+    </w:p>
+    <w:p>
+      <w:pPr>
+        <w:jc w:val="both"/>
+        <w:rPr>
+          <w:b/>
+          <w:bCs/>
+          <w:color w:val="D86DCB" w:themeColor="accent5" w:themeTint="99"/>
+          <w:sz w:val="32"/>
+          <w:szCs w:val="32"/>
+        </w:rPr>
+      </w:pPr>
+      <w:r>
+        <w:rPr>
+          <w:b/>
+          <w:bCs/>
+          <w:color w:val="D86DCB" w:themeColor="accent5" w:themeTint="99"/>
+          <w:sz w:val="32"/>
+          <w:szCs w:val="32"/>
+        </w:rPr>
+        <w:t xml:space="preserve">    // Prevent duplicate Stream listeners</w:t>
+      </w:r>
+    </w:p>
+    <w:p>
+      <w:pPr>
+        <w:jc w:val="both"/>
+        <w:rPr>
+          <w:b/>
+          <w:bCs/>
+          <w:color w:val="D86DCB" w:themeColor="accent5" w:themeTint="99"/>
+          <w:sz w:val="32"/>
+          <w:szCs w:val="32"/>
+        </w:rPr>
+      </w:pPr>
+      <w:r>
+        <w:rPr>
+          <w:b/>
+          <w:bCs/>
+          <w:color w:val="D86DCB" w:themeColor="accent5" w:themeTint="99"/>
+          <w:sz w:val="32"/>
+          <w:szCs w:val="32"/>
+        </w:rPr>
+        <w:t xml:space="preserve">    await </w:t>
+      </w:r>
+      <w:proofErr w:type="spellStart"/>
+      <w:proofErr w:type="gramStart"/>
+      <w:r>
+        <w:rPr>
+          <w:b/>
+          <w:bCs/>
+          <w:color w:val="D86DCB" w:themeColor="accent5" w:themeTint="99"/>
+          <w:sz w:val="32"/>
+          <w:szCs w:val="32"/>
+        </w:rPr>
+        <w:t>streamSubscription</w:t>
+      </w:r>
+      <w:proofErr w:type="spellEnd"/>
+      <w:r>
+        <w:rPr>
+          <w:b/>
+          <w:bCs/>
+          <w:color w:val="D86DCB" w:themeColor="accent5" w:themeTint="99"/>
+          <w:sz w:val="32"/>
+          <w:szCs w:val="32"/>
+        </w:rPr>
+        <w:t>?.</w:t>
+      </w:r>
+      <w:proofErr w:type="gramEnd"/>
+      <w:r>
+        <w:rPr>
+          <w:b/>
+          <w:bCs/>
+          <w:color w:val="D86DCB" w:themeColor="accent5" w:themeTint="99"/>
+          <w:sz w:val="32"/>
+          <w:szCs w:val="32"/>
+        </w:rPr>
+        <w:t>cancel();</w:t>
+      </w:r>
+    </w:p>
+    <w:p>
+      <w:pPr>
+        <w:jc w:val="both"/>
+        <w:rPr>
+          <w:b/>
+          <w:bCs/>
+          <w:color w:val="D86DCB" w:themeColor="accent5" w:themeTint="99"/>
+          <w:sz w:val="32"/>
+          <w:szCs w:val="32"/>
+        </w:rPr>
+      </w:pPr>
+    </w:p>
+    <w:p>
+      <w:pPr>
+        <w:jc w:val="both"/>
+        <w:rPr>
+          <w:b/>
+          <w:bCs/>
+          <w:color w:val="D86DCB" w:themeColor="accent5" w:themeTint="99"/>
+          <w:sz w:val="32"/>
+          <w:szCs w:val="32"/>
+        </w:rPr>
+      </w:pPr>
+      <w:r>
+        <w:rPr>
+          <w:b/>
+          <w:bCs/>
+          <w:color w:val="D86DCB" w:themeColor="accent5" w:themeTint="99"/>
+          <w:sz w:val="32"/>
+          <w:szCs w:val="32"/>
+        </w:rPr>
+        <w:t xml:space="preserve">    </w:t>
+      </w:r>
+      <w:proofErr w:type="spellStart"/>
+      <w:r>
+        <w:rPr>
+          <w:b/>
+          <w:bCs/>
+          <w:color w:val="D86DCB" w:themeColor="accent5" w:themeTint="99"/>
+          <w:sz w:val="32"/>
+          <w:szCs w:val="32"/>
+        </w:rPr>
+        <w:t>streamSubscription</w:t>
+      </w:r>
+      <w:proofErr w:type="spellEnd"/>
+      <w:r>
+        <w:rPr>
+          <w:b/>
+          <w:bCs/>
+          <w:color w:val="D86DCB" w:themeColor="accent5" w:themeTint="99"/>
+          <w:sz w:val="32"/>
+          <w:szCs w:val="32"/>
+        </w:rPr>
+        <w:t xml:space="preserve"> = </w:t>
+      </w:r>
+      <w:proofErr w:type="spellStart"/>
+      <w:r>
+        <w:rPr>
+          <w:b/>
+          <w:bCs/>
+          <w:color w:val="D86DCB" w:themeColor="accent5" w:themeTint="99"/>
+          <w:sz w:val="32"/>
+          <w:szCs w:val="32"/>
+        </w:rPr>
+        <w:t>deepLinkService.uriLinkStream</w:t>
+      </w:r>
+      <w:proofErr w:type="spellEnd"/>
+    </w:p>
+    <w:p>
+      <w:pPr>
+        <w:jc w:val="both"/>
+        <w:rPr>
+          <w:b/>
+          <w:bCs/>
+          <w:color w:val="D86DCB" w:themeColor="accent5" w:themeTint="99"/>
+          <w:sz w:val="32"/>
+          <w:szCs w:val="32"/>
+        </w:rPr>
+      </w:pPr>
+      <w:r>
+        <w:rPr>
+          <w:b/>
+          <w:bCs/>
+          <w:color w:val="D86DCB" w:themeColor="accent5" w:themeTint="99"/>
+          <w:sz w:val="32"/>
+          <w:szCs w:val="32"/>
+        </w:rPr>
+        <w:t xml:space="preserve">        </w:t>
+      </w:r>
+      <w:proofErr w:type="gramStart"/>
+      <w:r>
+        <w:rPr>
+          <w:b/>
+          <w:bCs/>
+          <w:color w:val="D86DCB" w:themeColor="accent5" w:themeTint="99"/>
+          <w:sz w:val="32"/>
+          <w:szCs w:val="32"/>
+        </w:rPr>
+        <w:t>.listen</w:t>
+      </w:r>
+      <w:proofErr w:type="gramEnd"/>
+      <w:r>
+        <w:rPr>
+          <w:b/>
+          <w:bCs/>
+          <w:color w:val="D86DCB" w:themeColor="accent5" w:themeTint="99"/>
+          <w:sz w:val="32"/>
+          <w:szCs w:val="32"/>
+        </w:rPr>
+        <w:t xml:space="preserve">( (Uri </w:t>
+      </w:r>
+      <w:proofErr w:type="spellStart"/>
+      <w:r>
+        <w:rPr>
+          <w:b/>
+          <w:bCs/>
+          <w:color w:val="D86DCB" w:themeColor="accent5" w:themeTint="99"/>
+          <w:sz w:val="32"/>
+          <w:szCs w:val="32"/>
+        </w:rPr>
+        <w:t>uri</w:t>
+      </w:r>
+      <w:proofErr w:type="spellEnd"/>
+      <w:r>
+        <w:rPr>
+          <w:b/>
+          <w:bCs/>
+          <w:color w:val="D86DCB" w:themeColor="accent5" w:themeTint="99"/>
+          <w:sz w:val="32"/>
+          <w:szCs w:val="32"/>
+        </w:rPr>
+        <w:t>) {</w:t>
+      </w:r>
+    </w:p>
+    <w:p>
+      <w:pPr>
+        <w:jc w:val="both"/>
+        <w:rPr>
+          <w:b/>
+          <w:bCs/>
+          <w:color w:val="D86DCB" w:themeColor="accent5" w:themeTint="99"/>
+          <w:sz w:val="32"/>
+          <w:szCs w:val="32"/>
+        </w:rPr>
+      </w:pPr>
+      <w:r>
+        <w:rPr>
+          <w:b/>
+          <w:bCs/>
+          <w:color w:val="D86DCB" w:themeColor="accent5" w:themeTint="99"/>
+          <w:sz w:val="32"/>
+          <w:szCs w:val="32"/>
+        </w:rPr>
+        <w:t xml:space="preserve">          _</w:t>
+      </w:r>
+      <w:proofErr w:type="spellStart"/>
+      <w:r>
+        <w:rPr>
+          <w:b/>
+          <w:bCs/>
+          <w:color w:val="D86DCB" w:themeColor="accent5" w:themeTint="99"/>
+          <w:sz w:val="32"/>
+          <w:szCs w:val="32"/>
+        </w:rPr>
+        <w:t>handleAuthDeepLink</w:t>
+      </w:r>
+      <w:proofErr w:type="spellEnd"/>
+      <w:r>
+        <w:rPr>
+          <w:b/>
+          <w:bCs/>
+          <w:color w:val="D86DCB" w:themeColor="accent5" w:themeTint="99"/>
+          <w:sz w:val="32"/>
+          <w:szCs w:val="32"/>
+        </w:rPr>
+        <w:t>(</w:t>
+      </w:r>
+      <w:proofErr w:type="spellStart"/>
+      <w:r>
+        <w:rPr>
+          <w:b/>
+          <w:bCs/>
+          <w:color w:val="D86DCB" w:themeColor="accent5" w:themeTint="99"/>
+          <w:sz w:val="32"/>
+          <w:szCs w:val="32"/>
+        </w:rPr>
+        <w:t>uri</w:t>
+      </w:r>
+      <w:proofErr w:type="spellEnd"/>
+      <w:r>
+        <w:rPr>
+          <w:b/>
+          <w:bCs/>
+          <w:color w:val="D86DCB" w:themeColor="accent5" w:themeTint="99"/>
+          <w:sz w:val="32"/>
+          <w:szCs w:val="32"/>
+        </w:rPr>
+        <w:t>);</w:t>
+      </w:r>
+    </w:p>
+    <w:p>
+      <w:pPr>
+        <w:jc w:val="both"/>
+        <w:rPr>
+          <w:b/>
+          <w:bCs/>
+          <w:color w:val="D86DCB" w:themeColor="accent5" w:themeTint="99"/>
+          <w:sz w:val="32"/>
+          <w:szCs w:val="32"/>
+        </w:rPr>
+      </w:pPr>
+      <w:r>
+        <w:rPr>
+          <w:b/>
+          <w:bCs/>
+          <w:color w:val="D86DCB" w:themeColor="accent5" w:themeTint="99"/>
+          <w:sz w:val="32"/>
+          <w:szCs w:val="32"/>
+        </w:rPr>
+        <w:t xml:space="preserve">    });</w:t>
+      </w:r>
+    </w:p>
+    <w:p>
+      <w:pPr>
+        <w:jc w:val="both"/>
+        <w:rPr>
+          <w:b/>
+          <w:bCs/>
+          <w:color w:val="D86DCB" w:themeColor="accent5" w:themeTint="99"/>
+          <w:sz w:val="32"/>
+          <w:szCs w:val="32"/>
+        </w:rPr>
+      </w:pPr>
+    </w:p>
+    <w:p>
+      <w:pPr>
+        <w:jc w:val="both"/>
+        <w:rPr>
+          <w:b/>
+          <w:bCs/>
+          <w:color w:val="D86DCB" w:themeColor="accent5" w:themeTint="99"/>
+          <w:sz w:val="32"/>
+          <w:szCs w:val="32"/>
+        </w:rPr>
+      </w:pPr>
+      <w:r>
+        <w:rPr>
+          <w:b/>
+          <w:bCs/>
+          <w:color w:val="D86DCB" w:themeColor="accent5" w:themeTint="99"/>
+          <w:sz w:val="32"/>
+          <w:szCs w:val="32"/>
+        </w:rPr>
+        <w:t xml:space="preserve">    /// launch auth </w:t>
+      </w:r>
+      <w:proofErr w:type="spellStart"/>
+      <w:r>
+        <w:rPr>
+          <w:b/>
+          <w:bCs/>
+          <w:color w:val="D86DCB" w:themeColor="accent5" w:themeTint="99"/>
+          <w:sz w:val="32"/>
+          <w:szCs w:val="32"/>
+        </w:rPr>
+        <w:t>Url</w:t>
+      </w:r>
+      <w:proofErr w:type="spellEnd"/>
+      <w:r>
+        <w:rPr>
+          <w:b/>
+          <w:bCs/>
+          <w:color w:val="D86DCB" w:themeColor="accent5" w:themeTint="99"/>
+          <w:sz w:val="32"/>
+          <w:szCs w:val="32"/>
+        </w:rPr>
+        <w:t xml:space="preserve"> ...</w:t>
+      </w:r>
+    </w:p>
+    <w:p>
+      <w:pPr>
+        <w:jc w:val="both"/>
+        <w:rPr>
+          <w:b/>
+          <w:bCs/>
+          <w:color w:val="D86DCB" w:themeColor="accent5" w:themeTint="99"/>
+          <w:sz w:val="32"/>
+          <w:szCs w:val="32"/>
+        </w:rPr>
+      </w:pPr>
+    </w:p>
+    <w:p>
+      <w:pPr>
+        <w:jc w:val="both"/>
+        <w:rPr>
+          <w:b/>
+          <w:bCs/>
+          <w:color w:val="D86DCB" w:themeColor="accent5" w:themeTint="99"/>
+          <w:sz w:val="32"/>
+          <w:szCs w:val="32"/>
+        </w:rPr>
+      </w:pPr>
+      <w:r>
+        <w:rPr>
+          <w:b/>
+          <w:bCs/>
+          <w:color w:val="D86DCB" w:themeColor="accent5" w:themeTint="99"/>
+          <w:sz w:val="32"/>
+          <w:szCs w:val="32"/>
+        </w:rPr>
+        <w:t xml:space="preserve">    final </w:t>
+      </w:r>
+      <w:proofErr w:type="spellStart"/>
+      <w:r>
+        <w:rPr>
+          <w:b/>
+          <w:bCs/>
+          <w:color w:val="D86DCB" w:themeColor="accent5" w:themeTint="99"/>
+          <w:sz w:val="32"/>
+          <w:szCs w:val="32"/>
+        </w:rPr>
+        <w:t>initialUri</w:t>
+      </w:r>
+      <w:proofErr w:type="spellEnd"/>
+      <w:r>
+        <w:rPr>
+          <w:b/>
+          <w:bCs/>
+          <w:color w:val="D86DCB" w:themeColor="accent5" w:themeTint="99"/>
+          <w:sz w:val="32"/>
+          <w:szCs w:val="32"/>
+        </w:rPr>
+        <w:t xml:space="preserve"> = await </w:t>
+      </w:r>
+      <w:proofErr w:type="spellStart"/>
+      <w:r>
+        <w:rPr>
+          <w:b/>
+          <w:bCs/>
+          <w:color w:val="D86DCB" w:themeColor="accent5" w:themeTint="99"/>
+          <w:sz w:val="32"/>
+          <w:szCs w:val="32"/>
+        </w:rPr>
+        <w:t>deepLinkService.initialUriLink</w:t>
+      </w:r>
+      <w:proofErr w:type="spellEnd"/>
+      <w:r>
+        <w:rPr>
+          <w:b/>
+          <w:bCs/>
+          <w:color w:val="D86DCB" w:themeColor="accent5" w:themeTint="99"/>
+          <w:sz w:val="32"/>
+          <w:szCs w:val="32"/>
+        </w:rPr>
+        <w:t>;</w:t>
+      </w:r>
+    </w:p>
+    <w:p>
+      <w:pPr>
+        <w:jc w:val="both"/>
+        <w:rPr>
+          <w:b/>
+          <w:bCs/>
+          <w:color w:val="D86DCB" w:themeColor="accent5" w:themeTint="99"/>
+          <w:sz w:val="32"/>
+          <w:szCs w:val="32"/>
+        </w:rPr>
+      </w:pPr>
+      <w:r>
+        <w:rPr>
+          <w:b/>
+          <w:bCs/>
+          <w:color w:val="D86DCB" w:themeColor="accent5" w:themeTint="99"/>
+          <w:sz w:val="32"/>
+          <w:szCs w:val="32"/>
+        </w:rPr>
+        <w:t xml:space="preserve">    </w:t>
+      </w:r>
+      <w:proofErr w:type="gramStart"/>
+      <w:r>
+        <w:rPr>
+          <w:b/>
+          <w:bCs/>
+          <w:color w:val="D86DCB" w:themeColor="accent5" w:themeTint="99"/>
+          <w:sz w:val="32"/>
+          <w:szCs w:val="32"/>
+        </w:rPr>
+        <w:t>if(</w:t>
+      </w:r>
+      <w:proofErr w:type="spellStart"/>
+      <w:proofErr w:type="gramEnd"/>
+      <w:r>
+        <w:rPr>
+          <w:b/>
+          <w:bCs/>
+          <w:color w:val="D86DCB" w:themeColor="accent5" w:themeTint="99"/>
+          <w:sz w:val="32"/>
+          <w:szCs w:val="32"/>
+        </w:rPr>
+        <w:t>initialUri</w:t>
+      </w:r>
+      <w:proofErr w:type="spellEnd"/>
+      <w:r>
+        <w:rPr>
+          <w:b/>
+          <w:bCs/>
+          <w:color w:val="D86DCB" w:themeColor="accent5" w:themeTint="99"/>
+          <w:sz w:val="32"/>
+          <w:szCs w:val="32"/>
+        </w:rPr>
+        <w:t xml:space="preserve"> != null) {</w:t>
+      </w:r>
+    </w:p>
+    <w:p>
+      <w:pPr>
+        <w:jc w:val="both"/>
+        <w:rPr>
+          <w:b/>
+          <w:bCs/>
+          <w:color w:val="D86DCB" w:themeColor="accent5" w:themeTint="99"/>
+          <w:sz w:val="32"/>
+          <w:szCs w:val="32"/>
+        </w:rPr>
+      </w:pPr>
+      <w:r>
+        <w:rPr>
+          <w:b/>
+          <w:bCs/>
+          <w:color w:val="D86DCB" w:themeColor="accent5" w:themeTint="99"/>
+          <w:sz w:val="32"/>
+          <w:szCs w:val="32"/>
+        </w:rPr>
+        <w:t xml:space="preserve">      _</w:t>
+      </w:r>
+      <w:proofErr w:type="spellStart"/>
+      <w:r>
+        <w:rPr>
+          <w:b/>
+          <w:bCs/>
+          <w:color w:val="D86DCB" w:themeColor="accent5" w:themeTint="99"/>
+          <w:sz w:val="32"/>
+          <w:szCs w:val="32"/>
+        </w:rPr>
+        <w:t>handleAuthDeepLink</w:t>
+      </w:r>
+      <w:proofErr w:type="spellEnd"/>
+      <w:r>
+        <w:rPr>
+          <w:b/>
+          <w:bCs/>
+          <w:color w:val="D86DCB" w:themeColor="accent5" w:themeTint="99"/>
+          <w:sz w:val="32"/>
+          <w:szCs w:val="32"/>
+        </w:rPr>
+        <w:t>(</w:t>
+      </w:r>
+      <w:proofErr w:type="spellStart"/>
+      <w:r>
+        <w:rPr>
+          <w:b/>
+          <w:bCs/>
+          <w:color w:val="D86DCB" w:themeColor="accent5" w:themeTint="99"/>
+          <w:sz w:val="32"/>
+          <w:szCs w:val="32"/>
+        </w:rPr>
+        <w:t>initialUri</w:t>
+      </w:r>
+      <w:proofErr w:type="spellEnd"/>
+      <w:r>
+        <w:rPr>
+          <w:b/>
+          <w:bCs/>
+          <w:color w:val="D86DCB" w:themeColor="accent5" w:themeTint="99"/>
+          <w:sz w:val="32"/>
+          <w:szCs w:val="32"/>
+        </w:rPr>
+        <w:t>);</w:t>
+      </w:r>
+    </w:p>
+    <w:p>
+      <w:pPr>
+        <w:jc w:val="both"/>
+        <w:rPr>
+          <w:b/>
+          <w:bCs/>
+          <w:color w:val="D86DCB" w:themeColor="accent5" w:themeTint="99"/>
+          <w:sz w:val="32"/>
+          <w:szCs w:val="32"/>
+        </w:rPr>
+      </w:pPr>
+      <w:r>
+        <w:rPr>
+          <w:b/>
+          <w:bCs/>
+          <w:color w:val="D86DCB" w:themeColor="accent5" w:themeTint="99"/>
+          <w:sz w:val="32"/>
+          <w:szCs w:val="32"/>
+        </w:rPr>
+        <w:t xml:space="preserve">    }</w:t>
+      </w:r>
+    </w:p>
+    <w:p>
+      <w:pPr>
+        <w:jc w:val="both"/>
+        <w:rPr>
+          <w:b/>
+          <w:bCs/>
+          <w:color w:val="D86DCB" w:themeColor="accent5" w:themeTint="99"/>
+          <w:sz w:val="32"/>
+          <w:szCs w:val="32"/>
+        </w:rPr>
+      </w:pPr>
+    </w:p>
+    <w:p>
+      <w:pPr>
+        <w:jc w:val="both"/>
+        <w:rPr>
+          <w:b/>
+          <w:bCs/>
+          <w:color w:val="D86DCB" w:themeColor="accent5" w:themeTint="99"/>
+          <w:sz w:val="32"/>
+          <w:szCs w:val="32"/>
+        </w:rPr>
+      </w:pPr>
+      <w:r>
+        <w:rPr>
+          <w:b/>
+          <w:bCs/>
+          <w:color w:val="D86DCB" w:themeColor="accent5" w:themeTint="99"/>
+          <w:sz w:val="32"/>
+          <w:szCs w:val="32"/>
+        </w:rPr>
+        <w:t xml:space="preserve">    return _</w:t>
+      </w:r>
+      <w:proofErr w:type="spellStart"/>
+      <w:proofErr w:type="gramStart"/>
+      <w:r>
+        <w:rPr>
+          <w:b/>
+          <w:bCs/>
+          <w:color w:val="D86DCB" w:themeColor="accent5" w:themeTint="99"/>
+          <w:sz w:val="32"/>
+          <w:szCs w:val="32"/>
+        </w:rPr>
+        <w:t>authCompleter</w:t>
+      </w:r>
+      <w:proofErr w:type="spellEnd"/>
+      <w:r>
+        <w:rPr>
+          <w:b/>
+          <w:bCs/>
+          <w:color w:val="D86DCB" w:themeColor="accent5" w:themeTint="99"/>
+          <w:sz w:val="32"/>
+          <w:szCs w:val="32"/>
+        </w:rPr>
+        <w:t>!.</w:t>
+      </w:r>
+      <w:proofErr w:type="gramEnd"/>
+      <w:r>
+        <w:rPr>
+          <w:b/>
+          <w:bCs/>
+          <w:color w:val="D86DCB" w:themeColor="accent5" w:themeTint="99"/>
+          <w:sz w:val="32"/>
+          <w:szCs w:val="32"/>
+        </w:rPr>
+        <w:t>future;</w:t>
+      </w:r>
+    </w:p>
+    <w:p>
+      <w:pPr>
+        <w:jc w:val="both"/>
+        <w:rPr>
+          <w:b/>
+          <w:bCs/>
+          <w:color w:val="D86DCB" w:themeColor="accent5" w:themeTint="99"/>
+          <w:sz w:val="32"/>
+          <w:szCs w:val="32"/>
+        </w:rPr>
+      </w:pPr>
+    </w:p>
+    <w:p>
+      <w:pPr>
+        <w:jc w:val="both"/>
+        <w:rPr>
+          <w:b/>
+          <w:bCs/>
+          <w:color w:val="D86DCB" w:themeColor="accent5" w:themeTint="99"/>
+          <w:sz w:val="32"/>
+          <w:szCs w:val="32"/>
+        </w:rPr>
+      </w:pPr>
+      <w:r>
+        <w:rPr>
+          <w:b/>
+          <w:bCs/>
+          <w:color w:val="D86DCB" w:themeColor="accent5" w:themeTint="99"/>
+          <w:sz w:val="32"/>
+          <w:szCs w:val="32"/>
+        </w:rPr>
+        <w:t xml:space="preserve">  }</w:t>
+      </w:r>
+    </w:p>
+    <w:p>
+      <w:pPr>
+        <w:jc w:val="both"/>
+        <w:rPr>
+          <w:b/>
+          <w:bCs/>
+          <w:color w:val="D86DCB" w:themeColor="accent5" w:themeTint="99"/>
+          <w:sz w:val="32"/>
+          <w:szCs w:val="32"/>
+        </w:rPr>
+      </w:pPr>
+    </w:p>
+    <w:p>
+      <w:pPr>
+        <w:jc w:val="both"/>
+        <w:rPr>
+          <w:b/>
+          <w:bCs/>
+          <w:color w:val="D86DCB" w:themeColor="accent5" w:themeTint="99"/>
+          <w:sz w:val="32"/>
+          <w:szCs w:val="32"/>
+        </w:rPr>
+      </w:pPr>
+      <w:r>
+        <w:rPr>
+          <w:b/>
+          <w:bCs/>
+          <w:color w:val="D86DCB" w:themeColor="accent5" w:themeTint="99"/>
+          <w:sz w:val="32"/>
+          <w:szCs w:val="32"/>
+        </w:rPr>
+        <w:t xml:space="preserve">  Future&lt;void&gt; _</w:t>
+      </w:r>
+      <w:proofErr w:type="spellStart"/>
+      <w:proofErr w:type="gramStart"/>
+      <w:r>
+        <w:rPr>
+          <w:b/>
+          <w:bCs/>
+          <w:color w:val="D86DCB" w:themeColor="accent5" w:themeTint="99"/>
+          <w:sz w:val="32"/>
+          <w:szCs w:val="32"/>
+        </w:rPr>
+        <w:t>handleAuthDeepLink</w:t>
+      </w:r>
+      <w:proofErr w:type="spellEnd"/>
+      <w:r>
+        <w:rPr>
+          <w:b/>
+          <w:bCs/>
+          <w:color w:val="D86DCB" w:themeColor="accent5" w:themeTint="99"/>
+          <w:sz w:val="32"/>
+          <w:szCs w:val="32"/>
+        </w:rPr>
+        <w:t>(</w:t>
+      </w:r>
+      <w:proofErr w:type="gramEnd"/>
+      <w:r>
+        <w:rPr>
+          <w:b/>
+          <w:bCs/>
+          <w:color w:val="D86DCB" w:themeColor="accent5" w:themeTint="99"/>
+          <w:sz w:val="32"/>
+          <w:szCs w:val="32"/>
+        </w:rPr>
+        <w:t xml:space="preserve">Uri </w:t>
+      </w:r>
+      <w:proofErr w:type="spellStart"/>
+      <w:r>
+        <w:rPr>
+          <w:b/>
+          <w:bCs/>
+          <w:color w:val="D86DCB" w:themeColor="accent5" w:themeTint="99"/>
+          <w:sz w:val="32"/>
+          <w:szCs w:val="32"/>
+        </w:rPr>
+        <w:t>uri</w:t>
+      </w:r>
+      <w:proofErr w:type="spellEnd"/>
+      <w:r>
+        <w:rPr>
+          <w:b/>
+          <w:bCs/>
+          <w:color w:val="D86DCB" w:themeColor="accent5" w:themeTint="99"/>
+          <w:sz w:val="32"/>
+          <w:szCs w:val="32"/>
+        </w:rPr>
+        <w:t>) async {</w:t>
+      </w:r>
+    </w:p>
+    <w:p>
+      <w:pPr>
+        <w:jc w:val="both"/>
+        <w:rPr>
+          <w:b/>
+          <w:bCs/>
+          <w:color w:val="D86DCB" w:themeColor="accent5" w:themeTint="99"/>
+          <w:sz w:val="32"/>
+          <w:szCs w:val="32"/>
+        </w:rPr>
+      </w:pPr>
+      <w:r>
+        <w:rPr>
+          <w:b/>
+          <w:bCs/>
+          <w:color w:val="D86DCB" w:themeColor="accent5" w:themeTint="99"/>
+          <w:sz w:val="32"/>
+          <w:szCs w:val="32"/>
+        </w:rPr>
+        <w:t xml:space="preserve">    </w:t>
+      </w:r>
+      <w:proofErr w:type="gramStart"/>
+      <w:r>
+        <w:rPr>
+          <w:b/>
+          <w:bCs/>
+          <w:color w:val="D86DCB" w:themeColor="accent5" w:themeTint="99"/>
+          <w:sz w:val="32"/>
+          <w:szCs w:val="32"/>
+        </w:rPr>
+        <w:t>if(</w:t>
+      </w:r>
+      <w:proofErr w:type="spellStart"/>
+      <w:proofErr w:type="gramEnd"/>
+      <w:r>
+        <w:rPr>
+          <w:b/>
+          <w:bCs/>
+          <w:color w:val="D86DCB" w:themeColor="accent5" w:themeTint="99"/>
+          <w:sz w:val="32"/>
+          <w:szCs w:val="32"/>
+        </w:rPr>
+        <w:t>uri.host</w:t>
+      </w:r>
+      <w:proofErr w:type="spellEnd"/>
+      <w:r>
+        <w:rPr>
+          <w:b/>
+          <w:bCs/>
+          <w:color w:val="D86DCB" w:themeColor="accent5" w:themeTint="99"/>
+          <w:sz w:val="32"/>
+          <w:szCs w:val="32"/>
+        </w:rPr>
+        <w:t xml:space="preserve"> != 'auth') return;</w:t>
+      </w:r>
+    </w:p>
+    <w:p>
+      <w:pPr>
+        <w:jc w:val="both"/>
+        <w:rPr>
+          <w:b/>
+          <w:bCs/>
+          <w:color w:val="D86DCB" w:themeColor="accent5" w:themeTint="99"/>
+          <w:sz w:val="32"/>
+          <w:szCs w:val="32"/>
+        </w:rPr>
+      </w:pPr>
+    </w:p>
+    <w:p>
+      <w:pPr>
+        <w:jc w:val="both"/>
+        <w:rPr>
+          <w:b/>
+          <w:bCs/>
+          <w:color w:val="D86DCB" w:themeColor="accent5" w:themeTint="99"/>
+          <w:sz w:val="32"/>
+          <w:szCs w:val="32"/>
+        </w:rPr>
+      </w:pPr>
+      <w:r>
+        <w:rPr>
+          <w:b/>
+          <w:bCs/>
+          <w:color w:val="D86DCB" w:themeColor="accent5" w:themeTint="99"/>
+          <w:sz w:val="32"/>
+          <w:szCs w:val="32"/>
+        </w:rPr>
+        <w:t xml:space="preserve">    try {</w:t>
+      </w:r>
+    </w:p>
+    <w:p>
+      <w:pPr>
+        <w:jc w:val="both"/>
+        <w:rPr>
+          <w:b/>
+          <w:bCs/>
+          <w:color w:val="D86DCB" w:themeColor="accent5" w:themeTint="99"/>
+          <w:sz w:val="32"/>
+          <w:szCs w:val="32"/>
+        </w:rPr>
+      </w:pPr>
+      <w:r>
+        <w:rPr>
+          <w:b/>
+          <w:bCs/>
+          <w:color w:val="D86DCB" w:themeColor="accent5" w:themeTint="99"/>
+          <w:sz w:val="32"/>
+          <w:szCs w:val="32"/>
+        </w:rPr>
+        <w:t xml:space="preserve">      final approved =</w:t>
+      </w:r>
+    </w:p>
+    <w:p>
+      <w:pPr>
+        <w:jc w:val="both"/>
+        <w:rPr>
+          <w:b/>
+          <w:bCs/>
+          <w:color w:val="D86DCB" w:themeColor="accent5" w:themeTint="99"/>
+          <w:sz w:val="32"/>
+          <w:szCs w:val="32"/>
+        </w:rPr>
+      </w:pPr>
+      <w:r>
+        <w:rPr>
+          <w:b/>
+          <w:bCs/>
+          <w:color w:val="D86DCB" w:themeColor="accent5" w:themeTint="99"/>
+          <w:sz w:val="32"/>
+          <w:szCs w:val="32"/>
+        </w:rPr>
+        <w:t xml:space="preserve">      </w:t>
+      </w:r>
+      <w:proofErr w:type="spellStart"/>
+      <w:proofErr w:type="gramStart"/>
+      <w:r>
+        <w:rPr>
+          <w:b/>
+          <w:bCs/>
+          <w:color w:val="D86DCB" w:themeColor="accent5" w:themeTint="99"/>
+          <w:sz w:val="32"/>
+          <w:szCs w:val="32"/>
+        </w:rPr>
+        <w:t>uri.queryParameters</w:t>
+      </w:r>
+      <w:proofErr w:type="spellEnd"/>
+      <w:proofErr w:type="gramEnd"/>
+      <w:r>
+        <w:rPr>
+          <w:b/>
+          <w:bCs/>
+          <w:color w:val="D86DCB" w:themeColor="accent5" w:themeTint="99"/>
+          <w:sz w:val="32"/>
+          <w:szCs w:val="32"/>
+        </w:rPr>
+        <w:t>['approved'];</w:t>
+      </w:r>
+    </w:p>
+    <w:p>
+      <w:pPr>
+        <w:jc w:val="both"/>
+        <w:rPr>
+          <w:b/>
+          <w:bCs/>
+          <w:color w:val="D86DCB" w:themeColor="accent5" w:themeTint="99"/>
+          <w:sz w:val="32"/>
+          <w:szCs w:val="32"/>
+        </w:rPr>
+      </w:pPr>
+    </w:p>
+    <w:p>
+      <w:pPr>
+        <w:jc w:val="both"/>
+        <w:rPr>
+          <w:b/>
+          <w:bCs/>
+          <w:color w:val="D86DCB" w:themeColor="accent5" w:themeTint="99"/>
+          <w:sz w:val="32"/>
+          <w:szCs w:val="32"/>
+        </w:rPr>
+      </w:pPr>
+      <w:r>
+        <w:rPr>
+          <w:b/>
+          <w:bCs/>
+          <w:color w:val="D86DCB" w:themeColor="accent5" w:themeTint="99"/>
+          <w:sz w:val="32"/>
+          <w:szCs w:val="32"/>
+        </w:rPr>
+        <w:t xml:space="preserve">      final </w:t>
+      </w:r>
+      <w:proofErr w:type="spellStart"/>
+      <w:r>
+        <w:rPr>
+          <w:b/>
+          <w:bCs/>
+          <w:color w:val="D86DCB" w:themeColor="accent5" w:themeTint="99"/>
+          <w:sz w:val="32"/>
+          <w:szCs w:val="32"/>
+        </w:rPr>
+        <w:t>requestToken</w:t>
+      </w:r>
+      <w:proofErr w:type="spellEnd"/>
+      <w:r>
+        <w:rPr>
+          <w:b/>
+          <w:bCs/>
+          <w:color w:val="D86DCB" w:themeColor="accent5" w:themeTint="99"/>
+          <w:sz w:val="32"/>
+          <w:szCs w:val="32"/>
+        </w:rPr>
+        <w:t xml:space="preserve"> =</w:t>
+      </w:r>
+    </w:p>
+    <w:p>
+      <w:pPr>
+        <w:jc w:val="both"/>
+        <w:rPr>
+          <w:b/>
+          <w:bCs/>
+          <w:color w:val="D86DCB" w:themeColor="accent5" w:themeTint="99"/>
+          <w:sz w:val="32"/>
+          <w:szCs w:val="32"/>
+        </w:rPr>
+      </w:pPr>
+      <w:r>
+        <w:rPr>
+          <w:b/>
+          <w:bCs/>
+          <w:color w:val="D86DCB" w:themeColor="accent5" w:themeTint="99"/>
+          <w:sz w:val="32"/>
+          <w:szCs w:val="32"/>
+        </w:rPr>
+        <w:t xml:space="preserve">      </w:t>
+      </w:r>
+      <w:proofErr w:type="spellStart"/>
+      <w:proofErr w:type="gramStart"/>
+      <w:r>
+        <w:rPr>
+          <w:b/>
+          <w:bCs/>
+          <w:color w:val="D86DCB" w:themeColor="accent5" w:themeTint="99"/>
+          <w:sz w:val="32"/>
+          <w:szCs w:val="32"/>
+        </w:rPr>
+        <w:t>uri.queryParameters</w:t>
+      </w:r>
+      <w:proofErr w:type="spellEnd"/>
+      <w:proofErr w:type="gramEnd"/>
+      <w:r>
+        <w:rPr>
+          <w:b/>
+          <w:bCs/>
+          <w:color w:val="D86DCB" w:themeColor="accent5" w:themeTint="99"/>
+          <w:sz w:val="32"/>
+          <w:szCs w:val="32"/>
+        </w:rPr>
+        <w:t>['</w:t>
+      </w:r>
+      <w:proofErr w:type="spellStart"/>
+      <w:r>
+        <w:rPr>
+          <w:b/>
+          <w:bCs/>
+          <w:color w:val="D86DCB" w:themeColor="accent5" w:themeTint="99"/>
+          <w:sz w:val="32"/>
+          <w:szCs w:val="32"/>
+        </w:rPr>
+        <w:t>request_token</w:t>
+      </w:r>
+      <w:proofErr w:type="spellEnd"/>
+      <w:r>
+        <w:rPr>
+          <w:b/>
+          <w:bCs/>
+          <w:color w:val="D86DCB" w:themeColor="accent5" w:themeTint="99"/>
+          <w:sz w:val="32"/>
+          <w:szCs w:val="32"/>
+        </w:rPr>
+        <w:t>'];</w:t>
+      </w:r>
+    </w:p>
+    <w:p>
+      <w:pPr>
+        <w:jc w:val="both"/>
+        <w:rPr>
+          <w:b/>
+          <w:bCs/>
+          <w:color w:val="D86DCB" w:themeColor="accent5" w:themeTint="99"/>
+          <w:sz w:val="32"/>
+          <w:szCs w:val="32"/>
+        </w:rPr>
+      </w:pPr>
+    </w:p>
+    <w:p>
+      <w:pPr>
+        <w:jc w:val="both"/>
+        <w:rPr>
+          <w:b/>
+          <w:bCs/>
+          <w:color w:val="D86DCB" w:themeColor="accent5" w:themeTint="99"/>
+          <w:sz w:val="32"/>
+          <w:szCs w:val="32"/>
+        </w:rPr>
+      </w:pPr>
+      <w:r>
+        <w:rPr>
+          <w:b/>
+          <w:bCs/>
+          <w:color w:val="D86DCB" w:themeColor="accent5" w:themeTint="99"/>
+          <w:sz w:val="32"/>
+          <w:szCs w:val="32"/>
+        </w:rPr>
+        <w:t xml:space="preserve">      if (</w:t>
+      </w:r>
+      <w:proofErr w:type="gramStart"/>
+      <w:r>
+        <w:rPr>
+          <w:b/>
+          <w:bCs/>
+          <w:color w:val="D86DCB" w:themeColor="accent5" w:themeTint="99"/>
+          <w:sz w:val="32"/>
+          <w:szCs w:val="32"/>
+        </w:rPr>
+        <w:t>approved !</w:t>
+      </w:r>
+      <w:proofErr w:type="gramEnd"/>
+      <w:r>
+        <w:rPr>
+          <w:b/>
+          <w:bCs/>
+          <w:color w:val="D86DCB" w:themeColor="accent5" w:themeTint="99"/>
+          <w:sz w:val="32"/>
+          <w:szCs w:val="32"/>
+        </w:rPr>
+        <w:t xml:space="preserve">= 'true' || </w:t>
+      </w:r>
+      <w:proofErr w:type="spellStart"/>
+      <w:r>
+        <w:rPr>
+          <w:b/>
+          <w:bCs/>
+          <w:color w:val="D86DCB" w:themeColor="accent5" w:themeTint="99"/>
+          <w:sz w:val="32"/>
+          <w:szCs w:val="32"/>
+        </w:rPr>
+        <w:t>requestToken</w:t>
+      </w:r>
+      <w:proofErr w:type="spellEnd"/>
+      <w:r>
+        <w:rPr>
+          <w:b/>
+          <w:bCs/>
+          <w:color w:val="D86DCB" w:themeColor="accent5" w:themeTint="99"/>
+          <w:sz w:val="32"/>
+          <w:szCs w:val="32"/>
+        </w:rPr>
+        <w:t xml:space="preserve"> == null) {</w:t>
+      </w:r>
+    </w:p>
+    <w:p>
+      <w:pPr>
+        <w:jc w:val="both"/>
+        <w:rPr>
+          <w:b/>
+          <w:bCs/>
+          <w:color w:val="D86DCB" w:themeColor="accent5" w:themeTint="99"/>
+          <w:sz w:val="32"/>
+          <w:szCs w:val="32"/>
+        </w:rPr>
+      </w:pPr>
+      <w:r>
+        <w:rPr>
+          <w:b/>
+          <w:bCs/>
+          <w:color w:val="D86DCB" w:themeColor="accent5" w:themeTint="99"/>
+          <w:sz w:val="32"/>
+          <w:szCs w:val="32"/>
+        </w:rPr>
+        <w:t xml:space="preserve">        _</w:t>
+      </w:r>
+      <w:proofErr w:type="spellStart"/>
+      <w:r>
+        <w:rPr>
+          <w:b/>
+          <w:bCs/>
+          <w:color w:val="D86DCB" w:themeColor="accent5" w:themeTint="99"/>
+          <w:sz w:val="32"/>
+          <w:szCs w:val="32"/>
+        </w:rPr>
+        <w:t>completeAuth</w:t>
+      </w:r>
+      <w:proofErr w:type="spellEnd"/>
+      <w:r>
+        <w:rPr>
+          <w:b/>
+          <w:bCs/>
+          <w:color w:val="D86DCB" w:themeColor="accent5" w:themeTint="99"/>
+          <w:sz w:val="32"/>
+          <w:szCs w:val="32"/>
+        </w:rPr>
+        <w:t>(false);</w:t>
+      </w:r>
+    </w:p>
+    <w:p>
+      <w:pPr>
+        <w:jc w:val="both"/>
+        <w:rPr>
+          <w:b/>
+          <w:bCs/>
+          <w:color w:val="D86DCB" w:themeColor="accent5" w:themeTint="99"/>
+          <w:sz w:val="32"/>
+          <w:szCs w:val="32"/>
+        </w:rPr>
+      </w:pPr>
+      <w:r>
+        <w:rPr>
+          <w:b/>
+          <w:bCs/>
+          <w:color w:val="D86DCB" w:themeColor="accent5" w:themeTint="99"/>
+          <w:sz w:val="32"/>
+          <w:szCs w:val="32"/>
+        </w:rPr>
+        <w:t xml:space="preserve">        return;</w:t>
+      </w:r>
+    </w:p>
+    <w:p>
+      <w:pPr>
+        <w:jc w:val="both"/>
+        <w:rPr>
+          <w:b/>
+          <w:bCs/>
+          <w:color w:val="D86DCB" w:themeColor="accent5" w:themeTint="99"/>
+          <w:sz w:val="32"/>
+          <w:szCs w:val="32"/>
+        </w:rPr>
+      </w:pPr>
+      <w:r>
+        <w:rPr>
+          <w:b/>
+          <w:bCs/>
+          <w:color w:val="D86DCB" w:themeColor="accent5" w:themeTint="99"/>
+          <w:sz w:val="32"/>
+          <w:szCs w:val="32"/>
+        </w:rPr>
+        <w:t xml:space="preserve">      }</w:t>
+      </w:r>
+    </w:p>
+    <w:p>
+      <w:pPr>
+        <w:jc w:val="both"/>
+        <w:rPr>
+          <w:b/>
+          <w:bCs/>
+          <w:color w:val="D86DCB" w:themeColor="accent5" w:themeTint="99"/>
+          <w:sz w:val="32"/>
+          <w:szCs w:val="32"/>
+        </w:rPr>
+      </w:pPr>
+    </w:p>
+    <w:p>
+      <w:pPr>
+        <w:jc w:val="both"/>
+        <w:rPr>
+          <w:b/>
+          <w:bCs/>
+          <w:color w:val="D86DCB" w:themeColor="accent5" w:themeTint="99"/>
+          <w:sz w:val="32"/>
+          <w:szCs w:val="32"/>
+        </w:rPr>
+      </w:pPr>
+      <w:r>
+        <w:rPr>
+          <w:b/>
+          <w:bCs/>
+          <w:color w:val="D86DCB" w:themeColor="accent5" w:themeTint="99"/>
+          <w:sz w:val="32"/>
+          <w:szCs w:val="32"/>
+        </w:rPr>
+        <w:t xml:space="preserve">      final response = await </w:t>
+      </w:r>
+      <w:proofErr w:type="spellStart"/>
+      <w:r>
+        <w:rPr>
+          <w:b/>
+          <w:bCs/>
+          <w:color w:val="D86DCB" w:themeColor="accent5" w:themeTint="99"/>
+          <w:sz w:val="32"/>
+          <w:szCs w:val="32"/>
+        </w:rPr>
+        <w:t>apiService.getRequest</w:t>
+      </w:r>
+      <w:proofErr w:type="spellEnd"/>
+      <w:r>
+        <w:rPr>
+          <w:b/>
+          <w:bCs/>
+          <w:color w:val="D86DCB" w:themeColor="accent5" w:themeTint="99"/>
+          <w:sz w:val="32"/>
+          <w:szCs w:val="32"/>
+        </w:rPr>
+        <w:t>(url: '...');</w:t>
+      </w:r>
+    </w:p>
+    <w:p>
+      <w:pPr>
+        <w:jc w:val="both"/>
+        <w:rPr>
+          <w:b/>
+          <w:bCs/>
+          <w:color w:val="D86DCB" w:themeColor="accent5" w:themeTint="99"/>
+          <w:sz w:val="32"/>
+          <w:szCs w:val="32"/>
+        </w:rPr>
+      </w:pPr>
+      <w:r>
+        <w:rPr>
+          <w:b/>
+          <w:bCs/>
+          <w:color w:val="D86DCB" w:themeColor="accent5" w:themeTint="99"/>
+          <w:sz w:val="32"/>
+          <w:szCs w:val="32"/>
+        </w:rPr>
+        <w:t xml:space="preserve">      if(</w:t>
+      </w:r>
+      <w:proofErr w:type="spellStart"/>
+      <w:proofErr w:type="gramStart"/>
+      <w:r>
+        <w:rPr>
+          <w:b/>
+          <w:bCs/>
+          <w:color w:val="D86DCB" w:themeColor="accent5" w:themeTint="99"/>
+          <w:sz w:val="32"/>
+          <w:szCs w:val="32"/>
+        </w:rPr>
+        <w:t>response.isSuccess</w:t>
+      </w:r>
+      <w:proofErr w:type="spellEnd"/>
+      <w:proofErr w:type="gramEnd"/>
+      <w:r>
+        <w:rPr>
+          <w:b/>
+          <w:bCs/>
+          <w:color w:val="D86DCB" w:themeColor="accent5" w:themeTint="99"/>
+          <w:sz w:val="32"/>
+          <w:szCs w:val="32"/>
+        </w:rPr>
+        <w:t>) {</w:t>
+      </w:r>
+    </w:p>
+    <w:p>
+      <w:pPr>
+        <w:jc w:val="both"/>
+        <w:rPr>
+          <w:b/>
+          <w:bCs/>
+          <w:color w:val="D86DCB" w:themeColor="accent5" w:themeTint="99"/>
+          <w:sz w:val="32"/>
+          <w:szCs w:val="32"/>
+        </w:rPr>
+      </w:pPr>
+      <w:r>
+        <w:rPr>
+          <w:b/>
+          <w:bCs/>
+          <w:color w:val="D86DCB" w:themeColor="accent5" w:themeTint="99"/>
+          <w:sz w:val="32"/>
+          <w:szCs w:val="32"/>
+        </w:rPr>
+        <w:t xml:space="preserve">        // Save session id to auth controller</w:t>
+      </w:r>
+    </w:p>
+    <w:p>
+      <w:pPr>
+        <w:jc w:val="both"/>
+        <w:rPr>
+          <w:b/>
+          <w:bCs/>
+          <w:color w:val="D86DCB" w:themeColor="accent5" w:themeTint="99"/>
+          <w:sz w:val="32"/>
+          <w:szCs w:val="32"/>
+        </w:rPr>
+      </w:pPr>
+      <w:r>
+        <w:rPr>
+          <w:b/>
+          <w:bCs/>
+          <w:color w:val="D86DCB" w:themeColor="accent5" w:themeTint="99"/>
+          <w:sz w:val="32"/>
+          <w:szCs w:val="32"/>
+        </w:rPr>
+        <w:t xml:space="preserve">        _</w:t>
+      </w:r>
+      <w:proofErr w:type="spellStart"/>
+      <w:r>
+        <w:rPr>
+          <w:b/>
+          <w:bCs/>
+          <w:color w:val="D86DCB" w:themeColor="accent5" w:themeTint="99"/>
+          <w:sz w:val="32"/>
+          <w:szCs w:val="32"/>
+        </w:rPr>
+        <w:t>completeAuth</w:t>
+      </w:r>
+      <w:proofErr w:type="spellEnd"/>
+      <w:r>
+        <w:rPr>
+          <w:b/>
+          <w:bCs/>
+          <w:color w:val="D86DCB" w:themeColor="accent5" w:themeTint="99"/>
+          <w:sz w:val="32"/>
+          <w:szCs w:val="32"/>
+        </w:rPr>
+        <w:t>(true);</w:t>
+      </w:r>
+    </w:p>
+    <w:p>
+      <w:pPr>
+        <w:jc w:val="both"/>
+        <w:rPr>
+          <w:b/>
+          <w:bCs/>
+          <w:color w:val="D86DCB" w:themeColor="accent5" w:themeTint="99"/>
+          <w:sz w:val="32"/>
+          <w:szCs w:val="32"/>
+        </w:rPr>
+      </w:pPr>
+      <w:r>
+        <w:rPr>
+          <w:b/>
+          <w:bCs/>
+          <w:color w:val="D86DCB" w:themeColor="accent5" w:themeTint="99"/>
+          <w:sz w:val="32"/>
+          <w:szCs w:val="32"/>
+        </w:rPr>
+        <w:t xml:space="preserve">      } else {</w:t>
+      </w:r>
+    </w:p>
+    <w:p>
+      <w:pPr>
+        <w:jc w:val="both"/>
+        <w:rPr>
+          <w:b/>
+          <w:bCs/>
+          <w:color w:val="D86DCB" w:themeColor="accent5" w:themeTint="99"/>
+          <w:sz w:val="32"/>
+          <w:szCs w:val="32"/>
+        </w:rPr>
+      </w:pPr>
+      <w:r>
+        <w:rPr>
+          <w:b/>
+          <w:bCs/>
+          <w:color w:val="D86DCB" w:themeColor="accent5" w:themeTint="99"/>
+          <w:sz w:val="32"/>
+          <w:szCs w:val="32"/>
+        </w:rPr>
+        <w:lastRenderedPageBreak/>
+        <w:t xml:space="preserve">        _</w:t>
+      </w:r>
+      <w:proofErr w:type="spellStart"/>
+      <w:r>
+        <w:rPr>
+          <w:b/>
+          <w:bCs/>
+          <w:color w:val="D86DCB" w:themeColor="accent5" w:themeTint="99"/>
+          <w:sz w:val="32"/>
+          <w:szCs w:val="32"/>
+        </w:rPr>
+        <w:t>completeAuth</w:t>
+      </w:r>
+      <w:proofErr w:type="spellEnd"/>
+      <w:r>
+        <w:rPr>
+          <w:b/>
+          <w:bCs/>
+          <w:color w:val="D86DCB" w:themeColor="accent5" w:themeTint="99"/>
+          <w:sz w:val="32"/>
+          <w:szCs w:val="32"/>
+        </w:rPr>
+        <w:t>(false);</w:t>
+      </w:r>
+    </w:p>
+    <w:p>
+      <w:pPr>
+        <w:jc w:val="both"/>
+        <w:rPr>
+          <w:b/>
+          <w:bCs/>
+          <w:color w:val="D86DCB" w:themeColor="accent5" w:themeTint="99"/>
+          <w:sz w:val="32"/>
+          <w:szCs w:val="32"/>
+        </w:rPr>
+      </w:pPr>
+      <w:r>
+        <w:rPr>
+          <w:b/>
+          <w:bCs/>
+          <w:color w:val="D86DCB" w:themeColor="accent5" w:themeTint="99"/>
+          <w:sz w:val="32"/>
+          <w:szCs w:val="32"/>
+        </w:rPr>
+        <w:t xml:space="preserve">      }</w:t>
+      </w:r>
+    </w:p>
+    <w:p>
+      <w:pPr>
+        <w:jc w:val="both"/>
+        <w:rPr>
+          <w:b/>
+          <w:bCs/>
+          <w:color w:val="D86DCB" w:themeColor="accent5" w:themeTint="99"/>
+          <w:sz w:val="32"/>
+          <w:szCs w:val="32"/>
+        </w:rPr>
+      </w:pPr>
+    </w:p>
+    <w:p>
+      <w:pPr>
+        <w:jc w:val="both"/>
+        <w:rPr>
+          <w:b/>
+          <w:bCs/>
+          <w:color w:val="D86DCB" w:themeColor="accent5" w:themeTint="99"/>
+          <w:sz w:val="32"/>
+          <w:szCs w:val="32"/>
+        </w:rPr>
+      </w:pPr>
+      <w:r>
+        <w:rPr>
+          <w:b/>
+          <w:bCs/>
+          <w:color w:val="D86DCB" w:themeColor="accent5" w:themeTint="99"/>
+          <w:sz w:val="32"/>
+          <w:szCs w:val="32"/>
+        </w:rPr>
+        <w:t xml:space="preserve">      // Run regardless of anything, even if returns in try block</w:t>
+      </w:r>
+    </w:p>
+    <w:p>
+      <w:pPr>
+        <w:jc w:val="both"/>
+        <w:rPr>
+          <w:b/>
+          <w:bCs/>
+          <w:color w:val="D86DCB" w:themeColor="accent5" w:themeTint="99"/>
+          <w:sz w:val="32"/>
+          <w:szCs w:val="32"/>
+        </w:rPr>
+      </w:pPr>
+      <w:r>
+        <w:rPr>
+          <w:b/>
+          <w:bCs/>
+          <w:color w:val="D86DCB" w:themeColor="accent5" w:themeTint="99"/>
+          <w:sz w:val="32"/>
+          <w:szCs w:val="32"/>
+        </w:rPr>
+        <w:t xml:space="preserve">    } finally {</w:t>
+      </w:r>
+    </w:p>
+    <w:p>
+      <w:pPr>
+        <w:jc w:val="both"/>
+        <w:rPr>
+          <w:b/>
+          <w:bCs/>
+          <w:color w:val="D86DCB" w:themeColor="accent5" w:themeTint="99"/>
+          <w:sz w:val="32"/>
+          <w:szCs w:val="32"/>
+        </w:rPr>
+      </w:pPr>
+      <w:r>
+        <w:rPr>
+          <w:b/>
+          <w:bCs/>
+          <w:color w:val="D86DCB" w:themeColor="accent5" w:themeTint="99"/>
+          <w:sz w:val="32"/>
+          <w:szCs w:val="32"/>
+        </w:rPr>
+        <w:t xml:space="preserve">      state = false;</w:t>
+      </w:r>
+    </w:p>
+    <w:p>
+      <w:pPr>
+        <w:jc w:val="both"/>
+        <w:rPr>
+          <w:b/>
+          <w:bCs/>
+          <w:color w:val="D86DCB" w:themeColor="accent5" w:themeTint="99"/>
+          <w:sz w:val="32"/>
+          <w:szCs w:val="32"/>
+        </w:rPr>
+      </w:pPr>
+    </w:p>
+    <w:p>
+      <w:pPr>
+        <w:jc w:val="both"/>
+        <w:rPr>
+          <w:b/>
+          <w:bCs/>
+          <w:color w:val="D86DCB" w:themeColor="accent5" w:themeTint="99"/>
+          <w:sz w:val="32"/>
+          <w:szCs w:val="32"/>
+        </w:rPr>
+      </w:pPr>
+      <w:r>
+        <w:rPr>
+          <w:b/>
+          <w:bCs/>
+          <w:color w:val="D86DCB" w:themeColor="accent5" w:themeTint="99"/>
+          <w:sz w:val="32"/>
+          <w:szCs w:val="32"/>
+        </w:rPr>
+        <w:t xml:space="preserve">      // Stop listening, clean up Stream to prevent memory leak</w:t>
+      </w:r>
+    </w:p>
+    <w:p>
+      <w:pPr>
+        <w:jc w:val="both"/>
+        <w:rPr>
+          <w:b/>
+          <w:bCs/>
+          <w:color w:val="D86DCB" w:themeColor="accent5" w:themeTint="99"/>
+          <w:sz w:val="32"/>
+          <w:szCs w:val="32"/>
+        </w:rPr>
+      </w:pPr>
+      <w:r>
+        <w:rPr>
+          <w:b/>
+          <w:bCs/>
+          <w:color w:val="D86DCB" w:themeColor="accent5" w:themeTint="99"/>
+          <w:sz w:val="32"/>
+          <w:szCs w:val="32"/>
+        </w:rPr>
+        <w:t xml:space="preserve">      await </w:t>
+      </w:r>
+      <w:proofErr w:type="spellStart"/>
+      <w:proofErr w:type="gramStart"/>
+      <w:r>
+        <w:rPr>
+          <w:b/>
+          <w:bCs/>
+          <w:color w:val="D86DCB" w:themeColor="accent5" w:themeTint="99"/>
+          <w:sz w:val="32"/>
+          <w:szCs w:val="32"/>
+        </w:rPr>
+        <w:t>streamSubscription</w:t>
+      </w:r>
+      <w:proofErr w:type="spellEnd"/>
+      <w:r>
+        <w:rPr>
+          <w:b/>
+          <w:bCs/>
+          <w:color w:val="D86DCB" w:themeColor="accent5" w:themeTint="99"/>
+          <w:sz w:val="32"/>
+          <w:szCs w:val="32"/>
+        </w:rPr>
+        <w:t>?.</w:t>
+      </w:r>
+      <w:proofErr w:type="gramEnd"/>
+      <w:r>
+        <w:rPr>
+          <w:b/>
+          <w:bCs/>
+          <w:color w:val="D86DCB" w:themeColor="accent5" w:themeTint="99"/>
+          <w:sz w:val="32"/>
+          <w:szCs w:val="32"/>
+        </w:rPr>
+        <w:t>cancel();</w:t>
+      </w:r>
+    </w:p>
+    <w:p>
+      <w:pPr>
+        <w:jc w:val="both"/>
+        <w:rPr>
+          <w:b/>
+          <w:bCs/>
+          <w:color w:val="D86DCB" w:themeColor="accent5" w:themeTint="99"/>
+          <w:sz w:val="32"/>
+          <w:szCs w:val="32"/>
+        </w:rPr>
+      </w:pPr>
+      <w:r>
+        <w:rPr>
+          <w:b/>
+          <w:bCs/>
+          <w:color w:val="D86DCB" w:themeColor="accent5" w:themeTint="99"/>
+          <w:sz w:val="32"/>
+          <w:szCs w:val="32"/>
+        </w:rPr>
+        <w:t xml:space="preserve">      </w:t>
+      </w:r>
+      <w:proofErr w:type="spellStart"/>
+      <w:r>
+        <w:rPr>
+          <w:b/>
+          <w:bCs/>
+          <w:color w:val="D86DCB" w:themeColor="accent5" w:themeTint="99"/>
+          <w:sz w:val="32"/>
+          <w:szCs w:val="32"/>
+        </w:rPr>
+        <w:t>streamSubscription</w:t>
+      </w:r>
+      <w:proofErr w:type="spellEnd"/>
+      <w:r>
+        <w:rPr>
+          <w:b/>
+          <w:bCs/>
+          <w:color w:val="D86DCB" w:themeColor="accent5" w:themeTint="99"/>
+          <w:sz w:val="32"/>
+          <w:szCs w:val="32"/>
+        </w:rPr>
+        <w:t xml:space="preserve"> = null;</w:t>
+      </w:r>
+    </w:p>
+    <w:p>
+      <w:pPr>
+        <w:jc w:val="both"/>
+        <w:rPr>
+          <w:b/>
+          <w:bCs/>
+          <w:color w:val="D86DCB" w:themeColor="accent5" w:themeTint="99"/>
+          <w:sz w:val="32"/>
+          <w:szCs w:val="32"/>
+        </w:rPr>
+      </w:pPr>
+      <w:r>
+        <w:rPr>
+          <w:b/>
+          <w:bCs/>
+          <w:color w:val="D86DCB" w:themeColor="accent5" w:themeTint="99"/>
+          <w:sz w:val="32"/>
+          <w:szCs w:val="32"/>
+        </w:rPr>
+        <w:t xml:space="preserve">    }</w:t>
+      </w:r>
+    </w:p>
+    <w:p>
+      <w:pPr>
+        <w:jc w:val="both"/>
+        <w:rPr>
+          <w:b/>
+          <w:bCs/>
+          <w:color w:val="D86DCB" w:themeColor="accent5" w:themeTint="99"/>
+          <w:sz w:val="32"/>
+          <w:szCs w:val="32"/>
+        </w:rPr>
+      </w:pPr>
+      <w:r>
+        <w:rPr>
+          <w:b/>
+          <w:bCs/>
+          <w:color w:val="D86DCB" w:themeColor="accent5" w:themeTint="99"/>
+          <w:sz w:val="32"/>
+          <w:szCs w:val="32"/>
+        </w:rPr>
+        <w:t xml:space="preserve">  }</w:t>
+      </w:r>
+    </w:p>
+    <w:p>
+      <w:pPr>
+        <w:jc w:val="both"/>
+        <w:rPr>
+          <w:b/>
+          <w:bCs/>
+          <w:color w:val="D86DCB" w:themeColor="accent5" w:themeTint="99"/>
+          <w:sz w:val="32"/>
+          <w:szCs w:val="32"/>
+        </w:rPr>
+      </w:pPr>
+    </w:p>
+    <w:p>
+      <w:pPr>
+        <w:jc w:val="both"/>
+        <w:rPr>
+          <w:b/>
+          <w:bCs/>
+          <w:color w:val="D86DCB" w:themeColor="accent5" w:themeTint="99"/>
+          <w:sz w:val="32"/>
+          <w:szCs w:val="32"/>
+        </w:rPr>
+      </w:pPr>
+      <w:r>
+        <w:rPr>
+          <w:b/>
+          <w:bCs/>
+          <w:color w:val="D86DCB" w:themeColor="accent5" w:themeTint="99"/>
+          <w:sz w:val="32"/>
+          <w:szCs w:val="32"/>
+        </w:rPr>
+        <w:t xml:space="preserve">  void _</w:t>
+      </w:r>
+      <w:proofErr w:type="spellStart"/>
+      <w:proofErr w:type="gramStart"/>
+      <w:r>
+        <w:rPr>
+          <w:b/>
+          <w:bCs/>
+          <w:color w:val="D86DCB" w:themeColor="accent5" w:themeTint="99"/>
+          <w:sz w:val="32"/>
+          <w:szCs w:val="32"/>
+        </w:rPr>
+        <w:t>completeAuth</w:t>
+      </w:r>
+      <w:proofErr w:type="spellEnd"/>
+      <w:r>
+        <w:rPr>
+          <w:b/>
+          <w:bCs/>
+          <w:color w:val="D86DCB" w:themeColor="accent5" w:themeTint="99"/>
+          <w:sz w:val="32"/>
+          <w:szCs w:val="32"/>
+        </w:rPr>
+        <w:t>(</w:t>
+      </w:r>
+      <w:proofErr w:type="gramEnd"/>
+      <w:r>
+        <w:rPr>
+          <w:b/>
+          <w:bCs/>
+          <w:color w:val="D86DCB" w:themeColor="accent5" w:themeTint="99"/>
+          <w:sz w:val="32"/>
+          <w:szCs w:val="32"/>
+        </w:rPr>
+        <w:t>bool success) {</w:t>
+      </w:r>
+    </w:p>
+    <w:p>
+      <w:pPr>
+        <w:jc w:val="both"/>
+        <w:rPr>
+          <w:b/>
+          <w:bCs/>
+          <w:color w:val="D86DCB" w:themeColor="accent5" w:themeTint="99"/>
+          <w:sz w:val="32"/>
+          <w:szCs w:val="32"/>
+        </w:rPr>
+      </w:pPr>
+      <w:r>
+        <w:rPr>
+          <w:b/>
+          <w:bCs/>
+          <w:color w:val="D86DCB" w:themeColor="accent5" w:themeTint="99"/>
+          <w:sz w:val="32"/>
+          <w:szCs w:val="32"/>
+        </w:rPr>
+        <w:t xml:space="preserve">    // if completer is not null and not completed, then complete it</w:t>
+      </w:r>
+    </w:p>
+    <w:p>
+      <w:pPr>
+        <w:jc w:val="both"/>
+        <w:rPr>
+          <w:b/>
+          <w:bCs/>
+          <w:color w:val="D86DCB" w:themeColor="accent5" w:themeTint="99"/>
+          <w:sz w:val="32"/>
+          <w:szCs w:val="32"/>
+        </w:rPr>
+      </w:pPr>
+      <w:r>
+        <w:rPr>
+          <w:b/>
+          <w:bCs/>
+          <w:color w:val="D86DCB" w:themeColor="accent5" w:themeTint="99"/>
+          <w:sz w:val="32"/>
+          <w:szCs w:val="32"/>
+        </w:rPr>
+        <w:t xml:space="preserve">    if </w:t>
+      </w:r>
+      <w:proofErr w:type="gramStart"/>
+      <w:r>
+        <w:rPr>
+          <w:b/>
+          <w:bCs/>
+          <w:color w:val="D86DCB" w:themeColor="accent5" w:themeTint="99"/>
+          <w:sz w:val="32"/>
+          <w:szCs w:val="32"/>
+        </w:rPr>
+        <w:t>(!(</w:t>
+      </w:r>
+      <w:proofErr w:type="gramEnd"/>
+      <w:r>
+        <w:rPr>
+          <w:b/>
+          <w:bCs/>
+          <w:color w:val="D86DCB" w:themeColor="accent5" w:themeTint="99"/>
+          <w:sz w:val="32"/>
+          <w:szCs w:val="32"/>
+        </w:rPr>
+        <w:t>_</w:t>
+      </w:r>
+      <w:proofErr w:type="spellStart"/>
+      <w:r>
+        <w:rPr>
+          <w:b/>
+          <w:bCs/>
+          <w:color w:val="D86DCB" w:themeColor="accent5" w:themeTint="99"/>
+          <w:sz w:val="32"/>
+          <w:szCs w:val="32"/>
+        </w:rPr>
+        <w:t>authCompleter</w:t>
+      </w:r>
+      <w:proofErr w:type="spellEnd"/>
+      <w:r>
+        <w:rPr>
+          <w:b/>
+          <w:bCs/>
+          <w:color w:val="D86DCB" w:themeColor="accent5" w:themeTint="99"/>
+          <w:sz w:val="32"/>
+          <w:szCs w:val="32"/>
+        </w:rPr>
+        <w:t>?.</w:t>
+      </w:r>
+      <w:proofErr w:type="spellStart"/>
+      <w:r>
+        <w:rPr>
+          <w:b/>
+          <w:bCs/>
+          <w:color w:val="D86DCB" w:themeColor="accent5" w:themeTint="99"/>
+          <w:sz w:val="32"/>
+          <w:szCs w:val="32"/>
+        </w:rPr>
+        <w:t>isCompleted</w:t>
+      </w:r>
+      <w:proofErr w:type="spellEnd"/>
+      <w:r>
+        <w:rPr>
+          <w:b/>
+          <w:bCs/>
+          <w:color w:val="D86DCB" w:themeColor="accent5" w:themeTint="99"/>
+          <w:sz w:val="32"/>
+          <w:szCs w:val="32"/>
+        </w:rPr>
+        <w:t xml:space="preserve"> ?? true)) {</w:t>
+      </w:r>
+    </w:p>
+    <w:p>
+      <w:pPr>
+        <w:jc w:val="both"/>
+        <w:rPr>
+          <w:b/>
+          <w:bCs/>
+          <w:color w:val="D86DCB" w:themeColor="accent5" w:themeTint="99"/>
+          <w:sz w:val="32"/>
+          <w:szCs w:val="32"/>
+        </w:rPr>
+      </w:pPr>
+      <w:r>
+        <w:rPr>
+          <w:b/>
+          <w:bCs/>
+          <w:color w:val="D86DCB" w:themeColor="accent5" w:themeTint="99"/>
+          <w:sz w:val="32"/>
+          <w:szCs w:val="32"/>
+        </w:rPr>
+        <w:t xml:space="preserve">      _</w:t>
+      </w:r>
+      <w:proofErr w:type="spellStart"/>
+      <w:proofErr w:type="gramStart"/>
+      <w:r>
+        <w:rPr>
+          <w:b/>
+          <w:bCs/>
+          <w:color w:val="D86DCB" w:themeColor="accent5" w:themeTint="99"/>
+          <w:sz w:val="32"/>
+          <w:szCs w:val="32"/>
+        </w:rPr>
+        <w:t>authCompleter</w:t>
+      </w:r>
+      <w:proofErr w:type="spellEnd"/>
+      <w:r>
+        <w:rPr>
+          <w:b/>
+          <w:bCs/>
+          <w:color w:val="D86DCB" w:themeColor="accent5" w:themeTint="99"/>
+          <w:sz w:val="32"/>
+          <w:szCs w:val="32"/>
+        </w:rPr>
+        <w:t>?.</w:t>
+      </w:r>
+      <w:proofErr w:type="gramEnd"/>
+      <w:r>
+        <w:rPr>
+          <w:b/>
+          <w:bCs/>
+          <w:color w:val="D86DCB" w:themeColor="accent5" w:themeTint="99"/>
+          <w:sz w:val="32"/>
+          <w:szCs w:val="32"/>
+        </w:rPr>
+        <w:t>complete(success);</w:t>
+      </w:r>
+    </w:p>
+    <w:p>
+      <w:pPr>
+        <w:jc w:val="both"/>
+        <w:rPr>
+          <w:b/>
+          <w:bCs/>
+          <w:color w:val="D86DCB" w:themeColor="accent5" w:themeTint="99"/>
+          <w:sz w:val="32"/>
+          <w:szCs w:val="32"/>
+        </w:rPr>
+      </w:pPr>
+      <w:r>
+        <w:rPr>
+          <w:b/>
+          <w:bCs/>
+          <w:color w:val="D86DCB" w:themeColor="accent5" w:themeTint="99"/>
+          <w:sz w:val="32"/>
+          <w:szCs w:val="32"/>
+        </w:rPr>
+        <w:t xml:space="preserve">    }</w:t>
+      </w:r>
+    </w:p>
+    <w:p>
+      <w:pPr>
+        <w:jc w:val="both"/>
+        <w:rPr>
+          <w:b/>
+          <w:bCs/>
+          <w:color w:val="D86DCB" w:themeColor="accent5" w:themeTint="99"/>
+          <w:sz w:val="32"/>
+          <w:szCs w:val="32"/>
+        </w:rPr>
+      </w:pPr>
+      <w:r>
+        <w:rPr>
+          <w:b/>
+          <w:bCs/>
+          <w:color w:val="D86DCB" w:themeColor="accent5" w:themeTint="99"/>
+          <w:sz w:val="32"/>
+          <w:szCs w:val="32"/>
+        </w:rPr>
+        <w:t xml:space="preserve">  }</w:t>
+      </w:r>
+    </w:p>
+    <w:p>
+      <w:pPr>
+        <w:jc w:val="both"/>
+        <w:rPr>
+          <w:b/>
+          <w:bCs/>
+          <w:color w:val="D86DCB" w:themeColor="accent5" w:themeTint="99"/>
+          <w:sz w:val="32"/>
+          <w:szCs w:val="32"/>
+        </w:rPr>
+      </w:pPr>
+      <w:r>
+        <w:rPr>
+          <w:b/>
+          <w:bCs/>
+          <w:color w:val="D86DCB" w:themeColor="accent5" w:themeTint="99"/>
+          <w:sz w:val="32"/>
+          <w:szCs w:val="32"/>
+        </w:rPr>
+        <w:t>}</w:t>
+      </w:r>
+    </w:p>
+    <w:p>
+      <w:pPr>
+        <w:jc w:val="both"/>
+        <w:rPr>
+          <w:sz w:val="32"/>
+          <w:szCs w:val="32"/>
+        </w:rPr>
+      </w:pPr>
+      <w:r>
+        <w:rPr>
+          <w:sz w:val="32"/>
+          <w:szCs w:val="32"/>
+        </w:rPr>
+        <w:t># In the UI</w:t>
+      </w:r>
+      <w:r>
+        <w:rPr>
+          <w:sz w:val="32"/>
+          <w:szCs w:val="32"/>
+        </w:rPr>
+        <w:t xml:space="preserve">, </w:t>
+      </w:r>
+      <w:r>
+        <w:rPr>
+          <w:sz w:val="32"/>
+          <w:szCs w:val="32"/>
+        </w:rPr>
+        <w:t xml:space="preserve">just </w:t>
+      </w:r>
+      <w:r>
+        <w:rPr>
+          <w:b/>
+          <w:bCs/>
+          <w:sz w:val="32"/>
+          <w:szCs w:val="32"/>
+        </w:rPr>
+        <w:t xml:space="preserve">await </w:t>
+      </w:r>
+      <w:proofErr w:type="spellStart"/>
+      <w:proofErr w:type="gramStart"/>
+      <w:r>
+        <w:rPr>
+          <w:b/>
+          <w:bCs/>
+          <w:sz w:val="32"/>
+          <w:szCs w:val="32"/>
+        </w:rPr>
+        <w:t>startAuth</w:t>
+      </w:r>
+      <w:proofErr w:type="spellEnd"/>
+      <w:r>
+        <w:rPr>
+          <w:b/>
+          <w:bCs/>
+          <w:sz w:val="32"/>
+          <w:szCs w:val="32"/>
+        </w:rPr>
+        <w:t>(</w:t>
+      </w:r>
+      <w:proofErr w:type="gramEnd"/>
+      <w:r>
+        <w:rPr>
+          <w:b/>
+          <w:bCs/>
+          <w:sz w:val="32"/>
+          <w:szCs w:val="32"/>
+        </w:rPr>
+        <w:t>)</w:t>
+      </w:r>
+      <w:r>
+        <w:rPr>
+          <w:sz w:val="32"/>
+          <w:szCs w:val="32"/>
+        </w:rPr>
+        <w:t xml:space="preserve"> which gives a </w:t>
+      </w:r>
+      <w:proofErr w:type="spellStart"/>
+      <w:r>
+        <w:rPr>
+          <w:b/>
+          <w:bCs/>
+          <w:sz w:val="32"/>
+          <w:szCs w:val="32"/>
+        </w:rPr>
+        <w:t>bool</w:t>
+      </w:r>
+      <w:proofErr w:type="spellEnd"/>
+      <w:r>
+        <w:rPr>
+          <w:b/>
+          <w:bCs/>
           <w:sz w:val="32"/>
           <w:szCs w:val="32"/>
         </w:rPr>
@@ -4669,111 +8999,59 @@
           <w:sz w:val="32"/>
           <w:szCs w:val="32"/>
         </w:rPr>
-        <w:t xml:space="preserve">(Because its </w:t>
-      </w:r>
-      <w:proofErr w:type="spellStart"/>
-      <w:r>
-        <w:rPr>
-          <w:b/>
-          <w:bCs/>
-          <w:sz w:val="32"/>
-          <w:szCs w:val="32"/>
-        </w:rPr>
-        <w:t>StreamSubscription</w:t>
-      </w:r>
-      <w:proofErr w:type="spellEnd"/>
-      <w:r>
-        <w:rPr>
-          <w:b/>
-          <w:bCs/>
-          <w:sz w:val="32"/>
-          <w:szCs w:val="32"/>
-        </w:rPr>
-        <w:t>&lt;T&gt;</w:t>
-      </w:r>
-      <w:r>
-        <w:rPr>
-          <w:sz w:val="32"/>
-          <w:szCs w:val="32"/>
-        </w:rPr>
-        <w:t xml:space="preserve"> not </w:t>
-      </w:r>
-      <w:r>
-        <w:rPr>
-          <w:b/>
-          <w:bCs/>
-          <w:sz w:val="32"/>
-          <w:szCs w:val="32"/>
-        </w:rPr>
-        <w:t>Future&lt;</w:t>
-      </w:r>
-      <w:proofErr w:type="spellStart"/>
-      <w:r>
-        <w:rPr>
-          <w:b/>
-          <w:bCs/>
-          <w:sz w:val="32"/>
-          <w:szCs w:val="32"/>
-        </w:rPr>
-        <w:t>StreamS</w:t>
-      </w:r>
-      <w:proofErr w:type="spellEnd"/>
-      <w:r>
-        <w:rPr>
-          <w:b/>
-          <w:bCs/>
-          <w:sz w:val="32"/>
-          <w:szCs w:val="32"/>
-        </w:rPr>
-        <w:t>…&gt;</w:t>
-      </w:r>
-      <w:r>
-        <w:rPr>
-          <w:sz w:val="32"/>
-          <w:szCs w:val="32"/>
-        </w:rPr>
-        <w:t>)</w:t>
-      </w:r>
-      <w:r>
-        <w:rPr>
-          <w:sz w:val="32"/>
-          <w:szCs w:val="32"/>
-        </w:rPr>
-        <w:t xml:space="preserve"> </w:t>
-      </w:r>
-      <w:r>
-        <w:rPr>
-          <w:sz w:val="32"/>
-          <w:szCs w:val="32"/>
-        </w:rPr>
-        <w:t xml:space="preserve">and even if we do tight coupling and return a </w:t>
-      </w:r>
-      <w:proofErr w:type="spellStart"/>
-      <w:r>
-        <w:rPr>
-          <w:b/>
-          <w:bCs/>
-          <w:sz w:val="32"/>
-          <w:szCs w:val="32"/>
-        </w:rPr>
-        <w:t>bool</w:t>
-      </w:r>
-      <w:proofErr w:type="spellEnd"/>
-      <w:r>
-        <w:rPr>
-          <w:sz w:val="32"/>
-          <w:szCs w:val="32"/>
-        </w:rPr>
-        <w:t xml:space="preserve"> value from </w:t>
-      </w:r>
-      <w:r>
-        <w:rPr>
-          <w:b/>
-          <w:bCs/>
-          <w:sz w:val="32"/>
-          <w:szCs w:val="32"/>
-        </w:rPr>
-        <w:t>_</w:t>
+        <w:t>value to know if the API succeeded or not</w:t>
+      </w:r>
+      <w:r>
+        <w:rPr>
+          <w:sz w:val="32"/>
+          <w:szCs w:val="32"/>
+        </w:rPr>
+        <w:t>:</w:t>
+      </w:r>
+    </w:p>
+    <w:p>
+      <w:pPr>
+        <w:jc w:val="both"/>
+        <w:rPr>
+          <w:b/>
+          <w:bCs/>
+          <w:color w:val="D86DCB" w:themeColor="accent5" w:themeTint="99"/>
+          <w:sz w:val="32"/>
+          <w:szCs w:val="32"/>
+        </w:rPr>
+      </w:pPr>
+      <w:r>
+        <w:rPr>
+          <w:b/>
+          <w:bCs/>
+          <w:color w:val="D86DCB" w:themeColor="accent5" w:themeTint="99"/>
+          <w:sz w:val="32"/>
+          <w:szCs w:val="32"/>
+        </w:rPr>
+        <w:lastRenderedPageBreak/>
+        <w:t>…</w:t>
+      </w:r>
+    </w:p>
+    <w:p>
+      <w:pPr>
+        <w:jc w:val="both"/>
+        <w:rPr>
+          <w:b/>
+          <w:bCs/>
+          <w:color w:val="D86DCB" w:themeColor="accent5" w:themeTint="99"/>
+          <w:sz w:val="32"/>
+          <w:szCs w:val="32"/>
+        </w:rPr>
+      </w:pPr>
+      <w:r>
+        <w:rPr>
+          <w:b/>
+          <w:bCs/>
+          <w:color w:val="D86DCB" w:themeColor="accent5" w:themeTint="99"/>
+          <w:sz w:val="32"/>
+          <w:szCs w:val="32"/>
+        </w:rPr>
+        <w:t xml:space="preserve">final state = </w:t>
       </w:r>
       <w:proofErr w:type="spellStart"/>
       <w:proofErr w:type="gramStart"/>
@@ -4781,4574 +9059,222 @@
         <w:rPr>
           <w:b/>
           <w:bCs/>
-          <w:sz w:val="32"/>
-          <w:szCs w:val="32"/>
-        </w:rPr>
-        <w:t>handleAuthDeepLink</w:t>
-      </w:r>
-      <w:proofErr w:type="spellEnd"/>
-      <w:r>
-        <w:rPr>
-          <w:b/>
-          <w:bCs/>
+          <w:color w:val="D86DCB" w:themeColor="accent5" w:themeTint="99"/>
+          <w:sz w:val="32"/>
+          <w:szCs w:val="32"/>
+        </w:rPr>
+        <w:t>ref.watch</w:t>
+      </w:r>
+      <w:proofErr w:type="spellEnd"/>
+      <w:proofErr w:type="gramEnd"/>
+      <w:r>
+        <w:rPr>
+          <w:b/>
+          <w:bCs/>
+          <w:color w:val="D86DCB" w:themeColor="accent5" w:themeTint="99"/>
           <w:sz w:val="32"/>
           <w:szCs w:val="32"/>
         </w:rPr>
         <w:t>(</w:t>
       </w:r>
+      <w:proofErr w:type="spellStart"/>
+      <w:r>
+        <w:rPr>
+          <w:b/>
+          <w:bCs/>
+          <w:color w:val="D86DCB" w:themeColor="accent5" w:themeTint="99"/>
+          <w:sz w:val="32"/>
+          <w:szCs w:val="32"/>
+        </w:rPr>
+        <w:t>authProvider</w:t>
+      </w:r>
+      <w:proofErr w:type="spellEnd"/>
+      <w:r>
+        <w:rPr>
+          <w:b/>
+          <w:bCs/>
+          <w:color w:val="D86DCB" w:themeColor="accent5" w:themeTint="99"/>
+          <w:sz w:val="32"/>
+          <w:szCs w:val="32"/>
+        </w:rPr>
+        <w:t>);</w:t>
+      </w:r>
+    </w:p>
+    <w:p>
+      <w:pPr>
+        <w:jc w:val="both"/>
+        <w:rPr>
+          <w:b/>
+          <w:bCs/>
+          <w:color w:val="D86DCB" w:themeColor="accent5" w:themeTint="99"/>
+          <w:sz w:val="32"/>
+          <w:szCs w:val="32"/>
+        </w:rPr>
+      </w:pPr>
+      <w:r>
+        <w:rPr>
+          <w:b/>
+          <w:bCs/>
+          <w:color w:val="D86DCB" w:themeColor="accent5" w:themeTint="99"/>
+          <w:sz w:val="32"/>
+          <w:szCs w:val="32"/>
+        </w:rPr>
+        <w:t xml:space="preserve">final </w:t>
+      </w:r>
+      <w:proofErr w:type="spellStart"/>
+      <w:r>
+        <w:rPr>
+          <w:b/>
+          <w:bCs/>
+          <w:color w:val="D86DCB" w:themeColor="accent5" w:themeTint="99"/>
+          <w:sz w:val="32"/>
+          <w:szCs w:val="32"/>
+        </w:rPr>
+        <w:t>isSuccess</w:t>
+      </w:r>
+      <w:proofErr w:type="spellEnd"/>
+      <w:r>
+        <w:rPr>
+          <w:b/>
+          <w:bCs/>
+          <w:color w:val="D86DCB" w:themeColor="accent5" w:themeTint="99"/>
+          <w:sz w:val="32"/>
+          <w:szCs w:val="32"/>
+        </w:rPr>
+        <w:t xml:space="preserve"> = </w:t>
+      </w:r>
+      <w:r>
+        <w:rPr>
+          <w:b/>
+          <w:bCs/>
+          <w:color w:val="D86DCB" w:themeColor="accent5" w:themeTint="99"/>
+          <w:sz w:val="32"/>
+          <w:szCs w:val="32"/>
+        </w:rPr>
+        <w:t xml:space="preserve">await </w:t>
+      </w:r>
+      <w:proofErr w:type="spellStart"/>
+      <w:proofErr w:type="gramStart"/>
+      <w:r>
+        <w:rPr>
+          <w:b/>
+          <w:bCs/>
+          <w:color w:val="D86DCB" w:themeColor="accent5" w:themeTint="99"/>
+          <w:sz w:val="32"/>
+          <w:szCs w:val="32"/>
+        </w:rPr>
+        <w:t>ref.read</w:t>
+      </w:r>
+      <w:proofErr w:type="spellEnd"/>
       <w:proofErr w:type="gramEnd"/>
       <w:r>
         <w:rPr>
           <w:b/>
           <w:bCs/>
-          <w:sz w:val="32"/>
-          <w:szCs w:val="32"/>
-        </w:rPr>
-        <w:t>)</w:t>
-      </w:r>
-      <w:r>
-        <w:rPr>
-          <w:sz w:val="32"/>
-          <w:szCs w:val="32"/>
-        </w:rPr>
-        <w:t xml:space="preserve"> method it won’t simply work because </w:t>
-      </w:r>
-      <w:proofErr w:type="spellStart"/>
-      <w:r>
-        <w:rPr>
-          <w:b/>
-          <w:bCs/>
-          <w:sz w:val="32"/>
-          <w:szCs w:val="32"/>
-        </w:rPr>
-        <w:t>Stream.listen</w:t>
-      </w:r>
-      <w:proofErr w:type="spellEnd"/>
-      <w:r>
-        <w:rPr>
-          <w:b/>
-          <w:bCs/>
-          <w:sz w:val="32"/>
-          <w:szCs w:val="32"/>
-        </w:rPr>
-        <w:t>()</w:t>
-      </w:r>
-      <w:r>
-        <w:rPr>
-          <w:sz w:val="32"/>
-          <w:szCs w:val="32"/>
-        </w:rPr>
-        <w:t xml:space="preserve"> can’t be awaited (sync vs async problems or race conditions) and</w:t>
-      </w:r>
-      <w:r>
-        <w:rPr>
-          <w:b/>
-          <w:bCs/>
-          <w:sz w:val="32"/>
-          <w:szCs w:val="32"/>
-        </w:rPr>
-        <w:t xml:space="preserve"> </w:t>
-      </w:r>
-      <w:proofErr w:type="spellStart"/>
-      <w:r>
-        <w:rPr>
-          <w:b/>
-          <w:bCs/>
-          <w:sz w:val="32"/>
-          <w:szCs w:val="32"/>
-        </w:rPr>
-        <w:t>bool</w:t>
-      </w:r>
-      <w:proofErr w:type="spellEnd"/>
-      <w:r>
-        <w:rPr>
-          <w:sz w:val="32"/>
-          <w:szCs w:val="32"/>
-        </w:rPr>
-        <w:t xml:space="preserve"> value (</w:t>
-      </w:r>
-      <w:proofErr w:type="spellStart"/>
-      <w:r>
-        <w:rPr>
-          <w:b/>
-          <w:bCs/>
+          <w:color w:val="D86DCB" w:themeColor="accent5" w:themeTint="99"/>
+          <w:sz w:val="32"/>
+          <w:szCs w:val="32"/>
+        </w:rPr>
+        <w:t>(</w:t>
+      </w:r>
+      <w:proofErr w:type="spellStart"/>
+      <w:r>
+        <w:rPr>
+          <w:b/>
+          <w:bCs/>
+          <w:color w:val="D86DCB" w:themeColor="accent5" w:themeTint="99"/>
+          <w:sz w:val="32"/>
+          <w:szCs w:val="32"/>
+        </w:rPr>
+        <w:t>authProvider</w:t>
+      </w:r>
+      <w:proofErr w:type="spellEnd"/>
+      <w:r>
+        <w:rPr>
+          <w:b/>
+          <w:bCs/>
+          <w:color w:val="D86DCB" w:themeColor="accent5" w:themeTint="99"/>
+          <w:sz w:val="32"/>
+          <w:szCs w:val="32"/>
+        </w:rPr>
+        <w:t>).</w:t>
+      </w:r>
+      <w:proofErr w:type="spellStart"/>
+      <w:r>
+        <w:rPr>
+          <w:b/>
+          <w:bCs/>
+          <w:color w:val="D86DCB" w:themeColor="accent5" w:themeTint="99"/>
+          <w:sz w:val="32"/>
+          <w:szCs w:val="32"/>
+        </w:rPr>
+        <w:t>startAuth</w:t>
+      </w:r>
+      <w:proofErr w:type="spellEnd"/>
+      <w:r>
+        <w:rPr>
+          <w:b/>
+          <w:bCs/>
+          <w:color w:val="D86DCB" w:themeColor="accent5" w:themeTint="99"/>
+          <w:sz w:val="32"/>
+          <w:szCs w:val="32"/>
+        </w:rPr>
+        <w:t>(</w:t>
+      </w:r>
+      <w:r>
+        <w:rPr>
+          <w:b/>
+          <w:bCs/>
+          <w:color w:val="D86DCB" w:themeColor="accent5" w:themeTint="99"/>
+          <w:sz w:val="32"/>
+          <w:szCs w:val="32"/>
+        </w:rPr>
+        <w:t>…</w:t>
+      </w:r>
+      <w:r>
+        <w:rPr>
+          <w:b/>
+          <w:bCs/>
+          <w:color w:val="D86DCB" w:themeColor="accent5" w:themeTint="99"/>
+          <w:sz w:val="32"/>
+          <w:szCs w:val="32"/>
+        </w:rPr>
+        <w:t>);</w:t>
+      </w:r>
+    </w:p>
+    <w:p>
+      <w:pPr>
+        <w:jc w:val="both"/>
+        <w:rPr>
+          <w:b/>
+          <w:bCs/>
+          <w:color w:val="D86DCB" w:themeColor="accent5" w:themeTint="99"/>
+          <w:sz w:val="32"/>
+          <w:szCs w:val="32"/>
+        </w:rPr>
+      </w:pPr>
+      <w:r>
+        <w:rPr>
+          <w:b/>
+          <w:bCs/>
+          <w:color w:val="D86DCB" w:themeColor="accent5" w:themeTint="99"/>
+          <w:sz w:val="32"/>
+          <w:szCs w:val="32"/>
+        </w:rPr>
+        <w:t>if (</w:t>
+      </w:r>
+      <w:proofErr w:type="spellStart"/>
+      <w:r>
+        <w:rPr>
+          <w:b/>
+          <w:bCs/>
+          <w:color w:val="D86DCB" w:themeColor="accent5" w:themeTint="99"/>
           <w:sz w:val="32"/>
           <w:szCs w:val="32"/>
         </w:rPr>
         <w:t>isSuccess</w:t>
       </w:r>
       <w:proofErr w:type="spellEnd"/>
-      <w:r>
-        <w:rPr>
-          <w:sz w:val="32"/>
-          <w:szCs w:val="32"/>
-        </w:rPr>
-        <w:t>) will always be</w:t>
-      </w:r>
-      <w:r>
-        <w:rPr>
-          <w:b/>
-          <w:bCs/>
-          <w:sz w:val="32"/>
-          <w:szCs w:val="32"/>
-        </w:rPr>
-        <w:t xml:space="preserve"> false</w:t>
-      </w:r>
-      <w:r>
-        <w:rPr>
-          <w:b/>
-          <w:bCs/>
-          <w:sz w:val="32"/>
-          <w:szCs w:val="32"/>
-        </w:rPr>
-        <w:t xml:space="preserve"> </w:t>
-      </w:r>
-      <w:r>
-        <w:rPr>
-          <w:sz w:val="32"/>
-          <w:szCs w:val="32"/>
-        </w:rPr>
-        <w:t>(</w:t>
-      </w:r>
-      <w:r>
-        <w:rPr>
-          <w:b/>
-          <w:bCs/>
-          <w:sz w:val="32"/>
-          <w:szCs w:val="32"/>
-        </w:rPr>
-        <w:t>return</w:t>
-      </w:r>
-      <w:r>
-        <w:rPr>
-          <w:sz w:val="32"/>
-          <w:szCs w:val="32"/>
-        </w:rPr>
-        <w:t xml:space="preserve"> </w:t>
-      </w:r>
-      <w:proofErr w:type="spellStart"/>
-      <w:r>
-        <w:rPr>
-          <w:b/>
-          <w:bCs/>
-          <w:sz w:val="32"/>
-          <w:szCs w:val="32"/>
-        </w:rPr>
-        <w:t>isSuccess</w:t>
-      </w:r>
-      <w:proofErr w:type="spellEnd"/>
-      <w:r>
-        <w:rPr>
-          <w:sz w:val="32"/>
-          <w:szCs w:val="32"/>
-        </w:rPr>
-        <w:t xml:space="preserve"> in</w:t>
-      </w:r>
-      <w:r>
-        <w:rPr>
-          <w:b/>
-          <w:bCs/>
-          <w:sz w:val="32"/>
-          <w:szCs w:val="32"/>
-        </w:rPr>
-        <w:t xml:space="preserve"> </w:t>
-      </w:r>
-      <w:proofErr w:type="spellStart"/>
-      <w:r>
-        <w:rPr>
-          <w:b/>
-          <w:bCs/>
-          <w:sz w:val="32"/>
-          <w:szCs w:val="32"/>
-        </w:rPr>
-        <w:t>startAuth</w:t>
-      </w:r>
-      <w:proofErr w:type="spellEnd"/>
-      <w:r>
-        <w:rPr>
-          <w:sz w:val="32"/>
-          <w:szCs w:val="32"/>
-        </w:rPr>
-        <w:t xml:space="preserve"> runs before the </w:t>
-      </w:r>
-      <w:proofErr w:type="spellStart"/>
-      <w:r>
-        <w:rPr>
-          <w:b/>
-          <w:bCs/>
-          <w:sz w:val="32"/>
-          <w:szCs w:val="32"/>
-        </w:rPr>
-        <w:t>isSuccess</w:t>
-      </w:r>
-      <w:proofErr w:type="spellEnd"/>
-      <w:r>
-        <w:rPr>
-          <w:sz w:val="32"/>
-          <w:szCs w:val="32"/>
-        </w:rPr>
-        <w:t xml:space="preserve"> from handler method is returned)</w:t>
-      </w:r>
-    </w:p>
-    <w:p>
-      <w:pPr>
-        <w:jc w:val="both"/>
-        <w:rPr>
-          <w:sz w:val="32"/>
-          <w:szCs w:val="32"/>
-        </w:rPr>
-      </w:pPr>
-      <w:r>
-        <w:rPr>
-          <w:sz w:val="32"/>
-          <w:szCs w:val="32"/>
-        </w:rPr>
-        <w:t xml:space="preserve"># </w:t>
-      </w:r>
-      <w:r>
-        <w:rPr>
-          <w:sz w:val="32"/>
-          <w:szCs w:val="32"/>
-        </w:rPr>
-        <w:t>Solution, i</w:t>
-      </w:r>
-      <w:r>
-        <w:rPr>
-          <w:sz w:val="32"/>
-          <w:szCs w:val="32"/>
-        </w:rPr>
-        <w:t>nstead use State Management for indicating API call</w:t>
-      </w:r>
-      <w:r>
-        <w:rPr>
-          <w:sz w:val="32"/>
-          <w:szCs w:val="32"/>
-        </w:rPr>
-        <w:t>ing</w:t>
-      </w:r>
-      <w:r>
-        <w:rPr>
-          <w:sz w:val="32"/>
-          <w:szCs w:val="32"/>
-        </w:rPr>
-        <w:t xml:space="preserve"> success and </w:t>
-      </w:r>
-      <w:proofErr w:type="spellStart"/>
-      <w:proofErr w:type="gramStart"/>
-      <w:r>
-        <w:rPr>
-          <w:b/>
-          <w:bCs/>
-          <w:sz w:val="32"/>
-          <w:szCs w:val="32"/>
-        </w:rPr>
-        <w:t>startAuth</w:t>
-      </w:r>
-      <w:proofErr w:type="spellEnd"/>
-      <w:r>
-        <w:rPr>
-          <w:b/>
-          <w:bCs/>
-          <w:sz w:val="32"/>
-          <w:szCs w:val="32"/>
-        </w:rPr>
-        <w:t>(</w:t>
-      </w:r>
-      <w:proofErr w:type="gramEnd"/>
-      <w:r>
-        <w:rPr>
-          <w:b/>
-          <w:bCs/>
-          <w:sz w:val="32"/>
-          <w:szCs w:val="32"/>
-        </w:rPr>
-        <w:t>)</w:t>
-      </w:r>
-      <w:r>
-        <w:rPr>
-          <w:sz w:val="32"/>
-          <w:szCs w:val="32"/>
-        </w:rPr>
-        <w:t xml:space="preserve"> method</w:t>
-      </w:r>
-      <w:r>
-        <w:rPr>
-          <w:sz w:val="32"/>
-          <w:szCs w:val="32"/>
-        </w:rPr>
-        <w:t xml:space="preserve"> should return nothing (</w:t>
-      </w:r>
-      <w:r>
-        <w:rPr>
-          <w:b/>
-          <w:bCs/>
-          <w:sz w:val="32"/>
-          <w:szCs w:val="32"/>
-        </w:rPr>
-        <w:t>Future&lt;void&gt;</w:t>
-      </w:r>
-      <w:r>
-        <w:rPr>
-          <w:sz w:val="32"/>
-          <w:szCs w:val="32"/>
-        </w:rPr>
-        <w:t>) it’s just start the</w:t>
-      </w:r>
-      <w:r>
-        <w:rPr>
-          <w:b/>
-          <w:bCs/>
-          <w:sz w:val="32"/>
-          <w:szCs w:val="32"/>
-        </w:rPr>
-        <w:t xml:space="preserve"> </w:t>
-      </w:r>
-      <w:proofErr w:type="spellStart"/>
-      <w:r>
-        <w:rPr>
-          <w:b/>
-          <w:bCs/>
-          <w:sz w:val="32"/>
-          <w:szCs w:val="32"/>
-        </w:rPr>
-        <w:t>Stream.listen</w:t>
-      </w:r>
-      <w:proofErr w:type="spellEnd"/>
-      <w:r>
-        <w:rPr>
-          <w:b/>
-          <w:bCs/>
-          <w:sz w:val="32"/>
-          <w:szCs w:val="32"/>
-        </w:rPr>
-        <w:t>()</w:t>
-      </w:r>
-      <w:r>
-        <w:rPr>
-          <w:sz w:val="32"/>
-          <w:szCs w:val="32"/>
-        </w:rPr>
-        <w:t xml:space="preserve"> which in turn calls the API when value arrives.</w:t>
-      </w:r>
-      <w:r>
-        <w:rPr>
-          <w:sz w:val="32"/>
-          <w:szCs w:val="32"/>
-        </w:rPr>
-        <w:t xml:space="preserve"> UI </w:t>
-      </w:r>
-      <w:r>
-        <w:rPr>
-          <w:sz w:val="32"/>
-          <w:szCs w:val="32"/>
-        </w:rPr>
-        <w:t xml:space="preserve">just watches/listens to the </w:t>
-      </w:r>
-      <w:r>
-        <w:rPr>
-          <w:b/>
-          <w:bCs/>
-          <w:sz w:val="32"/>
-          <w:szCs w:val="32"/>
-        </w:rPr>
-        <w:t>state</w:t>
-      </w:r>
-      <w:r>
-        <w:rPr>
-          <w:sz w:val="32"/>
-          <w:szCs w:val="32"/>
-        </w:rPr>
-        <w:t xml:space="preserve"> of the State Management to know if API succeeded or failed:</w:t>
-      </w:r>
-    </w:p>
-    <w:p>
-      <w:pPr>
-        <w:pStyle w:val="ListParagraph"/>
-        <w:numPr>
-          <w:ilvl w:val="0"/>
-          <w:numId w:val="7"/>
-        </w:numPr>
-        <w:jc w:val="both"/>
-        <w:rPr>
-          <w:sz w:val="32"/>
-          <w:szCs w:val="32"/>
-        </w:rPr>
-      </w:pPr>
-      <w:proofErr w:type="spellStart"/>
-      <w:r>
-        <w:rPr>
-          <w:b/>
-          <w:bCs/>
-          <w:sz w:val="32"/>
-          <w:szCs w:val="32"/>
-        </w:rPr>
-        <w:t>Riverpod</w:t>
-      </w:r>
-      <w:proofErr w:type="spellEnd"/>
-      <w:r>
-        <w:rPr>
-          <w:b/>
-          <w:bCs/>
-          <w:sz w:val="32"/>
-          <w:szCs w:val="32"/>
-        </w:rPr>
-        <w:t>:</w:t>
-      </w:r>
-      <w:r>
-        <w:rPr>
-          <w:sz w:val="32"/>
-          <w:szCs w:val="32"/>
-        </w:rPr>
-        <w:t xml:space="preserve"> </w:t>
-      </w:r>
-      <w:r>
-        <w:rPr>
-          <w:b/>
-          <w:bCs/>
-          <w:sz w:val="32"/>
-          <w:szCs w:val="32"/>
-        </w:rPr>
-        <w:t xml:space="preserve">state = </w:t>
-      </w:r>
-      <w:proofErr w:type="spellStart"/>
-      <w:proofErr w:type="gramStart"/>
-      <w:r>
-        <w:rPr>
-          <w:b/>
-          <w:bCs/>
-          <w:sz w:val="32"/>
-          <w:szCs w:val="32"/>
-        </w:rPr>
-        <w:t>AuthState</w:t>
-      </w:r>
-      <w:proofErr w:type="spellEnd"/>
-      <w:r>
-        <w:rPr>
-          <w:b/>
-          <w:bCs/>
-          <w:sz w:val="32"/>
-          <w:szCs w:val="32"/>
-        </w:rPr>
-        <w:t>(</w:t>
-      </w:r>
-      <w:proofErr w:type="gramEnd"/>
-      <w:r>
-        <w:rPr>
-          <w:b/>
-          <w:bCs/>
-          <w:sz w:val="32"/>
-          <w:szCs w:val="32"/>
-        </w:rPr>
-        <w:t>…)</w:t>
-      </w:r>
-      <w:r>
-        <w:rPr>
-          <w:sz w:val="32"/>
-          <w:szCs w:val="32"/>
-        </w:rPr>
-        <w:t xml:space="preserve"> + </w:t>
-      </w:r>
-      <w:proofErr w:type="spellStart"/>
-      <w:r>
-        <w:rPr>
-          <w:b/>
-          <w:bCs/>
-          <w:sz w:val="32"/>
-          <w:szCs w:val="32"/>
-        </w:rPr>
-        <w:t>state.copyWith</w:t>
-      </w:r>
-      <w:proofErr w:type="spellEnd"/>
-      <w:r>
-        <w:rPr>
-          <w:b/>
-          <w:bCs/>
-          <w:sz w:val="32"/>
-          <w:szCs w:val="32"/>
-        </w:rPr>
-        <w:t>(</w:t>
-      </w:r>
-      <w:proofErr w:type="spellStart"/>
-      <w:r>
-        <w:rPr>
-          <w:b/>
-          <w:bCs/>
-          <w:sz w:val="32"/>
-          <w:szCs w:val="32"/>
-        </w:rPr>
-        <w:t>isSuccess</w:t>
-      </w:r>
-      <w:proofErr w:type="spellEnd"/>
-      <w:r>
-        <w:rPr>
-          <w:b/>
-          <w:bCs/>
-          <w:sz w:val="32"/>
-          <w:szCs w:val="32"/>
-        </w:rPr>
-        <w:t xml:space="preserve">: true) </w:t>
-      </w:r>
-      <w:r>
-        <w:rPr>
-          <w:sz w:val="32"/>
-          <w:szCs w:val="32"/>
-        </w:rPr>
-        <w:t>+</w:t>
-      </w:r>
-      <w:r>
-        <w:rPr>
-          <w:b/>
-          <w:bCs/>
-          <w:sz w:val="32"/>
-          <w:szCs w:val="32"/>
-        </w:rPr>
-        <w:t xml:space="preserve"> </w:t>
-      </w:r>
-      <w:proofErr w:type="spellStart"/>
-      <w:r>
-        <w:rPr>
-          <w:b/>
-          <w:bCs/>
-          <w:sz w:val="32"/>
-          <w:szCs w:val="32"/>
-        </w:rPr>
-        <w:t>ref.watch</w:t>
-      </w:r>
-      <w:proofErr w:type="spellEnd"/>
-      <w:r>
-        <w:rPr>
-          <w:b/>
-          <w:bCs/>
-          <w:sz w:val="32"/>
-          <w:szCs w:val="32"/>
-        </w:rPr>
-        <w:t>(…)</w:t>
-      </w:r>
-    </w:p>
-    <w:p>
-      <w:pPr>
-        <w:pStyle w:val="ListParagraph"/>
-        <w:numPr>
-          <w:ilvl w:val="0"/>
-          <w:numId w:val="7"/>
-        </w:numPr>
-        <w:jc w:val="both"/>
-        <w:rPr>
-          <w:sz w:val="32"/>
-          <w:szCs w:val="32"/>
-        </w:rPr>
-      </w:pPr>
-      <w:r>
-        <w:rPr>
-          <w:b/>
-          <w:bCs/>
-          <w:sz w:val="32"/>
-          <w:szCs w:val="32"/>
-        </w:rPr>
-        <w:t>Provider:</w:t>
-      </w:r>
-      <w:r>
-        <w:rPr>
-          <w:sz w:val="32"/>
-          <w:szCs w:val="32"/>
-        </w:rPr>
-        <w:t xml:space="preserve"> </w:t>
-      </w:r>
-      <w:r>
-        <w:rPr>
-          <w:b/>
-          <w:bCs/>
-          <w:sz w:val="32"/>
-          <w:szCs w:val="32"/>
-        </w:rPr>
-        <w:t>bool _</w:t>
-      </w:r>
-      <w:proofErr w:type="spellStart"/>
-      <w:r>
-        <w:rPr>
-          <w:b/>
-          <w:bCs/>
-          <w:sz w:val="32"/>
-          <w:szCs w:val="32"/>
-        </w:rPr>
-        <w:t>isSuccess</w:t>
-      </w:r>
-      <w:proofErr w:type="spellEnd"/>
-      <w:r>
-        <w:rPr>
-          <w:b/>
-          <w:bCs/>
-          <w:sz w:val="32"/>
-          <w:szCs w:val="32"/>
-        </w:rPr>
-        <w:t xml:space="preserve"> = false</w:t>
-      </w:r>
-      <w:r>
-        <w:rPr>
-          <w:sz w:val="32"/>
-          <w:szCs w:val="32"/>
-        </w:rPr>
-        <w:t xml:space="preserve"> + </w:t>
-      </w:r>
-      <w:proofErr w:type="spellStart"/>
-      <w:proofErr w:type="gramStart"/>
-      <w:r>
-        <w:rPr>
-          <w:b/>
-          <w:bCs/>
-          <w:sz w:val="32"/>
-          <w:szCs w:val="32"/>
-        </w:rPr>
-        <w:t>notifyListeners</w:t>
-      </w:r>
-      <w:proofErr w:type="spellEnd"/>
-      <w:r>
-        <w:rPr>
-          <w:b/>
-          <w:bCs/>
-          <w:sz w:val="32"/>
-          <w:szCs w:val="32"/>
-        </w:rPr>
-        <w:t>(</w:t>
-      </w:r>
-      <w:proofErr w:type="gramEnd"/>
-      <w:r>
-        <w:rPr>
-          <w:b/>
-          <w:bCs/>
-          <w:sz w:val="32"/>
-          <w:szCs w:val="32"/>
-        </w:rPr>
-        <w:t>)</w:t>
-      </w:r>
-      <w:r>
-        <w:rPr>
-          <w:sz w:val="32"/>
-          <w:szCs w:val="32"/>
-        </w:rPr>
-        <w:t xml:space="preserve"> + </w:t>
-      </w:r>
-      <w:proofErr w:type="spellStart"/>
-      <w:r>
-        <w:rPr>
-          <w:b/>
-          <w:bCs/>
-          <w:sz w:val="32"/>
-          <w:szCs w:val="32"/>
-        </w:rPr>
-        <w:t>context.watch</w:t>
-      </w:r>
-      <w:proofErr w:type="spellEnd"/>
-      <w:r>
-        <w:rPr>
-          <w:b/>
-          <w:bCs/>
-          <w:sz w:val="32"/>
-          <w:szCs w:val="32"/>
-        </w:rPr>
-        <w:t>()</w:t>
-      </w:r>
-    </w:p>
-    <w:p>
-      <w:pPr>
-        <w:pStyle w:val="ListParagraph"/>
-        <w:numPr>
-          <w:ilvl w:val="0"/>
-          <w:numId w:val="7"/>
-        </w:numPr>
-        <w:jc w:val="both"/>
-        <w:rPr>
-          <w:sz w:val="32"/>
-          <w:szCs w:val="32"/>
-        </w:rPr>
-      </w:pPr>
-      <w:proofErr w:type="spellStart"/>
-      <w:r>
-        <w:rPr>
-          <w:b/>
-          <w:bCs/>
-          <w:sz w:val="32"/>
-          <w:szCs w:val="32"/>
-        </w:rPr>
-        <w:t>GetX</w:t>
-      </w:r>
-      <w:proofErr w:type="spellEnd"/>
-      <w:r>
-        <w:rPr>
-          <w:b/>
-          <w:bCs/>
-          <w:sz w:val="32"/>
-          <w:szCs w:val="32"/>
-        </w:rPr>
-        <w:t xml:space="preserve">: final bool </w:t>
-      </w:r>
-      <w:proofErr w:type="spellStart"/>
-      <w:r>
-        <w:rPr>
-          <w:b/>
-          <w:bCs/>
-          <w:sz w:val="32"/>
-          <w:szCs w:val="32"/>
-        </w:rPr>
-        <w:t>isSuccess</w:t>
-      </w:r>
-      <w:proofErr w:type="spellEnd"/>
-      <w:r>
-        <w:rPr>
-          <w:b/>
-          <w:bCs/>
-          <w:sz w:val="32"/>
-          <w:szCs w:val="32"/>
-        </w:rPr>
-        <w:t xml:space="preserve"> = </w:t>
-      </w:r>
-      <w:proofErr w:type="spellStart"/>
-      <w:r>
-        <w:rPr>
-          <w:b/>
-          <w:bCs/>
-          <w:sz w:val="32"/>
-          <w:szCs w:val="32"/>
-        </w:rPr>
-        <w:t>false.obs</w:t>
-      </w:r>
-      <w:proofErr w:type="spellEnd"/>
-      <w:r>
-        <w:rPr>
-          <w:sz w:val="32"/>
-          <w:szCs w:val="32"/>
-        </w:rPr>
-        <w:t xml:space="preserve"> +</w:t>
-      </w:r>
-      <w:r>
-        <w:rPr>
-          <w:b/>
-          <w:bCs/>
-          <w:sz w:val="32"/>
-          <w:szCs w:val="32"/>
-        </w:rPr>
-        <w:t xml:space="preserve"> </w:t>
-      </w:r>
-      <w:proofErr w:type="spellStart"/>
-      <w:r>
-        <w:rPr>
-          <w:b/>
-          <w:bCs/>
-          <w:sz w:val="32"/>
-          <w:szCs w:val="32"/>
-        </w:rPr>
-        <w:t>isSuccess.value</w:t>
-      </w:r>
-      <w:proofErr w:type="spellEnd"/>
-      <w:r>
-        <w:rPr>
-          <w:b/>
-          <w:bCs/>
-          <w:sz w:val="32"/>
-          <w:szCs w:val="32"/>
-        </w:rPr>
-        <w:t xml:space="preserve"> = true</w:t>
-      </w:r>
-      <w:r>
-        <w:rPr>
-          <w:sz w:val="32"/>
-          <w:szCs w:val="32"/>
-        </w:rPr>
-        <w:t xml:space="preserve"> + </w:t>
-      </w:r>
-      <w:proofErr w:type="spellStart"/>
-      <w:r>
-        <w:rPr>
-          <w:b/>
-          <w:bCs/>
-          <w:sz w:val="32"/>
-          <w:szCs w:val="32"/>
-        </w:rPr>
-        <w:t>Get.find</w:t>
-      </w:r>
-      <w:proofErr w:type="spellEnd"/>
-      <w:r>
-        <w:rPr>
-          <w:b/>
-          <w:bCs/>
-          <w:sz w:val="32"/>
-          <w:szCs w:val="32"/>
-        </w:rPr>
-        <w:t>&lt;Controller&gt;</w:t>
-      </w:r>
-      <w:r>
-        <w:rPr>
-          <w:sz w:val="32"/>
-          <w:szCs w:val="32"/>
-        </w:rPr>
-        <w:t xml:space="preserve"> + </w:t>
-      </w:r>
-      <w:proofErr w:type="spellStart"/>
-      <w:proofErr w:type="gramStart"/>
-      <w:r>
-        <w:rPr>
-          <w:b/>
-          <w:bCs/>
-          <w:sz w:val="32"/>
-          <w:szCs w:val="32"/>
-        </w:rPr>
-        <w:t>Obx</w:t>
-      </w:r>
-      <w:proofErr w:type="spellEnd"/>
-      <w:r>
-        <w:rPr>
-          <w:b/>
-          <w:bCs/>
-          <w:sz w:val="32"/>
-          <w:szCs w:val="32"/>
-        </w:rPr>
-        <w:t>(</w:t>
-      </w:r>
-      <w:proofErr w:type="gramEnd"/>
-      <w:r>
-        <w:rPr>
-          <w:b/>
-          <w:bCs/>
-          <w:sz w:val="32"/>
-          <w:szCs w:val="32"/>
-        </w:rPr>
-        <w:t>() {})</w:t>
-      </w:r>
-    </w:p>
-    <w:p>
-      <w:pPr>
-        <w:jc w:val="both"/>
-        <w:rPr>
-          <w:sz w:val="32"/>
-          <w:szCs w:val="32"/>
-        </w:rPr>
-      </w:pPr>
-      <w:r>
-        <w:rPr>
-          <w:sz w:val="32"/>
-          <w:szCs w:val="32"/>
-        </w:rPr>
-        <w:t># Code:</w:t>
-      </w:r>
-    </w:p>
-    <w:p>
-      <w:pPr>
-        <w:jc w:val="both"/>
-        <w:rPr>
-          <w:b/>
-          <w:bCs/>
-          <w:color w:val="D86DCB" w:themeColor="accent5" w:themeTint="99"/>
-          <w:sz w:val="32"/>
-          <w:szCs w:val="32"/>
-        </w:rPr>
-      </w:pPr>
-      <w:r>
-        <w:rPr>
-          <w:b/>
-          <w:bCs/>
-          <w:color w:val="D86DCB" w:themeColor="accent5" w:themeTint="99"/>
-          <w:sz w:val="32"/>
-          <w:szCs w:val="32"/>
-        </w:rPr>
-        <w:t>// lib/data/models/</w:t>
-      </w:r>
-      <w:proofErr w:type="spellStart"/>
-      <w:r>
-        <w:rPr>
-          <w:b/>
-          <w:bCs/>
-          <w:color w:val="D86DCB" w:themeColor="accent5" w:themeTint="99"/>
-          <w:sz w:val="32"/>
-          <w:szCs w:val="32"/>
-        </w:rPr>
-        <w:t>auth_state.dart</w:t>
-      </w:r>
-      <w:proofErr w:type="spellEnd"/>
-    </w:p>
-    <w:p>
-      <w:pPr>
-        <w:jc w:val="both"/>
-        <w:rPr>
-          <w:b/>
-          <w:bCs/>
-          <w:color w:val="D86DCB" w:themeColor="accent5" w:themeTint="99"/>
-          <w:sz w:val="32"/>
-          <w:szCs w:val="32"/>
-        </w:rPr>
-      </w:pPr>
-      <w:r>
-        <w:rPr>
-          <w:b/>
-          <w:bCs/>
-          <w:color w:val="D86DCB" w:themeColor="accent5" w:themeTint="99"/>
-          <w:sz w:val="32"/>
-          <w:szCs w:val="32"/>
-        </w:rPr>
-        <w:lastRenderedPageBreak/>
-        <w:t xml:space="preserve">class </w:t>
-      </w:r>
-      <w:proofErr w:type="spellStart"/>
-      <w:r>
-        <w:rPr>
-          <w:b/>
-          <w:bCs/>
-          <w:color w:val="D86DCB" w:themeColor="accent5" w:themeTint="99"/>
-          <w:sz w:val="32"/>
-          <w:szCs w:val="32"/>
-        </w:rPr>
-        <w:t>AuthState</w:t>
-      </w:r>
-      <w:proofErr w:type="spellEnd"/>
-      <w:r>
-        <w:rPr>
-          <w:b/>
-          <w:bCs/>
-          <w:color w:val="D86DCB" w:themeColor="accent5" w:themeTint="99"/>
-          <w:sz w:val="32"/>
-          <w:szCs w:val="32"/>
-        </w:rPr>
-        <w:t xml:space="preserve"> {</w:t>
-      </w:r>
-    </w:p>
-    <w:p>
-      <w:pPr>
-        <w:jc w:val="both"/>
-        <w:rPr>
-          <w:b/>
-          <w:bCs/>
-          <w:color w:val="D86DCB" w:themeColor="accent5" w:themeTint="99"/>
-          <w:sz w:val="32"/>
-          <w:szCs w:val="32"/>
-        </w:rPr>
-      </w:pPr>
-      <w:r>
-        <w:rPr>
-          <w:b/>
-          <w:bCs/>
-          <w:color w:val="D86DCB" w:themeColor="accent5" w:themeTint="99"/>
-          <w:sz w:val="32"/>
-          <w:szCs w:val="32"/>
-        </w:rPr>
-        <w:t xml:space="preserve">  final bool </w:t>
-      </w:r>
-      <w:proofErr w:type="spellStart"/>
-      <w:r>
-        <w:rPr>
-          <w:b/>
-          <w:bCs/>
-          <w:color w:val="D86DCB" w:themeColor="accent5" w:themeTint="99"/>
-          <w:sz w:val="32"/>
-          <w:szCs w:val="32"/>
-        </w:rPr>
-        <w:t>isLoading</w:t>
-      </w:r>
-      <w:proofErr w:type="spellEnd"/>
-      <w:r>
-        <w:rPr>
-          <w:b/>
-          <w:bCs/>
-          <w:color w:val="D86DCB" w:themeColor="accent5" w:themeTint="99"/>
-          <w:sz w:val="32"/>
-          <w:szCs w:val="32"/>
-        </w:rPr>
-        <w:t>;</w:t>
-      </w:r>
-    </w:p>
-    <w:p>
-      <w:pPr>
-        <w:jc w:val="both"/>
-        <w:rPr>
-          <w:b/>
-          <w:bCs/>
-          <w:color w:val="D86DCB" w:themeColor="accent5" w:themeTint="99"/>
-          <w:sz w:val="32"/>
-          <w:szCs w:val="32"/>
-        </w:rPr>
-      </w:pPr>
-      <w:r>
-        <w:rPr>
-          <w:b/>
-          <w:bCs/>
-          <w:color w:val="D86DCB" w:themeColor="accent5" w:themeTint="99"/>
-          <w:sz w:val="32"/>
-          <w:szCs w:val="32"/>
-        </w:rPr>
-        <w:t xml:space="preserve">  final bool </w:t>
-      </w:r>
-      <w:proofErr w:type="spellStart"/>
-      <w:r>
-        <w:rPr>
-          <w:b/>
-          <w:bCs/>
-          <w:color w:val="D86DCB" w:themeColor="accent5" w:themeTint="99"/>
-          <w:sz w:val="32"/>
-          <w:szCs w:val="32"/>
-        </w:rPr>
-        <w:t>isSuccess</w:t>
-      </w:r>
-      <w:proofErr w:type="spellEnd"/>
-      <w:r>
-        <w:rPr>
-          <w:b/>
-          <w:bCs/>
-          <w:color w:val="D86DCB" w:themeColor="accent5" w:themeTint="99"/>
-          <w:sz w:val="32"/>
-          <w:szCs w:val="32"/>
-        </w:rPr>
-        <w:t>;</w:t>
-      </w:r>
-    </w:p>
-    <w:p>
-      <w:pPr>
-        <w:jc w:val="both"/>
-        <w:rPr>
-          <w:b/>
-          <w:bCs/>
-          <w:color w:val="D86DCB" w:themeColor="accent5" w:themeTint="99"/>
-          <w:sz w:val="32"/>
-          <w:szCs w:val="32"/>
-        </w:rPr>
-      </w:pPr>
-      <w:r>
-        <w:rPr>
-          <w:b/>
-          <w:bCs/>
-          <w:color w:val="D86DCB" w:themeColor="accent5" w:themeTint="99"/>
-          <w:sz w:val="32"/>
-          <w:szCs w:val="32"/>
-        </w:rPr>
-        <w:t xml:space="preserve">  const </w:t>
-      </w:r>
-      <w:proofErr w:type="spellStart"/>
-      <w:proofErr w:type="gramStart"/>
-      <w:r>
-        <w:rPr>
-          <w:b/>
-          <w:bCs/>
-          <w:color w:val="D86DCB" w:themeColor="accent5" w:themeTint="99"/>
-          <w:sz w:val="32"/>
-          <w:szCs w:val="32"/>
-        </w:rPr>
-        <w:t>AuthState</w:t>
-      </w:r>
-      <w:proofErr w:type="spellEnd"/>
-      <w:r>
-        <w:rPr>
-          <w:b/>
-          <w:bCs/>
-          <w:color w:val="D86DCB" w:themeColor="accent5" w:themeTint="99"/>
-          <w:sz w:val="32"/>
-          <w:szCs w:val="32"/>
-        </w:rPr>
-        <w:t>(</w:t>
-      </w:r>
-      <w:proofErr w:type="gramEnd"/>
-      <w:r>
-        <w:rPr>
-          <w:b/>
-          <w:bCs/>
-          <w:color w:val="D86DCB" w:themeColor="accent5" w:themeTint="99"/>
-          <w:sz w:val="32"/>
-          <w:szCs w:val="32"/>
-        </w:rPr>
-        <w:t xml:space="preserve">{required </w:t>
-      </w:r>
-      <w:proofErr w:type="spellStart"/>
-      <w:r>
-        <w:rPr>
-          <w:b/>
-          <w:bCs/>
-          <w:color w:val="D86DCB" w:themeColor="accent5" w:themeTint="99"/>
-          <w:sz w:val="32"/>
-          <w:szCs w:val="32"/>
-        </w:rPr>
-        <w:t>this.isLoading</w:t>
-      </w:r>
-      <w:proofErr w:type="spellEnd"/>
-      <w:r>
-        <w:rPr>
-          <w:b/>
-          <w:bCs/>
-          <w:color w:val="D86DCB" w:themeColor="accent5" w:themeTint="99"/>
-          <w:sz w:val="32"/>
-          <w:szCs w:val="32"/>
-        </w:rPr>
-        <w:t xml:space="preserve">, required </w:t>
-      </w:r>
-      <w:proofErr w:type="spellStart"/>
-      <w:r>
-        <w:rPr>
-          <w:b/>
-          <w:bCs/>
-          <w:color w:val="D86DCB" w:themeColor="accent5" w:themeTint="99"/>
-          <w:sz w:val="32"/>
-          <w:szCs w:val="32"/>
-        </w:rPr>
-        <w:t>this.isSuccess</w:t>
-      </w:r>
-      <w:proofErr w:type="spellEnd"/>
-      <w:r>
-        <w:rPr>
-          <w:b/>
-          <w:bCs/>
-          <w:color w:val="D86DCB" w:themeColor="accent5" w:themeTint="99"/>
-          <w:sz w:val="32"/>
-          <w:szCs w:val="32"/>
-        </w:rPr>
-        <w:t>});</w:t>
-      </w:r>
-    </w:p>
-    <w:p>
-      <w:pPr>
-        <w:jc w:val="both"/>
-        <w:rPr>
-          <w:b/>
-          <w:bCs/>
-          <w:color w:val="D86DCB" w:themeColor="accent5" w:themeTint="99"/>
-          <w:sz w:val="32"/>
-          <w:szCs w:val="32"/>
-        </w:rPr>
-      </w:pPr>
-    </w:p>
-    <w:p>
-      <w:pPr>
-        <w:jc w:val="both"/>
-        <w:rPr>
-          <w:b/>
-          <w:bCs/>
-          <w:color w:val="D86DCB" w:themeColor="accent5" w:themeTint="99"/>
-          <w:sz w:val="32"/>
-          <w:szCs w:val="32"/>
-        </w:rPr>
-      </w:pPr>
-      <w:r>
-        <w:rPr>
-          <w:b/>
-          <w:bCs/>
-          <w:color w:val="D86DCB" w:themeColor="accent5" w:themeTint="99"/>
-          <w:sz w:val="32"/>
-          <w:szCs w:val="32"/>
-        </w:rPr>
-        <w:t xml:space="preserve">  </w:t>
-      </w:r>
-      <w:proofErr w:type="spellStart"/>
-      <w:r>
-        <w:rPr>
-          <w:b/>
-          <w:bCs/>
-          <w:color w:val="D86DCB" w:themeColor="accent5" w:themeTint="99"/>
-          <w:sz w:val="32"/>
-          <w:szCs w:val="32"/>
-        </w:rPr>
-        <w:t>AuthState</w:t>
-      </w:r>
-      <w:proofErr w:type="spellEnd"/>
-      <w:r>
-        <w:rPr>
-          <w:b/>
-          <w:bCs/>
-          <w:color w:val="D86DCB" w:themeColor="accent5" w:themeTint="99"/>
-          <w:sz w:val="32"/>
-          <w:szCs w:val="32"/>
-        </w:rPr>
-        <w:t xml:space="preserve"> </w:t>
-      </w:r>
-      <w:proofErr w:type="spellStart"/>
-      <w:proofErr w:type="gramStart"/>
-      <w:r>
-        <w:rPr>
-          <w:b/>
-          <w:bCs/>
-          <w:color w:val="D86DCB" w:themeColor="accent5" w:themeTint="99"/>
-          <w:sz w:val="32"/>
-          <w:szCs w:val="32"/>
-        </w:rPr>
-        <w:t>copyWith</w:t>
-      </w:r>
-      <w:proofErr w:type="spellEnd"/>
-      <w:r>
-        <w:rPr>
-          <w:b/>
-          <w:bCs/>
-          <w:color w:val="D86DCB" w:themeColor="accent5" w:themeTint="99"/>
-          <w:sz w:val="32"/>
-          <w:szCs w:val="32"/>
-        </w:rPr>
-        <w:t>(</w:t>
-      </w:r>
-      <w:proofErr w:type="gramEnd"/>
-      <w:r>
-        <w:rPr>
-          <w:b/>
-          <w:bCs/>
-          <w:color w:val="D86DCB" w:themeColor="accent5" w:themeTint="99"/>
-          <w:sz w:val="32"/>
-          <w:szCs w:val="32"/>
-        </w:rPr>
-        <w:t>{</w:t>
-      </w:r>
-    </w:p>
-    <w:p>
-      <w:pPr>
-        <w:jc w:val="both"/>
-        <w:rPr>
-          <w:b/>
-          <w:bCs/>
-          <w:color w:val="D86DCB" w:themeColor="accent5" w:themeTint="99"/>
-          <w:sz w:val="32"/>
-          <w:szCs w:val="32"/>
-        </w:rPr>
-      </w:pPr>
-      <w:r>
-        <w:rPr>
-          <w:b/>
-          <w:bCs/>
-          <w:color w:val="D86DCB" w:themeColor="accent5" w:themeTint="99"/>
-          <w:sz w:val="32"/>
-          <w:szCs w:val="32"/>
-        </w:rPr>
-        <w:t xml:space="preserve">    bool? </w:t>
-      </w:r>
-      <w:proofErr w:type="spellStart"/>
-      <w:r>
-        <w:rPr>
-          <w:b/>
-          <w:bCs/>
-          <w:color w:val="D86DCB" w:themeColor="accent5" w:themeTint="99"/>
-          <w:sz w:val="32"/>
-          <w:szCs w:val="32"/>
-        </w:rPr>
-        <w:t>isLoading</w:t>
-      </w:r>
-      <w:proofErr w:type="spellEnd"/>
-      <w:r>
-        <w:rPr>
-          <w:b/>
-          <w:bCs/>
-          <w:color w:val="D86DCB" w:themeColor="accent5" w:themeTint="99"/>
-          <w:sz w:val="32"/>
-          <w:szCs w:val="32"/>
-        </w:rPr>
-        <w:t>,</w:t>
-      </w:r>
-    </w:p>
-    <w:p>
-      <w:pPr>
-        <w:jc w:val="both"/>
-        <w:rPr>
-          <w:b/>
-          <w:bCs/>
-          <w:color w:val="D86DCB" w:themeColor="accent5" w:themeTint="99"/>
-          <w:sz w:val="32"/>
-          <w:szCs w:val="32"/>
-        </w:rPr>
-      </w:pPr>
-      <w:r>
-        <w:rPr>
-          <w:b/>
-          <w:bCs/>
-          <w:color w:val="D86DCB" w:themeColor="accent5" w:themeTint="99"/>
-          <w:sz w:val="32"/>
-          <w:szCs w:val="32"/>
-        </w:rPr>
-        <w:t xml:space="preserve">    bool? </w:t>
-      </w:r>
-      <w:proofErr w:type="spellStart"/>
-      <w:r>
-        <w:rPr>
-          <w:b/>
-          <w:bCs/>
-          <w:color w:val="D86DCB" w:themeColor="accent5" w:themeTint="99"/>
-          <w:sz w:val="32"/>
-          <w:szCs w:val="32"/>
-        </w:rPr>
-        <w:t>isSuccess</w:t>
-      </w:r>
-      <w:proofErr w:type="spellEnd"/>
-      <w:r>
-        <w:rPr>
-          <w:b/>
-          <w:bCs/>
-          <w:color w:val="D86DCB" w:themeColor="accent5" w:themeTint="99"/>
-          <w:sz w:val="32"/>
-          <w:szCs w:val="32"/>
-        </w:rPr>
-        <w:t>,</w:t>
-      </w:r>
-    </w:p>
-    <w:p>
-      <w:pPr>
-        <w:jc w:val="both"/>
-        <w:rPr>
-          <w:b/>
-          <w:bCs/>
-          <w:color w:val="D86DCB" w:themeColor="accent5" w:themeTint="99"/>
-          <w:sz w:val="32"/>
-          <w:szCs w:val="32"/>
-        </w:rPr>
-      </w:pPr>
-      <w:r>
-        <w:rPr>
-          <w:b/>
-          <w:bCs/>
-          <w:color w:val="D86DCB" w:themeColor="accent5" w:themeTint="99"/>
-          <w:sz w:val="32"/>
-          <w:szCs w:val="32"/>
-        </w:rPr>
-        <w:t xml:space="preserve">  }) {</w:t>
-      </w:r>
-    </w:p>
-    <w:p>
-      <w:pPr>
-        <w:jc w:val="both"/>
-        <w:rPr>
-          <w:b/>
-          <w:bCs/>
-          <w:color w:val="D86DCB" w:themeColor="accent5" w:themeTint="99"/>
-          <w:sz w:val="32"/>
-          <w:szCs w:val="32"/>
-        </w:rPr>
-      </w:pPr>
-      <w:r>
-        <w:rPr>
-          <w:b/>
-          <w:bCs/>
-          <w:color w:val="D86DCB" w:themeColor="accent5" w:themeTint="99"/>
-          <w:sz w:val="32"/>
-          <w:szCs w:val="32"/>
-        </w:rPr>
-        <w:t xml:space="preserve">    return </w:t>
-      </w:r>
-      <w:proofErr w:type="spellStart"/>
-      <w:proofErr w:type="gramStart"/>
-      <w:r>
-        <w:rPr>
-          <w:b/>
-          <w:bCs/>
-          <w:color w:val="D86DCB" w:themeColor="accent5" w:themeTint="99"/>
-          <w:sz w:val="32"/>
-          <w:szCs w:val="32"/>
-        </w:rPr>
-        <w:t>AuthState</w:t>
-      </w:r>
-      <w:proofErr w:type="spellEnd"/>
-      <w:r>
-        <w:rPr>
-          <w:b/>
-          <w:bCs/>
-          <w:color w:val="D86DCB" w:themeColor="accent5" w:themeTint="99"/>
-          <w:sz w:val="32"/>
-          <w:szCs w:val="32"/>
-        </w:rPr>
-        <w:t>(</w:t>
-      </w:r>
-      <w:proofErr w:type="gramEnd"/>
-    </w:p>
-    <w:p>
-      <w:pPr>
-        <w:jc w:val="both"/>
-        <w:rPr>
-          <w:b/>
-          <w:bCs/>
-          <w:color w:val="D86DCB" w:themeColor="accent5" w:themeTint="99"/>
-          <w:sz w:val="32"/>
-          <w:szCs w:val="32"/>
-        </w:rPr>
-      </w:pPr>
-      <w:r>
-        <w:rPr>
-          <w:b/>
-          <w:bCs/>
-          <w:color w:val="D86DCB" w:themeColor="accent5" w:themeTint="99"/>
-          <w:sz w:val="32"/>
-          <w:szCs w:val="32"/>
-        </w:rPr>
-        <w:t xml:space="preserve">      </w:t>
-      </w:r>
-      <w:proofErr w:type="spellStart"/>
-      <w:r>
-        <w:rPr>
-          <w:b/>
-          <w:bCs/>
-          <w:color w:val="D86DCB" w:themeColor="accent5" w:themeTint="99"/>
-          <w:sz w:val="32"/>
-          <w:szCs w:val="32"/>
-        </w:rPr>
-        <w:t>isLoading</w:t>
-      </w:r>
-      <w:proofErr w:type="spellEnd"/>
-      <w:r>
-        <w:rPr>
-          <w:b/>
-          <w:bCs/>
-          <w:color w:val="D86DCB" w:themeColor="accent5" w:themeTint="99"/>
-          <w:sz w:val="32"/>
-          <w:szCs w:val="32"/>
-        </w:rPr>
-        <w:t xml:space="preserve">: </w:t>
-      </w:r>
-      <w:proofErr w:type="spellStart"/>
-      <w:r>
-        <w:rPr>
-          <w:b/>
-          <w:bCs/>
-          <w:color w:val="D86DCB" w:themeColor="accent5" w:themeTint="99"/>
-          <w:sz w:val="32"/>
-          <w:szCs w:val="32"/>
-        </w:rPr>
-        <w:t>isLoading</w:t>
-      </w:r>
-      <w:proofErr w:type="spellEnd"/>
-      <w:r>
-        <w:rPr>
-          <w:b/>
-          <w:bCs/>
-          <w:color w:val="D86DCB" w:themeColor="accent5" w:themeTint="99"/>
-          <w:sz w:val="32"/>
-          <w:szCs w:val="32"/>
-        </w:rPr>
-        <w:t xml:space="preserve"> ?? </w:t>
-      </w:r>
-      <w:proofErr w:type="spellStart"/>
-      <w:proofErr w:type="gramStart"/>
-      <w:r>
-        <w:rPr>
-          <w:b/>
-          <w:bCs/>
-          <w:color w:val="D86DCB" w:themeColor="accent5" w:themeTint="99"/>
-          <w:sz w:val="32"/>
-          <w:szCs w:val="32"/>
-        </w:rPr>
-        <w:t>this.isLoading</w:t>
-      </w:r>
-      <w:proofErr w:type="spellEnd"/>
-      <w:proofErr w:type="gramEnd"/>
-      <w:r>
-        <w:rPr>
-          <w:b/>
-          <w:bCs/>
-          <w:color w:val="D86DCB" w:themeColor="accent5" w:themeTint="99"/>
-          <w:sz w:val="32"/>
-          <w:szCs w:val="32"/>
-        </w:rPr>
-        <w:t>,</w:t>
-      </w:r>
-    </w:p>
-    <w:p>
-      <w:pPr>
-        <w:jc w:val="both"/>
-        <w:rPr>
-          <w:b/>
-          <w:bCs/>
-          <w:color w:val="D86DCB" w:themeColor="accent5" w:themeTint="99"/>
-          <w:sz w:val="32"/>
-          <w:szCs w:val="32"/>
-        </w:rPr>
-      </w:pPr>
-      <w:r>
-        <w:rPr>
-          <w:b/>
-          <w:bCs/>
-          <w:color w:val="D86DCB" w:themeColor="accent5" w:themeTint="99"/>
-          <w:sz w:val="32"/>
-          <w:szCs w:val="32"/>
-        </w:rPr>
-        <w:t xml:space="preserve">      </w:t>
-      </w:r>
-      <w:proofErr w:type="spellStart"/>
-      <w:r>
-        <w:rPr>
-          <w:b/>
-          <w:bCs/>
-          <w:color w:val="D86DCB" w:themeColor="accent5" w:themeTint="99"/>
-          <w:sz w:val="32"/>
-          <w:szCs w:val="32"/>
-        </w:rPr>
-        <w:t>isSuccess</w:t>
-      </w:r>
-      <w:proofErr w:type="spellEnd"/>
-      <w:r>
-        <w:rPr>
-          <w:b/>
-          <w:bCs/>
-          <w:color w:val="D86DCB" w:themeColor="accent5" w:themeTint="99"/>
-          <w:sz w:val="32"/>
-          <w:szCs w:val="32"/>
-        </w:rPr>
-        <w:t xml:space="preserve">: </w:t>
-      </w:r>
-      <w:proofErr w:type="spellStart"/>
-      <w:r>
-        <w:rPr>
-          <w:b/>
-          <w:bCs/>
-          <w:color w:val="D86DCB" w:themeColor="accent5" w:themeTint="99"/>
-          <w:sz w:val="32"/>
-          <w:szCs w:val="32"/>
-        </w:rPr>
-        <w:t>isSuccess</w:t>
-      </w:r>
-      <w:proofErr w:type="spellEnd"/>
-      <w:r>
-        <w:rPr>
-          <w:b/>
-          <w:bCs/>
-          <w:color w:val="D86DCB" w:themeColor="accent5" w:themeTint="99"/>
-          <w:sz w:val="32"/>
-          <w:szCs w:val="32"/>
-        </w:rPr>
-        <w:t xml:space="preserve"> ?? </w:t>
-      </w:r>
-      <w:proofErr w:type="spellStart"/>
-      <w:proofErr w:type="gramStart"/>
-      <w:r>
-        <w:rPr>
-          <w:b/>
-          <w:bCs/>
-          <w:color w:val="D86DCB" w:themeColor="accent5" w:themeTint="99"/>
-          <w:sz w:val="32"/>
-          <w:szCs w:val="32"/>
-        </w:rPr>
-        <w:t>this.isSuccess</w:t>
-      </w:r>
-      <w:proofErr w:type="spellEnd"/>
-      <w:proofErr w:type="gramEnd"/>
-      <w:r>
-        <w:rPr>
-          <w:b/>
-          <w:bCs/>
-          <w:color w:val="D86DCB" w:themeColor="accent5" w:themeTint="99"/>
-          <w:sz w:val="32"/>
-          <w:szCs w:val="32"/>
-        </w:rPr>
-        <w:t>,</w:t>
-      </w:r>
-    </w:p>
-    <w:p>
-      <w:pPr>
-        <w:jc w:val="both"/>
-        <w:rPr>
-          <w:b/>
-          <w:bCs/>
-          <w:color w:val="D86DCB" w:themeColor="accent5" w:themeTint="99"/>
-          <w:sz w:val="32"/>
-          <w:szCs w:val="32"/>
-        </w:rPr>
-      </w:pPr>
-      <w:r>
-        <w:rPr>
-          <w:b/>
-          <w:bCs/>
-          <w:color w:val="D86DCB" w:themeColor="accent5" w:themeTint="99"/>
-          <w:sz w:val="32"/>
-          <w:szCs w:val="32"/>
-        </w:rPr>
-        <w:t xml:space="preserve">    );</w:t>
-      </w:r>
-    </w:p>
-    <w:p>
-      <w:pPr>
-        <w:jc w:val="both"/>
-        <w:rPr>
-          <w:b/>
-          <w:bCs/>
-          <w:color w:val="D86DCB" w:themeColor="accent5" w:themeTint="99"/>
-          <w:sz w:val="32"/>
-          <w:szCs w:val="32"/>
-        </w:rPr>
-      </w:pPr>
-      <w:r>
-        <w:rPr>
-          <w:b/>
-          <w:bCs/>
-          <w:color w:val="D86DCB" w:themeColor="accent5" w:themeTint="99"/>
-          <w:sz w:val="32"/>
-          <w:szCs w:val="32"/>
-        </w:rPr>
-        <w:t xml:space="preserve">  }</w:t>
-      </w:r>
-    </w:p>
-    <w:p>
-      <w:pPr>
-        <w:jc w:val="both"/>
-        <w:rPr>
-          <w:b/>
-          <w:bCs/>
-          <w:color w:val="D86DCB" w:themeColor="accent5" w:themeTint="99"/>
-          <w:sz w:val="32"/>
-          <w:szCs w:val="32"/>
-        </w:rPr>
-      </w:pPr>
-      <w:r>
-        <w:rPr>
-          <w:b/>
-          <w:bCs/>
-          <w:color w:val="D86DCB" w:themeColor="accent5" w:themeTint="99"/>
-          <w:sz w:val="32"/>
-          <w:szCs w:val="32"/>
-        </w:rPr>
-        <w:t>}</w:t>
-      </w:r>
-    </w:p>
-    <w:p>
-      <w:pPr>
-        <w:jc w:val="both"/>
-        <w:rPr>
-          <w:sz w:val="32"/>
-          <w:szCs w:val="32"/>
-        </w:rPr>
-      </w:pPr>
-      <w:r>
-        <w:rPr>
-          <w:sz w:val="32"/>
-          <w:szCs w:val="32"/>
-        </w:rPr>
-        <w:t xml:space="preserve"># </w:t>
-      </w:r>
-      <w:proofErr w:type="spellStart"/>
-      <w:r>
-        <w:rPr>
-          <w:b/>
-          <w:bCs/>
-          <w:sz w:val="32"/>
-          <w:szCs w:val="32"/>
-        </w:rPr>
-        <w:t>AuthNotifier</w:t>
-      </w:r>
-      <w:proofErr w:type="spellEnd"/>
-      <w:r>
-        <w:rPr>
-          <w:sz w:val="32"/>
-          <w:szCs w:val="32"/>
-        </w:rPr>
-        <w:t xml:space="preserve"> class</w:t>
-      </w:r>
-    </w:p>
-    <w:p>
-      <w:pPr>
-        <w:jc w:val="both"/>
-        <w:rPr>
-          <w:b/>
-          <w:bCs/>
-          <w:color w:val="D86DCB" w:themeColor="accent5" w:themeTint="99"/>
-          <w:sz w:val="32"/>
-          <w:szCs w:val="32"/>
-        </w:rPr>
-      </w:pPr>
-      <w:r>
-        <w:rPr>
-          <w:b/>
-          <w:bCs/>
-          <w:color w:val="D86DCB" w:themeColor="accent5" w:themeTint="99"/>
-          <w:sz w:val="32"/>
-          <w:szCs w:val="32"/>
-        </w:rPr>
-        <w:t xml:space="preserve">class </w:t>
-      </w:r>
-      <w:proofErr w:type="spellStart"/>
-      <w:r>
-        <w:rPr>
-          <w:b/>
-          <w:bCs/>
-          <w:color w:val="D86DCB" w:themeColor="accent5" w:themeTint="99"/>
-          <w:sz w:val="32"/>
-          <w:szCs w:val="32"/>
-        </w:rPr>
-        <w:t>AuthNotifier</w:t>
-      </w:r>
-      <w:proofErr w:type="spellEnd"/>
-      <w:r>
-        <w:rPr>
-          <w:b/>
-          <w:bCs/>
-          <w:color w:val="D86DCB" w:themeColor="accent5" w:themeTint="99"/>
-          <w:sz w:val="32"/>
-          <w:szCs w:val="32"/>
-        </w:rPr>
-        <w:t xml:space="preserve"> extends Notifier&lt;</w:t>
-      </w:r>
-      <w:proofErr w:type="spellStart"/>
-      <w:r>
-        <w:rPr>
-          <w:b/>
-          <w:bCs/>
-          <w:color w:val="D86DCB" w:themeColor="accent5" w:themeTint="99"/>
-          <w:sz w:val="32"/>
-          <w:szCs w:val="32"/>
-        </w:rPr>
-        <w:t>AuthState</w:t>
-      </w:r>
-      <w:proofErr w:type="spellEnd"/>
-      <w:r>
-        <w:rPr>
-          <w:b/>
-          <w:bCs/>
-          <w:color w:val="D86DCB" w:themeColor="accent5" w:themeTint="99"/>
-          <w:sz w:val="32"/>
-          <w:szCs w:val="32"/>
-        </w:rPr>
-        <w:t>&gt; {</w:t>
-      </w:r>
-    </w:p>
-    <w:p>
-      <w:pPr>
-        <w:jc w:val="both"/>
-        <w:rPr>
-          <w:b/>
-          <w:bCs/>
-          <w:color w:val="D86DCB" w:themeColor="accent5" w:themeTint="99"/>
-          <w:sz w:val="32"/>
-          <w:szCs w:val="32"/>
-        </w:rPr>
-      </w:pPr>
-      <w:r>
-        <w:rPr>
-          <w:b/>
-          <w:bCs/>
-          <w:color w:val="D86DCB" w:themeColor="accent5" w:themeTint="99"/>
-          <w:sz w:val="32"/>
-          <w:szCs w:val="32"/>
-        </w:rPr>
-        <w:t xml:space="preserve">  </w:t>
-      </w:r>
-      <w:proofErr w:type="spellStart"/>
-      <w:r>
-        <w:rPr>
-          <w:b/>
-          <w:bCs/>
-          <w:color w:val="D86DCB" w:themeColor="accent5" w:themeTint="99"/>
-          <w:sz w:val="32"/>
-          <w:szCs w:val="32"/>
-        </w:rPr>
-        <w:t>StreamSubscription</w:t>
-      </w:r>
-      <w:proofErr w:type="spellEnd"/>
-      <w:r>
-        <w:rPr>
-          <w:b/>
-          <w:bCs/>
-          <w:color w:val="D86DCB" w:themeColor="accent5" w:themeTint="99"/>
-          <w:sz w:val="32"/>
-          <w:szCs w:val="32"/>
-        </w:rPr>
-        <w:t xml:space="preserve">&lt;Uri&gt;? </w:t>
-      </w:r>
-      <w:proofErr w:type="spellStart"/>
-      <w:r>
-        <w:rPr>
-          <w:b/>
-          <w:bCs/>
-          <w:color w:val="D86DCB" w:themeColor="accent5" w:themeTint="99"/>
-          <w:sz w:val="32"/>
-          <w:szCs w:val="32"/>
-        </w:rPr>
-        <w:t>streamSubscription</w:t>
-      </w:r>
-      <w:proofErr w:type="spellEnd"/>
-      <w:r>
-        <w:rPr>
-          <w:b/>
-          <w:bCs/>
-          <w:color w:val="D86DCB" w:themeColor="accent5" w:themeTint="99"/>
-          <w:sz w:val="32"/>
-          <w:szCs w:val="32"/>
-        </w:rPr>
-        <w:t>;</w:t>
-      </w:r>
-    </w:p>
-    <w:p>
-      <w:pPr>
-        <w:jc w:val="both"/>
-        <w:rPr>
-          <w:b/>
-          <w:bCs/>
-          <w:color w:val="D86DCB" w:themeColor="accent5" w:themeTint="99"/>
-          <w:sz w:val="32"/>
-          <w:szCs w:val="32"/>
-        </w:rPr>
-      </w:pPr>
-      <w:r>
-        <w:rPr>
-          <w:b/>
-          <w:bCs/>
-          <w:color w:val="D86DCB" w:themeColor="accent5" w:themeTint="99"/>
-          <w:sz w:val="32"/>
-          <w:szCs w:val="32"/>
-        </w:rPr>
-        <w:t xml:space="preserve">  // Dependency injection</w:t>
-      </w:r>
-    </w:p>
-    <w:p>
-      <w:pPr>
-        <w:jc w:val="both"/>
-        <w:rPr>
-          <w:b/>
-          <w:bCs/>
-          <w:color w:val="D86DCB" w:themeColor="accent5" w:themeTint="99"/>
-          <w:sz w:val="32"/>
-          <w:szCs w:val="32"/>
-        </w:rPr>
-      </w:pPr>
-      <w:r>
-        <w:rPr>
-          <w:b/>
-          <w:bCs/>
-          <w:color w:val="D86DCB" w:themeColor="accent5" w:themeTint="99"/>
-          <w:sz w:val="32"/>
-          <w:szCs w:val="32"/>
-        </w:rPr>
-        <w:t xml:space="preserve">  </w:t>
-      </w:r>
-      <w:proofErr w:type="spellStart"/>
-      <w:r>
-        <w:rPr>
-          <w:b/>
-          <w:bCs/>
-          <w:color w:val="D86DCB" w:themeColor="accent5" w:themeTint="99"/>
-          <w:sz w:val="32"/>
-          <w:szCs w:val="32"/>
-        </w:rPr>
-        <w:t>DeepLinkService</w:t>
-      </w:r>
-      <w:proofErr w:type="spellEnd"/>
-      <w:r>
-        <w:rPr>
-          <w:b/>
-          <w:bCs/>
-          <w:color w:val="D86DCB" w:themeColor="accent5" w:themeTint="99"/>
-          <w:sz w:val="32"/>
-          <w:szCs w:val="32"/>
-        </w:rPr>
-        <w:t xml:space="preserve"> get </w:t>
-      </w:r>
-      <w:proofErr w:type="spellStart"/>
-      <w:r>
-        <w:rPr>
-          <w:b/>
-          <w:bCs/>
-          <w:color w:val="D86DCB" w:themeColor="accent5" w:themeTint="99"/>
-          <w:sz w:val="32"/>
-          <w:szCs w:val="32"/>
-        </w:rPr>
-        <w:t>deepLinkService</w:t>
-      </w:r>
-      <w:proofErr w:type="spellEnd"/>
-      <w:r>
-        <w:rPr>
-          <w:b/>
-          <w:bCs/>
-          <w:color w:val="D86DCB" w:themeColor="accent5" w:themeTint="99"/>
-          <w:sz w:val="32"/>
-          <w:szCs w:val="32"/>
-        </w:rPr>
-        <w:t xml:space="preserve"> =&gt;</w:t>
-      </w:r>
-    </w:p>
-    <w:p>
-      <w:pPr>
-        <w:jc w:val="both"/>
-        <w:rPr>
-          <w:b/>
-          <w:bCs/>
-          <w:color w:val="D86DCB" w:themeColor="accent5" w:themeTint="99"/>
-          <w:sz w:val="32"/>
-          <w:szCs w:val="32"/>
-        </w:rPr>
-      </w:pPr>
-      <w:r>
-        <w:rPr>
-          <w:b/>
-          <w:bCs/>
-          <w:color w:val="D86DCB" w:themeColor="accent5" w:themeTint="99"/>
-          <w:sz w:val="32"/>
-          <w:szCs w:val="32"/>
-        </w:rPr>
-        <w:t xml:space="preserve">      </w:t>
-      </w:r>
-      <w:proofErr w:type="spellStart"/>
-      <w:proofErr w:type="gramStart"/>
-      <w:r>
-        <w:rPr>
-          <w:b/>
-          <w:bCs/>
-          <w:color w:val="D86DCB" w:themeColor="accent5" w:themeTint="99"/>
-          <w:sz w:val="32"/>
-          <w:szCs w:val="32"/>
-        </w:rPr>
-        <w:t>ref.read</w:t>
-      </w:r>
-      <w:proofErr w:type="spellEnd"/>
-      <w:proofErr w:type="gramEnd"/>
-      <w:r>
-        <w:rPr>
-          <w:b/>
-          <w:bCs/>
-          <w:color w:val="D86DCB" w:themeColor="accent5" w:themeTint="99"/>
-          <w:sz w:val="32"/>
-          <w:szCs w:val="32"/>
-        </w:rPr>
-        <w:t>(</w:t>
-      </w:r>
-      <w:proofErr w:type="spellStart"/>
-      <w:r>
-        <w:rPr>
-          <w:b/>
-          <w:bCs/>
-          <w:color w:val="D86DCB" w:themeColor="accent5" w:themeTint="99"/>
-          <w:sz w:val="32"/>
-          <w:szCs w:val="32"/>
-        </w:rPr>
-        <w:t>deepLinkProvider</w:t>
-      </w:r>
-      <w:proofErr w:type="spellEnd"/>
-      <w:r>
-        <w:rPr>
-          <w:b/>
-          <w:bCs/>
-          <w:color w:val="D86DCB" w:themeColor="accent5" w:themeTint="99"/>
-          <w:sz w:val="32"/>
-          <w:szCs w:val="32"/>
-        </w:rPr>
-        <w:t>);</w:t>
-      </w:r>
-    </w:p>
-    <w:p>
-      <w:pPr>
-        <w:jc w:val="both"/>
-        <w:rPr>
-          <w:b/>
-          <w:bCs/>
-          <w:color w:val="D86DCB" w:themeColor="accent5" w:themeTint="99"/>
-          <w:sz w:val="32"/>
-          <w:szCs w:val="32"/>
-        </w:rPr>
-      </w:pPr>
-      <w:r>
-        <w:rPr>
-          <w:b/>
-          <w:bCs/>
-          <w:color w:val="D86DCB" w:themeColor="accent5" w:themeTint="99"/>
-          <w:sz w:val="32"/>
-          <w:szCs w:val="32"/>
-        </w:rPr>
-        <w:t xml:space="preserve">  </w:t>
-      </w:r>
-      <w:proofErr w:type="spellStart"/>
-      <w:r>
-        <w:rPr>
-          <w:b/>
-          <w:bCs/>
-          <w:color w:val="D86DCB" w:themeColor="accent5" w:themeTint="99"/>
-          <w:sz w:val="32"/>
-          <w:szCs w:val="32"/>
-        </w:rPr>
-        <w:t>ApiService</w:t>
-      </w:r>
-      <w:proofErr w:type="spellEnd"/>
-      <w:r>
-        <w:rPr>
-          <w:b/>
-          <w:bCs/>
-          <w:color w:val="D86DCB" w:themeColor="accent5" w:themeTint="99"/>
-          <w:sz w:val="32"/>
-          <w:szCs w:val="32"/>
-        </w:rPr>
-        <w:t xml:space="preserve"> get </w:t>
-      </w:r>
-      <w:proofErr w:type="spellStart"/>
-      <w:r>
-        <w:rPr>
-          <w:b/>
-          <w:bCs/>
-          <w:color w:val="D86DCB" w:themeColor="accent5" w:themeTint="99"/>
-          <w:sz w:val="32"/>
-          <w:szCs w:val="32"/>
-        </w:rPr>
-        <w:t>apiService</w:t>
-      </w:r>
-      <w:proofErr w:type="spellEnd"/>
-      <w:r>
-        <w:rPr>
-          <w:b/>
-          <w:bCs/>
-          <w:color w:val="D86DCB" w:themeColor="accent5" w:themeTint="99"/>
-          <w:sz w:val="32"/>
-          <w:szCs w:val="32"/>
-        </w:rPr>
-        <w:t xml:space="preserve"> =&gt; </w:t>
-      </w:r>
-      <w:proofErr w:type="spellStart"/>
-      <w:proofErr w:type="gramStart"/>
-      <w:r>
-        <w:rPr>
-          <w:b/>
-          <w:bCs/>
-          <w:color w:val="D86DCB" w:themeColor="accent5" w:themeTint="99"/>
-          <w:sz w:val="32"/>
-          <w:szCs w:val="32"/>
-        </w:rPr>
-        <w:t>ref.read</w:t>
-      </w:r>
-      <w:proofErr w:type="spellEnd"/>
-      <w:proofErr w:type="gramEnd"/>
-      <w:r>
-        <w:rPr>
-          <w:b/>
-          <w:bCs/>
-          <w:color w:val="D86DCB" w:themeColor="accent5" w:themeTint="99"/>
-          <w:sz w:val="32"/>
-          <w:szCs w:val="32"/>
-        </w:rPr>
-        <w:t>(</w:t>
-      </w:r>
-      <w:proofErr w:type="spellStart"/>
-      <w:r>
-        <w:rPr>
-          <w:b/>
-          <w:bCs/>
-          <w:color w:val="D86DCB" w:themeColor="accent5" w:themeTint="99"/>
-          <w:sz w:val="32"/>
-          <w:szCs w:val="32"/>
-        </w:rPr>
-        <w:t>apiServiceProvider</w:t>
-      </w:r>
-      <w:proofErr w:type="spellEnd"/>
-      <w:r>
-        <w:rPr>
-          <w:b/>
-          <w:bCs/>
-          <w:color w:val="D86DCB" w:themeColor="accent5" w:themeTint="99"/>
-          <w:sz w:val="32"/>
-          <w:szCs w:val="32"/>
-        </w:rPr>
-        <w:t>);</w:t>
-      </w:r>
-    </w:p>
-    <w:p>
-      <w:pPr>
-        <w:jc w:val="both"/>
-        <w:rPr>
-          <w:b/>
-          <w:bCs/>
-          <w:color w:val="D86DCB" w:themeColor="accent5" w:themeTint="99"/>
-          <w:sz w:val="32"/>
-          <w:szCs w:val="32"/>
-        </w:rPr>
-      </w:pPr>
-    </w:p>
-    <w:p>
-      <w:pPr>
-        <w:jc w:val="both"/>
-        <w:rPr>
-          <w:b/>
-          <w:bCs/>
-          <w:color w:val="D86DCB" w:themeColor="accent5" w:themeTint="99"/>
-          <w:sz w:val="32"/>
-          <w:szCs w:val="32"/>
-        </w:rPr>
-      </w:pPr>
-      <w:r>
-        <w:rPr>
-          <w:b/>
-          <w:bCs/>
-          <w:color w:val="D86DCB" w:themeColor="accent5" w:themeTint="99"/>
-          <w:sz w:val="32"/>
-          <w:szCs w:val="32"/>
-        </w:rPr>
-        <w:t xml:space="preserve">  @override</w:t>
-      </w:r>
-    </w:p>
-    <w:p>
-      <w:pPr>
-        <w:jc w:val="both"/>
-        <w:rPr>
-          <w:b/>
-          <w:bCs/>
-          <w:color w:val="D86DCB" w:themeColor="accent5" w:themeTint="99"/>
-          <w:sz w:val="32"/>
-          <w:szCs w:val="32"/>
-        </w:rPr>
-      </w:pPr>
-      <w:r>
-        <w:rPr>
-          <w:b/>
-          <w:bCs/>
-          <w:color w:val="D86DCB" w:themeColor="accent5" w:themeTint="99"/>
-          <w:sz w:val="32"/>
-          <w:szCs w:val="32"/>
-        </w:rPr>
-        <w:t xml:space="preserve">  </w:t>
-      </w:r>
-      <w:proofErr w:type="spellStart"/>
-      <w:r>
-        <w:rPr>
-          <w:b/>
-          <w:bCs/>
-          <w:color w:val="D86DCB" w:themeColor="accent5" w:themeTint="99"/>
-          <w:sz w:val="32"/>
-          <w:szCs w:val="32"/>
-        </w:rPr>
-        <w:t>AuthState</w:t>
-      </w:r>
-      <w:proofErr w:type="spellEnd"/>
-      <w:r>
-        <w:rPr>
-          <w:b/>
-          <w:bCs/>
-          <w:color w:val="D86DCB" w:themeColor="accent5" w:themeTint="99"/>
-          <w:sz w:val="32"/>
-          <w:szCs w:val="32"/>
-        </w:rPr>
-        <w:t xml:space="preserve"> </w:t>
-      </w:r>
-      <w:proofErr w:type="gramStart"/>
-      <w:r>
-        <w:rPr>
-          <w:b/>
-          <w:bCs/>
-          <w:color w:val="D86DCB" w:themeColor="accent5" w:themeTint="99"/>
-          <w:sz w:val="32"/>
-          <w:szCs w:val="32"/>
-        </w:rPr>
-        <w:t>build(</w:t>
-      </w:r>
-      <w:proofErr w:type="gramEnd"/>
-      <w:r>
-        <w:rPr>
-          <w:b/>
-          <w:bCs/>
-          <w:color w:val="D86DCB" w:themeColor="accent5" w:themeTint="99"/>
-          <w:sz w:val="32"/>
-          <w:szCs w:val="32"/>
-        </w:rPr>
-        <w:t>) {</w:t>
-      </w:r>
-    </w:p>
-    <w:p>
-      <w:pPr>
-        <w:jc w:val="both"/>
-        <w:rPr>
-          <w:b/>
-          <w:bCs/>
-          <w:color w:val="D86DCB" w:themeColor="accent5" w:themeTint="99"/>
-          <w:sz w:val="32"/>
-          <w:szCs w:val="32"/>
-        </w:rPr>
-      </w:pPr>
-      <w:r>
-        <w:rPr>
-          <w:b/>
-          <w:bCs/>
-          <w:color w:val="D86DCB" w:themeColor="accent5" w:themeTint="99"/>
-          <w:sz w:val="32"/>
-          <w:szCs w:val="32"/>
-        </w:rPr>
-        <w:t xml:space="preserve">    </w:t>
-      </w:r>
-      <w:proofErr w:type="spellStart"/>
-      <w:proofErr w:type="gramStart"/>
-      <w:r>
-        <w:rPr>
-          <w:b/>
-          <w:bCs/>
-          <w:color w:val="D86DCB" w:themeColor="accent5" w:themeTint="99"/>
-          <w:sz w:val="32"/>
-          <w:szCs w:val="32"/>
-        </w:rPr>
-        <w:t>ref.onDispose</w:t>
-      </w:r>
-      <w:proofErr w:type="spellEnd"/>
-      <w:proofErr w:type="gramEnd"/>
-      <w:r>
-        <w:rPr>
-          <w:b/>
-          <w:bCs/>
-          <w:color w:val="D86DCB" w:themeColor="accent5" w:themeTint="99"/>
-          <w:sz w:val="32"/>
-          <w:szCs w:val="32"/>
-        </w:rPr>
-        <w:t>(() {</w:t>
-      </w:r>
-    </w:p>
-    <w:p>
-      <w:pPr>
-        <w:jc w:val="both"/>
-        <w:rPr>
-          <w:b/>
-          <w:bCs/>
-          <w:color w:val="D86DCB" w:themeColor="accent5" w:themeTint="99"/>
-          <w:sz w:val="32"/>
-          <w:szCs w:val="32"/>
-        </w:rPr>
-      </w:pPr>
-      <w:r>
-        <w:rPr>
-          <w:b/>
-          <w:bCs/>
-          <w:color w:val="D86DCB" w:themeColor="accent5" w:themeTint="99"/>
-          <w:sz w:val="32"/>
-          <w:szCs w:val="32"/>
-        </w:rPr>
-        <w:t xml:space="preserve">        </w:t>
-      </w:r>
-      <w:proofErr w:type="spellStart"/>
-      <w:proofErr w:type="gramStart"/>
-      <w:r>
-        <w:rPr>
-          <w:b/>
-          <w:bCs/>
-          <w:color w:val="D86DCB" w:themeColor="accent5" w:themeTint="99"/>
-          <w:sz w:val="32"/>
-          <w:szCs w:val="32"/>
-        </w:rPr>
-        <w:t>streamSubscription</w:t>
-      </w:r>
-      <w:proofErr w:type="spellEnd"/>
-      <w:r>
-        <w:rPr>
-          <w:b/>
-          <w:bCs/>
-          <w:color w:val="D86DCB" w:themeColor="accent5" w:themeTint="99"/>
-          <w:sz w:val="32"/>
-          <w:szCs w:val="32"/>
-        </w:rPr>
-        <w:t>?.</w:t>
-      </w:r>
-      <w:proofErr w:type="gramEnd"/>
-      <w:r>
-        <w:rPr>
-          <w:b/>
-          <w:bCs/>
-          <w:color w:val="D86DCB" w:themeColor="accent5" w:themeTint="99"/>
-          <w:sz w:val="32"/>
-          <w:szCs w:val="32"/>
-        </w:rPr>
-        <w:t>cancel();</w:t>
-      </w:r>
-    </w:p>
-    <w:p>
-      <w:pPr>
-        <w:jc w:val="both"/>
-        <w:rPr>
-          <w:b/>
-          <w:bCs/>
-          <w:color w:val="D86DCB" w:themeColor="accent5" w:themeTint="99"/>
-          <w:sz w:val="32"/>
-          <w:szCs w:val="32"/>
-        </w:rPr>
-      </w:pPr>
-      <w:r>
-        <w:rPr>
-          <w:b/>
-          <w:bCs/>
-          <w:color w:val="D86DCB" w:themeColor="accent5" w:themeTint="99"/>
-          <w:sz w:val="32"/>
-          <w:szCs w:val="32"/>
-        </w:rPr>
-        <w:t xml:space="preserve">    });</w:t>
-      </w:r>
-    </w:p>
-    <w:p>
-      <w:pPr>
-        <w:jc w:val="both"/>
-        <w:rPr>
-          <w:b/>
-          <w:bCs/>
-          <w:color w:val="D86DCB" w:themeColor="accent5" w:themeTint="99"/>
-          <w:sz w:val="32"/>
-          <w:szCs w:val="32"/>
-        </w:rPr>
-      </w:pPr>
-      <w:r>
-        <w:rPr>
-          <w:b/>
-          <w:bCs/>
-          <w:color w:val="D86DCB" w:themeColor="accent5" w:themeTint="99"/>
-          <w:sz w:val="32"/>
-          <w:szCs w:val="32"/>
-        </w:rPr>
-        <w:t xml:space="preserve">    return </w:t>
-      </w:r>
-      <w:proofErr w:type="spellStart"/>
-      <w:proofErr w:type="gramStart"/>
-      <w:r>
-        <w:rPr>
-          <w:b/>
-          <w:bCs/>
-          <w:color w:val="D86DCB" w:themeColor="accent5" w:themeTint="99"/>
-          <w:sz w:val="32"/>
-          <w:szCs w:val="32"/>
-        </w:rPr>
-        <w:t>AuthState</w:t>
-      </w:r>
-      <w:proofErr w:type="spellEnd"/>
-      <w:r>
-        <w:rPr>
-          <w:b/>
-          <w:bCs/>
-          <w:color w:val="D86DCB" w:themeColor="accent5" w:themeTint="99"/>
-          <w:sz w:val="32"/>
-          <w:szCs w:val="32"/>
-        </w:rPr>
-        <w:t>(</w:t>
-      </w:r>
-      <w:proofErr w:type="spellStart"/>
-      <w:proofErr w:type="gramEnd"/>
-      <w:r>
-        <w:rPr>
-          <w:b/>
-          <w:bCs/>
-          <w:color w:val="D86DCB" w:themeColor="accent5" w:themeTint="99"/>
-          <w:sz w:val="32"/>
-          <w:szCs w:val="32"/>
-        </w:rPr>
-        <w:t>isLoading</w:t>
-      </w:r>
-      <w:proofErr w:type="spellEnd"/>
-      <w:r>
-        <w:rPr>
-          <w:b/>
-          <w:bCs/>
-          <w:color w:val="D86DCB" w:themeColor="accent5" w:themeTint="99"/>
-          <w:sz w:val="32"/>
-          <w:szCs w:val="32"/>
-        </w:rPr>
-        <w:t xml:space="preserve">: false, </w:t>
-      </w:r>
-      <w:proofErr w:type="spellStart"/>
-      <w:r>
-        <w:rPr>
-          <w:b/>
-          <w:bCs/>
-          <w:color w:val="D86DCB" w:themeColor="accent5" w:themeTint="99"/>
-          <w:sz w:val="32"/>
-          <w:szCs w:val="32"/>
-        </w:rPr>
-        <w:t>isSuccess</w:t>
-      </w:r>
-      <w:proofErr w:type="spellEnd"/>
-      <w:r>
-        <w:rPr>
-          <w:b/>
-          <w:bCs/>
-          <w:color w:val="D86DCB" w:themeColor="accent5" w:themeTint="99"/>
-          <w:sz w:val="32"/>
-          <w:szCs w:val="32"/>
-        </w:rPr>
-        <w:t>: false);</w:t>
-      </w:r>
-    </w:p>
-    <w:p>
-      <w:pPr>
-        <w:jc w:val="both"/>
-        <w:rPr>
-          <w:b/>
-          <w:bCs/>
-          <w:color w:val="D86DCB" w:themeColor="accent5" w:themeTint="99"/>
-          <w:sz w:val="32"/>
-          <w:szCs w:val="32"/>
-        </w:rPr>
-      </w:pPr>
-      <w:r>
-        <w:rPr>
-          <w:b/>
-          <w:bCs/>
-          <w:color w:val="D86DCB" w:themeColor="accent5" w:themeTint="99"/>
-          <w:sz w:val="32"/>
-          <w:szCs w:val="32"/>
-        </w:rPr>
-        <w:t xml:space="preserve">  }</w:t>
-      </w:r>
-    </w:p>
-    <w:p>
-      <w:pPr>
-        <w:jc w:val="both"/>
-        <w:rPr>
-          <w:b/>
-          <w:bCs/>
-          <w:color w:val="D86DCB" w:themeColor="accent5" w:themeTint="99"/>
-          <w:sz w:val="32"/>
-          <w:szCs w:val="32"/>
-        </w:rPr>
-      </w:pPr>
-    </w:p>
-    <w:p>
-      <w:pPr>
-        <w:jc w:val="both"/>
-        <w:rPr>
-          <w:b/>
-          <w:bCs/>
-          <w:color w:val="D86DCB" w:themeColor="accent5" w:themeTint="99"/>
-          <w:sz w:val="32"/>
-          <w:szCs w:val="32"/>
-        </w:rPr>
-      </w:pPr>
-      <w:r>
-        <w:rPr>
-          <w:b/>
-          <w:bCs/>
-          <w:color w:val="D86DCB" w:themeColor="accent5" w:themeTint="99"/>
-          <w:sz w:val="32"/>
-          <w:szCs w:val="32"/>
-        </w:rPr>
-        <w:t xml:space="preserve">  Future&lt;void&gt; </w:t>
-      </w:r>
-      <w:proofErr w:type="spellStart"/>
-      <w:proofErr w:type="gramStart"/>
-      <w:r>
-        <w:rPr>
-          <w:b/>
-          <w:bCs/>
-          <w:color w:val="D86DCB" w:themeColor="accent5" w:themeTint="99"/>
-          <w:sz w:val="32"/>
-          <w:szCs w:val="32"/>
-        </w:rPr>
-        <w:t>startAuth</w:t>
-      </w:r>
-      <w:proofErr w:type="spellEnd"/>
-      <w:r>
-        <w:rPr>
-          <w:b/>
-          <w:bCs/>
-          <w:color w:val="D86DCB" w:themeColor="accent5" w:themeTint="99"/>
-          <w:sz w:val="32"/>
-          <w:szCs w:val="32"/>
-        </w:rPr>
-        <w:t>(</w:t>
-      </w:r>
-      <w:proofErr w:type="gramEnd"/>
-      <w:r>
-        <w:rPr>
-          <w:b/>
-          <w:bCs/>
-          <w:color w:val="D86DCB" w:themeColor="accent5" w:themeTint="99"/>
-          <w:sz w:val="32"/>
-          <w:szCs w:val="32"/>
-        </w:rPr>
-        <w:t xml:space="preserve">String </w:t>
-      </w:r>
-      <w:proofErr w:type="spellStart"/>
-      <w:r>
-        <w:rPr>
-          <w:b/>
-          <w:bCs/>
-          <w:color w:val="D86DCB" w:themeColor="accent5" w:themeTint="99"/>
-          <w:sz w:val="32"/>
-          <w:szCs w:val="32"/>
-        </w:rPr>
-        <w:t>requestToken</w:t>
-      </w:r>
-      <w:proofErr w:type="spellEnd"/>
-      <w:r>
-        <w:rPr>
-          <w:b/>
-          <w:bCs/>
-          <w:color w:val="D86DCB" w:themeColor="accent5" w:themeTint="99"/>
-          <w:sz w:val="32"/>
-          <w:szCs w:val="32"/>
-        </w:rPr>
-        <w:t>) async {</w:t>
-      </w:r>
-    </w:p>
-    <w:p>
-      <w:pPr>
-        <w:jc w:val="both"/>
-        <w:rPr>
-          <w:b/>
-          <w:bCs/>
-          <w:color w:val="D86DCB" w:themeColor="accent5" w:themeTint="99"/>
-          <w:sz w:val="32"/>
-          <w:szCs w:val="32"/>
-        </w:rPr>
-      </w:pPr>
-      <w:r>
-        <w:rPr>
-          <w:b/>
-          <w:bCs/>
-          <w:color w:val="D86DCB" w:themeColor="accent5" w:themeTint="99"/>
-          <w:sz w:val="32"/>
-          <w:szCs w:val="32"/>
-        </w:rPr>
-        <w:t xml:space="preserve">    state = </w:t>
-      </w:r>
-      <w:proofErr w:type="spellStart"/>
-      <w:proofErr w:type="gramStart"/>
-      <w:r>
-        <w:rPr>
-          <w:b/>
-          <w:bCs/>
-          <w:color w:val="D86DCB" w:themeColor="accent5" w:themeTint="99"/>
-          <w:sz w:val="32"/>
-          <w:szCs w:val="32"/>
-        </w:rPr>
-        <w:t>state.copyWith</w:t>
-      </w:r>
-      <w:proofErr w:type="spellEnd"/>
-      <w:proofErr w:type="gramEnd"/>
-      <w:r>
-        <w:rPr>
-          <w:b/>
-          <w:bCs/>
-          <w:color w:val="D86DCB" w:themeColor="accent5" w:themeTint="99"/>
-          <w:sz w:val="32"/>
-          <w:szCs w:val="32"/>
-        </w:rPr>
-        <w:t>(</w:t>
-      </w:r>
-      <w:proofErr w:type="spellStart"/>
-      <w:r>
-        <w:rPr>
-          <w:b/>
-          <w:bCs/>
-          <w:color w:val="D86DCB" w:themeColor="accent5" w:themeTint="99"/>
-          <w:sz w:val="32"/>
-          <w:szCs w:val="32"/>
-        </w:rPr>
-        <w:t>isLoading</w:t>
-      </w:r>
-      <w:proofErr w:type="spellEnd"/>
-      <w:r>
-        <w:rPr>
-          <w:b/>
-          <w:bCs/>
-          <w:color w:val="D86DCB" w:themeColor="accent5" w:themeTint="99"/>
-          <w:sz w:val="32"/>
-          <w:szCs w:val="32"/>
-        </w:rPr>
-        <w:t>: true);</w:t>
-      </w:r>
-    </w:p>
-    <w:p>
-      <w:pPr>
-        <w:jc w:val="both"/>
-        <w:rPr>
-          <w:b/>
-          <w:bCs/>
-          <w:color w:val="D86DCB" w:themeColor="accent5" w:themeTint="99"/>
-          <w:sz w:val="32"/>
-          <w:szCs w:val="32"/>
-        </w:rPr>
-      </w:pPr>
-    </w:p>
-    <w:p>
-      <w:pPr>
-        <w:jc w:val="both"/>
-        <w:rPr>
-          <w:b/>
-          <w:bCs/>
-          <w:color w:val="D86DCB" w:themeColor="accent5" w:themeTint="99"/>
-          <w:sz w:val="32"/>
-          <w:szCs w:val="32"/>
-        </w:rPr>
-      </w:pPr>
-      <w:r>
-        <w:rPr>
-          <w:b/>
-          <w:bCs/>
-          <w:color w:val="D86DCB" w:themeColor="accent5" w:themeTint="99"/>
-          <w:sz w:val="32"/>
-          <w:szCs w:val="32"/>
-        </w:rPr>
-        <w:t xml:space="preserve">    // Prevent duplicate Stream listeners</w:t>
-      </w:r>
-    </w:p>
-    <w:p>
-      <w:pPr>
-        <w:jc w:val="both"/>
-        <w:rPr>
-          <w:b/>
-          <w:bCs/>
-          <w:color w:val="D86DCB" w:themeColor="accent5" w:themeTint="99"/>
-          <w:sz w:val="32"/>
-          <w:szCs w:val="32"/>
-        </w:rPr>
-      </w:pPr>
-      <w:r>
-        <w:rPr>
-          <w:b/>
-          <w:bCs/>
-          <w:color w:val="D86DCB" w:themeColor="accent5" w:themeTint="99"/>
-          <w:sz w:val="32"/>
-          <w:szCs w:val="32"/>
-        </w:rPr>
-        <w:t xml:space="preserve">    await </w:t>
-      </w:r>
-      <w:proofErr w:type="spellStart"/>
-      <w:proofErr w:type="gramStart"/>
-      <w:r>
-        <w:rPr>
-          <w:b/>
-          <w:bCs/>
-          <w:color w:val="D86DCB" w:themeColor="accent5" w:themeTint="99"/>
-          <w:sz w:val="32"/>
-          <w:szCs w:val="32"/>
-        </w:rPr>
-        <w:t>streamSubscription</w:t>
-      </w:r>
-      <w:proofErr w:type="spellEnd"/>
-      <w:r>
-        <w:rPr>
-          <w:b/>
-          <w:bCs/>
-          <w:color w:val="D86DCB" w:themeColor="accent5" w:themeTint="99"/>
-          <w:sz w:val="32"/>
-          <w:szCs w:val="32"/>
-        </w:rPr>
-        <w:t>?.</w:t>
-      </w:r>
-      <w:proofErr w:type="gramEnd"/>
-      <w:r>
-        <w:rPr>
-          <w:b/>
-          <w:bCs/>
-          <w:color w:val="D86DCB" w:themeColor="accent5" w:themeTint="99"/>
-          <w:sz w:val="32"/>
-          <w:szCs w:val="32"/>
-        </w:rPr>
-        <w:t>cancel();</w:t>
-      </w:r>
-    </w:p>
-    <w:p>
-      <w:pPr>
-        <w:jc w:val="both"/>
-        <w:rPr>
-          <w:b/>
-          <w:bCs/>
-          <w:color w:val="D86DCB" w:themeColor="accent5" w:themeTint="99"/>
-          <w:sz w:val="32"/>
-          <w:szCs w:val="32"/>
-        </w:rPr>
-      </w:pPr>
-    </w:p>
-    <w:p>
-      <w:pPr>
-        <w:jc w:val="both"/>
-        <w:rPr>
-          <w:b/>
-          <w:bCs/>
-          <w:color w:val="D86DCB" w:themeColor="accent5" w:themeTint="99"/>
-          <w:sz w:val="32"/>
-          <w:szCs w:val="32"/>
-        </w:rPr>
-      </w:pPr>
-      <w:r>
-        <w:rPr>
-          <w:b/>
-          <w:bCs/>
-          <w:color w:val="D86DCB" w:themeColor="accent5" w:themeTint="99"/>
-          <w:sz w:val="32"/>
-          <w:szCs w:val="32"/>
-        </w:rPr>
-        <w:t xml:space="preserve">    </w:t>
-      </w:r>
-      <w:proofErr w:type="spellStart"/>
-      <w:r>
-        <w:rPr>
-          <w:b/>
-          <w:bCs/>
-          <w:color w:val="D86DCB" w:themeColor="accent5" w:themeTint="99"/>
-          <w:sz w:val="32"/>
-          <w:szCs w:val="32"/>
-        </w:rPr>
-        <w:t>streamSubscription</w:t>
-      </w:r>
-      <w:proofErr w:type="spellEnd"/>
-      <w:r>
-        <w:rPr>
-          <w:b/>
-          <w:bCs/>
-          <w:color w:val="D86DCB" w:themeColor="accent5" w:themeTint="99"/>
-          <w:sz w:val="32"/>
-          <w:szCs w:val="32"/>
-        </w:rPr>
-        <w:t xml:space="preserve"> = </w:t>
-      </w:r>
-      <w:proofErr w:type="spellStart"/>
-      <w:r>
-        <w:rPr>
-          <w:b/>
-          <w:bCs/>
-          <w:color w:val="D86DCB" w:themeColor="accent5" w:themeTint="99"/>
-          <w:sz w:val="32"/>
-          <w:szCs w:val="32"/>
-        </w:rPr>
-        <w:t>deepLinkService.uriLinkStream</w:t>
-      </w:r>
-      <w:proofErr w:type="spellEnd"/>
-    </w:p>
-    <w:p>
-      <w:pPr>
-        <w:jc w:val="both"/>
-        <w:rPr>
-          <w:b/>
-          <w:bCs/>
-          <w:color w:val="D86DCB" w:themeColor="accent5" w:themeTint="99"/>
-          <w:sz w:val="32"/>
-          <w:szCs w:val="32"/>
-        </w:rPr>
-      </w:pPr>
-      <w:r>
-        <w:rPr>
-          <w:b/>
-          <w:bCs/>
-          <w:color w:val="D86DCB" w:themeColor="accent5" w:themeTint="99"/>
-          <w:sz w:val="32"/>
-          <w:szCs w:val="32"/>
-        </w:rPr>
-        <w:t xml:space="preserve">        </w:t>
-      </w:r>
-      <w:proofErr w:type="gramStart"/>
-      <w:r>
-        <w:rPr>
-          <w:b/>
-          <w:bCs/>
-          <w:color w:val="D86DCB" w:themeColor="accent5" w:themeTint="99"/>
-          <w:sz w:val="32"/>
-          <w:szCs w:val="32"/>
-        </w:rPr>
-        <w:t>.listen</w:t>
-      </w:r>
-      <w:proofErr w:type="gramEnd"/>
-      <w:r>
-        <w:rPr>
-          <w:b/>
-          <w:bCs/>
-          <w:color w:val="D86DCB" w:themeColor="accent5" w:themeTint="99"/>
-          <w:sz w:val="32"/>
-          <w:szCs w:val="32"/>
-        </w:rPr>
-        <w:t xml:space="preserve">( (Uri </w:t>
-      </w:r>
-      <w:proofErr w:type="spellStart"/>
-      <w:r>
-        <w:rPr>
-          <w:b/>
-          <w:bCs/>
-          <w:color w:val="D86DCB" w:themeColor="accent5" w:themeTint="99"/>
-          <w:sz w:val="32"/>
-          <w:szCs w:val="32"/>
-        </w:rPr>
-        <w:t>uri</w:t>
-      </w:r>
-      <w:proofErr w:type="spellEnd"/>
-      <w:r>
-        <w:rPr>
-          <w:b/>
-          <w:bCs/>
-          <w:color w:val="D86DCB" w:themeColor="accent5" w:themeTint="99"/>
-          <w:sz w:val="32"/>
-          <w:szCs w:val="32"/>
-        </w:rPr>
-        <w:t>) {</w:t>
-      </w:r>
-    </w:p>
-    <w:p>
-      <w:pPr>
-        <w:jc w:val="both"/>
-        <w:rPr>
-          <w:b/>
-          <w:bCs/>
-          <w:color w:val="D86DCB" w:themeColor="accent5" w:themeTint="99"/>
-          <w:sz w:val="32"/>
-          <w:szCs w:val="32"/>
-        </w:rPr>
-      </w:pPr>
-      <w:r>
-        <w:rPr>
-          <w:b/>
-          <w:bCs/>
-          <w:color w:val="D86DCB" w:themeColor="accent5" w:themeTint="99"/>
-          <w:sz w:val="32"/>
-          <w:szCs w:val="32"/>
-        </w:rPr>
-        <w:t xml:space="preserve">          _</w:t>
-      </w:r>
-      <w:proofErr w:type="spellStart"/>
-      <w:r>
-        <w:rPr>
-          <w:b/>
-          <w:bCs/>
-          <w:color w:val="D86DCB" w:themeColor="accent5" w:themeTint="99"/>
-          <w:sz w:val="32"/>
-          <w:szCs w:val="32"/>
-        </w:rPr>
-        <w:t>handleAuthDeepLink</w:t>
-      </w:r>
-      <w:proofErr w:type="spellEnd"/>
-      <w:r>
-        <w:rPr>
-          <w:b/>
-          <w:bCs/>
-          <w:color w:val="D86DCB" w:themeColor="accent5" w:themeTint="99"/>
-          <w:sz w:val="32"/>
-          <w:szCs w:val="32"/>
-        </w:rPr>
-        <w:t>(</w:t>
-      </w:r>
-      <w:proofErr w:type="spellStart"/>
-      <w:r>
-        <w:rPr>
-          <w:b/>
-          <w:bCs/>
-          <w:color w:val="D86DCB" w:themeColor="accent5" w:themeTint="99"/>
-          <w:sz w:val="32"/>
-          <w:szCs w:val="32"/>
-        </w:rPr>
-        <w:t>uri</w:t>
-      </w:r>
-      <w:proofErr w:type="spellEnd"/>
-      <w:r>
-        <w:rPr>
-          <w:b/>
-          <w:bCs/>
-          <w:color w:val="D86DCB" w:themeColor="accent5" w:themeTint="99"/>
-          <w:sz w:val="32"/>
-          <w:szCs w:val="32"/>
-        </w:rPr>
-        <w:t>);</w:t>
-      </w:r>
-    </w:p>
-    <w:p>
-      <w:pPr>
-        <w:jc w:val="both"/>
-        <w:rPr>
-          <w:b/>
-          <w:bCs/>
-          <w:color w:val="D86DCB" w:themeColor="accent5" w:themeTint="99"/>
-          <w:sz w:val="32"/>
-          <w:szCs w:val="32"/>
-        </w:rPr>
-      </w:pPr>
-      <w:r>
-        <w:rPr>
-          <w:b/>
-          <w:bCs/>
-          <w:color w:val="D86DCB" w:themeColor="accent5" w:themeTint="99"/>
-          <w:sz w:val="32"/>
-          <w:szCs w:val="32"/>
-        </w:rPr>
-        <w:t xml:space="preserve">    });</w:t>
-      </w:r>
-    </w:p>
-    <w:p>
-      <w:pPr>
-        <w:jc w:val="both"/>
-        <w:rPr>
-          <w:b/>
-          <w:bCs/>
-          <w:color w:val="D86DCB" w:themeColor="accent5" w:themeTint="99"/>
-          <w:sz w:val="32"/>
-          <w:szCs w:val="32"/>
-        </w:rPr>
-      </w:pPr>
-    </w:p>
-    <w:p>
-      <w:pPr>
-        <w:jc w:val="both"/>
-        <w:rPr>
-          <w:b/>
-          <w:bCs/>
-          <w:color w:val="D86DCB" w:themeColor="accent5" w:themeTint="99"/>
-          <w:sz w:val="32"/>
-          <w:szCs w:val="32"/>
-        </w:rPr>
-      </w:pPr>
-      <w:r>
-        <w:rPr>
-          <w:b/>
-          <w:bCs/>
-          <w:color w:val="D86DCB" w:themeColor="accent5" w:themeTint="99"/>
-          <w:sz w:val="32"/>
-          <w:szCs w:val="32"/>
-        </w:rPr>
-        <w:t xml:space="preserve">    /// launch auth </w:t>
-      </w:r>
-      <w:proofErr w:type="spellStart"/>
-      <w:r>
-        <w:rPr>
-          <w:b/>
-          <w:bCs/>
-          <w:color w:val="D86DCB" w:themeColor="accent5" w:themeTint="99"/>
-          <w:sz w:val="32"/>
-          <w:szCs w:val="32"/>
-        </w:rPr>
-        <w:t>Url</w:t>
-      </w:r>
-      <w:proofErr w:type="spellEnd"/>
-      <w:r>
-        <w:rPr>
-          <w:b/>
-          <w:bCs/>
-          <w:color w:val="D86DCB" w:themeColor="accent5" w:themeTint="99"/>
-          <w:sz w:val="32"/>
-          <w:szCs w:val="32"/>
-        </w:rPr>
-        <w:t xml:space="preserve"> ...</w:t>
-      </w:r>
-    </w:p>
-    <w:p>
-      <w:pPr>
-        <w:jc w:val="both"/>
-        <w:rPr>
-          <w:b/>
-          <w:bCs/>
-          <w:color w:val="D86DCB" w:themeColor="accent5" w:themeTint="99"/>
-          <w:sz w:val="32"/>
-          <w:szCs w:val="32"/>
-        </w:rPr>
-      </w:pPr>
-    </w:p>
-    <w:p>
-      <w:pPr>
-        <w:jc w:val="both"/>
-        <w:rPr>
-          <w:b/>
-          <w:bCs/>
-          <w:color w:val="D86DCB" w:themeColor="accent5" w:themeTint="99"/>
-          <w:sz w:val="32"/>
-          <w:szCs w:val="32"/>
-        </w:rPr>
-      </w:pPr>
-      <w:r>
-        <w:rPr>
-          <w:b/>
-          <w:bCs/>
-          <w:color w:val="D86DCB" w:themeColor="accent5" w:themeTint="99"/>
-          <w:sz w:val="32"/>
-          <w:szCs w:val="32"/>
-        </w:rPr>
-        <w:t xml:space="preserve">    final </w:t>
-      </w:r>
-      <w:proofErr w:type="spellStart"/>
-      <w:r>
-        <w:rPr>
-          <w:b/>
-          <w:bCs/>
-          <w:color w:val="D86DCB" w:themeColor="accent5" w:themeTint="99"/>
-          <w:sz w:val="32"/>
-          <w:szCs w:val="32"/>
-        </w:rPr>
-        <w:t>initialUri</w:t>
-      </w:r>
-      <w:proofErr w:type="spellEnd"/>
-      <w:r>
-        <w:rPr>
-          <w:b/>
-          <w:bCs/>
-          <w:color w:val="D86DCB" w:themeColor="accent5" w:themeTint="99"/>
-          <w:sz w:val="32"/>
-          <w:szCs w:val="32"/>
-        </w:rPr>
-        <w:t xml:space="preserve"> = await </w:t>
-      </w:r>
-      <w:proofErr w:type="spellStart"/>
-      <w:r>
-        <w:rPr>
-          <w:b/>
-          <w:bCs/>
-          <w:color w:val="D86DCB" w:themeColor="accent5" w:themeTint="99"/>
-          <w:sz w:val="32"/>
-          <w:szCs w:val="32"/>
-        </w:rPr>
-        <w:t>deepLinkService.initialUriLink</w:t>
-      </w:r>
-      <w:proofErr w:type="spellEnd"/>
-      <w:r>
-        <w:rPr>
-          <w:b/>
-          <w:bCs/>
-          <w:color w:val="D86DCB" w:themeColor="accent5" w:themeTint="99"/>
-          <w:sz w:val="32"/>
-          <w:szCs w:val="32"/>
-        </w:rPr>
-        <w:t>;</w:t>
-      </w:r>
-    </w:p>
-    <w:p>
-      <w:pPr>
-        <w:jc w:val="both"/>
-        <w:rPr>
-          <w:b/>
-          <w:bCs/>
-          <w:color w:val="D86DCB" w:themeColor="accent5" w:themeTint="99"/>
-          <w:sz w:val="32"/>
-          <w:szCs w:val="32"/>
-        </w:rPr>
-      </w:pPr>
-      <w:r>
-        <w:rPr>
-          <w:b/>
-          <w:bCs/>
-          <w:color w:val="D86DCB" w:themeColor="accent5" w:themeTint="99"/>
-          <w:sz w:val="32"/>
-          <w:szCs w:val="32"/>
-        </w:rPr>
-        <w:lastRenderedPageBreak/>
-        <w:t xml:space="preserve">    </w:t>
-      </w:r>
-      <w:proofErr w:type="gramStart"/>
-      <w:r>
-        <w:rPr>
-          <w:b/>
-          <w:bCs/>
-          <w:color w:val="D86DCB" w:themeColor="accent5" w:themeTint="99"/>
-          <w:sz w:val="32"/>
-          <w:szCs w:val="32"/>
-        </w:rPr>
-        <w:t>if(</w:t>
-      </w:r>
-      <w:proofErr w:type="spellStart"/>
-      <w:proofErr w:type="gramEnd"/>
-      <w:r>
-        <w:rPr>
-          <w:b/>
-          <w:bCs/>
-          <w:color w:val="D86DCB" w:themeColor="accent5" w:themeTint="99"/>
-          <w:sz w:val="32"/>
-          <w:szCs w:val="32"/>
-        </w:rPr>
-        <w:t>initialUri</w:t>
-      </w:r>
-      <w:proofErr w:type="spellEnd"/>
-      <w:r>
-        <w:rPr>
-          <w:b/>
-          <w:bCs/>
-          <w:color w:val="D86DCB" w:themeColor="accent5" w:themeTint="99"/>
-          <w:sz w:val="32"/>
-          <w:szCs w:val="32"/>
-        </w:rPr>
-        <w:t xml:space="preserve"> != null) {</w:t>
-      </w:r>
-    </w:p>
-    <w:p>
-      <w:pPr>
-        <w:jc w:val="both"/>
-        <w:rPr>
-          <w:b/>
-          <w:bCs/>
-          <w:color w:val="D86DCB" w:themeColor="accent5" w:themeTint="99"/>
-          <w:sz w:val="32"/>
-          <w:szCs w:val="32"/>
-        </w:rPr>
-      </w:pPr>
-      <w:r>
-        <w:rPr>
-          <w:b/>
-          <w:bCs/>
-          <w:color w:val="D86DCB" w:themeColor="accent5" w:themeTint="99"/>
-          <w:sz w:val="32"/>
-          <w:szCs w:val="32"/>
-        </w:rPr>
-        <w:t xml:space="preserve">      _</w:t>
-      </w:r>
-      <w:proofErr w:type="spellStart"/>
-      <w:r>
-        <w:rPr>
-          <w:b/>
-          <w:bCs/>
-          <w:color w:val="D86DCB" w:themeColor="accent5" w:themeTint="99"/>
-          <w:sz w:val="32"/>
-          <w:szCs w:val="32"/>
-        </w:rPr>
-        <w:t>handleAuthDeepLink</w:t>
-      </w:r>
-      <w:proofErr w:type="spellEnd"/>
-      <w:r>
-        <w:rPr>
-          <w:b/>
-          <w:bCs/>
-          <w:color w:val="D86DCB" w:themeColor="accent5" w:themeTint="99"/>
-          <w:sz w:val="32"/>
-          <w:szCs w:val="32"/>
-        </w:rPr>
-        <w:t>(</w:t>
-      </w:r>
-      <w:proofErr w:type="spellStart"/>
-      <w:r>
-        <w:rPr>
-          <w:b/>
-          <w:bCs/>
-          <w:color w:val="D86DCB" w:themeColor="accent5" w:themeTint="99"/>
-          <w:sz w:val="32"/>
-          <w:szCs w:val="32"/>
-        </w:rPr>
-        <w:t>initialUri</w:t>
-      </w:r>
-      <w:proofErr w:type="spellEnd"/>
-      <w:r>
-        <w:rPr>
-          <w:b/>
-          <w:bCs/>
-          <w:color w:val="D86DCB" w:themeColor="accent5" w:themeTint="99"/>
-          <w:sz w:val="32"/>
-          <w:szCs w:val="32"/>
-        </w:rPr>
-        <w:t>);</w:t>
-      </w:r>
-    </w:p>
-    <w:p>
-      <w:pPr>
-        <w:jc w:val="both"/>
-        <w:rPr>
-          <w:b/>
-          <w:bCs/>
-          <w:color w:val="D86DCB" w:themeColor="accent5" w:themeTint="99"/>
-          <w:sz w:val="32"/>
-          <w:szCs w:val="32"/>
-        </w:rPr>
-      </w:pPr>
-      <w:r>
-        <w:rPr>
-          <w:b/>
-          <w:bCs/>
-          <w:color w:val="D86DCB" w:themeColor="accent5" w:themeTint="99"/>
-          <w:sz w:val="32"/>
-          <w:szCs w:val="32"/>
-        </w:rPr>
-        <w:t xml:space="preserve">    }</w:t>
-      </w:r>
-    </w:p>
-    <w:p>
-      <w:pPr>
-        <w:jc w:val="both"/>
-        <w:rPr>
-          <w:b/>
-          <w:bCs/>
-          <w:color w:val="D86DCB" w:themeColor="accent5" w:themeTint="99"/>
-          <w:sz w:val="32"/>
-          <w:szCs w:val="32"/>
-        </w:rPr>
-      </w:pPr>
-      <w:r>
-        <w:rPr>
-          <w:b/>
-          <w:bCs/>
-          <w:color w:val="D86DCB" w:themeColor="accent5" w:themeTint="99"/>
-          <w:sz w:val="32"/>
-          <w:szCs w:val="32"/>
-        </w:rPr>
-        <w:t xml:space="preserve">  }</w:t>
-      </w:r>
-    </w:p>
-    <w:p>
-      <w:pPr>
-        <w:jc w:val="both"/>
-        <w:rPr>
-          <w:b/>
-          <w:bCs/>
-          <w:color w:val="D86DCB" w:themeColor="accent5" w:themeTint="99"/>
-          <w:sz w:val="32"/>
-          <w:szCs w:val="32"/>
-        </w:rPr>
-      </w:pPr>
-    </w:p>
-    <w:p>
-      <w:pPr>
-        <w:jc w:val="both"/>
-        <w:rPr>
-          <w:b/>
-          <w:bCs/>
-          <w:color w:val="D86DCB" w:themeColor="accent5" w:themeTint="99"/>
-          <w:sz w:val="32"/>
-          <w:szCs w:val="32"/>
-        </w:rPr>
-      </w:pPr>
-      <w:r>
-        <w:rPr>
-          <w:b/>
-          <w:bCs/>
-          <w:color w:val="D86DCB" w:themeColor="accent5" w:themeTint="99"/>
-          <w:sz w:val="32"/>
-          <w:szCs w:val="32"/>
-        </w:rPr>
-        <w:t xml:space="preserve">  Future&lt;void&gt; _</w:t>
-      </w:r>
-      <w:proofErr w:type="spellStart"/>
-      <w:proofErr w:type="gramStart"/>
-      <w:r>
-        <w:rPr>
-          <w:b/>
-          <w:bCs/>
-          <w:color w:val="D86DCB" w:themeColor="accent5" w:themeTint="99"/>
-          <w:sz w:val="32"/>
-          <w:szCs w:val="32"/>
-        </w:rPr>
-        <w:t>handleAuthDeepLink</w:t>
-      </w:r>
-      <w:proofErr w:type="spellEnd"/>
-      <w:r>
-        <w:rPr>
-          <w:b/>
-          <w:bCs/>
-          <w:color w:val="D86DCB" w:themeColor="accent5" w:themeTint="99"/>
-          <w:sz w:val="32"/>
-          <w:szCs w:val="32"/>
-        </w:rPr>
-        <w:t>(</w:t>
-      </w:r>
-      <w:proofErr w:type="gramEnd"/>
-      <w:r>
-        <w:rPr>
-          <w:b/>
-          <w:bCs/>
-          <w:color w:val="D86DCB" w:themeColor="accent5" w:themeTint="99"/>
-          <w:sz w:val="32"/>
-          <w:szCs w:val="32"/>
-        </w:rPr>
-        <w:t xml:space="preserve">Uri </w:t>
-      </w:r>
-      <w:proofErr w:type="spellStart"/>
-      <w:r>
-        <w:rPr>
-          <w:b/>
-          <w:bCs/>
-          <w:color w:val="D86DCB" w:themeColor="accent5" w:themeTint="99"/>
-          <w:sz w:val="32"/>
-          <w:szCs w:val="32"/>
-        </w:rPr>
-        <w:t>uri</w:t>
-      </w:r>
-      <w:proofErr w:type="spellEnd"/>
-      <w:r>
-        <w:rPr>
-          <w:b/>
-          <w:bCs/>
-          <w:color w:val="D86DCB" w:themeColor="accent5" w:themeTint="99"/>
-          <w:sz w:val="32"/>
-          <w:szCs w:val="32"/>
-        </w:rPr>
-        <w:t>) async {</w:t>
-      </w:r>
-    </w:p>
-    <w:p>
-      <w:pPr>
-        <w:jc w:val="both"/>
-        <w:rPr>
-          <w:b/>
-          <w:bCs/>
-          <w:color w:val="D86DCB" w:themeColor="accent5" w:themeTint="99"/>
-          <w:sz w:val="32"/>
-          <w:szCs w:val="32"/>
-        </w:rPr>
-      </w:pPr>
-      <w:r>
-        <w:rPr>
-          <w:b/>
-          <w:bCs/>
-          <w:color w:val="D86DCB" w:themeColor="accent5" w:themeTint="99"/>
-          <w:sz w:val="32"/>
-          <w:szCs w:val="32"/>
-        </w:rPr>
-        <w:t xml:space="preserve">    </w:t>
-      </w:r>
-      <w:proofErr w:type="gramStart"/>
-      <w:r>
-        <w:rPr>
-          <w:b/>
-          <w:bCs/>
-          <w:color w:val="D86DCB" w:themeColor="accent5" w:themeTint="99"/>
-          <w:sz w:val="32"/>
-          <w:szCs w:val="32"/>
-        </w:rPr>
-        <w:t>if(</w:t>
-      </w:r>
-      <w:proofErr w:type="spellStart"/>
-      <w:proofErr w:type="gramEnd"/>
-      <w:r>
-        <w:rPr>
-          <w:b/>
-          <w:bCs/>
-          <w:color w:val="D86DCB" w:themeColor="accent5" w:themeTint="99"/>
-          <w:sz w:val="32"/>
-          <w:szCs w:val="32"/>
-        </w:rPr>
-        <w:t>uri.host</w:t>
-      </w:r>
-      <w:proofErr w:type="spellEnd"/>
-      <w:r>
-        <w:rPr>
-          <w:b/>
-          <w:bCs/>
-          <w:color w:val="D86DCB" w:themeColor="accent5" w:themeTint="99"/>
-          <w:sz w:val="32"/>
-          <w:szCs w:val="32"/>
-        </w:rPr>
-        <w:t xml:space="preserve"> != 'auth') {</w:t>
-      </w:r>
-    </w:p>
-    <w:p>
-      <w:pPr>
-        <w:jc w:val="both"/>
-        <w:rPr>
-          <w:b/>
-          <w:bCs/>
-          <w:color w:val="D86DCB" w:themeColor="accent5" w:themeTint="99"/>
-          <w:sz w:val="32"/>
-          <w:szCs w:val="32"/>
-        </w:rPr>
-      </w:pPr>
-      <w:r>
-        <w:rPr>
-          <w:b/>
-          <w:bCs/>
-          <w:color w:val="D86DCB" w:themeColor="accent5" w:themeTint="99"/>
-          <w:sz w:val="32"/>
-          <w:szCs w:val="32"/>
-        </w:rPr>
-        <w:t xml:space="preserve">      state = </w:t>
-      </w:r>
-      <w:proofErr w:type="spellStart"/>
-      <w:proofErr w:type="gramStart"/>
-      <w:r>
-        <w:rPr>
-          <w:b/>
-          <w:bCs/>
-          <w:color w:val="D86DCB" w:themeColor="accent5" w:themeTint="99"/>
-          <w:sz w:val="32"/>
-          <w:szCs w:val="32"/>
-        </w:rPr>
-        <w:t>state.copyWith</w:t>
-      </w:r>
-      <w:proofErr w:type="spellEnd"/>
-      <w:proofErr w:type="gramEnd"/>
-      <w:r>
-        <w:rPr>
-          <w:b/>
-          <w:bCs/>
-          <w:color w:val="D86DCB" w:themeColor="accent5" w:themeTint="99"/>
-          <w:sz w:val="32"/>
-          <w:szCs w:val="32"/>
-        </w:rPr>
-        <w:t xml:space="preserve">( </w:t>
-      </w:r>
-      <w:proofErr w:type="spellStart"/>
-      <w:r>
-        <w:rPr>
-          <w:b/>
-          <w:bCs/>
-          <w:color w:val="D86DCB" w:themeColor="accent5" w:themeTint="99"/>
-          <w:sz w:val="32"/>
-          <w:szCs w:val="32"/>
-        </w:rPr>
-        <w:t>isLoading</w:t>
-      </w:r>
-      <w:proofErr w:type="spellEnd"/>
-      <w:r>
-        <w:rPr>
-          <w:b/>
-          <w:bCs/>
-          <w:color w:val="D86DCB" w:themeColor="accent5" w:themeTint="99"/>
-          <w:sz w:val="32"/>
-          <w:szCs w:val="32"/>
-        </w:rPr>
-        <w:t>: false);</w:t>
-      </w:r>
-    </w:p>
-    <w:p>
-      <w:pPr>
-        <w:jc w:val="both"/>
-        <w:rPr>
-          <w:b/>
-          <w:bCs/>
-          <w:color w:val="D86DCB" w:themeColor="accent5" w:themeTint="99"/>
-          <w:sz w:val="32"/>
-          <w:szCs w:val="32"/>
-        </w:rPr>
-      </w:pPr>
-      <w:r>
-        <w:rPr>
-          <w:b/>
-          <w:bCs/>
-          <w:color w:val="D86DCB" w:themeColor="accent5" w:themeTint="99"/>
-          <w:sz w:val="32"/>
-          <w:szCs w:val="32"/>
-        </w:rPr>
-        <w:t xml:space="preserve">      return;</w:t>
-      </w:r>
-    </w:p>
-    <w:p>
-      <w:pPr>
-        <w:jc w:val="both"/>
-        <w:rPr>
-          <w:b/>
-          <w:bCs/>
-          <w:color w:val="D86DCB" w:themeColor="accent5" w:themeTint="99"/>
-          <w:sz w:val="32"/>
-          <w:szCs w:val="32"/>
-        </w:rPr>
-      </w:pPr>
-      <w:r>
-        <w:rPr>
-          <w:b/>
-          <w:bCs/>
-          <w:color w:val="D86DCB" w:themeColor="accent5" w:themeTint="99"/>
-          <w:sz w:val="32"/>
-          <w:szCs w:val="32"/>
-        </w:rPr>
-        <w:t xml:space="preserve">    }</w:t>
-      </w:r>
-    </w:p>
-    <w:p>
-      <w:pPr>
-        <w:jc w:val="both"/>
-        <w:rPr>
-          <w:b/>
-          <w:bCs/>
-          <w:color w:val="D86DCB" w:themeColor="accent5" w:themeTint="99"/>
-          <w:sz w:val="32"/>
-          <w:szCs w:val="32"/>
-        </w:rPr>
-      </w:pPr>
-    </w:p>
-    <w:p>
-      <w:pPr>
-        <w:jc w:val="both"/>
-        <w:rPr>
-          <w:b/>
-          <w:bCs/>
-          <w:color w:val="D86DCB" w:themeColor="accent5" w:themeTint="99"/>
-          <w:sz w:val="32"/>
-          <w:szCs w:val="32"/>
-        </w:rPr>
-      </w:pPr>
-      <w:r>
-        <w:rPr>
-          <w:b/>
-          <w:bCs/>
-          <w:color w:val="D86DCB" w:themeColor="accent5" w:themeTint="99"/>
-          <w:sz w:val="32"/>
-          <w:szCs w:val="32"/>
-        </w:rPr>
-        <w:t xml:space="preserve">    final approved =</w:t>
-      </w:r>
-    </w:p>
-    <w:p>
-      <w:pPr>
-        <w:jc w:val="both"/>
-        <w:rPr>
-          <w:b/>
-          <w:bCs/>
-          <w:color w:val="D86DCB" w:themeColor="accent5" w:themeTint="99"/>
-          <w:sz w:val="32"/>
-          <w:szCs w:val="32"/>
-        </w:rPr>
-      </w:pPr>
-      <w:r>
-        <w:rPr>
-          <w:b/>
-          <w:bCs/>
-          <w:color w:val="D86DCB" w:themeColor="accent5" w:themeTint="99"/>
-          <w:sz w:val="32"/>
-          <w:szCs w:val="32"/>
-        </w:rPr>
-        <w:t xml:space="preserve">    </w:t>
-      </w:r>
-      <w:proofErr w:type="spellStart"/>
-      <w:proofErr w:type="gramStart"/>
-      <w:r>
-        <w:rPr>
-          <w:b/>
-          <w:bCs/>
-          <w:color w:val="D86DCB" w:themeColor="accent5" w:themeTint="99"/>
-          <w:sz w:val="32"/>
-          <w:szCs w:val="32"/>
-        </w:rPr>
-        <w:t>uri.queryParameters</w:t>
-      </w:r>
-      <w:proofErr w:type="spellEnd"/>
-      <w:proofErr w:type="gramEnd"/>
-      <w:r>
-        <w:rPr>
-          <w:b/>
-          <w:bCs/>
-          <w:color w:val="D86DCB" w:themeColor="accent5" w:themeTint="99"/>
-          <w:sz w:val="32"/>
-          <w:szCs w:val="32"/>
-        </w:rPr>
-        <w:t>['approved'];</w:t>
-      </w:r>
-    </w:p>
-    <w:p>
-      <w:pPr>
-        <w:jc w:val="both"/>
-        <w:rPr>
-          <w:b/>
-          <w:bCs/>
-          <w:color w:val="D86DCB" w:themeColor="accent5" w:themeTint="99"/>
-          <w:sz w:val="32"/>
-          <w:szCs w:val="32"/>
-        </w:rPr>
-      </w:pPr>
-      <w:r>
-        <w:rPr>
-          <w:b/>
-          <w:bCs/>
-          <w:color w:val="D86DCB" w:themeColor="accent5" w:themeTint="99"/>
-          <w:sz w:val="32"/>
-          <w:szCs w:val="32"/>
-        </w:rPr>
-        <w:t xml:space="preserve">    final </w:t>
-      </w:r>
-      <w:proofErr w:type="spellStart"/>
-      <w:r>
-        <w:rPr>
-          <w:b/>
-          <w:bCs/>
-          <w:color w:val="D86DCB" w:themeColor="accent5" w:themeTint="99"/>
-          <w:sz w:val="32"/>
-          <w:szCs w:val="32"/>
-        </w:rPr>
-        <w:t>requestToken</w:t>
-      </w:r>
-      <w:proofErr w:type="spellEnd"/>
-      <w:r>
-        <w:rPr>
-          <w:b/>
-          <w:bCs/>
-          <w:color w:val="D86DCB" w:themeColor="accent5" w:themeTint="99"/>
-          <w:sz w:val="32"/>
-          <w:szCs w:val="32"/>
-        </w:rPr>
-        <w:t xml:space="preserve"> =</w:t>
-      </w:r>
-    </w:p>
-    <w:p>
-      <w:pPr>
-        <w:jc w:val="both"/>
-        <w:rPr>
-          <w:b/>
-          <w:bCs/>
-          <w:color w:val="D86DCB" w:themeColor="accent5" w:themeTint="99"/>
-          <w:sz w:val="32"/>
-          <w:szCs w:val="32"/>
-        </w:rPr>
-      </w:pPr>
-      <w:r>
-        <w:rPr>
-          <w:b/>
-          <w:bCs/>
-          <w:color w:val="D86DCB" w:themeColor="accent5" w:themeTint="99"/>
-          <w:sz w:val="32"/>
-          <w:szCs w:val="32"/>
-        </w:rPr>
-        <w:t xml:space="preserve">    </w:t>
-      </w:r>
-      <w:proofErr w:type="spellStart"/>
-      <w:proofErr w:type="gramStart"/>
-      <w:r>
-        <w:rPr>
-          <w:b/>
-          <w:bCs/>
-          <w:color w:val="D86DCB" w:themeColor="accent5" w:themeTint="99"/>
-          <w:sz w:val="32"/>
-          <w:szCs w:val="32"/>
-        </w:rPr>
-        <w:t>uri.queryParameters</w:t>
-      </w:r>
-      <w:proofErr w:type="spellEnd"/>
-      <w:proofErr w:type="gramEnd"/>
-      <w:r>
-        <w:rPr>
-          <w:b/>
-          <w:bCs/>
-          <w:color w:val="D86DCB" w:themeColor="accent5" w:themeTint="99"/>
-          <w:sz w:val="32"/>
-          <w:szCs w:val="32"/>
-        </w:rPr>
-        <w:t>['</w:t>
-      </w:r>
-      <w:proofErr w:type="spellStart"/>
-      <w:r>
-        <w:rPr>
-          <w:b/>
-          <w:bCs/>
-          <w:color w:val="D86DCB" w:themeColor="accent5" w:themeTint="99"/>
-          <w:sz w:val="32"/>
-          <w:szCs w:val="32"/>
-        </w:rPr>
-        <w:t>request_token</w:t>
-      </w:r>
-      <w:proofErr w:type="spellEnd"/>
-      <w:r>
-        <w:rPr>
-          <w:b/>
-          <w:bCs/>
-          <w:color w:val="D86DCB" w:themeColor="accent5" w:themeTint="99"/>
-          <w:sz w:val="32"/>
-          <w:szCs w:val="32"/>
-        </w:rPr>
-        <w:t>'];</w:t>
-      </w:r>
-    </w:p>
-    <w:p>
-      <w:pPr>
-        <w:jc w:val="both"/>
-        <w:rPr>
-          <w:b/>
-          <w:bCs/>
-          <w:color w:val="D86DCB" w:themeColor="accent5" w:themeTint="99"/>
-          <w:sz w:val="32"/>
-          <w:szCs w:val="32"/>
-        </w:rPr>
-      </w:pPr>
-    </w:p>
-    <w:p>
-      <w:pPr>
-        <w:jc w:val="both"/>
-        <w:rPr>
-          <w:b/>
-          <w:bCs/>
-          <w:color w:val="D86DCB" w:themeColor="accent5" w:themeTint="99"/>
-          <w:sz w:val="32"/>
-          <w:szCs w:val="32"/>
-        </w:rPr>
-      </w:pPr>
-      <w:r>
-        <w:rPr>
-          <w:b/>
-          <w:bCs/>
-          <w:color w:val="D86DCB" w:themeColor="accent5" w:themeTint="99"/>
-          <w:sz w:val="32"/>
-          <w:szCs w:val="32"/>
-        </w:rPr>
-        <w:t xml:space="preserve">    if (</w:t>
-      </w:r>
-      <w:proofErr w:type="gramStart"/>
-      <w:r>
-        <w:rPr>
-          <w:b/>
-          <w:bCs/>
-          <w:color w:val="D86DCB" w:themeColor="accent5" w:themeTint="99"/>
-          <w:sz w:val="32"/>
-          <w:szCs w:val="32"/>
-        </w:rPr>
-        <w:t>approved !</w:t>
-      </w:r>
-      <w:proofErr w:type="gramEnd"/>
-      <w:r>
-        <w:rPr>
-          <w:b/>
-          <w:bCs/>
-          <w:color w:val="D86DCB" w:themeColor="accent5" w:themeTint="99"/>
-          <w:sz w:val="32"/>
-          <w:szCs w:val="32"/>
-        </w:rPr>
-        <w:t xml:space="preserve">= 'true' || </w:t>
-      </w:r>
-      <w:proofErr w:type="spellStart"/>
-      <w:r>
-        <w:rPr>
-          <w:b/>
-          <w:bCs/>
-          <w:color w:val="D86DCB" w:themeColor="accent5" w:themeTint="99"/>
-          <w:sz w:val="32"/>
-          <w:szCs w:val="32"/>
-        </w:rPr>
-        <w:t>requestToken</w:t>
-      </w:r>
-      <w:proofErr w:type="spellEnd"/>
-      <w:r>
-        <w:rPr>
-          <w:b/>
-          <w:bCs/>
-          <w:color w:val="D86DCB" w:themeColor="accent5" w:themeTint="99"/>
-          <w:sz w:val="32"/>
-          <w:szCs w:val="32"/>
-        </w:rPr>
-        <w:t xml:space="preserve"> == null) {</w:t>
-      </w:r>
-    </w:p>
-    <w:p>
-      <w:pPr>
-        <w:jc w:val="both"/>
-        <w:rPr>
-          <w:b/>
-          <w:bCs/>
-          <w:color w:val="D86DCB" w:themeColor="accent5" w:themeTint="99"/>
-          <w:sz w:val="32"/>
-          <w:szCs w:val="32"/>
-        </w:rPr>
-      </w:pPr>
-      <w:r>
-        <w:rPr>
-          <w:b/>
-          <w:bCs/>
-          <w:color w:val="D86DCB" w:themeColor="accent5" w:themeTint="99"/>
-          <w:sz w:val="32"/>
-          <w:szCs w:val="32"/>
-        </w:rPr>
-        <w:t xml:space="preserve">      state = </w:t>
-      </w:r>
-      <w:proofErr w:type="spellStart"/>
-      <w:proofErr w:type="gramStart"/>
-      <w:r>
-        <w:rPr>
-          <w:b/>
-          <w:bCs/>
-          <w:color w:val="D86DCB" w:themeColor="accent5" w:themeTint="99"/>
-          <w:sz w:val="32"/>
-          <w:szCs w:val="32"/>
-        </w:rPr>
-        <w:t>state.copyWith</w:t>
-      </w:r>
-      <w:proofErr w:type="spellEnd"/>
-      <w:proofErr w:type="gramEnd"/>
-      <w:r>
-        <w:rPr>
-          <w:b/>
-          <w:bCs/>
-          <w:color w:val="D86DCB" w:themeColor="accent5" w:themeTint="99"/>
-          <w:sz w:val="32"/>
-          <w:szCs w:val="32"/>
-        </w:rPr>
-        <w:t xml:space="preserve">( </w:t>
-      </w:r>
-      <w:proofErr w:type="spellStart"/>
-      <w:r>
-        <w:rPr>
-          <w:b/>
-          <w:bCs/>
-          <w:color w:val="D86DCB" w:themeColor="accent5" w:themeTint="99"/>
-          <w:sz w:val="32"/>
-          <w:szCs w:val="32"/>
-        </w:rPr>
-        <w:t>isLoading</w:t>
-      </w:r>
-      <w:proofErr w:type="spellEnd"/>
-      <w:r>
-        <w:rPr>
-          <w:b/>
-          <w:bCs/>
-          <w:color w:val="D86DCB" w:themeColor="accent5" w:themeTint="99"/>
-          <w:sz w:val="32"/>
-          <w:szCs w:val="32"/>
-        </w:rPr>
-        <w:t>: false);</w:t>
-      </w:r>
-    </w:p>
-    <w:p>
-      <w:pPr>
-        <w:jc w:val="both"/>
-        <w:rPr>
-          <w:b/>
-          <w:bCs/>
-          <w:color w:val="D86DCB" w:themeColor="accent5" w:themeTint="99"/>
-          <w:sz w:val="32"/>
-          <w:szCs w:val="32"/>
-        </w:rPr>
-      </w:pPr>
-      <w:r>
-        <w:rPr>
-          <w:b/>
-          <w:bCs/>
-          <w:color w:val="D86DCB" w:themeColor="accent5" w:themeTint="99"/>
-          <w:sz w:val="32"/>
-          <w:szCs w:val="32"/>
-        </w:rPr>
-        <w:t xml:space="preserve">      return;</w:t>
-      </w:r>
-    </w:p>
-    <w:p>
-      <w:pPr>
-        <w:jc w:val="both"/>
-        <w:rPr>
-          <w:b/>
-          <w:bCs/>
-          <w:color w:val="D86DCB" w:themeColor="accent5" w:themeTint="99"/>
-          <w:sz w:val="32"/>
-          <w:szCs w:val="32"/>
-        </w:rPr>
-      </w:pPr>
-      <w:r>
-        <w:rPr>
-          <w:b/>
-          <w:bCs/>
-          <w:color w:val="D86DCB" w:themeColor="accent5" w:themeTint="99"/>
-          <w:sz w:val="32"/>
-          <w:szCs w:val="32"/>
-        </w:rPr>
-        <w:t xml:space="preserve">    }</w:t>
-      </w:r>
-    </w:p>
-    <w:p>
-      <w:pPr>
-        <w:jc w:val="both"/>
-        <w:rPr>
-          <w:b/>
-          <w:bCs/>
-          <w:color w:val="D86DCB" w:themeColor="accent5" w:themeTint="99"/>
-          <w:sz w:val="32"/>
-          <w:szCs w:val="32"/>
-        </w:rPr>
-      </w:pPr>
-    </w:p>
-    <w:p>
-      <w:pPr>
-        <w:jc w:val="both"/>
-        <w:rPr>
-          <w:b/>
-          <w:bCs/>
-          <w:color w:val="D86DCB" w:themeColor="accent5" w:themeTint="99"/>
-          <w:sz w:val="32"/>
-          <w:szCs w:val="32"/>
-        </w:rPr>
-      </w:pPr>
-      <w:r>
-        <w:rPr>
-          <w:b/>
-          <w:bCs/>
-          <w:color w:val="D86DCB" w:themeColor="accent5" w:themeTint="99"/>
-          <w:sz w:val="32"/>
-          <w:szCs w:val="32"/>
-        </w:rPr>
-        <w:t xml:space="preserve">    final response = await </w:t>
-      </w:r>
-      <w:proofErr w:type="spellStart"/>
-      <w:r>
-        <w:rPr>
-          <w:b/>
-          <w:bCs/>
-          <w:color w:val="D86DCB" w:themeColor="accent5" w:themeTint="99"/>
-          <w:sz w:val="32"/>
-          <w:szCs w:val="32"/>
-        </w:rPr>
-        <w:t>apiService.getRequest</w:t>
-      </w:r>
-      <w:proofErr w:type="spellEnd"/>
-      <w:r>
-        <w:rPr>
-          <w:b/>
-          <w:bCs/>
-          <w:color w:val="D86DCB" w:themeColor="accent5" w:themeTint="99"/>
-          <w:sz w:val="32"/>
-          <w:szCs w:val="32"/>
-        </w:rPr>
-        <w:t>(url: '...');</w:t>
-      </w:r>
-    </w:p>
-    <w:p>
-      <w:pPr>
-        <w:jc w:val="both"/>
-        <w:rPr>
-          <w:b/>
-          <w:bCs/>
-          <w:color w:val="D86DCB" w:themeColor="accent5" w:themeTint="99"/>
-          <w:sz w:val="32"/>
-          <w:szCs w:val="32"/>
-        </w:rPr>
-      </w:pPr>
-      <w:r>
-        <w:rPr>
-          <w:b/>
-          <w:bCs/>
-          <w:color w:val="D86DCB" w:themeColor="accent5" w:themeTint="99"/>
-          <w:sz w:val="32"/>
-          <w:szCs w:val="32"/>
-        </w:rPr>
-        <w:t xml:space="preserve">    if(</w:t>
-      </w:r>
-      <w:proofErr w:type="spellStart"/>
-      <w:proofErr w:type="gramStart"/>
-      <w:r>
-        <w:rPr>
-          <w:b/>
-          <w:bCs/>
-          <w:color w:val="D86DCB" w:themeColor="accent5" w:themeTint="99"/>
-          <w:sz w:val="32"/>
-          <w:szCs w:val="32"/>
-        </w:rPr>
-        <w:t>response.isSuccess</w:t>
-      </w:r>
-      <w:proofErr w:type="spellEnd"/>
-      <w:proofErr w:type="gramEnd"/>
-      <w:r>
-        <w:rPr>
-          <w:b/>
-          <w:bCs/>
-          <w:color w:val="D86DCB" w:themeColor="accent5" w:themeTint="99"/>
-          <w:sz w:val="32"/>
-          <w:szCs w:val="32"/>
-        </w:rPr>
-        <w:t>) {</w:t>
-      </w:r>
-    </w:p>
-    <w:p>
-      <w:pPr>
-        <w:jc w:val="both"/>
-        <w:rPr>
-          <w:b/>
-          <w:bCs/>
-          <w:color w:val="D86DCB" w:themeColor="accent5" w:themeTint="99"/>
-          <w:sz w:val="32"/>
-          <w:szCs w:val="32"/>
-        </w:rPr>
-      </w:pPr>
-      <w:r>
-        <w:rPr>
-          <w:b/>
-          <w:bCs/>
-          <w:color w:val="D86DCB" w:themeColor="accent5" w:themeTint="99"/>
-          <w:sz w:val="32"/>
-          <w:szCs w:val="32"/>
-        </w:rPr>
-        <w:lastRenderedPageBreak/>
-        <w:t xml:space="preserve">      // Save session id to auth controller</w:t>
-      </w:r>
-    </w:p>
-    <w:p>
-      <w:pPr>
-        <w:jc w:val="both"/>
-        <w:rPr>
-          <w:b/>
-          <w:bCs/>
-          <w:color w:val="D86DCB" w:themeColor="accent5" w:themeTint="99"/>
-          <w:sz w:val="32"/>
-          <w:szCs w:val="32"/>
-        </w:rPr>
-      </w:pPr>
-      <w:r>
-        <w:rPr>
-          <w:b/>
-          <w:bCs/>
-          <w:color w:val="D86DCB" w:themeColor="accent5" w:themeTint="99"/>
-          <w:sz w:val="32"/>
-          <w:szCs w:val="32"/>
-        </w:rPr>
-        <w:t xml:space="preserve">      state = </w:t>
-      </w:r>
-      <w:proofErr w:type="spellStart"/>
-      <w:proofErr w:type="gramStart"/>
-      <w:r>
-        <w:rPr>
-          <w:b/>
-          <w:bCs/>
-          <w:color w:val="D86DCB" w:themeColor="accent5" w:themeTint="99"/>
-          <w:sz w:val="32"/>
-          <w:szCs w:val="32"/>
-        </w:rPr>
-        <w:t>state.copyWith</w:t>
-      </w:r>
-      <w:proofErr w:type="spellEnd"/>
-      <w:proofErr w:type="gramEnd"/>
-      <w:r>
-        <w:rPr>
-          <w:b/>
-          <w:bCs/>
-          <w:color w:val="D86DCB" w:themeColor="accent5" w:themeTint="99"/>
-          <w:sz w:val="32"/>
-          <w:szCs w:val="32"/>
-        </w:rPr>
-        <w:t xml:space="preserve">( </w:t>
-      </w:r>
-      <w:proofErr w:type="spellStart"/>
-      <w:r>
-        <w:rPr>
-          <w:b/>
-          <w:bCs/>
-          <w:color w:val="D86DCB" w:themeColor="accent5" w:themeTint="99"/>
-          <w:sz w:val="32"/>
-          <w:szCs w:val="32"/>
-        </w:rPr>
-        <w:t>isLoading</w:t>
-      </w:r>
-      <w:proofErr w:type="spellEnd"/>
-      <w:r>
-        <w:rPr>
-          <w:b/>
-          <w:bCs/>
-          <w:color w:val="D86DCB" w:themeColor="accent5" w:themeTint="99"/>
-          <w:sz w:val="32"/>
-          <w:szCs w:val="32"/>
-        </w:rPr>
-        <w:t xml:space="preserve">: false, </w:t>
-      </w:r>
-      <w:proofErr w:type="spellStart"/>
-      <w:r>
-        <w:rPr>
-          <w:b/>
-          <w:bCs/>
-          <w:color w:val="D86DCB" w:themeColor="accent5" w:themeTint="99"/>
-          <w:sz w:val="32"/>
-          <w:szCs w:val="32"/>
-        </w:rPr>
-        <w:t>isSuccess</w:t>
-      </w:r>
-      <w:proofErr w:type="spellEnd"/>
-      <w:r>
-        <w:rPr>
-          <w:b/>
-          <w:bCs/>
-          <w:color w:val="D86DCB" w:themeColor="accent5" w:themeTint="99"/>
-          <w:sz w:val="32"/>
-          <w:szCs w:val="32"/>
-        </w:rPr>
-        <w:t>: true);</w:t>
-      </w:r>
-    </w:p>
-    <w:p>
-      <w:pPr>
-        <w:jc w:val="both"/>
-        <w:rPr>
-          <w:b/>
-          <w:bCs/>
-          <w:color w:val="D86DCB" w:themeColor="accent5" w:themeTint="99"/>
-          <w:sz w:val="32"/>
-          <w:szCs w:val="32"/>
-        </w:rPr>
-      </w:pPr>
-      <w:r>
-        <w:rPr>
-          <w:b/>
-          <w:bCs/>
-          <w:color w:val="D86DCB" w:themeColor="accent5" w:themeTint="99"/>
-          <w:sz w:val="32"/>
-          <w:szCs w:val="32"/>
-        </w:rPr>
-        <w:t xml:space="preserve">    } else {</w:t>
-      </w:r>
-    </w:p>
-    <w:p>
-      <w:pPr>
-        <w:jc w:val="both"/>
-        <w:rPr>
-          <w:b/>
-          <w:bCs/>
-          <w:color w:val="D86DCB" w:themeColor="accent5" w:themeTint="99"/>
-          <w:sz w:val="32"/>
-          <w:szCs w:val="32"/>
-        </w:rPr>
-      </w:pPr>
-      <w:r>
-        <w:rPr>
-          <w:b/>
-          <w:bCs/>
-          <w:color w:val="D86DCB" w:themeColor="accent5" w:themeTint="99"/>
-          <w:sz w:val="32"/>
-          <w:szCs w:val="32"/>
-        </w:rPr>
-        <w:t xml:space="preserve">      state = </w:t>
-      </w:r>
-      <w:proofErr w:type="spellStart"/>
-      <w:proofErr w:type="gramStart"/>
-      <w:r>
-        <w:rPr>
-          <w:b/>
-          <w:bCs/>
-          <w:color w:val="D86DCB" w:themeColor="accent5" w:themeTint="99"/>
-          <w:sz w:val="32"/>
-          <w:szCs w:val="32"/>
-        </w:rPr>
-        <w:t>state.copyWith</w:t>
-      </w:r>
-      <w:proofErr w:type="spellEnd"/>
-      <w:proofErr w:type="gramEnd"/>
-      <w:r>
-        <w:rPr>
-          <w:b/>
-          <w:bCs/>
-          <w:color w:val="D86DCB" w:themeColor="accent5" w:themeTint="99"/>
-          <w:sz w:val="32"/>
-          <w:szCs w:val="32"/>
-        </w:rPr>
-        <w:t xml:space="preserve">( </w:t>
-      </w:r>
-      <w:proofErr w:type="spellStart"/>
-      <w:r>
-        <w:rPr>
-          <w:b/>
-          <w:bCs/>
-          <w:color w:val="D86DCB" w:themeColor="accent5" w:themeTint="99"/>
-          <w:sz w:val="32"/>
-          <w:szCs w:val="32"/>
-        </w:rPr>
-        <w:t>isLoading</w:t>
-      </w:r>
-      <w:proofErr w:type="spellEnd"/>
-      <w:r>
-        <w:rPr>
-          <w:b/>
-          <w:bCs/>
-          <w:color w:val="D86DCB" w:themeColor="accent5" w:themeTint="99"/>
-          <w:sz w:val="32"/>
-          <w:szCs w:val="32"/>
-        </w:rPr>
-        <w:t xml:space="preserve">: false, </w:t>
-      </w:r>
-      <w:proofErr w:type="spellStart"/>
-      <w:r>
-        <w:rPr>
-          <w:b/>
-          <w:bCs/>
-          <w:color w:val="D86DCB" w:themeColor="accent5" w:themeTint="99"/>
-          <w:sz w:val="32"/>
-          <w:szCs w:val="32"/>
-        </w:rPr>
-        <w:t>isSuccess</w:t>
-      </w:r>
-      <w:proofErr w:type="spellEnd"/>
-      <w:r>
-        <w:rPr>
-          <w:b/>
-          <w:bCs/>
-          <w:color w:val="D86DCB" w:themeColor="accent5" w:themeTint="99"/>
-          <w:sz w:val="32"/>
-          <w:szCs w:val="32"/>
-        </w:rPr>
-        <w:t>: false);</w:t>
-      </w:r>
-    </w:p>
-    <w:p>
-      <w:pPr>
-        <w:jc w:val="both"/>
-        <w:rPr>
-          <w:b/>
-          <w:bCs/>
-          <w:color w:val="D86DCB" w:themeColor="accent5" w:themeTint="99"/>
-          <w:sz w:val="32"/>
-          <w:szCs w:val="32"/>
-        </w:rPr>
-      </w:pPr>
-      <w:r>
-        <w:rPr>
-          <w:b/>
-          <w:bCs/>
-          <w:color w:val="D86DCB" w:themeColor="accent5" w:themeTint="99"/>
-          <w:sz w:val="32"/>
-          <w:szCs w:val="32"/>
-        </w:rPr>
-        <w:t xml:space="preserve">    }</w:t>
-      </w:r>
-    </w:p>
-    <w:p>
-      <w:pPr>
-        <w:jc w:val="both"/>
-        <w:rPr>
-          <w:b/>
-          <w:bCs/>
-          <w:color w:val="D86DCB" w:themeColor="accent5" w:themeTint="99"/>
-          <w:sz w:val="32"/>
-          <w:szCs w:val="32"/>
-        </w:rPr>
-      </w:pPr>
-    </w:p>
-    <w:p>
-      <w:pPr>
-        <w:jc w:val="both"/>
-        <w:rPr>
-          <w:b/>
-          <w:bCs/>
-          <w:color w:val="D86DCB" w:themeColor="accent5" w:themeTint="99"/>
-          <w:sz w:val="32"/>
-          <w:szCs w:val="32"/>
-        </w:rPr>
-      </w:pPr>
-      <w:r>
-        <w:rPr>
-          <w:b/>
-          <w:bCs/>
-          <w:color w:val="D86DCB" w:themeColor="accent5" w:themeTint="99"/>
-          <w:sz w:val="32"/>
-          <w:szCs w:val="32"/>
-        </w:rPr>
-        <w:t xml:space="preserve">    // Stop listening, clean up Stream to prevent memory leak</w:t>
-      </w:r>
-    </w:p>
-    <w:p>
-      <w:pPr>
-        <w:jc w:val="both"/>
-        <w:rPr>
-          <w:b/>
-          <w:bCs/>
-          <w:color w:val="D86DCB" w:themeColor="accent5" w:themeTint="99"/>
-          <w:sz w:val="32"/>
-          <w:szCs w:val="32"/>
-        </w:rPr>
-      </w:pPr>
-      <w:r>
-        <w:rPr>
-          <w:b/>
-          <w:bCs/>
-          <w:color w:val="D86DCB" w:themeColor="accent5" w:themeTint="99"/>
-          <w:sz w:val="32"/>
-          <w:szCs w:val="32"/>
-        </w:rPr>
-        <w:t xml:space="preserve">    await </w:t>
-      </w:r>
-      <w:proofErr w:type="spellStart"/>
-      <w:proofErr w:type="gramStart"/>
-      <w:r>
-        <w:rPr>
-          <w:b/>
-          <w:bCs/>
-          <w:color w:val="D86DCB" w:themeColor="accent5" w:themeTint="99"/>
-          <w:sz w:val="32"/>
-          <w:szCs w:val="32"/>
-        </w:rPr>
-        <w:t>streamSubscription</w:t>
-      </w:r>
-      <w:proofErr w:type="spellEnd"/>
-      <w:r>
-        <w:rPr>
-          <w:b/>
-          <w:bCs/>
-          <w:color w:val="D86DCB" w:themeColor="accent5" w:themeTint="99"/>
-          <w:sz w:val="32"/>
-          <w:szCs w:val="32"/>
-        </w:rPr>
-        <w:t>?.</w:t>
-      </w:r>
-      <w:proofErr w:type="gramEnd"/>
-      <w:r>
-        <w:rPr>
-          <w:b/>
-          <w:bCs/>
-          <w:color w:val="D86DCB" w:themeColor="accent5" w:themeTint="99"/>
-          <w:sz w:val="32"/>
-          <w:szCs w:val="32"/>
-        </w:rPr>
-        <w:t>cancel();</w:t>
-      </w:r>
-    </w:p>
-    <w:p>
-      <w:pPr>
-        <w:jc w:val="both"/>
-        <w:rPr>
-          <w:b/>
-          <w:bCs/>
-          <w:color w:val="D86DCB" w:themeColor="accent5" w:themeTint="99"/>
-          <w:sz w:val="32"/>
-          <w:szCs w:val="32"/>
-        </w:rPr>
-      </w:pPr>
-      <w:r>
-        <w:rPr>
-          <w:b/>
-          <w:bCs/>
-          <w:color w:val="D86DCB" w:themeColor="accent5" w:themeTint="99"/>
-          <w:sz w:val="32"/>
-          <w:szCs w:val="32"/>
-        </w:rPr>
-        <w:t xml:space="preserve">    </w:t>
-      </w:r>
-      <w:proofErr w:type="spellStart"/>
-      <w:r>
-        <w:rPr>
-          <w:b/>
-          <w:bCs/>
-          <w:color w:val="D86DCB" w:themeColor="accent5" w:themeTint="99"/>
-          <w:sz w:val="32"/>
-          <w:szCs w:val="32"/>
-        </w:rPr>
-        <w:t>streamSubscription</w:t>
-      </w:r>
-      <w:proofErr w:type="spellEnd"/>
-      <w:r>
-        <w:rPr>
-          <w:b/>
-          <w:bCs/>
-          <w:color w:val="D86DCB" w:themeColor="accent5" w:themeTint="99"/>
-          <w:sz w:val="32"/>
-          <w:szCs w:val="32"/>
-        </w:rPr>
-        <w:t xml:space="preserve"> = null;</w:t>
-      </w:r>
-    </w:p>
-    <w:p>
-      <w:pPr>
-        <w:jc w:val="both"/>
-        <w:rPr>
-          <w:b/>
-          <w:bCs/>
-          <w:color w:val="D86DCB" w:themeColor="accent5" w:themeTint="99"/>
-          <w:sz w:val="32"/>
-          <w:szCs w:val="32"/>
-        </w:rPr>
-      </w:pPr>
-      <w:r>
-        <w:rPr>
-          <w:b/>
-          <w:bCs/>
-          <w:color w:val="D86DCB" w:themeColor="accent5" w:themeTint="99"/>
-          <w:sz w:val="32"/>
-          <w:szCs w:val="32"/>
-        </w:rPr>
-        <w:t xml:space="preserve">  }</w:t>
-      </w:r>
-    </w:p>
-    <w:p>
-      <w:pPr>
-        <w:jc w:val="both"/>
-        <w:rPr>
-          <w:b/>
-          <w:bCs/>
-          <w:color w:val="D86DCB" w:themeColor="accent5" w:themeTint="99"/>
-          <w:sz w:val="32"/>
-          <w:szCs w:val="32"/>
-        </w:rPr>
-      </w:pPr>
-      <w:r>
-        <w:rPr>
-          <w:b/>
-          <w:bCs/>
-          <w:color w:val="D86DCB" w:themeColor="accent5" w:themeTint="99"/>
-          <w:sz w:val="32"/>
-          <w:szCs w:val="32"/>
-        </w:rPr>
-        <w:t>}</w:t>
-      </w:r>
-    </w:p>
-    <w:p>
-      <w:pPr>
-        <w:jc w:val="both"/>
-        <w:rPr>
-          <w:sz w:val="32"/>
-          <w:szCs w:val="32"/>
-        </w:rPr>
-      </w:pPr>
-      <w:r>
-        <w:rPr>
-          <w:sz w:val="32"/>
-          <w:szCs w:val="32"/>
-        </w:rPr>
-        <w:t># In the UI:</w:t>
-      </w:r>
-    </w:p>
-    <w:p>
-      <w:pPr>
-        <w:jc w:val="both"/>
-        <w:rPr>
-          <w:b/>
-          <w:bCs/>
-          <w:color w:val="D86DCB" w:themeColor="accent5" w:themeTint="99"/>
-          <w:sz w:val="32"/>
-          <w:szCs w:val="32"/>
-        </w:rPr>
-      </w:pPr>
-      <w:r>
-        <w:rPr>
-          <w:b/>
-          <w:bCs/>
-          <w:color w:val="D86DCB" w:themeColor="accent5" w:themeTint="99"/>
-          <w:sz w:val="32"/>
-          <w:szCs w:val="32"/>
-        </w:rPr>
-        <w:t>…</w:t>
-      </w:r>
-    </w:p>
-    <w:p>
-      <w:pPr>
-        <w:jc w:val="both"/>
-        <w:rPr>
-          <w:b/>
-          <w:bCs/>
-          <w:color w:val="D86DCB" w:themeColor="accent5" w:themeTint="99"/>
-          <w:sz w:val="32"/>
-          <w:szCs w:val="32"/>
-        </w:rPr>
-      </w:pPr>
-      <w:r>
-        <w:rPr>
-          <w:b/>
-          <w:bCs/>
-          <w:color w:val="D86DCB" w:themeColor="accent5" w:themeTint="99"/>
-          <w:sz w:val="32"/>
-          <w:szCs w:val="32"/>
-        </w:rPr>
-        <w:t xml:space="preserve">final state = </w:t>
-      </w:r>
-      <w:proofErr w:type="spellStart"/>
-      <w:proofErr w:type="gramStart"/>
-      <w:r>
-        <w:rPr>
-          <w:b/>
-          <w:bCs/>
-          <w:color w:val="D86DCB" w:themeColor="accent5" w:themeTint="99"/>
-          <w:sz w:val="32"/>
-          <w:szCs w:val="32"/>
-        </w:rPr>
-        <w:t>ref.watch</w:t>
-      </w:r>
-      <w:proofErr w:type="spellEnd"/>
-      <w:proofErr w:type="gramEnd"/>
-      <w:r>
-        <w:rPr>
-          <w:b/>
-          <w:bCs/>
-          <w:color w:val="D86DCB" w:themeColor="accent5" w:themeTint="99"/>
-          <w:sz w:val="32"/>
-          <w:szCs w:val="32"/>
-        </w:rPr>
-        <w:t>(</w:t>
-      </w:r>
-      <w:proofErr w:type="spellStart"/>
-      <w:r>
-        <w:rPr>
-          <w:b/>
-          <w:bCs/>
-          <w:color w:val="D86DCB" w:themeColor="accent5" w:themeTint="99"/>
-          <w:sz w:val="32"/>
-          <w:szCs w:val="32"/>
-        </w:rPr>
-        <w:t>authProvider</w:t>
-      </w:r>
-      <w:proofErr w:type="spellEnd"/>
-      <w:r>
-        <w:rPr>
-          <w:b/>
-          <w:bCs/>
-          <w:color w:val="D86DCB" w:themeColor="accent5" w:themeTint="99"/>
-          <w:sz w:val="32"/>
-          <w:szCs w:val="32"/>
-        </w:rPr>
-        <w:t>);</w:t>
-      </w:r>
-    </w:p>
-    <w:p>
-      <w:pPr>
-        <w:jc w:val="both"/>
-        <w:rPr>
-          <w:b/>
-          <w:bCs/>
-          <w:color w:val="D86DCB" w:themeColor="accent5" w:themeTint="99"/>
-          <w:sz w:val="32"/>
-          <w:szCs w:val="32"/>
-        </w:rPr>
-      </w:pPr>
-      <w:r>
-        <w:rPr>
-          <w:b/>
-          <w:bCs/>
-          <w:color w:val="D86DCB" w:themeColor="accent5" w:themeTint="99"/>
-          <w:sz w:val="32"/>
-          <w:szCs w:val="32"/>
-        </w:rPr>
-        <w:t xml:space="preserve">await </w:t>
-      </w:r>
-      <w:proofErr w:type="spellStart"/>
-      <w:proofErr w:type="gramStart"/>
-      <w:r>
-        <w:rPr>
-          <w:b/>
-          <w:bCs/>
-          <w:color w:val="D86DCB" w:themeColor="accent5" w:themeTint="99"/>
-          <w:sz w:val="32"/>
-          <w:szCs w:val="32"/>
-        </w:rPr>
-        <w:t>ref.read</w:t>
-      </w:r>
-      <w:proofErr w:type="spellEnd"/>
-      <w:proofErr w:type="gramEnd"/>
-      <w:r>
-        <w:rPr>
-          <w:b/>
-          <w:bCs/>
-          <w:color w:val="D86DCB" w:themeColor="accent5" w:themeTint="99"/>
-          <w:sz w:val="32"/>
-          <w:szCs w:val="32"/>
-        </w:rPr>
-        <w:t>(</w:t>
-      </w:r>
-      <w:proofErr w:type="spellStart"/>
-      <w:r>
-        <w:rPr>
-          <w:b/>
-          <w:bCs/>
-          <w:color w:val="D86DCB" w:themeColor="accent5" w:themeTint="99"/>
-          <w:sz w:val="32"/>
-          <w:szCs w:val="32"/>
-        </w:rPr>
-        <w:t>authProvider</w:t>
-      </w:r>
-      <w:proofErr w:type="spellEnd"/>
-      <w:r>
-        <w:rPr>
-          <w:b/>
-          <w:bCs/>
-          <w:color w:val="D86DCB" w:themeColor="accent5" w:themeTint="99"/>
-          <w:sz w:val="32"/>
-          <w:szCs w:val="32"/>
-        </w:rPr>
-        <w:t>).</w:t>
-      </w:r>
-      <w:proofErr w:type="spellStart"/>
-      <w:r>
-        <w:rPr>
-          <w:b/>
-          <w:bCs/>
-          <w:color w:val="D86DCB" w:themeColor="accent5" w:themeTint="99"/>
-          <w:sz w:val="32"/>
-          <w:szCs w:val="32"/>
-        </w:rPr>
-        <w:t>startAuth</w:t>
-      </w:r>
-      <w:proofErr w:type="spellEnd"/>
-      <w:r>
-        <w:rPr>
-          <w:b/>
-          <w:bCs/>
-          <w:color w:val="D86DCB" w:themeColor="accent5" w:themeTint="99"/>
-          <w:sz w:val="32"/>
-          <w:szCs w:val="32"/>
-        </w:rPr>
-        <w:t>(</w:t>
-      </w:r>
-      <w:r>
-        <w:rPr>
-          <w:b/>
-          <w:bCs/>
-          <w:color w:val="D86DCB" w:themeColor="accent5" w:themeTint="99"/>
-          <w:sz w:val="32"/>
-          <w:szCs w:val="32"/>
-        </w:rPr>
-        <w:t>…</w:t>
-      </w:r>
-      <w:r>
-        <w:rPr>
-          <w:b/>
-          <w:bCs/>
-          <w:color w:val="D86DCB" w:themeColor="accent5" w:themeTint="99"/>
-          <w:sz w:val="32"/>
-          <w:szCs w:val="32"/>
-        </w:rPr>
-        <w:t>);</w:t>
-      </w:r>
-    </w:p>
-    <w:p>
-      <w:pPr>
-        <w:jc w:val="both"/>
-        <w:rPr>
-          <w:b/>
-          <w:bCs/>
-          <w:color w:val="D86DCB" w:themeColor="accent5" w:themeTint="99"/>
-          <w:sz w:val="32"/>
-          <w:szCs w:val="32"/>
-        </w:rPr>
-      </w:pPr>
-      <w:r>
-        <w:rPr>
-          <w:b/>
-          <w:bCs/>
-          <w:color w:val="D86DCB" w:themeColor="accent5" w:themeTint="99"/>
-          <w:sz w:val="32"/>
-          <w:szCs w:val="32"/>
-        </w:rPr>
-        <w:t>if (</w:t>
-      </w:r>
-      <w:proofErr w:type="spellStart"/>
-      <w:proofErr w:type="gramStart"/>
-      <w:r>
-        <w:rPr>
-          <w:b/>
-          <w:bCs/>
-          <w:color w:val="D86DCB" w:themeColor="accent5" w:themeTint="99"/>
-          <w:sz w:val="32"/>
-          <w:szCs w:val="32"/>
-        </w:rPr>
-        <w:t>state.isSuccess</w:t>
-      </w:r>
-      <w:proofErr w:type="spellEnd"/>
-      <w:proofErr w:type="gramEnd"/>
       <w:r>
         <w:rPr>
           <w:b/>

--- a/d3_dart_stream_basics_and_stream_controllers.docx
+++ b/d3_dart_stream_basics_and_stream_controllers.docx
@@ -5622,14 +5622,7 @@
           <w:sz w:val="32"/>
           <w:szCs w:val="32"/>
         </w:rPr>
-        <w:t>) based on the API call success</w:t>
-      </w:r>
-      <w:r>
-        <w:rPr>
-          <w:sz w:val="32"/>
-          <w:szCs w:val="32"/>
-        </w:rPr>
-        <w:t xml:space="preserve"> in </w:t>
+        <w:t xml:space="preserve">) based on the API call success in </w:t>
       </w:r>
       <w:r>
         <w:rPr>
@@ -5800,7 +5793,21 @@
           <w:sz w:val="32"/>
           <w:szCs w:val="32"/>
         </w:rPr>
-        <w:t xml:space="preserve"> value (based on API) using </w:t>
+        <w:t xml:space="preserve"> value (based on API</w:t>
+      </w:r>
+      <w:r>
+        <w:rPr>
+          <w:sz w:val="32"/>
+          <w:szCs w:val="32"/>
+        </w:rPr>
+        <w:t xml:space="preserve"> call success</w:t>
+      </w:r>
+      <w:r>
+        <w:rPr>
+          <w:sz w:val="32"/>
+          <w:szCs w:val="32"/>
+        </w:rPr>
+        <w:t xml:space="preserve">) using </w:t>
       </w:r>
       <w:r>
         <w:rPr>
@@ -5836,21 +5843,7 @@
           <w:sz w:val="32"/>
           <w:szCs w:val="32"/>
         </w:rPr>
-        <w:t>. Also check for null safety,</w:t>
-      </w:r>
-      <w:r>
-        <w:rPr>
-          <w:sz w:val="32"/>
-          <w:szCs w:val="32"/>
-        </w:rPr>
-        <w:t xml:space="preserve"> </w:t>
-      </w:r>
-      <w:r>
-        <w:rPr>
-          <w:sz w:val="32"/>
-          <w:szCs w:val="32"/>
-        </w:rPr>
-        <w:t xml:space="preserve">if completer is not </w:t>
+        <w:t xml:space="preserve">. Also check for null safety, if completer is not </w:t>
       </w:r>
       <w:r>
         <w:rPr>
@@ -5866,39 +5859,100 @@
           <w:sz w:val="32"/>
           <w:szCs w:val="32"/>
         </w:rPr>
-        <w:t xml:space="preserve"> and not completed, only then complete it</w:t>
-      </w:r>
-    </w:p>
-    <w:p>
-      <w:pPr>
-        <w:jc w:val="both"/>
-        <w:rPr>
-          <w:sz w:val="32"/>
-          <w:szCs w:val="32"/>
-        </w:rPr>
-      </w:pPr>
-      <w:r>
-        <w:rPr>
-          <w:sz w:val="32"/>
-          <w:szCs w:val="32"/>
-        </w:rPr>
-        <w:t xml:space="preserve"># Lastly use </w:t>
-      </w:r>
-      <w:r>
-        <w:rPr>
-          <w:b/>
-          <w:bCs/>
-          <w:sz w:val="32"/>
-          <w:szCs w:val="32"/>
-        </w:rPr>
-        <w:t>try-final</w:t>
-      </w:r>
-      <w:r>
-        <w:rPr>
-          <w:sz w:val="32"/>
-          <w:szCs w:val="32"/>
-        </w:rPr>
-        <w:t xml:space="preserve"> block to clean up the </w:t>
+        <w:t xml:space="preserve"> and not completed, only then </w:t>
+      </w:r>
+      <w:r>
+        <w:rPr>
+          <w:sz w:val="32"/>
+          <w:szCs w:val="32"/>
+        </w:rPr>
+        <w:t>c</w:t>
+      </w:r>
+      <w:r>
+        <w:rPr>
+          <w:sz w:val="32"/>
+          <w:szCs w:val="32"/>
+        </w:rPr>
+        <w:t>omplete it</w:t>
+      </w:r>
+    </w:p>
+    <w:p>
+      <w:pPr>
+        <w:jc w:val="both"/>
+        <w:rPr>
+          <w:sz w:val="32"/>
+          <w:szCs w:val="32"/>
+        </w:rPr>
+      </w:pPr>
+      <w:r>
+        <w:rPr>
+          <w:sz w:val="32"/>
+          <w:szCs w:val="32"/>
+        </w:rPr>
+        <w:t xml:space="preserve"># Lastly define another </w:t>
+      </w:r>
+      <w:r>
+        <w:rPr>
+          <w:b/>
+          <w:bCs/>
+          <w:sz w:val="32"/>
+          <w:szCs w:val="32"/>
+        </w:rPr>
+        <w:t>_</w:t>
+      </w:r>
+      <w:proofErr w:type="spellStart"/>
+      <w:proofErr w:type="gramStart"/>
+      <w:r>
+        <w:rPr>
+          <w:b/>
+          <w:bCs/>
+          <w:sz w:val="32"/>
+          <w:szCs w:val="32"/>
+        </w:rPr>
+        <w:t>stopAuth</w:t>
+      </w:r>
+      <w:proofErr w:type="spellEnd"/>
+      <w:r>
+        <w:rPr>
+          <w:b/>
+          <w:bCs/>
+          <w:sz w:val="32"/>
+          <w:szCs w:val="32"/>
+        </w:rPr>
+        <w:t>(</w:t>
+      </w:r>
+      <w:proofErr w:type="gramEnd"/>
+      <w:r>
+        <w:rPr>
+          <w:b/>
+          <w:bCs/>
+          <w:sz w:val="32"/>
+          <w:szCs w:val="32"/>
+        </w:rPr>
+        <w:t>)</w:t>
+      </w:r>
+      <w:r>
+        <w:rPr>
+          <w:sz w:val="32"/>
+          <w:szCs w:val="32"/>
+        </w:rPr>
+        <w:t xml:space="preserve"> helper method to stop the loading (</w:t>
+      </w:r>
+      <w:r>
+        <w:rPr>
+          <w:b/>
+          <w:bCs/>
+          <w:sz w:val="32"/>
+          <w:szCs w:val="32"/>
+        </w:rPr>
+        <w:t>state = false</w:t>
+      </w:r>
+      <w:r>
+        <w:rPr>
+          <w:sz w:val="32"/>
+          <w:szCs w:val="32"/>
+        </w:rPr>
+        <w:t xml:space="preserve">), cleanup the </w:t>
       </w:r>
       <w:r>
         <w:rPr>
@@ -5911,60 +5965,19 @@
       </w:r>
       <w:r>
         <w:rPr>
-          <w:b/>
-          <w:bCs/>
-          <w:sz w:val="32"/>
-          <w:szCs w:val="32"/>
-        </w:rPr>
-        <w:t xml:space="preserve"> </w:t>
-      </w:r>
-      <w:r>
-        <w:rPr>
-          <w:sz w:val="32"/>
-          <w:szCs w:val="32"/>
-        </w:rPr>
-        <w:t xml:space="preserve">even if returns from </w:t>
-      </w:r>
-      <w:r>
-        <w:rPr>
-          <w:b/>
-          <w:bCs/>
-          <w:sz w:val="32"/>
-          <w:szCs w:val="32"/>
-        </w:rPr>
-        <w:t>try</w:t>
-      </w:r>
-      <w:r>
-        <w:rPr>
-          <w:sz w:val="32"/>
-          <w:szCs w:val="32"/>
-        </w:rPr>
-        <w:t xml:space="preserve"> block (</w:t>
-      </w:r>
-      <w:r>
-        <w:rPr>
-          <w:b/>
-          <w:bCs/>
-          <w:sz w:val="32"/>
-          <w:szCs w:val="32"/>
-        </w:rPr>
-        <w:t>finally</w:t>
-      </w:r>
-      <w:r>
-        <w:rPr>
-          <w:sz w:val="32"/>
-          <w:szCs w:val="32"/>
-        </w:rPr>
-        <w:t xml:space="preserve"> runs no matter what), cancel it and set it to</w:t>
-      </w:r>
-      <w:r>
-        <w:rPr>
-          <w:b/>
-          <w:bCs/>
-          <w:sz w:val="32"/>
-          <w:szCs w:val="32"/>
-        </w:rPr>
-        <w:t xml:space="preserve"> null</w:t>
+          <w:sz w:val="32"/>
+          <w:szCs w:val="32"/>
+        </w:rPr>
+        <w:t xml:space="preserve"> or cancel it and set it to </w:t>
+      </w:r>
+      <w:r>
+        <w:rPr>
+          <w:b/>
+          <w:bCs/>
+          <w:sz w:val="32"/>
+          <w:szCs w:val="32"/>
+        </w:rPr>
+        <w:t>null</w:t>
       </w:r>
       <w:r>
         <w:rPr>
@@ -5987,6 +6000,171 @@
           <w:sz w:val="32"/>
           <w:szCs w:val="32"/>
         </w:rPr>
+        <w:t xml:space="preserve"># IMPORTANT, Call </w:t>
+      </w:r>
+      <w:r>
+        <w:rPr>
+          <w:b/>
+          <w:bCs/>
+          <w:sz w:val="32"/>
+          <w:szCs w:val="32"/>
+        </w:rPr>
+        <w:t>_</w:t>
+      </w:r>
+      <w:proofErr w:type="spellStart"/>
+      <w:proofErr w:type="gramStart"/>
+      <w:r>
+        <w:rPr>
+          <w:b/>
+          <w:bCs/>
+          <w:sz w:val="32"/>
+          <w:szCs w:val="32"/>
+        </w:rPr>
+        <w:t>stopAuth</w:t>
+      </w:r>
+      <w:proofErr w:type="spellEnd"/>
+      <w:r>
+        <w:rPr>
+          <w:b/>
+          <w:bCs/>
+          <w:sz w:val="32"/>
+          <w:szCs w:val="32"/>
+        </w:rPr>
+        <w:t>(</w:t>
+      </w:r>
+      <w:proofErr w:type="gramEnd"/>
+      <w:r>
+        <w:rPr>
+          <w:b/>
+          <w:bCs/>
+          <w:sz w:val="32"/>
+          <w:szCs w:val="32"/>
+        </w:rPr>
+        <w:t>)</w:t>
+      </w:r>
+      <w:r>
+        <w:rPr>
+          <w:sz w:val="32"/>
+          <w:szCs w:val="32"/>
+        </w:rPr>
+        <w:t xml:space="preserve"> method before completing with the result (</w:t>
+      </w:r>
+      <w:r>
+        <w:rPr>
+          <w:b/>
+          <w:bCs/>
+          <w:sz w:val="32"/>
+          <w:szCs w:val="32"/>
+        </w:rPr>
+        <w:t>_</w:t>
+      </w:r>
+      <w:proofErr w:type="spellStart"/>
+      <w:r>
+        <w:rPr>
+          <w:b/>
+          <w:bCs/>
+          <w:sz w:val="32"/>
+          <w:szCs w:val="32"/>
+        </w:rPr>
+        <w:t>completeAuth</w:t>
+      </w:r>
+      <w:proofErr w:type="spellEnd"/>
+      <w:r>
+        <w:rPr>
+          <w:sz w:val="32"/>
+          <w:szCs w:val="32"/>
+        </w:rPr>
+        <w:t xml:space="preserve">) to clean up the </w:t>
+      </w:r>
+      <w:r>
+        <w:rPr>
+          <w:b/>
+          <w:bCs/>
+          <w:sz w:val="32"/>
+          <w:szCs w:val="32"/>
+        </w:rPr>
+        <w:t>Stream</w:t>
+      </w:r>
+      <w:r>
+        <w:rPr>
+          <w:sz w:val="32"/>
+          <w:szCs w:val="32"/>
+        </w:rPr>
+        <w:t xml:space="preserve"> and stop the loading  state before </w:t>
+      </w:r>
+      <w:proofErr w:type="spellStart"/>
+      <w:r>
+        <w:rPr>
+          <w:b/>
+          <w:bCs/>
+          <w:sz w:val="32"/>
+          <w:szCs w:val="32"/>
+        </w:rPr>
+        <w:t>startAuth</w:t>
+      </w:r>
+      <w:proofErr w:type="spellEnd"/>
+      <w:r>
+        <w:rPr>
+          <w:b/>
+          <w:bCs/>
+          <w:sz w:val="32"/>
+          <w:szCs w:val="32"/>
+        </w:rPr>
+        <w:t xml:space="preserve">() </w:t>
+      </w:r>
+      <w:r>
+        <w:rPr>
+          <w:sz w:val="32"/>
+          <w:szCs w:val="32"/>
+        </w:rPr>
+        <w:t xml:space="preserve">method finishes (to prevent unnecessary </w:t>
+      </w:r>
+      <w:r>
+        <w:rPr>
+          <w:b/>
+          <w:bCs/>
+          <w:sz w:val="32"/>
+          <w:szCs w:val="32"/>
+        </w:rPr>
+        <w:t xml:space="preserve">async </w:t>
+      </w:r>
+      <w:r>
+        <w:rPr>
+          <w:sz w:val="32"/>
+          <w:szCs w:val="32"/>
+        </w:rPr>
+        <w:t xml:space="preserve">race conditions like method completes before stopping the loading and cleaning up the </w:t>
+      </w:r>
+      <w:r>
+        <w:rPr>
+          <w:b/>
+          <w:bCs/>
+          <w:sz w:val="32"/>
+          <w:szCs w:val="32"/>
+        </w:rPr>
+        <w:t>Stream</w:t>
+      </w:r>
+      <w:r>
+        <w:rPr>
+          <w:sz w:val="32"/>
+          <w:szCs w:val="32"/>
+        </w:rPr>
+        <w:t>)</w:t>
+      </w:r>
+    </w:p>
+    <w:p>
+      <w:pPr>
+        <w:jc w:val="both"/>
+        <w:rPr>
+          <w:sz w:val="32"/>
+          <w:szCs w:val="32"/>
+        </w:rPr>
+      </w:pPr>
+      <w:r>
+        <w:rPr>
+          <w:sz w:val="32"/>
+          <w:szCs w:val="32"/>
+        </w:rPr>
         <w:t xml:space="preserve"># </w:t>
       </w:r>
       <w:proofErr w:type="spellStart"/>
@@ -6527,6 +6705,7 @@
           <w:sz w:val="32"/>
           <w:szCs w:val="32"/>
         </w:rPr>
+        <w:lastRenderedPageBreak/>
         <w:t xml:space="preserve">    </w:t>
       </w:r>
       <w:proofErr w:type="spellStart"/>
@@ -6651,8 +6830,866 @@
           <w:sz w:val="32"/>
           <w:szCs w:val="32"/>
         </w:rPr>
+        <w:t xml:space="preserve">    return false;</w:t>
+      </w:r>
+    </w:p>
+    <w:p>
+      <w:pPr>
+        <w:jc w:val="both"/>
+        <w:rPr>
+          <w:b/>
+          <w:bCs/>
+          <w:color w:val="D86DCB" w:themeColor="accent5" w:themeTint="99"/>
+          <w:sz w:val="32"/>
+          <w:szCs w:val="32"/>
+        </w:rPr>
+      </w:pPr>
+      <w:r>
+        <w:rPr>
+          <w:b/>
+          <w:bCs/>
+          <w:color w:val="D86DCB" w:themeColor="accent5" w:themeTint="99"/>
+          <w:sz w:val="32"/>
+          <w:szCs w:val="32"/>
+        </w:rPr>
+        <w:t xml:space="preserve">  }</w:t>
+      </w:r>
+    </w:p>
+    <w:p>
+      <w:pPr>
+        <w:jc w:val="both"/>
+        <w:rPr>
+          <w:b/>
+          <w:bCs/>
+          <w:color w:val="D86DCB" w:themeColor="accent5" w:themeTint="99"/>
+          <w:sz w:val="32"/>
+          <w:szCs w:val="32"/>
+        </w:rPr>
+      </w:pPr>
+    </w:p>
+    <w:p>
+      <w:pPr>
+        <w:jc w:val="both"/>
+        <w:rPr>
+          <w:b/>
+          <w:bCs/>
+          <w:color w:val="D86DCB" w:themeColor="accent5" w:themeTint="99"/>
+          <w:sz w:val="32"/>
+          <w:szCs w:val="32"/>
+        </w:rPr>
+      </w:pPr>
+      <w:r>
+        <w:rPr>
+          <w:b/>
+          <w:bCs/>
+          <w:color w:val="D86DCB" w:themeColor="accent5" w:themeTint="99"/>
+          <w:sz w:val="32"/>
+          <w:szCs w:val="32"/>
+        </w:rPr>
+        <w:t xml:space="preserve">  Future&lt;bool&gt; </w:t>
+      </w:r>
+      <w:proofErr w:type="spellStart"/>
+      <w:proofErr w:type="gramStart"/>
+      <w:r>
+        <w:rPr>
+          <w:b/>
+          <w:bCs/>
+          <w:color w:val="D86DCB" w:themeColor="accent5" w:themeTint="99"/>
+          <w:sz w:val="32"/>
+          <w:szCs w:val="32"/>
+        </w:rPr>
+        <w:t>startAuth</w:t>
+      </w:r>
+      <w:proofErr w:type="spellEnd"/>
+      <w:r>
+        <w:rPr>
+          <w:b/>
+          <w:bCs/>
+          <w:color w:val="D86DCB" w:themeColor="accent5" w:themeTint="99"/>
+          <w:sz w:val="32"/>
+          <w:szCs w:val="32"/>
+        </w:rPr>
+        <w:t>(</w:t>
+      </w:r>
+      <w:proofErr w:type="gramEnd"/>
+      <w:r>
+        <w:rPr>
+          <w:b/>
+          <w:bCs/>
+          <w:color w:val="D86DCB" w:themeColor="accent5" w:themeTint="99"/>
+          <w:sz w:val="32"/>
+          <w:szCs w:val="32"/>
+        </w:rPr>
+        <w:t xml:space="preserve">String </w:t>
+      </w:r>
+      <w:proofErr w:type="spellStart"/>
+      <w:r>
+        <w:rPr>
+          <w:b/>
+          <w:bCs/>
+          <w:color w:val="D86DCB" w:themeColor="accent5" w:themeTint="99"/>
+          <w:sz w:val="32"/>
+          <w:szCs w:val="32"/>
+        </w:rPr>
+        <w:t>requestToken</w:t>
+      </w:r>
+      <w:proofErr w:type="spellEnd"/>
+      <w:r>
+        <w:rPr>
+          <w:b/>
+          <w:bCs/>
+          <w:color w:val="D86DCB" w:themeColor="accent5" w:themeTint="99"/>
+          <w:sz w:val="32"/>
+          <w:szCs w:val="32"/>
+        </w:rPr>
+        <w:t>) async {</w:t>
+      </w:r>
+    </w:p>
+    <w:p>
+      <w:pPr>
+        <w:jc w:val="both"/>
+        <w:rPr>
+          <w:b/>
+          <w:bCs/>
+          <w:color w:val="D86DCB" w:themeColor="accent5" w:themeTint="99"/>
+          <w:sz w:val="32"/>
+          <w:szCs w:val="32"/>
+        </w:rPr>
+      </w:pPr>
+      <w:r>
+        <w:rPr>
+          <w:b/>
+          <w:bCs/>
+          <w:color w:val="D86DCB" w:themeColor="accent5" w:themeTint="99"/>
+          <w:sz w:val="32"/>
+          <w:szCs w:val="32"/>
+        </w:rPr>
+        <w:t xml:space="preserve">    state = true;</w:t>
+      </w:r>
+    </w:p>
+    <w:p>
+      <w:pPr>
+        <w:jc w:val="both"/>
+        <w:rPr>
+          <w:b/>
+          <w:bCs/>
+          <w:color w:val="D86DCB" w:themeColor="accent5" w:themeTint="99"/>
+          <w:sz w:val="32"/>
+          <w:szCs w:val="32"/>
+        </w:rPr>
+      </w:pPr>
+      <w:r>
+        <w:rPr>
+          <w:b/>
+          <w:bCs/>
+          <w:color w:val="D86DCB" w:themeColor="accent5" w:themeTint="99"/>
+          <w:sz w:val="32"/>
+          <w:szCs w:val="32"/>
+        </w:rPr>
+        <w:t xml:space="preserve">    _</w:t>
+      </w:r>
+      <w:proofErr w:type="spellStart"/>
+      <w:r>
+        <w:rPr>
+          <w:b/>
+          <w:bCs/>
+          <w:color w:val="D86DCB" w:themeColor="accent5" w:themeTint="99"/>
+          <w:sz w:val="32"/>
+          <w:szCs w:val="32"/>
+        </w:rPr>
+        <w:t>authCompleter</w:t>
+      </w:r>
+      <w:proofErr w:type="spellEnd"/>
+      <w:r>
+        <w:rPr>
+          <w:b/>
+          <w:bCs/>
+          <w:color w:val="D86DCB" w:themeColor="accent5" w:themeTint="99"/>
+          <w:sz w:val="32"/>
+          <w:szCs w:val="32"/>
+        </w:rPr>
+        <w:t xml:space="preserve"> = Completer&lt;bool</w:t>
+      </w:r>
+      <w:proofErr w:type="gramStart"/>
+      <w:r>
+        <w:rPr>
+          <w:b/>
+          <w:bCs/>
+          <w:color w:val="D86DCB" w:themeColor="accent5" w:themeTint="99"/>
+          <w:sz w:val="32"/>
+          <w:szCs w:val="32"/>
+        </w:rPr>
+        <w:t>&gt;(</w:t>
+      </w:r>
+      <w:proofErr w:type="gramEnd"/>
+      <w:r>
+        <w:rPr>
+          <w:b/>
+          <w:bCs/>
+          <w:color w:val="D86DCB" w:themeColor="accent5" w:themeTint="99"/>
+          <w:sz w:val="32"/>
+          <w:szCs w:val="32"/>
+        </w:rPr>
+        <w:t>);</w:t>
+      </w:r>
+    </w:p>
+    <w:p>
+      <w:pPr>
+        <w:jc w:val="both"/>
+        <w:rPr>
+          <w:b/>
+          <w:bCs/>
+          <w:color w:val="D86DCB" w:themeColor="accent5" w:themeTint="99"/>
+          <w:sz w:val="32"/>
+          <w:szCs w:val="32"/>
+        </w:rPr>
+      </w:pPr>
+    </w:p>
+    <w:p>
+      <w:pPr>
+        <w:jc w:val="both"/>
+        <w:rPr>
+          <w:b/>
+          <w:bCs/>
+          <w:color w:val="D86DCB" w:themeColor="accent5" w:themeTint="99"/>
+          <w:sz w:val="32"/>
+          <w:szCs w:val="32"/>
+        </w:rPr>
+      </w:pPr>
+      <w:r>
+        <w:rPr>
+          <w:b/>
+          <w:bCs/>
+          <w:color w:val="D86DCB" w:themeColor="accent5" w:themeTint="99"/>
+          <w:sz w:val="32"/>
+          <w:szCs w:val="32"/>
+        </w:rPr>
+        <w:t xml:space="preserve">    // Prevent duplicate Stream listeners</w:t>
+      </w:r>
+    </w:p>
+    <w:p>
+      <w:pPr>
+        <w:jc w:val="both"/>
+        <w:rPr>
+          <w:b/>
+          <w:bCs/>
+          <w:color w:val="D86DCB" w:themeColor="accent5" w:themeTint="99"/>
+          <w:sz w:val="32"/>
+          <w:szCs w:val="32"/>
+        </w:rPr>
+      </w:pPr>
+      <w:r>
+        <w:rPr>
+          <w:b/>
+          <w:bCs/>
+          <w:color w:val="D86DCB" w:themeColor="accent5" w:themeTint="99"/>
+          <w:sz w:val="32"/>
+          <w:szCs w:val="32"/>
+        </w:rPr>
+        <w:t xml:space="preserve">    await </w:t>
+      </w:r>
+      <w:proofErr w:type="spellStart"/>
+      <w:proofErr w:type="gramStart"/>
+      <w:r>
+        <w:rPr>
+          <w:b/>
+          <w:bCs/>
+          <w:color w:val="D86DCB" w:themeColor="accent5" w:themeTint="99"/>
+          <w:sz w:val="32"/>
+          <w:szCs w:val="32"/>
+        </w:rPr>
+        <w:t>streamSubscription</w:t>
+      </w:r>
+      <w:proofErr w:type="spellEnd"/>
+      <w:r>
+        <w:rPr>
+          <w:b/>
+          <w:bCs/>
+          <w:color w:val="D86DCB" w:themeColor="accent5" w:themeTint="99"/>
+          <w:sz w:val="32"/>
+          <w:szCs w:val="32"/>
+        </w:rPr>
+        <w:t>?.</w:t>
+      </w:r>
+      <w:proofErr w:type="gramEnd"/>
+      <w:r>
+        <w:rPr>
+          <w:b/>
+          <w:bCs/>
+          <w:color w:val="D86DCB" w:themeColor="accent5" w:themeTint="99"/>
+          <w:sz w:val="32"/>
+          <w:szCs w:val="32"/>
+        </w:rPr>
+        <w:t>cancel();</w:t>
+      </w:r>
+    </w:p>
+    <w:p>
+      <w:pPr>
+        <w:jc w:val="both"/>
+        <w:rPr>
+          <w:b/>
+          <w:bCs/>
+          <w:color w:val="D86DCB" w:themeColor="accent5" w:themeTint="99"/>
+          <w:sz w:val="32"/>
+          <w:szCs w:val="32"/>
+        </w:rPr>
+      </w:pPr>
+    </w:p>
+    <w:p>
+      <w:pPr>
+        <w:jc w:val="both"/>
+        <w:rPr>
+          <w:b/>
+          <w:bCs/>
+          <w:color w:val="D86DCB" w:themeColor="accent5" w:themeTint="99"/>
+          <w:sz w:val="32"/>
+          <w:szCs w:val="32"/>
+        </w:rPr>
+      </w:pPr>
+      <w:r>
+        <w:rPr>
+          <w:b/>
+          <w:bCs/>
+          <w:color w:val="D86DCB" w:themeColor="accent5" w:themeTint="99"/>
+          <w:sz w:val="32"/>
+          <w:szCs w:val="32"/>
+        </w:rPr>
+        <w:t xml:space="preserve">    </w:t>
+      </w:r>
+      <w:proofErr w:type="spellStart"/>
+      <w:r>
+        <w:rPr>
+          <w:b/>
+          <w:bCs/>
+          <w:color w:val="D86DCB" w:themeColor="accent5" w:themeTint="99"/>
+          <w:sz w:val="32"/>
+          <w:szCs w:val="32"/>
+        </w:rPr>
+        <w:t>streamSubscription</w:t>
+      </w:r>
+      <w:proofErr w:type="spellEnd"/>
+      <w:r>
+        <w:rPr>
+          <w:b/>
+          <w:bCs/>
+          <w:color w:val="D86DCB" w:themeColor="accent5" w:themeTint="99"/>
+          <w:sz w:val="32"/>
+          <w:szCs w:val="32"/>
+        </w:rPr>
+        <w:t xml:space="preserve"> = </w:t>
+      </w:r>
+      <w:proofErr w:type="spellStart"/>
+      <w:r>
+        <w:rPr>
+          <w:b/>
+          <w:bCs/>
+          <w:color w:val="D86DCB" w:themeColor="accent5" w:themeTint="99"/>
+          <w:sz w:val="32"/>
+          <w:szCs w:val="32"/>
+        </w:rPr>
+        <w:t>deepLinkService.uriLinkStream</w:t>
+      </w:r>
+      <w:proofErr w:type="spellEnd"/>
+    </w:p>
+    <w:p>
+      <w:pPr>
+        <w:jc w:val="both"/>
+        <w:rPr>
+          <w:b/>
+          <w:bCs/>
+          <w:color w:val="D86DCB" w:themeColor="accent5" w:themeTint="99"/>
+          <w:sz w:val="32"/>
+          <w:szCs w:val="32"/>
+        </w:rPr>
+      </w:pPr>
+      <w:r>
+        <w:rPr>
+          <w:b/>
+          <w:bCs/>
+          <w:color w:val="D86DCB" w:themeColor="accent5" w:themeTint="99"/>
+          <w:sz w:val="32"/>
+          <w:szCs w:val="32"/>
+        </w:rPr>
+        <w:t xml:space="preserve">        </w:t>
+      </w:r>
+      <w:proofErr w:type="gramStart"/>
+      <w:r>
+        <w:rPr>
+          <w:b/>
+          <w:bCs/>
+          <w:color w:val="D86DCB" w:themeColor="accent5" w:themeTint="99"/>
+          <w:sz w:val="32"/>
+          <w:szCs w:val="32"/>
+        </w:rPr>
+        <w:t>.listen</w:t>
+      </w:r>
+      <w:proofErr w:type="gramEnd"/>
+      <w:r>
+        <w:rPr>
+          <w:b/>
+          <w:bCs/>
+          <w:color w:val="D86DCB" w:themeColor="accent5" w:themeTint="99"/>
+          <w:sz w:val="32"/>
+          <w:szCs w:val="32"/>
+        </w:rPr>
+        <w:t xml:space="preserve">( (Uri </w:t>
+      </w:r>
+      <w:proofErr w:type="spellStart"/>
+      <w:r>
+        <w:rPr>
+          <w:b/>
+          <w:bCs/>
+          <w:color w:val="D86DCB" w:themeColor="accent5" w:themeTint="99"/>
+          <w:sz w:val="32"/>
+          <w:szCs w:val="32"/>
+        </w:rPr>
+        <w:t>uri</w:t>
+      </w:r>
+      <w:proofErr w:type="spellEnd"/>
+      <w:r>
+        <w:rPr>
+          <w:b/>
+          <w:bCs/>
+          <w:color w:val="D86DCB" w:themeColor="accent5" w:themeTint="99"/>
+          <w:sz w:val="32"/>
+          <w:szCs w:val="32"/>
+        </w:rPr>
+        <w:t>) {</w:t>
+      </w:r>
+    </w:p>
+    <w:p>
+      <w:pPr>
+        <w:jc w:val="both"/>
+        <w:rPr>
+          <w:b/>
+          <w:bCs/>
+          <w:color w:val="D86DCB" w:themeColor="accent5" w:themeTint="99"/>
+          <w:sz w:val="32"/>
+          <w:szCs w:val="32"/>
+        </w:rPr>
+      </w:pPr>
+      <w:r>
+        <w:rPr>
+          <w:b/>
+          <w:bCs/>
+          <w:color w:val="D86DCB" w:themeColor="accent5" w:themeTint="99"/>
+          <w:sz w:val="32"/>
+          <w:szCs w:val="32"/>
+        </w:rPr>
+        <w:t xml:space="preserve">          _</w:t>
+      </w:r>
+      <w:proofErr w:type="spellStart"/>
+      <w:r>
+        <w:rPr>
+          <w:b/>
+          <w:bCs/>
+          <w:color w:val="D86DCB" w:themeColor="accent5" w:themeTint="99"/>
+          <w:sz w:val="32"/>
+          <w:szCs w:val="32"/>
+        </w:rPr>
+        <w:t>handleAuthDeepLink</w:t>
+      </w:r>
+      <w:proofErr w:type="spellEnd"/>
+      <w:r>
+        <w:rPr>
+          <w:b/>
+          <w:bCs/>
+          <w:color w:val="D86DCB" w:themeColor="accent5" w:themeTint="99"/>
+          <w:sz w:val="32"/>
+          <w:szCs w:val="32"/>
+        </w:rPr>
+        <w:t>(</w:t>
+      </w:r>
+      <w:proofErr w:type="spellStart"/>
+      <w:r>
+        <w:rPr>
+          <w:b/>
+          <w:bCs/>
+          <w:color w:val="D86DCB" w:themeColor="accent5" w:themeTint="99"/>
+          <w:sz w:val="32"/>
+          <w:szCs w:val="32"/>
+        </w:rPr>
+        <w:t>uri</w:t>
+      </w:r>
+      <w:proofErr w:type="spellEnd"/>
+      <w:r>
+        <w:rPr>
+          <w:b/>
+          <w:bCs/>
+          <w:color w:val="D86DCB" w:themeColor="accent5" w:themeTint="99"/>
+          <w:sz w:val="32"/>
+          <w:szCs w:val="32"/>
+        </w:rPr>
+        <w:t>);</w:t>
+      </w:r>
+    </w:p>
+    <w:p>
+      <w:pPr>
+        <w:jc w:val="both"/>
+        <w:rPr>
+          <w:b/>
+          <w:bCs/>
+          <w:color w:val="D86DCB" w:themeColor="accent5" w:themeTint="99"/>
+          <w:sz w:val="32"/>
+          <w:szCs w:val="32"/>
+        </w:rPr>
+      </w:pPr>
+      <w:r>
+        <w:rPr>
+          <w:b/>
+          <w:bCs/>
+          <w:color w:val="D86DCB" w:themeColor="accent5" w:themeTint="99"/>
+          <w:sz w:val="32"/>
+          <w:szCs w:val="32"/>
+        </w:rPr>
+        <w:t xml:space="preserve">    });</w:t>
+      </w:r>
+    </w:p>
+    <w:p>
+      <w:pPr>
+        <w:jc w:val="both"/>
+        <w:rPr>
+          <w:b/>
+          <w:bCs/>
+          <w:color w:val="D86DCB" w:themeColor="accent5" w:themeTint="99"/>
+          <w:sz w:val="32"/>
+          <w:szCs w:val="32"/>
+        </w:rPr>
+      </w:pPr>
+    </w:p>
+    <w:p>
+      <w:pPr>
+        <w:jc w:val="both"/>
+        <w:rPr>
+          <w:b/>
+          <w:bCs/>
+          <w:color w:val="D86DCB" w:themeColor="accent5" w:themeTint="99"/>
+          <w:sz w:val="32"/>
+          <w:szCs w:val="32"/>
+        </w:rPr>
+      </w:pPr>
+      <w:r>
+        <w:rPr>
+          <w:b/>
+          <w:bCs/>
+          <w:color w:val="D86DCB" w:themeColor="accent5" w:themeTint="99"/>
+          <w:sz w:val="32"/>
+          <w:szCs w:val="32"/>
+        </w:rPr>
+        <w:t xml:space="preserve">    /// launch auth </w:t>
+      </w:r>
+      <w:proofErr w:type="spellStart"/>
+      <w:r>
+        <w:rPr>
+          <w:b/>
+          <w:bCs/>
+          <w:color w:val="D86DCB" w:themeColor="accent5" w:themeTint="99"/>
+          <w:sz w:val="32"/>
+          <w:szCs w:val="32"/>
+        </w:rPr>
+        <w:t>Url</w:t>
+      </w:r>
+      <w:proofErr w:type="spellEnd"/>
+      <w:r>
+        <w:rPr>
+          <w:b/>
+          <w:bCs/>
+          <w:color w:val="D86DCB" w:themeColor="accent5" w:themeTint="99"/>
+          <w:sz w:val="32"/>
+          <w:szCs w:val="32"/>
+        </w:rPr>
+        <w:t xml:space="preserve"> ...</w:t>
+      </w:r>
+    </w:p>
+    <w:p>
+      <w:pPr>
+        <w:jc w:val="both"/>
+        <w:rPr>
+          <w:b/>
+          <w:bCs/>
+          <w:color w:val="D86DCB" w:themeColor="accent5" w:themeTint="99"/>
+          <w:sz w:val="32"/>
+          <w:szCs w:val="32"/>
+        </w:rPr>
+      </w:pPr>
+    </w:p>
+    <w:p>
+      <w:pPr>
+        <w:jc w:val="both"/>
+        <w:rPr>
+          <w:b/>
+          <w:bCs/>
+          <w:color w:val="D86DCB" w:themeColor="accent5" w:themeTint="99"/>
+          <w:sz w:val="32"/>
+          <w:szCs w:val="32"/>
+        </w:rPr>
+      </w:pPr>
+      <w:r>
+        <w:rPr>
+          <w:b/>
+          <w:bCs/>
+          <w:color w:val="D86DCB" w:themeColor="accent5" w:themeTint="99"/>
+          <w:sz w:val="32"/>
+          <w:szCs w:val="32"/>
+        </w:rPr>
+        <w:t xml:space="preserve">    final </w:t>
+      </w:r>
+      <w:proofErr w:type="spellStart"/>
+      <w:r>
+        <w:rPr>
+          <w:b/>
+          <w:bCs/>
+          <w:color w:val="D86DCB" w:themeColor="accent5" w:themeTint="99"/>
+          <w:sz w:val="32"/>
+          <w:szCs w:val="32"/>
+        </w:rPr>
+        <w:t>initialUri</w:t>
+      </w:r>
+      <w:proofErr w:type="spellEnd"/>
+      <w:r>
+        <w:rPr>
+          <w:b/>
+          <w:bCs/>
+          <w:color w:val="D86DCB" w:themeColor="accent5" w:themeTint="99"/>
+          <w:sz w:val="32"/>
+          <w:szCs w:val="32"/>
+        </w:rPr>
+        <w:t xml:space="preserve"> = await </w:t>
+      </w:r>
+      <w:proofErr w:type="spellStart"/>
+      <w:r>
+        <w:rPr>
+          <w:b/>
+          <w:bCs/>
+          <w:color w:val="D86DCB" w:themeColor="accent5" w:themeTint="99"/>
+          <w:sz w:val="32"/>
+          <w:szCs w:val="32"/>
+        </w:rPr>
+        <w:t>deepLinkService.initialUriLink</w:t>
+      </w:r>
+      <w:proofErr w:type="spellEnd"/>
+      <w:r>
+        <w:rPr>
+          <w:b/>
+          <w:bCs/>
+          <w:color w:val="D86DCB" w:themeColor="accent5" w:themeTint="99"/>
+          <w:sz w:val="32"/>
+          <w:szCs w:val="32"/>
+        </w:rPr>
+        <w:t>;</w:t>
+      </w:r>
+    </w:p>
+    <w:p>
+      <w:pPr>
+        <w:jc w:val="both"/>
+        <w:rPr>
+          <w:b/>
+          <w:bCs/>
+          <w:color w:val="D86DCB" w:themeColor="accent5" w:themeTint="99"/>
+          <w:sz w:val="32"/>
+          <w:szCs w:val="32"/>
+        </w:rPr>
+      </w:pPr>
+      <w:r>
+        <w:rPr>
+          <w:b/>
+          <w:bCs/>
+          <w:color w:val="D86DCB" w:themeColor="accent5" w:themeTint="99"/>
+          <w:sz w:val="32"/>
+          <w:szCs w:val="32"/>
+        </w:rPr>
+        <w:t xml:space="preserve">    </w:t>
+      </w:r>
+      <w:proofErr w:type="gramStart"/>
+      <w:r>
+        <w:rPr>
+          <w:b/>
+          <w:bCs/>
+          <w:color w:val="D86DCB" w:themeColor="accent5" w:themeTint="99"/>
+          <w:sz w:val="32"/>
+          <w:szCs w:val="32"/>
+        </w:rPr>
+        <w:t>if(</w:t>
+      </w:r>
+      <w:proofErr w:type="spellStart"/>
+      <w:proofErr w:type="gramEnd"/>
+      <w:r>
+        <w:rPr>
+          <w:b/>
+          <w:bCs/>
+          <w:color w:val="D86DCB" w:themeColor="accent5" w:themeTint="99"/>
+          <w:sz w:val="32"/>
+          <w:szCs w:val="32"/>
+        </w:rPr>
+        <w:t>initialUri</w:t>
+      </w:r>
+      <w:proofErr w:type="spellEnd"/>
+      <w:r>
+        <w:rPr>
+          <w:b/>
+          <w:bCs/>
+          <w:color w:val="D86DCB" w:themeColor="accent5" w:themeTint="99"/>
+          <w:sz w:val="32"/>
+          <w:szCs w:val="32"/>
+        </w:rPr>
+        <w:t xml:space="preserve"> != null) {</w:t>
+      </w:r>
+    </w:p>
+    <w:p>
+      <w:pPr>
+        <w:jc w:val="both"/>
+        <w:rPr>
+          <w:b/>
+          <w:bCs/>
+          <w:color w:val="D86DCB" w:themeColor="accent5" w:themeTint="99"/>
+          <w:sz w:val="32"/>
+          <w:szCs w:val="32"/>
+        </w:rPr>
+      </w:pPr>
+      <w:r>
+        <w:rPr>
+          <w:b/>
+          <w:bCs/>
+          <w:color w:val="D86DCB" w:themeColor="accent5" w:themeTint="99"/>
+          <w:sz w:val="32"/>
+          <w:szCs w:val="32"/>
+        </w:rPr>
+        <w:t xml:space="preserve">      _</w:t>
+      </w:r>
+      <w:proofErr w:type="spellStart"/>
+      <w:r>
+        <w:rPr>
+          <w:b/>
+          <w:bCs/>
+          <w:color w:val="D86DCB" w:themeColor="accent5" w:themeTint="99"/>
+          <w:sz w:val="32"/>
+          <w:szCs w:val="32"/>
+        </w:rPr>
+        <w:t>handleAuthDeepLink</w:t>
+      </w:r>
+      <w:proofErr w:type="spellEnd"/>
+      <w:r>
+        <w:rPr>
+          <w:b/>
+          <w:bCs/>
+          <w:color w:val="D86DCB" w:themeColor="accent5" w:themeTint="99"/>
+          <w:sz w:val="32"/>
+          <w:szCs w:val="32"/>
+        </w:rPr>
+        <w:t>(</w:t>
+      </w:r>
+      <w:proofErr w:type="spellStart"/>
+      <w:r>
+        <w:rPr>
+          <w:b/>
+          <w:bCs/>
+          <w:color w:val="D86DCB" w:themeColor="accent5" w:themeTint="99"/>
+          <w:sz w:val="32"/>
+          <w:szCs w:val="32"/>
+        </w:rPr>
+        <w:t>initialUri</w:t>
+      </w:r>
+      <w:proofErr w:type="spellEnd"/>
+      <w:r>
+        <w:rPr>
+          <w:b/>
+          <w:bCs/>
+          <w:color w:val="D86DCB" w:themeColor="accent5" w:themeTint="99"/>
+          <w:sz w:val="32"/>
+          <w:szCs w:val="32"/>
+        </w:rPr>
+        <w:t>);</w:t>
+      </w:r>
+    </w:p>
+    <w:p>
+      <w:pPr>
+        <w:jc w:val="both"/>
+        <w:rPr>
+          <w:b/>
+          <w:bCs/>
+          <w:color w:val="D86DCB" w:themeColor="accent5" w:themeTint="99"/>
+          <w:sz w:val="32"/>
+          <w:szCs w:val="32"/>
+        </w:rPr>
+      </w:pPr>
+      <w:r>
+        <w:rPr>
+          <w:b/>
+          <w:bCs/>
+          <w:color w:val="D86DCB" w:themeColor="accent5" w:themeTint="99"/>
+          <w:sz w:val="32"/>
+          <w:szCs w:val="32"/>
+        </w:rPr>
         <w:lastRenderedPageBreak/>
-        <w:t xml:space="preserve">    return false;</w:t>
+        <w:t xml:space="preserve">    }</w:t>
+      </w:r>
+    </w:p>
+    <w:p>
+      <w:pPr>
+        <w:jc w:val="both"/>
+        <w:rPr>
+          <w:b/>
+          <w:bCs/>
+          <w:color w:val="D86DCB" w:themeColor="accent5" w:themeTint="99"/>
+          <w:sz w:val="32"/>
+          <w:szCs w:val="32"/>
+        </w:rPr>
+      </w:pPr>
+    </w:p>
+    <w:p>
+      <w:pPr>
+        <w:jc w:val="both"/>
+        <w:rPr>
+          <w:b/>
+          <w:bCs/>
+          <w:color w:val="D86DCB" w:themeColor="accent5" w:themeTint="99"/>
+          <w:sz w:val="32"/>
+          <w:szCs w:val="32"/>
+        </w:rPr>
+      </w:pPr>
+      <w:r>
+        <w:rPr>
+          <w:b/>
+          <w:bCs/>
+          <w:color w:val="D86DCB" w:themeColor="accent5" w:themeTint="99"/>
+          <w:sz w:val="32"/>
+          <w:szCs w:val="32"/>
+        </w:rPr>
+        <w:t xml:space="preserve">    return _</w:t>
+      </w:r>
+      <w:proofErr w:type="spellStart"/>
+      <w:proofErr w:type="gramStart"/>
+      <w:r>
+        <w:rPr>
+          <w:b/>
+          <w:bCs/>
+          <w:color w:val="D86DCB" w:themeColor="accent5" w:themeTint="99"/>
+          <w:sz w:val="32"/>
+          <w:szCs w:val="32"/>
+        </w:rPr>
+        <w:t>authCompleter</w:t>
+      </w:r>
+      <w:proofErr w:type="spellEnd"/>
+      <w:r>
+        <w:rPr>
+          <w:b/>
+          <w:bCs/>
+          <w:color w:val="D86DCB" w:themeColor="accent5" w:themeTint="99"/>
+          <w:sz w:val="32"/>
+          <w:szCs w:val="32"/>
+        </w:rPr>
+        <w:t>!.</w:t>
+      </w:r>
+      <w:proofErr w:type="gramEnd"/>
+      <w:r>
+        <w:rPr>
+          <w:b/>
+          <w:bCs/>
+          <w:color w:val="D86DCB" w:themeColor="accent5" w:themeTint="99"/>
+          <w:sz w:val="32"/>
+          <w:szCs w:val="32"/>
+        </w:rPr>
+        <w:t>future;</w:t>
       </w:r>
     </w:p>
     <w:p>
@@ -6708,7 +7745,7 @@
           <w:sz w:val="32"/>
           <w:szCs w:val="32"/>
         </w:rPr>
-        <w:t xml:space="preserve">  Future&lt;bool&gt; </w:t>
+        <w:t xml:space="preserve">  Future&lt;void&gt; _</w:t>
       </w:r>
       <w:proofErr w:type="spellStart"/>
       <w:proofErr w:type="gramStart"/>
@@ -6720,7 +7757,7 @@
           <w:sz w:val="32"/>
           <w:szCs w:val="32"/>
         </w:rPr>
-        <w:t>startAuth</w:t>
+        <w:t>handleAuthDeepLink</w:t>
       </w:r>
       <w:proofErr w:type="spellEnd"/>
       <w:r>
@@ -6742,7 +7779,199 @@
           <w:sz w:val="32"/>
           <w:szCs w:val="32"/>
         </w:rPr>
-        <w:t xml:space="preserve">String </w:t>
+        <w:t xml:space="preserve">Uri </w:t>
+      </w:r>
+      <w:proofErr w:type="spellStart"/>
+      <w:r>
+        <w:rPr>
+          <w:b/>
+          <w:bCs/>
+          <w:color w:val="D86DCB" w:themeColor="accent5" w:themeTint="99"/>
+          <w:sz w:val="32"/>
+          <w:szCs w:val="32"/>
+        </w:rPr>
+        <w:t>uri</w:t>
+      </w:r>
+      <w:proofErr w:type="spellEnd"/>
+      <w:r>
+        <w:rPr>
+          <w:b/>
+          <w:bCs/>
+          <w:color w:val="D86DCB" w:themeColor="accent5" w:themeTint="99"/>
+          <w:sz w:val="32"/>
+          <w:szCs w:val="32"/>
+        </w:rPr>
+        <w:t>) async {</w:t>
+      </w:r>
+    </w:p>
+    <w:p>
+      <w:pPr>
+        <w:jc w:val="both"/>
+        <w:rPr>
+          <w:b/>
+          <w:bCs/>
+          <w:color w:val="D86DCB" w:themeColor="accent5" w:themeTint="99"/>
+          <w:sz w:val="32"/>
+          <w:szCs w:val="32"/>
+        </w:rPr>
+      </w:pPr>
+      <w:r>
+        <w:rPr>
+          <w:b/>
+          <w:bCs/>
+          <w:color w:val="D86DCB" w:themeColor="accent5" w:themeTint="99"/>
+          <w:sz w:val="32"/>
+          <w:szCs w:val="32"/>
+        </w:rPr>
+        <w:t xml:space="preserve">    </w:t>
+      </w:r>
+      <w:proofErr w:type="gramStart"/>
+      <w:r>
+        <w:rPr>
+          <w:b/>
+          <w:bCs/>
+          <w:color w:val="D86DCB" w:themeColor="accent5" w:themeTint="99"/>
+          <w:sz w:val="32"/>
+          <w:szCs w:val="32"/>
+        </w:rPr>
+        <w:t>if(</w:t>
+      </w:r>
+      <w:proofErr w:type="spellStart"/>
+      <w:proofErr w:type="gramEnd"/>
+      <w:r>
+        <w:rPr>
+          <w:b/>
+          <w:bCs/>
+          <w:color w:val="D86DCB" w:themeColor="accent5" w:themeTint="99"/>
+          <w:sz w:val="32"/>
+          <w:szCs w:val="32"/>
+        </w:rPr>
+        <w:t>uri.host</w:t>
+      </w:r>
+      <w:proofErr w:type="spellEnd"/>
+      <w:r>
+        <w:rPr>
+          <w:b/>
+          <w:bCs/>
+          <w:color w:val="D86DCB" w:themeColor="accent5" w:themeTint="99"/>
+          <w:sz w:val="32"/>
+          <w:szCs w:val="32"/>
+        </w:rPr>
+        <w:t xml:space="preserve"> != 'auth') return;</w:t>
+      </w:r>
+    </w:p>
+    <w:p>
+      <w:pPr>
+        <w:jc w:val="both"/>
+        <w:rPr>
+          <w:b/>
+          <w:bCs/>
+          <w:color w:val="D86DCB" w:themeColor="accent5" w:themeTint="99"/>
+          <w:sz w:val="32"/>
+          <w:szCs w:val="32"/>
+        </w:rPr>
+      </w:pPr>
+    </w:p>
+    <w:p>
+      <w:pPr>
+        <w:jc w:val="both"/>
+        <w:rPr>
+          <w:b/>
+          <w:bCs/>
+          <w:color w:val="D86DCB" w:themeColor="accent5" w:themeTint="99"/>
+          <w:sz w:val="32"/>
+          <w:szCs w:val="32"/>
+        </w:rPr>
+      </w:pPr>
+      <w:r>
+        <w:rPr>
+          <w:b/>
+          <w:bCs/>
+          <w:color w:val="D86DCB" w:themeColor="accent5" w:themeTint="99"/>
+          <w:sz w:val="32"/>
+          <w:szCs w:val="32"/>
+        </w:rPr>
+        <w:t xml:space="preserve">    final approved =</w:t>
+      </w:r>
+    </w:p>
+    <w:p>
+      <w:pPr>
+        <w:jc w:val="both"/>
+        <w:rPr>
+          <w:b/>
+          <w:bCs/>
+          <w:color w:val="D86DCB" w:themeColor="accent5" w:themeTint="99"/>
+          <w:sz w:val="32"/>
+          <w:szCs w:val="32"/>
+        </w:rPr>
+      </w:pPr>
+      <w:r>
+        <w:rPr>
+          <w:b/>
+          <w:bCs/>
+          <w:color w:val="D86DCB" w:themeColor="accent5" w:themeTint="99"/>
+          <w:sz w:val="32"/>
+          <w:szCs w:val="32"/>
+        </w:rPr>
+        <w:t xml:space="preserve">    </w:t>
+      </w:r>
+      <w:proofErr w:type="spellStart"/>
+      <w:proofErr w:type="gramStart"/>
+      <w:r>
+        <w:rPr>
+          <w:b/>
+          <w:bCs/>
+          <w:color w:val="D86DCB" w:themeColor="accent5" w:themeTint="99"/>
+          <w:sz w:val="32"/>
+          <w:szCs w:val="32"/>
+        </w:rPr>
+        <w:t>uri.queryParameters</w:t>
+      </w:r>
+      <w:proofErr w:type="spellEnd"/>
+      <w:proofErr w:type="gramEnd"/>
+      <w:r>
+        <w:rPr>
+          <w:b/>
+          <w:bCs/>
+          <w:color w:val="D86DCB" w:themeColor="accent5" w:themeTint="99"/>
+          <w:sz w:val="32"/>
+          <w:szCs w:val="32"/>
+        </w:rPr>
+        <w:t>['approved'];</w:t>
+      </w:r>
+    </w:p>
+    <w:p>
+      <w:pPr>
+        <w:jc w:val="both"/>
+        <w:rPr>
+          <w:b/>
+          <w:bCs/>
+          <w:color w:val="D86DCB" w:themeColor="accent5" w:themeTint="99"/>
+          <w:sz w:val="32"/>
+          <w:szCs w:val="32"/>
+        </w:rPr>
+      </w:pPr>
+    </w:p>
+    <w:p>
+      <w:pPr>
+        <w:jc w:val="both"/>
+        <w:rPr>
+          <w:b/>
+          <w:bCs/>
+          <w:color w:val="D86DCB" w:themeColor="accent5" w:themeTint="99"/>
+          <w:sz w:val="32"/>
+          <w:szCs w:val="32"/>
+        </w:rPr>
+      </w:pPr>
+      <w:r>
+        <w:rPr>
+          <w:b/>
+          <w:bCs/>
+          <w:color w:val="D86DCB" w:themeColor="accent5" w:themeTint="99"/>
+          <w:sz w:val="32"/>
+          <w:szCs w:val="32"/>
+        </w:rPr>
+        <w:t xml:space="preserve">    final </w:t>
       </w:r>
       <w:proofErr w:type="spellStart"/>
       <w:r>
@@ -6764,6 +7993,669 @@
           <w:sz w:val="32"/>
           <w:szCs w:val="32"/>
         </w:rPr>
+        <w:t xml:space="preserve"> =</w:t>
+      </w:r>
+    </w:p>
+    <w:p>
+      <w:pPr>
+        <w:jc w:val="both"/>
+        <w:rPr>
+          <w:b/>
+          <w:bCs/>
+          <w:color w:val="D86DCB" w:themeColor="accent5" w:themeTint="99"/>
+          <w:sz w:val="32"/>
+          <w:szCs w:val="32"/>
+        </w:rPr>
+      </w:pPr>
+      <w:r>
+        <w:rPr>
+          <w:b/>
+          <w:bCs/>
+          <w:color w:val="D86DCB" w:themeColor="accent5" w:themeTint="99"/>
+          <w:sz w:val="32"/>
+          <w:szCs w:val="32"/>
+        </w:rPr>
+        <w:t xml:space="preserve">    </w:t>
+      </w:r>
+      <w:proofErr w:type="spellStart"/>
+      <w:proofErr w:type="gramStart"/>
+      <w:r>
+        <w:rPr>
+          <w:b/>
+          <w:bCs/>
+          <w:color w:val="D86DCB" w:themeColor="accent5" w:themeTint="99"/>
+          <w:sz w:val="32"/>
+          <w:szCs w:val="32"/>
+        </w:rPr>
+        <w:t>uri.queryParameters</w:t>
+      </w:r>
+      <w:proofErr w:type="spellEnd"/>
+      <w:proofErr w:type="gramEnd"/>
+      <w:r>
+        <w:rPr>
+          <w:b/>
+          <w:bCs/>
+          <w:color w:val="D86DCB" w:themeColor="accent5" w:themeTint="99"/>
+          <w:sz w:val="32"/>
+          <w:szCs w:val="32"/>
+        </w:rPr>
+        <w:t>['</w:t>
+      </w:r>
+      <w:proofErr w:type="spellStart"/>
+      <w:r>
+        <w:rPr>
+          <w:b/>
+          <w:bCs/>
+          <w:color w:val="D86DCB" w:themeColor="accent5" w:themeTint="99"/>
+          <w:sz w:val="32"/>
+          <w:szCs w:val="32"/>
+        </w:rPr>
+        <w:t>request_token</w:t>
+      </w:r>
+      <w:proofErr w:type="spellEnd"/>
+      <w:r>
+        <w:rPr>
+          <w:b/>
+          <w:bCs/>
+          <w:color w:val="D86DCB" w:themeColor="accent5" w:themeTint="99"/>
+          <w:sz w:val="32"/>
+          <w:szCs w:val="32"/>
+        </w:rPr>
+        <w:t>'];</w:t>
+      </w:r>
+    </w:p>
+    <w:p>
+      <w:pPr>
+        <w:jc w:val="both"/>
+        <w:rPr>
+          <w:b/>
+          <w:bCs/>
+          <w:color w:val="D86DCB" w:themeColor="accent5" w:themeTint="99"/>
+          <w:sz w:val="32"/>
+          <w:szCs w:val="32"/>
+        </w:rPr>
+      </w:pPr>
+    </w:p>
+    <w:p>
+      <w:pPr>
+        <w:jc w:val="both"/>
+        <w:rPr>
+          <w:b/>
+          <w:bCs/>
+          <w:color w:val="D86DCB" w:themeColor="accent5" w:themeTint="99"/>
+          <w:sz w:val="32"/>
+          <w:szCs w:val="32"/>
+        </w:rPr>
+      </w:pPr>
+      <w:r>
+        <w:rPr>
+          <w:b/>
+          <w:bCs/>
+          <w:color w:val="D86DCB" w:themeColor="accent5" w:themeTint="99"/>
+          <w:sz w:val="32"/>
+          <w:szCs w:val="32"/>
+        </w:rPr>
+        <w:t xml:space="preserve">    if (</w:t>
+      </w:r>
+      <w:proofErr w:type="gramStart"/>
+      <w:r>
+        <w:rPr>
+          <w:b/>
+          <w:bCs/>
+          <w:color w:val="D86DCB" w:themeColor="accent5" w:themeTint="99"/>
+          <w:sz w:val="32"/>
+          <w:szCs w:val="32"/>
+        </w:rPr>
+        <w:t>approved !</w:t>
+      </w:r>
+      <w:proofErr w:type="gramEnd"/>
+      <w:r>
+        <w:rPr>
+          <w:b/>
+          <w:bCs/>
+          <w:color w:val="D86DCB" w:themeColor="accent5" w:themeTint="99"/>
+          <w:sz w:val="32"/>
+          <w:szCs w:val="32"/>
+        </w:rPr>
+        <w:t xml:space="preserve">= 'true' || </w:t>
+      </w:r>
+      <w:proofErr w:type="spellStart"/>
+      <w:r>
+        <w:rPr>
+          <w:b/>
+          <w:bCs/>
+          <w:color w:val="D86DCB" w:themeColor="accent5" w:themeTint="99"/>
+          <w:sz w:val="32"/>
+          <w:szCs w:val="32"/>
+        </w:rPr>
+        <w:t>requestToken</w:t>
+      </w:r>
+      <w:proofErr w:type="spellEnd"/>
+      <w:r>
+        <w:rPr>
+          <w:b/>
+          <w:bCs/>
+          <w:color w:val="D86DCB" w:themeColor="accent5" w:themeTint="99"/>
+          <w:sz w:val="32"/>
+          <w:szCs w:val="32"/>
+        </w:rPr>
+        <w:t xml:space="preserve"> == null) {</w:t>
+      </w:r>
+    </w:p>
+    <w:p>
+      <w:pPr>
+        <w:jc w:val="both"/>
+        <w:rPr>
+          <w:b/>
+          <w:bCs/>
+          <w:color w:val="D86DCB" w:themeColor="accent5" w:themeTint="99"/>
+          <w:sz w:val="32"/>
+          <w:szCs w:val="32"/>
+        </w:rPr>
+      </w:pPr>
+      <w:r>
+        <w:rPr>
+          <w:b/>
+          <w:bCs/>
+          <w:color w:val="D86DCB" w:themeColor="accent5" w:themeTint="99"/>
+          <w:sz w:val="32"/>
+          <w:szCs w:val="32"/>
+        </w:rPr>
+        <w:t xml:space="preserve">      await _</w:t>
+      </w:r>
+      <w:proofErr w:type="spellStart"/>
+      <w:proofErr w:type="gramStart"/>
+      <w:r>
+        <w:rPr>
+          <w:b/>
+          <w:bCs/>
+          <w:color w:val="D86DCB" w:themeColor="accent5" w:themeTint="99"/>
+          <w:sz w:val="32"/>
+          <w:szCs w:val="32"/>
+        </w:rPr>
+        <w:t>stopAuth</w:t>
+      </w:r>
+      <w:proofErr w:type="spellEnd"/>
+      <w:r>
+        <w:rPr>
+          <w:b/>
+          <w:bCs/>
+          <w:color w:val="D86DCB" w:themeColor="accent5" w:themeTint="99"/>
+          <w:sz w:val="32"/>
+          <w:szCs w:val="32"/>
+        </w:rPr>
+        <w:t>(</w:t>
+      </w:r>
+      <w:proofErr w:type="gramEnd"/>
+      <w:r>
+        <w:rPr>
+          <w:b/>
+          <w:bCs/>
+          <w:color w:val="D86DCB" w:themeColor="accent5" w:themeTint="99"/>
+          <w:sz w:val="32"/>
+          <w:szCs w:val="32"/>
+        </w:rPr>
+        <w:t>);</w:t>
+      </w:r>
+    </w:p>
+    <w:p>
+      <w:pPr>
+        <w:jc w:val="both"/>
+        <w:rPr>
+          <w:b/>
+          <w:bCs/>
+          <w:color w:val="D86DCB" w:themeColor="accent5" w:themeTint="99"/>
+          <w:sz w:val="32"/>
+          <w:szCs w:val="32"/>
+        </w:rPr>
+      </w:pPr>
+      <w:r>
+        <w:rPr>
+          <w:b/>
+          <w:bCs/>
+          <w:color w:val="D86DCB" w:themeColor="accent5" w:themeTint="99"/>
+          <w:sz w:val="32"/>
+          <w:szCs w:val="32"/>
+        </w:rPr>
+        <w:t xml:space="preserve">      _</w:t>
+      </w:r>
+      <w:proofErr w:type="spellStart"/>
+      <w:r>
+        <w:rPr>
+          <w:b/>
+          <w:bCs/>
+          <w:color w:val="D86DCB" w:themeColor="accent5" w:themeTint="99"/>
+          <w:sz w:val="32"/>
+          <w:szCs w:val="32"/>
+        </w:rPr>
+        <w:t>completeAuth</w:t>
+      </w:r>
+      <w:proofErr w:type="spellEnd"/>
+      <w:r>
+        <w:rPr>
+          <w:b/>
+          <w:bCs/>
+          <w:color w:val="D86DCB" w:themeColor="accent5" w:themeTint="99"/>
+          <w:sz w:val="32"/>
+          <w:szCs w:val="32"/>
+        </w:rPr>
+        <w:t>(false);</w:t>
+      </w:r>
+    </w:p>
+    <w:p>
+      <w:pPr>
+        <w:jc w:val="both"/>
+        <w:rPr>
+          <w:b/>
+          <w:bCs/>
+          <w:color w:val="D86DCB" w:themeColor="accent5" w:themeTint="99"/>
+          <w:sz w:val="32"/>
+          <w:szCs w:val="32"/>
+        </w:rPr>
+      </w:pPr>
+      <w:r>
+        <w:rPr>
+          <w:b/>
+          <w:bCs/>
+          <w:color w:val="D86DCB" w:themeColor="accent5" w:themeTint="99"/>
+          <w:sz w:val="32"/>
+          <w:szCs w:val="32"/>
+        </w:rPr>
+        <w:t xml:space="preserve">      return;</w:t>
+      </w:r>
+    </w:p>
+    <w:p>
+      <w:pPr>
+        <w:jc w:val="both"/>
+        <w:rPr>
+          <w:b/>
+          <w:bCs/>
+          <w:color w:val="D86DCB" w:themeColor="accent5" w:themeTint="99"/>
+          <w:sz w:val="32"/>
+          <w:szCs w:val="32"/>
+        </w:rPr>
+      </w:pPr>
+      <w:r>
+        <w:rPr>
+          <w:b/>
+          <w:bCs/>
+          <w:color w:val="D86DCB" w:themeColor="accent5" w:themeTint="99"/>
+          <w:sz w:val="32"/>
+          <w:szCs w:val="32"/>
+        </w:rPr>
+        <w:t xml:space="preserve">    }</w:t>
+      </w:r>
+    </w:p>
+    <w:p>
+      <w:pPr>
+        <w:jc w:val="both"/>
+        <w:rPr>
+          <w:b/>
+          <w:bCs/>
+          <w:color w:val="D86DCB" w:themeColor="accent5" w:themeTint="99"/>
+          <w:sz w:val="32"/>
+          <w:szCs w:val="32"/>
+        </w:rPr>
+      </w:pPr>
+    </w:p>
+    <w:p>
+      <w:pPr>
+        <w:jc w:val="both"/>
+        <w:rPr>
+          <w:b/>
+          <w:bCs/>
+          <w:color w:val="D86DCB" w:themeColor="accent5" w:themeTint="99"/>
+          <w:sz w:val="32"/>
+          <w:szCs w:val="32"/>
+        </w:rPr>
+      </w:pPr>
+      <w:r>
+        <w:rPr>
+          <w:b/>
+          <w:bCs/>
+          <w:color w:val="D86DCB" w:themeColor="accent5" w:themeTint="99"/>
+          <w:sz w:val="32"/>
+          <w:szCs w:val="32"/>
+        </w:rPr>
+        <w:t xml:space="preserve">    final response = await </w:t>
+      </w:r>
+      <w:proofErr w:type="spellStart"/>
+      <w:r>
+        <w:rPr>
+          <w:b/>
+          <w:bCs/>
+          <w:color w:val="D86DCB" w:themeColor="accent5" w:themeTint="99"/>
+          <w:sz w:val="32"/>
+          <w:szCs w:val="32"/>
+        </w:rPr>
+        <w:t>apiService.getRequest</w:t>
+      </w:r>
+      <w:proofErr w:type="spellEnd"/>
+      <w:r>
+        <w:rPr>
+          <w:b/>
+          <w:bCs/>
+          <w:color w:val="D86DCB" w:themeColor="accent5" w:themeTint="99"/>
+          <w:sz w:val="32"/>
+          <w:szCs w:val="32"/>
+        </w:rPr>
+        <w:t>(url: '...');</w:t>
+      </w:r>
+    </w:p>
+    <w:p>
+      <w:pPr>
+        <w:jc w:val="both"/>
+        <w:rPr>
+          <w:b/>
+          <w:bCs/>
+          <w:color w:val="D86DCB" w:themeColor="accent5" w:themeTint="99"/>
+          <w:sz w:val="32"/>
+          <w:szCs w:val="32"/>
+        </w:rPr>
+      </w:pPr>
+      <w:r>
+        <w:rPr>
+          <w:b/>
+          <w:bCs/>
+          <w:color w:val="D86DCB" w:themeColor="accent5" w:themeTint="99"/>
+          <w:sz w:val="32"/>
+          <w:szCs w:val="32"/>
+        </w:rPr>
+        <w:t xml:space="preserve">    if(</w:t>
+      </w:r>
+      <w:proofErr w:type="spellStart"/>
+      <w:proofErr w:type="gramStart"/>
+      <w:r>
+        <w:rPr>
+          <w:b/>
+          <w:bCs/>
+          <w:color w:val="D86DCB" w:themeColor="accent5" w:themeTint="99"/>
+          <w:sz w:val="32"/>
+          <w:szCs w:val="32"/>
+        </w:rPr>
+        <w:t>response.isSuccess</w:t>
+      </w:r>
+      <w:proofErr w:type="spellEnd"/>
+      <w:proofErr w:type="gramEnd"/>
+      <w:r>
+        <w:rPr>
+          <w:b/>
+          <w:bCs/>
+          <w:color w:val="D86DCB" w:themeColor="accent5" w:themeTint="99"/>
+          <w:sz w:val="32"/>
+          <w:szCs w:val="32"/>
+        </w:rPr>
+        <w:t>) {</w:t>
+      </w:r>
+    </w:p>
+    <w:p>
+      <w:pPr>
+        <w:jc w:val="both"/>
+        <w:rPr>
+          <w:b/>
+          <w:bCs/>
+          <w:color w:val="D86DCB" w:themeColor="accent5" w:themeTint="99"/>
+          <w:sz w:val="32"/>
+          <w:szCs w:val="32"/>
+        </w:rPr>
+      </w:pPr>
+      <w:r>
+        <w:rPr>
+          <w:b/>
+          <w:bCs/>
+          <w:color w:val="D86DCB" w:themeColor="accent5" w:themeTint="99"/>
+          <w:sz w:val="32"/>
+          <w:szCs w:val="32"/>
+        </w:rPr>
+        <w:t xml:space="preserve">      // Save session id to auth controller</w:t>
+      </w:r>
+    </w:p>
+    <w:p>
+      <w:pPr>
+        <w:jc w:val="both"/>
+        <w:rPr>
+          <w:b/>
+          <w:bCs/>
+          <w:color w:val="D86DCB" w:themeColor="accent5" w:themeTint="99"/>
+          <w:sz w:val="32"/>
+          <w:szCs w:val="32"/>
+        </w:rPr>
+      </w:pPr>
+      <w:r>
+        <w:rPr>
+          <w:b/>
+          <w:bCs/>
+          <w:color w:val="D86DCB" w:themeColor="accent5" w:themeTint="99"/>
+          <w:sz w:val="32"/>
+          <w:szCs w:val="32"/>
+        </w:rPr>
+        <w:lastRenderedPageBreak/>
+        <w:t xml:space="preserve">    }</w:t>
+      </w:r>
+    </w:p>
+    <w:p>
+      <w:pPr>
+        <w:jc w:val="both"/>
+        <w:rPr>
+          <w:b/>
+          <w:bCs/>
+          <w:color w:val="D86DCB" w:themeColor="accent5" w:themeTint="99"/>
+          <w:sz w:val="32"/>
+          <w:szCs w:val="32"/>
+        </w:rPr>
+      </w:pPr>
+    </w:p>
+    <w:p>
+      <w:pPr>
+        <w:jc w:val="both"/>
+        <w:rPr>
+          <w:b/>
+          <w:bCs/>
+          <w:color w:val="D86DCB" w:themeColor="accent5" w:themeTint="99"/>
+          <w:sz w:val="32"/>
+          <w:szCs w:val="32"/>
+        </w:rPr>
+      </w:pPr>
+      <w:r>
+        <w:rPr>
+          <w:b/>
+          <w:bCs/>
+          <w:color w:val="D86DCB" w:themeColor="accent5" w:themeTint="99"/>
+          <w:sz w:val="32"/>
+          <w:szCs w:val="32"/>
+        </w:rPr>
+        <w:t xml:space="preserve">    await _</w:t>
+      </w:r>
+      <w:proofErr w:type="spellStart"/>
+      <w:proofErr w:type="gramStart"/>
+      <w:r>
+        <w:rPr>
+          <w:b/>
+          <w:bCs/>
+          <w:color w:val="D86DCB" w:themeColor="accent5" w:themeTint="99"/>
+          <w:sz w:val="32"/>
+          <w:szCs w:val="32"/>
+        </w:rPr>
+        <w:t>stopAuth</w:t>
+      </w:r>
+      <w:proofErr w:type="spellEnd"/>
+      <w:r>
+        <w:rPr>
+          <w:b/>
+          <w:bCs/>
+          <w:color w:val="D86DCB" w:themeColor="accent5" w:themeTint="99"/>
+          <w:sz w:val="32"/>
+          <w:szCs w:val="32"/>
+        </w:rPr>
+        <w:t>(</w:t>
+      </w:r>
+      <w:proofErr w:type="gramEnd"/>
+      <w:r>
+        <w:rPr>
+          <w:b/>
+          <w:bCs/>
+          <w:color w:val="D86DCB" w:themeColor="accent5" w:themeTint="99"/>
+          <w:sz w:val="32"/>
+          <w:szCs w:val="32"/>
+        </w:rPr>
+        <w:t>);</w:t>
+      </w:r>
+    </w:p>
+    <w:p>
+      <w:pPr>
+        <w:jc w:val="both"/>
+        <w:rPr>
+          <w:b/>
+          <w:bCs/>
+          <w:color w:val="D86DCB" w:themeColor="accent5" w:themeTint="99"/>
+          <w:sz w:val="32"/>
+          <w:szCs w:val="32"/>
+        </w:rPr>
+      </w:pPr>
+      <w:r>
+        <w:rPr>
+          <w:b/>
+          <w:bCs/>
+          <w:color w:val="D86DCB" w:themeColor="accent5" w:themeTint="99"/>
+          <w:sz w:val="32"/>
+          <w:szCs w:val="32"/>
+        </w:rPr>
+        <w:t xml:space="preserve">    _</w:t>
+      </w:r>
+      <w:proofErr w:type="spellStart"/>
+      <w:r>
+        <w:rPr>
+          <w:b/>
+          <w:bCs/>
+          <w:color w:val="D86DCB" w:themeColor="accent5" w:themeTint="99"/>
+          <w:sz w:val="32"/>
+          <w:szCs w:val="32"/>
+        </w:rPr>
+        <w:t>completeAuth</w:t>
+      </w:r>
+      <w:proofErr w:type="spellEnd"/>
+      <w:r>
+        <w:rPr>
+          <w:b/>
+          <w:bCs/>
+          <w:color w:val="D86DCB" w:themeColor="accent5" w:themeTint="99"/>
+          <w:sz w:val="32"/>
+          <w:szCs w:val="32"/>
+        </w:rPr>
+        <w:t>(</w:t>
+      </w:r>
+      <w:proofErr w:type="spellStart"/>
+      <w:proofErr w:type="gramStart"/>
+      <w:r>
+        <w:rPr>
+          <w:b/>
+          <w:bCs/>
+          <w:color w:val="D86DCB" w:themeColor="accent5" w:themeTint="99"/>
+          <w:sz w:val="32"/>
+          <w:szCs w:val="32"/>
+        </w:rPr>
+        <w:t>response.isSuccess</w:t>
+      </w:r>
+      <w:proofErr w:type="spellEnd"/>
+      <w:proofErr w:type="gramEnd"/>
+      <w:r>
+        <w:rPr>
+          <w:b/>
+          <w:bCs/>
+          <w:color w:val="D86DCB" w:themeColor="accent5" w:themeTint="99"/>
+          <w:sz w:val="32"/>
+          <w:szCs w:val="32"/>
+        </w:rPr>
+        <w:t>);</w:t>
+      </w:r>
+    </w:p>
+    <w:p>
+      <w:pPr>
+        <w:jc w:val="both"/>
+        <w:rPr>
+          <w:b/>
+          <w:bCs/>
+          <w:color w:val="D86DCB" w:themeColor="accent5" w:themeTint="99"/>
+          <w:sz w:val="32"/>
+          <w:szCs w:val="32"/>
+        </w:rPr>
+      </w:pPr>
+      <w:r>
+        <w:rPr>
+          <w:b/>
+          <w:bCs/>
+          <w:color w:val="D86DCB" w:themeColor="accent5" w:themeTint="99"/>
+          <w:sz w:val="32"/>
+          <w:szCs w:val="32"/>
+        </w:rPr>
+        <w:t xml:space="preserve">  }</w:t>
+      </w:r>
+    </w:p>
+    <w:p>
+      <w:pPr>
+        <w:jc w:val="both"/>
+        <w:rPr>
+          <w:b/>
+          <w:bCs/>
+          <w:color w:val="D86DCB" w:themeColor="accent5" w:themeTint="99"/>
+          <w:sz w:val="32"/>
+          <w:szCs w:val="32"/>
+        </w:rPr>
+      </w:pPr>
+    </w:p>
+    <w:p>
+      <w:pPr>
+        <w:jc w:val="both"/>
+        <w:rPr>
+          <w:b/>
+          <w:bCs/>
+          <w:color w:val="D86DCB" w:themeColor="accent5" w:themeTint="99"/>
+          <w:sz w:val="32"/>
+          <w:szCs w:val="32"/>
+        </w:rPr>
+      </w:pPr>
+      <w:r>
+        <w:rPr>
+          <w:b/>
+          <w:bCs/>
+          <w:color w:val="D86DCB" w:themeColor="accent5" w:themeTint="99"/>
+          <w:sz w:val="32"/>
+          <w:szCs w:val="32"/>
+        </w:rPr>
+        <w:t xml:space="preserve">  Future&lt;void&gt; _</w:t>
+      </w:r>
+      <w:proofErr w:type="spellStart"/>
+      <w:proofErr w:type="gramStart"/>
+      <w:r>
+        <w:rPr>
+          <w:b/>
+          <w:bCs/>
+          <w:color w:val="D86DCB" w:themeColor="accent5" w:themeTint="99"/>
+          <w:sz w:val="32"/>
+          <w:szCs w:val="32"/>
+        </w:rPr>
+        <w:t>stopAuth</w:t>
+      </w:r>
+      <w:proofErr w:type="spellEnd"/>
+      <w:r>
+        <w:rPr>
+          <w:b/>
+          <w:bCs/>
+          <w:color w:val="D86DCB" w:themeColor="accent5" w:themeTint="99"/>
+          <w:sz w:val="32"/>
+          <w:szCs w:val="32"/>
+        </w:rPr>
+        <w:t>(</w:t>
+      </w:r>
+      <w:proofErr w:type="gramEnd"/>
+      <w:r>
+        <w:rPr>
+          <w:b/>
+          <w:bCs/>
+          <w:color w:val="D86DCB" w:themeColor="accent5" w:themeTint="99"/>
+          <w:sz w:val="32"/>
+          <w:szCs w:val="32"/>
+        </w:rPr>
         <w:t>) async {</w:t>
       </w:r>
     </w:p>
@@ -6786,29 +8678,285 @@
           <w:sz w:val="32"/>
           <w:szCs w:val="32"/>
         </w:rPr>
-        <w:t xml:space="preserve">    state = true;</w:t>
-      </w:r>
-    </w:p>
-    <w:p>
-      <w:pPr>
-        <w:jc w:val="both"/>
-        <w:rPr>
-          <w:b/>
-          <w:bCs/>
-          <w:color w:val="D86DCB" w:themeColor="accent5" w:themeTint="99"/>
-          <w:sz w:val="32"/>
-          <w:szCs w:val="32"/>
-        </w:rPr>
-      </w:pPr>
-      <w:r>
-        <w:rPr>
-          <w:b/>
-          <w:bCs/>
-          <w:color w:val="D86DCB" w:themeColor="accent5" w:themeTint="99"/>
-          <w:sz w:val="32"/>
-          <w:szCs w:val="32"/>
-        </w:rPr>
-        <w:t xml:space="preserve">    _</w:t>
+        <w:t xml:space="preserve">    state = false;</w:t>
+      </w:r>
+    </w:p>
+    <w:p>
+      <w:pPr>
+        <w:jc w:val="both"/>
+        <w:rPr>
+          <w:b/>
+          <w:bCs/>
+          <w:color w:val="D86DCB" w:themeColor="accent5" w:themeTint="99"/>
+          <w:sz w:val="32"/>
+          <w:szCs w:val="32"/>
+        </w:rPr>
+      </w:pPr>
+      <w:r>
+        <w:rPr>
+          <w:b/>
+          <w:bCs/>
+          <w:color w:val="D86DCB" w:themeColor="accent5" w:themeTint="99"/>
+          <w:sz w:val="32"/>
+          <w:szCs w:val="32"/>
+        </w:rPr>
+        <w:t xml:space="preserve">    // Stop listening, clean up Stream to prevent memory leak</w:t>
+      </w:r>
+    </w:p>
+    <w:p>
+      <w:pPr>
+        <w:jc w:val="both"/>
+        <w:rPr>
+          <w:b/>
+          <w:bCs/>
+          <w:color w:val="D86DCB" w:themeColor="accent5" w:themeTint="99"/>
+          <w:sz w:val="32"/>
+          <w:szCs w:val="32"/>
+        </w:rPr>
+      </w:pPr>
+      <w:r>
+        <w:rPr>
+          <w:b/>
+          <w:bCs/>
+          <w:color w:val="D86DCB" w:themeColor="accent5" w:themeTint="99"/>
+          <w:sz w:val="32"/>
+          <w:szCs w:val="32"/>
+        </w:rPr>
+        <w:t xml:space="preserve">    await </w:t>
+      </w:r>
+      <w:proofErr w:type="spellStart"/>
+      <w:proofErr w:type="gramStart"/>
+      <w:r>
+        <w:rPr>
+          <w:b/>
+          <w:bCs/>
+          <w:color w:val="D86DCB" w:themeColor="accent5" w:themeTint="99"/>
+          <w:sz w:val="32"/>
+          <w:szCs w:val="32"/>
+        </w:rPr>
+        <w:t>streamSubscription</w:t>
+      </w:r>
+      <w:proofErr w:type="spellEnd"/>
+      <w:r>
+        <w:rPr>
+          <w:b/>
+          <w:bCs/>
+          <w:color w:val="D86DCB" w:themeColor="accent5" w:themeTint="99"/>
+          <w:sz w:val="32"/>
+          <w:szCs w:val="32"/>
+        </w:rPr>
+        <w:t>?.</w:t>
+      </w:r>
+      <w:proofErr w:type="gramEnd"/>
+      <w:r>
+        <w:rPr>
+          <w:b/>
+          <w:bCs/>
+          <w:color w:val="D86DCB" w:themeColor="accent5" w:themeTint="99"/>
+          <w:sz w:val="32"/>
+          <w:szCs w:val="32"/>
+        </w:rPr>
+        <w:t>cancel();</w:t>
+      </w:r>
+    </w:p>
+    <w:p>
+      <w:pPr>
+        <w:jc w:val="both"/>
+        <w:rPr>
+          <w:b/>
+          <w:bCs/>
+          <w:color w:val="D86DCB" w:themeColor="accent5" w:themeTint="99"/>
+          <w:sz w:val="32"/>
+          <w:szCs w:val="32"/>
+        </w:rPr>
+      </w:pPr>
+      <w:r>
+        <w:rPr>
+          <w:b/>
+          <w:bCs/>
+          <w:color w:val="D86DCB" w:themeColor="accent5" w:themeTint="99"/>
+          <w:sz w:val="32"/>
+          <w:szCs w:val="32"/>
+        </w:rPr>
+        <w:t xml:space="preserve">    </w:t>
+      </w:r>
+      <w:proofErr w:type="spellStart"/>
+      <w:r>
+        <w:rPr>
+          <w:b/>
+          <w:bCs/>
+          <w:color w:val="D86DCB" w:themeColor="accent5" w:themeTint="99"/>
+          <w:sz w:val="32"/>
+          <w:szCs w:val="32"/>
+        </w:rPr>
+        <w:t>streamSubscription</w:t>
+      </w:r>
+      <w:proofErr w:type="spellEnd"/>
+      <w:r>
+        <w:rPr>
+          <w:b/>
+          <w:bCs/>
+          <w:color w:val="D86DCB" w:themeColor="accent5" w:themeTint="99"/>
+          <w:sz w:val="32"/>
+          <w:szCs w:val="32"/>
+        </w:rPr>
+        <w:t xml:space="preserve"> = null;</w:t>
+      </w:r>
+    </w:p>
+    <w:p>
+      <w:pPr>
+        <w:jc w:val="both"/>
+        <w:rPr>
+          <w:b/>
+          <w:bCs/>
+          <w:color w:val="D86DCB" w:themeColor="accent5" w:themeTint="99"/>
+          <w:sz w:val="32"/>
+          <w:szCs w:val="32"/>
+        </w:rPr>
+      </w:pPr>
+      <w:r>
+        <w:rPr>
+          <w:b/>
+          <w:bCs/>
+          <w:color w:val="D86DCB" w:themeColor="accent5" w:themeTint="99"/>
+          <w:sz w:val="32"/>
+          <w:szCs w:val="32"/>
+        </w:rPr>
+        <w:t xml:space="preserve">  }</w:t>
+      </w:r>
+    </w:p>
+    <w:p>
+      <w:pPr>
+        <w:jc w:val="both"/>
+        <w:rPr>
+          <w:b/>
+          <w:bCs/>
+          <w:color w:val="D86DCB" w:themeColor="accent5" w:themeTint="99"/>
+          <w:sz w:val="32"/>
+          <w:szCs w:val="32"/>
+        </w:rPr>
+      </w:pPr>
+    </w:p>
+    <w:p>
+      <w:pPr>
+        <w:jc w:val="both"/>
+        <w:rPr>
+          <w:b/>
+          <w:bCs/>
+          <w:color w:val="D86DCB" w:themeColor="accent5" w:themeTint="99"/>
+          <w:sz w:val="32"/>
+          <w:szCs w:val="32"/>
+        </w:rPr>
+      </w:pPr>
+      <w:r>
+        <w:rPr>
+          <w:b/>
+          <w:bCs/>
+          <w:color w:val="D86DCB" w:themeColor="accent5" w:themeTint="99"/>
+          <w:sz w:val="32"/>
+          <w:szCs w:val="32"/>
+        </w:rPr>
+        <w:t xml:space="preserve">  void _</w:t>
+      </w:r>
+      <w:proofErr w:type="spellStart"/>
+      <w:proofErr w:type="gramStart"/>
+      <w:r>
+        <w:rPr>
+          <w:b/>
+          <w:bCs/>
+          <w:color w:val="D86DCB" w:themeColor="accent5" w:themeTint="99"/>
+          <w:sz w:val="32"/>
+          <w:szCs w:val="32"/>
+        </w:rPr>
+        <w:t>completeAuth</w:t>
+      </w:r>
+      <w:proofErr w:type="spellEnd"/>
+      <w:r>
+        <w:rPr>
+          <w:b/>
+          <w:bCs/>
+          <w:color w:val="D86DCB" w:themeColor="accent5" w:themeTint="99"/>
+          <w:sz w:val="32"/>
+          <w:szCs w:val="32"/>
+        </w:rPr>
+        <w:t>(</w:t>
+      </w:r>
+      <w:proofErr w:type="gramEnd"/>
+      <w:r>
+        <w:rPr>
+          <w:b/>
+          <w:bCs/>
+          <w:color w:val="D86DCB" w:themeColor="accent5" w:themeTint="99"/>
+          <w:sz w:val="32"/>
+          <w:szCs w:val="32"/>
+        </w:rPr>
+        <w:t>bool success) {</w:t>
+      </w:r>
+    </w:p>
+    <w:p>
+      <w:pPr>
+        <w:jc w:val="both"/>
+        <w:rPr>
+          <w:b/>
+          <w:bCs/>
+          <w:color w:val="D86DCB" w:themeColor="accent5" w:themeTint="99"/>
+          <w:sz w:val="32"/>
+          <w:szCs w:val="32"/>
+        </w:rPr>
+      </w:pPr>
+      <w:r>
+        <w:rPr>
+          <w:b/>
+          <w:bCs/>
+          <w:color w:val="D86DCB" w:themeColor="accent5" w:themeTint="99"/>
+          <w:sz w:val="32"/>
+          <w:szCs w:val="32"/>
+        </w:rPr>
+        <w:t xml:space="preserve">    // if completer is not null and not completed, then complete it</w:t>
+      </w:r>
+    </w:p>
+    <w:p>
+      <w:pPr>
+        <w:jc w:val="both"/>
+        <w:rPr>
+          <w:b/>
+          <w:bCs/>
+          <w:color w:val="D86DCB" w:themeColor="accent5" w:themeTint="99"/>
+          <w:sz w:val="32"/>
+          <w:szCs w:val="32"/>
+        </w:rPr>
+      </w:pPr>
+      <w:r>
+        <w:rPr>
+          <w:b/>
+          <w:bCs/>
+          <w:color w:val="D86DCB" w:themeColor="accent5" w:themeTint="99"/>
+          <w:sz w:val="32"/>
+          <w:szCs w:val="32"/>
+        </w:rPr>
+        <w:t xml:space="preserve">    if </w:t>
+      </w:r>
+      <w:proofErr w:type="gramStart"/>
+      <w:r>
+        <w:rPr>
+          <w:b/>
+          <w:bCs/>
+          <w:color w:val="D86DCB" w:themeColor="accent5" w:themeTint="99"/>
+          <w:sz w:val="32"/>
+          <w:szCs w:val="32"/>
+        </w:rPr>
+        <w:t>(!(</w:t>
+      </w:r>
+      <w:proofErr w:type="gramEnd"/>
+      <w:r>
+        <w:rPr>
+          <w:b/>
+          <w:bCs/>
+          <w:color w:val="D86DCB" w:themeColor="accent5" w:themeTint="99"/>
+          <w:sz w:val="32"/>
+          <w:szCs w:val="32"/>
+        </w:rPr>
+        <w:t>_</w:t>
       </w:r>
       <w:proofErr w:type="spellStart"/>
       <w:r>
@@ -6830,8 +8978,53 @@
           <w:sz w:val="32"/>
           <w:szCs w:val="32"/>
         </w:rPr>
-        <w:t xml:space="preserve"> = Completer&lt;bool</w:t>
-      </w:r>
+        <w:t>?.</w:t>
+      </w:r>
+      <w:proofErr w:type="spellStart"/>
+      <w:r>
+        <w:rPr>
+          <w:b/>
+          <w:bCs/>
+          <w:color w:val="D86DCB" w:themeColor="accent5" w:themeTint="99"/>
+          <w:sz w:val="32"/>
+          <w:szCs w:val="32"/>
+        </w:rPr>
+        <w:t>isCompleted</w:t>
+      </w:r>
+      <w:proofErr w:type="spellEnd"/>
+      <w:r>
+        <w:rPr>
+          <w:b/>
+          <w:bCs/>
+          <w:color w:val="D86DCB" w:themeColor="accent5" w:themeTint="99"/>
+          <w:sz w:val="32"/>
+          <w:szCs w:val="32"/>
+        </w:rPr>
+        <w:t xml:space="preserve"> ?? true)) {</w:t>
+      </w:r>
+    </w:p>
+    <w:p>
+      <w:pPr>
+        <w:jc w:val="both"/>
+        <w:rPr>
+          <w:b/>
+          <w:bCs/>
+          <w:color w:val="D86DCB" w:themeColor="accent5" w:themeTint="99"/>
+          <w:sz w:val="32"/>
+          <w:szCs w:val="32"/>
+        </w:rPr>
+      </w:pPr>
+      <w:r>
+        <w:rPr>
+          <w:b/>
+          <w:bCs/>
+          <w:color w:val="D86DCB" w:themeColor="accent5" w:themeTint="99"/>
+          <w:sz w:val="32"/>
+          <w:szCs w:val="32"/>
+        </w:rPr>
+        <w:t xml:space="preserve">      _</w:t>
+      </w:r>
+      <w:proofErr w:type="spellStart"/>
       <w:proofErr w:type="gramStart"/>
       <w:r>
         <w:rPr>
@@ -6841,7 +9034,18 @@
           <w:sz w:val="32"/>
           <w:szCs w:val="32"/>
         </w:rPr>
-        <w:t>&gt;(</w:t>
+        <w:t>authCompleter</w:t>
+      </w:r>
+      <w:proofErr w:type="spellEnd"/>
+      <w:r>
+        <w:rPr>
+          <w:b/>
+          <w:bCs/>
+          <w:color w:val="D86DCB" w:themeColor="accent5" w:themeTint="99"/>
+          <w:sz w:val="32"/>
+          <w:szCs w:val="32"/>
+        </w:rPr>
+        <w:t>?.</w:t>
       </w:r>
       <w:proofErr w:type="gramEnd"/>
       <w:r>
@@ -6852,575 +9056,7 @@
           <w:sz w:val="32"/>
           <w:szCs w:val="32"/>
         </w:rPr>
-        <w:t>);</w:t>
-      </w:r>
-    </w:p>
-    <w:p>
-      <w:pPr>
-        <w:jc w:val="both"/>
-        <w:rPr>
-          <w:b/>
-          <w:bCs/>
-          <w:color w:val="D86DCB" w:themeColor="accent5" w:themeTint="99"/>
-          <w:sz w:val="32"/>
-          <w:szCs w:val="32"/>
-        </w:rPr>
-      </w:pPr>
-    </w:p>
-    <w:p>
-      <w:pPr>
-        <w:jc w:val="both"/>
-        <w:rPr>
-          <w:b/>
-          <w:bCs/>
-          <w:color w:val="D86DCB" w:themeColor="accent5" w:themeTint="99"/>
-          <w:sz w:val="32"/>
-          <w:szCs w:val="32"/>
-        </w:rPr>
-      </w:pPr>
-      <w:r>
-        <w:rPr>
-          <w:b/>
-          <w:bCs/>
-          <w:color w:val="D86DCB" w:themeColor="accent5" w:themeTint="99"/>
-          <w:sz w:val="32"/>
-          <w:szCs w:val="32"/>
-        </w:rPr>
-        <w:t xml:space="preserve">    // Prevent duplicate Stream listeners</w:t>
-      </w:r>
-    </w:p>
-    <w:p>
-      <w:pPr>
-        <w:jc w:val="both"/>
-        <w:rPr>
-          <w:b/>
-          <w:bCs/>
-          <w:color w:val="D86DCB" w:themeColor="accent5" w:themeTint="99"/>
-          <w:sz w:val="32"/>
-          <w:szCs w:val="32"/>
-        </w:rPr>
-      </w:pPr>
-      <w:r>
-        <w:rPr>
-          <w:b/>
-          <w:bCs/>
-          <w:color w:val="D86DCB" w:themeColor="accent5" w:themeTint="99"/>
-          <w:sz w:val="32"/>
-          <w:szCs w:val="32"/>
-        </w:rPr>
-        <w:t xml:space="preserve">    await </w:t>
-      </w:r>
-      <w:proofErr w:type="spellStart"/>
-      <w:proofErr w:type="gramStart"/>
-      <w:r>
-        <w:rPr>
-          <w:b/>
-          <w:bCs/>
-          <w:color w:val="D86DCB" w:themeColor="accent5" w:themeTint="99"/>
-          <w:sz w:val="32"/>
-          <w:szCs w:val="32"/>
-        </w:rPr>
-        <w:t>streamSubscription</w:t>
-      </w:r>
-      <w:proofErr w:type="spellEnd"/>
-      <w:r>
-        <w:rPr>
-          <w:b/>
-          <w:bCs/>
-          <w:color w:val="D86DCB" w:themeColor="accent5" w:themeTint="99"/>
-          <w:sz w:val="32"/>
-          <w:szCs w:val="32"/>
-        </w:rPr>
-        <w:t>?.</w:t>
-      </w:r>
-      <w:proofErr w:type="gramEnd"/>
-      <w:r>
-        <w:rPr>
-          <w:b/>
-          <w:bCs/>
-          <w:color w:val="D86DCB" w:themeColor="accent5" w:themeTint="99"/>
-          <w:sz w:val="32"/>
-          <w:szCs w:val="32"/>
-        </w:rPr>
-        <w:t>cancel();</w:t>
-      </w:r>
-    </w:p>
-    <w:p>
-      <w:pPr>
-        <w:jc w:val="both"/>
-        <w:rPr>
-          <w:b/>
-          <w:bCs/>
-          <w:color w:val="D86DCB" w:themeColor="accent5" w:themeTint="99"/>
-          <w:sz w:val="32"/>
-          <w:szCs w:val="32"/>
-        </w:rPr>
-      </w:pPr>
-    </w:p>
-    <w:p>
-      <w:pPr>
-        <w:jc w:val="both"/>
-        <w:rPr>
-          <w:b/>
-          <w:bCs/>
-          <w:color w:val="D86DCB" w:themeColor="accent5" w:themeTint="99"/>
-          <w:sz w:val="32"/>
-          <w:szCs w:val="32"/>
-        </w:rPr>
-      </w:pPr>
-      <w:r>
-        <w:rPr>
-          <w:b/>
-          <w:bCs/>
-          <w:color w:val="D86DCB" w:themeColor="accent5" w:themeTint="99"/>
-          <w:sz w:val="32"/>
-          <w:szCs w:val="32"/>
-        </w:rPr>
-        <w:t xml:space="preserve">    </w:t>
-      </w:r>
-      <w:proofErr w:type="spellStart"/>
-      <w:r>
-        <w:rPr>
-          <w:b/>
-          <w:bCs/>
-          <w:color w:val="D86DCB" w:themeColor="accent5" w:themeTint="99"/>
-          <w:sz w:val="32"/>
-          <w:szCs w:val="32"/>
-        </w:rPr>
-        <w:t>streamSubscription</w:t>
-      </w:r>
-      <w:proofErr w:type="spellEnd"/>
-      <w:r>
-        <w:rPr>
-          <w:b/>
-          <w:bCs/>
-          <w:color w:val="D86DCB" w:themeColor="accent5" w:themeTint="99"/>
-          <w:sz w:val="32"/>
-          <w:szCs w:val="32"/>
-        </w:rPr>
-        <w:t xml:space="preserve"> = </w:t>
-      </w:r>
-      <w:proofErr w:type="spellStart"/>
-      <w:r>
-        <w:rPr>
-          <w:b/>
-          <w:bCs/>
-          <w:color w:val="D86DCB" w:themeColor="accent5" w:themeTint="99"/>
-          <w:sz w:val="32"/>
-          <w:szCs w:val="32"/>
-        </w:rPr>
-        <w:t>deepLinkService.uriLinkStream</w:t>
-      </w:r>
-      <w:proofErr w:type="spellEnd"/>
-    </w:p>
-    <w:p>
-      <w:pPr>
-        <w:jc w:val="both"/>
-        <w:rPr>
-          <w:b/>
-          <w:bCs/>
-          <w:color w:val="D86DCB" w:themeColor="accent5" w:themeTint="99"/>
-          <w:sz w:val="32"/>
-          <w:szCs w:val="32"/>
-        </w:rPr>
-      </w:pPr>
-      <w:r>
-        <w:rPr>
-          <w:b/>
-          <w:bCs/>
-          <w:color w:val="D86DCB" w:themeColor="accent5" w:themeTint="99"/>
-          <w:sz w:val="32"/>
-          <w:szCs w:val="32"/>
-        </w:rPr>
-        <w:t xml:space="preserve">        </w:t>
-      </w:r>
-      <w:proofErr w:type="gramStart"/>
-      <w:r>
-        <w:rPr>
-          <w:b/>
-          <w:bCs/>
-          <w:color w:val="D86DCB" w:themeColor="accent5" w:themeTint="99"/>
-          <w:sz w:val="32"/>
-          <w:szCs w:val="32"/>
-        </w:rPr>
-        <w:t>.listen</w:t>
-      </w:r>
-      <w:proofErr w:type="gramEnd"/>
-      <w:r>
-        <w:rPr>
-          <w:b/>
-          <w:bCs/>
-          <w:color w:val="D86DCB" w:themeColor="accent5" w:themeTint="99"/>
-          <w:sz w:val="32"/>
-          <w:szCs w:val="32"/>
-        </w:rPr>
-        <w:t xml:space="preserve">( (Uri </w:t>
-      </w:r>
-      <w:proofErr w:type="spellStart"/>
-      <w:r>
-        <w:rPr>
-          <w:b/>
-          <w:bCs/>
-          <w:color w:val="D86DCB" w:themeColor="accent5" w:themeTint="99"/>
-          <w:sz w:val="32"/>
-          <w:szCs w:val="32"/>
-        </w:rPr>
-        <w:t>uri</w:t>
-      </w:r>
-      <w:proofErr w:type="spellEnd"/>
-      <w:r>
-        <w:rPr>
-          <w:b/>
-          <w:bCs/>
-          <w:color w:val="D86DCB" w:themeColor="accent5" w:themeTint="99"/>
-          <w:sz w:val="32"/>
-          <w:szCs w:val="32"/>
-        </w:rPr>
-        <w:t>) {</w:t>
-      </w:r>
-    </w:p>
-    <w:p>
-      <w:pPr>
-        <w:jc w:val="both"/>
-        <w:rPr>
-          <w:b/>
-          <w:bCs/>
-          <w:color w:val="D86DCB" w:themeColor="accent5" w:themeTint="99"/>
-          <w:sz w:val="32"/>
-          <w:szCs w:val="32"/>
-        </w:rPr>
-      </w:pPr>
-      <w:r>
-        <w:rPr>
-          <w:b/>
-          <w:bCs/>
-          <w:color w:val="D86DCB" w:themeColor="accent5" w:themeTint="99"/>
-          <w:sz w:val="32"/>
-          <w:szCs w:val="32"/>
-        </w:rPr>
-        <w:t xml:space="preserve">          _</w:t>
-      </w:r>
-      <w:proofErr w:type="spellStart"/>
-      <w:r>
-        <w:rPr>
-          <w:b/>
-          <w:bCs/>
-          <w:color w:val="D86DCB" w:themeColor="accent5" w:themeTint="99"/>
-          <w:sz w:val="32"/>
-          <w:szCs w:val="32"/>
-        </w:rPr>
-        <w:t>handleAuthDeepLink</w:t>
-      </w:r>
-      <w:proofErr w:type="spellEnd"/>
-      <w:r>
-        <w:rPr>
-          <w:b/>
-          <w:bCs/>
-          <w:color w:val="D86DCB" w:themeColor="accent5" w:themeTint="99"/>
-          <w:sz w:val="32"/>
-          <w:szCs w:val="32"/>
-        </w:rPr>
-        <w:t>(</w:t>
-      </w:r>
-      <w:proofErr w:type="spellStart"/>
-      <w:r>
-        <w:rPr>
-          <w:b/>
-          <w:bCs/>
-          <w:color w:val="D86DCB" w:themeColor="accent5" w:themeTint="99"/>
-          <w:sz w:val="32"/>
-          <w:szCs w:val="32"/>
-        </w:rPr>
-        <w:t>uri</w:t>
-      </w:r>
-      <w:proofErr w:type="spellEnd"/>
-      <w:r>
-        <w:rPr>
-          <w:b/>
-          <w:bCs/>
-          <w:color w:val="D86DCB" w:themeColor="accent5" w:themeTint="99"/>
-          <w:sz w:val="32"/>
-          <w:szCs w:val="32"/>
-        </w:rPr>
-        <w:t>);</w:t>
-      </w:r>
-    </w:p>
-    <w:p>
-      <w:pPr>
-        <w:jc w:val="both"/>
-        <w:rPr>
-          <w:b/>
-          <w:bCs/>
-          <w:color w:val="D86DCB" w:themeColor="accent5" w:themeTint="99"/>
-          <w:sz w:val="32"/>
-          <w:szCs w:val="32"/>
-        </w:rPr>
-      </w:pPr>
-      <w:r>
-        <w:rPr>
-          <w:b/>
-          <w:bCs/>
-          <w:color w:val="D86DCB" w:themeColor="accent5" w:themeTint="99"/>
-          <w:sz w:val="32"/>
-          <w:szCs w:val="32"/>
-        </w:rPr>
-        <w:t xml:space="preserve">    });</w:t>
-      </w:r>
-    </w:p>
-    <w:p>
-      <w:pPr>
-        <w:jc w:val="both"/>
-        <w:rPr>
-          <w:b/>
-          <w:bCs/>
-          <w:color w:val="D86DCB" w:themeColor="accent5" w:themeTint="99"/>
-          <w:sz w:val="32"/>
-          <w:szCs w:val="32"/>
-        </w:rPr>
-      </w:pPr>
-    </w:p>
-    <w:p>
-      <w:pPr>
-        <w:jc w:val="both"/>
-        <w:rPr>
-          <w:b/>
-          <w:bCs/>
-          <w:color w:val="D86DCB" w:themeColor="accent5" w:themeTint="99"/>
-          <w:sz w:val="32"/>
-          <w:szCs w:val="32"/>
-        </w:rPr>
-      </w:pPr>
-      <w:r>
-        <w:rPr>
-          <w:b/>
-          <w:bCs/>
-          <w:color w:val="D86DCB" w:themeColor="accent5" w:themeTint="99"/>
-          <w:sz w:val="32"/>
-          <w:szCs w:val="32"/>
-        </w:rPr>
-        <w:t xml:space="preserve">    /// launch auth </w:t>
-      </w:r>
-      <w:proofErr w:type="spellStart"/>
-      <w:r>
-        <w:rPr>
-          <w:b/>
-          <w:bCs/>
-          <w:color w:val="D86DCB" w:themeColor="accent5" w:themeTint="99"/>
-          <w:sz w:val="32"/>
-          <w:szCs w:val="32"/>
-        </w:rPr>
-        <w:t>Url</w:t>
-      </w:r>
-      <w:proofErr w:type="spellEnd"/>
-      <w:r>
-        <w:rPr>
-          <w:b/>
-          <w:bCs/>
-          <w:color w:val="D86DCB" w:themeColor="accent5" w:themeTint="99"/>
-          <w:sz w:val="32"/>
-          <w:szCs w:val="32"/>
-        </w:rPr>
-        <w:t xml:space="preserve"> ...</w:t>
-      </w:r>
-    </w:p>
-    <w:p>
-      <w:pPr>
-        <w:jc w:val="both"/>
-        <w:rPr>
-          <w:b/>
-          <w:bCs/>
-          <w:color w:val="D86DCB" w:themeColor="accent5" w:themeTint="99"/>
-          <w:sz w:val="32"/>
-          <w:szCs w:val="32"/>
-        </w:rPr>
-      </w:pPr>
-    </w:p>
-    <w:p>
-      <w:pPr>
-        <w:jc w:val="both"/>
-        <w:rPr>
-          <w:b/>
-          <w:bCs/>
-          <w:color w:val="D86DCB" w:themeColor="accent5" w:themeTint="99"/>
-          <w:sz w:val="32"/>
-          <w:szCs w:val="32"/>
-        </w:rPr>
-      </w:pPr>
-      <w:r>
-        <w:rPr>
-          <w:b/>
-          <w:bCs/>
-          <w:color w:val="D86DCB" w:themeColor="accent5" w:themeTint="99"/>
-          <w:sz w:val="32"/>
-          <w:szCs w:val="32"/>
-        </w:rPr>
-        <w:t xml:space="preserve">    final </w:t>
-      </w:r>
-      <w:proofErr w:type="spellStart"/>
-      <w:r>
-        <w:rPr>
-          <w:b/>
-          <w:bCs/>
-          <w:color w:val="D86DCB" w:themeColor="accent5" w:themeTint="99"/>
-          <w:sz w:val="32"/>
-          <w:szCs w:val="32"/>
-        </w:rPr>
-        <w:t>initialUri</w:t>
-      </w:r>
-      <w:proofErr w:type="spellEnd"/>
-      <w:r>
-        <w:rPr>
-          <w:b/>
-          <w:bCs/>
-          <w:color w:val="D86DCB" w:themeColor="accent5" w:themeTint="99"/>
-          <w:sz w:val="32"/>
-          <w:szCs w:val="32"/>
-        </w:rPr>
-        <w:t xml:space="preserve"> = await </w:t>
-      </w:r>
-      <w:proofErr w:type="spellStart"/>
-      <w:r>
-        <w:rPr>
-          <w:b/>
-          <w:bCs/>
-          <w:color w:val="D86DCB" w:themeColor="accent5" w:themeTint="99"/>
-          <w:sz w:val="32"/>
-          <w:szCs w:val="32"/>
-        </w:rPr>
-        <w:t>deepLinkService.initialUriLink</w:t>
-      </w:r>
-      <w:proofErr w:type="spellEnd"/>
-      <w:r>
-        <w:rPr>
-          <w:b/>
-          <w:bCs/>
-          <w:color w:val="D86DCB" w:themeColor="accent5" w:themeTint="99"/>
-          <w:sz w:val="32"/>
-          <w:szCs w:val="32"/>
-        </w:rPr>
-        <w:t>;</w:t>
-      </w:r>
-    </w:p>
-    <w:p>
-      <w:pPr>
-        <w:jc w:val="both"/>
-        <w:rPr>
-          <w:b/>
-          <w:bCs/>
-          <w:color w:val="D86DCB" w:themeColor="accent5" w:themeTint="99"/>
-          <w:sz w:val="32"/>
-          <w:szCs w:val="32"/>
-        </w:rPr>
-      </w:pPr>
-      <w:r>
-        <w:rPr>
-          <w:b/>
-          <w:bCs/>
-          <w:color w:val="D86DCB" w:themeColor="accent5" w:themeTint="99"/>
-          <w:sz w:val="32"/>
-          <w:szCs w:val="32"/>
-        </w:rPr>
-        <w:t xml:space="preserve">    </w:t>
-      </w:r>
-      <w:proofErr w:type="gramStart"/>
-      <w:r>
-        <w:rPr>
-          <w:b/>
-          <w:bCs/>
-          <w:color w:val="D86DCB" w:themeColor="accent5" w:themeTint="99"/>
-          <w:sz w:val="32"/>
-          <w:szCs w:val="32"/>
-        </w:rPr>
-        <w:t>if(</w:t>
-      </w:r>
-      <w:proofErr w:type="spellStart"/>
-      <w:proofErr w:type="gramEnd"/>
-      <w:r>
-        <w:rPr>
-          <w:b/>
-          <w:bCs/>
-          <w:color w:val="D86DCB" w:themeColor="accent5" w:themeTint="99"/>
-          <w:sz w:val="32"/>
-          <w:szCs w:val="32"/>
-        </w:rPr>
-        <w:t>initialUri</w:t>
-      </w:r>
-      <w:proofErr w:type="spellEnd"/>
-      <w:r>
-        <w:rPr>
-          <w:b/>
-          <w:bCs/>
-          <w:color w:val="D86DCB" w:themeColor="accent5" w:themeTint="99"/>
-          <w:sz w:val="32"/>
-          <w:szCs w:val="32"/>
-        </w:rPr>
-        <w:t xml:space="preserve"> != null) {</w:t>
-      </w:r>
-    </w:p>
-    <w:p>
-      <w:pPr>
-        <w:jc w:val="both"/>
-        <w:rPr>
-          <w:b/>
-          <w:bCs/>
-          <w:color w:val="D86DCB" w:themeColor="accent5" w:themeTint="99"/>
-          <w:sz w:val="32"/>
-          <w:szCs w:val="32"/>
-        </w:rPr>
-      </w:pPr>
-      <w:r>
-        <w:rPr>
-          <w:b/>
-          <w:bCs/>
-          <w:color w:val="D86DCB" w:themeColor="accent5" w:themeTint="99"/>
-          <w:sz w:val="32"/>
-          <w:szCs w:val="32"/>
-        </w:rPr>
-        <w:t xml:space="preserve">      _</w:t>
-      </w:r>
-      <w:proofErr w:type="spellStart"/>
-      <w:r>
-        <w:rPr>
-          <w:b/>
-          <w:bCs/>
-          <w:color w:val="D86DCB" w:themeColor="accent5" w:themeTint="99"/>
-          <w:sz w:val="32"/>
-          <w:szCs w:val="32"/>
-        </w:rPr>
-        <w:t>handleAuthDeepLink</w:t>
-      </w:r>
-      <w:proofErr w:type="spellEnd"/>
-      <w:r>
-        <w:rPr>
-          <w:b/>
-          <w:bCs/>
-          <w:color w:val="D86DCB" w:themeColor="accent5" w:themeTint="99"/>
-          <w:sz w:val="32"/>
-          <w:szCs w:val="32"/>
-        </w:rPr>
-        <w:t>(</w:t>
-      </w:r>
-      <w:proofErr w:type="spellStart"/>
-      <w:r>
-        <w:rPr>
-          <w:b/>
-          <w:bCs/>
-          <w:color w:val="D86DCB" w:themeColor="accent5" w:themeTint="99"/>
-          <w:sz w:val="32"/>
-          <w:szCs w:val="32"/>
-        </w:rPr>
-        <w:t>initialUri</w:t>
-      </w:r>
-      <w:proofErr w:type="spellEnd"/>
-      <w:r>
-        <w:rPr>
-          <w:b/>
-          <w:bCs/>
-          <w:color w:val="D86DCB" w:themeColor="accent5" w:themeTint="99"/>
-          <w:sz w:val="32"/>
-          <w:szCs w:val="32"/>
-        </w:rPr>
-        <w:t>);</w:t>
+        <w:t>complete(success);</w:t>
       </w:r>
     </w:p>
     <w:p>
@@ -7456,86 +9092,6 @@
           <w:szCs w:val="32"/>
         </w:rPr>
       </w:pPr>
-    </w:p>
-    <w:p>
-      <w:pPr>
-        <w:jc w:val="both"/>
-        <w:rPr>
-          <w:b/>
-          <w:bCs/>
-          <w:color w:val="D86DCB" w:themeColor="accent5" w:themeTint="99"/>
-          <w:sz w:val="32"/>
-          <w:szCs w:val="32"/>
-        </w:rPr>
-      </w:pPr>
-      <w:r>
-        <w:rPr>
-          <w:b/>
-          <w:bCs/>
-          <w:color w:val="D86DCB" w:themeColor="accent5" w:themeTint="99"/>
-          <w:sz w:val="32"/>
-          <w:szCs w:val="32"/>
-        </w:rPr>
-        <w:t xml:space="preserve">    return _</w:t>
-      </w:r>
-      <w:proofErr w:type="spellStart"/>
-      <w:proofErr w:type="gramStart"/>
-      <w:r>
-        <w:rPr>
-          <w:b/>
-          <w:bCs/>
-          <w:color w:val="D86DCB" w:themeColor="accent5" w:themeTint="99"/>
-          <w:sz w:val="32"/>
-          <w:szCs w:val="32"/>
-        </w:rPr>
-        <w:t>authCompleter</w:t>
-      </w:r>
-      <w:proofErr w:type="spellEnd"/>
-      <w:r>
-        <w:rPr>
-          <w:b/>
-          <w:bCs/>
-          <w:color w:val="D86DCB" w:themeColor="accent5" w:themeTint="99"/>
-          <w:sz w:val="32"/>
-          <w:szCs w:val="32"/>
-        </w:rPr>
-        <w:t>!.</w:t>
-      </w:r>
-      <w:proofErr w:type="gramEnd"/>
-      <w:r>
-        <w:rPr>
-          <w:b/>
-          <w:bCs/>
-          <w:color w:val="D86DCB" w:themeColor="accent5" w:themeTint="99"/>
-          <w:sz w:val="32"/>
-          <w:szCs w:val="32"/>
-        </w:rPr>
-        <w:t>future;</w:t>
-      </w:r>
-    </w:p>
-    <w:p>
-      <w:pPr>
-        <w:jc w:val="both"/>
-        <w:rPr>
-          <w:b/>
-          <w:bCs/>
-          <w:color w:val="D86DCB" w:themeColor="accent5" w:themeTint="99"/>
-          <w:sz w:val="32"/>
-          <w:szCs w:val="32"/>
-        </w:rPr>
-      </w:pPr>
-    </w:p>
-    <w:p>
-      <w:pPr>
-        <w:jc w:val="both"/>
-        <w:rPr>
-          <w:b/>
-          <w:bCs/>
-          <w:color w:val="D86DCB" w:themeColor="accent5" w:themeTint="99"/>
-          <w:sz w:val="32"/>
-          <w:szCs w:val="32"/>
-        </w:rPr>
-      </w:pPr>
       <w:r>
         <w:rPr>
           <w:b/>
@@ -7558,1335 +9114,6 @@
           <w:szCs w:val="32"/>
         </w:rPr>
       </w:pPr>
-    </w:p>
-    <w:p>
-      <w:pPr>
-        <w:jc w:val="both"/>
-        <w:rPr>
-          <w:b/>
-          <w:bCs/>
-          <w:color w:val="D86DCB" w:themeColor="accent5" w:themeTint="99"/>
-          <w:sz w:val="32"/>
-          <w:szCs w:val="32"/>
-        </w:rPr>
-      </w:pPr>
-      <w:r>
-        <w:rPr>
-          <w:b/>
-          <w:bCs/>
-          <w:color w:val="D86DCB" w:themeColor="accent5" w:themeTint="99"/>
-          <w:sz w:val="32"/>
-          <w:szCs w:val="32"/>
-        </w:rPr>
-        <w:t xml:space="preserve">  Future&lt;void&gt; _</w:t>
-      </w:r>
-      <w:proofErr w:type="spellStart"/>
-      <w:proofErr w:type="gramStart"/>
-      <w:r>
-        <w:rPr>
-          <w:b/>
-          <w:bCs/>
-          <w:color w:val="D86DCB" w:themeColor="accent5" w:themeTint="99"/>
-          <w:sz w:val="32"/>
-          <w:szCs w:val="32"/>
-        </w:rPr>
-        <w:t>handleAuthDeepLink</w:t>
-      </w:r>
-      <w:proofErr w:type="spellEnd"/>
-      <w:r>
-        <w:rPr>
-          <w:b/>
-          <w:bCs/>
-          <w:color w:val="D86DCB" w:themeColor="accent5" w:themeTint="99"/>
-          <w:sz w:val="32"/>
-          <w:szCs w:val="32"/>
-        </w:rPr>
-        <w:t>(</w:t>
-      </w:r>
-      <w:proofErr w:type="gramEnd"/>
-      <w:r>
-        <w:rPr>
-          <w:b/>
-          <w:bCs/>
-          <w:color w:val="D86DCB" w:themeColor="accent5" w:themeTint="99"/>
-          <w:sz w:val="32"/>
-          <w:szCs w:val="32"/>
-        </w:rPr>
-        <w:t xml:space="preserve">Uri </w:t>
-      </w:r>
-      <w:proofErr w:type="spellStart"/>
-      <w:r>
-        <w:rPr>
-          <w:b/>
-          <w:bCs/>
-          <w:color w:val="D86DCB" w:themeColor="accent5" w:themeTint="99"/>
-          <w:sz w:val="32"/>
-          <w:szCs w:val="32"/>
-        </w:rPr>
-        <w:t>uri</w:t>
-      </w:r>
-      <w:proofErr w:type="spellEnd"/>
-      <w:r>
-        <w:rPr>
-          <w:b/>
-          <w:bCs/>
-          <w:color w:val="D86DCB" w:themeColor="accent5" w:themeTint="99"/>
-          <w:sz w:val="32"/>
-          <w:szCs w:val="32"/>
-        </w:rPr>
-        <w:t>) async {</w:t>
-      </w:r>
-    </w:p>
-    <w:p>
-      <w:pPr>
-        <w:jc w:val="both"/>
-        <w:rPr>
-          <w:b/>
-          <w:bCs/>
-          <w:color w:val="D86DCB" w:themeColor="accent5" w:themeTint="99"/>
-          <w:sz w:val="32"/>
-          <w:szCs w:val="32"/>
-        </w:rPr>
-      </w:pPr>
-      <w:r>
-        <w:rPr>
-          <w:b/>
-          <w:bCs/>
-          <w:color w:val="D86DCB" w:themeColor="accent5" w:themeTint="99"/>
-          <w:sz w:val="32"/>
-          <w:szCs w:val="32"/>
-        </w:rPr>
-        <w:t xml:space="preserve">    </w:t>
-      </w:r>
-      <w:proofErr w:type="gramStart"/>
-      <w:r>
-        <w:rPr>
-          <w:b/>
-          <w:bCs/>
-          <w:color w:val="D86DCB" w:themeColor="accent5" w:themeTint="99"/>
-          <w:sz w:val="32"/>
-          <w:szCs w:val="32"/>
-        </w:rPr>
-        <w:t>if(</w:t>
-      </w:r>
-      <w:proofErr w:type="spellStart"/>
-      <w:proofErr w:type="gramEnd"/>
-      <w:r>
-        <w:rPr>
-          <w:b/>
-          <w:bCs/>
-          <w:color w:val="D86DCB" w:themeColor="accent5" w:themeTint="99"/>
-          <w:sz w:val="32"/>
-          <w:szCs w:val="32"/>
-        </w:rPr>
-        <w:t>uri.host</w:t>
-      </w:r>
-      <w:proofErr w:type="spellEnd"/>
-      <w:r>
-        <w:rPr>
-          <w:b/>
-          <w:bCs/>
-          <w:color w:val="D86DCB" w:themeColor="accent5" w:themeTint="99"/>
-          <w:sz w:val="32"/>
-          <w:szCs w:val="32"/>
-        </w:rPr>
-        <w:t xml:space="preserve"> != 'auth') return;</w:t>
-      </w:r>
-    </w:p>
-    <w:p>
-      <w:pPr>
-        <w:jc w:val="both"/>
-        <w:rPr>
-          <w:b/>
-          <w:bCs/>
-          <w:color w:val="D86DCB" w:themeColor="accent5" w:themeTint="99"/>
-          <w:sz w:val="32"/>
-          <w:szCs w:val="32"/>
-        </w:rPr>
-      </w:pPr>
-    </w:p>
-    <w:p>
-      <w:pPr>
-        <w:jc w:val="both"/>
-        <w:rPr>
-          <w:b/>
-          <w:bCs/>
-          <w:color w:val="D86DCB" w:themeColor="accent5" w:themeTint="99"/>
-          <w:sz w:val="32"/>
-          <w:szCs w:val="32"/>
-        </w:rPr>
-      </w:pPr>
-      <w:r>
-        <w:rPr>
-          <w:b/>
-          <w:bCs/>
-          <w:color w:val="D86DCB" w:themeColor="accent5" w:themeTint="99"/>
-          <w:sz w:val="32"/>
-          <w:szCs w:val="32"/>
-        </w:rPr>
-        <w:t xml:space="preserve">    try {</w:t>
-      </w:r>
-    </w:p>
-    <w:p>
-      <w:pPr>
-        <w:jc w:val="both"/>
-        <w:rPr>
-          <w:b/>
-          <w:bCs/>
-          <w:color w:val="D86DCB" w:themeColor="accent5" w:themeTint="99"/>
-          <w:sz w:val="32"/>
-          <w:szCs w:val="32"/>
-        </w:rPr>
-      </w:pPr>
-      <w:r>
-        <w:rPr>
-          <w:b/>
-          <w:bCs/>
-          <w:color w:val="D86DCB" w:themeColor="accent5" w:themeTint="99"/>
-          <w:sz w:val="32"/>
-          <w:szCs w:val="32"/>
-        </w:rPr>
-        <w:t xml:space="preserve">      final approved =</w:t>
-      </w:r>
-    </w:p>
-    <w:p>
-      <w:pPr>
-        <w:jc w:val="both"/>
-        <w:rPr>
-          <w:b/>
-          <w:bCs/>
-          <w:color w:val="D86DCB" w:themeColor="accent5" w:themeTint="99"/>
-          <w:sz w:val="32"/>
-          <w:szCs w:val="32"/>
-        </w:rPr>
-      </w:pPr>
-      <w:r>
-        <w:rPr>
-          <w:b/>
-          <w:bCs/>
-          <w:color w:val="D86DCB" w:themeColor="accent5" w:themeTint="99"/>
-          <w:sz w:val="32"/>
-          <w:szCs w:val="32"/>
-        </w:rPr>
-        <w:t xml:space="preserve">      </w:t>
-      </w:r>
-      <w:proofErr w:type="spellStart"/>
-      <w:proofErr w:type="gramStart"/>
-      <w:r>
-        <w:rPr>
-          <w:b/>
-          <w:bCs/>
-          <w:color w:val="D86DCB" w:themeColor="accent5" w:themeTint="99"/>
-          <w:sz w:val="32"/>
-          <w:szCs w:val="32"/>
-        </w:rPr>
-        <w:t>uri.queryParameters</w:t>
-      </w:r>
-      <w:proofErr w:type="spellEnd"/>
-      <w:proofErr w:type="gramEnd"/>
-      <w:r>
-        <w:rPr>
-          <w:b/>
-          <w:bCs/>
-          <w:color w:val="D86DCB" w:themeColor="accent5" w:themeTint="99"/>
-          <w:sz w:val="32"/>
-          <w:szCs w:val="32"/>
-        </w:rPr>
-        <w:t>['approved'];</w:t>
-      </w:r>
-    </w:p>
-    <w:p>
-      <w:pPr>
-        <w:jc w:val="both"/>
-        <w:rPr>
-          <w:b/>
-          <w:bCs/>
-          <w:color w:val="D86DCB" w:themeColor="accent5" w:themeTint="99"/>
-          <w:sz w:val="32"/>
-          <w:szCs w:val="32"/>
-        </w:rPr>
-      </w:pPr>
-    </w:p>
-    <w:p>
-      <w:pPr>
-        <w:jc w:val="both"/>
-        <w:rPr>
-          <w:b/>
-          <w:bCs/>
-          <w:color w:val="D86DCB" w:themeColor="accent5" w:themeTint="99"/>
-          <w:sz w:val="32"/>
-          <w:szCs w:val="32"/>
-        </w:rPr>
-      </w:pPr>
-      <w:r>
-        <w:rPr>
-          <w:b/>
-          <w:bCs/>
-          <w:color w:val="D86DCB" w:themeColor="accent5" w:themeTint="99"/>
-          <w:sz w:val="32"/>
-          <w:szCs w:val="32"/>
-        </w:rPr>
-        <w:t xml:space="preserve">      final </w:t>
-      </w:r>
-      <w:proofErr w:type="spellStart"/>
-      <w:r>
-        <w:rPr>
-          <w:b/>
-          <w:bCs/>
-          <w:color w:val="D86DCB" w:themeColor="accent5" w:themeTint="99"/>
-          <w:sz w:val="32"/>
-          <w:szCs w:val="32"/>
-        </w:rPr>
-        <w:t>requestToken</w:t>
-      </w:r>
-      <w:proofErr w:type="spellEnd"/>
-      <w:r>
-        <w:rPr>
-          <w:b/>
-          <w:bCs/>
-          <w:color w:val="D86DCB" w:themeColor="accent5" w:themeTint="99"/>
-          <w:sz w:val="32"/>
-          <w:szCs w:val="32"/>
-        </w:rPr>
-        <w:t xml:space="preserve"> =</w:t>
-      </w:r>
-    </w:p>
-    <w:p>
-      <w:pPr>
-        <w:jc w:val="both"/>
-        <w:rPr>
-          <w:b/>
-          <w:bCs/>
-          <w:color w:val="D86DCB" w:themeColor="accent5" w:themeTint="99"/>
-          <w:sz w:val="32"/>
-          <w:szCs w:val="32"/>
-        </w:rPr>
-      </w:pPr>
-      <w:r>
-        <w:rPr>
-          <w:b/>
-          <w:bCs/>
-          <w:color w:val="D86DCB" w:themeColor="accent5" w:themeTint="99"/>
-          <w:sz w:val="32"/>
-          <w:szCs w:val="32"/>
-        </w:rPr>
-        <w:t xml:space="preserve">      </w:t>
-      </w:r>
-      <w:proofErr w:type="spellStart"/>
-      <w:proofErr w:type="gramStart"/>
-      <w:r>
-        <w:rPr>
-          <w:b/>
-          <w:bCs/>
-          <w:color w:val="D86DCB" w:themeColor="accent5" w:themeTint="99"/>
-          <w:sz w:val="32"/>
-          <w:szCs w:val="32"/>
-        </w:rPr>
-        <w:t>uri.queryParameters</w:t>
-      </w:r>
-      <w:proofErr w:type="spellEnd"/>
-      <w:proofErr w:type="gramEnd"/>
-      <w:r>
-        <w:rPr>
-          <w:b/>
-          <w:bCs/>
-          <w:color w:val="D86DCB" w:themeColor="accent5" w:themeTint="99"/>
-          <w:sz w:val="32"/>
-          <w:szCs w:val="32"/>
-        </w:rPr>
-        <w:t>['</w:t>
-      </w:r>
-      <w:proofErr w:type="spellStart"/>
-      <w:r>
-        <w:rPr>
-          <w:b/>
-          <w:bCs/>
-          <w:color w:val="D86DCB" w:themeColor="accent5" w:themeTint="99"/>
-          <w:sz w:val="32"/>
-          <w:szCs w:val="32"/>
-        </w:rPr>
-        <w:t>request_token</w:t>
-      </w:r>
-      <w:proofErr w:type="spellEnd"/>
-      <w:r>
-        <w:rPr>
-          <w:b/>
-          <w:bCs/>
-          <w:color w:val="D86DCB" w:themeColor="accent5" w:themeTint="99"/>
-          <w:sz w:val="32"/>
-          <w:szCs w:val="32"/>
-        </w:rPr>
-        <w:t>'];</w:t>
-      </w:r>
-    </w:p>
-    <w:p>
-      <w:pPr>
-        <w:jc w:val="both"/>
-        <w:rPr>
-          <w:b/>
-          <w:bCs/>
-          <w:color w:val="D86DCB" w:themeColor="accent5" w:themeTint="99"/>
-          <w:sz w:val="32"/>
-          <w:szCs w:val="32"/>
-        </w:rPr>
-      </w:pPr>
-    </w:p>
-    <w:p>
-      <w:pPr>
-        <w:jc w:val="both"/>
-        <w:rPr>
-          <w:b/>
-          <w:bCs/>
-          <w:color w:val="D86DCB" w:themeColor="accent5" w:themeTint="99"/>
-          <w:sz w:val="32"/>
-          <w:szCs w:val="32"/>
-        </w:rPr>
-      </w:pPr>
-      <w:r>
-        <w:rPr>
-          <w:b/>
-          <w:bCs/>
-          <w:color w:val="D86DCB" w:themeColor="accent5" w:themeTint="99"/>
-          <w:sz w:val="32"/>
-          <w:szCs w:val="32"/>
-        </w:rPr>
-        <w:t xml:space="preserve">      if (</w:t>
-      </w:r>
-      <w:proofErr w:type="gramStart"/>
-      <w:r>
-        <w:rPr>
-          <w:b/>
-          <w:bCs/>
-          <w:color w:val="D86DCB" w:themeColor="accent5" w:themeTint="99"/>
-          <w:sz w:val="32"/>
-          <w:szCs w:val="32"/>
-        </w:rPr>
-        <w:t>approved !</w:t>
-      </w:r>
-      <w:proofErr w:type="gramEnd"/>
-      <w:r>
-        <w:rPr>
-          <w:b/>
-          <w:bCs/>
-          <w:color w:val="D86DCB" w:themeColor="accent5" w:themeTint="99"/>
-          <w:sz w:val="32"/>
-          <w:szCs w:val="32"/>
-        </w:rPr>
-        <w:t xml:space="preserve">= 'true' || </w:t>
-      </w:r>
-      <w:proofErr w:type="spellStart"/>
-      <w:r>
-        <w:rPr>
-          <w:b/>
-          <w:bCs/>
-          <w:color w:val="D86DCB" w:themeColor="accent5" w:themeTint="99"/>
-          <w:sz w:val="32"/>
-          <w:szCs w:val="32"/>
-        </w:rPr>
-        <w:t>requestToken</w:t>
-      </w:r>
-      <w:proofErr w:type="spellEnd"/>
-      <w:r>
-        <w:rPr>
-          <w:b/>
-          <w:bCs/>
-          <w:color w:val="D86DCB" w:themeColor="accent5" w:themeTint="99"/>
-          <w:sz w:val="32"/>
-          <w:szCs w:val="32"/>
-        </w:rPr>
-        <w:t xml:space="preserve"> == null) {</w:t>
-      </w:r>
-    </w:p>
-    <w:p>
-      <w:pPr>
-        <w:jc w:val="both"/>
-        <w:rPr>
-          <w:b/>
-          <w:bCs/>
-          <w:color w:val="D86DCB" w:themeColor="accent5" w:themeTint="99"/>
-          <w:sz w:val="32"/>
-          <w:szCs w:val="32"/>
-        </w:rPr>
-      </w:pPr>
-      <w:r>
-        <w:rPr>
-          <w:b/>
-          <w:bCs/>
-          <w:color w:val="D86DCB" w:themeColor="accent5" w:themeTint="99"/>
-          <w:sz w:val="32"/>
-          <w:szCs w:val="32"/>
-        </w:rPr>
-        <w:t xml:space="preserve">        _</w:t>
-      </w:r>
-      <w:proofErr w:type="spellStart"/>
-      <w:r>
-        <w:rPr>
-          <w:b/>
-          <w:bCs/>
-          <w:color w:val="D86DCB" w:themeColor="accent5" w:themeTint="99"/>
-          <w:sz w:val="32"/>
-          <w:szCs w:val="32"/>
-        </w:rPr>
-        <w:t>completeAuth</w:t>
-      </w:r>
-      <w:proofErr w:type="spellEnd"/>
-      <w:r>
-        <w:rPr>
-          <w:b/>
-          <w:bCs/>
-          <w:color w:val="D86DCB" w:themeColor="accent5" w:themeTint="99"/>
-          <w:sz w:val="32"/>
-          <w:szCs w:val="32"/>
-        </w:rPr>
-        <w:t>(false);</w:t>
-      </w:r>
-    </w:p>
-    <w:p>
-      <w:pPr>
-        <w:jc w:val="both"/>
-        <w:rPr>
-          <w:b/>
-          <w:bCs/>
-          <w:color w:val="D86DCB" w:themeColor="accent5" w:themeTint="99"/>
-          <w:sz w:val="32"/>
-          <w:szCs w:val="32"/>
-        </w:rPr>
-      </w:pPr>
-      <w:r>
-        <w:rPr>
-          <w:b/>
-          <w:bCs/>
-          <w:color w:val="D86DCB" w:themeColor="accent5" w:themeTint="99"/>
-          <w:sz w:val="32"/>
-          <w:szCs w:val="32"/>
-        </w:rPr>
-        <w:t xml:space="preserve">        return;</w:t>
-      </w:r>
-    </w:p>
-    <w:p>
-      <w:pPr>
-        <w:jc w:val="both"/>
-        <w:rPr>
-          <w:b/>
-          <w:bCs/>
-          <w:color w:val="D86DCB" w:themeColor="accent5" w:themeTint="99"/>
-          <w:sz w:val="32"/>
-          <w:szCs w:val="32"/>
-        </w:rPr>
-      </w:pPr>
-      <w:r>
-        <w:rPr>
-          <w:b/>
-          <w:bCs/>
-          <w:color w:val="D86DCB" w:themeColor="accent5" w:themeTint="99"/>
-          <w:sz w:val="32"/>
-          <w:szCs w:val="32"/>
-        </w:rPr>
-        <w:t xml:space="preserve">      }</w:t>
-      </w:r>
-    </w:p>
-    <w:p>
-      <w:pPr>
-        <w:jc w:val="both"/>
-        <w:rPr>
-          <w:b/>
-          <w:bCs/>
-          <w:color w:val="D86DCB" w:themeColor="accent5" w:themeTint="99"/>
-          <w:sz w:val="32"/>
-          <w:szCs w:val="32"/>
-        </w:rPr>
-      </w:pPr>
-    </w:p>
-    <w:p>
-      <w:pPr>
-        <w:jc w:val="both"/>
-        <w:rPr>
-          <w:b/>
-          <w:bCs/>
-          <w:color w:val="D86DCB" w:themeColor="accent5" w:themeTint="99"/>
-          <w:sz w:val="32"/>
-          <w:szCs w:val="32"/>
-        </w:rPr>
-      </w:pPr>
-      <w:r>
-        <w:rPr>
-          <w:b/>
-          <w:bCs/>
-          <w:color w:val="D86DCB" w:themeColor="accent5" w:themeTint="99"/>
-          <w:sz w:val="32"/>
-          <w:szCs w:val="32"/>
-        </w:rPr>
-        <w:t xml:space="preserve">      final response = await </w:t>
-      </w:r>
-      <w:proofErr w:type="spellStart"/>
-      <w:r>
-        <w:rPr>
-          <w:b/>
-          <w:bCs/>
-          <w:color w:val="D86DCB" w:themeColor="accent5" w:themeTint="99"/>
-          <w:sz w:val="32"/>
-          <w:szCs w:val="32"/>
-        </w:rPr>
-        <w:t>apiService.getRequest</w:t>
-      </w:r>
-      <w:proofErr w:type="spellEnd"/>
-      <w:r>
-        <w:rPr>
-          <w:b/>
-          <w:bCs/>
-          <w:color w:val="D86DCB" w:themeColor="accent5" w:themeTint="99"/>
-          <w:sz w:val="32"/>
-          <w:szCs w:val="32"/>
-        </w:rPr>
-        <w:t>(url: '...');</w:t>
-      </w:r>
-    </w:p>
-    <w:p>
-      <w:pPr>
-        <w:jc w:val="both"/>
-        <w:rPr>
-          <w:b/>
-          <w:bCs/>
-          <w:color w:val="D86DCB" w:themeColor="accent5" w:themeTint="99"/>
-          <w:sz w:val="32"/>
-          <w:szCs w:val="32"/>
-        </w:rPr>
-      </w:pPr>
-      <w:r>
-        <w:rPr>
-          <w:b/>
-          <w:bCs/>
-          <w:color w:val="D86DCB" w:themeColor="accent5" w:themeTint="99"/>
-          <w:sz w:val="32"/>
-          <w:szCs w:val="32"/>
-        </w:rPr>
-        <w:t xml:space="preserve">      if(</w:t>
-      </w:r>
-      <w:proofErr w:type="spellStart"/>
-      <w:proofErr w:type="gramStart"/>
-      <w:r>
-        <w:rPr>
-          <w:b/>
-          <w:bCs/>
-          <w:color w:val="D86DCB" w:themeColor="accent5" w:themeTint="99"/>
-          <w:sz w:val="32"/>
-          <w:szCs w:val="32"/>
-        </w:rPr>
-        <w:t>response.isSuccess</w:t>
-      </w:r>
-      <w:proofErr w:type="spellEnd"/>
-      <w:proofErr w:type="gramEnd"/>
-      <w:r>
-        <w:rPr>
-          <w:b/>
-          <w:bCs/>
-          <w:color w:val="D86DCB" w:themeColor="accent5" w:themeTint="99"/>
-          <w:sz w:val="32"/>
-          <w:szCs w:val="32"/>
-        </w:rPr>
-        <w:t>) {</w:t>
-      </w:r>
-    </w:p>
-    <w:p>
-      <w:pPr>
-        <w:jc w:val="both"/>
-        <w:rPr>
-          <w:b/>
-          <w:bCs/>
-          <w:color w:val="D86DCB" w:themeColor="accent5" w:themeTint="99"/>
-          <w:sz w:val="32"/>
-          <w:szCs w:val="32"/>
-        </w:rPr>
-      </w:pPr>
-      <w:r>
-        <w:rPr>
-          <w:b/>
-          <w:bCs/>
-          <w:color w:val="D86DCB" w:themeColor="accent5" w:themeTint="99"/>
-          <w:sz w:val="32"/>
-          <w:szCs w:val="32"/>
-        </w:rPr>
-        <w:t xml:space="preserve">        // Save session id to auth controller</w:t>
-      </w:r>
-    </w:p>
-    <w:p>
-      <w:pPr>
-        <w:jc w:val="both"/>
-        <w:rPr>
-          <w:b/>
-          <w:bCs/>
-          <w:color w:val="D86DCB" w:themeColor="accent5" w:themeTint="99"/>
-          <w:sz w:val="32"/>
-          <w:szCs w:val="32"/>
-        </w:rPr>
-      </w:pPr>
-      <w:r>
-        <w:rPr>
-          <w:b/>
-          <w:bCs/>
-          <w:color w:val="D86DCB" w:themeColor="accent5" w:themeTint="99"/>
-          <w:sz w:val="32"/>
-          <w:szCs w:val="32"/>
-        </w:rPr>
-        <w:t xml:space="preserve">        _</w:t>
-      </w:r>
-      <w:proofErr w:type="spellStart"/>
-      <w:r>
-        <w:rPr>
-          <w:b/>
-          <w:bCs/>
-          <w:color w:val="D86DCB" w:themeColor="accent5" w:themeTint="99"/>
-          <w:sz w:val="32"/>
-          <w:szCs w:val="32"/>
-        </w:rPr>
-        <w:t>completeAuth</w:t>
-      </w:r>
-      <w:proofErr w:type="spellEnd"/>
-      <w:r>
-        <w:rPr>
-          <w:b/>
-          <w:bCs/>
-          <w:color w:val="D86DCB" w:themeColor="accent5" w:themeTint="99"/>
-          <w:sz w:val="32"/>
-          <w:szCs w:val="32"/>
-        </w:rPr>
-        <w:t>(true);</w:t>
-      </w:r>
-    </w:p>
-    <w:p>
-      <w:pPr>
-        <w:jc w:val="both"/>
-        <w:rPr>
-          <w:b/>
-          <w:bCs/>
-          <w:color w:val="D86DCB" w:themeColor="accent5" w:themeTint="99"/>
-          <w:sz w:val="32"/>
-          <w:szCs w:val="32"/>
-        </w:rPr>
-      </w:pPr>
-      <w:r>
-        <w:rPr>
-          <w:b/>
-          <w:bCs/>
-          <w:color w:val="D86DCB" w:themeColor="accent5" w:themeTint="99"/>
-          <w:sz w:val="32"/>
-          <w:szCs w:val="32"/>
-        </w:rPr>
-        <w:t xml:space="preserve">      } else {</w:t>
-      </w:r>
-    </w:p>
-    <w:p>
-      <w:pPr>
-        <w:jc w:val="both"/>
-        <w:rPr>
-          <w:b/>
-          <w:bCs/>
-          <w:color w:val="D86DCB" w:themeColor="accent5" w:themeTint="99"/>
-          <w:sz w:val="32"/>
-          <w:szCs w:val="32"/>
-        </w:rPr>
-      </w:pPr>
-      <w:r>
-        <w:rPr>
-          <w:b/>
-          <w:bCs/>
-          <w:color w:val="D86DCB" w:themeColor="accent5" w:themeTint="99"/>
-          <w:sz w:val="32"/>
-          <w:szCs w:val="32"/>
-        </w:rPr>
-        <w:lastRenderedPageBreak/>
-        <w:t xml:space="preserve">        _</w:t>
-      </w:r>
-      <w:proofErr w:type="spellStart"/>
-      <w:r>
-        <w:rPr>
-          <w:b/>
-          <w:bCs/>
-          <w:color w:val="D86DCB" w:themeColor="accent5" w:themeTint="99"/>
-          <w:sz w:val="32"/>
-          <w:szCs w:val="32"/>
-        </w:rPr>
-        <w:t>completeAuth</w:t>
-      </w:r>
-      <w:proofErr w:type="spellEnd"/>
-      <w:r>
-        <w:rPr>
-          <w:b/>
-          <w:bCs/>
-          <w:color w:val="D86DCB" w:themeColor="accent5" w:themeTint="99"/>
-          <w:sz w:val="32"/>
-          <w:szCs w:val="32"/>
-        </w:rPr>
-        <w:t>(false);</w:t>
-      </w:r>
-    </w:p>
-    <w:p>
-      <w:pPr>
-        <w:jc w:val="both"/>
-        <w:rPr>
-          <w:b/>
-          <w:bCs/>
-          <w:color w:val="D86DCB" w:themeColor="accent5" w:themeTint="99"/>
-          <w:sz w:val="32"/>
-          <w:szCs w:val="32"/>
-        </w:rPr>
-      </w:pPr>
-      <w:r>
-        <w:rPr>
-          <w:b/>
-          <w:bCs/>
-          <w:color w:val="D86DCB" w:themeColor="accent5" w:themeTint="99"/>
-          <w:sz w:val="32"/>
-          <w:szCs w:val="32"/>
-        </w:rPr>
-        <w:t xml:space="preserve">      }</w:t>
-      </w:r>
-    </w:p>
-    <w:p>
-      <w:pPr>
-        <w:jc w:val="both"/>
-        <w:rPr>
-          <w:b/>
-          <w:bCs/>
-          <w:color w:val="D86DCB" w:themeColor="accent5" w:themeTint="99"/>
-          <w:sz w:val="32"/>
-          <w:szCs w:val="32"/>
-        </w:rPr>
-      </w:pPr>
-    </w:p>
-    <w:p>
-      <w:pPr>
-        <w:jc w:val="both"/>
-        <w:rPr>
-          <w:b/>
-          <w:bCs/>
-          <w:color w:val="D86DCB" w:themeColor="accent5" w:themeTint="99"/>
-          <w:sz w:val="32"/>
-          <w:szCs w:val="32"/>
-        </w:rPr>
-      </w:pPr>
-      <w:r>
-        <w:rPr>
-          <w:b/>
-          <w:bCs/>
-          <w:color w:val="D86DCB" w:themeColor="accent5" w:themeTint="99"/>
-          <w:sz w:val="32"/>
-          <w:szCs w:val="32"/>
-        </w:rPr>
-        <w:t xml:space="preserve">      // Run regardless of anything, even if returns in try block</w:t>
-      </w:r>
-    </w:p>
-    <w:p>
-      <w:pPr>
-        <w:jc w:val="both"/>
-        <w:rPr>
-          <w:b/>
-          <w:bCs/>
-          <w:color w:val="D86DCB" w:themeColor="accent5" w:themeTint="99"/>
-          <w:sz w:val="32"/>
-          <w:szCs w:val="32"/>
-        </w:rPr>
-      </w:pPr>
-      <w:r>
-        <w:rPr>
-          <w:b/>
-          <w:bCs/>
-          <w:color w:val="D86DCB" w:themeColor="accent5" w:themeTint="99"/>
-          <w:sz w:val="32"/>
-          <w:szCs w:val="32"/>
-        </w:rPr>
-        <w:t xml:space="preserve">    } finally {</w:t>
-      </w:r>
-    </w:p>
-    <w:p>
-      <w:pPr>
-        <w:jc w:val="both"/>
-        <w:rPr>
-          <w:b/>
-          <w:bCs/>
-          <w:color w:val="D86DCB" w:themeColor="accent5" w:themeTint="99"/>
-          <w:sz w:val="32"/>
-          <w:szCs w:val="32"/>
-        </w:rPr>
-      </w:pPr>
-      <w:r>
-        <w:rPr>
-          <w:b/>
-          <w:bCs/>
-          <w:color w:val="D86DCB" w:themeColor="accent5" w:themeTint="99"/>
-          <w:sz w:val="32"/>
-          <w:szCs w:val="32"/>
-        </w:rPr>
-        <w:t xml:space="preserve">      state = false;</w:t>
-      </w:r>
-    </w:p>
-    <w:p>
-      <w:pPr>
-        <w:jc w:val="both"/>
-        <w:rPr>
-          <w:b/>
-          <w:bCs/>
-          <w:color w:val="D86DCB" w:themeColor="accent5" w:themeTint="99"/>
-          <w:sz w:val="32"/>
-          <w:szCs w:val="32"/>
-        </w:rPr>
-      </w:pPr>
-    </w:p>
-    <w:p>
-      <w:pPr>
-        <w:jc w:val="both"/>
-        <w:rPr>
-          <w:b/>
-          <w:bCs/>
-          <w:color w:val="D86DCB" w:themeColor="accent5" w:themeTint="99"/>
-          <w:sz w:val="32"/>
-          <w:szCs w:val="32"/>
-        </w:rPr>
-      </w:pPr>
-      <w:r>
-        <w:rPr>
-          <w:b/>
-          <w:bCs/>
-          <w:color w:val="D86DCB" w:themeColor="accent5" w:themeTint="99"/>
-          <w:sz w:val="32"/>
-          <w:szCs w:val="32"/>
-        </w:rPr>
-        <w:t xml:space="preserve">      // Stop listening, clean up Stream to prevent memory leak</w:t>
-      </w:r>
-    </w:p>
-    <w:p>
-      <w:pPr>
-        <w:jc w:val="both"/>
-        <w:rPr>
-          <w:b/>
-          <w:bCs/>
-          <w:color w:val="D86DCB" w:themeColor="accent5" w:themeTint="99"/>
-          <w:sz w:val="32"/>
-          <w:szCs w:val="32"/>
-        </w:rPr>
-      </w:pPr>
-      <w:r>
-        <w:rPr>
-          <w:b/>
-          <w:bCs/>
-          <w:color w:val="D86DCB" w:themeColor="accent5" w:themeTint="99"/>
-          <w:sz w:val="32"/>
-          <w:szCs w:val="32"/>
-        </w:rPr>
-        <w:t xml:space="preserve">      await </w:t>
-      </w:r>
-      <w:proofErr w:type="spellStart"/>
-      <w:proofErr w:type="gramStart"/>
-      <w:r>
-        <w:rPr>
-          <w:b/>
-          <w:bCs/>
-          <w:color w:val="D86DCB" w:themeColor="accent5" w:themeTint="99"/>
-          <w:sz w:val="32"/>
-          <w:szCs w:val="32"/>
-        </w:rPr>
-        <w:t>streamSubscription</w:t>
-      </w:r>
-      <w:proofErr w:type="spellEnd"/>
-      <w:r>
-        <w:rPr>
-          <w:b/>
-          <w:bCs/>
-          <w:color w:val="D86DCB" w:themeColor="accent5" w:themeTint="99"/>
-          <w:sz w:val="32"/>
-          <w:szCs w:val="32"/>
-        </w:rPr>
-        <w:t>?.</w:t>
-      </w:r>
-      <w:proofErr w:type="gramEnd"/>
-      <w:r>
-        <w:rPr>
-          <w:b/>
-          <w:bCs/>
-          <w:color w:val="D86DCB" w:themeColor="accent5" w:themeTint="99"/>
-          <w:sz w:val="32"/>
-          <w:szCs w:val="32"/>
-        </w:rPr>
-        <w:t>cancel();</w:t>
-      </w:r>
-    </w:p>
-    <w:p>
-      <w:pPr>
-        <w:jc w:val="both"/>
-        <w:rPr>
-          <w:b/>
-          <w:bCs/>
-          <w:color w:val="D86DCB" w:themeColor="accent5" w:themeTint="99"/>
-          <w:sz w:val="32"/>
-          <w:szCs w:val="32"/>
-        </w:rPr>
-      </w:pPr>
-      <w:r>
-        <w:rPr>
-          <w:b/>
-          <w:bCs/>
-          <w:color w:val="D86DCB" w:themeColor="accent5" w:themeTint="99"/>
-          <w:sz w:val="32"/>
-          <w:szCs w:val="32"/>
-        </w:rPr>
-        <w:t xml:space="preserve">      </w:t>
-      </w:r>
-      <w:proofErr w:type="spellStart"/>
-      <w:r>
-        <w:rPr>
-          <w:b/>
-          <w:bCs/>
-          <w:color w:val="D86DCB" w:themeColor="accent5" w:themeTint="99"/>
-          <w:sz w:val="32"/>
-          <w:szCs w:val="32"/>
-        </w:rPr>
-        <w:t>streamSubscription</w:t>
-      </w:r>
-      <w:proofErr w:type="spellEnd"/>
-      <w:r>
-        <w:rPr>
-          <w:b/>
-          <w:bCs/>
-          <w:color w:val="D86DCB" w:themeColor="accent5" w:themeTint="99"/>
-          <w:sz w:val="32"/>
-          <w:szCs w:val="32"/>
-        </w:rPr>
-        <w:t xml:space="preserve"> = null;</w:t>
-      </w:r>
-    </w:p>
-    <w:p>
-      <w:pPr>
-        <w:jc w:val="both"/>
-        <w:rPr>
-          <w:b/>
-          <w:bCs/>
-          <w:color w:val="D86DCB" w:themeColor="accent5" w:themeTint="99"/>
-          <w:sz w:val="32"/>
-          <w:szCs w:val="32"/>
-        </w:rPr>
-      </w:pPr>
-      <w:r>
-        <w:rPr>
-          <w:b/>
-          <w:bCs/>
-          <w:color w:val="D86DCB" w:themeColor="accent5" w:themeTint="99"/>
-          <w:sz w:val="32"/>
-          <w:szCs w:val="32"/>
-        </w:rPr>
-        <w:t xml:space="preserve">    }</w:t>
-      </w:r>
-    </w:p>
-    <w:p>
-      <w:pPr>
-        <w:jc w:val="both"/>
-        <w:rPr>
-          <w:b/>
-          <w:bCs/>
-          <w:color w:val="D86DCB" w:themeColor="accent5" w:themeTint="99"/>
-          <w:sz w:val="32"/>
-          <w:szCs w:val="32"/>
-        </w:rPr>
-      </w:pPr>
-      <w:r>
-        <w:rPr>
-          <w:b/>
-          <w:bCs/>
-          <w:color w:val="D86DCB" w:themeColor="accent5" w:themeTint="99"/>
-          <w:sz w:val="32"/>
-          <w:szCs w:val="32"/>
-        </w:rPr>
-        <w:t xml:space="preserve">  }</w:t>
-      </w:r>
-    </w:p>
-    <w:p>
-      <w:pPr>
-        <w:jc w:val="both"/>
-        <w:rPr>
-          <w:b/>
-          <w:bCs/>
-          <w:color w:val="D86DCB" w:themeColor="accent5" w:themeTint="99"/>
-          <w:sz w:val="32"/>
-          <w:szCs w:val="32"/>
-        </w:rPr>
-      </w:pPr>
-    </w:p>
-    <w:p>
-      <w:pPr>
-        <w:jc w:val="both"/>
-        <w:rPr>
-          <w:b/>
-          <w:bCs/>
-          <w:color w:val="D86DCB" w:themeColor="accent5" w:themeTint="99"/>
-          <w:sz w:val="32"/>
-          <w:szCs w:val="32"/>
-        </w:rPr>
-      </w:pPr>
-      <w:r>
-        <w:rPr>
-          <w:b/>
-          <w:bCs/>
-          <w:color w:val="D86DCB" w:themeColor="accent5" w:themeTint="99"/>
-          <w:sz w:val="32"/>
-          <w:szCs w:val="32"/>
-        </w:rPr>
-        <w:t xml:space="preserve">  void _</w:t>
-      </w:r>
-      <w:proofErr w:type="spellStart"/>
-      <w:proofErr w:type="gramStart"/>
-      <w:r>
-        <w:rPr>
-          <w:b/>
-          <w:bCs/>
-          <w:color w:val="D86DCB" w:themeColor="accent5" w:themeTint="99"/>
-          <w:sz w:val="32"/>
-          <w:szCs w:val="32"/>
-        </w:rPr>
-        <w:t>completeAuth</w:t>
-      </w:r>
-      <w:proofErr w:type="spellEnd"/>
-      <w:r>
-        <w:rPr>
-          <w:b/>
-          <w:bCs/>
-          <w:color w:val="D86DCB" w:themeColor="accent5" w:themeTint="99"/>
-          <w:sz w:val="32"/>
-          <w:szCs w:val="32"/>
-        </w:rPr>
-        <w:t>(</w:t>
-      </w:r>
-      <w:proofErr w:type="gramEnd"/>
-      <w:r>
-        <w:rPr>
-          <w:b/>
-          <w:bCs/>
-          <w:color w:val="D86DCB" w:themeColor="accent5" w:themeTint="99"/>
-          <w:sz w:val="32"/>
-          <w:szCs w:val="32"/>
-        </w:rPr>
-        <w:t>bool success) {</w:t>
-      </w:r>
-    </w:p>
-    <w:p>
-      <w:pPr>
-        <w:jc w:val="both"/>
-        <w:rPr>
-          <w:b/>
-          <w:bCs/>
-          <w:color w:val="D86DCB" w:themeColor="accent5" w:themeTint="99"/>
-          <w:sz w:val="32"/>
-          <w:szCs w:val="32"/>
-        </w:rPr>
-      </w:pPr>
-      <w:r>
-        <w:rPr>
-          <w:b/>
-          <w:bCs/>
-          <w:color w:val="D86DCB" w:themeColor="accent5" w:themeTint="99"/>
-          <w:sz w:val="32"/>
-          <w:szCs w:val="32"/>
-        </w:rPr>
-        <w:t xml:space="preserve">    // if completer is not null and not completed, then complete it</w:t>
-      </w:r>
-    </w:p>
-    <w:p>
-      <w:pPr>
-        <w:jc w:val="both"/>
-        <w:rPr>
-          <w:b/>
-          <w:bCs/>
-          <w:color w:val="D86DCB" w:themeColor="accent5" w:themeTint="99"/>
-          <w:sz w:val="32"/>
-          <w:szCs w:val="32"/>
-        </w:rPr>
-      </w:pPr>
-      <w:r>
-        <w:rPr>
-          <w:b/>
-          <w:bCs/>
-          <w:color w:val="D86DCB" w:themeColor="accent5" w:themeTint="99"/>
-          <w:sz w:val="32"/>
-          <w:szCs w:val="32"/>
-        </w:rPr>
-        <w:t xml:space="preserve">    if </w:t>
-      </w:r>
-      <w:proofErr w:type="gramStart"/>
-      <w:r>
-        <w:rPr>
-          <w:b/>
-          <w:bCs/>
-          <w:color w:val="D86DCB" w:themeColor="accent5" w:themeTint="99"/>
-          <w:sz w:val="32"/>
-          <w:szCs w:val="32"/>
-        </w:rPr>
-        <w:t>(!(</w:t>
-      </w:r>
-      <w:proofErr w:type="gramEnd"/>
-      <w:r>
-        <w:rPr>
-          <w:b/>
-          <w:bCs/>
-          <w:color w:val="D86DCB" w:themeColor="accent5" w:themeTint="99"/>
-          <w:sz w:val="32"/>
-          <w:szCs w:val="32"/>
-        </w:rPr>
-        <w:t>_</w:t>
-      </w:r>
-      <w:proofErr w:type="spellStart"/>
-      <w:r>
-        <w:rPr>
-          <w:b/>
-          <w:bCs/>
-          <w:color w:val="D86DCB" w:themeColor="accent5" w:themeTint="99"/>
-          <w:sz w:val="32"/>
-          <w:szCs w:val="32"/>
-        </w:rPr>
-        <w:t>authCompleter</w:t>
-      </w:r>
-      <w:proofErr w:type="spellEnd"/>
-      <w:r>
-        <w:rPr>
-          <w:b/>
-          <w:bCs/>
-          <w:color w:val="D86DCB" w:themeColor="accent5" w:themeTint="99"/>
-          <w:sz w:val="32"/>
-          <w:szCs w:val="32"/>
-        </w:rPr>
-        <w:t>?.</w:t>
-      </w:r>
-      <w:proofErr w:type="spellStart"/>
-      <w:r>
-        <w:rPr>
-          <w:b/>
-          <w:bCs/>
-          <w:color w:val="D86DCB" w:themeColor="accent5" w:themeTint="99"/>
-          <w:sz w:val="32"/>
-          <w:szCs w:val="32"/>
-        </w:rPr>
-        <w:t>isCompleted</w:t>
-      </w:r>
-      <w:proofErr w:type="spellEnd"/>
-      <w:r>
-        <w:rPr>
-          <w:b/>
-          <w:bCs/>
-          <w:color w:val="D86DCB" w:themeColor="accent5" w:themeTint="99"/>
-          <w:sz w:val="32"/>
-          <w:szCs w:val="32"/>
-        </w:rPr>
-        <w:t xml:space="preserve"> ?? true)) {</w:t>
-      </w:r>
-    </w:p>
-    <w:p>
-      <w:pPr>
-        <w:jc w:val="both"/>
-        <w:rPr>
-          <w:b/>
-          <w:bCs/>
-          <w:color w:val="D86DCB" w:themeColor="accent5" w:themeTint="99"/>
-          <w:sz w:val="32"/>
-          <w:szCs w:val="32"/>
-        </w:rPr>
-      </w:pPr>
-      <w:r>
-        <w:rPr>
-          <w:b/>
-          <w:bCs/>
-          <w:color w:val="D86DCB" w:themeColor="accent5" w:themeTint="99"/>
-          <w:sz w:val="32"/>
-          <w:szCs w:val="32"/>
-        </w:rPr>
-        <w:t xml:space="preserve">      _</w:t>
-      </w:r>
-      <w:proofErr w:type="spellStart"/>
-      <w:proofErr w:type="gramStart"/>
-      <w:r>
-        <w:rPr>
-          <w:b/>
-          <w:bCs/>
-          <w:color w:val="D86DCB" w:themeColor="accent5" w:themeTint="99"/>
-          <w:sz w:val="32"/>
-          <w:szCs w:val="32"/>
-        </w:rPr>
-        <w:t>authCompleter</w:t>
-      </w:r>
-      <w:proofErr w:type="spellEnd"/>
-      <w:r>
-        <w:rPr>
-          <w:b/>
-          <w:bCs/>
-          <w:color w:val="D86DCB" w:themeColor="accent5" w:themeTint="99"/>
-          <w:sz w:val="32"/>
-          <w:szCs w:val="32"/>
-        </w:rPr>
-        <w:t>?.</w:t>
-      </w:r>
-      <w:proofErr w:type="gramEnd"/>
-      <w:r>
-        <w:rPr>
-          <w:b/>
-          <w:bCs/>
-          <w:color w:val="D86DCB" w:themeColor="accent5" w:themeTint="99"/>
-          <w:sz w:val="32"/>
-          <w:szCs w:val="32"/>
-        </w:rPr>
-        <w:t>complete(success);</w:t>
-      </w:r>
-    </w:p>
-    <w:p>
-      <w:pPr>
-        <w:jc w:val="both"/>
-        <w:rPr>
-          <w:b/>
-          <w:bCs/>
-          <w:color w:val="D86DCB" w:themeColor="accent5" w:themeTint="99"/>
-          <w:sz w:val="32"/>
-          <w:szCs w:val="32"/>
-        </w:rPr>
-      </w:pPr>
-      <w:r>
-        <w:rPr>
-          <w:b/>
-          <w:bCs/>
-          <w:color w:val="D86DCB" w:themeColor="accent5" w:themeTint="99"/>
-          <w:sz w:val="32"/>
-          <w:szCs w:val="32"/>
-        </w:rPr>
-        <w:t xml:space="preserve">    }</w:t>
-      </w:r>
-    </w:p>
-    <w:p>
-      <w:pPr>
-        <w:jc w:val="both"/>
-        <w:rPr>
-          <w:b/>
-          <w:bCs/>
-          <w:color w:val="D86DCB" w:themeColor="accent5" w:themeTint="99"/>
-          <w:sz w:val="32"/>
-          <w:szCs w:val="32"/>
-        </w:rPr>
-      </w:pPr>
-      <w:r>
-        <w:rPr>
-          <w:b/>
-          <w:bCs/>
-          <w:color w:val="D86DCB" w:themeColor="accent5" w:themeTint="99"/>
-          <w:sz w:val="32"/>
-          <w:szCs w:val="32"/>
-        </w:rPr>
-        <w:t xml:space="preserve">  }</w:t>
-      </w:r>
-    </w:p>
-    <w:p>
-      <w:pPr>
-        <w:jc w:val="both"/>
-        <w:rPr>
-          <w:b/>
-          <w:bCs/>
-          <w:color w:val="D86DCB" w:themeColor="accent5" w:themeTint="99"/>
-          <w:sz w:val="32"/>
-          <w:szCs w:val="32"/>
-        </w:rPr>
-      </w:pPr>
       <w:r>
         <w:rPr>
           <w:b/>
@@ -8918,14 +9145,7 @@
           <w:sz w:val="32"/>
           <w:szCs w:val="32"/>
         </w:rPr>
-        <w:t xml:space="preserve">, </w:t>
-      </w:r>
-      <w:r>
-        <w:rPr>
-          <w:sz w:val="32"/>
-          <w:szCs w:val="32"/>
-        </w:rPr>
-        <w:t xml:space="preserve">just </w:t>
+        <w:t xml:space="preserve">, just </w:t>
       </w:r>
       <w:r>
         <w:rPr>

--- a/d3_dart_stream_basics_and_stream_controllers.docx
+++ b/d3_dart_stream_basics_and_stream_controllers.docx
@@ -775,6 +775,16 @@
           <w:szCs w:val="36"/>
         </w:rPr>
       </w:pPr>
+    </w:p>
+    <w:p>
+      <w:pPr>
+        <w:jc w:val="both"/>
+        <w:rPr>
+          <w:rFonts w:ascii="Calibri" w:hAnsi="Calibri" w:cs="Calibri"/>
+          <w:sz w:val="36"/>
+          <w:szCs w:val="36"/>
+        </w:rPr>
+      </w:pPr>
       <w:r>
         <w:rPr>
           <w:rFonts w:ascii="Calibri" w:hAnsi="Calibri" w:cs="Calibri"/>
@@ -989,6 +999,7 @@
           <w:sz w:val="36"/>
           <w:szCs w:val="36"/>
         </w:rPr>
+        <w:lastRenderedPageBreak/>
         <w:t>stream.listen</w:t>
       </w:r>
       <w:proofErr w:type="spellEnd"/>
@@ -1026,7 +1037,6 @@
           <w:sz w:val="36"/>
           <w:szCs w:val="36"/>
         </w:rPr>
-        <w:lastRenderedPageBreak/>
         <w:t xml:space="preserve">  print(data);</w:t>
       </w:r>
     </w:p>
@@ -1092,6 +1102,16 @@
         </w:rPr>
         <w:t>();</w:t>
       </w:r>
+    </w:p>
+    <w:p>
+      <w:pPr>
+        <w:jc w:val="both"/>
+        <w:rPr>
+          <w:rFonts w:ascii="Calibri" w:hAnsi="Calibri" w:cs="Calibri"/>
+          <w:sz w:val="36"/>
+          <w:szCs w:val="36"/>
+        </w:rPr>
+      </w:pPr>
     </w:p>
     <w:p>
       <w:pPr>
@@ -1740,6 +1760,7 @@
           <w:sz w:val="36"/>
           <w:szCs w:val="36"/>
         </w:rPr>
+        <w:lastRenderedPageBreak/>
         <w:t>}</w:t>
       </w:r>
     </w:p>
@@ -1825,7 +1846,6 @@
           <w:sz w:val="36"/>
           <w:szCs w:val="36"/>
         </w:rPr>
-        <w:lastRenderedPageBreak/>
         <w:t xml:space="preserve">  yield 0;</w:t>
       </w:r>
     </w:p>
@@ -2381,6 +2401,7 @@
           <w:sz w:val="32"/>
           <w:szCs w:val="32"/>
         </w:rPr>
+        <w:lastRenderedPageBreak/>
         <w:t>4</w:t>
       </w:r>
     </w:p>
@@ -2499,6 +2520,16 @@
           <w:szCs w:val="36"/>
         </w:rPr>
       </w:pPr>
+    </w:p>
+    <w:p>
+      <w:pPr>
+        <w:jc w:val="both"/>
+        <w:rPr>
+          <w:rFonts w:ascii="Calibri" w:hAnsi="Calibri" w:cs="Calibri"/>
+          <w:sz w:val="36"/>
+          <w:szCs w:val="36"/>
+        </w:rPr>
+      </w:pPr>
       <w:r>
         <w:rPr>
           <w:rFonts w:ascii="Calibri" w:hAnsi="Calibri" w:cs="Calibri"/>
@@ -3056,6 +3087,7 @@
           <w:sz w:val="36"/>
           <w:szCs w:val="36"/>
         </w:rPr>
+        <w:lastRenderedPageBreak/>
         <w:t xml:space="preserve">  </w:t>
       </w:r>
       <w:proofErr w:type="spellStart"/>
@@ -3202,7 +3234,6 @@
           <w:sz w:val="36"/>
           <w:szCs w:val="36"/>
         </w:rPr>
-        <w:lastRenderedPageBreak/>
         <w:t>}</w:t>
       </w:r>
     </w:p>
@@ -3496,12 +3527,9 @@
           <w:sz w:val="30"/>
           <w:szCs w:val="30"/>
         </w:rPr>
-        <w:t xml:space="preserve">      │</w:t>
-      </w:r>
-    </w:p>
-    <w:p>
-      <w:pPr>
-        <w:jc w:val="both"/>
+        <w:t xml:space="preserve">    </w:t>
+      </w:r>
+      <w:r>
         <w:rPr>
           <w:rFonts w:ascii="Calibri" w:hAnsi="Calibri" w:cs="Calibri"/>
           <w:b/>
@@ -3509,7 +3537,8 @@
           <w:sz w:val="30"/>
           <w:szCs w:val="30"/>
         </w:rPr>
-      </w:pPr>
+        <w:t xml:space="preserve"> </w:t>
+      </w:r>
       <w:r>
         <w:rPr>
           <w:rFonts w:ascii="Calibri" w:hAnsi="Calibri" w:cs="Calibri"/>
@@ -3518,22 +3547,21 @@
           <w:sz w:val="30"/>
           <w:szCs w:val="30"/>
         </w:rPr>
-        <w:t xml:space="preserve">      </w:t>
-      </w:r>
-      <w:r>
-        <w:rPr>
-          <w:rFonts w:ascii="Arial" w:hAnsi="Arial" w:cs="Arial"/>
+        <w:t xml:space="preserve">  │</w:t>
+      </w:r>
+    </w:p>
+    <w:p>
+      <w:pPr>
+        <w:jc w:val="both"/>
+        <w:rPr>
+          <w:rFonts w:ascii="Calibri" w:hAnsi="Calibri" w:cs="Calibri"/>
           <w:b/>
           <w:bCs/>
           <w:sz w:val="30"/>
           <w:szCs w:val="30"/>
         </w:rPr>
-        <w:t>▼</w:t>
-      </w:r>
-    </w:p>
-    <w:p>
-      <w:pPr>
-        <w:jc w:val="both"/>
+      </w:pPr>
+      <w:r>
         <w:rPr>
           <w:rFonts w:ascii="Calibri" w:hAnsi="Calibri" w:cs="Calibri"/>
           <w:b/>
@@ -3541,19 +3569,18 @@
           <w:sz w:val="30"/>
           <w:szCs w:val="30"/>
         </w:rPr>
-      </w:pPr>
-      <w:proofErr w:type="spellStart"/>
-      <w:r>
-        <w:rPr>
-          <w:rFonts w:ascii="Calibri" w:hAnsi="Calibri" w:cs="Calibri"/>
+        <w:t xml:space="preserve">      </w:t>
+      </w:r>
+      <w:r>
+        <w:rPr>
+          <w:rFonts w:ascii="Arial" w:hAnsi="Arial" w:cs="Arial"/>
           <w:b/>
           <w:bCs/>
           <w:sz w:val="30"/>
           <w:szCs w:val="30"/>
         </w:rPr>
-        <w:t>StreamController</w:t>
-      </w:r>
-      <w:proofErr w:type="spellEnd"/>
+        <w:t>▼</w:t>
+      </w:r>
     </w:p>
     <w:p>
       <w:pPr>
@@ -3566,6 +3593,7 @@
           <w:szCs w:val="30"/>
         </w:rPr>
       </w:pPr>
+      <w:proofErr w:type="spellStart"/>
       <w:r>
         <w:rPr>
           <w:rFonts w:ascii="Calibri" w:hAnsi="Calibri" w:cs="Calibri"/>
@@ -3574,8 +3602,9 @@
           <w:sz w:val="30"/>
           <w:szCs w:val="30"/>
         </w:rPr>
-        <w:t xml:space="preserve">      │</w:t>
-      </w:r>
+        <w:t>StreamController</w:t>
+      </w:r>
+      <w:proofErr w:type="spellEnd"/>
     </w:p>
     <w:p>
       <w:pPr>
@@ -3600,18 +3629,15 @@
       </w:r>
       <w:r>
         <w:rPr>
-          <w:rFonts w:ascii="Arial" w:hAnsi="Arial" w:cs="Arial"/>
+          <w:rFonts w:ascii="Calibri" w:hAnsi="Calibri" w:cs="Calibri"/>
           <w:b/>
           <w:bCs/>
           <w:sz w:val="30"/>
           <w:szCs w:val="30"/>
         </w:rPr>
-        <w:t>▼</w:t>
-      </w:r>
-    </w:p>
-    <w:p>
-      <w:pPr>
-        <w:jc w:val="both"/>
+        <w:t xml:space="preserve"> </w:t>
+      </w:r>
+      <w:r>
         <w:rPr>
           <w:rFonts w:ascii="Calibri" w:hAnsi="Calibri" w:cs="Calibri"/>
           <w:b/>
@@ -3619,9 +3645,12 @@
           <w:sz w:val="30"/>
           <w:szCs w:val="30"/>
         </w:rPr>
-      </w:pPr>
-      <w:proofErr w:type="spellStart"/>
-      <w:r>
+        <w:t>│</w:t>
+      </w:r>
+    </w:p>
+    <w:p>
+      <w:pPr>
+        <w:jc w:val="both"/>
         <w:rPr>
           <w:rFonts w:ascii="Calibri" w:hAnsi="Calibri" w:cs="Calibri"/>
           <w:b/>
@@ -3629,13 +3658,8 @@
           <w:sz w:val="30"/>
           <w:szCs w:val="30"/>
         </w:rPr>
-        <w:t>StreamBuilder</w:t>
-      </w:r>
-      <w:proofErr w:type="spellEnd"/>
-    </w:p>
-    <w:p>
-      <w:pPr>
-        <w:jc w:val="both"/>
+      </w:pPr>
+      <w:r>
         <w:rPr>
           <w:rFonts w:ascii="Calibri" w:hAnsi="Calibri" w:cs="Calibri"/>
           <w:b/>
@@ -3643,16 +3667,17 @@
           <w:sz w:val="30"/>
           <w:szCs w:val="30"/>
         </w:rPr>
-      </w:pPr>
-      <w:r>
-        <w:rPr>
-          <w:rFonts w:ascii="Calibri" w:hAnsi="Calibri" w:cs="Calibri"/>
+        <w:t xml:space="preserve">      </w:t>
+      </w:r>
+      <w:r>
+        <w:rPr>
+          <w:rFonts w:ascii="Arial" w:hAnsi="Arial" w:cs="Arial"/>
           <w:b/>
           <w:bCs/>
           <w:sz w:val="30"/>
           <w:szCs w:val="30"/>
         </w:rPr>
-        <w:t xml:space="preserve">      │</w:t>
+        <w:t>▼</w:t>
       </w:r>
     </w:p>
     <w:p>
@@ -3666,6 +3691,7 @@
           <w:szCs w:val="30"/>
         </w:rPr>
       </w:pPr>
+      <w:proofErr w:type="spellStart"/>
       <w:r>
         <w:rPr>
           <w:rFonts w:ascii="Calibri" w:hAnsi="Calibri" w:cs="Calibri"/>
@@ -3674,22 +3700,22 @@
           <w:sz w:val="30"/>
           <w:szCs w:val="30"/>
         </w:rPr>
-        <w:t xml:space="preserve">      </w:t>
-      </w:r>
-      <w:r>
-        <w:rPr>
-          <w:rFonts w:ascii="Arial" w:hAnsi="Arial" w:cs="Arial"/>
+        <w:t>StreamBuilder</w:t>
+      </w:r>
+      <w:proofErr w:type="spellEnd"/>
+    </w:p>
+    <w:p>
+      <w:pPr>
+        <w:jc w:val="both"/>
+        <w:rPr>
+          <w:rFonts w:ascii="Calibri" w:hAnsi="Calibri" w:cs="Calibri"/>
           <w:b/>
           <w:bCs/>
           <w:sz w:val="30"/>
           <w:szCs w:val="30"/>
         </w:rPr>
-        <w:t>▼</w:t>
-      </w:r>
-    </w:p>
-    <w:p>
-      <w:pPr>
-        <w:jc w:val="both"/>
+      </w:pPr>
+      <w:r>
         <w:rPr>
           <w:rFonts w:ascii="Calibri" w:hAnsi="Calibri" w:cs="Calibri"/>
           <w:b/>
@@ -3697,7 +3723,8 @@
           <w:sz w:val="30"/>
           <w:szCs w:val="30"/>
         </w:rPr>
-      </w:pPr>
+        <w:t xml:space="preserve">      </w:t>
+      </w:r>
       <w:r>
         <w:rPr>
           <w:rFonts w:ascii="Calibri" w:hAnsi="Calibri" w:cs="Calibri"/>
@@ -3706,6 +3733,71 @@
           <w:sz w:val="30"/>
           <w:szCs w:val="30"/>
         </w:rPr>
+        <w:t xml:space="preserve"> </w:t>
+      </w:r>
+      <w:r>
+        <w:rPr>
+          <w:rFonts w:ascii="Calibri" w:hAnsi="Calibri" w:cs="Calibri"/>
+          <w:b/>
+          <w:bCs/>
+          <w:sz w:val="30"/>
+          <w:szCs w:val="30"/>
+        </w:rPr>
+        <w:t>│</w:t>
+      </w:r>
+    </w:p>
+    <w:p>
+      <w:pPr>
+        <w:jc w:val="both"/>
+        <w:rPr>
+          <w:rFonts w:ascii="Calibri" w:hAnsi="Calibri" w:cs="Calibri"/>
+          <w:b/>
+          <w:bCs/>
+          <w:sz w:val="30"/>
+          <w:szCs w:val="30"/>
+        </w:rPr>
+      </w:pPr>
+      <w:r>
+        <w:rPr>
+          <w:rFonts w:ascii="Calibri" w:hAnsi="Calibri" w:cs="Calibri"/>
+          <w:b/>
+          <w:bCs/>
+          <w:sz w:val="30"/>
+          <w:szCs w:val="30"/>
+        </w:rPr>
+        <w:t xml:space="preserve">      </w:t>
+      </w:r>
+      <w:r>
+        <w:rPr>
+          <w:rFonts w:ascii="Arial" w:hAnsi="Arial" w:cs="Arial"/>
+          <w:b/>
+          <w:bCs/>
+          <w:sz w:val="30"/>
+          <w:szCs w:val="30"/>
+        </w:rPr>
+        <w:t>▼</w:t>
+      </w:r>
+    </w:p>
+    <w:p>
+      <w:pPr>
+        <w:jc w:val="both"/>
+        <w:rPr>
+          <w:rFonts w:ascii="Calibri" w:hAnsi="Calibri" w:cs="Calibri"/>
+          <w:b/>
+          <w:bCs/>
+          <w:sz w:val="30"/>
+          <w:szCs w:val="30"/>
+        </w:rPr>
+      </w:pPr>
+      <w:r>
+        <w:rPr>
+          <w:rFonts w:ascii="Calibri" w:hAnsi="Calibri" w:cs="Calibri"/>
+          <w:b/>
+          <w:bCs/>
+          <w:sz w:val="30"/>
+          <w:szCs w:val="30"/>
+        </w:rPr>
+        <w:lastRenderedPageBreak/>
         <w:t>UI rebuilds</w:t>
       </w:r>
     </w:p>
@@ -3770,7 +3862,6 @@
           <w:sz w:val="36"/>
           <w:szCs w:val="36"/>
         </w:rPr>
-        <w:lastRenderedPageBreak/>
         <w:t># Difference:</w:t>
       </w:r>
     </w:p>
@@ -4031,6 +4122,16 @@
           <w:szCs w:val="36"/>
         </w:rPr>
       </w:pPr>
+    </w:p>
+    <w:p>
+      <w:pPr>
+        <w:jc w:val="both"/>
+        <w:rPr>
+          <w:rFonts w:ascii="Calibri" w:hAnsi="Calibri" w:cs="Calibri"/>
+          <w:sz w:val="36"/>
+          <w:szCs w:val="36"/>
+        </w:rPr>
+      </w:pPr>
       <w:r>
         <w:rPr>
           <w:rFonts w:ascii="Calibri" w:hAnsi="Calibri" w:cs="Calibri"/>
@@ -4321,6 +4422,7 @@
           <w:sz w:val="36"/>
           <w:szCs w:val="36"/>
         </w:rPr>
+        <w:lastRenderedPageBreak/>
         <w:t>Usage of Streams in Flutter:</w:t>
       </w:r>
     </w:p>
@@ -4471,7 +4573,6 @@
           <w:sz w:val="36"/>
           <w:szCs w:val="36"/>
         </w:rPr>
-        <w:lastRenderedPageBreak/>
         <w:t>WebSockets</w:t>
       </w:r>
       <w:proofErr w:type="spellEnd"/>
@@ -4924,7 +5025,39 @@
           <w:sz w:val="36"/>
           <w:szCs w:val="36"/>
         </w:rPr>
-        <w:t>that method won’t wait for the API call to complete it simply start the Stream and finishes or returns. B</w:t>
+        <w:t>that method won’t wait for the API call to complete it</w:t>
+      </w:r>
+      <w:r>
+        <w:rPr>
+          <w:rFonts w:ascii="Calibri" w:hAnsi="Calibri" w:cs="Calibri"/>
+          <w:sz w:val="36"/>
+          <w:szCs w:val="36"/>
+        </w:rPr>
+        <w:t>,</w:t>
+      </w:r>
+      <w:r>
+        <w:rPr>
+          <w:rFonts w:ascii="Calibri" w:hAnsi="Calibri" w:cs="Calibri"/>
+          <w:sz w:val="36"/>
+          <w:szCs w:val="36"/>
+        </w:rPr>
+        <w:t xml:space="preserve"> simply start</w:t>
+      </w:r>
+      <w:r>
+        <w:rPr>
+          <w:rFonts w:ascii="Calibri" w:hAnsi="Calibri" w:cs="Calibri"/>
+          <w:sz w:val="36"/>
+          <w:szCs w:val="36"/>
+        </w:rPr>
+        <w:t>s</w:t>
+      </w:r>
+      <w:r>
+        <w:rPr>
+          <w:rFonts w:ascii="Calibri" w:hAnsi="Calibri" w:cs="Calibri"/>
+          <w:sz w:val="36"/>
+          <w:szCs w:val="36"/>
+        </w:rPr>
+        <w:t xml:space="preserve"> the Stream and finishes or returns. B</w:t>
       </w:r>
       <w:r>
         <w:rPr>
@@ -4943,6 +5076,7 @@
           <w:sz w:val="36"/>
           <w:szCs w:val="36"/>
         </w:rPr>
+        <w:lastRenderedPageBreak/>
         <w:t>Stream.listen</w:t>
       </w:r>
       <w:proofErr w:type="spellEnd"/>
@@ -5238,10 +5372,962 @@
           <w:sz w:val="36"/>
           <w:szCs w:val="36"/>
         </w:rPr>
+        <w:t>_</w:t>
+      </w:r>
+      <w:proofErr w:type="spellStart"/>
+      <w:proofErr w:type="gramStart"/>
+      <w:r>
+        <w:rPr>
+          <w:rFonts w:ascii="Calibri" w:hAnsi="Calibri" w:cs="Calibri"/>
+          <w:b/>
+          <w:bCs/>
+          <w:sz w:val="36"/>
+          <w:szCs w:val="36"/>
+        </w:rPr>
+        <w:t>handleAuthDeepLink</w:t>
+      </w:r>
+      <w:proofErr w:type="spellEnd"/>
+      <w:r>
+        <w:rPr>
+          <w:rFonts w:ascii="Calibri" w:hAnsi="Calibri" w:cs="Calibri"/>
+          <w:b/>
+          <w:bCs/>
+          <w:sz w:val="36"/>
+          <w:szCs w:val="36"/>
+        </w:rPr>
+        <w:t>(</w:t>
+      </w:r>
+      <w:proofErr w:type="gramEnd"/>
+      <w:r>
+        <w:rPr>
+          <w:rFonts w:ascii="Calibri" w:hAnsi="Calibri" w:cs="Calibri"/>
+          <w:b/>
+          <w:bCs/>
+          <w:sz w:val="36"/>
+          <w:szCs w:val="36"/>
+        </w:rPr>
+        <w:t>)</w:t>
+      </w:r>
+      <w:r>
+        <w:rPr>
+          <w:rFonts w:ascii="Calibri" w:hAnsi="Calibri" w:cs="Calibri"/>
+          <w:sz w:val="36"/>
+          <w:szCs w:val="36"/>
+        </w:rPr>
+        <w:t xml:space="preserve"> method it won’t simply work because </w:t>
+      </w:r>
+      <w:proofErr w:type="spellStart"/>
+      <w:r>
+        <w:rPr>
+          <w:rFonts w:ascii="Calibri" w:hAnsi="Calibri" w:cs="Calibri"/>
+          <w:b/>
+          <w:bCs/>
+          <w:sz w:val="36"/>
+          <w:szCs w:val="36"/>
+        </w:rPr>
+        <w:t>Stream.listen</w:t>
+      </w:r>
+      <w:proofErr w:type="spellEnd"/>
+      <w:r>
+        <w:rPr>
+          <w:rFonts w:ascii="Calibri" w:hAnsi="Calibri" w:cs="Calibri"/>
+          <w:b/>
+          <w:bCs/>
+          <w:sz w:val="36"/>
+          <w:szCs w:val="36"/>
+        </w:rPr>
+        <w:t>()</w:t>
+      </w:r>
+      <w:r>
+        <w:rPr>
+          <w:rFonts w:ascii="Calibri" w:hAnsi="Calibri" w:cs="Calibri"/>
+          <w:sz w:val="36"/>
+          <w:szCs w:val="36"/>
+        </w:rPr>
+        <w:t xml:space="preserve"> can’t be awaited (sync vs async problems or race conditions) and</w:t>
+      </w:r>
+      <w:r>
+        <w:rPr>
+          <w:rFonts w:ascii="Calibri" w:hAnsi="Calibri" w:cs="Calibri"/>
+          <w:b/>
+          <w:bCs/>
+          <w:sz w:val="36"/>
+          <w:szCs w:val="36"/>
+        </w:rPr>
+        <w:t xml:space="preserve"> </w:t>
+      </w:r>
+      <w:proofErr w:type="spellStart"/>
+      <w:r>
+        <w:rPr>
+          <w:rFonts w:ascii="Calibri" w:hAnsi="Calibri" w:cs="Calibri"/>
+          <w:b/>
+          <w:bCs/>
+          <w:sz w:val="36"/>
+          <w:szCs w:val="36"/>
+        </w:rPr>
+        <w:t>bool</w:t>
+      </w:r>
+      <w:proofErr w:type="spellEnd"/>
+      <w:r>
+        <w:rPr>
+          <w:rFonts w:ascii="Calibri" w:hAnsi="Calibri" w:cs="Calibri"/>
+          <w:sz w:val="36"/>
+          <w:szCs w:val="36"/>
+        </w:rPr>
+        <w:t xml:space="preserve"> value (</w:t>
+      </w:r>
+      <w:proofErr w:type="spellStart"/>
+      <w:r>
+        <w:rPr>
+          <w:rFonts w:ascii="Calibri" w:hAnsi="Calibri" w:cs="Calibri"/>
+          <w:b/>
+          <w:bCs/>
+          <w:sz w:val="36"/>
+          <w:szCs w:val="36"/>
+        </w:rPr>
+        <w:t>isSuccess</w:t>
+      </w:r>
+      <w:proofErr w:type="spellEnd"/>
+      <w:r>
+        <w:rPr>
+          <w:rFonts w:ascii="Calibri" w:hAnsi="Calibri" w:cs="Calibri"/>
+          <w:sz w:val="36"/>
+          <w:szCs w:val="36"/>
+        </w:rPr>
+        <w:t>) will always be</w:t>
+      </w:r>
+      <w:r>
+        <w:rPr>
+          <w:rFonts w:ascii="Calibri" w:hAnsi="Calibri" w:cs="Calibri"/>
+          <w:b/>
+          <w:bCs/>
+          <w:sz w:val="36"/>
+          <w:szCs w:val="36"/>
+        </w:rPr>
+        <w:t xml:space="preserve"> false</w:t>
+      </w:r>
+      <w:r>
+        <w:rPr>
+          <w:rFonts w:ascii="Calibri" w:hAnsi="Calibri" w:cs="Calibri"/>
+          <w:b/>
+          <w:bCs/>
+          <w:sz w:val="36"/>
+          <w:szCs w:val="36"/>
+        </w:rPr>
+        <w:t xml:space="preserve"> </w:t>
+      </w:r>
+      <w:r>
+        <w:rPr>
+          <w:rFonts w:ascii="Calibri" w:hAnsi="Calibri" w:cs="Calibri"/>
+          <w:sz w:val="36"/>
+          <w:szCs w:val="36"/>
+        </w:rPr>
+        <w:t>(</w:t>
+      </w:r>
+      <w:r>
+        <w:rPr>
+          <w:rFonts w:ascii="Calibri" w:hAnsi="Calibri" w:cs="Calibri"/>
+          <w:b/>
+          <w:bCs/>
+          <w:sz w:val="36"/>
+          <w:szCs w:val="36"/>
+        </w:rPr>
+        <w:t>return</w:t>
+      </w:r>
+      <w:r>
+        <w:rPr>
+          <w:rFonts w:ascii="Calibri" w:hAnsi="Calibri" w:cs="Calibri"/>
+          <w:sz w:val="36"/>
+          <w:szCs w:val="36"/>
+        </w:rPr>
+        <w:t xml:space="preserve"> </w:t>
+      </w:r>
+      <w:proofErr w:type="spellStart"/>
+      <w:r>
+        <w:rPr>
+          <w:rFonts w:ascii="Calibri" w:hAnsi="Calibri" w:cs="Calibri"/>
+          <w:b/>
+          <w:bCs/>
+          <w:sz w:val="36"/>
+          <w:szCs w:val="36"/>
+        </w:rPr>
+        <w:t>isSuccess</w:t>
+      </w:r>
+      <w:proofErr w:type="spellEnd"/>
+      <w:r>
+        <w:rPr>
+          <w:rFonts w:ascii="Calibri" w:hAnsi="Calibri" w:cs="Calibri"/>
+          <w:sz w:val="36"/>
+          <w:szCs w:val="36"/>
+        </w:rPr>
+        <w:t xml:space="preserve"> in</w:t>
+      </w:r>
+      <w:r>
+        <w:rPr>
+          <w:rFonts w:ascii="Calibri" w:hAnsi="Calibri" w:cs="Calibri"/>
+          <w:b/>
+          <w:bCs/>
+          <w:sz w:val="36"/>
+          <w:szCs w:val="36"/>
+        </w:rPr>
+        <w:t xml:space="preserve"> </w:t>
+      </w:r>
+      <w:proofErr w:type="spellStart"/>
+      <w:r>
+        <w:rPr>
+          <w:rFonts w:ascii="Calibri" w:hAnsi="Calibri" w:cs="Calibri"/>
+          <w:b/>
+          <w:bCs/>
+          <w:sz w:val="36"/>
+          <w:szCs w:val="36"/>
+        </w:rPr>
+        <w:t>startAuth</w:t>
+      </w:r>
+      <w:proofErr w:type="spellEnd"/>
+      <w:r>
+        <w:rPr>
+          <w:rFonts w:ascii="Calibri" w:hAnsi="Calibri" w:cs="Calibri"/>
+          <w:sz w:val="36"/>
+          <w:szCs w:val="36"/>
+        </w:rPr>
+        <w:t xml:space="preserve"> runs before the </w:t>
+      </w:r>
+      <w:proofErr w:type="spellStart"/>
+      <w:r>
+        <w:rPr>
+          <w:rFonts w:ascii="Calibri" w:hAnsi="Calibri" w:cs="Calibri"/>
+          <w:b/>
+          <w:bCs/>
+          <w:sz w:val="36"/>
+          <w:szCs w:val="36"/>
+        </w:rPr>
+        <w:t>isSuccess</w:t>
+      </w:r>
+      <w:proofErr w:type="spellEnd"/>
+      <w:r>
+        <w:rPr>
+          <w:rFonts w:ascii="Calibri" w:hAnsi="Calibri" w:cs="Calibri"/>
+          <w:sz w:val="36"/>
+          <w:szCs w:val="36"/>
+        </w:rPr>
+        <w:t xml:space="preserve"> from handler method is returned)</w:t>
+      </w:r>
+    </w:p>
+    <w:p>
+      <w:pPr>
+        <w:jc w:val="both"/>
+        <w:rPr>
+          <w:rFonts w:ascii="Calibri" w:hAnsi="Calibri" w:cs="Calibri"/>
+          <w:sz w:val="36"/>
+          <w:szCs w:val="36"/>
+        </w:rPr>
+      </w:pPr>
+    </w:p>
+    <w:p>
+      <w:pPr>
+        <w:jc w:val="both"/>
+        <w:rPr>
+          <w:rFonts w:ascii="Calibri" w:hAnsi="Calibri" w:cs="Calibri"/>
+          <w:sz w:val="36"/>
+          <w:szCs w:val="36"/>
+        </w:rPr>
+      </w:pPr>
+      <w:r>
+        <w:rPr>
+          <w:rFonts w:ascii="Calibri" w:hAnsi="Calibri" w:cs="Calibri"/>
+          <w:sz w:val="36"/>
+          <w:szCs w:val="36"/>
+        </w:rPr>
+        <w:t xml:space="preserve">The </w:t>
+      </w:r>
+      <w:r>
+        <w:rPr>
+          <w:rFonts w:ascii="Calibri" w:hAnsi="Calibri" w:cs="Calibri"/>
+          <w:sz w:val="36"/>
+          <w:szCs w:val="36"/>
+        </w:rPr>
+        <w:t>Solution</w:t>
+      </w:r>
+      <w:r>
+        <w:rPr>
+          <w:rFonts w:ascii="Calibri" w:hAnsi="Calibri" w:cs="Calibri"/>
+          <w:sz w:val="36"/>
+          <w:szCs w:val="36"/>
+        </w:rPr>
+        <w:t>:</w:t>
+      </w:r>
+    </w:p>
+    <w:p>
+      <w:pPr>
+        <w:jc w:val="both"/>
+        <w:rPr>
+          <w:rFonts w:ascii="Calibri" w:hAnsi="Calibri" w:cs="Calibri"/>
+          <w:b/>
+          <w:bCs/>
+          <w:sz w:val="36"/>
+          <w:szCs w:val="36"/>
+        </w:rPr>
+      </w:pPr>
+      <w:r>
+        <w:rPr>
+          <w:rFonts w:ascii="Calibri" w:hAnsi="Calibri" w:cs="Calibri"/>
+          <w:sz w:val="36"/>
+          <w:szCs w:val="36"/>
+        </w:rPr>
+        <w:t># I</w:t>
+      </w:r>
+      <w:r>
+        <w:rPr>
+          <w:rFonts w:ascii="Calibri" w:hAnsi="Calibri" w:cs="Calibri"/>
+          <w:sz w:val="36"/>
+          <w:szCs w:val="36"/>
+        </w:rPr>
+        <w:t>nstead use</w:t>
+      </w:r>
+      <w:r>
+        <w:rPr>
+          <w:rFonts w:ascii="Calibri" w:hAnsi="Calibri" w:cs="Calibri"/>
+          <w:sz w:val="36"/>
+          <w:szCs w:val="36"/>
+        </w:rPr>
+        <w:t xml:space="preserve"> </w:t>
+      </w:r>
+      <w:r>
+        <w:rPr>
+          <w:rFonts w:ascii="Calibri" w:hAnsi="Calibri" w:cs="Calibri"/>
+          <w:b/>
+          <w:bCs/>
+          <w:sz w:val="36"/>
+          <w:szCs w:val="36"/>
+        </w:rPr>
+        <w:t>Completer&lt;T</w:t>
+      </w:r>
+      <w:proofErr w:type="gramStart"/>
+      <w:r>
+        <w:rPr>
+          <w:rFonts w:ascii="Calibri" w:hAnsi="Calibri" w:cs="Calibri"/>
+          <w:b/>
+          <w:bCs/>
+          <w:sz w:val="36"/>
+          <w:szCs w:val="36"/>
+        </w:rPr>
+        <w:t>&gt;(</w:t>
+      </w:r>
+      <w:proofErr w:type="gramEnd"/>
+      <w:r>
+        <w:rPr>
+          <w:rFonts w:ascii="Calibri" w:hAnsi="Calibri" w:cs="Calibri"/>
+          <w:b/>
+          <w:bCs/>
+          <w:sz w:val="36"/>
+          <w:szCs w:val="36"/>
+        </w:rPr>
+        <w:t>)</w:t>
+      </w:r>
+      <w:r>
+        <w:rPr>
+          <w:rFonts w:ascii="Calibri" w:hAnsi="Calibri" w:cs="Calibri"/>
+          <w:sz w:val="36"/>
+          <w:szCs w:val="36"/>
+        </w:rPr>
+        <w:t xml:space="preserve"> </w:t>
+      </w:r>
+      <w:r>
+        <w:rPr>
+          <w:rFonts w:ascii="Calibri" w:hAnsi="Calibri" w:cs="Calibri"/>
+          <w:sz w:val="36"/>
+          <w:szCs w:val="36"/>
+        </w:rPr>
+        <w:t xml:space="preserve">pattern </w:t>
+      </w:r>
+      <w:r>
+        <w:rPr>
+          <w:rFonts w:ascii="Calibri" w:hAnsi="Calibri" w:cs="Calibri"/>
+          <w:sz w:val="36"/>
+          <w:szCs w:val="36"/>
+        </w:rPr>
+        <w:t xml:space="preserve">to control the </w:t>
+      </w:r>
+      <w:proofErr w:type="spellStart"/>
+      <w:r>
+        <w:rPr>
+          <w:rFonts w:ascii="Calibri" w:hAnsi="Calibri" w:cs="Calibri"/>
+          <w:b/>
+          <w:bCs/>
+          <w:sz w:val="36"/>
+          <w:szCs w:val="36"/>
+        </w:rPr>
+        <w:t>startAuth</w:t>
+      </w:r>
+      <w:proofErr w:type="spellEnd"/>
+      <w:r>
+        <w:rPr>
+          <w:rFonts w:ascii="Calibri" w:hAnsi="Calibri" w:cs="Calibri"/>
+          <w:b/>
+          <w:bCs/>
+          <w:sz w:val="36"/>
+          <w:szCs w:val="36"/>
+        </w:rPr>
+        <w:t>()</w:t>
+      </w:r>
+      <w:r>
+        <w:rPr>
+          <w:rFonts w:ascii="Calibri" w:hAnsi="Calibri" w:cs="Calibri"/>
+          <w:sz w:val="36"/>
+          <w:szCs w:val="36"/>
+        </w:rPr>
+        <w:t xml:space="preserve"> method so it only finishes when API calling is finished in the </w:t>
+      </w:r>
+      <w:r>
+        <w:rPr>
+          <w:rFonts w:ascii="Calibri" w:hAnsi="Calibri" w:cs="Calibri"/>
+          <w:b/>
+          <w:bCs/>
+          <w:sz w:val="36"/>
+          <w:szCs w:val="36"/>
+        </w:rPr>
+        <w:t>_</w:t>
+      </w:r>
+      <w:proofErr w:type="spellStart"/>
+      <w:r>
+        <w:rPr>
+          <w:rFonts w:ascii="Calibri" w:hAnsi="Calibri" w:cs="Calibri"/>
+          <w:b/>
+          <w:bCs/>
+          <w:sz w:val="36"/>
+          <w:szCs w:val="36"/>
+        </w:rPr>
+        <w:t>handleAuthDeepLink</w:t>
+      </w:r>
+      <w:proofErr w:type="spellEnd"/>
+      <w:r>
+        <w:rPr>
+          <w:rFonts w:ascii="Calibri" w:hAnsi="Calibri" w:cs="Calibri"/>
+          <w:b/>
+          <w:bCs/>
+          <w:sz w:val="36"/>
+          <w:szCs w:val="36"/>
+        </w:rPr>
+        <w:t>()</w:t>
+      </w:r>
+      <w:r>
+        <w:rPr>
+          <w:rFonts w:ascii="Calibri" w:hAnsi="Calibri" w:cs="Calibri"/>
+          <w:sz w:val="36"/>
+          <w:szCs w:val="36"/>
+        </w:rPr>
+        <w:t xml:space="preserve"> method</w:t>
+      </w:r>
+      <w:r>
+        <w:rPr>
+          <w:rFonts w:ascii="Calibri" w:hAnsi="Calibri" w:cs="Calibri"/>
+          <w:sz w:val="36"/>
+          <w:szCs w:val="36"/>
+        </w:rPr>
+        <w:t>.</w:t>
+      </w:r>
+    </w:p>
+    <w:p>
+      <w:pPr>
+        <w:jc w:val="both"/>
+        <w:rPr>
+          <w:rFonts w:ascii="Calibri" w:hAnsi="Calibri" w:cs="Calibri"/>
+          <w:sz w:val="36"/>
+          <w:szCs w:val="36"/>
+        </w:rPr>
+      </w:pPr>
+      <w:r>
+        <w:rPr>
+          <w:rFonts w:ascii="Calibri" w:hAnsi="Calibri" w:cs="Calibri"/>
+          <w:sz w:val="36"/>
+          <w:szCs w:val="36"/>
+        </w:rPr>
+        <w:t xml:space="preserve"># </w:t>
+      </w:r>
+      <w:r>
+        <w:rPr>
+          <w:rFonts w:ascii="Calibri" w:hAnsi="Calibri" w:cs="Calibri"/>
+          <w:b/>
+          <w:bCs/>
+          <w:sz w:val="36"/>
+          <w:szCs w:val="36"/>
+        </w:rPr>
+        <w:t>Completer&lt;bool</w:t>
+      </w:r>
+      <w:proofErr w:type="gramStart"/>
+      <w:r>
+        <w:rPr>
+          <w:rFonts w:ascii="Calibri" w:hAnsi="Calibri" w:cs="Calibri"/>
+          <w:b/>
+          <w:bCs/>
+          <w:sz w:val="36"/>
+          <w:szCs w:val="36"/>
+        </w:rPr>
+        <w:t>&gt;(</w:t>
+      </w:r>
+      <w:proofErr w:type="gramEnd"/>
+      <w:r>
+        <w:rPr>
+          <w:rFonts w:ascii="Calibri" w:hAnsi="Calibri" w:cs="Calibri"/>
+          <w:b/>
+          <w:bCs/>
+          <w:sz w:val="36"/>
+          <w:szCs w:val="36"/>
+        </w:rPr>
+        <w:t>)</w:t>
+      </w:r>
+      <w:r>
+        <w:rPr>
+          <w:rFonts w:ascii="Calibri" w:hAnsi="Calibri" w:cs="Calibri"/>
+          <w:sz w:val="36"/>
+          <w:szCs w:val="36"/>
+        </w:rPr>
+        <w:t xml:space="preserve"> (which determines when </w:t>
+      </w:r>
+      <w:proofErr w:type="spellStart"/>
+      <w:r>
+        <w:rPr>
+          <w:rFonts w:ascii="Calibri" w:hAnsi="Calibri" w:cs="Calibri"/>
+          <w:b/>
+          <w:bCs/>
+          <w:sz w:val="36"/>
+          <w:szCs w:val="36"/>
+        </w:rPr>
+        <w:t>startAuth</w:t>
+      </w:r>
+      <w:proofErr w:type="spellEnd"/>
+      <w:r>
+        <w:rPr>
+          <w:rFonts w:ascii="Calibri" w:hAnsi="Calibri" w:cs="Calibri"/>
+          <w:sz w:val="36"/>
+          <w:szCs w:val="36"/>
+        </w:rPr>
+        <w:t xml:space="preserve"> finishes or returns a </w:t>
+      </w:r>
+      <w:proofErr w:type="spellStart"/>
+      <w:r>
+        <w:rPr>
+          <w:rFonts w:ascii="Calibri" w:hAnsi="Calibri" w:cs="Calibri"/>
+          <w:b/>
+          <w:bCs/>
+          <w:sz w:val="36"/>
+          <w:szCs w:val="36"/>
+        </w:rPr>
+        <w:t>bool</w:t>
+      </w:r>
+      <w:proofErr w:type="spellEnd"/>
+      <w:r>
+        <w:rPr>
+          <w:rFonts w:ascii="Calibri" w:hAnsi="Calibri" w:cs="Calibri"/>
+          <w:sz w:val="36"/>
+          <w:szCs w:val="36"/>
+        </w:rPr>
+        <w:t xml:space="preserve"> value based on API success) because here </w:t>
+      </w:r>
+      <w:proofErr w:type="spellStart"/>
+      <w:r>
+        <w:rPr>
+          <w:rFonts w:ascii="Calibri" w:hAnsi="Calibri" w:cs="Calibri"/>
+          <w:b/>
+          <w:bCs/>
+          <w:sz w:val="36"/>
+          <w:szCs w:val="36"/>
+        </w:rPr>
+        <w:t>Stream.listen</w:t>
+      </w:r>
+      <w:proofErr w:type="spellEnd"/>
+      <w:r>
+        <w:rPr>
+          <w:rFonts w:ascii="Calibri" w:hAnsi="Calibri" w:cs="Calibri"/>
+          <w:b/>
+          <w:bCs/>
+          <w:sz w:val="36"/>
+          <w:szCs w:val="36"/>
+        </w:rPr>
+        <w:t>()</w:t>
+      </w:r>
+      <w:r>
+        <w:rPr>
+          <w:rFonts w:ascii="Calibri" w:hAnsi="Calibri" w:cs="Calibri"/>
+          <w:sz w:val="36"/>
+          <w:szCs w:val="36"/>
+        </w:rPr>
+        <w:t xml:space="preserve"> is used here. So,</w:t>
+      </w:r>
+      <w:r>
+        <w:rPr>
+          <w:rFonts w:ascii="Calibri" w:hAnsi="Calibri" w:cs="Calibri"/>
+          <w:b/>
+          <w:bCs/>
+          <w:sz w:val="36"/>
+          <w:szCs w:val="36"/>
+        </w:rPr>
+        <w:t xml:space="preserve"> </w:t>
+      </w:r>
+      <w:proofErr w:type="spellStart"/>
+      <w:r>
+        <w:rPr>
+          <w:rFonts w:ascii="Calibri" w:hAnsi="Calibri" w:cs="Calibri"/>
+          <w:b/>
+          <w:bCs/>
+          <w:sz w:val="36"/>
+          <w:szCs w:val="36"/>
+        </w:rPr>
+        <w:t>startAuth</w:t>
+      </w:r>
+      <w:proofErr w:type="spellEnd"/>
+      <w:r>
+        <w:rPr>
+          <w:rFonts w:ascii="Calibri" w:hAnsi="Calibri" w:cs="Calibri"/>
+          <w:sz w:val="36"/>
+          <w:szCs w:val="36"/>
+        </w:rPr>
+        <w:t xml:space="preserve"> doesn’t wait for calling the authentication API because we can’t </w:t>
+      </w:r>
+      <w:r>
+        <w:rPr>
+          <w:rFonts w:ascii="Calibri" w:hAnsi="Calibri" w:cs="Calibri"/>
+          <w:b/>
+          <w:bCs/>
+          <w:sz w:val="36"/>
+          <w:szCs w:val="36"/>
+        </w:rPr>
+        <w:t>await</w:t>
+      </w:r>
+      <w:r>
+        <w:rPr>
+          <w:rFonts w:ascii="Calibri" w:hAnsi="Calibri" w:cs="Calibri"/>
+          <w:sz w:val="36"/>
+          <w:szCs w:val="36"/>
+        </w:rPr>
+        <w:t xml:space="preserve"> a </w:t>
+      </w:r>
+      <w:proofErr w:type="spellStart"/>
+      <w:r>
+        <w:rPr>
+          <w:rFonts w:ascii="Calibri" w:hAnsi="Calibri" w:cs="Calibri"/>
+          <w:b/>
+          <w:bCs/>
+          <w:sz w:val="36"/>
+          <w:szCs w:val="36"/>
+        </w:rPr>
+        <w:t>Stream.listen</w:t>
+      </w:r>
+      <w:proofErr w:type="spellEnd"/>
+      <w:r>
+        <w:rPr>
+          <w:rFonts w:ascii="Calibri" w:hAnsi="Calibri" w:cs="Calibri"/>
+          <w:b/>
+          <w:bCs/>
+          <w:sz w:val="36"/>
+          <w:szCs w:val="36"/>
+        </w:rPr>
+        <w:t>()</w:t>
+      </w:r>
+      <w:r>
+        <w:rPr>
+          <w:rFonts w:ascii="Calibri" w:hAnsi="Calibri" w:cs="Calibri"/>
+          <w:sz w:val="36"/>
+          <w:szCs w:val="36"/>
+        </w:rPr>
+        <w:t xml:space="preserve"> method (In the UI </w:t>
+      </w:r>
+      <w:proofErr w:type="spellStart"/>
+      <w:r>
+        <w:rPr>
+          <w:rFonts w:ascii="Calibri" w:hAnsi="Calibri" w:cs="Calibri"/>
+          <w:b/>
+          <w:bCs/>
+          <w:sz w:val="36"/>
+          <w:szCs w:val="36"/>
+        </w:rPr>
+        <w:t>startAuth</w:t>
+      </w:r>
+      <w:proofErr w:type="spellEnd"/>
+      <w:r>
+        <w:rPr>
+          <w:rFonts w:ascii="Calibri" w:hAnsi="Calibri" w:cs="Calibri"/>
+          <w:sz w:val="36"/>
+          <w:szCs w:val="36"/>
+        </w:rPr>
+        <w:t xml:space="preserve"> doesn’t wait for the API call and see if it succeeded or not, it launches the URL in browser and finishes immediately)</w:t>
+      </w:r>
+    </w:p>
+    <w:p>
+      <w:pPr>
+        <w:jc w:val="both"/>
+        <w:rPr>
+          <w:rFonts w:ascii="Calibri" w:hAnsi="Calibri" w:cs="Calibri"/>
+          <w:sz w:val="36"/>
+          <w:szCs w:val="36"/>
+        </w:rPr>
+      </w:pPr>
+      <w:r>
+        <w:rPr>
+          <w:rFonts w:ascii="Calibri" w:hAnsi="Calibri" w:cs="Calibri"/>
+          <w:sz w:val="36"/>
+          <w:szCs w:val="36"/>
+        </w:rPr>
+        <w:t xml:space="preserve"># </w:t>
+      </w:r>
+      <w:r>
+        <w:rPr>
+          <w:rFonts w:ascii="Calibri" w:hAnsi="Calibri" w:cs="Calibri"/>
+          <w:b/>
+          <w:bCs/>
+          <w:sz w:val="36"/>
+          <w:szCs w:val="36"/>
+        </w:rPr>
+        <w:t>Completer&lt;bool</w:t>
+      </w:r>
+      <w:proofErr w:type="gramStart"/>
+      <w:r>
+        <w:rPr>
+          <w:rFonts w:ascii="Calibri" w:hAnsi="Calibri" w:cs="Calibri"/>
+          <w:b/>
+          <w:bCs/>
+          <w:sz w:val="36"/>
+          <w:szCs w:val="36"/>
+        </w:rPr>
+        <w:t>&gt;(</w:t>
+      </w:r>
+      <w:proofErr w:type="gramEnd"/>
+      <w:r>
+        <w:rPr>
+          <w:rFonts w:ascii="Calibri" w:hAnsi="Calibri" w:cs="Calibri"/>
+          <w:b/>
+          <w:bCs/>
+          <w:sz w:val="36"/>
+          <w:szCs w:val="36"/>
+        </w:rPr>
+        <w:t xml:space="preserve">) </w:t>
+      </w:r>
+      <w:r>
+        <w:rPr>
+          <w:rFonts w:ascii="Calibri" w:hAnsi="Calibri" w:cs="Calibri"/>
+          <w:sz w:val="36"/>
+          <w:szCs w:val="36"/>
+        </w:rPr>
+        <w:t xml:space="preserve">handles what to return </w:t>
+      </w:r>
+      <w:r>
+        <w:rPr>
+          <w:rFonts w:ascii="Calibri" w:hAnsi="Calibri" w:cs="Calibri"/>
+          <w:b/>
+          <w:bCs/>
+          <w:sz w:val="36"/>
+          <w:szCs w:val="36"/>
+        </w:rPr>
+        <w:t>true</w:t>
+      </w:r>
+      <w:r>
+        <w:rPr>
+          <w:rFonts w:ascii="Calibri" w:hAnsi="Calibri" w:cs="Calibri"/>
+          <w:sz w:val="36"/>
+          <w:szCs w:val="36"/>
+        </w:rPr>
+        <w:t>/</w:t>
+      </w:r>
+      <w:r>
+        <w:rPr>
+          <w:rFonts w:ascii="Calibri" w:hAnsi="Calibri" w:cs="Calibri"/>
+          <w:b/>
+          <w:bCs/>
+          <w:sz w:val="36"/>
+          <w:szCs w:val="36"/>
+        </w:rPr>
+        <w:t>false</w:t>
+      </w:r>
+      <w:r>
+        <w:rPr>
+          <w:rFonts w:ascii="Calibri" w:hAnsi="Calibri" w:cs="Calibri"/>
+          <w:sz w:val="36"/>
+          <w:szCs w:val="36"/>
+        </w:rPr>
+        <w:t xml:space="preserve"> for </w:t>
+      </w:r>
+      <w:r>
+        <w:rPr>
+          <w:rFonts w:ascii="Calibri" w:hAnsi="Calibri" w:cs="Calibri"/>
+          <w:b/>
+          <w:bCs/>
+          <w:sz w:val="36"/>
+          <w:szCs w:val="36"/>
+        </w:rPr>
+        <w:t>await</w:t>
+      </w:r>
+      <w:r>
+        <w:rPr>
+          <w:rFonts w:ascii="Calibri" w:hAnsi="Calibri" w:cs="Calibri"/>
+          <w:sz w:val="36"/>
+          <w:szCs w:val="36"/>
+        </w:rPr>
+        <w:t xml:space="preserve"> </w:t>
+      </w:r>
+      <w:proofErr w:type="spellStart"/>
+      <w:r>
+        <w:rPr>
+          <w:rFonts w:ascii="Calibri" w:hAnsi="Calibri" w:cs="Calibri"/>
+          <w:b/>
+          <w:bCs/>
+          <w:sz w:val="36"/>
+          <w:szCs w:val="36"/>
+        </w:rPr>
+        <w:t>startAuth</w:t>
+      </w:r>
+      <w:r>
+        <w:rPr>
+          <w:rFonts w:ascii="Calibri" w:hAnsi="Calibri" w:cs="Calibri"/>
+          <w:sz w:val="36"/>
+          <w:szCs w:val="36"/>
+        </w:rPr>
+        <w:t>’s</w:t>
+      </w:r>
+      <w:proofErr w:type="spellEnd"/>
+      <w:r>
+        <w:rPr>
+          <w:rFonts w:ascii="Calibri" w:hAnsi="Calibri" w:cs="Calibri"/>
+          <w:sz w:val="36"/>
+          <w:szCs w:val="36"/>
+        </w:rPr>
+        <w:t xml:space="preserve"> (</w:t>
+      </w:r>
+      <w:r>
+        <w:rPr>
+          <w:rFonts w:ascii="Calibri" w:hAnsi="Calibri" w:cs="Calibri"/>
+          <w:b/>
+          <w:bCs/>
+          <w:sz w:val="36"/>
+          <w:szCs w:val="36"/>
+        </w:rPr>
+        <w:t>Future&lt;bool&gt;</w:t>
+      </w:r>
+      <w:r>
+        <w:rPr>
+          <w:rFonts w:ascii="Calibri" w:hAnsi="Calibri" w:cs="Calibri"/>
+          <w:sz w:val="36"/>
+          <w:szCs w:val="36"/>
+        </w:rPr>
+        <w:t xml:space="preserve">) based on the API call success </w:t>
+      </w:r>
+      <w:r>
+        <w:rPr>
+          <w:rFonts w:ascii="Calibri" w:hAnsi="Calibri" w:cs="Calibri"/>
+          <w:sz w:val="36"/>
+          <w:szCs w:val="36"/>
+        </w:rPr>
         <w:lastRenderedPageBreak/>
+        <w:t xml:space="preserve">in </w:t>
+      </w:r>
+      <w:r>
+        <w:rPr>
+          <w:rFonts w:ascii="Calibri" w:hAnsi="Calibri" w:cs="Calibri"/>
+          <w:b/>
+          <w:bCs/>
+          <w:sz w:val="36"/>
+          <w:szCs w:val="36"/>
+        </w:rPr>
         <w:t>_</w:t>
       </w:r>
       <w:proofErr w:type="spellStart"/>
+      <w:r>
+        <w:rPr>
+          <w:rFonts w:ascii="Calibri" w:hAnsi="Calibri" w:cs="Calibri"/>
+          <w:b/>
+          <w:bCs/>
+          <w:sz w:val="36"/>
+          <w:szCs w:val="36"/>
+        </w:rPr>
+        <w:t>handleAuthDeepLink</w:t>
+      </w:r>
+      <w:proofErr w:type="spellEnd"/>
+      <w:r>
+        <w:rPr>
+          <w:rFonts w:ascii="Calibri" w:hAnsi="Calibri" w:cs="Calibri"/>
+          <w:b/>
+          <w:bCs/>
+          <w:sz w:val="36"/>
+          <w:szCs w:val="36"/>
+        </w:rPr>
+        <w:t>()</w:t>
+      </w:r>
+      <w:r>
+        <w:rPr>
+          <w:rFonts w:ascii="Calibri" w:hAnsi="Calibri" w:cs="Calibri"/>
+          <w:sz w:val="36"/>
+          <w:szCs w:val="36"/>
+        </w:rPr>
+        <w:t xml:space="preserve"> using </w:t>
+      </w:r>
+      <w:r>
+        <w:rPr>
+          <w:rFonts w:ascii="Calibri" w:hAnsi="Calibri" w:cs="Calibri"/>
+          <w:b/>
+          <w:bCs/>
+          <w:sz w:val="36"/>
+          <w:szCs w:val="36"/>
+        </w:rPr>
+        <w:t>_</w:t>
+      </w:r>
+      <w:proofErr w:type="spellStart"/>
+      <w:r>
+        <w:rPr>
+          <w:rFonts w:ascii="Calibri" w:hAnsi="Calibri" w:cs="Calibri"/>
+          <w:b/>
+          <w:bCs/>
+          <w:sz w:val="36"/>
+          <w:szCs w:val="36"/>
+        </w:rPr>
+        <w:t>completeAuth</w:t>
+      </w:r>
+      <w:proofErr w:type="spellEnd"/>
+      <w:r>
+        <w:rPr>
+          <w:rFonts w:ascii="Calibri" w:hAnsi="Calibri" w:cs="Calibri"/>
+          <w:b/>
+          <w:bCs/>
+          <w:sz w:val="36"/>
+          <w:szCs w:val="36"/>
+        </w:rPr>
+        <w:t>()</w:t>
+      </w:r>
+      <w:r>
+        <w:rPr>
+          <w:rFonts w:ascii="Calibri" w:hAnsi="Calibri" w:cs="Calibri"/>
+          <w:sz w:val="36"/>
+          <w:szCs w:val="36"/>
+        </w:rPr>
+        <w:t xml:space="preserve"> helper method</w:t>
+      </w:r>
+    </w:p>
+    <w:p>
+      <w:pPr>
+        <w:jc w:val="both"/>
+        <w:rPr>
+          <w:rFonts w:ascii="Calibri" w:hAnsi="Calibri" w:cs="Calibri"/>
+          <w:sz w:val="36"/>
+          <w:szCs w:val="36"/>
+        </w:rPr>
+      </w:pPr>
+      <w:r>
+        <w:rPr>
+          <w:rFonts w:ascii="Calibri" w:hAnsi="Calibri" w:cs="Calibri"/>
+          <w:sz w:val="36"/>
+          <w:szCs w:val="36"/>
+        </w:rPr>
+        <w:t xml:space="preserve"># Define a </w:t>
+      </w:r>
+      <w:r>
+        <w:rPr>
+          <w:rFonts w:ascii="Calibri" w:hAnsi="Calibri" w:cs="Calibri"/>
+          <w:b/>
+          <w:bCs/>
+          <w:sz w:val="36"/>
+          <w:szCs w:val="36"/>
+        </w:rPr>
+        <w:t>_</w:t>
+      </w:r>
+      <w:proofErr w:type="spellStart"/>
       <w:proofErr w:type="gramStart"/>
       <w:r>
         <w:rPr>
@@ -5251,6 +6337,1715 @@
           <w:sz w:val="36"/>
           <w:szCs w:val="36"/>
         </w:rPr>
+        <w:t>completeAuth</w:t>
+      </w:r>
+      <w:proofErr w:type="spellEnd"/>
+      <w:r>
+        <w:rPr>
+          <w:rFonts w:ascii="Calibri" w:hAnsi="Calibri" w:cs="Calibri"/>
+          <w:b/>
+          <w:bCs/>
+          <w:sz w:val="36"/>
+          <w:szCs w:val="36"/>
+        </w:rPr>
+        <w:t>(</w:t>
+      </w:r>
+      <w:proofErr w:type="gramEnd"/>
+      <w:r>
+        <w:rPr>
+          <w:rFonts w:ascii="Calibri" w:hAnsi="Calibri" w:cs="Calibri"/>
+          <w:b/>
+          <w:bCs/>
+          <w:sz w:val="36"/>
+          <w:szCs w:val="36"/>
+        </w:rPr>
+        <w:t xml:space="preserve">) </w:t>
+      </w:r>
+      <w:r>
+        <w:rPr>
+          <w:rFonts w:ascii="Calibri" w:hAnsi="Calibri" w:cs="Calibri"/>
+          <w:sz w:val="36"/>
+          <w:szCs w:val="36"/>
+        </w:rPr>
+        <w:t xml:space="preserve">helper method to finish the </w:t>
+      </w:r>
+      <w:proofErr w:type="spellStart"/>
+      <w:r>
+        <w:rPr>
+          <w:rFonts w:ascii="Calibri" w:hAnsi="Calibri" w:cs="Calibri"/>
+          <w:b/>
+          <w:bCs/>
+          <w:sz w:val="36"/>
+          <w:szCs w:val="36"/>
+        </w:rPr>
+        <w:t>startAuth</w:t>
+      </w:r>
+      <w:proofErr w:type="spellEnd"/>
+      <w:r>
+        <w:rPr>
+          <w:rFonts w:ascii="Calibri" w:hAnsi="Calibri" w:cs="Calibri"/>
+          <w:sz w:val="36"/>
+          <w:szCs w:val="36"/>
+        </w:rPr>
+        <w:t xml:space="preserve"> with a </w:t>
+      </w:r>
+      <w:proofErr w:type="spellStart"/>
+      <w:r>
+        <w:rPr>
+          <w:rFonts w:ascii="Calibri" w:hAnsi="Calibri" w:cs="Calibri"/>
+          <w:b/>
+          <w:bCs/>
+          <w:sz w:val="36"/>
+          <w:szCs w:val="36"/>
+        </w:rPr>
+        <w:t>bool</w:t>
+      </w:r>
+      <w:proofErr w:type="spellEnd"/>
+      <w:r>
+        <w:rPr>
+          <w:rFonts w:ascii="Calibri" w:hAnsi="Calibri" w:cs="Calibri"/>
+          <w:sz w:val="36"/>
+          <w:szCs w:val="36"/>
+        </w:rPr>
+        <w:t xml:space="preserve"> value (based on API</w:t>
+      </w:r>
+      <w:r>
+        <w:rPr>
+          <w:rFonts w:ascii="Calibri" w:hAnsi="Calibri" w:cs="Calibri"/>
+          <w:sz w:val="36"/>
+          <w:szCs w:val="36"/>
+        </w:rPr>
+        <w:t xml:space="preserve"> call success</w:t>
+      </w:r>
+      <w:r>
+        <w:rPr>
+          <w:rFonts w:ascii="Calibri" w:hAnsi="Calibri" w:cs="Calibri"/>
+          <w:sz w:val="36"/>
+          <w:szCs w:val="36"/>
+        </w:rPr>
+        <w:t xml:space="preserve">) using </w:t>
+      </w:r>
+      <w:r>
+        <w:rPr>
+          <w:rFonts w:ascii="Calibri" w:hAnsi="Calibri" w:cs="Calibri"/>
+          <w:b/>
+          <w:bCs/>
+          <w:sz w:val="36"/>
+          <w:szCs w:val="36"/>
+        </w:rPr>
+        <w:t>_</w:t>
+      </w:r>
+      <w:proofErr w:type="spellStart"/>
+      <w:r>
+        <w:rPr>
+          <w:rFonts w:ascii="Calibri" w:hAnsi="Calibri" w:cs="Calibri"/>
+          <w:b/>
+          <w:bCs/>
+          <w:sz w:val="36"/>
+          <w:szCs w:val="36"/>
+        </w:rPr>
+        <w:t>authCompleter</w:t>
+      </w:r>
+      <w:proofErr w:type="spellEnd"/>
+      <w:r>
+        <w:rPr>
+          <w:rFonts w:ascii="Calibri" w:hAnsi="Calibri" w:cs="Calibri"/>
+          <w:b/>
+          <w:bCs/>
+          <w:sz w:val="36"/>
+          <w:szCs w:val="36"/>
+        </w:rPr>
+        <w:t>?.complete(…)</w:t>
+      </w:r>
+      <w:r>
+        <w:rPr>
+          <w:rFonts w:ascii="Calibri" w:hAnsi="Calibri" w:cs="Calibri"/>
+          <w:sz w:val="36"/>
+          <w:szCs w:val="36"/>
+        </w:rPr>
+        <w:t xml:space="preserve">. Also check for null safety, if completer is not </w:t>
+      </w:r>
+      <w:r>
+        <w:rPr>
+          <w:rFonts w:ascii="Calibri" w:hAnsi="Calibri" w:cs="Calibri"/>
+          <w:b/>
+          <w:bCs/>
+          <w:sz w:val="36"/>
+          <w:szCs w:val="36"/>
+        </w:rPr>
+        <w:t>null</w:t>
+      </w:r>
+      <w:r>
+        <w:rPr>
+          <w:rFonts w:ascii="Calibri" w:hAnsi="Calibri" w:cs="Calibri"/>
+          <w:sz w:val="36"/>
+          <w:szCs w:val="36"/>
+        </w:rPr>
+        <w:t xml:space="preserve"> and not completed, only then </w:t>
+      </w:r>
+      <w:r>
+        <w:rPr>
+          <w:rFonts w:ascii="Calibri" w:hAnsi="Calibri" w:cs="Calibri"/>
+          <w:sz w:val="36"/>
+          <w:szCs w:val="36"/>
+        </w:rPr>
+        <w:t>c</w:t>
+      </w:r>
+      <w:r>
+        <w:rPr>
+          <w:rFonts w:ascii="Calibri" w:hAnsi="Calibri" w:cs="Calibri"/>
+          <w:sz w:val="36"/>
+          <w:szCs w:val="36"/>
+        </w:rPr>
+        <w:t>omplete it</w:t>
+      </w:r>
+    </w:p>
+    <w:p>
+      <w:pPr>
+        <w:jc w:val="both"/>
+        <w:rPr>
+          <w:rFonts w:ascii="Calibri" w:hAnsi="Calibri" w:cs="Calibri"/>
+          <w:sz w:val="36"/>
+          <w:szCs w:val="36"/>
+        </w:rPr>
+      </w:pPr>
+      <w:r>
+        <w:rPr>
+          <w:rFonts w:ascii="Calibri" w:hAnsi="Calibri" w:cs="Calibri"/>
+          <w:sz w:val="36"/>
+          <w:szCs w:val="36"/>
+        </w:rPr>
+        <w:t xml:space="preserve"># Lastly define another </w:t>
+      </w:r>
+      <w:r>
+        <w:rPr>
+          <w:rFonts w:ascii="Calibri" w:hAnsi="Calibri" w:cs="Calibri"/>
+          <w:b/>
+          <w:bCs/>
+          <w:sz w:val="36"/>
+          <w:szCs w:val="36"/>
+        </w:rPr>
+        <w:t>_</w:t>
+      </w:r>
+      <w:proofErr w:type="spellStart"/>
+      <w:proofErr w:type="gramStart"/>
+      <w:r>
+        <w:rPr>
+          <w:rFonts w:ascii="Calibri" w:hAnsi="Calibri" w:cs="Calibri"/>
+          <w:b/>
+          <w:bCs/>
+          <w:sz w:val="36"/>
+          <w:szCs w:val="36"/>
+        </w:rPr>
+        <w:t>stopAuth</w:t>
+      </w:r>
+      <w:proofErr w:type="spellEnd"/>
+      <w:r>
+        <w:rPr>
+          <w:rFonts w:ascii="Calibri" w:hAnsi="Calibri" w:cs="Calibri"/>
+          <w:b/>
+          <w:bCs/>
+          <w:sz w:val="36"/>
+          <w:szCs w:val="36"/>
+        </w:rPr>
+        <w:t>(</w:t>
+      </w:r>
+      <w:proofErr w:type="gramEnd"/>
+      <w:r>
+        <w:rPr>
+          <w:rFonts w:ascii="Calibri" w:hAnsi="Calibri" w:cs="Calibri"/>
+          <w:b/>
+          <w:bCs/>
+          <w:sz w:val="36"/>
+          <w:szCs w:val="36"/>
+        </w:rPr>
+        <w:t>)</w:t>
+      </w:r>
+      <w:r>
+        <w:rPr>
+          <w:rFonts w:ascii="Calibri" w:hAnsi="Calibri" w:cs="Calibri"/>
+          <w:sz w:val="36"/>
+          <w:szCs w:val="36"/>
+        </w:rPr>
+        <w:t xml:space="preserve"> helper method to stop the loading (</w:t>
+      </w:r>
+      <w:r>
+        <w:rPr>
+          <w:rFonts w:ascii="Calibri" w:hAnsi="Calibri" w:cs="Calibri"/>
+          <w:b/>
+          <w:bCs/>
+          <w:sz w:val="36"/>
+          <w:szCs w:val="36"/>
+        </w:rPr>
+        <w:t>state = false</w:t>
+      </w:r>
+      <w:r>
+        <w:rPr>
+          <w:rFonts w:ascii="Calibri" w:hAnsi="Calibri" w:cs="Calibri"/>
+          <w:sz w:val="36"/>
+          <w:szCs w:val="36"/>
+        </w:rPr>
+        <w:t xml:space="preserve">), cleanup the </w:t>
+      </w:r>
+      <w:r>
+        <w:rPr>
+          <w:rFonts w:ascii="Calibri" w:hAnsi="Calibri" w:cs="Calibri"/>
+          <w:b/>
+          <w:bCs/>
+          <w:sz w:val="36"/>
+          <w:szCs w:val="36"/>
+        </w:rPr>
+        <w:t>Stream</w:t>
+      </w:r>
+      <w:r>
+        <w:rPr>
+          <w:rFonts w:ascii="Calibri" w:hAnsi="Calibri" w:cs="Calibri"/>
+          <w:sz w:val="36"/>
+          <w:szCs w:val="36"/>
+        </w:rPr>
+        <w:t xml:space="preserve"> or cancel it and set it to </w:t>
+      </w:r>
+      <w:r>
+        <w:rPr>
+          <w:rFonts w:ascii="Calibri" w:hAnsi="Calibri" w:cs="Calibri"/>
+          <w:b/>
+          <w:bCs/>
+          <w:sz w:val="36"/>
+          <w:szCs w:val="36"/>
+        </w:rPr>
+        <w:t>null</w:t>
+      </w:r>
+      <w:r>
+        <w:rPr>
+          <w:rFonts w:ascii="Calibri" w:hAnsi="Calibri" w:cs="Calibri"/>
+          <w:sz w:val="36"/>
+          <w:szCs w:val="36"/>
+        </w:rPr>
+        <w:t xml:space="preserve"> after API is called and authentication succeeded or failed</w:t>
+      </w:r>
+    </w:p>
+    <w:p>
+      <w:pPr>
+        <w:jc w:val="both"/>
+        <w:rPr>
+          <w:rFonts w:ascii="Calibri" w:hAnsi="Calibri" w:cs="Calibri"/>
+          <w:sz w:val="36"/>
+          <w:szCs w:val="36"/>
+        </w:rPr>
+      </w:pPr>
+      <w:r>
+        <w:rPr>
+          <w:rFonts w:ascii="Calibri" w:hAnsi="Calibri" w:cs="Calibri"/>
+          <w:sz w:val="36"/>
+          <w:szCs w:val="36"/>
+        </w:rPr>
+        <w:t xml:space="preserve"># IMPORTANT, Call </w:t>
+      </w:r>
+      <w:r>
+        <w:rPr>
+          <w:rFonts w:ascii="Calibri" w:hAnsi="Calibri" w:cs="Calibri"/>
+          <w:b/>
+          <w:bCs/>
+          <w:sz w:val="36"/>
+          <w:szCs w:val="36"/>
+        </w:rPr>
+        <w:t>_</w:t>
+      </w:r>
+      <w:proofErr w:type="spellStart"/>
+      <w:proofErr w:type="gramStart"/>
+      <w:r>
+        <w:rPr>
+          <w:rFonts w:ascii="Calibri" w:hAnsi="Calibri" w:cs="Calibri"/>
+          <w:b/>
+          <w:bCs/>
+          <w:sz w:val="36"/>
+          <w:szCs w:val="36"/>
+        </w:rPr>
+        <w:t>stopAuth</w:t>
+      </w:r>
+      <w:proofErr w:type="spellEnd"/>
+      <w:r>
+        <w:rPr>
+          <w:rFonts w:ascii="Calibri" w:hAnsi="Calibri" w:cs="Calibri"/>
+          <w:b/>
+          <w:bCs/>
+          <w:sz w:val="36"/>
+          <w:szCs w:val="36"/>
+        </w:rPr>
+        <w:t>(</w:t>
+      </w:r>
+      <w:proofErr w:type="gramEnd"/>
+      <w:r>
+        <w:rPr>
+          <w:rFonts w:ascii="Calibri" w:hAnsi="Calibri" w:cs="Calibri"/>
+          <w:b/>
+          <w:bCs/>
+          <w:sz w:val="36"/>
+          <w:szCs w:val="36"/>
+        </w:rPr>
+        <w:t>)</w:t>
+      </w:r>
+      <w:r>
+        <w:rPr>
+          <w:rFonts w:ascii="Calibri" w:hAnsi="Calibri" w:cs="Calibri"/>
+          <w:sz w:val="36"/>
+          <w:szCs w:val="36"/>
+        </w:rPr>
+        <w:t xml:space="preserve"> method before completing with the result (</w:t>
+      </w:r>
+      <w:r>
+        <w:rPr>
+          <w:rFonts w:ascii="Calibri" w:hAnsi="Calibri" w:cs="Calibri"/>
+          <w:b/>
+          <w:bCs/>
+          <w:sz w:val="36"/>
+          <w:szCs w:val="36"/>
+        </w:rPr>
+        <w:t>_</w:t>
+      </w:r>
+      <w:proofErr w:type="spellStart"/>
+      <w:r>
+        <w:rPr>
+          <w:rFonts w:ascii="Calibri" w:hAnsi="Calibri" w:cs="Calibri"/>
+          <w:b/>
+          <w:bCs/>
+          <w:sz w:val="36"/>
+          <w:szCs w:val="36"/>
+        </w:rPr>
+        <w:t>completeAuth</w:t>
+      </w:r>
+      <w:proofErr w:type="spellEnd"/>
+      <w:r>
+        <w:rPr>
+          <w:rFonts w:ascii="Calibri" w:hAnsi="Calibri" w:cs="Calibri"/>
+          <w:sz w:val="36"/>
+          <w:szCs w:val="36"/>
+        </w:rPr>
+        <w:t xml:space="preserve">) to clean up the </w:t>
+      </w:r>
+      <w:r>
+        <w:rPr>
+          <w:rFonts w:ascii="Calibri" w:hAnsi="Calibri" w:cs="Calibri"/>
+          <w:b/>
+          <w:bCs/>
+          <w:sz w:val="36"/>
+          <w:szCs w:val="36"/>
+        </w:rPr>
+        <w:t>Stream</w:t>
+      </w:r>
+      <w:r>
+        <w:rPr>
+          <w:rFonts w:ascii="Calibri" w:hAnsi="Calibri" w:cs="Calibri"/>
+          <w:sz w:val="36"/>
+          <w:szCs w:val="36"/>
+        </w:rPr>
+        <w:t xml:space="preserve"> and stop the loading  state before </w:t>
+      </w:r>
+      <w:proofErr w:type="spellStart"/>
+      <w:r>
+        <w:rPr>
+          <w:rFonts w:ascii="Calibri" w:hAnsi="Calibri" w:cs="Calibri"/>
+          <w:b/>
+          <w:bCs/>
+          <w:sz w:val="36"/>
+          <w:szCs w:val="36"/>
+        </w:rPr>
+        <w:t>startAuth</w:t>
+      </w:r>
+      <w:proofErr w:type="spellEnd"/>
+      <w:r>
+        <w:rPr>
+          <w:rFonts w:ascii="Calibri" w:hAnsi="Calibri" w:cs="Calibri"/>
+          <w:b/>
+          <w:bCs/>
+          <w:sz w:val="36"/>
+          <w:szCs w:val="36"/>
+        </w:rPr>
+        <w:t xml:space="preserve">() </w:t>
+      </w:r>
+      <w:r>
+        <w:rPr>
+          <w:rFonts w:ascii="Calibri" w:hAnsi="Calibri" w:cs="Calibri"/>
+          <w:sz w:val="36"/>
+          <w:szCs w:val="36"/>
+        </w:rPr>
+        <w:t xml:space="preserve">method finishes (to prevent unnecessary </w:t>
+      </w:r>
+      <w:r>
+        <w:rPr>
+          <w:rFonts w:ascii="Calibri" w:hAnsi="Calibri" w:cs="Calibri"/>
+          <w:b/>
+          <w:bCs/>
+          <w:sz w:val="36"/>
+          <w:szCs w:val="36"/>
+        </w:rPr>
+        <w:t xml:space="preserve">async </w:t>
+      </w:r>
+      <w:r>
+        <w:rPr>
+          <w:rFonts w:ascii="Calibri" w:hAnsi="Calibri" w:cs="Calibri"/>
+          <w:sz w:val="36"/>
+          <w:szCs w:val="36"/>
+        </w:rPr>
+        <w:t xml:space="preserve">race conditions like method completes before stopping the loading and cleaning up the </w:t>
+      </w:r>
+      <w:r>
+        <w:rPr>
+          <w:rFonts w:ascii="Calibri" w:hAnsi="Calibri" w:cs="Calibri"/>
+          <w:b/>
+          <w:bCs/>
+          <w:sz w:val="36"/>
+          <w:szCs w:val="36"/>
+        </w:rPr>
+        <w:t>Stream</w:t>
+      </w:r>
+      <w:r>
+        <w:rPr>
+          <w:rFonts w:ascii="Calibri" w:hAnsi="Calibri" w:cs="Calibri"/>
+          <w:sz w:val="36"/>
+          <w:szCs w:val="36"/>
+        </w:rPr>
+        <w:t>)</w:t>
+      </w:r>
+    </w:p>
+    <w:p>
+      <w:pPr>
+        <w:jc w:val="both"/>
+        <w:rPr>
+          <w:rFonts w:ascii="Calibri" w:hAnsi="Calibri" w:cs="Calibri"/>
+          <w:sz w:val="36"/>
+          <w:szCs w:val="36"/>
+        </w:rPr>
+      </w:pPr>
+      <w:r>
+        <w:rPr>
+          <w:rFonts w:ascii="Calibri" w:hAnsi="Calibri" w:cs="Calibri"/>
+          <w:sz w:val="36"/>
+          <w:szCs w:val="36"/>
+        </w:rPr>
+        <w:t xml:space="preserve"># </w:t>
+      </w:r>
+      <w:proofErr w:type="spellStart"/>
+      <w:r>
+        <w:rPr>
+          <w:rFonts w:ascii="Calibri" w:hAnsi="Calibri" w:cs="Calibri"/>
+          <w:b/>
+          <w:bCs/>
+          <w:sz w:val="36"/>
+          <w:szCs w:val="36"/>
+        </w:rPr>
+        <w:t>AuthNotifier</w:t>
+      </w:r>
+      <w:proofErr w:type="spellEnd"/>
+      <w:r>
+        <w:rPr>
+          <w:rFonts w:ascii="Calibri" w:hAnsi="Calibri" w:cs="Calibri"/>
+          <w:sz w:val="36"/>
+          <w:szCs w:val="36"/>
+        </w:rPr>
+        <w:t xml:space="preserve"> class</w:t>
+      </w:r>
+    </w:p>
+    <w:p>
+      <w:pPr>
+        <w:jc w:val="both"/>
+        <w:rPr>
+          <w:rFonts w:ascii="Calibri" w:hAnsi="Calibri" w:cs="Calibri"/>
+          <w:b/>
+          <w:bCs/>
+          <w:color w:val="D86DCB" w:themeColor="accent5" w:themeTint="99"/>
+          <w:sz w:val="36"/>
+          <w:szCs w:val="36"/>
+        </w:rPr>
+      </w:pPr>
+      <w:r>
+        <w:rPr>
+          <w:rFonts w:ascii="Calibri" w:hAnsi="Calibri" w:cs="Calibri"/>
+          <w:b/>
+          <w:bCs/>
+          <w:color w:val="D86DCB" w:themeColor="accent5" w:themeTint="99"/>
+          <w:sz w:val="36"/>
+          <w:szCs w:val="36"/>
+        </w:rPr>
+        <w:t xml:space="preserve">class </w:t>
+      </w:r>
+      <w:proofErr w:type="spellStart"/>
+      <w:r>
+        <w:rPr>
+          <w:rFonts w:ascii="Calibri" w:hAnsi="Calibri" w:cs="Calibri"/>
+          <w:b/>
+          <w:bCs/>
+          <w:color w:val="D86DCB" w:themeColor="accent5" w:themeTint="99"/>
+          <w:sz w:val="36"/>
+          <w:szCs w:val="36"/>
+        </w:rPr>
+        <w:t>AuthNotifier</w:t>
+      </w:r>
+      <w:proofErr w:type="spellEnd"/>
+      <w:r>
+        <w:rPr>
+          <w:rFonts w:ascii="Calibri" w:hAnsi="Calibri" w:cs="Calibri"/>
+          <w:b/>
+          <w:bCs/>
+          <w:color w:val="D86DCB" w:themeColor="accent5" w:themeTint="99"/>
+          <w:sz w:val="36"/>
+          <w:szCs w:val="36"/>
+        </w:rPr>
+        <w:t xml:space="preserve"> extends Notifier&lt;bool&gt; {</w:t>
+      </w:r>
+    </w:p>
+    <w:p>
+      <w:pPr>
+        <w:jc w:val="both"/>
+        <w:rPr>
+          <w:rFonts w:ascii="Calibri" w:hAnsi="Calibri" w:cs="Calibri"/>
+          <w:b/>
+          <w:bCs/>
+          <w:color w:val="D86DCB" w:themeColor="accent5" w:themeTint="99"/>
+          <w:sz w:val="36"/>
+          <w:szCs w:val="36"/>
+        </w:rPr>
+      </w:pPr>
+      <w:r>
+        <w:rPr>
+          <w:rFonts w:ascii="Calibri" w:hAnsi="Calibri" w:cs="Calibri"/>
+          <w:b/>
+          <w:bCs/>
+          <w:color w:val="D86DCB" w:themeColor="accent5" w:themeTint="99"/>
+          <w:sz w:val="36"/>
+          <w:szCs w:val="36"/>
+        </w:rPr>
+        <w:t xml:space="preserve">  </w:t>
+      </w:r>
+      <w:proofErr w:type="spellStart"/>
+      <w:r>
+        <w:rPr>
+          <w:rFonts w:ascii="Calibri" w:hAnsi="Calibri" w:cs="Calibri"/>
+          <w:b/>
+          <w:bCs/>
+          <w:color w:val="D86DCB" w:themeColor="accent5" w:themeTint="99"/>
+          <w:sz w:val="36"/>
+          <w:szCs w:val="36"/>
+        </w:rPr>
+        <w:t>StreamSubscription</w:t>
+      </w:r>
+      <w:proofErr w:type="spellEnd"/>
+      <w:r>
+        <w:rPr>
+          <w:rFonts w:ascii="Calibri" w:hAnsi="Calibri" w:cs="Calibri"/>
+          <w:b/>
+          <w:bCs/>
+          <w:color w:val="D86DCB" w:themeColor="accent5" w:themeTint="99"/>
+          <w:sz w:val="36"/>
+          <w:szCs w:val="36"/>
+        </w:rPr>
+        <w:t xml:space="preserve">&lt;Uri&gt;? </w:t>
+      </w:r>
+      <w:proofErr w:type="spellStart"/>
+      <w:r>
+        <w:rPr>
+          <w:rFonts w:ascii="Calibri" w:hAnsi="Calibri" w:cs="Calibri"/>
+          <w:b/>
+          <w:bCs/>
+          <w:color w:val="D86DCB" w:themeColor="accent5" w:themeTint="99"/>
+          <w:sz w:val="36"/>
+          <w:szCs w:val="36"/>
+        </w:rPr>
+        <w:t>streamSubscription</w:t>
+      </w:r>
+      <w:proofErr w:type="spellEnd"/>
+      <w:r>
+        <w:rPr>
+          <w:rFonts w:ascii="Calibri" w:hAnsi="Calibri" w:cs="Calibri"/>
+          <w:b/>
+          <w:bCs/>
+          <w:color w:val="D86DCB" w:themeColor="accent5" w:themeTint="99"/>
+          <w:sz w:val="36"/>
+          <w:szCs w:val="36"/>
+        </w:rPr>
+        <w:t>;</w:t>
+      </w:r>
+    </w:p>
+    <w:p>
+      <w:pPr>
+        <w:jc w:val="both"/>
+        <w:rPr>
+          <w:rFonts w:ascii="Calibri" w:hAnsi="Calibri" w:cs="Calibri"/>
+          <w:b/>
+          <w:bCs/>
+          <w:color w:val="D86DCB" w:themeColor="accent5" w:themeTint="99"/>
+          <w:sz w:val="36"/>
+          <w:szCs w:val="36"/>
+        </w:rPr>
+      </w:pPr>
+      <w:r>
+        <w:rPr>
+          <w:rFonts w:ascii="Calibri" w:hAnsi="Calibri" w:cs="Calibri"/>
+          <w:b/>
+          <w:bCs/>
+          <w:color w:val="D86DCB" w:themeColor="accent5" w:themeTint="99"/>
+          <w:sz w:val="36"/>
+          <w:szCs w:val="36"/>
+        </w:rPr>
+        <w:t xml:space="preserve">  // Dependency injection</w:t>
+      </w:r>
+    </w:p>
+    <w:p>
+      <w:pPr>
+        <w:jc w:val="both"/>
+        <w:rPr>
+          <w:rFonts w:ascii="Calibri" w:hAnsi="Calibri" w:cs="Calibri"/>
+          <w:b/>
+          <w:bCs/>
+          <w:color w:val="D86DCB" w:themeColor="accent5" w:themeTint="99"/>
+          <w:sz w:val="36"/>
+          <w:szCs w:val="36"/>
+        </w:rPr>
+      </w:pPr>
+      <w:r>
+        <w:rPr>
+          <w:rFonts w:ascii="Calibri" w:hAnsi="Calibri" w:cs="Calibri"/>
+          <w:b/>
+          <w:bCs/>
+          <w:color w:val="D86DCB" w:themeColor="accent5" w:themeTint="99"/>
+          <w:sz w:val="36"/>
+          <w:szCs w:val="36"/>
+        </w:rPr>
+        <w:t xml:space="preserve">  </w:t>
+      </w:r>
+      <w:proofErr w:type="spellStart"/>
+      <w:r>
+        <w:rPr>
+          <w:rFonts w:ascii="Calibri" w:hAnsi="Calibri" w:cs="Calibri"/>
+          <w:b/>
+          <w:bCs/>
+          <w:color w:val="D86DCB" w:themeColor="accent5" w:themeTint="99"/>
+          <w:sz w:val="36"/>
+          <w:szCs w:val="36"/>
+        </w:rPr>
+        <w:t>DeepLinkService</w:t>
+      </w:r>
+      <w:proofErr w:type="spellEnd"/>
+      <w:r>
+        <w:rPr>
+          <w:rFonts w:ascii="Calibri" w:hAnsi="Calibri" w:cs="Calibri"/>
+          <w:b/>
+          <w:bCs/>
+          <w:color w:val="D86DCB" w:themeColor="accent5" w:themeTint="99"/>
+          <w:sz w:val="36"/>
+          <w:szCs w:val="36"/>
+        </w:rPr>
+        <w:t xml:space="preserve"> get </w:t>
+      </w:r>
+      <w:proofErr w:type="spellStart"/>
+      <w:r>
+        <w:rPr>
+          <w:rFonts w:ascii="Calibri" w:hAnsi="Calibri" w:cs="Calibri"/>
+          <w:b/>
+          <w:bCs/>
+          <w:color w:val="D86DCB" w:themeColor="accent5" w:themeTint="99"/>
+          <w:sz w:val="36"/>
+          <w:szCs w:val="36"/>
+        </w:rPr>
+        <w:t>deepLinkService</w:t>
+      </w:r>
+      <w:proofErr w:type="spellEnd"/>
+      <w:r>
+        <w:rPr>
+          <w:rFonts w:ascii="Calibri" w:hAnsi="Calibri" w:cs="Calibri"/>
+          <w:b/>
+          <w:bCs/>
+          <w:color w:val="D86DCB" w:themeColor="accent5" w:themeTint="99"/>
+          <w:sz w:val="36"/>
+          <w:szCs w:val="36"/>
+        </w:rPr>
+        <w:t xml:space="preserve"> =&gt;</w:t>
+      </w:r>
+    </w:p>
+    <w:p>
+      <w:pPr>
+        <w:jc w:val="both"/>
+        <w:rPr>
+          <w:rFonts w:ascii="Calibri" w:hAnsi="Calibri" w:cs="Calibri"/>
+          <w:b/>
+          <w:bCs/>
+          <w:color w:val="D86DCB" w:themeColor="accent5" w:themeTint="99"/>
+          <w:sz w:val="36"/>
+          <w:szCs w:val="36"/>
+        </w:rPr>
+      </w:pPr>
+      <w:r>
+        <w:rPr>
+          <w:rFonts w:ascii="Calibri" w:hAnsi="Calibri" w:cs="Calibri"/>
+          <w:b/>
+          <w:bCs/>
+          <w:color w:val="D86DCB" w:themeColor="accent5" w:themeTint="99"/>
+          <w:sz w:val="36"/>
+          <w:szCs w:val="36"/>
+        </w:rPr>
+        <w:t xml:space="preserve">      </w:t>
+      </w:r>
+      <w:proofErr w:type="spellStart"/>
+      <w:proofErr w:type="gramStart"/>
+      <w:r>
+        <w:rPr>
+          <w:rFonts w:ascii="Calibri" w:hAnsi="Calibri" w:cs="Calibri"/>
+          <w:b/>
+          <w:bCs/>
+          <w:color w:val="D86DCB" w:themeColor="accent5" w:themeTint="99"/>
+          <w:sz w:val="36"/>
+          <w:szCs w:val="36"/>
+        </w:rPr>
+        <w:t>ref.read</w:t>
+      </w:r>
+      <w:proofErr w:type="spellEnd"/>
+      <w:proofErr w:type="gramEnd"/>
+      <w:r>
+        <w:rPr>
+          <w:rFonts w:ascii="Calibri" w:hAnsi="Calibri" w:cs="Calibri"/>
+          <w:b/>
+          <w:bCs/>
+          <w:color w:val="D86DCB" w:themeColor="accent5" w:themeTint="99"/>
+          <w:sz w:val="36"/>
+          <w:szCs w:val="36"/>
+        </w:rPr>
+        <w:t>(</w:t>
+      </w:r>
+      <w:proofErr w:type="spellStart"/>
+      <w:r>
+        <w:rPr>
+          <w:rFonts w:ascii="Calibri" w:hAnsi="Calibri" w:cs="Calibri"/>
+          <w:b/>
+          <w:bCs/>
+          <w:color w:val="D86DCB" w:themeColor="accent5" w:themeTint="99"/>
+          <w:sz w:val="36"/>
+          <w:szCs w:val="36"/>
+        </w:rPr>
+        <w:t>deepLinkProvider</w:t>
+      </w:r>
+      <w:proofErr w:type="spellEnd"/>
+      <w:r>
+        <w:rPr>
+          <w:rFonts w:ascii="Calibri" w:hAnsi="Calibri" w:cs="Calibri"/>
+          <w:b/>
+          <w:bCs/>
+          <w:color w:val="D86DCB" w:themeColor="accent5" w:themeTint="99"/>
+          <w:sz w:val="36"/>
+          <w:szCs w:val="36"/>
+        </w:rPr>
+        <w:t>);</w:t>
+      </w:r>
+    </w:p>
+    <w:p>
+      <w:pPr>
+        <w:jc w:val="both"/>
+        <w:rPr>
+          <w:rFonts w:ascii="Calibri" w:hAnsi="Calibri" w:cs="Calibri"/>
+          <w:b/>
+          <w:bCs/>
+          <w:color w:val="D86DCB" w:themeColor="accent5" w:themeTint="99"/>
+          <w:sz w:val="36"/>
+          <w:szCs w:val="36"/>
+        </w:rPr>
+      </w:pPr>
+      <w:r>
+        <w:rPr>
+          <w:rFonts w:ascii="Calibri" w:hAnsi="Calibri" w:cs="Calibri"/>
+          <w:b/>
+          <w:bCs/>
+          <w:color w:val="D86DCB" w:themeColor="accent5" w:themeTint="99"/>
+          <w:sz w:val="36"/>
+          <w:szCs w:val="36"/>
+        </w:rPr>
+        <w:t xml:space="preserve">  </w:t>
+      </w:r>
+      <w:proofErr w:type="spellStart"/>
+      <w:r>
+        <w:rPr>
+          <w:rFonts w:ascii="Calibri" w:hAnsi="Calibri" w:cs="Calibri"/>
+          <w:b/>
+          <w:bCs/>
+          <w:color w:val="D86DCB" w:themeColor="accent5" w:themeTint="99"/>
+          <w:sz w:val="36"/>
+          <w:szCs w:val="36"/>
+        </w:rPr>
+        <w:t>ApiService</w:t>
+      </w:r>
+      <w:proofErr w:type="spellEnd"/>
+      <w:r>
+        <w:rPr>
+          <w:rFonts w:ascii="Calibri" w:hAnsi="Calibri" w:cs="Calibri"/>
+          <w:b/>
+          <w:bCs/>
+          <w:color w:val="D86DCB" w:themeColor="accent5" w:themeTint="99"/>
+          <w:sz w:val="36"/>
+          <w:szCs w:val="36"/>
+        </w:rPr>
+        <w:t xml:space="preserve"> get </w:t>
+      </w:r>
+      <w:proofErr w:type="spellStart"/>
+      <w:r>
+        <w:rPr>
+          <w:rFonts w:ascii="Calibri" w:hAnsi="Calibri" w:cs="Calibri"/>
+          <w:b/>
+          <w:bCs/>
+          <w:color w:val="D86DCB" w:themeColor="accent5" w:themeTint="99"/>
+          <w:sz w:val="36"/>
+          <w:szCs w:val="36"/>
+        </w:rPr>
+        <w:t>apiService</w:t>
+      </w:r>
+      <w:proofErr w:type="spellEnd"/>
+      <w:r>
+        <w:rPr>
+          <w:rFonts w:ascii="Calibri" w:hAnsi="Calibri" w:cs="Calibri"/>
+          <w:b/>
+          <w:bCs/>
+          <w:color w:val="D86DCB" w:themeColor="accent5" w:themeTint="99"/>
+          <w:sz w:val="36"/>
+          <w:szCs w:val="36"/>
+        </w:rPr>
+        <w:t xml:space="preserve"> =&gt; </w:t>
+      </w:r>
+      <w:proofErr w:type="spellStart"/>
+      <w:proofErr w:type="gramStart"/>
+      <w:r>
+        <w:rPr>
+          <w:rFonts w:ascii="Calibri" w:hAnsi="Calibri" w:cs="Calibri"/>
+          <w:b/>
+          <w:bCs/>
+          <w:color w:val="D86DCB" w:themeColor="accent5" w:themeTint="99"/>
+          <w:sz w:val="36"/>
+          <w:szCs w:val="36"/>
+        </w:rPr>
+        <w:t>ref.read</w:t>
+      </w:r>
+      <w:proofErr w:type="spellEnd"/>
+      <w:proofErr w:type="gramEnd"/>
+      <w:r>
+        <w:rPr>
+          <w:rFonts w:ascii="Calibri" w:hAnsi="Calibri" w:cs="Calibri"/>
+          <w:b/>
+          <w:bCs/>
+          <w:color w:val="D86DCB" w:themeColor="accent5" w:themeTint="99"/>
+          <w:sz w:val="36"/>
+          <w:szCs w:val="36"/>
+        </w:rPr>
+        <w:t>(</w:t>
+      </w:r>
+      <w:proofErr w:type="spellStart"/>
+      <w:r>
+        <w:rPr>
+          <w:rFonts w:ascii="Calibri" w:hAnsi="Calibri" w:cs="Calibri"/>
+          <w:b/>
+          <w:bCs/>
+          <w:color w:val="D86DCB" w:themeColor="accent5" w:themeTint="99"/>
+          <w:sz w:val="36"/>
+          <w:szCs w:val="36"/>
+        </w:rPr>
+        <w:t>apiServiceProvider</w:t>
+      </w:r>
+      <w:proofErr w:type="spellEnd"/>
+      <w:r>
+        <w:rPr>
+          <w:rFonts w:ascii="Calibri" w:hAnsi="Calibri" w:cs="Calibri"/>
+          <w:b/>
+          <w:bCs/>
+          <w:color w:val="D86DCB" w:themeColor="accent5" w:themeTint="99"/>
+          <w:sz w:val="36"/>
+          <w:szCs w:val="36"/>
+        </w:rPr>
+        <w:t>);</w:t>
+      </w:r>
+    </w:p>
+    <w:p>
+      <w:pPr>
+        <w:jc w:val="both"/>
+        <w:rPr>
+          <w:rFonts w:ascii="Calibri" w:hAnsi="Calibri" w:cs="Calibri"/>
+          <w:b/>
+          <w:bCs/>
+          <w:color w:val="D86DCB" w:themeColor="accent5" w:themeTint="99"/>
+          <w:sz w:val="36"/>
+          <w:szCs w:val="36"/>
+        </w:rPr>
+      </w:pPr>
+      <w:r>
+        <w:rPr>
+          <w:rFonts w:ascii="Calibri" w:hAnsi="Calibri" w:cs="Calibri"/>
+          <w:b/>
+          <w:bCs/>
+          <w:color w:val="D86DCB" w:themeColor="accent5" w:themeTint="99"/>
+          <w:sz w:val="36"/>
+          <w:szCs w:val="36"/>
+        </w:rPr>
+        <w:lastRenderedPageBreak/>
+        <w:t xml:space="preserve">  Completer&lt;bool&gt;? _</w:t>
+      </w:r>
+      <w:proofErr w:type="spellStart"/>
+      <w:r>
+        <w:rPr>
+          <w:rFonts w:ascii="Calibri" w:hAnsi="Calibri" w:cs="Calibri"/>
+          <w:b/>
+          <w:bCs/>
+          <w:color w:val="D86DCB" w:themeColor="accent5" w:themeTint="99"/>
+          <w:sz w:val="36"/>
+          <w:szCs w:val="36"/>
+        </w:rPr>
+        <w:t>authCompleter</w:t>
+      </w:r>
+      <w:proofErr w:type="spellEnd"/>
+      <w:r>
+        <w:rPr>
+          <w:rFonts w:ascii="Calibri" w:hAnsi="Calibri" w:cs="Calibri"/>
+          <w:b/>
+          <w:bCs/>
+          <w:color w:val="D86DCB" w:themeColor="accent5" w:themeTint="99"/>
+          <w:sz w:val="36"/>
+          <w:szCs w:val="36"/>
+        </w:rPr>
+        <w:t>;</w:t>
+      </w:r>
+    </w:p>
+    <w:p>
+      <w:pPr>
+        <w:jc w:val="both"/>
+        <w:rPr>
+          <w:rFonts w:ascii="Calibri" w:hAnsi="Calibri" w:cs="Calibri"/>
+          <w:b/>
+          <w:bCs/>
+          <w:color w:val="D86DCB" w:themeColor="accent5" w:themeTint="99"/>
+          <w:sz w:val="36"/>
+          <w:szCs w:val="36"/>
+        </w:rPr>
+      </w:pPr>
+    </w:p>
+    <w:p>
+      <w:pPr>
+        <w:jc w:val="both"/>
+        <w:rPr>
+          <w:rFonts w:ascii="Calibri" w:hAnsi="Calibri" w:cs="Calibri"/>
+          <w:b/>
+          <w:bCs/>
+          <w:color w:val="D86DCB" w:themeColor="accent5" w:themeTint="99"/>
+          <w:sz w:val="36"/>
+          <w:szCs w:val="36"/>
+        </w:rPr>
+      </w:pPr>
+      <w:r>
+        <w:rPr>
+          <w:rFonts w:ascii="Calibri" w:hAnsi="Calibri" w:cs="Calibri"/>
+          <w:b/>
+          <w:bCs/>
+          <w:color w:val="D86DCB" w:themeColor="accent5" w:themeTint="99"/>
+          <w:sz w:val="36"/>
+          <w:szCs w:val="36"/>
+        </w:rPr>
+        <w:t xml:space="preserve">  @override</w:t>
+      </w:r>
+    </w:p>
+    <w:p>
+      <w:pPr>
+        <w:jc w:val="both"/>
+        <w:rPr>
+          <w:rFonts w:ascii="Calibri" w:hAnsi="Calibri" w:cs="Calibri"/>
+          <w:b/>
+          <w:bCs/>
+          <w:color w:val="D86DCB" w:themeColor="accent5" w:themeTint="99"/>
+          <w:sz w:val="36"/>
+          <w:szCs w:val="36"/>
+        </w:rPr>
+      </w:pPr>
+      <w:r>
+        <w:rPr>
+          <w:rFonts w:ascii="Calibri" w:hAnsi="Calibri" w:cs="Calibri"/>
+          <w:b/>
+          <w:bCs/>
+          <w:color w:val="D86DCB" w:themeColor="accent5" w:themeTint="99"/>
+          <w:sz w:val="36"/>
+          <w:szCs w:val="36"/>
+        </w:rPr>
+        <w:t xml:space="preserve">  bool </w:t>
+      </w:r>
+      <w:proofErr w:type="gramStart"/>
+      <w:r>
+        <w:rPr>
+          <w:rFonts w:ascii="Calibri" w:hAnsi="Calibri" w:cs="Calibri"/>
+          <w:b/>
+          <w:bCs/>
+          <w:color w:val="D86DCB" w:themeColor="accent5" w:themeTint="99"/>
+          <w:sz w:val="36"/>
+          <w:szCs w:val="36"/>
+        </w:rPr>
+        <w:t>build(</w:t>
+      </w:r>
+      <w:proofErr w:type="gramEnd"/>
+      <w:r>
+        <w:rPr>
+          <w:rFonts w:ascii="Calibri" w:hAnsi="Calibri" w:cs="Calibri"/>
+          <w:b/>
+          <w:bCs/>
+          <w:color w:val="D86DCB" w:themeColor="accent5" w:themeTint="99"/>
+          <w:sz w:val="36"/>
+          <w:szCs w:val="36"/>
+        </w:rPr>
+        <w:t>) {</w:t>
+      </w:r>
+    </w:p>
+    <w:p>
+      <w:pPr>
+        <w:jc w:val="both"/>
+        <w:rPr>
+          <w:rFonts w:ascii="Calibri" w:hAnsi="Calibri" w:cs="Calibri"/>
+          <w:b/>
+          <w:bCs/>
+          <w:color w:val="D86DCB" w:themeColor="accent5" w:themeTint="99"/>
+          <w:sz w:val="36"/>
+          <w:szCs w:val="36"/>
+        </w:rPr>
+      </w:pPr>
+      <w:r>
+        <w:rPr>
+          <w:rFonts w:ascii="Calibri" w:hAnsi="Calibri" w:cs="Calibri"/>
+          <w:b/>
+          <w:bCs/>
+          <w:color w:val="D86DCB" w:themeColor="accent5" w:themeTint="99"/>
+          <w:sz w:val="36"/>
+          <w:szCs w:val="36"/>
+        </w:rPr>
+        <w:t xml:space="preserve">    </w:t>
+      </w:r>
+      <w:proofErr w:type="spellStart"/>
+      <w:proofErr w:type="gramStart"/>
+      <w:r>
+        <w:rPr>
+          <w:rFonts w:ascii="Calibri" w:hAnsi="Calibri" w:cs="Calibri"/>
+          <w:b/>
+          <w:bCs/>
+          <w:color w:val="D86DCB" w:themeColor="accent5" w:themeTint="99"/>
+          <w:sz w:val="36"/>
+          <w:szCs w:val="36"/>
+        </w:rPr>
+        <w:t>ref.onDispose</w:t>
+      </w:r>
+      <w:proofErr w:type="spellEnd"/>
+      <w:proofErr w:type="gramEnd"/>
+      <w:r>
+        <w:rPr>
+          <w:rFonts w:ascii="Calibri" w:hAnsi="Calibri" w:cs="Calibri"/>
+          <w:b/>
+          <w:bCs/>
+          <w:color w:val="D86DCB" w:themeColor="accent5" w:themeTint="99"/>
+          <w:sz w:val="36"/>
+          <w:szCs w:val="36"/>
+        </w:rPr>
+        <w:t>(() {</w:t>
+      </w:r>
+    </w:p>
+    <w:p>
+      <w:pPr>
+        <w:jc w:val="both"/>
+        <w:rPr>
+          <w:rFonts w:ascii="Calibri" w:hAnsi="Calibri" w:cs="Calibri"/>
+          <w:b/>
+          <w:bCs/>
+          <w:color w:val="D86DCB" w:themeColor="accent5" w:themeTint="99"/>
+          <w:sz w:val="36"/>
+          <w:szCs w:val="36"/>
+        </w:rPr>
+      </w:pPr>
+      <w:r>
+        <w:rPr>
+          <w:rFonts w:ascii="Calibri" w:hAnsi="Calibri" w:cs="Calibri"/>
+          <w:b/>
+          <w:bCs/>
+          <w:color w:val="D86DCB" w:themeColor="accent5" w:themeTint="99"/>
+          <w:sz w:val="36"/>
+          <w:szCs w:val="36"/>
+        </w:rPr>
+        <w:t xml:space="preserve">        </w:t>
+      </w:r>
+      <w:proofErr w:type="spellStart"/>
+      <w:proofErr w:type="gramStart"/>
+      <w:r>
+        <w:rPr>
+          <w:rFonts w:ascii="Calibri" w:hAnsi="Calibri" w:cs="Calibri"/>
+          <w:b/>
+          <w:bCs/>
+          <w:color w:val="D86DCB" w:themeColor="accent5" w:themeTint="99"/>
+          <w:sz w:val="36"/>
+          <w:szCs w:val="36"/>
+        </w:rPr>
+        <w:t>streamSubscription</w:t>
+      </w:r>
+      <w:proofErr w:type="spellEnd"/>
+      <w:r>
+        <w:rPr>
+          <w:rFonts w:ascii="Calibri" w:hAnsi="Calibri" w:cs="Calibri"/>
+          <w:b/>
+          <w:bCs/>
+          <w:color w:val="D86DCB" w:themeColor="accent5" w:themeTint="99"/>
+          <w:sz w:val="36"/>
+          <w:szCs w:val="36"/>
+        </w:rPr>
+        <w:t>?.</w:t>
+      </w:r>
+      <w:proofErr w:type="gramEnd"/>
+      <w:r>
+        <w:rPr>
+          <w:rFonts w:ascii="Calibri" w:hAnsi="Calibri" w:cs="Calibri"/>
+          <w:b/>
+          <w:bCs/>
+          <w:color w:val="D86DCB" w:themeColor="accent5" w:themeTint="99"/>
+          <w:sz w:val="36"/>
+          <w:szCs w:val="36"/>
+        </w:rPr>
+        <w:t>cancel();</w:t>
+      </w:r>
+    </w:p>
+    <w:p>
+      <w:pPr>
+        <w:jc w:val="both"/>
+        <w:rPr>
+          <w:rFonts w:ascii="Calibri" w:hAnsi="Calibri" w:cs="Calibri"/>
+          <w:b/>
+          <w:bCs/>
+          <w:color w:val="D86DCB" w:themeColor="accent5" w:themeTint="99"/>
+          <w:sz w:val="36"/>
+          <w:szCs w:val="36"/>
+        </w:rPr>
+      </w:pPr>
+      <w:r>
+        <w:rPr>
+          <w:rFonts w:ascii="Calibri" w:hAnsi="Calibri" w:cs="Calibri"/>
+          <w:b/>
+          <w:bCs/>
+          <w:color w:val="D86DCB" w:themeColor="accent5" w:themeTint="99"/>
+          <w:sz w:val="36"/>
+          <w:szCs w:val="36"/>
+        </w:rPr>
+        <w:t xml:space="preserve">    });</w:t>
+      </w:r>
+    </w:p>
+    <w:p>
+      <w:pPr>
+        <w:jc w:val="both"/>
+        <w:rPr>
+          <w:rFonts w:ascii="Calibri" w:hAnsi="Calibri" w:cs="Calibri"/>
+          <w:b/>
+          <w:bCs/>
+          <w:color w:val="D86DCB" w:themeColor="accent5" w:themeTint="99"/>
+          <w:sz w:val="36"/>
+          <w:szCs w:val="36"/>
+        </w:rPr>
+      </w:pPr>
+      <w:r>
+        <w:rPr>
+          <w:rFonts w:ascii="Calibri" w:hAnsi="Calibri" w:cs="Calibri"/>
+          <w:b/>
+          <w:bCs/>
+          <w:color w:val="D86DCB" w:themeColor="accent5" w:themeTint="99"/>
+          <w:sz w:val="36"/>
+          <w:szCs w:val="36"/>
+        </w:rPr>
+        <w:t xml:space="preserve">    return false;</w:t>
+      </w:r>
+    </w:p>
+    <w:p>
+      <w:pPr>
+        <w:jc w:val="both"/>
+        <w:rPr>
+          <w:rFonts w:ascii="Calibri" w:hAnsi="Calibri" w:cs="Calibri"/>
+          <w:b/>
+          <w:bCs/>
+          <w:color w:val="D86DCB" w:themeColor="accent5" w:themeTint="99"/>
+          <w:sz w:val="36"/>
+          <w:szCs w:val="36"/>
+        </w:rPr>
+      </w:pPr>
+      <w:r>
+        <w:rPr>
+          <w:rFonts w:ascii="Calibri" w:hAnsi="Calibri" w:cs="Calibri"/>
+          <w:b/>
+          <w:bCs/>
+          <w:color w:val="D86DCB" w:themeColor="accent5" w:themeTint="99"/>
+          <w:sz w:val="36"/>
+          <w:szCs w:val="36"/>
+        </w:rPr>
+        <w:t xml:space="preserve">  }</w:t>
+      </w:r>
+    </w:p>
+    <w:p>
+      <w:pPr>
+        <w:jc w:val="both"/>
+        <w:rPr>
+          <w:rFonts w:ascii="Calibri" w:hAnsi="Calibri" w:cs="Calibri"/>
+          <w:b/>
+          <w:bCs/>
+          <w:color w:val="D86DCB" w:themeColor="accent5" w:themeTint="99"/>
+          <w:sz w:val="36"/>
+          <w:szCs w:val="36"/>
+        </w:rPr>
+      </w:pPr>
+    </w:p>
+    <w:p>
+      <w:pPr>
+        <w:jc w:val="both"/>
+        <w:rPr>
+          <w:rFonts w:ascii="Calibri" w:hAnsi="Calibri" w:cs="Calibri"/>
+          <w:b/>
+          <w:bCs/>
+          <w:color w:val="D86DCB" w:themeColor="accent5" w:themeTint="99"/>
+          <w:sz w:val="36"/>
+          <w:szCs w:val="36"/>
+        </w:rPr>
+      </w:pPr>
+      <w:r>
+        <w:rPr>
+          <w:rFonts w:ascii="Calibri" w:hAnsi="Calibri" w:cs="Calibri"/>
+          <w:b/>
+          <w:bCs/>
+          <w:color w:val="D86DCB" w:themeColor="accent5" w:themeTint="99"/>
+          <w:sz w:val="36"/>
+          <w:szCs w:val="36"/>
+        </w:rPr>
+        <w:t xml:space="preserve">  Future&lt;bool&gt; </w:t>
+      </w:r>
+      <w:proofErr w:type="spellStart"/>
+      <w:proofErr w:type="gramStart"/>
+      <w:r>
+        <w:rPr>
+          <w:rFonts w:ascii="Calibri" w:hAnsi="Calibri" w:cs="Calibri"/>
+          <w:b/>
+          <w:bCs/>
+          <w:color w:val="D86DCB" w:themeColor="accent5" w:themeTint="99"/>
+          <w:sz w:val="36"/>
+          <w:szCs w:val="36"/>
+        </w:rPr>
+        <w:t>startAuth</w:t>
+      </w:r>
+      <w:proofErr w:type="spellEnd"/>
+      <w:r>
+        <w:rPr>
+          <w:rFonts w:ascii="Calibri" w:hAnsi="Calibri" w:cs="Calibri"/>
+          <w:b/>
+          <w:bCs/>
+          <w:color w:val="D86DCB" w:themeColor="accent5" w:themeTint="99"/>
+          <w:sz w:val="36"/>
+          <w:szCs w:val="36"/>
+        </w:rPr>
+        <w:t>(</w:t>
+      </w:r>
+      <w:proofErr w:type="gramEnd"/>
+      <w:r>
+        <w:rPr>
+          <w:rFonts w:ascii="Calibri" w:hAnsi="Calibri" w:cs="Calibri"/>
+          <w:b/>
+          <w:bCs/>
+          <w:color w:val="D86DCB" w:themeColor="accent5" w:themeTint="99"/>
+          <w:sz w:val="36"/>
+          <w:szCs w:val="36"/>
+        </w:rPr>
+        <w:t xml:space="preserve">String </w:t>
+      </w:r>
+      <w:proofErr w:type="spellStart"/>
+      <w:r>
+        <w:rPr>
+          <w:rFonts w:ascii="Calibri" w:hAnsi="Calibri" w:cs="Calibri"/>
+          <w:b/>
+          <w:bCs/>
+          <w:color w:val="D86DCB" w:themeColor="accent5" w:themeTint="99"/>
+          <w:sz w:val="36"/>
+          <w:szCs w:val="36"/>
+        </w:rPr>
+        <w:t>requestToken</w:t>
+      </w:r>
+      <w:proofErr w:type="spellEnd"/>
+      <w:r>
+        <w:rPr>
+          <w:rFonts w:ascii="Calibri" w:hAnsi="Calibri" w:cs="Calibri"/>
+          <w:b/>
+          <w:bCs/>
+          <w:color w:val="D86DCB" w:themeColor="accent5" w:themeTint="99"/>
+          <w:sz w:val="36"/>
+          <w:szCs w:val="36"/>
+        </w:rPr>
+        <w:t>) async {</w:t>
+      </w:r>
+    </w:p>
+    <w:p>
+      <w:pPr>
+        <w:jc w:val="both"/>
+        <w:rPr>
+          <w:rFonts w:ascii="Calibri" w:hAnsi="Calibri" w:cs="Calibri"/>
+          <w:b/>
+          <w:bCs/>
+          <w:color w:val="D86DCB" w:themeColor="accent5" w:themeTint="99"/>
+          <w:sz w:val="36"/>
+          <w:szCs w:val="36"/>
+        </w:rPr>
+      </w:pPr>
+      <w:r>
+        <w:rPr>
+          <w:rFonts w:ascii="Calibri" w:hAnsi="Calibri" w:cs="Calibri"/>
+          <w:b/>
+          <w:bCs/>
+          <w:color w:val="D86DCB" w:themeColor="accent5" w:themeTint="99"/>
+          <w:sz w:val="36"/>
+          <w:szCs w:val="36"/>
+        </w:rPr>
+        <w:t xml:space="preserve">    state = true;</w:t>
+      </w:r>
+    </w:p>
+    <w:p>
+      <w:pPr>
+        <w:jc w:val="both"/>
+        <w:rPr>
+          <w:rFonts w:ascii="Calibri" w:hAnsi="Calibri" w:cs="Calibri"/>
+          <w:b/>
+          <w:bCs/>
+          <w:color w:val="D86DCB" w:themeColor="accent5" w:themeTint="99"/>
+          <w:sz w:val="36"/>
+          <w:szCs w:val="36"/>
+        </w:rPr>
+      </w:pPr>
+      <w:r>
+        <w:rPr>
+          <w:rFonts w:ascii="Calibri" w:hAnsi="Calibri" w:cs="Calibri"/>
+          <w:b/>
+          <w:bCs/>
+          <w:color w:val="D86DCB" w:themeColor="accent5" w:themeTint="99"/>
+          <w:sz w:val="36"/>
+          <w:szCs w:val="36"/>
+        </w:rPr>
+        <w:t xml:space="preserve">    _</w:t>
+      </w:r>
+      <w:proofErr w:type="spellStart"/>
+      <w:r>
+        <w:rPr>
+          <w:rFonts w:ascii="Calibri" w:hAnsi="Calibri" w:cs="Calibri"/>
+          <w:b/>
+          <w:bCs/>
+          <w:color w:val="D86DCB" w:themeColor="accent5" w:themeTint="99"/>
+          <w:sz w:val="36"/>
+          <w:szCs w:val="36"/>
+        </w:rPr>
+        <w:t>authCompleter</w:t>
+      </w:r>
+      <w:proofErr w:type="spellEnd"/>
+      <w:r>
+        <w:rPr>
+          <w:rFonts w:ascii="Calibri" w:hAnsi="Calibri" w:cs="Calibri"/>
+          <w:b/>
+          <w:bCs/>
+          <w:color w:val="D86DCB" w:themeColor="accent5" w:themeTint="99"/>
+          <w:sz w:val="36"/>
+          <w:szCs w:val="36"/>
+        </w:rPr>
+        <w:t xml:space="preserve"> = Completer&lt;bool</w:t>
+      </w:r>
+      <w:proofErr w:type="gramStart"/>
+      <w:r>
+        <w:rPr>
+          <w:rFonts w:ascii="Calibri" w:hAnsi="Calibri" w:cs="Calibri"/>
+          <w:b/>
+          <w:bCs/>
+          <w:color w:val="D86DCB" w:themeColor="accent5" w:themeTint="99"/>
+          <w:sz w:val="36"/>
+          <w:szCs w:val="36"/>
+        </w:rPr>
+        <w:t>&gt;(</w:t>
+      </w:r>
+      <w:proofErr w:type="gramEnd"/>
+      <w:r>
+        <w:rPr>
+          <w:rFonts w:ascii="Calibri" w:hAnsi="Calibri" w:cs="Calibri"/>
+          <w:b/>
+          <w:bCs/>
+          <w:color w:val="D86DCB" w:themeColor="accent5" w:themeTint="99"/>
+          <w:sz w:val="36"/>
+          <w:szCs w:val="36"/>
+        </w:rPr>
+        <w:t>);</w:t>
+      </w:r>
+    </w:p>
+    <w:p>
+      <w:pPr>
+        <w:jc w:val="both"/>
+        <w:rPr>
+          <w:rFonts w:ascii="Calibri" w:hAnsi="Calibri" w:cs="Calibri"/>
+          <w:b/>
+          <w:bCs/>
+          <w:color w:val="D86DCB" w:themeColor="accent5" w:themeTint="99"/>
+          <w:sz w:val="36"/>
+          <w:szCs w:val="36"/>
+        </w:rPr>
+      </w:pPr>
+    </w:p>
+    <w:p>
+      <w:pPr>
+        <w:jc w:val="both"/>
+        <w:rPr>
+          <w:rFonts w:ascii="Calibri" w:hAnsi="Calibri" w:cs="Calibri"/>
+          <w:b/>
+          <w:bCs/>
+          <w:color w:val="D86DCB" w:themeColor="accent5" w:themeTint="99"/>
+          <w:sz w:val="36"/>
+          <w:szCs w:val="36"/>
+        </w:rPr>
+      </w:pPr>
+      <w:r>
+        <w:rPr>
+          <w:rFonts w:ascii="Calibri" w:hAnsi="Calibri" w:cs="Calibri"/>
+          <w:b/>
+          <w:bCs/>
+          <w:color w:val="D86DCB" w:themeColor="accent5" w:themeTint="99"/>
+          <w:sz w:val="36"/>
+          <w:szCs w:val="36"/>
+        </w:rPr>
+        <w:t xml:space="preserve">    // Prevent duplicate Stream listeners</w:t>
+      </w:r>
+    </w:p>
+    <w:p>
+      <w:pPr>
+        <w:jc w:val="both"/>
+        <w:rPr>
+          <w:rFonts w:ascii="Calibri" w:hAnsi="Calibri" w:cs="Calibri"/>
+          <w:b/>
+          <w:bCs/>
+          <w:color w:val="D86DCB" w:themeColor="accent5" w:themeTint="99"/>
+          <w:sz w:val="36"/>
+          <w:szCs w:val="36"/>
+        </w:rPr>
+      </w:pPr>
+      <w:r>
+        <w:rPr>
+          <w:rFonts w:ascii="Calibri" w:hAnsi="Calibri" w:cs="Calibri"/>
+          <w:b/>
+          <w:bCs/>
+          <w:color w:val="D86DCB" w:themeColor="accent5" w:themeTint="99"/>
+          <w:sz w:val="36"/>
+          <w:szCs w:val="36"/>
+        </w:rPr>
+        <w:t xml:space="preserve">    await </w:t>
+      </w:r>
+      <w:proofErr w:type="spellStart"/>
+      <w:proofErr w:type="gramStart"/>
+      <w:r>
+        <w:rPr>
+          <w:rFonts w:ascii="Calibri" w:hAnsi="Calibri" w:cs="Calibri"/>
+          <w:b/>
+          <w:bCs/>
+          <w:color w:val="D86DCB" w:themeColor="accent5" w:themeTint="99"/>
+          <w:sz w:val="36"/>
+          <w:szCs w:val="36"/>
+        </w:rPr>
+        <w:t>streamSubscription</w:t>
+      </w:r>
+      <w:proofErr w:type="spellEnd"/>
+      <w:r>
+        <w:rPr>
+          <w:rFonts w:ascii="Calibri" w:hAnsi="Calibri" w:cs="Calibri"/>
+          <w:b/>
+          <w:bCs/>
+          <w:color w:val="D86DCB" w:themeColor="accent5" w:themeTint="99"/>
+          <w:sz w:val="36"/>
+          <w:szCs w:val="36"/>
+        </w:rPr>
+        <w:t>?.</w:t>
+      </w:r>
+      <w:proofErr w:type="gramEnd"/>
+      <w:r>
+        <w:rPr>
+          <w:rFonts w:ascii="Calibri" w:hAnsi="Calibri" w:cs="Calibri"/>
+          <w:b/>
+          <w:bCs/>
+          <w:color w:val="D86DCB" w:themeColor="accent5" w:themeTint="99"/>
+          <w:sz w:val="36"/>
+          <w:szCs w:val="36"/>
+        </w:rPr>
+        <w:t>cancel();</w:t>
+      </w:r>
+    </w:p>
+    <w:p>
+      <w:pPr>
+        <w:jc w:val="both"/>
+        <w:rPr>
+          <w:rFonts w:ascii="Calibri" w:hAnsi="Calibri" w:cs="Calibri"/>
+          <w:b/>
+          <w:bCs/>
+          <w:color w:val="D86DCB" w:themeColor="accent5" w:themeTint="99"/>
+          <w:sz w:val="36"/>
+          <w:szCs w:val="36"/>
+        </w:rPr>
+      </w:pPr>
+    </w:p>
+    <w:p>
+      <w:pPr>
+        <w:jc w:val="both"/>
+        <w:rPr>
+          <w:rFonts w:ascii="Calibri" w:hAnsi="Calibri" w:cs="Calibri"/>
+          <w:b/>
+          <w:bCs/>
+          <w:color w:val="D86DCB" w:themeColor="accent5" w:themeTint="99"/>
+          <w:sz w:val="36"/>
+          <w:szCs w:val="36"/>
+        </w:rPr>
+      </w:pPr>
+      <w:r>
+        <w:rPr>
+          <w:rFonts w:ascii="Calibri" w:hAnsi="Calibri" w:cs="Calibri"/>
+          <w:b/>
+          <w:bCs/>
+          <w:color w:val="D86DCB" w:themeColor="accent5" w:themeTint="99"/>
+          <w:sz w:val="36"/>
+          <w:szCs w:val="36"/>
+        </w:rPr>
+        <w:t xml:space="preserve">    </w:t>
+      </w:r>
+      <w:proofErr w:type="spellStart"/>
+      <w:r>
+        <w:rPr>
+          <w:rFonts w:ascii="Calibri" w:hAnsi="Calibri" w:cs="Calibri"/>
+          <w:b/>
+          <w:bCs/>
+          <w:color w:val="D86DCB" w:themeColor="accent5" w:themeTint="99"/>
+          <w:sz w:val="36"/>
+          <w:szCs w:val="36"/>
+        </w:rPr>
+        <w:t>streamSubscription</w:t>
+      </w:r>
+      <w:proofErr w:type="spellEnd"/>
+      <w:r>
+        <w:rPr>
+          <w:rFonts w:ascii="Calibri" w:hAnsi="Calibri" w:cs="Calibri"/>
+          <w:b/>
+          <w:bCs/>
+          <w:color w:val="D86DCB" w:themeColor="accent5" w:themeTint="99"/>
+          <w:sz w:val="36"/>
+          <w:szCs w:val="36"/>
+        </w:rPr>
+        <w:t xml:space="preserve"> = </w:t>
+      </w:r>
+      <w:proofErr w:type="spellStart"/>
+      <w:r>
+        <w:rPr>
+          <w:rFonts w:ascii="Calibri" w:hAnsi="Calibri" w:cs="Calibri"/>
+          <w:b/>
+          <w:bCs/>
+          <w:color w:val="D86DCB" w:themeColor="accent5" w:themeTint="99"/>
+          <w:sz w:val="36"/>
+          <w:szCs w:val="36"/>
+        </w:rPr>
+        <w:t>deepLinkService.uriLinkStream</w:t>
+      </w:r>
+      <w:proofErr w:type="spellEnd"/>
+    </w:p>
+    <w:p>
+      <w:pPr>
+        <w:jc w:val="both"/>
+        <w:rPr>
+          <w:rFonts w:ascii="Calibri" w:hAnsi="Calibri" w:cs="Calibri"/>
+          <w:b/>
+          <w:bCs/>
+          <w:color w:val="D86DCB" w:themeColor="accent5" w:themeTint="99"/>
+          <w:sz w:val="36"/>
+          <w:szCs w:val="36"/>
+        </w:rPr>
+      </w:pPr>
+      <w:r>
+        <w:rPr>
+          <w:rFonts w:ascii="Calibri" w:hAnsi="Calibri" w:cs="Calibri"/>
+          <w:b/>
+          <w:bCs/>
+          <w:color w:val="D86DCB" w:themeColor="accent5" w:themeTint="99"/>
+          <w:sz w:val="36"/>
+          <w:szCs w:val="36"/>
+        </w:rPr>
+        <w:t xml:space="preserve">        </w:t>
+      </w:r>
+      <w:proofErr w:type="gramStart"/>
+      <w:r>
+        <w:rPr>
+          <w:rFonts w:ascii="Calibri" w:hAnsi="Calibri" w:cs="Calibri"/>
+          <w:b/>
+          <w:bCs/>
+          <w:color w:val="D86DCB" w:themeColor="accent5" w:themeTint="99"/>
+          <w:sz w:val="36"/>
+          <w:szCs w:val="36"/>
+        </w:rPr>
+        <w:t>.listen</w:t>
+      </w:r>
+      <w:proofErr w:type="gramEnd"/>
+      <w:r>
+        <w:rPr>
+          <w:rFonts w:ascii="Calibri" w:hAnsi="Calibri" w:cs="Calibri"/>
+          <w:b/>
+          <w:bCs/>
+          <w:color w:val="D86DCB" w:themeColor="accent5" w:themeTint="99"/>
+          <w:sz w:val="36"/>
+          <w:szCs w:val="36"/>
+        </w:rPr>
+        <w:t xml:space="preserve">( (Uri </w:t>
+      </w:r>
+      <w:proofErr w:type="spellStart"/>
+      <w:r>
+        <w:rPr>
+          <w:rFonts w:ascii="Calibri" w:hAnsi="Calibri" w:cs="Calibri"/>
+          <w:b/>
+          <w:bCs/>
+          <w:color w:val="D86DCB" w:themeColor="accent5" w:themeTint="99"/>
+          <w:sz w:val="36"/>
+          <w:szCs w:val="36"/>
+        </w:rPr>
+        <w:t>uri</w:t>
+      </w:r>
+      <w:proofErr w:type="spellEnd"/>
+      <w:r>
+        <w:rPr>
+          <w:rFonts w:ascii="Calibri" w:hAnsi="Calibri" w:cs="Calibri"/>
+          <w:b/>
+          <w:bCs/>
+          <w:color w:val="D86DCB" w:themeColor="accent5" w:themeTint="99"/>
+          <w:sz w:val="36"/>
+          <w:szCs w:val="36"/>
+        </w:rPr>
+        <w:t>) {</w:t>
+      </w:r>
+    </w:p>
+    <w:p>
+      <w:pPr>
+        <w:jc w:val="both"/>
+        <w:rPr>
+          <w:rFonts w:ascii="Calibri" w:hAnsi="Calibri" w:cs="Calibri"/>
+          <w:b/>
+          <w:bCs/>
+          <w:color w:val="D86DCB" w:themeColor="accent5" w:themeTint="99"/>
+          <w:sz w:val="36"/>
+          <w:szCs w:val="36"/>
+        </w:rPr>
+      </w:pPr>
+      <w:r>
+        <w:rPr>
+          <w:rFonts w:ascii="Calibri" w:hAnsi="Calibri" w:cs="Calibri"/>
+          <w:b/>
+          <w:bCs/>
+          <w:color w:val="D86DCB" w:themeColor="accent5" w:themeTint="99"/>
+          <w:sz w:val="36"/>
+          <w:szCs w:val="36"/>
+        </w:rPr>
+        <w:t xml:space="preserve">          _</w:t>
+      </w:r>
+      <w:proofErr w:type="spellStart"/>
+      <w:r>
+        <w:rPr>
+          <w:rFonts w:ascii="Calibri" w:hAnsi="Calibri" w:cs="Calibri"/>
+          <w:b/>
+          <w:bCs/>
+          <w:color w:val="D86DCB" w:themeColor="accent5" w:themeTint="99"/>
+          <w:sz w:val="36"/>
+          <w:szCs w:val="36"/>
+        </w:rPr>
         <w:t>handleAuthDeepLink</w:t>
       </w:r>
       <w:proofErr w:type="spellEnd"/>
@@ -5259,326 +8054,424 @@
           <w:rFonts w:ascii="Calibri" w:hAnsi="Calibri" w:cs="Calibri"/>
           <w:b/>
           <w:bCs/>
+          <w:color w:val="D86DCB" w:themeColor="accent5" w:themeTint="99"/>
           <w:sz w:val="36"/>
           <w:szCs w:val="36"/>
         </w:rPr>
         <w:t>(</w:t>
       </w:r>
+      <w:proofErr w:type="spellStart"/>
+      <w:r>
+        <w:rPr>
+          <w:rFonts w:ascii="Calibri" w:hAnsi="Calibri" w:cs="Calibri"/>
+          <w:b/>
+          <w:bCs/>
+          <w:color w:val="D86DCB" w:themeColor="accent5" w:themeTint="99"/>
+          <w:sz w:val="36"/>
+          <w:szCs w:val="36"/>
+        </w:rPr>
+        <w:t>uri</w:t>
+      </w:r>
+      <w:proofErr w:type="spellEnd"/>
+      <w:r>
+        <w:rPr>
+          <w:rFonts w:ascii="Calibri" w:hAnsi="Calibri" w:cs="Calibri"/>
+          <w:b/>
+          <w:bCs/>
+          <w:color w:val="D86DCB" w:themeColor="accent5" w:themeTint="99"/>
+          <w:sz w:val="36"/>
+          <w:szCs w:val="36"/>
+        </w:rPr>
+        <w:t>);</w:t>
+      </w:r>
+    </w:p>
+    <w:p>
+      <w:pPr>
+        <w:jc w:val="both"/>
+        <w:rPr>
+          <w:rFonts w:ascii="Calibri" w:hAnsi="Calibri" w:cs="Calibri"/>
+          <w:b/>
+          <w:bCs/>
+          <w:color w:val="D86DCB" w:themeColor="accent5" w:themeTint="99"/>
+          <w:sz w:val="36"/>
+          <w:szCs w:val="36"/>
+        </w:rPr>
+      </w:pPr>
+      <w:r>
+        <w:rPr>
+          <w:rFonts w:ascii="Calibri" w:hAnsi="Calibri" w:cs="Calibri"/>
+          <w:b/>
+          <w:bCs/>
+          <w:color w:val="D86DCB" w:themeColor="accent5" w:themeTint="99"/>
+          <w:sz w:val="36"/>
+          <w:szCs w:val="36"/>
+        </w:rPr>
+        <w:t xml:space="preserve">    });</w:t>
+      </w:r>
+    </w:p>
+    <w:p>
+      <w:pPr>
+        <w:jc w:val="both"/>
+        <w:rPr>
+          <w:rFonts w:ascii="Calibri" w:hAnsi="Calibri" w:cs="Calibri"/>
+          <w:b/>
+          <w:bCs/>
+          <w:color w:val="D86DCB" w:themeColor="accent5" w:themeTint="99"/>
+          <w:sz w:val="36"/>
+          <w:szCs w:val="36"/>
+        </w:rPr>
+      </w:pPr>
+    </w:p>
+    <w:p>
+      <w:pPr>
+        <w:jc w:val="both"/>
+        <w:rPr>
+          <w:rFonts w:ascii="Calibri" w:hAnsi="Calibri" w:cs="Calibri"/>
+          <w:b/>
+          <w:bCs/>
+          <w:color w:val="D86DCB" w:themeColor="accent5" w:themeTint="99"/>
+          <w:sz w:val="36"/>
+          <w:szCs w:val="36"/>
+        </w:rPr>
+      </w:pPr>
+      <w:r>
+        <w:rPr>
+          <w:rFonts w:ascii="Calibri" w:hAnsi="Calibri" w:cs="Calibri"/>
+          <w:b/>
+          <w:bCs/>
+          <w:color w:val="D86DCB" w:themeColor="accent5" w:themeTint="99"/>
+          <w:sz w:val="36"/>
+          <w:szCs w:val="36"/>
+        </w:rPr>
+        <w:t xml:space="preserve">    /// launch auth </w:t>
+      </w:r>
+      <w:proofErr w:type="spellStart"/>
+      <w:r>
+        <w:rPr>
+          <w:rFonts w:ascii="Calibri" w:hAnsi="Calibri" w:cs="Calibri"/>
+          <w:b/>
+          <w:bCs/>
+          <w:color w:val="D86DCB" w:themeColor="accent5" w:themeTint="99"/>
+          <w:sz w:val="36"/>
+          <w:szCs w:val="36"/>
+        </w:rPr>
+        <w:t>Url</w:t>
+      </w:r>
+      <w:proofErr w:type="spellEnd"/>
+      <w:r>
+        <w:rPr>
+          <w:rFonts w:ascii="Calibri" w:hAnsi="Calibri" w:cs="Calibri"/>
+          <w:b/>
+          <w:bCs/>
+          <w:color w:val="D86DCB" w:themeColor="accent5" w:themeTint="99"/>
+          <w:sz w:val="36"/>
+          <w:szCs w:val="36"/>
+        </w:rPr>
+        <w:t xml:space="preserve"> ...</w:t>
+      </w:r>
+    </w:p>
+    <w:p>
+      <w:pPr>
+        <w:jc w:val="both"/>
+        <w:rPr>
+          <w:rFonts w:ascii="Calibri" w:hAnsi="Calibri" w:cs="Calibri"/>
+          <w:b/>
+          <w:bCs/>
+          <w:color w:val="D86DCB" w:themeColor="accent5" w:themeTint="99"/>
+          <w:sz w:val="36"/>
+          <w:szCs w:val="36"/>
+        </w:rPr>
+      </w:pPr>
+    </w:p>
+    <w:p>
+      <w:pPr>
+        <w:jc w:val="both"/>
+        <w:rPr>
+          <w:rFonts w:ascii="Calibri" w:hAnsi="Calibri" w:cs="Calibri"/>
+          <w:b/>
+          <w:bCs/>
+          <w:color w:val="D86DCB" w:themeColor="accent5" w:themeTint="99"/>
+          <w:sz w:val="36"/>
+          <w:szCs w:val="36"/>
+        </w:rPr>
+      </w:pPr>
+      <w:r>
+        <w:rPr>
+          <w:rFonts w:ascii="Calibri" w:hAnsi="Calibri" w:cs="Calibri"/>
+          <w:b/>
+          <w:bCs/>
+          <w:color w:val="D86DCB" w:themeColor="accent5" w:themeTint="99"/>
+          <w:sz w:val="36"/>
+          <w:szCs w:val="36"/>
+        </w:rPr>
+        <w:t xml:space="preserve">    final </w:t>
+      </w:r>
+      <w:proofErr w:type="spellStart"/>
+      <w:r>
+        <w:rPr>
+          <w:rFonts w:ascii="Calibri" w:hAnsi="Calibri" w:cs="Calibri"/>
+          <w:b/>
+          <w:bCs/>
+          <w:color w:val="D86DCB" w:themeColor="accent5" w:themeTint="99"/>
+          <w:sz w:val="36"/>
+          <w:szCs w:val="36"/>
+        </w:rPr>
+        <w:t>initialUri</w:t>
+      </w:r>
+      <w:proofErr w:type="spellEnd"/>
+      <w:r>
+        <w:rPr>
+          <w:rFonts w:ascii="Calibri" w:hAnsi="Calibri" w:cs="Calibri"/>
+          <w:b/>
+          <w:bCs/>
+          <w:color w:val="D86DCB" w:themeColor="accent5" w:themeTint="99"/>
+          <w:sz w:val="36"/>
+          <w:szCs w:val="36"/>
+        </w:rPr>
+        <w:t xml:space="preserve"> = await </w:t>
+      </w:r>
+      <w:proofErr w:type="spellStart"/>
+      <w:r>
+        <w:rPr>
+          <w:rFonts w:ascii="Calibri" w:hAnsi="Calibri" w:cs="Calibri"/>
+          <w:b/>
+          <w:bCs/>
+          <w:color w:val="D86DCB" w:themeColor="accent5" w:themeTint="99"/>
+          <w:sz w:val="36"/>
+          <w:szCs w:val="36"/>
+        </w:rPr>
+        <w:t>deepLinkService.initialUriLink</w:t>
+      </w:r>
+      <w:proofErr w:type="spellEnd"/>
+      <w:r>
+        <w:rPr>
+          <w:rFonts w:ascii="Calibri" w:hAnsi="Calibri" w:cs="Calibri"/>
+          <w:b/>
+          <w:bCs/>
+          <w:color w:val="D86DCB" w:themeColor="accent5" w:themeTint="99"/>
+          <w:sz w:val="36"/>
+          <w:szCs w:val="36"/>
+        </w:rPr>
+        <w:t>;</w:t>
+      </w:r>
+    </w:p>
+    <w:p>
+      <w:pPr>
+        <w:jc w:val="both"/>
+        <w:rPr>
+          <w:rFonts w:ascii="Calibri" w:hAnsi="Calibri" w:cs="Calibri"/>
+          <w:b/>
+          <w:bCs/>
+          <w:color w:val="D86DCB" w:themeColor="accent5" w:themeTint="99"/>
+          <w:sz w:val="36"/>
+          <w:szCs w:val="36"/>
+        </w:rPr>
+      </w:pPr>
+      <w:r>
+        <w:rPr>
+          <w:rFonts w:ascii="Calibri" w:hAnsi="Calibri" w:cs="Calibri"/>
+          <w:b/>
+          <w:bCs/>
+          <w:color w:val="D86DCB" w:themeColor="accent5" w:themeTint="99"/>
+          <w:sz w:val="36"/>
+          <w:szCs w:val="36"/>
+        </w:rPr>
+        <w:t xml:space="preserve">    </w:t>
+      </w:r>
+      <w:proofErr w:type="gramStart"/>
+      <w:r>
+        <w:rPr>
+          <w:rFonts w:ascii="Calibri" w:hAnsi="Calibri" w:cs="Calibri"/>
+          <w:b/>
+          <w:bCs/>
+          <w:color w:val="D86DCB" w:themeColor="accent5" w:themeTint="99"/>
+          <w:sz w:val="36"/>
+          <w:szCs w:val="36"/>
+        </w:rPr>
+        <w:t>if(</w:t>
+      </w:r>
+      <w:proofErr w:type="spellStart"/>
       <w:proofErr w:type="gramEnd"/>
       <w:r>
         <w:rPr>
           <w:rFonts w:ascii="Calibri" w:hAnsi="Calibri" w:cs="Calibri"/>
           <w:b/>
           <w:bCs/>
-          <w:sz w:val="36"/>
-          <w:szCs w:val="36"/>
-        </w:rPr>
-        <w:t>)</w:t>
-      </w:r>
-      <w:r>
-        <w:rPr>
-          <w:rFonts w:ascii="Calibri" w:hAnsi="Calibri" w:cs="Calibri"/>
-          <w:sz w:val="36"/>
-          <w:szCs w:val="36"/>
-        </w:rPr>
-        <w:t xml:space="preserve"> method it won’t simply work because </w:t>
-      </w:r>
-      <w:proofErr w:type="spellStart"/>
-      <w:r>
-        <w:rPr>
-          <w:rFonts w:ascii="Calibri" w:hAnsi="Calibri" w:cs="Calibri"/>
-          <w:b/>
-          <w:bCs/>
-          <w:sz w:val="36"/>
-          <w:szCs w:val="36"/>
-        </w:rPr>
-        <w:t>Stream.listen</w:t>
-      </w:r>
-      <w:proofErr w:type="spellEnd"/>
-      <w:r>
-        <w:rPr>
-          <w:rFonts w:ascii="Calibri" w:hAnsi="Calibri" w:cs="Calibri"/>
-          <w:b/>
-          <w:bCs/>
-          <w:sz w:val="36"/>
-          <w:szCs w:val="36"/>
-        </w:rPr>
-        <w:t>()</w:t>
-      </w:r>
-      <w:r>
-        <w:rPr>
-          <w:rFonts w:ascii="Calibri" w:hAnsi="Calibri" w:cs="Calibri"/>
-          <w:sz w:val="36"/>
-          <w:szCs w:val="36"/>
-        </w:rPr>
-        <w:t xml:space="preserve"> can’t be awaited (sync vs async problems or race conditions) and</w:t>
-      </w:r>
-      <w:r>
-        <w:rPr>
-          <w:rFonts w:ascii="Calibri" w:hAnsi="Calibri" w:cs="Calibri"/>
-          <w:b/>
-          <w:bCs/>
-          <w:sz w:val="36"/>
-          <w:szCs w:val="36"/>
-        </w:rPr>
-        <w:t xml:space="preserve"> </w:t>
-      </w:r>
-      <w:proofErr w:type="spellStart"/>
-      <w:r>
-        <w:rPr>
-          <w:rFonts w:ascii="Calibri" w:hAnsi="Calibri" w:cs="Calibri"/>
-          <w:b/>
-          <w:bCs/>
-          <w:sz w:val="36"/>
-          <w:szCs w:val="36"/>
-        </w:rPr>
-        <w:t>bool</w:t>
-      </w:r>
-      <w:proofErr w:type="spellEnd"/>
-      <w:r>
-        <w:rPr>
-          <w:rFonts w:ascii="Calibri" w:hAnsi="Calibri" w:cs="Calibri"/>
-          <w:sz w:val="36"/>
-          <w:szCs w:val="36"/>
-        </w:rPr>
-        <w:t xml:space="preserve"> value (</w:t>
-      </w:r>
-      <w:proofErr w:type="spellStart"/>
-      <w:r>
-        <w:rPr>
-          <w:rFonts w:ascii="Calibri" w:hAnsi="Calibri" w:cs="Calibri"/>
-          <w:b/>
-          <w:bCs/>
-          <w:sz w:val="36"/>
-          <w:szCs w:val="36"/>
-        </w:rPr>
-        <w:t>isSuccess</w:t>
-      </w:r>
-      <w:proofErr w:type="spellEnd"/>
-      <w:r>
-        <w:rPr>
-          <w:rFonts w:ascii="Calibri" w:hAnsi="Calibri" w:cs="Calibri"/>
-          <w:sz w:val="36"/>
-          <w:szCs w:val="36"/>
-        </w:rPr>
-        <w:t>) will always be</w:t>
-      </w:r>
-      <w:r>
-        <w:rPr>
-          <w:rFonts w:ascii="Calibri" w:hAnsi="Calibri" w:cs="Calibri"/>
-          <w:b/>
-          <w:bCs/>
-          <w:sz w:val="36"/>
-          <w:szCs w:val="36"/>
-        </w:rPr>
-        <w:t xml:space="preserve"> false</w:t>
-      </w:r>
-      <w:r>
-        <w:rPr>
-          <w:rFonts w:ascii="Calibri" w:hAnsi="Calibri" w:cs="Calibri"/>
-          <w:b/>
-          <w:bCs/>
-          <w:sz w:val="36"/>
-          <w:szCs w:val="36"/>
-        </w:rPr>
-        <w:t xml:space="preserve"> </w:t>
-      </w:r>
-      <w:r>
-        <w:rPr>
-          <w:rFonts w:ascii="Calibri" w:hAnsi="Calibri" w:cs="Calibri"/>
+          <w:color w:val="D86DCB" w:themeColor="accent5" w:themeTint="99"/>
+          <w:sz w:val="36"/>
+          <w:szCs w:val="36"/>
+        </w:rPr>
+        <w:t>initialUri</w:t>
+      </w:r>
+      <w:proofErr w:type="spellEnd"/>
+      <w:r>
+        <w:rPr>
+          <w:rFonts w:ascii="Calibri" w:hAnsi="Calibri" w:cs="Calibri"/>
+          <w:b/>
+          <w:bCs/>
+          <w:color w:val="D86DCB" w:themeColor="accent5" w:themeTint="99"/>
+          <w:sz w:val="36"/>
+          <w:szCs w:val="36"/>
+        </w:rPr>
+        <w:t xml:space="preserve"> != null) {</w:t>
+      </w:r>
+    </w:p>
+    <w:p>
+      <w:pPr>
+        <w:jc w:val="both"/>
+        <w:rPr>
+          <w:rFonts w:ascii="Calibri" w:hAnsi="Calibri" w:cs="Calibri"/>
+          <w:b/>
+          <w:bCs/>
+          <w:color w:val="D86DCB" w:themeColor="accent5" w:themeTint="99"/>
+          <w:sz w:val="36"/>
+          <w:szCs w:val="36"/>
+        </w:rPr>
+      </w:pPr>
+      <w:r>
+        <w:rPr>
+          <w:rFonts w:ascii="Calibri" w:hAnsi="Calibri" w:cs="Calibri"/>
+          <w:b/>
+          <w:bCs/>
+          <w:color w:val="D86DCB" w:themeColor="accent5" w:themeTint="99"/>
+          <w:sz w:val="36"/>
+          <w:szCs w:val="36"/>
+        </w:rPr>
+        <w:t xml:space="preserve">      _</w:t>
+      </w:r>
+      <w:proofErr w:type="spellStart"/>
+      <w:r>
+        <w:rPr>
+          <w:rFonts w:ascii="Calibri" w:hAnsi="Calibri" w:cs="Calibri"/>
+          <w:b/>
+          <w:bCs/>
+          <w:color w:val="D86DCB" w:themeColor="accent5" w:themeTint="99"/>
+          <w:sz w:val="36"/>
+          <w:szCs w:val="36"/>
+        </w:rPr>
+        <w:t>handleAuthDeepLink</w:t>
+      </w:r>
+      <w:proofErr w:type="spellEnd"/>
+      <w:r>
+        <w:rPr>
+          <w:rFonts w:ascii="Calibri" w:hAnsi="Calibri" w:cs="Calibri"/>
+          <w:b/>
+          <w:bCs/>
+          <w:color w:val="D86DCB" w:themeColor="accent5" w:themeTint="99"/>
           <w:sz w:val="36"/>
           <w:szCs w:val="36"/>
         </w:rPr>
         <w:t>(</w:t>
       </w:r>
-      <w:r>
-        <w:rPr>
-          <w:rFonts w:ascii="Calibri" w:hAnsi="Calibri" w:cs="Calibri"/>
-          <w:b/>
-          <w:bCs/>
-          <w:sz w:val="36"/>
-          <w:szCs w:val="36"/>
-        </w:rPr>
-        <w:t>return</w:t>
-      </w:r>
-      <w:r>
-        <w:rPr>
-          <w:rFonts w:ascii="Calibri" w:hAnsi="Calibri" w:cs="Calibri"/>
-          <w:sz w:val="36"/>
-          <w:szCs w:val="36"/>
-        </w:rPr>
-        <w:t xml:space="preserve"> </w:t>
-      </w:r>
-      <w:proofErr w:type="spellStart"/>
-      <w:r>
-        <w:rPr>
-          <w:rFonts w:ascii="Calibri" w:hAnsi="Calibri" w:cs="Calibri"/>
-          <w:b/>
-          <w:bCs/>
-          <w:sz w:val="36"/>
-          <w:szCs w:val="36"/>
-        </w:rPr>
-        <w:t>isSuccess</w:t>
-      </w:r>
-      <w:proofErr w:type="spellEnd"/>
-      <w:r>
-        <w:rPr>
-          <w:rFonts w:ascii="Calibri" w:hAnsi="Calibri" w:cs="Calibri"/>
-          <w:sz w:val="36"/>
-          <w:szCs w:val="36"/>
-        </w:rPr>
-        <w:t xml:space="preserve"> in</w:t>
-      </w:r>
-      <w:r>
-        <w:rPr>
-          <w:rFonts w:ascii="Calibri" w:hAnsi="Calibri" w:cs="Calibri"/>
-          <w:b/>
-          <w:bCs/>
-          <w:sz w:val="36"/>
-          <w:szCs w:val="36"/>
-        </w:rPr>
-        <w:t xml:space="preserve"> </w:t>
-      </w:r>
-      <w:proofErr w:type="spellStart"/>
-      <w:r>
-        <w:rPr>
-          <w:rFonts w:ascii="Calibri" w:hAnsi="Calibri" w:cs="Calibri"/>
-          <w:b/>
-          <w:bCs/>
-          <w:sz w:val="36"/>
-          <w:szCs w:val="36"/>
-        </w:rPr>
-        <w:t>startAuth</w:t>
-      </w:r>
-      <w:proofErr w:type="spellEnd"/>
-      <w:r>
-        <w:rPr>
-          <w:rFonts w:ascii="Calibri" w:hAnsi="Calibri" w:cs="Calibri"/>
-          <w:sz w:val="36"/>
-          <w:szCs w:val="36"/>
-        </w:rPr>
-        <w:t xml:space="preserve"> runs before the </w:t>
-      </w:r>
-      <w:proofErr w:type="spellStart"/>
-      <w:r>
-        <w:rPr>
-          <w:rFonts w:ascii="Calibri" w:hAnsi="Calibri" w:cs="Calibri"/>
-          <w:b/>
-          <w:bCs/>
-          <w:sz w:val="36"/>
-          <w:szCs w:val="36"/>
-        </w:rPr>
-        <w:t>isSuccess</w:t>
-      </w:r>
-      <w:proofErr w:type="spellEnd"/>
-      <w:r>
-        <w:rPr>
-          <w:rFonts w:ascii="Calibri" w:hAnsi="Calibri" w:cs="Calibri"/>
-          <w:sz w:val="36"/>
-          <w:szCs w:val="36"/>
-        </w:rPr>
-        <w:t xml:space="preserve"> from handler method is returned)</w:t>
-      </w:r>
-    </w:p>
-    <w:p>
-      <w:pPr>
-        <w:jc w:val="both"/>
-        <w:rPr>
-          <w:rFonts w:ascii="Calibri" w:hAnsi="Calibri" w:cs="Calibri"/>
-          <w:sz w:val="36"/>
-          <w:szCs w:val="36"/>
-        </w:rPr>
-      </w:pPr>
-    </w:p>
-    <w:p>
-      <w:pPr>
-        <w:jc w:val="both"/>
-        <w:rPr>
-          <w:rFonts w:ascii="Calibri" w:hAnsi="Calibri" w:cs="Calibri"/>
-          <w:sz w:val="36"/>
-          <w:szCs w:val="36"/>
-        </w:rPr>
-      </w:pPr>
-      <w:r>
-        <w:rPr>
-          <w:rFonts w:ascii="Calibri" w:hAnsi="Calibri" w:cs="Calibri"/>
-          <w:sz w:val="36"/>
-          <w:szCs w:val="36"/>
-        </w:rPr>
-        <w:t xml:space="preserve">The </w:t>
-      </w:r>
-      <w:r>
-        <w:rPr>
-          <w:rFonts w:ascii="Calibri" w:hAnsi="Calibri" w:cs="Calibri"/>
-          <w:sz w:val="36"/>
-          <w:szCs w:val="36"/>
-        </w:rPr>
-        <w:t>Solution</w:t>
-      </w:r>
-      <w:r>
-        <w:rPr>
-          <w:rFonts w:ascii="Calibri" w:hAnsi="Calibri" w:cs="Calibri"/>
-          <w:sz w:val="36"/>
-          <w:szCs w:val="36"/>
-        </w:rPr>
-        <w:t>:</w:t>
-      </w:r>
-    </w:p>
-    <w:p>
-      <w:pPr>
-        <w:jc w:val="both"/>
-        <w:rPr>
-          <w:rFonts w:ascii="Calibri" w:hAnsi="Calibri" w:cs="Calibri"/>
-          <w:b/>
-          <w:bCs/>
-          <w:sz w:val="36"/>
-          <w:szCs w:val="36"/>
-        </w:rPr>
-      </w:pPr>
-      <w:r>
-        <w:rPr>
-          <w:rFonts w:ascii="Calibri" w:hAnsi="Calibri" w:cs="Calibri"/>
-          <w:sz w:val="36"/>
-          <w:szCs w:val="36"/>
-        </w:rPr>
-        <w:t># I</w:t>
-      </w:r>
-      <w:r>
-        <w:rPr>
-          <w:rFonts w:ascii="Calibri" w:hAnsi="Calibri" w:cs="Calibri"/>
-          <w:sz w:val="36"/>
-          <w:szCs w:val="36"/>
-        </w:rPr>
-        <w:t>nstead use</w:t>
-      </w:r>
-      <w:r>
-        <w:rPr>
-          <w:rFonts w:ascii="Calibri" w:hAnsi="Calibri" w:cs="Calibri"/>
-          <w:sz w:val="36"/>
-          <w:szCs w:val="36"/>
-        </w:rPr>
-        <w:t xml:space="preserve"> </w:t>
-      </w:r>
-      <w:r>
-        <w:rPr>
-          <w:rFonts w:ascii="Calibri" w:hAnsi="Calibri" w:cs="Calibri"/>
-          <w:b/>
-          <w:bCs/>
-          <w:sz w:val="36"/>
-          <w:szCs w:val="36"/>
-        </w:rPr>
-        <w:t>Completer&lt;T</w:t>
-      </w:r>
+      <w:proofErr w:type="spellStart"/>
+      <w:r>
+        <w:rPr>
+          <w:rFonts w:ascii="Calibri" w:hAnsi="Calibri" w:cs="Calibri"/>
+          <w:b/>
+          <w:bCs/>
+          <w:color w:val="D86DCB" w:themeColor="accent5" w:themeTint="99"/>
+          <w:sz w:val="36"/>
+          <w:szCs w:val="36"/>
+        </w:rPr>
+        <w:t>initialUri</w:t>
+      </w:r>
+      <w:proofErr w:type="spellEnd"/>
+      <w:r>
+        <w:rPr>
+          <w:rFonts w:ascii="Calibri" w:hAnsi="Calibri" w:cs="Calibri"/>
+          <w:b/>
+          <w:bCs/>
+          <w:color w:val="D86DCB" w:themeColor="accent5" w:themeTint="99"/>
+          <w:sz w:val="36"/>
+          <w:szCs w:val="36"/>
+        </w:rPr>
+        <w:t>);</w:t>
+      </w:r>
+    </w:p>
+    <w:p>
+      <w:pPr>
+        <w:jc w:val="both"/>
+        <w:rPr>
+          <w:rFonts w:ascii="Calibri" w:hAnsi="Calibri" w:cs="Calibri"/>
+          <w:b/>
+          <w:bCs/>
+          <w:color w:val="D86DCB" w:themeColor="accent5" w:themeTint="99"/>
+          <w:sz w:val="36"/>
+          <w:szCs w:val="36"/>
+        </w:rPr>
+      </w:pPr>
+      <w:r>
+        <w:rPr>
+          <w:rFonts w:ascii="Calibri" w:hAnsi="Calibri" w:cs="Calibri"/>
+          <w:b/>
+          <w:bCs/>
+          <w:color w:val="D86DCB" w:themeColor="accent5" w:themeTint="99"/>
+          <w:sz w:val="36"/>
+          <w:szCs w:val="36"/>
+        </w:rPr>
+        <w:t xml:space="preserve">    }</w:t>
+      </w:r>
+    </w:p>
+    <w:p>
+      <w:pPr>
+        <w:jc w:val="both"/>
+        <w:rPr>
+          <w:rFonts w:ascii="Calibri" w:hAnsi="Calibri" w:cs="Calibri"/>
+          <w:b/>
+          <w:bCs/>
+          <w:color w:val="D86DCB" w:themeColor="accent5" w:themeTint="99"/>
+          <w:sz w:val="36"/>
+          <w:szCs w:val="36"/>
+        </w:rPr>
+      </w:pPr>
+    </w:p>
+    <w:p>
+      <w:pPr>
+        <w:jc w:val="both"/>
+        <w:rPr>
+          <w:rFonts w:ascii="Calibri" w:hAnsi="Calibri" w:cs="Calibri"/>
+          <w:b/>
+          <w:bCs/>
+          <w:color w:val="D86DCB" w:themeColor="accent5" w:themeTint="99"/>
+          <w:sz w:val="36"/>
+          <w:szCs w:val="36"/>
+        </w:rPr>
+      </w:pPr>
+      <w:r>
+        <w:rPr>
+          <w:rFonts w:ascii="Calibri" w:hAnsi="Calibri" w:cs="Calibri"/>
+          <w:b/>
+          <w:bCs/>
+          <w:color w:val="D86DCB" w:themeColor="accent5" w:themeTint="99"/>
+          <w:sz w:val="36"/>
+          <w:szCs w:val="36"/>
+        </w:rPr>
+        <w:t xml:space="preserve">    return _</w:t>
+      </w:r>
+      <w:proofErr w:type="spellStart"/>
       <w:proofErr w:type="gramStart"/>
       <w:r>
         <w:rPr>
           <w:rFonts w:ascii="Calibri" w:hAnsi="Calibri" w:cs="Calibri"/>
           <w:b/>
           <w:bCs/>
-          <w:sz w:val="36"/>
-          <w:szCs w:val="36"/>
-        </w:rPr>
-        <w:t>&gt;(</w:t>
+          <w:color w:val="D86DCB" w:themeColor="accent5" w:themeTint="99"/>
+          <w:sz w:val="36"/>
+          <w:szCs w:val="36"/>
+        </w:rPr>
+        <w:t>authCompleter</w:t>
+      </w:r>
+      <w:proofErr w:type="spellEnd"/>
+      <w:r>
+        <w:rPr>
+          <w:rFonts w:ascii="Calibri" w:hAnsi="Calibri" w:cs="Calibri"/>
+          <w:b/>
+          <w:bCs/>
+          <w:color w:val="D86DCB" w:themeColor="accent5" w:themeTint="99"/>
+          <w:sz w:val="36"/>
+          <w:szCs w:val="36"/>
+        </w:rPr>
+        <w:t>!.</w:t>
       </w:r>
       <w:proofErr w:type="gramEnd"/>
       <w:r>
@@ -5586,70 +8479,1388 @@
           <w:rFonts w:ascii="Calibri" w:hAnsi="Calibri" w:cs="Calibri"/>
           <w:b/>
           <w:bCs/>
-          <w:sz w:val="36"/>
-          <w:szCs w:val="36"/>
-        </w:rPr>
-        <w:t>)</w:t>
-      </w:r>
-      <w:r>
-        <w:rPr>
-          <w:rFonts w:ascii="Calibri" w:hAnsi="Calibri" w:cs="Calibri"/>
-          <w:sz w:val="36"/>
-          <w:szCs w:val="36"/>
-        </w:rPr>
-        <w:t xml:space="preserve"> </w:t>
-      </w:r>
-      <w:r>
-        <w:rPr>
-          <w:rFonts w:ascii="Calibri" w:hAnsi="Calibri" w:cs="Calibri"/>
-          <w:sz w:val="36"/>
-          <w:szCs w:val="36"/>
-        </w:rPr>
-        <w:t xml:space="preserve">pattern </w:t>
-      </w:r>
-      <w:r>
-        <w:rPr>
-          <w:rFonts w:ascii="Calibri" w:hAnsi="Calibri" w:cs="Calibri"/>
-          <w:sz w:val="36"/>
-          <w:szCs w:val="36"/>
-        </w:rPr>
-        <w:t xml:space="preserve">to control the </w:t>
-      </w:r>
-      <w:proofErr w:type="spellStart"/>
-      <w:r>
-        <w:rPr>
-          <w:rFonts w:ascii="Calibri" w:hAnsi="Calibri" w:cs="Calibri"/>
-          <w:b/>
-          <w:bCs/>
-          <w:sz w:val="36"/>
-          <w:szCs w:val="36"/>
-        </w:rPr>
-        <w:t>startAuth</w:t>
-      </w:r>
-      <w:proofErr w:type="spellEnd"/>
-      <w:r>
-        <w:rPr>
-          <w:rFonts w:ascii="Calibri" w:hAnsi="Calibri" w:cs="Calibri"/>
-          <w:b/>
-          <w:bCs/>
-          <w:sz w:val="36"/>
-          <w:szCs w:val="36"/>
-        </w:rPr>
-        <w:t>()</w:t>
-      </w:r>
-      <w:r>
-        <w:rPr>
-          <w:rFonts w:ascii="Calibri" w:hAnsi="Calibri" w:cs="Calibri"/>
-          <w:sz w:val="36"/>
-          <w:szCs w:val="36"/>
-        </w:rPr>
-        <w:t xml:space="preserve"> method so it only finishes when API calling is finished in the </w:t>
-      </w:r>
-      <w:r>
-        <w:rPr>
-          <w:rFonts w:ascii="Calibri" w:hAnsi="Calibri" w:cs="Calibri"/>
-          <w:b/>
-          <w:bCs/>
+          <w:color w:val="D86DCB" w:themeColor="accent5" w:themeTint="99"/>
+          <w:sz w:val="36"/>
+          <w:szCs w:val="36"/>
+        </w:rPr>
+        <w:t>future;</w:t>
+      </w:r>
+    </w:p>
+    <w:p>
+      <w:pPr>
+        <w:jc w:val="both"/>
+        <w:rPr>
+          <w:rFonts w:ascii="Calibri" w:hAnsi="Calibri" w:cs="Calibri"/>
+          <w:b/>
+          <w:bCs/>
+          <w:color w:val="D86DCB" w:themeColor="accent5" w:themeTint="99"/>
+          <w:sz w:val="36"/>
+          <w:szCs w:val="36"/>
+        </w:rPr>
+      </w:pPr>
+      <w:r>
+        <w:rPr>
+          <w:rFonts w:ascii="Calibri" w:hAnsi="Calibri" w:cs="Calibri"/>
+          <w:b/>
+          <w:bCs/>
+          <w:color w:val="D86DCB" w:themeColor="accent5" w:themeTint="99"/>
+          <w:sz w:val="36"/>
+          <w:szCs w:val="36"/>
+        </w:rPr>
+        <w:t xml:space="preserve">  }</w:t>
+      </w:r>
+    </w:p>
+    <w:p>
+      <w:pPr>
+        <w:jc w:val="both"/>
+        <w:rPr>
+          <w:rFonts w:ascii="Calibri" w:hAnsi="Calibri" w:cs="Calibri"/>
+          <w:b/>
+          <w:bCs/>
+          <w:color w:val="D86DCB" w:themeColor="accent5" w:themeTint="99"/>
+          <w:sz w:val="36"/>
+          <w:szCs w:val="36"/>
+        </w:rPr>
+      </w:pPr>
+    </w:p>
+    <w:p>
+      <w:pPr>
+        <w:jc w:val="both"/>
+        <w:rPr>
+          <w:rFonts w:ascii="Calibri" w:hAnsi="Calibri" w:cs="Calibri"/>
+          <w:b/>
+          <w:bCs/>
+          <w:color w:val="D86DCB" w:themeColor="accent5" w:themeTint="99"/>
+          <w:sz w:val="36"/>
+          <w:szCs w:val="36"/>
+        </w:rPr>
+      </w:pPr>
+      <w:r>
+        <w:rPr>
+          <w:rFonts w:ascii="Calibri" w:hAnsi="Calibri" w:cs="Calibri"/>
+          <w:b/>
+          <w:bCs/>
+          <w:color w:val="D86DCB" w:themeColor="accent5" w:themeTint="99"/>
+          <w:sz w:val="36"/>
+          <w:szCs w:val="36"/>
+        </w:rPr>
+        <w:t xml:space="preserve">  Future&lt;void&gt; _</w:t>
+      </w:r>
+      <w:proofErr w:type="spellStart"/>
+      <w:proofErr w:type="gramStart"/>
+      <w:r>
+        <w:rPr>
+          <w:rFonts w:ascii="Calibri" w:hAnsi="Calibri" w:cs="Calibri"/>
+          <w:b/>
+          <w:bCs/>
+          <w:color w:val="D86DCB" w:themeColor="accent5" w:themeTint="99"/>
+          <w:sz w:val="36"/>
+          <w:szCs w:val="36"/>
+        </w:rPr>
+        <w:t>handleAuthDeepLink</w:t>
+      </w:r>
+      <w:proofErr w:type="spellEnd"/>
+      <w:r>
+        <w:rPr>
+          <w:rFonts w:ascii="Calibri" w:hAnsi="Calibri" w:cs="Calibri"/>
+          <w:b/>
+          <w:bCs/>
+          <w:color w:val="D86DCB" w:themeColor="accent5" w:themeTint="99"/>
+          <w:sz w:val="36"/>
+          <w:szCs w:val="36"/>
+        </w:rPr>
+        <w:t>(</w:t>
+      </w:r>
+      <w:proofErr w:type="gramEnd"/>
+      <w:r>
+        <w:rPr>
+          <w:rFonts w:ascii="Calibri" w:hAnsi="Calibri" w:cs="Calibri"/>
+          <w:b/>
+          <w:bCs/>
+          <w:color w:val="D86DCB" w:themeColor="accent5" w:themeTint="99"/>
+          <w:sz w:val="36"/>
+          <w:szCs w:val="36"/>
+        </w:rPr>
+        <w:t xml:space="preserve">Uri </w:t>
+      </w:r>
+      <w:proofErr w:type="spellStart"/>
+      <w:r>
+        <w:rPr>
+          <w:rFonts w:ascii="Calibri" w:hAnsi="Calibri" w:cs="Calibri"/>
+          <w:b/>
+          <w:bCs/>
+          <w:color w:val="D86DCB" w:themeColor="accent5" w:themeTint="99"/>
+          <w:sz w:val="36"/>
+          <w:szCs w:val="36"/>
+        </w:rPr>
+        <w:t>uri</w:t>
+      </w:r>
+      <w:proofErr w:type="spellEnd"/>
+      <w:r>
+        <w:rPr>
+          <w:rFonts w:ascii="Calibri" w:hAnsi="Calibri" w:cs="Calibri"/>
+          <w:b/>
+          <w:bCs/>
+          <w:color w:val="D86DCB" w:themeColor="accent5" w:themeTint="99"/>
+          <w:sz w:val="36"/>
+          <w:szCs w:val="36"/>
+        </w:rPr>
+        <w:t>) async {</w:t>
+      </w:r>
+    </w:p>
+    <w:p>
+      <w:pPr>
+        <w:jc w:val="both"/>
+        <w:rPr>
+          <w:rFonts w:ascii="Calibri" w:hAnsi="Calibri" w:cs="Calibri"/>
+          <w:b/>
+          <w:bCs/>
+          <w:color w:val="D86DCB" w:themeColor="accent5" w:themeTint="99"/>
+          <w:sz w:val="36"/>
+          <w:szCs w:val="36"/>
+        </w:rPr>
+      </w:pPr>
+      <w:r>
+        <w:rPr>
+          <w:rFonts w:ascii="Calibri" w:hAnsi="Calibri" w:cs="Calibri"/>
+          <w:b/>
+          <w:bCs/>
+          <w:color w:val="D86DCB" w:themeColor="accent5" w:themeTint="99"/>
+          <w:sz w:val="36"/>
+          <w:szCs w:val="36"/>
+        </w:rPr>
+        <w:t xml:space="preserve">    </w:t>
+      </w:r>
+      <w:proofErr w:type="gramStart"/>
+      <w:r>
+        <w:rPr>
+          <w:rFonts w:ascii="Calibri" w:hAnsi="Calibri" w:cs="Calibri"/>
+          <w:b/>
+          <w:bCs/>
+          <w:color w:val="D86DCB" w:themeColor="accent5" w:themeTint="99"/>
+          <w:sz w:val="36"/>
+          <w:szCs w:val="36"/>
+        </w:rPr>
+        <w:t>if(</w:t>
+      </w:r>
+      <w:proofErr w:type="spellStart"/>
+      <w:proofErr w:type="gramEnd"/>
+      <w:r>
+        <w:rPr>
+          <w:rFonts w:ascii="Calibri" w:hAnsi="Calibri" w:cs="Calibri"/>
+          <w:b/>
+          <w:bCs/>
+          <w:color w:val="D86DCB" w:themeColor="accent5" w:themeTint="99"/>
+          <w:sz w:val="36"/>
+          <w:szCs w:val="36"/>
+        </w:rPr>
+        <w:t>uri.host</w:t>
+      </w:r>
+      <w:proofErr w:type="spellEnd"/>
+      <w:r>
+        <w:rPr>
+          <w:rFonts w:ascii="Calibri" w:hAnsi="Calibri" w:cs="Calibri"/>
+          <w:b/>
+          <w:bCs/>
+          <w:color w:val="D86DCB" w:themeColor="accent5" w:themeTint="99"/>
+          <w:sz w:val="36"/>
+          <w:szCs w:val="36"/>
+        </w:rPr>
+        <w:t xml:space="preserve"> != 'auth') return;</w:t>
+      </w:r>
+    </w:p>
+    <w:p>
+      <w:pPr>
+        <w:jc w:val="both"/>
+        <w:rPr>
+          <w:rFonts w:ascii="Calibri" w:hAnsi="Calibri" w:cs="Calibri"/>
+          <w:b/>
+          <w:bCs/>
+          <w:color w:val="D86DCB" w:themeColor="accent5" w:themeTint="99"/>
+          <w:sz w:val="36"/>
+          <w:szCs w:val="36"/>
+        </w:rPr>
+      </w:pPr>
+    </w:p>
+    <w:p>
+      <w:pPr>
+        <w:jc w:val="both"/>
+        <w:rPr>
+          <w:rFonts w:ascii="Calibri" w:hAnsi="Calibri" w:cs="Calibri"/>
+          <w:b/>
+          <w:bCs/>
+          <w:color w:val="D86DCB" w:themeColor="accent5" w:themeTint="99"/>
+          <w:sz w:val="36"/>
+          <w:szCs w:val="36"/>
+        </w:rPr>
+      </w:pPr>
+      <w:r>
+        <w:rPr>
+          <w:rFonts w:ascii="Calibri" w:hAnsi="Calibri" w:cs="Calibri"/>
+          <w:b/>
+          <w:bCs/>
+          <w:color w:val="D86DCB" w:themeColor="accent5" w:themeTint="99"/>
+          <w:sz w:val="36"/>
+          <w:szCs w:val="36"/>
+        </w:rPr>
+        <w:t xml:space="preserve">    final approved =</w:t>
+      </w:r>
+    </w:p>
+    <w:p>
+      <w:pPr>
+        <w:jc w:val="both"/>
+        <w:rPr>
+          <w:rFonts w:ascii="Calibri" w:hAnsi="Calibri" w:cs="Calibri"/>
+          <w:b/>
+          <w:bCs/>
+          <w:color w:val="D86DCB" w:themeColor="accent5" w:themeTint="99"/>
+          <w:sz w:val="36"/>
+          <w:szCs w:val="36"/>
+        </w:rPr>
+      </w:pPr>
+      <w:r>
+        <w:rPr>
+          <w:rFonts w:ascii="Calibri" w:hAnsi="Calibri" w:cs="Calibri"/>
+          <w:b/>
+          <w:bCs/>
+          <w:color w:val="D86DCB" w:themeColor="accent5" w:themeTint="99"/>
+          <w:sz w:val="36"/>
+          <w:szCs w:val="36"/>
+        </w:rPr>
+        <w:t xml:space="preserve">    </w:t>
+      </w:r>
+      <w:proofErr w:type="spellStart"/>
+      <w:proofErr w:type="gramStart"/>
+      <w:r>
+        <w:rPr>
+          <w:rFonts w:ascii="Calibri" w:hAnsi="Calibri" w:cs="Calibri"/>
+          <w:b/>
+          <w:bCs/>
+          <w:color w:val="D86DCB" w:themeColor="accent5" w:themeTint="99"/>
+          <w:sz w:val="36"/>
+          <w:szCs w:val="36"/>
+        </w:rPr>
+        <w:t>uri.queryParameters</w:t>
+      </w:r>
+      <w:proofErr w:type="spellEnd"/>
+      <w:proofErr w:type="gramEnd"/>
+      <w:r>
+        <w:rPr>
+          <w:rFonts w:ascii="Calibri" w:hAnsi="Calibri" w:cs="Calibri"/>
+          <w:b/>
+          <w:bCs/>
+          <w:color w:val="D86DCB" w:themeColor="accent5" w:themeTint="99"/>
+          <w:sz w:val="36"/>
+          <w:szCs w:val="36"/>
+        </w:rPr>
+        <w:t>['approved'];</w:t>
+      </w:r>
+    </w:p>
+    <w:p>
+      <w:pPr>
+        <w:jc w:val="both"/>
+        <w:rPr>
+          <w:rFonts w:ascii="Calibri" w:hAnsi="Calibri" w:cs="Calibri"/>
+          <w:b/>
+          <w:bCs/>
+          <w:color w:val="D86DCB" w:themeColor="accent5" w:themeTint="99"/>
+          <w:sz w:val="36"/>
+          <w:szCs w:val="36"/>
+        </w:rPr>
+      </w:pPr>
+    </w:p>
+    <w:p>
+      <w:pPr>
+        <w:jc w:val="both"/>
+        <w:rPr>
+          <w:rFonts w:ascii="Calibri" w:hAnsi="Calibri" w:cs="Calibri"/>
+          <w:b/>
+          <w:bCs/>
+          <w:color w:val="D86DCB" w:themeColor="accent5" w:themeTint="99"/>
+          <w:sz w:val="36"/>
+          <w:szCs w:val="36"/>
+        </w:rPr>
+      </w:pPr>
+      <w:r>
+        <w:rPr>
+          <w:rFonts w:ascii="Calibri" w:hAnsi="Calibri" w:cs="Calibri"/>
+          <w:b/>
+          <w:bCs/>
+          <w:color w:val="D86DCB" w:themeColor="accent5" w:themeTint="99"/>
+          <w:sz w:val="36"/>
+          <w:szCs w:val="36"/>
+        </w:rPr>
+        <w:t xml:space="preserve">    final </w:t>
+      </w:r>
+      <w:proofErr w:type="spellStart"/>
+      <w:r>
+        <w:rPr>
+          <w:rFonts w:ascii="Calibri" w:hAnsi="Calibri" w:cs="Calibri"/>
+          <w:b/>
+          <w:bCs/>
+          <w:color w:val="D86DCB" w:themeColor="accent5" w:themeTint="99"/>
+          <w:sz w:val="36"/>
+          <w:szCs w:val="36"/>
+        </w:rPr>
+        <w:t>requestToken</w:t>
+      </w:r>
+      <w:proofErr w:type="spellEnd"/>
+      <w:r>
+        <w:rPr>
+          <w:rFonts w:ascii="Calibri" w:hAnsi="Calibri" w:cs="Calibri"/>
+          <w:b/>
+          <w:bCs/>
+          <w:color w:val="D86DCB" w:themeColor="accent5" w:themeTint="99"/>
+          <w:sz w:val="36"/>
+          <w:szCs w:val="36"/>
+        </w:rPr>
+        <w:t xml:space="preserve"> =</w:t>
+      </w:r>
+    </w:p>
+    <w:p>
+      <w:pPr>
+        <w:jc w:val="both"/>
+        <w:rPr>
+          <w:rFonts w:ascii="Calibri" w:hAnsi="Calibri" w:cs="Calibri"/>
+          <w:b/>
+          <w:bCs/>
+          <w:color w:val="D86DCB" w:themeColor="accent5" w:themeTint="99"/>
+          <w:sz w:val="36"/>
+          <w:szCs w:val="36"/>
+        </w:rPr>
+      </w:pPr>
+      <w:r>
+        <w:rPr>
+          <w:rFonts w:ascii="Calibri" w:hAnsi="Calibri" w:cs="Calibri"/>
+          <w:b/>
+          <w:bCs/>
+          <w:color w:val="D86DCB" w:themeColor="accent5" w:themeTint="99"/>
+          <w:sz w:val="36"/>
+          <w:szCs w:val="36"/>
+        </w:rPr>
+        <w:t xml:space="preserve">    </w:t>
+      </w:r>
+      <w:proofErr w:type="spellStart"/>
+      <w:proofErr w:type="gramStart"/>
+      <w:r>
+        <w:rPr>
+          <w:rFonts w:ascii="Calibri" w:hAnsi="Calibri" w:cs="Calibri"/>
+          <w:b/>
+          <w:bCs/>
+          <w:color w:val="D86DCB" w:themeColor="accent5" w:themeTint="99"/>
+          <w:sz w:val="36"/>
+          <w:szCs w:val="36"/>
+        </w:rPr>
+        <w:t>uri.queryParameters</w:t>
+      </w:r>
+      <w:proofErr w:type="spellEnd"/>
+      <w:proofErr w:type="gramEnd"/>
+      <w:r>
+        <w:rPr>
+          <w:rFonts w:ascii="Calibri" w:hAnsi="Calibri" w:cs="Calibri"/>
+          <w:b/>
+          <w:bCs/>
+          <w:color w:val="D86DCB" w:themeColor="accent5" w:themeTint="99"/>
+          <w:sz w:val="36"/>
+          <w:szCs w:val="36"/>
+        </w:rPr>
+        <w:t>['</w:t>
+      </w:r>
+      <w:proofErr w:type="spellStart"/>
+      <w:r>
+        <w:rPr>
+          <w:rFonts w:ascii="Calibri" w:hAnsi="Calibri" w:cs="Calibri"/>
+          <w:b/>
+          <w:bCs/>
+          <w:color w:val="D86DCB" w:themeColor="accent5" w:themeTint="99"/>
+          <w:sz w:val="36"/>
+          <w:szCs w:val="36"/>
+        </w:rPr>
+        <w:t>request_token</w:t>
+      </w:r>
+      <w:proofErr w:type="spellEnd"/>
+      <w:r>
+        <w:rPr>
+          <w:rFonts w:ascii="Calibri" w:hAnsi="Calibri" w:cs="Calibri"/>
+          <w:b/>
+          <w:bCs/>
+          <w:color w:val="D86DCB" w:themeColor="accent5" w:themeTint="99"/>
+          <w:sz w:val="36"/>
+          <w:szCs w:val="36"/>
+        </w:rPr>
+        <w:t>'];</w:t>
+      </w:r>
+    </w:p>
+    <w:p>
+      <w:pPr>
+        <w:jc w:val="both"/>
+        <w:rPr>
+          <w:rFonts w:ascii="Calibri" w:hAnsi="Calibri" w:cs="Calibri"/>
+          <w:b/>
+          <w:bCs/>
+          <w:color w:val="D86DCB" w:themeColor="accent5" w:themeTint="99"/>
+          <w:sz w:val="36"/>
+          <w:szCs w:val="36"/>
+        </w:rPr>
+      </w:pPr>
+    </w:p>
+    <w:p>
+      <w:pPr>
+        <w:jc w:val="both"/>
+        <w:rPr>
+          <w:rFonts w:ascii="Calibri" w:hAnsi="Calibri" w:cs="Calibri"/>
+          <w:b/>
+          <w:bCs/>
+          <w:color w:val="D86DCB" w:themeColor="accent5" w:themeTint="99"/>
+          <w:sz w:val="36"/>
+          <w:szCs w:val="36"/>
+        </w:rPr>
+      </w:pPr>
+      <w:r>
+        <w:rPr>
+          <w:rFonts w:ascii="Calibri" w:hAnsi="Calibri" w:cs="Calibri"/>
+          <w:b/>
+          <w:bCs/>
+          <w:color w:val="D86DCB" w:themeColor="accent5" w:themeTint="99"/>
+          <w:sz w:val="36"/>
+          <w:szCs w:val="36"/>
+        </w:rPr>
+        <w:t xml:space="preserve">    if (</w:t>
+      </w:r>
+      <w:proofErr w:type="gramStart"/>
+      <w:r>
+        <w:rPr>
+          <w:rFonts w:ascii="Calibri" w:hAnsi="Calibri" w:cs="Calibri"/>
+          <w:b/>
+          <w:bCs/>
+          <w:color w:val="D86DCB" w:themeColor="accent5" w:themeTint="99"/>
+          <w:sz w:val="36"/>
+          <w:szCs w:val="36"/>
+        </w:rPr>
+        <w:t>approved !</w:t>
+      </w:r>
+      <w:proofErr w:type="gramEnd"/>
+      <w:r>
+        <w:rPr>
+          <w:rFonts w:ascii="Calibri" w:hAnsi="Calibri" w:cs="Calibri"/>
+          <w:b/>
+          <w:bCs/>
+          <w:color w:val="D86DCB" w:themeColor="accent5" w:themeTint="99"/>
+          <w:sz w:val="36"/>
+          <w:szCs w:val="36"/>
+        </w:rPr>
+        <w:t xml:space="preserve">= 'true' || </w:t>
+      </w:r>
+      <w:proofErr w:type="spellStart"/>
+      <w:r>
+        <w:rPr>
+          <w:rFonts w:ascii="Calibri" w:hAnsi="Calibri" w:cs="Calibri"/>
+          <w:b/>
+          <w:bCs/>
+          <w:color w:val="D86DCB" w:themeColor="accent5" w:themeTint="99"/>
+          <w:sz w:val="36"/>
+          <w:szCs w:val="36"/>
+        </w:rPr>
+        <w:t>requestToken</w:t>
+      </w:r>
+      <w:proofErr w:type="spellEnd"/>
+      <w:r>
+        <w:rPr>
+          <w:rFonts w:ascii="Calibri" w:hAnsi="Calibri" w:cs="Calibri"/>
+          <w:b/>
+          <w:bCs/>
+          <w:color w:val="D86DCB" w:themeColor="accent5" w:themeTint="99"/>
+          <w:sz w:val="36"/>
+          <w:szCs w:val="36"/>
+        </w:rPr>
+        <w:t xml:space="preserve"> == null) {</w:t>
+      </w:r>
+    </w:p>
+    <w:p>
+      <w:pPr>
+        <w:jc w:val="both"/>
+        <w:rPr>
+          <w:rFonts w:ascii="Calibri" w:hAnsi="Calibri" w:cs="Calibri"/>
+          <w:b/>
+          <w:bCs/>
+          <w:color w:val="D86DCB" w:themeColor="accent5" w:themeTint="99"/>
+          <w:sz w:val="36"/>
+          <w:szCs w:val="36"/>
+        </w:rPr>
+      </w:pPr>
+      <w:r>
+        <w:rPr>
+          <w:rFonts w:ascii="Calibri" w:hAnsi="Calibri" w:cs="Calibri"/>
+          <w:b/>
+          <w:bCs/>
+          <w:color w:val="D86DCB" w:themeColor="accent5" w:themeTint="99"/>
+          <w:sz w:val="36"/>
+          <w:szCs w:val="36"/>
+        </w:rPr>
+        <w:lastRenderedPageBreak/>
+        <w:t xml:space="preserve">      await _</w:t>
+      </w:r>
+      <w:proofErr w:type="spellStart"/>
+      <w:proofErr w:type="gramStart"/>
+      <w:r>
+        <w:rPr>
+          <w:rFonts w:ascii="Calibri" w:hAnsi="Calibri" w:cs="Calibri"/>
+          <w:b/>
+          <w:bCs/>
+          <w:color w:val="D86DCB" w:themeColor="accent5" w:themeTint="99"/>
+          <w:sz w:val="36"/>
+          <w:szCs w:val="36"/>
+        </w:rPr>
+        <w:t>stopAuth</w:t>
+      </w:r>
+      <w:proofErr w:type="spellEnd"/>
+      <w:r>
+        <w:rPr>
+          <w:rFonts w:ascii="Calibri" w:hAnsi="Calibri" w:cs="Calibri"/>
+          <w:b/>
+          <w:bCs/>
+          <w:color w:val="D86DCB" w:themeColor="accent5" w:themeTint="99"/>
+          <w:sz w:val="36"/>
+          <w:szCs w:val="36"/>
+        </w:rPr>
+        <w:t>(</w:t>
+      </w:r>
+      <w:proofErr w:type="gramEnd"/>
+      <w:r>
+        <w:rPr>
+          <w:rFonts w:ascii="Calibri" w:hAnsi="Calibri" w:cs="Calibri"/>
+          <w:b/>
+          <w:bCs/>
+          <w:color w:val="D86DCB" w:themeColor="accent5" w:themeTint="99"/>
+          <w:sz w:val="36"/>
+          <w:szCs w:val="36"/>
+        </w:rPr>
+        <w:t>);</w:t>
+      </w:r>
+    </w:p>
+    <w:p>
+      <w:pPr>
+        <w:jc w:val="both"/>
+        <w:rPr>
+          <w:rFonts w:ascii="Calibri" w:hAnsi="Calibri" w:cs="Calibri"/>
+          <w:b/>
+          <w:bCs/>
+          <w:color w:val="D86DCB" w:themeColor="accent5" w:themeTint="99"/>
+          <w:sz w:val="36"/>
+          <w:szCs w:val="36"/>
+        </w:rPr>
+      </w:pPr>
+      <w:r>
+        <w:rPr>
+          <w:rFonts w:ascii="Calibri" w:hAnsi="Calibri" w:cs="Calibri"/>
+          <w:b/>
+          <w:bCs/>
+          <w:color w:val="D86DCB" w:themeColor="accent5" w:themeTint="99"/>
+          <w:sz w:val="36"/>
+          <w:szCs w:val="36"/>
+        </w:rPr>
+        <w:t xml:space="preserve">      _</w:t>
+      </w:r>
+      <w:proofErr w:type="spellStart"/>
+      <w:r>
+        <w:rPr>
+          <w:rFonts w:ascii="Calibri" w:hAnsi="Calibri" w:cs="Calibri"/>
+          <w:b/>
+          <w:bCs/>
+          <w:color w:val="D86DCB" w:themeColor="accent5" w:themeTint="99"/>
+          <w:sz w:val="36"/>
+          <w:szCs w:val="36"/>
+        </w:rPr>
+        <w:t>completeAuth</w:t>
+      </w:r>
+      <w:proofErr w:type="spellEnd"/>
+      <w:r>
+        <w:rPr>
+          <w:rFonts w:ascii="Calibri" w:hAnsi="Calibri" w:cs="Calibri"/>
+          <w:b/>
+          <w:bCs/>
+          <w:color w:val="D86DCB" w:themeColor="accent5" w:themeTint="99"/>
+          <w:sz w:val="36"/>
+          <w:szCs w:val="36"/>
+        </w:rPr>
+        <w:t>(false);</w:t>
+      </w:r>
+    </w:p>
+    <w:p>
+      <w:pPr>
+        <w:jc w:val="both"/>
+        <w:rPr>
+          <w:rFonts w:ascii="Calibri" w:hAnsi="Calibri" w:cs="Calibri"/>
+          <w:b/>
+          <w:bCs/>
+          <w:color w:val="D86DCB" w:themeColor="accent5" w:themeTint="99"/>
+          <w:sz w:val="36"/>
+          <w:szCs w:val="36"/>
+        </w:rPr>
+      </w:pPr>
+      <w:r>
+        <w:rPr>
+          <w:rFonts w:ascii="Calibri" w:hAnsi="Calibri" w:cs="Calibri"/>
+          <w:b/>
+          <w:bCs/>
+          <w:color w:val="D86DCB" w:themeColor="accent5" w:themeTint="99"/>
+          <w:sz w:val="36"/>
+          <w:szCs w:val="36"/>
+        </w:rPr>
+        <w:t xml:space="preserve">      return;</w:t>
+      </w:r>
+    </w:p>
+    <w:p>
+      <w:pPr>
+        <w:jc w:val="both"/>
+        <w:rPr>
+          <w:rFonts w:ascii="Calibri" w:hAnsi="Calibri" w:cs="Calibri"/>
+          <w:b/>
+          <w:bCs/>
+          <w:color w:val="D86DCB" w:themeColor="accent5" w:themeTint="99"/>
+          <w:sz w:val="36"/>
+          <w:szCs w:val="36"/>
+        </w:rPr>
+      </w:pPr>
+      <w:r>
+        <w:rPr>
+          <w:rFonts w:ascii="Calibri" w:hAnsi="Calibri" w:cs="Calibri"/>
+          <w:b/>
+          <w:bCs/>
+          <w:color w:val="D86DCB" w:themeColor="accent5" w:themeTint="99"/>
+          <w:sz w:val="36"/>
+          <w:szCs w:val="36"/>
+        </w:rPr>
+        <w:t xml:space="preserve">    }</w:t>
+      </w:r>
+    </w:p>
+    <w:p>
+      <w:pPr>
+        <w:jc w:val="both"/>
+        <w:rPr>
+          <w:rFonts w:ascii="Calibri" w:hAnsi="Calibri" w:cs="Calibri"/>
+          <w:b/>
+          <w:bCs/>
+          <w:color w:val="D86DCB" w:themeColor="accent5" w:themeTint="99"/>
+          <w:sz w:val="36"/>
+          <w:szCs w:val="36"/>
+        </w:rPr>
+      </w:pPr>
+    </w:p>
+    <w:p>
+      <w:pPr>
+        <w:jc w:val="both"/>
+        <w:rPr>
+          <w:rFonts w:ascii="Calibri" w:hAnsi="Calibri" w:cs="Calibri"/>
+          <w:b/>
+          <w:bCs/>
+          <w:color w:val="D86DCB" w:themeColor="accent5" w:themeTint="99"/>
+          <w:sz w:val="36"/>
+          <w:szCs w:val="36"/>
+        </w:rPr>
+      </w:pPr>
+      <w:r>
+        <w:rPr>
+          <w:rFonts w:ascii="Calibri" w:hAnsi="Calibri" w:cs="Calibri"/>
+          <w:b/>
+          <w:bCs/>
+          <w:color w:val="D86DCB" w:themeColor="accent5" w:themeTint="99"/>
+          <w:sz w:val="36"/>
+          <w:szCs w:val="36"/>
+        </w:rPr>
+        <w:t xml:space="preserve">    final response = await </w:t>
+      </w:r>
+      <w:proofErr w:type="spellStart"/>
+      <w:r>
+        <w:rPr>
+          <w:rFonts w:ascii="Calibri" w:hAnsi="Calibri" w:cs="Calibri"/>
+          <w:b/>
+          <w:bCs/>
+          <w:color w:val="D86DCB" w:themeColor="accent5" w:themeTint="99"/>
+          <w:sz w:val="36"/>
+          <w:szCs w:val="36"/>
+        </w:rPr>
+        <w:t>apiService.getRequest</w:t>
+      </w:r>
+      <w:proofErr w:type="spellEnd"/>
+      <w:r>
+        <w:rPr>
+          <w:rFonts w:ascii="Calibri" w:hAnsi="Calibri" w:cs="Calibri"/>
+          <w:b/>
+          <w:bCs/>
+          <w:color w:val="D86DCB" w:themeColor="accent5" w:themeTint="99"/>
+          <w:sz w:val="36"/>
+          <w:szCs w:val="36"/>
+        </w:rPr>
+        <w:t>(url: '...');</w:t>
+      </w:r>
+    </w:p>
+    <w:p>
+      <w:pPr>
+        <w:jc w:val="both"/>
+        <w:rPr>
+          <w:rFonts w:ascii="Calibri" w:hAnsi="Calibri" w:cs="Calibri"/>
+          <w:b/>
+          <w:bCs/>
+          <w:color w:val="D86DCB" w:themeColor="accent5" w:themeTint="99"/>
+          <w:sz w:val="36"/>
+          <w:szCs w:val="36"/>
+        </w:rPr>
+      </w:pPr>
+      <w:r>
+        <w:rPr>
+          <w:rFonts w:ascii="Calibri" w:hAnsi="Calibri" w:cs="Calibri"/>
+          <w:b/>
+          <w:bCs/>
+          <w:color w:val="D86DCB" w:themeColor="accent5" w:themeTint="99"/>
+          <w:sz w:val="36"/>
+          <w:szCs w:val="36"/>
+        </w:rPr>
+        <w:t xml:space="preserve">    if(</w:t>
+      </w:r>
+      <w:proofErr w:type="spellStart"/>
+      <w:proofErr w:type="gramStart"/>
+      <w:r>
+        <w:rPr>
+          <w:rFonts w:ascii="Calibri" w:hAnsi="Calibri" w:cs="Calibri"/>
+          <w:b/>
+          <w:bCs/>
+          <w:color w:val="D86DCB" w:themeColor="accent5" w:themeTint="99"/>
+          <w:sz w:val="36"/>
+          <w:szCs w:val="36"/>
+        </w:rPr>
+        <w:t>response.isSuccess</w:t>
+      </w:r>
+      <w:proofErr w:type="spellEnd"/>
+      <w:proofErr w:type="gramEnd"/>
+      <w:r>
+        <w:rPr>
+          <w:rFonts w:ascii="Calibri" w:hAnsi="Calibri" w:cs="Calibri"/>
+          <w:b/>
+          <w:bCs/>
+          <w:color w:val="D86DCB" w:themeColor="accent5" w:themeTint="99"/>
+          <w:sz w:val="36"/>
+          <w:szCs w:val="36"/>
+        </w:rPr>
+        <w:t>) {</w:t>
+      </w:r>
+    </w:p>
+    <w:p>
+      <w:pPr>
+        <w:jc w:val="both"/>
+        <w:rPr>
+          <w:rFonts w:ascii="Calibri" w:hAnsi="Calibri" w:cs="Calibri"/>
+          <w:b/>
+          <w:bCs/>
+          <w:color w:val="D86DCB" w:themeColor="accent5" w:themeTint="99"/>
+          <w:sz w:val="36"/>
+          <w:szCs w:val="36"/>
+        </w:rPr>
+      </w:pPr>
+      <w:r>
+        <w:rPr>
+          <w:rFonts w:ascii="Calibri" w:hAnsi="Calibri" w:cs="Calibri"/>
+          <w:b/>
+          <w:bCs/>
+          <w:color w:val="D86DCB" w:themeColor="accent5" w:themeTint="99"/>
+          <w:sz w:val="36"/>
+          <w:szCs w:val="36"/>
+        </w:rPr>
+        <w:t xml:space="preserve">      // Save session id to auth controller</w:t>
+      </w:r>
+    </w:p>
+    <w:p>
+      <w:pPr>
+        <w:jc w:val="both"/>
+        <w:rPr>
+          <w:rFonts w:ascii="Calibri" w:hAnsi="Calibri" w:cs="Calibri"/>
+          <w:b/>
+          <w:bCs/>
+          <w:color w:val="D86DCB" w:themeColor="accent5" w:themeTint="99"/>
+          <w:sz w:val="36"/>
+          <w:szCs w:val="36"/>
+        </w:rPr>
+      </w:pPr>
+      <w:r>
+        <w:rPr>
+          <w:rFonts w:ascii="Calibri" w:hAnsi="Calibri" w:cs="Calibri"/>
+          <w:b/>
+          <w:bCs/>
+          <w:color w:val="D86DCB" w:themeColor="accent5" w:themeTint="99"/>
+          <w:sz w:val="36"/>
+          <w:szCs w:val="36"/>
+        </w:rPr>
+        <w:t xml:space="preserve">    }</w:t>
+      </w:r>
+    </w:p>
+    <w:p>
+      <w:pPr>
+        <w:jc w:val="both"/>
+        <w:rPr>
+          <w:rFonts w:ascii="Calibri" w:hAnsi="Calibri" w:cs="Calibri"/>
+          <w:b/>
+          <w:bCs/>
+          <w:color w:val="D86DCB" w:themeColor="accent5" w:themeTint="99"/>
+          <w:sz w:val="36"/>
+          <w:szCs w:val="36"/>
+        </w:rPr>
+      </w:pPr>
+    </w:p>
+    <w:p>
+      <w:pPr>
+        <w:jc w:val="both"/>
+        <w:rPr>
+          <w:rFonts w:ascii="Calibri" w:hAnsi="Calibri" w:cs="Calibri"/>
+          <w:b/>
+          <w:bCs/>
+          <w:color w:val="D86DCB" w:themeColor="accent5" w:themeTint="99"/>
+          <w:sz w:val="36"/>
+          <w:szCs w:val="36"/>
+        </w:rPr>
+      </w:pPr>
+      <w:r>
+        <w:rPr>
+          <w:rFonts w:ascii="Calibri" w:hAnsi="Calibri" w:cs="Calibri"/>
+          <w:b/>
+          <w:bCs/>
+          <w:color w:val="D86DCB" w:themeColor="accent5" w:themeTint="99"/>
+          <w:sz w:val="36"/>
+          <w:szCs w:val="36"/>
+        </w:rPr>
+        <w:t xml:space="preserve">    await _</w:t>
+      </w:r>
+      <w:proofErr w:type="spellStart"/>
+      <w:proofErr w:type="gramStart"/>
+      <w:r>
+        <w:rPr>
+          <w:rFonts w:ascii="Calibri" w:hAnsi="Calibri" w:cs="Calibri"/>
+          <w:b/>
+          <w:bCs/>
+          <w:color w:val="D86DCB" w:themeColor="accent5" w:themeTint="99"/>
+          <w:sz w:val="36"/>
+          <w:szCs w:val="36"/>
+        </w:rPr>
+        <w:t>stopAuth</w:t>
+      </w:r>
+      <w:proofErr w:type="spellEnd"/>
+      <w:r>
+        <w:rPr>
+          <w:rFonts w:ascii="Calibri" w:hAnsi="Calibri" w:cs="Calibri"/>
+          <w:b/>
+          <w:bCs/>
+          <w:color w:val="D86DCB" w:themeColor="accent5" w:themeTint="99"/>
+          <w:sz w:val="36"/>
+          <w:szCs w:val="36"/>
+        </w:rPr>
+        <w:t>(</w:t>
+      </w:r>
+      <w:proofErr w:type="gramEnd"/>
+      <w:r>
+        <w:rPr>
+          <w:rFonts w:ascii="Calibri" w:hAnsi="Calibri" w:cs="Calibri"/>
+          <w:b/>
+          <w:bCs/>
+          <w:color w:val="D86DCB" w:themeColor="accent5" w:themeTint="99"/>
+          <w:sz w:val="36"/>
+          <w:szCs w:val="36"/>
+        </w:rPr>
+        <w:t>);</w:t>
+      </w:r>
+    </w:p>
+    <w:p>
+      <w:pPr>
+        <w:jc w:val="both"/>
+        <w:rPr>
+          <w:rFonts w:ascii="Calibri" w:hAnsi="Calibri" w:cs="Calibri"/>
+          <w:b/>
+          <w:bCs/>
+          <w:color w:val="D86DCB" w:themeColor="accent5" w:themeTint="99"/>
+          <w:sz w:val="36"/>
+          <w:szCs w:val="36"/>
+        </w:rPr>
+      </w:pPr>
+      <w:r>
+        <w:rPr>
+          <w:rFonts w:ascii="Calibri" w:hAnsi="Calibri" w:cs="Calibri"/>
+          <w:b/>
+          <w:bCs/>
+          <w:color w:val="D86DCB" w:themeColor="accent5" w:themeTint="99"/>
+          <w:sz w:val="36"/>
+          <w:szCs w:val="36"/>
+        </w:rPr>
+        <w:t xml:space="preserve">    _</w:t>
+      </w:r>
+      <w:proofErr w:type="spellStart"/>
+      <w:r>
+        <w:rPr>
+          <w:rFonts w:ascii="Calibri" w:hAnsi="Calibri" w:cs="Calibri"/>
+          <w:b/>
+          <w:bCs/>
+          <w:color w:val="D86DCB" w:themeColor="accent5" w:themeTint="99"/>
+          <w:sz w:val="36"/>
+          <w:szCs w:val="36"/>
+        </w:rPr>
+        <w:t>completeAuth</w:t>
+      </w:r>
+      <w:proofErr w:type="spellEnd"/>
+      <w:r>
+        <w:rPr>
+          <w:rFonts w:ascii="Calibri" w:hAnsi="Calibri" w:cs="Calibri"/>
+          <w:b/>
+          <w:bCs/>
+          <w:color w:val="D86DCB" w:themeColor="accent5" w:themeTint="99"/>
+          <w:sz w:val="36"/>
+          <w:szCs w:val="36"/>
+        </w:rPr>
+        <w:t>(</w:t>
+      </w:r>
+      <w:proofErr w:type="spellStart"/>
+      <w:proofErr w:type="gramStart"/>
+      <w:r>
+        <w:rPr>
+          <w:rFonts w:ascii="Calibri" w:hAnsi="Calibri" w:cs="Calibri"/>
+          <w:b/>
+          <w:bCs/>
+          <w:color w:val="D86DCB" w:themeColor="accent5" w:themeTint="99"/>
+          <w:sz w:val="36"/>
+          <w:szCs w:val="36"/>
+        </w:rPr>
+        <w:t>response.isSuccess</w:t>
+      </w:r>
+      <w:proofErr w:type="spellEnd"/>
+      <w:proofErr w:type="gramEnd"/>
+      <w:r>
+        <w:rPr>
+          <w:rFonts w:ascii="Calibri" w:hAnsi="Calibri" w:cs="Calibri"/>
+          <w:b/>
+          <w:bCs/>
+          <w:color w:val="D86DCB" w:themeColor="accent5" w:themeTint="99"/>
+          <w:sz w:val="36"/>
+          <w:szCs w:val="36"/>
+        </w:rPr>
+        <w:t>);</w:t>
+      </w:r>
+    </w:p>
+    <w:p>
+      <w:pPr>
+        <w:jc w:val="both"/>
+        <w:rPr>
+          <w:rFonts w:ascii="Calibri" w:hAnsi="Calibri" w:cs="Calibri"/>
+          <w:b/>
+          <w:bCs/>
+          <w:color w:val="D86DCB" w:themeColor="accent5" w:themeTint="99"/>
+          <w:sz w:val="36"/>
+          <w:szCs w:val="36"/>
+        </w:rPr>
+      </w:pPr>
+      <w:r>
+        <w:rPr>
+          <w:rFonts w:ascii="Calibri" w:hAnsi="Calibri" w:cs="Calibri"/>
+          <w:b/>
+          <w:bCs/>
+          <w:color w:val="D86DCB" w:themeColor="accent5" w:themeTint="99"/>
+          <w:sz w:val="36"/>
+          <w:szCs w:val="36"/>
+        </w:rPr>
+        <w:t xml:space="preserve">  }</w:t>
+      </w:r>
+    </w:p>
+    <w:p>
+      <w:pPr>
+        <w:jc w:val="both"/>
+        <w:rPr>
+          <w:rFonts w:ascii="Calibri" w:hAnsi="Calibri" w:cs="Calibri"/>
+          <w:b/>
+          <w:bCs/>
+          <w:color w:val="D86DCB" w:themeColor="accent5" w:themeTint="99"/>
+          <w:sz w:val="36"/>
+          <w:szCs w:val="36"/>
+        </w:rPr>
+      </w:pPr>
+    </w:p>
+    <w:p>
+      <w:pPr>
+        <w:jc w:val="both"/>
+        <w:rPr>
+          <w:rFonts w:ascii="Calibri" w:hAnsi="Calibri" w:cs="Calibri"/>
+          <w:b/>
+          <w:bCs/>
+          <w:color w:val="D86DCB" w:themeColor="accent5" w:themeTint="99"/>
+          <w:sz w:val="36"/>
+          <w:szCs w:val="36"/>
+        </w:rPr>
+      </w:pPr>
+      <w:r>
+        <w:rPr>
+          <w:rFonts w:ascii="Calibri" w:hAnsi="Calibri" w:cs="Calibri"/>
+          <w:b/>
+          <w:bCs/>
+          <w:color w:val="D86DCB" w:themeColor="accent5" w:themeTint="99"/>
+          <w:sz w:val="36"/>
+          <w:szCs w:val="36"/>
+        </w:rPr>
+        <w:t xml:space="preserve">  Future&lt;void&gt; _</w:t>
+      </w:r>
+      <w:proofErr w:type="spellStart"/>
+      <w:proofErr w:type="gramStart"/>
+      <w:r>
+        <w:rPr>
+          <w:rFonts w:ascii="Calibri" w:hAnsi="Calibri" w:cs="Calibri"/>
+          <w:b/>
+          <w:bCs/>
+          <w:color w:val="D86DCB" w:themeColor="accent5" w:themeTint="99"/>
+          <w:sz w:val="36"/>
+          <w:szCs w:val="36"/>
+        </w:rPr>
+        <w:t>stopAuth</w:t>
+      </w:r>
+      <w:proofErr w:type="spellEnd"/>
+      <w:r>
+        <w:rPr>
+          <w:rFonts w:ascii="Calibri" w:hAnsi="Calibri" w:cs="Calibri"/>
+          <w:b/>
+          <w:bCs/>
+          <w:color w:val="D86DCB" w:themeColor="accent5" w:themeTint="99"/>
+          <w:sz w:val="36"/>
+          <w:szCs w:val="36"/>
+        </w:rPr>
+        <w:t>(</w:t>
+      </w:r>
+      <w:proofErr w:type="gramEnd"/>
+      <w:r>
+        <w:rPr>
+          <w:rFonts w:ascii="Calibri" w:hAnsi="Calibri" w:cs="Calibri"/>
+          <w:b/>
+          <w:bCs/>
+          <w:color w:val="D86DCB" w:themeColor="accent5" w:themeTint="99"/>
+          <w:sz w:val="36"/>
+          <w:szCs w:val="36"/>
+        </w:rPr>
+        <w:t>) async {</w:t>
+      </w:r>
+    </w:p>
+    <w:p>
+      <w:pPr>
+        <w:jc w:val="both"/>
+        <w:rPr>
+          <w:rFonts w:ascii="Calibri" w:hAnsi="Calibri" w:cs="Calibri"/>
+          <w:b/>
+          <w:bCs/>
+          <w:color w:val="D86DCB" w:themeColor="accent5" w:themeTint="99"/>
+          <w:sz w:val="36"/>
+          <w:szCs w:val="36"/>
+        </w:rPr>
+      </w:pPr>
+      <w:r>
+        <w:rPr>
+          <w:rFonts w:ascii="Calibri" w:hAnsi="Calibri" w:cs="Calibri"/>
+          <w:b/>
+          <w:bCs/>
+          <w:color w:val="D86DCB" w:themeColor="accent5" w:themeTint="99"/>
+          <w:sz w:val="36"/>
+          <w:szCs w:val="36"/>
+        </w:rPr>
+        <w:t xml:space="preserve">    state = false;</w:t>
+      </w:r>
+    </w:p>
+    <w:p>
+      <w:pPr>
+        <w:jc w:val="both"/>
+        <w:rPr>
+          <w:rFonts w:ascii="Calibri" w:hAnsi="Calibri" w:cs="Calibri"/>
+          <w:b/>
+          <w:bCs/>
+          <w:color w:val="D86DCB" w:themeColor="accent5" w:themeTint="99"/>
+          <w:sz w:val="36"/>
+          <w:szCs w:val="36"/>
+        </w:rPr>
+      </w:pPr>
+      <w:r>
+        <w:rPr>
+          <w:rFonts w:ascii="Calibri" w:hAnsi="Calibri" w:cs="Calibri"/>
+          <w:b/>
+          <w:bCs/>
+          <w:color w:val="D86DCB" w:themeColor="accent5" w:themeTint="99"/>
+          <w:sz w:val="36"/>
+          <w:szCs w:val="36"/>
+        </w:rPr>
+        <w:t xml:space="preserve">    // Stop listening, clean up Stream to prevent memory leak</w:t>
+      </w:r>
+    </w:p>
+    <w:p>
+      <w:pPr>
+        <w:jc w:val="both"/>
+        <w:rPr>
+          <w:rFonts w:ascii="Calibri" w:hAnsi="Calibri" w:cs="Calibri"/>
+          <w:b/>
+          <w:bCs/>
+          <w:color w:val="D86DCB" w:themeColor="accent5" w:themeTint="99"/>
+          <w:sz w:val="36"/>
+          <w:szCs w:val="36"/>
+        </w:rPr>
+      </w:pPr>
+      <w:r>
+        <w:rPr>
+          <w:rFonts w:ascii="Calibri" w:hAnsi="Calibri" w:cs="Calibri"/>
+          <w:b/>
+          <w:bCs/>
+          <w:color w:val="D86DCB" w:themeColor="accent5" w:themeTint="99"/>
+          <w:sz w:val="36"/>
+          <w:szCs w:val="36"/>
+        </w:rPr>
+        <w:t xml:space="preserve">    await </w:t>
+      </w:r>
+      <w:proofErr w:type="spellStart"/>
+      <w:proofErr w:type="gramStart"/>
+      <w:r>
+        <w:rPr>
+          <w:rFonts w:ascii="Calibri" w:hAnsi="Calibri" w:cs="Calibri"/>
+          <w:b/>
+          <w:bCs/>
+          <w:color w:val="D86DCB" w:themeColor="accent5" w:themeTint="99"/>
+          <w:sz w:val="36"/>
+          <w:szCs w:val="36"/>
+        </w:rPr>
+        <w:t>streamSubscription</w:t>
+      </w:r>
+      <w:proofErr w:type="spellEnd"/>
+      <w:r>
+        <w:rPr>
+          <w:rFonts w:ascii="Calibri" w:hAnsi="Calibri" w:cs="Calibri"/>
+          <w:b/>
+          <w:bCs/>
+          <w:color w:val="D86DCB" w:themeColor="accent5" w:themeTint="99"/>
+          <w:sz w:val="36"/>
+          <w:szCs w:val="36"/>
+        </w:rPr>
+        <w:t>?.</w:t>
+      </w:r>
+      <w:proofErr w:type="gramEnd"/>
+      <w:r>
+        <w:rPr>
+          <w:rFonts w:ascii="Calibri" w:hAnsi="Calibri" w:cs="Calibri"/>
+          <w:b/>
+          <w:bCs/>
+          <w:color w:val="D86DCB" w:themeColor="accent5" w:themeTint="99"/>
+          <w:sz w:val="36"/>
+          <w:szCs w:val="36"/>
+        </w:rPr>
+        <w:t>cancel();</w:t>
+      </w:r>
+    </w:p>
+    <w:p>
+      <w:pPr>
+        <w:jc w:val="both"/>
+        <w:rPr>
+          <w:rFonts w:ascii="Calibri" w:hAnsi="Calibri" w:cs="Calibri"/>
+          <w:b/>
+          <w:bCs/>
+          <w:color w:val="D86DCB" w:themeColor="accent5" w:themeTint="99"/>
+          <w:sz w:val="36"/>
+          <w:szCs w:val="36"/>
+        </w:rPr>
+      </w:pPr>
+      <w:r>
+        <w:rPr>
+          <w:rFonts w:ascii="Calibri" w:hAnsi="Calibri" w:cs="Calibri"/>
+          <w:b/>
+          <w:bCs/>
+          <w:color w:val="D86DCB" w:themeColor="accent5" w:themeTint="99"/>
+          <w:sz w:val="36"/>
+          <w:szCs w:val="36"/>
+        </w:rPr>
+        <w:t xml:space="preserve">    </w:t>
+      </w:r>
+      <w:proofErr w:type="spellStart"/>
+      <w:r>
+        <w:rPr>
+          <w:rFonts w:ascii="Calibri" w:hAnsi="Calibri" w:cs="Calibri"/>
+          <w:b/>
+          <w:bCs/>
+          <w:color w:val="D86DCB" w:themeColor="accent5" w:themeTint="99"/>
+          <w:sz w:val="36"/>
+          <w:szCs w:val="36"/>
+        </w:rPr>
+        <w:t>streamSubscription</w:t>
+      </w:r>
+      <w:proofErr w:type="spellEnd"/>
+      <w:r>
+        <w:rPr>
+          <w:rFonts w:ascii="Calibri" w:hAnsi="Calibri" w:cs="Calibri"/>
+          <w:b/>
+          <w:bCs/>
+          <w:color w:val="D86DCB" w:themeColor="accent5" w:themeTint="99"/>
+          <w:sz w:val="36"/>
+          <w:szCs w:val="36"/>
+        </w:rPr>
+        <w:t xml:space="preserve"> = null;</w:t>
+      </w:r>
+    </w:p>
+    <w:p>
+      <w:pPr>
+        <w:jc w:val="both"/>
+        <w:rPr>
+          <w:rFonts w:ascii="Calibri" w:hAnsi="Calibri" w:cs="Calibri"/>
+          <w:b/>
+          <w:bCs/>
+          <w:color w:val="D86DCB" w:themeColor="accent5" w:themeTint="99"/>
+          <w:sz w:val="36"/>
+          <w:szCs w:val="36"/>
+        </w:rPr>
+      </w:pPr>
+      <w:r>
+        <w:rPr>
+          <w:rFonts w:ascii="Calibri" w:hAnsi="Calibri" w:cs="Calibri"/>
+          <w:b/>
+          <w:bCs/>
+          <w:color w:val="D86DCB" w:themeColor="accent5" w:themeTint="99"/>
+          <w:sz w:val="36"/>
+          <w:szCs w:val="36"/>
+        </w:rPr>
+        <w:t xml:space="preserve">  }</w:t>
+      </w:r>
+    </w:p>
+    <w:p>
+      <w:pPr>
+        <w:jc w:val="both"/>
+        <w:rPr>
+          <w:rFonts w:ascii="Calibri" w:hAnsi="Calibri" w:cs="Calibri"/>
+          <w:b/>
+          <w:bCs/>
+          <w:color w:val="D86DCB" w:themeColor="accent5" w:themeTint="99"/>
+          <w:sz w:val="36"/>
+          <w:szCs w:val="36"/>
+        </w:rPr>
+      </w:pPr>
+    </w:p>
+    <w:p>
+      <w:pPr>
+        <w:jc w:val="both"/>
+        <w:rPr>
+          <w:rFonts w:ascii="Calibri" w:hAnsi="Calibri" w:cs="Calibri"/>
+          <w:b/>
+          <w:bCs/>
+          <w:color w:val="D86DCB" w:themeColor="accent5" w:themeTint="99"/>
+          <w:sz w:val="36"/>
+          <w:szCs w:val="36"/>
+        </w:rPr>
+      </w:pPr>
+      <w:r>
+        <w:rPr>
+          <w:rFonts w:ascii="Calibri" w:hAnsi="Calibri" w:cs="Calibri"/>
+          <w:b/>
+          <w:bCs/>
+          <w:color w:val="D86DCB" w:themeColor="accent5" w:themeTint="99"/>
+          <w:sz w:val="36"/>
+          <w:szCs w:val="36"/>
+        </w:rPr>
+        <w:lastRenderedPageBreak/>
+        <w:t xml:space="preserve">  void _</w:t>
+      </w:r>
+      <w:proofErr w:type="spellStart"/>
+      <w:proofErr w:type="gramStart"/>
+      <w:r>
+        <w:rPr>
+          <w:rFonts w:ascii="Calibri" w:hAnsi="Calibri" w:cs="Calibri"/>
+          <w:b/>
+          <w:bCs/>
+          <w:color w:val="D86DCB" w:themeColor="accent5" w:themeTint="99"/>
+          <w:sz w:val="36"/>
+          <w:szCs w:val="36"/>
+        </w:rPr>
+        <w:t>completeAuth</w:t>
+      </w:r>
+      <w:proofErr w:type="spellEnd"/>
+      <w:r>
+        <w:rPr>
+          <w:rFonts w:ascii="Calibri" w:hAnsi="Calibri" w:cs="Calibri"/>
+          <w:b/>
+          <w:bCs/>
+          <w:color w:val="D86DCB" w:themeColor="accent5" w:themeTint="99"/>
+          <w:sz w:val="36"/>
+          <w:szCs w:val="36"/>
+        </w:rPr>
+        <w:t>(</w:t>
+      </w:r>
+      <w:proofErr w:type="gramEnd"/>
+      <w:r>
+        <w:rPr>
+          <w:rFonts w:ascii="Calibri" w:hAnsi="Calibri" w:cs="Calibri"/>
+          <w:b/>
+          <w:bCs/>
+          <w:color w:val="D86DCB" w:themeColor="accent5" w:themeTint="99"/>
+          <w:sz w:val="36"/>
+          <w:szCs w:val="36"/>
+        </w:rPr>
+        <w:t>bool success) {</w:t>
+      </w:r>
+    </w:p>
+    <w:p>
+      <w:pPr>
+        <w:jc w:val="both"/>
+        <w:rPr>
+          <w:rFonts w:ascii="Calibri" w:hAnsi="Calibri" w:cs="Calibri"/>
+          <w:b/>
+          <w:bCs/>
+          <w:color w:val="D86DCB" w:themeColor="accent5" w:themeTint="99"/>
+          <w:sz w:val="36"/>
+          <w:szCs w:val="36"/>
+        </w:rPr>
+      </w:pPr>
+      <w:r>
+        <w:rPr>
+          <w:rFonts w:ascii="Calibri" w:hAnsi="Calibri" w:cs="Calibri"/>
+          <w:b/>
+          <w:bCs/>
+          <w:color w:val="D86DCB" w:themeColor="accent5" w:themeTint="99"/>
+          <w:sz w:val="36"/>
+          <w:szCs w:val="36"/>
+        </w:rPr>
+        <w:t xml:space="preserve">    // if completer is not null and not completed, then complete it</w:t>
+      </w:r>
+    </w:p>
+    <w:p>
+      <w:pPr>
+        <w:jc w:val="both"/>
+        <w:rPr>
+          <w:rFonts w:ascii="Calibri" w:hAnsi="Calibri" w:cs="Calibri"/>
+          <w:b/>
+          <w:bCs/>
+          <w:color w:val="D86DCB" w:themeColor="accent5" w:themeTint="99"/>
+          <w:sz w:val="36"/>
+          <w:szCs w:val="36"/>
+        </w:rPr>
+      </w:pPr>
+      <w:r>
+        <w:rPr>
+          <w:rFonts w:ascii="Calibri" w:hAnsi="Calibri" w:cs="Calibri"/>
+          <w:b/>
+          <w:bCs/>
+          <w:color w:val="D86DCB" w:themeColor="accent5" w:themeTint="99"/>
+          <w:sz w:val="36"/>
+          <w:szCs w:val="36"/>
+        </w:rPr>
+        <w:t xml:space="preserve">    if </w:t>
+      </w:r>
+      <w:proofErr w:type="gramStart"/>
+      <w:r>
+        <w:rPr>
+          <w:rFonts w:ascii="Calibri" w:hAnsi="Calibri" w:cs="Calibri"/>
+          <w:b/>
+          <w:bCs/>
+          <w:color w:val="D86DCB" w:themeColor="accent5" w:themeTint="99"/>
+          <w:sz w:val="36"/>
+          <w:szCs w:val="36"/>
+        </w:rPr>
+        <w:t>(!(</w:t>
+      </w:r>
+      <w:proofErr w:type="gramEnd"/>
+      <w:r>
+        <w:rPr>
+          <w:rFonts w:ascii="Calibri" w:hAnsi="Calibri" w:cs="Calibri"/>
+          <w:b/>
+          <w:bCs/>
+          <w:color w:val="D86DCB" w:themeColor="accent5" w:themeTint="99"/>
           <w:sz w:val="36"/>
           <w:szCs w:val="36"/>
         </w:rPr>
@@ -5661,644 +9872,7 @@
           <w:rFonts w:ascii="Calibri" w:hAnsi="Calibri" w:cs="Calibri"/>
           <w:b/>
           <w:bCs/>
-          <w:sz w:val="36"/>
-          <w:szCs w:val="36"/>
-        </w:rPr>
-        <w:t>handleAuthDeepLink</w:t>
-      </w:r>
-      <w:proofErr w:type="spellEnd"/>
-      <w:r>
-        <w:rPr>
-          <w:rFonts w:ascii="Calibri" w:hAnsi="Calibri" w:cs="Calibri"/>
-          <w:b/>
-          <w:bCs/>
-          <w:sz w:val="36"/>
-          <w:szCs w:val="36"/>
-        </w:rPr>
-        <w:t>()</w:t>
-      </w:r>
-      <w:r>
-        <w:rPr>
-          <w:rFonts w:ascii="Calibri" w:hAnsi="Calibri" w:cs="Calibri"/>
-          <w:sz w:val="36"/>
-          <w:szCs w:val="36"/>
-        </w:rPr>
-        <w:t xml:space="preserve"> method</w:t>
-      </w:r>
-      <w:r>
-        <w:rPr>
-          <w:rFonts w:ascii="Calibri" w:hAnsi="Calibri" w:cs="Calibri"/>
-          <w:sz w:val="36"/>
-          <w:szCs w:val="36"/>
-        </w:rPr>
-        <w:t>.</w:t>
-      </w:r>
-    </w:p>
-    <w:p>
-      <w:pPr>
-        <w:jc w:val="both"/>
-        <w:rPr>
-          <w:rFonts w:ascii="Calibri" w:hAnsi="Calibri" w:cs="Calibri"/>
-          <w:sz w:val="36"/>
-          <w:szCs w:val="36"/>
-        </w:rPr>
-      </w:pPr>
-      <w:r>
-        <w:rPr>
-          <w:rFonts w:ascii="Calibri" w:hAnsi="Calibri" w:cs="Calibri"/>
-          <w:sz w:val="36"/>
-          <w:szCs w:val="36"/>
-        </w:rPr>
-        <w:t xml:space="preserve"># </w:t>
-      </w:r>
-      <w:r>
-        <w:rPr>
-          <w:rFonts w:ascii="Calibri" w:hAnsi="Calibri" w:cs="Calibri"/>
-          <w:b/>
-          <w:bCs/>
-          <w:sz w:val="36"/>
-          <w:szCs w:val="36"/>
-        </w:rPr>
-        <w:t>Completer&lt;bool</w:t>
-      </w:r>
-      <w:proofErr w:type="gramStart"/>
-      <w:r>
-        <w:rPr>
-          <w:rFonts w:ascii="Calibri" w:hAnsi="Calibri" w:cs="Calibri"/>
-          <w:b/>
-          <w:bCs/>
-          <w:sz w:val="36"/>
-          <w:szCs w:val="36"/>
-        </w:rPr>
-        <w:t>&gt;(</w:t>
-      </w:r>
-      <w:proofErr w:type="gramEnd"/>
-      <w:r>
-        <w:rPr>
-          <w:rFonts w:ascii="Calibri" w:hAnsi="Calibri" w:cs="Calibri"/>
-          <w:b/>
-          <w:bCs/>
-          <w:sz w:val="36"/>
-          <w:szCs w:val="36"/>
-        </w:rPr>
-        <w:t>)</w:t>
-      </w:r>
-      <w:r>
-        <w:rPr>
-          <w:rFonts w:ascii="Calibri" w:hAnsi="Calibri" w:cs="Calibri"/>
-          <w:sz w:val="36"/>
-          <w:szCs w:val="36"/>
-        </w:rPr>
-        <w:t xml:space="preserve"> (which determines when </w:t>
-      </w:r>
-      <w:proofErr w:type="spellStart"/>
-      <w:r>
-        <w:rPr>
-          <w:rFonts w:ascii="Calibri" w:hAnsi="Calibri" w:cs="Calibri"/>
-          <w:b/>
-          <w:bCs/>
-          <w:sz w:val="36"/>
-          <w:szCs w:val="36"/>
-        </w:rPr>
-        <w:t>startAuth</w:t>
-      </w:r>
-      <w:proofErr w:type="spellEnd"/>
-      <w:r>
-        <w:rPr>
-          <w:rFonts w:ascii="Calibri" w:hAnsi="Calibri" w:cs="Calibri"/>
-          <w:sz w:val="36"/>
-          <w:szCs w:val="36"/>
-        </w:rPr>
-        <w:t xml:space="preserve"> finishes or returns a </w:t>
-      </w:r>
-      <w:proofErr w:type="spellStart"/>
-      <w:r>
-        <w:rPr>
-          <w:rFonts w:ascii="Calibri" w:hAnsi="Calibri" w:cs="Calibri"/>
-          <w:b/>
-          <w:bCs/>
-          <w:sz w:val="36"/>
-          <w:szCs w:val="36"/>
-        </w:rPr>
-        <w:t>bool</w:t>
-      </w:r>
-      <w:proofErr w:type="spellEnd"/>
-      <w:r>
-        <w:rPr>
-          <w:rFonts w:ascii="Calibri" w:hAnsi="Calibri" w:cs="Calibri"/>
-          <w:sz w:val="36"/>
-          <w:szCs w:val="36"/>
-        </w:rPr>
-        <w:t xml:space="preserve"> value based on API success) because here </w:t>
-      </w:r>
-      <w:proofErr w:type="spellStart"/>
-      <w:r>
-        <w:rPr>
-          <w:rFonts w:ascii="Calibri" w:hAnsi="Calibri" w:cs="Calibri"/>
-          <w:b/>
-          <w:bCs/>
-          <w:sz w:val="36"/>
-          <w:szCs w:val="36"/>
-        </w:rPr>
-        <w:t>Stream.listen</w:t>
-      </w:r>
-      <w:proofErr w:type="spellEnd"/>
-      <w:r>
-        <w:rPr>
-          <w:rFonts w:ascii="Calibri" w:hAnsi="Calibri" w:cs="Calibri"/>
-          <w:b/>
-          <w:bCs/>
-          <w:sz w:val="36"/>
-          <w:szCs w:val="36"/>
-        </w:rPr>
-        <w:t>()</w:t>
-      </w:r>
-      <w:r>
-        <w:rPr>
-          <w:rFonts w:ascii="Calibri" w:hAnsi="Calibri" w:cs="Calibri"/>
-          <w:sz w:val="36"/>
-          <w:szCs w:val="36"/>
-        </w:rPr>
-        <w:t xml:space="preserve"> is used here. So,</w:t>
-      </w:r>
-      <w:r>
-        <w:rPr>
-          <w:rFonts w:ascii="Calibri" w:hAnsi="Calibri" w:cs="Calibri"/>
-          <w:b/>
-          <w:bCs/>
-          <w:sz w:val="36"/>
-          <w:szCs w:val="36"/>
-        </w:rPr>
-        <w:t xml:space="preserve"> </w:t>
-      </w:r>
-      <w:proofErr w:type="spellStart"/>
-      <w:r>
-        <w:rPr>
-          <w:rFonts w:ascii="Calibri" w:hAnsi="Calibri" w:cs="Calibri"/>
-          <w:b/>
-          <w:bCs/>
-          <w:sz w:val="36"/>
-          <w:szCs w:val="36"/>
-        </w:rPr>
-        <w:t>startAuth</w:t>
-      </w:r>
-      <w:proofErr w:type="spellEnd"/>
-      <w:r>
-        <w:rPr>
-          <w:rFonts w:ascii="Calibri" w:hAnsi="Calibri" w:cs="Calibri"/>
-          <w:sz w:val="36"/>
-          <w:szCs w:val="36"/>
-        </w:rPr>
-        <w:t xml:space="preserve"> doesn’t wait for calling the authentication API because we can’t </w:t>
-      </w:r>
-      <w:r>
-        <w:rPr>
-          <w:rFonts w:ascii="Calibri" w:hAnsi="Calibri" w:cs="Calibri"/>
-          <w:b/>
-          <w:bCs/>
-          <w:sz w:val="36"/>
-          <w:szCs w:val="36"/>
-        </w:rPr>
-        <w:t>await</w:t>
-      </w:r>
-      <w:r>
-        <w:rPr>
-          <w:rFonts w:ascii="Calibri" w:hAnsi="Calibri" w:cs="Calibri"/>
-          <w:sz w:val="36"/>
-          <w:szCs w:val="36"/>
-        </w:rPr>
-        <w:t xml:space="preserve"> a </w:t>
-      </w:r>
-      <w:proofErr w:type="spellStart"/>
-      <w:r>
-        <w:rPr>
-          <w:rFonts w:ascii="Calibri" w:hAnsi="Calibri" w:cs="Calibri"/>
-          <w:b/>
-          <w:bCs/>
-          <w:sz w:val="36"/>
-          <w:szCs w:val="36"/>
-        </w:rPr>
-        <w:t>Stream.listen</w:t>
-      </w:r>
-      <w:proofErr w:type="spellEnd"/>
-      <w:r>
-        <w:rPr>
-          <w:rFonts w:ascii="Calibri" w:hAnsi="Calibri" w:cs="Calibri"/>
-          <w:b/>
-          <w:bCs/>
-          <w:sz w:val="36"/>
-          <w:szCs w:val="36"/>
-        </w:rPr>
-        <w:t>()</w:t>
-      </w:r>
-      <w:r>
-        <w:rPr>
-          <w:rFonts w:ascii="Calibri" w:hAnsi="Calibri" w:cs="Calibri"/>
-          <w:sz w:val="36"/>
-          <w:szCs w:val="36"/>
-        </w:rPr>
-        <w:t xml:space="preserve"> method (In the UI </w:t>
-      </w:r>
-      <w:proofErr w:type="spellStart"/>
-      <w:r>
-        <w:rPr>
-          <w:rFonts w:ascii="Calibri" w:hAnsi="Calibri" w:cs="Calibri"/>
-          <w:b/>
-          <w:bCs/>
-          <w:sz w:val="36"/>
-          <w:szCs w:val="36"/>
-        </w:rPr>
-        <w:t>startAuth</w:t>
-      </w:r>
-      <w:proofErr w:type="spellEnd"/>
-      <w:r>
-        <w:rPr>
-          <w:rFonts w:ascii="Calibri" w:hAnsi="Calibri" w:cs="Calibri"/>
-          <w:sz w:val="36"/>
-          <w:szCs w:val="36"/>
-        </w:rPr>
-        <w:t xml:space="preserve"> doesn’t wait for the API call and see if it succeeded or not, it launches the URL in browser and finishes immediately)</w:t>
-      </w:r>
-    </w:p>
-    <w:p>
-      <w:pPr>
-        <w:jc w:val="both"/>
-        <w:rPr>
-          <w:rFonts w:ascii="Calibri" w:hAnsi="Calibri" w:cs="Calibri"/>
-          <w:sz w:val="36"/>
-          <w:szCs w:val="36"/>
-        </w:rPr>
-      </w:pPr>
-      <w:r>
-        <w:rPr>
-          <w:rFonts w:ascii="Calibri" w:hAnsi="Calibri" w:cs="Calibri"/>
-          <w:sz w:val="36"/>
-          <w:szCs w:val="36"/>
-        </w:rPr>
-        <w:t xml:space="preserve"># </w:t>
-      </w:r>
-      <w:r>
-        <w:rPr>
-          <w:rFonts w:ascii="Calibri" w:hAnsi="Calibri" w:cs="Calibri"/>
-          <w:b/>
-          <w:bCs/>
-          <w:sz w:val="36"/>
-          <w:szCs w:val="36"/>
-        </w:rPr>
-        <w:t>Completer&lt;bool</w:t>
-      </w:r>
-      <w:proofErr w:type="gramStart"/>
-      <w:r>
-        <w:rPr>
-          <w:rFonts w:ascii="Calibri" w:hAnsi="Calibri" w:cs="Calibri"/>
-          <w:b/>
-          <w:bCs/>
-          <w:sz w:val="36"/>
-          <w:szCs w:val="36"/>
-        </w:rPr>
-        <w:t>&gt;(</w:t>
-      </w:r>
-      <w:proofErr w:type="gramEnd"/>
-      <w:r>
-        <w:rPr>
-          <w:rFonts w:ascii="Calibri" w:hAnsi="Calibri" w:cs="Calibri"/>
-          <w:b/>
-          <w:bCs/>
-          <w:sz w:val="36"/>
-          <w:szCs w:val="36"/>
-        </w:rPr>
-        <w:t xml:space="preserve">) </w:t>
-      </w:r>
-      <w:r>
-        <w:rPr>
-          <w:rFonts w:ascii="Calibri" w:hAnsi="Calibri" w:cs="Calibri"/>
-          <w:sz w:val="36"/>
-          <w:szCs w:val="36"/>
-        </w:rPr>
-        <w:t xml:space="preserve">handles what to return </w:t>
-      </w:r>
-      <w:r>
-        <w:rPr>
-          <w:rFonts w:ascii="Calibri" w:hAnsi="Calibri" w:cs="Calibri"/>
-          <w:b/>
-          <w:bCs/>
-          <w:sz w:val="36"/>
-          <w:szCs w:val="36"/>
-        </w:rPr>
-        <w:t>true</w:t>
-      </w:r>
-      <w:r>
-        <w:rPr>
-          <w:rFonts w:ascii="Calibri" w:hAnsi="Calibri" w:cs="Calibri"/>
-          <w:sz w:val="36"/>
-          <w:szCs w:val="36"/>
-        </w:rPr>
-        <w:t>/</w:t>
-      </w:r>
-      <w:r>
-        <w:rPr>
-          <w:rFonts w:ascii="Calibri" w:hAnsi="Calibri" w:cs="Calibri"/>
-          <w:b/>
-          <w:bCs/>
-          <w:sz w:val="36"/>
-          <w:szCs w:val="36"/>
-        </w:rPr>
-        <w:t>false</w:t>
-      </w:r>
-      <w:r>
-        <w:rPr>
-          <w:rFonts w:ascii="Calibri" w:hAnsi="Calibri" w:cs="Calibri"/>
-          <w:sz w:val="36"/>
-          <w:szCs w:val="36"/>
-        </w:rPr>
-        <w:t xml:space="preserve"> for </w:t>
-      </w:r>
-      <w:r>
-        <w:rPr>
-          <w:rFonts w:ascii="Calibri" w:hAnsi="Calibri" w:cs="Calibri"/>
-          <w:b/>
-          <w:bCs/>
-          <w:sz w:val="36"/>
-          <w:szCs w:val="36"/>
-        </w:rPr>
-        <w:t>await</w:t>
-      </w:r>
-      <w:r>
-        <w:rPr>
-          <w:rFonts w:ascii="Calibri" w:hAnsi="Calibri" w:cs="Calibri"/>
-          <w:sz w:val="36"/>
-          <w:szCs w:val="36"/>
-        </w:rPr>
-        <w:t xml:space="preserve"> </w:t>
-      </w:r>
-      <w:proofErr w:type="spellStart"/>
-      <w:r>
-        <w:rPr>
-          <w:rFonts w:ascii="Calibri" w:hAnsi="Calibri" w:cs="Calibri"/>
-          <w:b/>
-          <w:bCs/>
-          <w:sz w:val="36"/>
-          <w:szCs w:val="36"/>
-        </w:rPr>
-        <w:t>startAuth</w:t>
-      </w:r>
-      <w:r>
-        <w:rPr>
-          <w:rFonts w:ascii="Calibri" w:hAnsi="Calibri" w:cs="Calibri"/>
-          <w:sz w:val="36"/>
-          <w:szCs w:val="36"/>
-        </w:rPr>
-        <w:t>’s</w:t>
-      </w:r>
-      <w:proofErr w:type="spellEnd"/>
-      <w:r>
-        <w:rPr>
-          <w:rFonts w:ascii="Calibri" w:hAnsi="Calibri" w:cs="Calibri"/>
-          <w:sz w:val="36"/>
-          <w:szCs w:val="36"/>
-        </w:rPr>
-        <w:t xml:space="preserve"> (</w:t>
-      </w:r>
-      <w:r>
-        <w:rPr>
-          <w:rFonts w:ascii="Calibri" w:hAnsi="Calibri" w:cs="Calibri"/>
-          <w:b/>
-          <w:bCs/>
-          <w:sz w:val="36"/>
-          <w:szCs w:val="36"/>
-        </w:rPr>
-        <w:t>Future&lt;bool&gt;</w:t>
-      </w:r>
-      <w:r>
-        <w:rPr>
-          <w:rFonts w:ascii="Calibri" w:hAnsi="Calibri" w:cs="Calibri"/>
-          <w:sz w:val="36"/>
-          <w:szCs w:val="36"/>
-        </w:rPr>
-        <w:t xml:space="preserve">) based on the API call success in </w:t>
-      </w:r>
-      <w:r>
-        <w:rPr>
-          <w:rFonts w:ascii="Calibri" w:hAnsi="Calibri" w:cs="Calibri"/>
-          <w:b/>
-          <w:bCs/>
-          <w:sz w:val="36"/>
-          <w:szCs w:val="36"/>
-        </w:rPr>
-        <w:t>_</w:t>
-      </w:r>
-      <w:proofErr w:type="spellStart"/>
-      <w:r>
-        <w:rPr>
-          <w:rFonts w:ascii="Calibri" w:hAnsi="Calibri" w:cs="Calibri"/>
-          <w:b/>
-          <w:bCs/>
-          <w:sz w:val="36"/>
-          <w:szCs w:val="36"/>
-        </w:rPr>
-        <w:t>handleAuthDeepLink</w:t>
-      </w:r>
-      <w:proofErr w:type="spellEnd"/>
-      <w:r>
-        <w:rPr>
-          <w:rFonts w:ascii="Calibri" w:hAnsi="Calibri" w:cs="Calibri"/>
-          <w:b/>
-          <w:bCs/>
-          <w:sz w:val="36"/>
-          <w:szCs w:val="36"/>
-        </w:rPr>
-        <w:t>()</w:t>
-      </w:r>
-      <w:r>
-        <w:rPr>
-          <w:rFonts w:ascii="Calibri" w:hAnsi="Calibri" w:cs="Calibri"/>
-          <w:sz w:val="36"/>
-          <w:szCs w:val="36"/>
-        </w:rPr>
-        <w:t xml:space="preserve"> using </w:t>
-      </w:r>
-      <w:r>
-        <w:rPr>
-          <w:rFonts w:ascii="Calibri" w:hAnsi="Calibri" w:cs="Calibri"/>
-          <w:b/>
-          <w:bCs/>
-          <w:sz w:val="36"/>
-          <w:szCs w:val="36"/>
-        </w:rPr>
-        <w:t>_</w:t>
-      </w:r>
-      <w:proofErr w:type="spellStart"/>
-      <w:r>
-        <w:rPr>
-          <w:rFonts w:ascii="Calibri" w:hAnsi="Calibri" w:cs="Calibri"/>
-          <w:b/>
-          <w:bCs/>
-          <w:sz w:val="36"/>
-          <w:szCs w:val="36"/>
-        </w:rPr>
-        <w:t>completeAuth</w:t>
-      </w:r>
-      <w:proofErr w:type="spellEnd"/>
-      <w:r>
-        <w:rPr>
-          <w:rFonts w:ascii="Calibri" w:hAnsi="Calibri" w:cs="Calibri"/>
-          <w:b/>
-          <w:bCs/>
-          <w:sz w:val="36"/>
-          <w:szCs w:val="36"/>
-        </w:rPr>
-        <w:t>()</w:t>
-      </w:r>
-      <w:r>
-        <w:rPr>
-          <w:rFonts w:ascii="Calibri" w:hAnsi="Calibri" w:cs="Calibri"/>
-          <w:sz w:val="36"/>
-          <w:szCs w:val="36"/>
-        </w:rPr>
-        <w:t xml:space="preserve"> helper method</w:t>
-      </w:r>
-    </w:p>
-    <w:p>
-      <w:pPr>
-        <w:jc w:val="both"/>
-        <w:rPr>
-          <w:rFonts w:ascii="Calibri" w:hAnsi="Calibri" w:cs="Calibri"/>
-          <w:sz w:val="36"/>
-          <w:szCs w:val="36"/>
-        </w:rPr>
-      </w:pPr>
-      <w:r>
-        <w:rPr>
-          <w:rFonts w:ascii="Calibri" w:hAnsi="Calibri" w:cs="Calibri"/>
-          <w:sz w:val="36"/>
-          <w:szCs w:val="36"/>
-        </w:rPr>
-        <w:t xml:space="preserve"># Define a </w:t>
-      </w:r>
-      <w:r>
-        <w:rPr>
-          <w:rFonts w:ascii="Calibri" w:hAnsi="Calibri" w:cs="Calibri"/>
-          <w:b/>
-          <w:bCs/>
-          <w:sz w:val="36"/>
-          <w:szCs w:val="36"/>
-        </w:rPr>
-        <w:t>_</w:t>
-      </w:r>
-      <w:proofErr w:type="spellStart"/>
-      <w:proofErr w:type="gramStart"/>
-      <w:r>
-        <w:rPr>
-          <w:rFonts w:ascii="Calibri" w:hAnsi="Calibri" w:cs="Calibri"/>
-          <w:b/>
-          <w:bCs/>
-          <w:sz w:val="36"/>
-          <w:szCs w:val="36"/>
-        </w:rPr>
-        <w:t>completeAuth</w:t>
-      </w:r>
-      <w:proofErr w:type="spellEnd"/>
-      <w:r>
-        <w:rPr>
-          <w:rFonts w:ascii="Calibri" w:hAnsi="Calibri" w:cs="Calibri"/>
-          <w:b/>
-          <w:bCs/>
-          <w:sz w:val="36"/>
-          <w:szCs w:val="36"/>
-        </w:rPr>
-        <w:t>(</w:t>
-      </w:r>
-      <w:proofErr w:type="gramEnd"/>
-      <w:r>
-        <w:rPr>
-          <w:rFonts w:ascii="Calibri" w:hAnsi="Calibri" w:cs="Calibri"/>
-          <w:b/>
-          <w:bCs/>
-          <w:sz w:val="36"/>
-          <w:szCs w:val="36"/>
-        </w:rPr>
-        <w:t xml:space="preserve">) </w:t>
-      </w:r>
-      <w:r>
-        <w:rPr>
-          <w:rFonts w:ascii="Calibri" w:hAnsi="Calibri" w:cs="Calibri"/>
-          <w:sz w:val="36"/>
-          <w:szCs w:val="36"/>
-        </w:rPr>
-        <w:t xml:space="preserve">helper method to finish the </w:t>
-      </w:r>
-      <w:proofErr w:type="spellStart"/>
-      <w:r>
-        <w:rPr>
-          <w:rFonts w:ascii="Calibri" w:hAnsi="Calibri" w:cs="Calibri"/>
-          <w:b/>
-          <w:bCs/>
-          <w:sz w:val="36"/>
-          <w:szCs w:val="36"/>
-        </w:rPr>
-        <w:t>startAuth</w:t>
-      </w:r>
-      <w:proofErr w:type="spellEnd"/>
-      <w:r>
-        <w:rPr>
-          <w:rFonts w:ascii="Calibri" w:hAnsi="Calibri" w:cs="Calibri"/>
-          <w:sz w:val="36"/>
-          <w:szCs w:val="36"/>
-        </w:rPr>
-        <w:t xml:space="preserve"> with a </w:t>
-      </w:r>
-      <w:proofErr w:type="spellStart"/>
-      <w:r>
-        <w:rPr>
-          <w:rFonts w:ascii="Calibri" w:hAnsi="Calibri" w:cs="Calibri"/>
-          <w:b/>
-          <w:bCs/>
-          <w:sz w:val="36"/>
-          <w:szCs w:val="36"/>
-        </w:rPr>
-        <w:t>bool</w:t>
-      </w:r>
-      <w:proofErr w:type="spellEnd"/>
-      <w:r>
-        <w:rPr>
-          <w:rFonts w:ascii="Calibri" w:hAnsi="Calibri" w:cs="Calibri"/>
-          <w:sz w:val="36"/>
-          <w:szCs w:val="36"/>
-        </w:rPr>
-        <w:t xml:space="preserve"> value (based on API</w:t>
-      </w:r>
-      <w:r>
-        <w:rPr>
-          <w:rFonts w:ascii="Calibri" w:hAnsi="Calibri" w:cs="Calibri"/>
-          <w:sz w:val="36"/>
-          <w:szCs w:val="36"/>
-        </w:rPr>
-        <w:t xml:space="preserve"> call success</w:t>
-      </w:r>
-      <w:r>
-        <w:rPr>
-          <w:rFonts w:ascii="Calibri" w:hAnsi="Calibri" w:cs="Calibri"/>
-          <w:sz w:val="36"/>
-          <w:szCs w:val="36"/>
-        </w:rPr>
-        <w:t xml:space="preserve">) using </w:t>
-      </w:r>
-      <w:r>
-        <w:rPr>
-          <w:rFonts w:ascii="Calibri" w:hAnsi="Calibri" w:cs="Calibri"/>
-          <w:b/>
-          <w:bCs/>
-          <w:sz w:val="36"/>
-          <w:szCs w:val="36"/>
-        </w:rPr>
-        <w:t>_</w:t>
-      </w:r>
-      <w:proofErr w:type="spellStart"/>
-      <w:r>
-        <w:rPr>
-          <w:rFonts w:ascii="Calibri" w:hAnsi="Calibri" w:cs="Calibri"/>
-          <w:b/>
-          <w:bCs/>
+          <w:color w:val="D86DCB" w:themeColor="accent5" w:themeTint="99"/>
           <w:sz w:val="36"/>
           <w:szCs w:val="36"/>
         </w:rPr>
@@ -6310,3452 +9884,12 @@
           <w:rFonts w:ascii="Calibri" w:hAnsi="Calibri" w:cs="Calibri"/>
           <w:b/>
           <w:bCs/>
-          <w:sz w:val="36"/>
-          <w:szCs w:val="36"/>
-        </w:rPr>
-        <w:t>?.complete(…)</w:t>
-      </w:r>
-      <w:r>
-        <w:rPr>
-          <w:rFonts w:ascii="Calibri" w:hAnsi="Calibri" w:cs="Calibri"/>
-          <w:sz w:val="36"/>
-          <w:szCs w:val="36"/>
-        </w:rPr>
-        <w:t xml:space="preserve">. Also check for null safety, if </w:t>
-      </w:r>
-      <w:r>
-        <w:rPr>
-          <w:rFonts w:ascii="Calibri" w:hAnsi="Calibri" w:cs="Calibri"/>
-          <w:sz w:val="36"/>
-          <w:szCs w:val="36"/>
-        </w:rPr>
-        <w:lastRenderedPageBreak/>
-        <w:t xml:space="preserve">completer is not </w:t>
-      </w:r>
-      <w:r>
-        <w:rPr>
-          <w:rFonts w:ascii="Calibri" w:hAnsi="Calibri" w:cs="Calibri"/>
-          <w:b/>
-          <w:bCs/>
-          <w:sz w:val="36"/>
-          <w:szCs w:val="36"/>
-        </w:rPr>
-        <w:t>null</w:t>
-      </w:r>
-      <w:r>
-        <w:rPr>
-          <w:rFonts w:ascii="Calibri" w:hAnsi="Calibri" w:cs="Calibri"/>
-          <w:sz w:val="36"/>
-          <w:szCs w:val="36"/>
-        </w:rPr>
-        <w:t xml:space="preserve"> and not completed, only then </w:t>
-      </w:r>
-      <w:r>
-        <w:rPr>
-          <w:rFonts w:ascii="Calibri" w:hAnsi="Calibri" w:cs="Calibri"/>
-          <w:sz w:val="36"/>
-          <w:szCs w:val="36"/>
-        </w:rPr>
-        <w:t>c</w:t>
-      </w:r>
-      <w:r>
-        <w:rPr>
-          <w:rFonts w:ascii="Calibri" w:hAnsi="Calibri" w:cs="Calibri"/>
-          <w:sz w:val="36"/>
-          <w:szCs w:val="36"/>
-        </w:rPr>
-        <w:t>omplete it</w:t>
-      </w:r>
-    </w:p>
-    <w:p>
-      <w:pPr>
-        <w:jc w:val="both"/>
-        <w:rPr>
-          <w:rFonts w:ascii="Calibri" w:hAnsi="Calibri" w:cs="Calibri"/>
-          <w:sz w:val="36"/>
-          <w:szCs w:val="36"/>
-        </w:rPr>
-      </w:pPr>
-      <w:r>
-        <w:rPr>
-          <w:rFonts w:ascii="Calibri" w:hAnsi="Calibri" w:cs="Calibri"/>
-          <w:sz w:val="36"/>
-          <w:szCs w:val="36"/>
-        </w:rPr>
-        <w:t xml:space="preserve"># Lastly define another </w:t>
-      </w:r>
-      <w:r>
-        <w:rPr>
-          <w:rFonts w:ascii="Calibri" w:hAnsi="Calibri" w:cs="Calibri"/>
-          <w:b/>
-          <w:bCs/>
-          <w:sz w:val="36"/>
-          <w:szCs w:val="36"/>
-        </w:rPr>
-        <w:t>_</w:t>
-      </w:r>
-      <w:proofErr w:type="spellStart"/>
-      <w:proofErr w:type="gramStart"/>
-      <w:r>
-        <w:rPr>
-          <w:rFonts w:ascii="Calibri" w:hAnsi="Calibri" w:cs="Calibri"/>
-          <w:b/>
-          <w:bCs/>
-          <w:sz w:val="36"/>
-          <w:szCs w:val="36"/>
-        </w:rPr>
-        <w:t>stopAuth</w:t>
-      </w:r>
-      <w:proofErr w:type="spellEnd"/>
-      <w:r>
-        <w:rPr>
-          <w:rFonts w:ascii="Calibri" w:hAnsi="Calibri" w:cs="Calibri"/>
-          <w:b/>
-          <w:bCs/>
-          <w:sz w:val="36"/>
-          <w:szCs w:val="36"/>
-        </w:rPr>
-        <w:t>(</w:t>
-      </w:r>
-      <w:proofErr w:type="gramEnd"/>
-      <w:r>
-        <w:rPr>
-          <w:rFonts w:ascii="Calibri" w:hAnsi="Calibri" w:cs="Calibri"/>
-          <w:b/>
-          <w:bCs/>
-          <w:sz w:val="36"/>
-          <w:szCs w:val="36"/>
-        </w:rPr>
-        <w:t>)</w:t>
-      </w:r>
-      <w:r>
-        <w:rPr>
-          <w:rFonts w:ascii="Calibri" w:hAnsi="Calibri" w:cs="Calibri"/>
-          <w:sz w:val="36"/>
-          <w:szCs w:val="36"/>
-        </w:rPr>
-        <w:t xml:space="preserve"> helper method to stop the loading (</w:t>
-      </w:r>
-      <w:r>
-        <w:rPr>
-          <w:rFonts w:ascii="Calibri" w:hAnsi="Calibri" w:cs="Calibri"/>
-          <w:b/>
-          <w:bCs/>
-          <w:sz w:val="36"/>
-          <w:szCs w:val="36"/>
-        </w:rPr>
-        <w:t>state = false</w:t>
-      </w:r>
-      <w:r>
-        <w:rPr>
-          <w:rFonts w:ascii="Calibri" w:hAnsi="Calibri" w:cs="Calibri"/>
-          <w:sz w:val="36"/>
-          <w:szCs w:val="36"/>
-        </w:rPr>
-        <w:t xml:space="preserve">), cleanup the </w:t>
-      </w:r>
-      <w:r>
-        <w:rPr>
-          <w:rFonts w:ascii="Calibri" w:hAnsi="Calibri" w:cs="Calibri"/>
-          <w:b/>
-          <w:bCs/>
-          <w:sz w:val="36"/>
-          <w:szCs w:val="36"/>
-        </w:rPr>
-        <w:t>Stream</w:t>
-      </w:r>
-      <w:r>
-        <w:rPr>
-          <w:rFonts w:ascii="Calibri" w:hAnsi="Calibri" w:cs="Calibri"/>
-          <w:sz w:val="36"/>
-          <w:szCs w:val="36"/>
-        </w:rPr>
-        <w:t xml:space="preserve"> or cancel it and set it to </w:t>
-      </w:r>
-      <w:r>
-        <w:rPr>
-          <w:rFonts w:ascii="Calibri" w:hAnsi="Calibri" w:cs="Calibri"/>
-          <w:b/>
-          <w:bCs/>
-          <w:sz w:val="36"/>
-          <w:szCs w:val="36"/>
-        </w:rPr>
-        <w:t>null</w:t>
-      </w:r>
-      <w:r>
-        <w:rPr>
-          <w:rFonts w:ascii="Calibri" w:hAnsi="Calibri" w:cs="Calibri"/>
-          <w:sz w:val="36"/>
-          <w:szCs w:val="36"/>
-        </w:rPr>
-        <w:t xml:space="preserve"> after API is called and authentication succeeded or failed</w:t>
-      </w:r>
-    </w:p>
-    <w:p>
-      <w:pPr>
-        <w:jc w:val="both"/>
-        <w:rPr>
-          <w:rFonts w:ascii="Calibri" w:hAnsi="Calibri" w:cs="Calibri"/>
-          <w:sz w:val="36"/>
-          <w:szCs w:val="36"/>
-        </w:rPr>
-      </w:pPr>
-      <w:r>
-        <w:rPr>
-          <w:rFonts w:ascii="Calibri" w:hAnsi="Calibri" w:cs="Calibri"/>
-          <w:sz w:val="36"/>
-          <w:szCs w:val="36"/>
-        </w:rPr>
-        <w:t xml:space="preserve"># IMPORTANT, Call </w:t>
-      </w:r>
-      <w:r>
-        <w:rPr>
-          <w:rFonts w:ascii="Calibri" w:hAnsi="Calibri" w:cs="Calibri"/>
-          <w:b/>
-          <w:bCs/>
-          <w:sz w:val="36"/>
-          <w:szCs w:val="36"/>
-        </w:rPr>
-        <w:t>_</w:t>
-      </w:r>
-      <w:proofErr w:type="spellStart"/>
-      <w:proofErr w:type="gramStart"/>
-      <w:r>
-        <w:rPr>
-          <w:rFonts w:ascii="Calibri" w:hAnsi="Calibri" w:cs="Calibri"/>
-          <w:b/>
-          <w:bCs/>
-          <w:sz w:val="36"/>
-          <w:szCs w:val="36"/>
-        </w:rPr>
-        <w:t>stopAuth</w:t>
-      </w:r>
-      <w:proofErr w:type="spellEnd"/>
-      <w:r>
-        <w:rPr>
-          <w:rFonts w:ascii="Calibri" w:hAnsi="Calibri" w:cs="Calibri"/>
-          <w:b/>
-          <w:bCs/>
-          <w:sz w:val="36"/>
-          <w:szCs w:val="36"/>
-        </w:rPr>
-        <w:t>(</w:t>
-      </w:r>
-      <w:proofErr w:type="gramEnd"/>
-      <w:r>
-        <w:rPr>
-          <w:rFonts w:ascii="Calibri" w:hAnsi="Calibri" w:cs="Calibri"/>
-          <w:b/>
-          <w:bCs/>
-          <w:sz w:val="36"/>
-          <w:szCs w:val="36"/>
-        </w:rPr>
-        <w:t>)</w:t>
-      </w:r>
-      <w:r>
-        <w:rPr>
-          <w:rFonts w:ascii="Calibri" w:hAnsi="Calibri" w:cs="Calibri"/>
-          <w:sz w:val="36"/>
-          <w:szCs w:val="36"/>
-        </w:rPr>
-        <w:t xml:space="preserve"> method before completing with the result (</w:t>
-      </w:r>
-      <w:r>
-        <w:rPr>
-          <w:rFonts w:ascii="Calibri" w:hAnsi="Calibri" w:cs="Calibri"/>
-          <w:b/>
-          <w:bCs/>
-          <w:sz w:val="36"/>
-          <w:szCs w:val="36"/>
-        </w:rPr>
-        <w:t>_</w:t>
-      </w:r>
-      <w:proofErr w:type="spellStart"/>
-      <w:r>
-        <w:rPr>
-          <w:rFonts w:ascii="Calibri" w:hAnsi="Calibri" w:cs="Calibri"/>
-          <w:b/>
-          <w:bCs/>
-          <w:sz w:val="36"/>
-          <w:szCs w:val="36"/>
-        </w:rPr>
-        <w:t>completeAuth</w:t>
-      </w:r>
-      <w:proofErr w:type="spellEnd"/>
-      <w:r>
-        <w:rPr>
-          <w:rFonts w:ascii="Calibri" w:hAnsi="Calibri" w:cs="Calibri"/>
-          <w:sz w:val="36"/>
-          <w:szCs w:val="36"/>
-        </w:rPr>
-        <w:t xml:space="preserve">) to clean up the </w:t>
-      </w:r>
-      <w:r>
-        <w:rPr>
-          <w:rFonts w:ascii="Calibri" w:hAnsi="Calibri" w:cs="Calibri"/>
-          <w:b/>
-          <w:bCs/>
-          <w:sz w:val="36"/>
-          <w:szCs w:val="36"/>
-        </w:rPr>
-        <w:t>Stream</w:t>
-      </w:r>
-      <w:r>
-        <w:rPr>
-          <w:rFonts w:ascii="Calibri" w:hAnsi="Calibri" w:cs="Calibri"/>
-          <w:sz w:val="36"/>
-          <w:szCs w:val="36"/>
-        </w:rPr>
-        <w:t xml:space="preserve"> and stop the loading  state before </w:t>
-      </w:r>
-      <w:proofErr w:type="spellStart"/>
-      <w:r>
-        <w:rPr>
-          <w:rFonts w:ascii="Calibri" w:hAnsi="Calibri" w:cs="Calibri"/>
-          <w:b/>
-          <w:bCs/>
-          <w:sz w:val="36"/>
-          <w:szCs w:val="36"/>
-        </w:rPr>
-        <w:t>startAuth</w:t>
-      </w:r>
-      <w:proofErr w:type="spellEnd"/>
-      <w:r>
-        <w:rPr>
-          <w:rFonts w:ascii="Calibri" w:hAnsi="Calibri" w:cs="Calibri"/>
-          <w:b/>
-          <w:bCs/>
-          <w:sz w:val="36"/>
-          <w:szCs w:val="36"/>
-        </w:rPr>
-        <w:t xml:space="preserve">() </w:t>
-      </w:r>
-      <w:r>
-        <w:rPr>
-          <w:rFonts w:ascii="Calibri" w:hAnsi="Calibri" w:cs="Calibri"/>
-          <w:sz w:val="36"/>
-          <w:szCs w:val="36"/>
-        </w:rPr>
-        <w:t xml:space="preserve">method finishes (to prevent unnecessary </w:t>
-      </w:r>
-      <w:r>
-        <w:rPr>
-          <w:rFonts w:ascii="Calibri" w:hAnsi="Calibri" w:cs="Calibri"/>
-          <w:b/>
-          <w:bCs/>
-          <w:sz w:val="36"/>
-          <w:szCs w:val="36"/>
-        </w:rPr>
-        <w:t xml:space="preserve">async </w:t>
-      </w:r>
-      <w:r>
-        <w:rPr>
-          <w:rFonts w:ascii="Calibri" w:hAnsi="Calibri" w:cs="Calibri"/>
-          <w:sz w:val="36"/>
-          <w:szCs w:val="36"/>
-        </w:rPr>
-        <w:t xml:space="preserve">race conditions like method completes before stopping the loading and cleaning up the </w:t>
-      </w:r>
-      <w:r>
-        <w:rPr>
-          <w:rFonts w:ascii="Calibri" w:hAnsi="Calibri" w:cs="Calibri"/>
-          <w:b/>
-          <w:bCs/>
-          <w:sz w:val="36"/>
-          <w:szCs w:val="36"/>
-        </w:rPr>
-        <w:t>Stream</w:t>
-      </w:r>
-      <w:r>
-        <w:rPr>
-          <w:rFonts w:ascii="Calibri" w:hAnsi="Calibri" w:cs="Calibri"/>
-          <w:sz w:val="36"/>
-          <w:szCs w:val="36"/>
-        </w:rPr>
-        <w:t>)</w:t>
-      </w:r>
-    </w:p>
-    <w:p>
-      <w:pPr>
-        <w:jc w:val="both"/>
-        <w:rPr>
-          <w:rFonts w:ascii="Calibri" w:hAnsi="Calibri" w:cs="Calibri"/>
-          <w:sz w:val="36"/>
-          <w:szCs w:val="36"/>
-        </w:rPr>
-      </w:pPr>
-      <w:r>
-        <w:rPr>
-          <w:rFonts w:ascii="Calibri" w:hAnsi="Calibri" w:cs="Calibri"/>
-          <w:sz w:val="36"/>
-          <w:szCs w:val="36"/>
-        </w:rPr>
-        <w:t xml:space="preserve"># </w:t>
-      </w:r>
-      <w:proofErr w:type="spellStart"/>
-      <w:r>
-        <w:rPr>
-          <w:rFonts w:ascii="Calibri" w:hAnsi="Calibri" w:cs="Calibri"/>
-          <w:b/>
-          <w:bCs/>
-          <w:sz w:val="36"/>
-          <w:szCs w:val="36"/>
-        </w:rPr>
-        <w:t>AuthNotifier</w:t>
-      </w:r>
-      <w:proofErr w:type="spellEnd"/>
-      <w:r>
-        <w:rPr>
-          <w:rFonts w:ascii="Calibri" w:hAnsi="Calibri" w:cs="Calibri"/>
-          <w:sz w:val="36"/>
-          <w:szCs w:val="36"/>
-        </w:rPr>
-        <w:t xml:space="preserve"> class</w:t>
-      </w:r>
-    </w:p>
-    <w:p>
-      <w:pPr>
-        <w:jc w:val="both"/>
-        <w:rPr>
-          <w:rFonts w:ascii="Calibri" w:hAnsi="Calibri" w:cs="Calibri"/>
-          <w:b/>
-          <w:bCs/>
-          <w:color w:val="D86DCB" w:themeColor="accent5" w:themeTint="99"/>
-          <w:sz w:val="36"/>
-          <w:szCs w:val="36"/>
-        </w:rPr>
-      </w:pPr>
-      <w:r>
-        <w:rPr>
-          <w:rFonts w:ascii="Calibri" w:hAnsi="Calibri" w:cs="Calibri"/>
-          <w:b/>
-          <w:bCs/>
-          <w:color w:val="D86DCB" w:themeColor="accent5" w:themeTint="99"/>
-          <w:sz w:val="36"/>
-          <w:szCs w:val="36"/>
-        </w:rPr>
-        <w:t xml:space="preserve">class </w:t>
-      </w:r>
-      <w:proofErr w:type="spellStart"/>
-      <w:r>
-        <w:rPr>
-          <w:rFonts w:ascii="Calibri" w:hAnsi="Calibri" w:cs="Calibri"/>
-          <w:b/>
-          <w:bCs/>
-          <w:color w:val="D86DCB" w:themeColor="accent5" w:themeTint="99"/>
-          <w:sz w:val="36"/>
-          <w:szCs w:val="36"/>
-        </w:rPr>
-        <w:t>AuthNotifier</w:t>
-      </w:r>
-      <w:proofErr w:type="spellEnd"/>
-      <w:r>
-        <w:rPr>
-          <w:rFonts w:ascii="Calibri" w:hAnsi="Calibri" w:cs="Calibri"/>
-          <w:b/>
-          <w:bCs/>
-          <w:color w:val="D86DCB" w:themeColor="accent5" w:themeTint="99"/>
-          <w:sz w:val="36"/>
-          <w:szCs w:val="36"/>
-        </w:rPr>
-        <w:t xml:space="preserve"> extends Notifier&lt;bool&gt; {</w:t>
-      </w:r>
-    </w:p>
-    <w:p>
-      <w:pPr>
-        <w:jc w:val="both"/>
-        <w:rPr>
-          <w:rFonts w:ascii="Calibri" w:hAnsi="Calibri" w:cs="Calibri"/>
-          <w:b/>
-          <w:bCs/>
-          <w:color w:val="D86DCB" w:themeColor="accent5" w:themeTint="99"/>
-          <w:sz w:val="36"/>
-          <w:szCs w:val="36"/>
-        </w:rPr>
-      </w:pPr>
-      <w:r>
-        <w:rPr>
-          <w:rFonts w:ascii="Calibri" w:hAnsi="Calibri" w:cs="Calibri"/>
-          <w:b/>
-          <w:bCs/>
-          <w:color w:val="D86DCB" w:themeColor="accent5" w:themeTint="99"/>
-          <w:sz w:val="36"/>
-          <w:szCs w:val="36"/>
-        </w:rPr>
-        <w:t xml:space="preserve">  </w:t>
-      </w:r>
-      <w:proofErr w:type="spellStart"/>
-      <w:r>
-        <w:rPr>
-          <w:rFonts w:ascii="Calibri" w:hAnsi="Calibri" w:cs="Calibri"/>
-          <w:b/>
-          <w:bCs/>
-          <w:color w:val="D86DCB" w:themeColor="accent5" w:themeTint="99"/>
-          <w:sz w:val="36"/>
-          <w:szCs w:val="36"/>
-        </w:rPr>
-        <w:t>StreamSubscription</w:t>
-      </w:r>
-      <w:proofErr w:type="spellEnd"/>
-      <w:r>
-        <w:rPr>
-          <w:rFonts w:ascii="Calibri" w:hAnsi="Calibri" w:cs="Calibri"/>
-          <w:b/>
-          <w:bCs/>
-          <w:color w:val="D86DCB" w:themeColor="accent5" w:themeTint="99"/>
-          <w:sz w:val="36"/>
-          <w:szCs w:val="36"/>
-        </w:rPr>
-        <w:t xml:space="preserve">&lt;Uri&gt;? </w:t>
-      </w:r>
-      <w:proofErr w:type="spellStart"/>
-      <w:r>
-        <w:rPr>
-          <w:rFonts w:ascii="Calibri" w:hAnsi="Calibri" w:cs="Calibri"/>
-          <w:b/>
-          <w:bCs/>
-          <w:color w:val="D86DCB" w:themeColor="accent5" w:themeTint="99"/>
-          <w:sz w:val="36"/>
-          <w:szCs w:val="36"/>
-        </w:rPr>
-        <w:t>streamSubscription</w:t>
-      </w:r>
-      <w:proofErr w:type="spellEnd"/>
-      <w:r>
-        <w:rPr>
-          <w:rFonts w:ascii="Calibri" w:hAnsi="Calibri" w:cs="Calibri"/>
-          <w:b/>
-          <w:bCs/>
-          <w:color w:val="D86DCB" w:themeColor="accent5" w:themeTint="99"/>
-          <w:sz w:val="36"/>
-          <w:szCs w:val="36"/>
-        </w:rPr>
-        <w:t>;</w:t>
-      </w:r>
-    </w:p>
-    <w:p>
-      <w:pPr>
-        <w:jc w:val="both"/>
-        <w:rPr>
-          <w:rFonts w:ascii="Calibri" w:hAnsi="Calibri" w:cs="Calibri"/>
-          <w:b/>
-          <w:bCs/>
-          <w:color w:val="D86DCB" w:themeColor="accent5" w:themeTint="99"/>
-          <w:sz w:val="36"/>
-          <w:szCs w:val="36"/>
-        </w:rPr>
-      </w:pPr>
-      <w:r>
-        <w:rPr>
-          <w:rFonts w:ascii="Calibri" w:hAnsi="Calibri" w:cs="Calibri"/>
-          <w:b/>
-          <w:bCs/>
-          <w:color w:val="D86DCB" w:themeColor="accent5" w:themeTint="99"/>
-          <w:sz w:val="36"/>
-          <w:szCs w:val="36"/>
-        </w:rPr>
-        <w:t xml:space="preserve">  // Dependency injection</w:t>
-      </w:r>
-    </w:p>
-    <w:p>
-      <w:pPr>
-        <w:jc w:val="both"/>
-        <w:rPr>
-          <w:rFonts w:ascii="Calibri" w:hAnsi="Calibri" w:cs="Calibri"/>
-          <w:b/>
-          <w:bCs/>
-          <w:color w:val="D86DCB" w:themeColor="accent5" w:themeTint="99"/>
-          <w:sz w:val="36"/>
-          <w:szCs w:val="36"/>
-        </w:rPr>
-      </w:pPr>
-      <w:r>
-        <w:rPr>
-          <w:rFonts w:ascii="Calibri" w:hAnsi="Calibri" w:cs="Calibri"/>
-          <w:b/>
-          <w:bCs/>
-          <w:color w:val="D86DCB" w:themeColor="accent5" w:themeTint="99"/>
-          <w:sz w:val="36"/>
-          <w:szCs w:val="36"/>
-        </w:rPr>
-        <w:t xml:space="preserve">  </w:t>
-      </w:r>
-      <w:proofErr w:type="spellStart"/>
-      <w:r>
-        <w:rPr>
-          <w:rFonts w:ascii="Calibri" w:hAnsi="Calibri" w:cs="Calibri"/>
-          <w:b/>
-          <w:bCs/>
-          <w:color w:val="D86DCB" w:themeColor="accent5" w:themeTint="99"/>
-          <w:sz w:val="36"/>
-          <w:szCs w:val="36"/>
-        </w:rPr>
-        <w:t>DeepLinkService</w:t>
-      </w:r>
-      <w:proofErr w:type="spellEnd"/>
-      <w:r>
-        <w:rPr>
-          <w:rFonts w:ascii="Calibri" w:hAnsi="Calibri" w:cs="Calibri"/>
-          <w:b/>
-          <w:bCs/>
-          <w:color w:val="D86DCB" w:themeColor="accent5" w:themeTint="99"/>
-          <w:sz w:val="36"/>
-          <w:szCs w:val="36"/>
-        </w:rPr>
-        <w:t xml:space="preserve"> get </w:t>
-      </w:r>
-      <w:proofErr w:type="spellStart"/>
-      <w:r>
-        <w:rPr>
-          <w:rFonts w:ascii="Calibri" w:hAnsi="Calibri" w:cs="Calibri"/>
-          <w:b/>
-          <w:bCs/>
-          <w:color w:val="D86DCB" w:themeColor="accent5" w:themeTint="99"/>
-          <w:sz w:val="36"/>
-          <w:szCs w:val="36"/>
-        </w:rPr>
-        <w:t>deepLinkService</w:t>
-      </w:r>
-      <w:proofErr w:type="spellEnd"/>
-      <w:r>
-        <w:rPr>
-          <w:rFonts w:ascii="Calibri" w:hAnsi="Calibri" w:cs="Calibri"/>
-          <w:b/>
-          <w:bCs/>
-          <w:color w:val="D86DCB" w:themeColor="accent5" w:themeTint="99"/>
-          <w:sz w:val="36"/>
-          <w:szCs w:val="36"/>
-        </w:rPr>
-        <w:t xml:space="preserve"> =&gt;</w:t>
-      </w:r>
-    </w:p>
-    <w:p>
-      <w:pPr>
-        <w:jc w:val="both"/>
-        <w:rPr>
-          <w:rFonts w:ascii="Calibri" w:hAnsi="Calibri" w:cs="Calibri"/>
-          <w:b/>
-          <w:bCs/>
-          <w:color w:val="D86DCB" w:themeColor="accent5" w:themeTint="99"/>
-          <w:sz w:val="36"/>
-          <w:szCs w:val="36"/>
-        </w:rPr>
-      </w:pPr>
-      <w:r>
-        <w:rPr>
-          <w:rFonts w:ascii="Calibri" w:hAnsi="Calibri" w:cs="Calibri"/>
-          <w:b/>
-          <w:bCs/>
-          <w:color w:val="D86DCB" w:themeColor="accent5" w:themeTint="99"/>
-          <w:sz w:val="36"/>
-          <w:szCs w:val="36"/>
-        </w:rPr>
-        <w:t xml:space="preserve">      </w:t>
-      </w:r>
-      <w:proofErr w:type="spellStart"/>
-      <w:proofErr w:type="gramStart"/>
-      <w:r>
-        <w:rPr>
-          <w:rFonts w:ascii="Calibri" w:hAnsi="Calibri" w:cs="Calibri"/>
-          <w:b/>
-          <w:bCs/>
-          <w:color w:val="D86DCB" w:themeColor="accent5" w:themeTint="99"/>
-          <w:sz w:val="36"/>
-          <w:szCs w:val="36"/>
-        </w:rPr>
-        <w:t>ref.read</w:t>
-      </w:r>
-      <w:proofErr w:type="spellEnd"/>
-      <w:proofErr w:type="gramEnd"/>
-      <w:r>
-        <w:rPr>
-          <w:rFonts w:ascii="Calibri" w:hAnsi="Calibri" w:cs="Calibri"/>
-          <w:b/>
-          <w:bCs/>
-          <w:color w:val="D86DCB" w:themeColor="accent5" w:themeTint="99"/>
-          <w:sz w:val="36"/>
-          <w:szCs w:val="36"/>
-        </w:rPr>
-        <w:t>(</w:t>
-      </w:r>
-      <w:proofErr w:type="spellStart"/>
-      <w:r>
-        <w:rPr>
-          <w:rFonts w:ascii="Calibri" w:hAnsi="Calibri" w:cs="Calibri"/>
-          <w:b/>
-          <w:bCs/>
-          <w:color w:val="D86DCB" w:themeColor="accent5" w:themeTint="99"/>
-          <w:sz w:val="36"/>
-          <w:szCs w:val="36"/>
-        </w:rPr>
-        <w:t>deepLinkProvider</w:t>
-      </w:r>
-      <w:proofErr w:type="spellEnd"/>
-      <w:r>
-        <w:rPr>
-          <w:rFonts w:ascii="Calibri" w:hAnsi="Calibri" w:cs="Calibri"/>
-          <w:b/>
-          <w:bCs/>
-          <w:color w:val="D86DCB" w:themeColor="accent5" w:themeTint="99"/>
-          <w:sz w:val="36"/>
-          <w:szCs w:val="36"/>
-        </w:rPr>
-        <w:t>);</w:t>
-      </w:r>
-    </w:p>
-    <w:p>
-      <w:pPr>
-        <w:jc w:val="both"/>
-        <w:rPr>
-          <w:rFonts w:ascii="Calibri" w:hAnsi="Calibri" w:cs="Calibri"/>
-          <w:b/>
-          <w:bCs/>
-          <w:color w:val="D86DCB" w:themeColor="accent5" w:themeTint="99"/>
-          <w:sz w:val="36"/>
-          <w:szCs w:val="36"/>
-        </w:rPr>
-      </w:pPr>
-      <w:r>
-        <w:rPr>
-          <w:rFonts w:ascii="Calibri" w:hAnsi="Calibri" w:cs="Calibri"/>
-          <w:b/>
-          <w:bCs/>
-          <w:color w:val="D86DCB" w:themeColor="accent5" w:themeTint="99"/>
-          <w:sz w:val="36"/>
-          <w:szCs w:val="36"/>
-        </w:rPr>
-        <w:t xml:space="preserve">  </w:t>
-      </w:r>
-      <w:proofErr w:type="spellStart"/>
-      <w:r>
-        <w:rPr>
-          <w:rFonts w:ascii="Calibri" w:hAnsi="Calibri" w:cs="Calibri"/>
-          <w:b/>
-          <w:bCs/>
-          <w:color w:val="D86DCB" w:themeColor="accent5" w:themeTint="99"/>
-          <w:sz w:val="36"/>
-          <w:szCs w:val="36"/>
-        </w:rPr>
-        <w:t>ApiService</w:t>
-      </w:r>
-      <w:proofErr w:type="spellEnd"/>
-      <w:r>
-        <w:rPr>
-          <w:rFonts w:ascii="Calibri" w:hAnsi="Calibri" w:cs="Calibri"/>
-          <w:b/>
-          <w:bCs/>
-          <w:color w:val="D86DCB" w:themeColor="accent5" w:themeTint="99"/>
-          <w:sz w:val="36"/>
-          <w:szCs w:val="36"/>
-        </w:rPr>
-        <w:t xml:space="preserve"> get </w:t>
-      </w:r>
-      <w:proofErr w:type="spellStart"/>
-      <w:r>
-        <w:rPr>
-          <w:rFonts w:ascii="Calibri" w:hAnsi="Calibri" w:cs="Calibri"/>
-          <w:b/>
-          <w:bCs/>
-          <w:color w:val="D86DCB" w:themeColor="accent5" w:themeTint="99"/>
-          <w:sz w:val="36"/>
-          <w:szCs w:val="36"/>
-        </w:rPr>
-        <w:t>apiService</w:t>
-      </w:r>
-      <w:proofErr w:type="spellEnd"/>
-      <w:r>
-        <w:rPr>
-          <w:rFonts w:ascii="Calibri" w:hAnsi="Calibri" w:cs="Calibri"/>
-          <w:b/>
-          <w:bCs/>
-          <w:color w:val="D86DCB" w:themeColor="accent5" w:themeTint="99"/>
-          <w:sz w:val="36"/>
-          <w:szCs w:val="36"/>
-        </w:rPr>
-        <w:t xml:space="preserve"> =&gt; </w:t>
-      </w:r>
-      <w:proofErr w:type="spellStart"/>
-      <w:proofErr w:type="gramStart"/>
-      <w:r>
-        <w:rPr>
-          <w:rFonts w:ascii="Calibri" w:hAnsi="Calibri" w:cs="Calibri"/>
-          <w:b/>
-          <w:bCs/>
-          <w:color w:val="D86DCB" w:themeColor="accent5" w:themeTint="99"/>
-          <w:sz w:val="36"/>
-          <w:szCs w:val="36"/>
-        </w:rPr>
-        <w:t>ref.read</w:t>
-      </w:r>
-      <w:proofErr w:type="spellEnd"/>
-      <w:proofErr w:type="gramEnd"/>
-      <w:r>
-        <w:rPr>
-          <w:rFonts w:ascii="Calibri" w:hAnsi="Calibri" w:cs="Calibri"/>
-          <w:b/>
-          <w:bCs/>
-          <w:color w:val="D86DCB" w:themeColor="accent5" w:themeTint="99"/>
-          <w:sz w:val="36"/>
-          <w:szCs w:val="36"/>
-        </w:rPr>
-        <w:t>(</w:t>
-      </w:r>
-      <w:proofErr w:type="spellStart"/>
-      <w:r>
-        <w:rPr>
-          <w:rFonts w:ascii="Calibri" w:hAnsi="Calibri" w:cs="Calibri"/>
-          <w:b/>
-          <w:bCs/>
-          <w:color w:val="D86DCB" w:themeColor="accent5" w:themeTint="99"/>
-          <w:sz w:val="36"/>
-          <w:szCs w:val="36"/>
-        </w:rPr>
-        <w:t>apiServiceProvider</w:t>
-      </w:r>
-      <w:proofErr w:type="spellEnd"/>
-      <w:r>
-        <w:rPr>
-          <w:rFonts w:ascii="Calibri" w:hAnsi="Calibri" w:cs="Calibri"/>
-          <w:b/>
-          <w:bCs/>
-          <w:color w:val="D86DCB" w:themeColor="accent5" w:themeTint="99"/>
-          <w:sz w:val="36"/>
-          <w:szCs w:val="36"/>
-        </w:rPr>
-        <w:t>);</w:t>
-      </w:r>
-    </w:p>
-    <w:p>
-      <w:pPr>
-        <w:jc w:val="both"/>
-        <w:rPr>
-          <w:rFonts w:ascii="Calibri" w:hAnsi="Calibri" w:cs="Calibri"/>
-          <w:b/>
-          <w:bCs/>
-          <w:color w:val="D86DCB" w:themeColor="accent5" w:themeTint="99"/>
-          <w:sz w:val="36"/>
-          <w:szCs w:val="36"/>
-        </w:rPr>
-      </w:pPr>
-      <w:r>
-        <w:rPr>
-          <w:rFonts w:ascii="Calibri" w:hAnsi="Calibri" w:cs="Calibri"/>
-          <w:b/>
-          <w:bCs/>
-          <w:color w:val="D86DCB" w:themeColor="accent5" w:themeTint="99"/>
-          <w:sz w:val="36"/>
-          <w:szCs w:val="36"/>
-        </w:rPr>
-        <w:t xml:space="preserve">  Completer&lt;bool&gt;? _</w:t>
-      </w:r>
-      <w:proofErr w:type="spellStart"/>
-      <w:r>
-        <w:rPr>
-          <w:rFonts w:ascii="Calibri" w:hAnsi="Calibri" w:cs="Calibri"/>
-          <w:b/>
-          <w:bCs/>
-          <w:color w:val="D86DCB" w:themeColor="accent5" w:themeTint="99"/>
-          <w:sz w:val="36"/>
-          <w:szCs w:val="36"/>
-        </w:rPr>
-        <w:t>authCompleter</w:t>
-      </w:r>
-      <w:proofErr w:type="spellEnd"/>
-      <w:r>
-        <w:rPr>
-          <w:rFonts w:ascii="Calibri" w:hAnsi="Calibri" w:cs="Calibri"/>
-          <w:b/>
-          <w:bCs/>
-          <w:color w:val="D86DCB" w:themeColor="accent5" w:themeTint="99"/>
-          <w:sz w:val="36"/>
-          <w:szCs w:val="36"/>
-        </w:rPr>
-        <w:t>;</w:t>
-      </w:r>
-    </w:p>
-    <w:p>
-      <w:pPr>
-        <w:jc w:val="both"/>
-        <w:rPr>
-          <w:rFonts w:ascii="Calibri" w:hAnsi="Calibri" w:cs="Calibri"/>
-          <w:b/>
-          <w:bCs/>
-          <w:color w:val="D86DCB" w:themeColor="accent5" w:themeTint="99"/>
-          <w:sz w:val="36"/>
-          <w:szCs w:val="36"/>
-        </w:rPr>
-      </w:pPr>
-    </w:p>
-    <w:p>
-      <w:pPr>
-        <w:jc w:val="both"/>
-        <w:rPr>
-          <w:rFonts w:ascii="Calibri" w:hAnsi="Calibri" w:cs="Calibri"/>
-          <w:b/>
-          <w:bCs/>
-          <w:color w:val="D86DCB" w:themeColor="accent5" w:themeTint="99"/>
-          <w:sz w:val="36"/>
-          <w:szCs w:val="36"/>
-        </w:rPr>
-      </w:pPr>
-      <w:r>
-        <w:rPr>
-          <w:rFonts w:ascii="Calibri" w:hAnsi="Calibri" w:cs="Calibri"/>
-          <w:b/>
-          <w:bCs/>
-          <w:color w:val="D86DCB" w:themeColor="accent5" w:themeTint="99"/>
-          <w:sz w:val="36"/>
-          <w:szCs w:val="36"/>
-        </w:rPr>
-        <w:t xml:space="preserve">  @override</w:t>
-      </w:r>
-    </w:p>
-    <w:p>
-      <w:pPr>
-        <w:jc w:val="both"/>
-        <w:rPr>
-          <w:rFonts w:ascii="Calibri" w:hAnsi="Calibri" w:cs="Calibri"/>
-          <w:b/>
-          <w:bCs/>
-          <w:color w:val="D86DCB" w:themeColor="accent5" w:themeTint="99"/>
-          <w:sz w:val="36"/>
-          <w:szCs w:val="36"/>
-        </w:rPr>
-      </w:pPr>
-      <w:r>
-        <w:rPr>
-          <w:rFonts w:ascii="Calibri" w:hAnsi="Calibri" w:cs="Calibri"/>
-          <w:b/>
-          <w:bCs/>
-          <w:color w:val="D86DCB" w:themeColor="accent5" w:themeTint="99"/>
-          <w:sz w:val="36"/>
-          <w:szCs w:val="36"/>
-        </w:rPr>
-        <w:t xml:space="preserve">  bool </w:t>
-      </w:r>
-      <w:proofErr w:type="gramStart"/>
-      <w:r>
-        <w:rPr>
-          <w:rFonts w:ascii="Calibri" w:hAnsi="Calibri" w:cs="Calibri"/>
-          <w:b/>
-          <w:bCs/>
-          <w:color w:val="D86DCB" w:themeColor="accent5" w:themeTint="99"/>
-          <w:sz w:val="36"/>
-          <w:szCs w:val="36"/>
-        </w:rPr>
-        <w:t>build(</w:t>
-      </w:r>
-      <w:proofErr w:type="gramEnd"/>
-      <w:r>
-        <w:rPr>
-          <w:rFonts w:ascii="Calibri" w:hAnsi="Calibri" w:cs="Calibri"/>
-          <w:b/>
-          <w:bCs/>
-          <w:color w:val="D86DCB" w:themeColor="accent5" w:themeTint="99"/>
-          <w:sz w:val="36"/>
-          <w:szCs w:val="36"/>
-        </w:rPr>
-        <w:t>) {</w:t>
-      </w:r>
-    </w:p>
-    <w:p>
-      <w:pPr>
-        <w:jc w:val="both"/>
-        <w:rPr>
-          <w:rFonts w:ascii="Calibri" w:hAnsi="Calibri" w:cs="Calibri"/>
-          <w:b/>
-          <w:bCs/>
-          <w:color w:val="D86DCB" w:themeColor="accent5" w:themeTint="99"/>
-          <w:sz w:val="36"/>
-          <w:szCs w:val="36"/>
-        </w:rPr>
-      </w:pPr>
-      <w:r>
-        <w:rPr>
-          <w:rFonts w:ascii="Calibri" w:hAnsi="Calibri" w:cs="Calibri"/>
-          <w:b/>
-          <w:bCs/>
-          <w:color w:val="D86DCB" w:themeColor="accent5" w:themeTint="99"/>
-          <w:sz w:val="36"/>
-          <w:szCs w:val="36"/>
-        </w:rPr>
-        <w:lastRenderedPageBreak/>
-        <w:t xml:space="preserve">    </w:t>
-      </w:r>
-      <w:proofErr w:type="spellStart"/>
-      <w:proofErr w:type="gramStart"/>
-      <w:r>
-        <w:rPr>
-          <w:rFonts w:ascii="Calibri" w:hAnsi="Calibri" w:cs="Calibri"/>
-          <w:b/>
-          <w:bCs/>
-          <w:color w:val="D86DCB" w:themeColor="accent5" w:themeTint="99"/>
-          <w:sz w:val="36"/>
-          <w:szCs w:val="36"/>
-        </w:rPr>
-        <w:t>ref.onDispose</w:t>
-      </w:r>
-      <w:proofErr w:type="spellEnd"/>
-      <w:proofErr w:type="gramEnd"/>
-      <w:r>
-        <w:rPr>
-          <w:rFonts w:ascii="Calibri" w:hAnsi="Calibri" w:cs="Calibri"/>
-          <w:b/>
-          <w:bCs/>
-          <w:color w:val="D86DCB" w:themeColor="accent5" w:themeTint="99"/>
-          <w:sz w:val="36"/>
-          <w:szCs w:val="36"/>
-        </w:rPr>
-        <w:t>(() {</w:t>
-      </w:r>
-    </w:p>
-    <w:p>
-      <w:pPr>
-        <w:jc w:val="both"/>
-        <w:rPr>
-          <w:rFonts w:ascii="Calibri" w:hAnsi="Calibri" w:cs="Calibri"/>
-          <w:b/>
-          <w:bCs/>
-          <w:color w:val="D86DCB" w:themeColor="accent5" w:themeTint="99"/>
-          <w:sz w:val="36"/>
-          <w:szCs w:val="36"/>
-        </w:rPr>
-      </w:pPr>
-      <w:r>
-        <w:rPr>
-          <w:rFonts w:ascii="Calibri" w:hAnsi="Calibri" w:cs="Calibri"/>
-          <w:b/>
-          <w:bCs/>
-          <w:color w:val="D86DCB" w:themeColor="accent5" w:themeTint="99"/>
-          <w:sz w:val="36"/>
-          <w:szCs w:val="36"/>
-        </w:rPr>
-        <w:t xml:space="preserve">        </w:t>
-      </w:r>
-      <w:proofErr w:type="spellStart"/>
-      <w:proofErr w:type="gramStart"/>
-      <w:r>
-        <w:rPr>
-          <w:rFonts w:ascii="Calibri" w:hAnsi="Calibri" w:cs="Calibri"/>
-          <w:b/>
-          <w:bCs/>
-          <w:color w:val="D86DCB" w:themeColor="accent5" w:themeTint="99"/>
-          <w:sz w:val="36"/>
-          <w:szCs w:val="36"/>
-        </w:rPr>
-        <w:t>streamSubscription</w:t>
-      </w:r>
-      <w:proofErr w:type="spellEnd"/>
-      <w:r>
-        <w:rPr>
-          <w:rFonts w:ascii="Calibri" w:hAnsi="Calibri" w:cs="Calibri"/>
-          <w:b/>
-          <w:bCs/>
           <w:color w:val="D86DCB" w:themeColor="accent5" w:themeTint="99"/>
           <w:sz w:val="36"/>
           <w:szCs w:val="36"/>
         </w:rPr>
         <w:t>?.</w:t>
       </w:r>
-      <w:proofErr w:type="gramEnd"/>
-      <w:r>
-        <w:rPr>
-          <w:rFonts w:ascii="Calibri" w:hAnsi="Calibri" w:cs="Calibri"/>
-          <w:b/>
-          <w:bCs/>
-          <w:color w:val="D86DCB" w:themeColor="accent5" w:themeTint="99"/>
-          <w:sz w:val="36"/>
-          <w:szCs w:val="36"/>
-        </w:rPr>
-        <w:t>cancel();</w:t>
-      </w:r>
-    </w:p>
-    <w:p>
-      <w:pPr>
-        <w:jc w:val="both"/>
-        <w:rPr>
-          <w:rFonts w:ascii="Calibri" w:hAnsi="Calibri" w:cs="Calibri"/>
-          <w:b/>
-          <w:bCs/>
-          <w:color w:val="D86DCB" w:themeColor="accent5" w:themeTint="99"/>
-          <w:sz w:val="36"/>
-          <w:szCs w:val="36"/>
-        </w:rPr>
-      </w:pPr>
-      <w:r>
-        <w:rPr>
-          <w:rFonts w:ascii="Calibri" w:hAnsi="Calibri" w:cs="Calibri"/>
-          <w:b/>
-          <w:bCs/>
-          <w:color w:val="D86DCB" w:themeColor="accent5" w:themeTint="99"/>
-          <w:sz w:val="36"/>
-          <w:szCs w:val="36"/>
-        </w:rPr>
-        <w:t xml:space="preserve">    });</w:t>
-      </w:r>
-    </w:p>
-    <w:p>
-      <w:pPr>
-        <w:jc w:val="both"/>
-        <w:rPr>
-          <w:rFonts w:ascii="Calibri" w:hAnsi="Calibri" w:cs="Calibri"/>
-          <w:b/>
-          <w:bCs/>
-          <w:color w:val="D86DCB" w:themeColor="accent5" w:themeTint="99"/>
-          <w:sz w:val="36"/>
-          <w:szCs w:val="36"/>
-        </w:rPr>
-      </w:pPr>
-      <w:r>
-        <w:rPr>
-          <w:rFonts w:ascii="Calibri" w:hAnsi="Calibri" w:cs="Calibri"/>
-          <w:b/>
-          <w:bCs/>
-          <w:color w:val="D86DCB" w:themeColor="accent5" w:themeTint="99"/>
-          <w:sz w:val="36"/>
-          <w:szCs w:val="36"/>
-        </w:rPr>
-        <w:t xml:space="preserve">    return false;</w:t>
-      </w:r>
-    </w:p>
-    <w:p>
-      <w:pPr>
-        <w:jc w:val="both"/>
-        <w:rPr>
-          <w:rFonts w:ascii="Calibri" w:hAnsi="Calibri" w:cs="Calibri"/>
-          <w:b/>
-          <w:bCs/>
-          <w:color w:val="D86DCB" w:themeColor="accent5" w:themeTint="99"/>
-          <w:sz w:val="36"/>
-          <w:szCs w:val="36"/>
-        </w:rPr>
-      </w:pPr>
-      <w:r>
-        <w:rPr>
-          <w:rFonts w:ascii="Calibri" w:hAnsi="Calibri" w:cs="Calibri"/>
-          <w:b/>
-          <w:bCs/>
-          <w:color w:val="D86DCB" w:themeColor="accent5" w:themeTint="99"/>
-          <w:sz w:val="36"/>
-          <w:szCs w:val="36"/>
-        </w:rPr>
-        <w:t xml:space="preserve">  }</w:t>
-      </w:r>
-    </w:p>
-    <w:p>
-      <w:pPr>
-        <w:jc w:val="both"/>
-        <w:rPr>
-          <w:rFonts w:ascii="Calibri" w:hAnsi="Calibri" w:cs="Calibri"/>
-          <w:b/>
-          <w:bCs/>
-          <w:color w:val="D86DCB" w:themeColor="accent5" w:themeTint="99"/>
-          <w:sz w:val="36"/>
-          <w:szCs w:val="36"/>
-        </w:rPr>
-      </w:pPr>
-    </w:p>
-    <w:p>
-      <w:pPr>
-        <w:jc w:val="both"/>
-        <w:rPr>
-          <w:rFonts w:ascii="Calibri" w:hAnsi="Calibri" w:cs="Calibri"/>
-          <w:b/>
-          <w:bCs/>
-          <w:color w:val="D86DCB" w:themeColor="accent5" w:themeTint="99"/>
-          <w:sz w:val="36"/>
-          <w:szCs w:val="36"/>
-        </w:rPr>
-      </w:pPr>
-      <w:r>
-        <w:rPr>
-          <w:rFonts w:ascii="Calibri" w:hAnsi="Calibri" w:cs="Calibri"/>
-          <w:b/>
-          <w:bCs/>
-          <w:color w:val="D86DCB" w:themeColor="accent5" w:themeTint="99"/>
-          <w:sz w:val="36"/>
-          <w:szCs w:val="36"/>
-        </w:rPr>
-        <w:t xml:space="preserve">  Future&lt;bool&gt; </w:t>
-      </w:r>
-      <w:proofErr w:type="spellStart"/>
-      <w:proofErr w:type="gramStart"/>
-      <w:r>
-        <w:rPr>
-          <w:rFonts w:ascii="Calibri" w:hAnsi="Calibri" w:cs="Calibri"/>
-          <w:b/>
-          <w:bCs/>
-          <w:color w:val="D86DCB" w:themeColor="accent5" w:themeTint="99"/>
-          <w:sz w:val="36"/>
-          <w:szCs w:val="36"/>
-        </w:rPr>
-        <w:t>startAuth</w:t>
-      </w:r>
-      <w:proofErr w:type="spellEnd"/>
-      <w:r>
-        <w:rPr>
-          <w:rFonts w:ascii="Calibri" w:hAnsi="Calibri" w:cs="Calibri"/>
-          <w:b/>
-          <w:bCs/>
-          <w:color w:val="D86DCB" w:themeColor="accent5" w:themeTint="99"/>
-          <w:sz w:val="36"/>
-          <w:szCs w:val="36"/>
-        </w:rPr>
-        <w:t>(</w:t>
-      </w:r>
-      <w:proofErr w:type="gramEnd"/>
-      <w:r>
-        <w:rPr>
-          <w:rFonts w:ascii="Calibri" w:hAnsi="Calibri" w:cs="Calibri"/>
-          <w:b/>
-          <w:bCs/>
-          <w:color w:val="D86DCB" w:themeColor="accent5" w:themeTint="99"/>
-          <w:sz w:val="36"/>
-          <w:szCs w:val="36"/>
-        </w:rPr>
-        <w:t xml:space="preserve">String </w:t>
-      </w:r>
-      <w:proofErr w:type="spellStart"/>
-      <w:r>
-        <w:rPr>
-          <w:rFonts w:ascii="Calibri" w:hAnsi="Calibri" w:cs="Calibri"/>
-          <w:b/>
-          <w:bCs/>
-          <w:color w:val="D86DCB" w:themeColor="accent5" w:themeTint="99"/>
-          <w:sz w:val="36"/>
-          <w:szCs w:val="36"/>
-        </w:rPr>
-        <w:t>requestToken</w:t>
-      </w:r>
-      <w:proofErr w:type="spellEnd"/>
-      <w:r>
-        <w:rPr>
-          <w:rFonts w:ascii="Calibri" w:hAnsi="Calibri" w:cs="Calibri"/>
-          <w:b/>
-          <w:bCs/>
-          <w:color w:val="D86DCB" w:themeColor="accent5" w:themeTint="99"/>
-          <w:sz w:val="36"/>
-          <w:szCs w:val="36"/>
-        </w:rPr>
-        <w:t>) async {</w:t>
-      </w:r>
-    </w:p>
-    <w:p>
-      <w:pPr>
-        <w:jc w:val="both"/>
-        <w:rPr>
-          <w:rFonts w:ascii="Calibri" w:hAnsi="Calibri" w:cs="Calibri"/>
-          <w:b/>
-          <w:bCs/>
-          <w:color w:val="D86DCB" w:themeColor="accent5" w:themeTint="99"/>
-          <w:sz w:val="36"/>
-          <w:szCs w:val="36"/>
-        </w:rPr>
-      </w:pPr>
-      <w:r>
-        <w:rPr>
-          <w:rFonts w:ascii="Calibri" w:hAnsi="Calibri" w:cs="Calibri"/>
-          <w:b/>
-          <w:bCs/>
-          <w:color w:val="D86DCB" w:themeColor="accent5" w:themeTint="99"/>
-          <w:sz w:val="36"/>
-          <w:szCs w:val="36"/>
-        </w:rPr>
-        <w:t xml:space="preserve">    state = true;</w:t>
-      </w:r>
-    </w:p>
-    <w:p>
-      <w:pPr>
-        <w:jc w:val="both"/>
-        <w:rPr>
-          <w:rFonts w:ascii="Calibri" w:hAnsi="Calibri" w:cs="Calibri"/>
-          <w:b/>
-          <w:bCs/>
-          <w:color w:val="D86DCB" w:themeColor="accent5" w:themeTint="99"/>
-          <w:sz w:val="36"/>
-          <w:szCs w:val="36"/>
-        </w:rPr>
-      </w:pPr>
-      <w:r>
-        <w:rPr>
-          <w:rFonts w:ascii="Calibri" w:hAnsi="Calibri" w:cs="Calibri"/>
-          <w:b/>
-          <w:bCs/>
-          <w:color w:val="D86DCB" w:themeColor="accent5" w:themeTint="99"/>
-          <w:sz w:val="36"/>
-          <w:szCs w:val="36"/>
-        </w:rPr>
-        <w:t xml:space="preserve">    _</w:t>
-      </w:r>
-      <w:proofErr w:type="spellStart"/>
-      <w:r>
-        <w:rPr>
-          <w:rFonts w:ascii="Calibri" w:hAnsi="Calibri" w:cs="Calibri"/>
-          <w:b/>
-          <w:bCs/>
-          <w:color w:val="D86DCB" w:themeColor="accent5" w:themeTint="99"/>
-          <w:sz w:val="36"/>
-          <w:szCs w:val="36"/>
-        </w:rPr>
-        <w:t>authCompleter</w:t>
-      </w:r>
-      <w:proofErr w:type="spellEnd"/>
-      <w:r>
-        <w:rPr>
-          <w:rFonts w:ascii="Calibri" w:hAnsi="Calibri" w:cs="Calibri"/>
-          <w:b/>
-          <w:bCs/>
-          <w:color w:val="D86DCB" w:themeColor="accent5" w:themeTint="99"/>
-          <w:sz w:val="36"/>
-          <w:szCs w:val="36"/>
-        </w:rPr>
-        <w:t xml:space="preserve"> = Completer&lt;bool</w:t>
-      </w:r>
-      <w:proofErr w:type="gramStart"/>
-      <w:r>
-        <w:rPr>
-          <w:rFonts w:ascii="Calibri" w:hAnsi="Calibri" w:cs="Calibri"/>
-          <w:b/>
-          <w:bCs/>
-          <w:color w:val="D86DCB" w:themeColor="accent5" w:themeTint="99"/>
-          <w:sz w:val="36"/>
-          <w:szCs w:val="36"/>
-        </w:rPr>
-        <w:t>&gt;(</w:t>
-      </w:r>
-      <w:proofErr w:type="gramEnd"/>
-      <w:r>
-        <w:rPr>
-          <w:rFonts w:ascii="Calibri" w:hAnsi="Calibri" w:cs="Calibri"/>
-          <w:b/>
-          <w:bCs/>
-          <w:color w:val="D86DCB" w:themeColor="accent5" w:themeTint="99"/>
-          <w:sz w:val="36"/>
-          <w:szCs w:val="36"/>
-        </w:rPr>
-        <w:t>);</w:t>
-      </w:r>
-    </w:p>
-    <w:p>
-      <w:pPr>
-        <w:jc w:val="both"/>
-        <w:rPr>
-          <w:rFonts w:ascii="Calibri" w:hAnsi="Calibri" w:cs="Calibri"/>
-          <w:b/>
-          <w:bCs/>
-          <w:color w:val="D86DCB" w:themeColor="accent5" w:themeTint="99"/>
-          <w:sz w:val="36"/>
-          <w:szCs w:val="36"/>
-        </w:rPr>
-      </w:pPr>
-    </w:p>
-    <w:p>
-      <w:pPr>
-        <w:jc w:val="both"/>
-        <w:rPr>
-          <w:rFonts w:ascii="Calibri" w:hAnsi="Calibri" w:cs="Calibri"/>
-          <w:b/>
-          <w:bCs/>
-          <w:color w:val="D86DCB" w:themeColor="accent5" w:themeTint="99"/>
-          <w:sz w:val="36"/>
-          <w:szCs w:val="36"/>
-        </w:rPr>
-      </w:pPr>
-      <w:r>
-        <w:rPr>
-          <w:rFonts w:ascii="Calibri" w:hAnsi="Calibri" w:cs="Calibri"/>
-          <w:b/>
-          <w:bCs/>
-          <w:color w:val="D86DCB" w:themeColor="accent5" w:themeTint="99"/>
-          <w:sz w:val="36"/>
-          <w:szCs w:val="36"/>
-        </w:rPr>
-        <w:t xml:space="preserve">    // Prevent duplicate Stream listeners</w:t>
-      </w:r>
-    </w:p>
-    <w:p>
-      <w:pPr>
-        <w:jc w:val="both"/>
-        <w:rPr>
-          <w:rFonts w:ascii="Calibri" w:hAnsi="Calibri" w:cs="Calibri"/>
-          <w:b/>
-          <w:bCs/>
-          <w:color w:val="D86DCB" w:themeColor="accent5" w:themeTint="99"/>
-          <w:sz w:val="36"/>
-          <w:szCs w:val="36"/>
-        </w:rPr>
-      </w:pPr>
-      <w:r>
-        <w:rPr>
-          <w:rFonts w:ascii="Calibri" w:hAnsi="Calibri" w:cs="Calibri"/>
-          <w:b/>
-          <w:bCs/>
-          <w:color w:val="D86DCB" w:themeColor="accent5" w:themeTint="99"/>
-          <w:sz w:val="36"/>
-          <w:szCs w:val="36"/>
-        </w:rPr>
-        <w:t xml:space="preserve">    await </w:t>
-      </w:r>
-      <w:proofErr w:type="spellStart"/>
-      <w:proofErr w:type="gramStart"/>
-      <w:r>
-        <w:rPr>
-          <w:rFonts w:ascii="Calibri" w:hAnsi="Calibri" w:cs="Calibri"/>
-          <w:b/>
-          <w:bCs/>
-          <w:color w:val="D86DCB" w:themeColor="accent5" w:themeTint="99"/>
-          <w:sz w:val="36"/>
-          <w:szCs w:val="36"/>
-        </w:rPr>
-        <w:t>streamSubscription</w:t>
-      </w:r>
-      <w:proofErr w:type="spellEnd"/>
-      <w:r>
-        <w:rPr>
-          <w:rFonts w:ascii="Calibri" w:hAnsi="Calibri" w:cs="Calibri"/>
-          <w:b/>
-          <w:bCs/>
-          <w:color w:val="D86DCB" w:themeColor="accent5" w:themeTint="99"/>
-          <w:sz w:val="36"/>
-          <w:szCs w:val="36"/>
-        </w:rPr>
-        <w:t>?.</w:t>
-      </w:r>
-      <w:proofErr w:type="gramEnd"/>
-      <w:r>
-        <w:rPr>
-          <w:rFonts w:ascii="Calibri" w:hAnsi="Calibri" w:cs="Calibri"/>
-          <w:b/>
-          <w:bCs/>
-          <w:color w:val="D86DCB" w:themeColor="accent5" w:themeTint="99"/>
-          <w:sz w:val="36"/>
-          <w:szCs w:val="36"/>
-        </w:rPr>
-        <w:t>cancel();</w:t>
-      </w:r>
-    </w:p>
-    <w:p>
-      <w:pPr>
-        <w:jc w:val="both"/>
-        <w:rPr>
-          <w:rFonts w:ascii="Calibri" w:hAnsi="Calibri" w:cs="Calibri"/>
-          <w:b/>
-          <w:bCs/>
-          <w:color w:val="D86DCB" w:themeColor="accent5" w:themeTint="99"/>
-          <w:sz w:val="36"/>
-          <w:szCs w:val="36"/>
-        </w:rPr>
-      </w:pPr>
-    </w:p>
-    <w:p>
-      <w:pPr>
-        <w:jc w:val="both"/>
-        <w:rPr>
-          <w:rFonts w:ascii="Calibri" w:hAnsi="Calibri" w:cs="Calibri"/>
-          <w:b/>
-          <w:bCs/>
-          <w:color w:val="D86DCB" w:themeColor="accent5" w:themeTint="99"/>
-          <w:sz w:val="36"/>
-          <w:szCs w:val="36"/>
-        </w:rPr>
-      </w:pPr>
-      <w:r>
-        <w:rPr>
-          <w:rFonts w:ascii="Calibri" w:hAnsi="Calibri" w:cs="Calibri"/>
-          <w:b/>
-          <w:bCs/>
-          <w:color w:val="D86DCB" w:themeColor="accent5" w:themeTint="99"/>
-          <w:sz w:val="36"/>
-          <w:szCs w:val="36"/>
-        </w:rPr>
-        <w:t xml:space="preserve">    </w:t>
-      </w:r>
-      <w:proofErr w:type="spellStart"/>
-      <w:r>
-        <w:rPr>
-          <w:rFonts w:ascii="Calibri" w:hAnsi="Calibri" w:cs="Calibri"/>
-          <w:b/>
-          <w:bCs/>
-          <w:color w:val="D86DCB" w:themeColor="accent5" w:themeTint="99"/>
-          <w:sz w:val="36"/>
-          <w:szCs w:val="36"/>
-        </w:rPr>
-        <w:t>streamSubscription</w:t>
-      </w:r>
-      <w:proofErr w:type="spellEnd"/>
-      <w:r>
-        <w:rPr>
-          <w:rFonts w:ascii="Calibri" w:hAnsi="Calibri" w:cs="Calibri"/>
-          <w:b/>
-          <w:bCs/>
-          <w:color w:val="D86DCB" w:themeColor="accent5" w:themeTint="99"/>
-          <w:sz w:val="36"/>
-          <w:szCs w:val="36"/>
-        </w:rPr>
-        <w:t xml:space="preserve"> = </w:t>
-      </w:r>
-      <w:proofErr w:type="spellStart"/>
-      <w:r>
-        <w:rPr>
-          <w:rFonts w:ascii="Calibri" w:hAnsi="Calibri" w:cs="Calibri"/>
-          <w:b/>
-          <w:bCs/>
-          <w:color w:val="D86DCB" w:themeColor="accent5" w:themeTint="99"/>
-          <w:sz w:val="36"/>
-          <w:szCs w:val="36"/>
-        </w:rPr>
-        <w:t>deepLinkService.uriLinkStream</w:t>
-      </w:r>
-      <w:proofErr w:type="spellEnd"/>
-    </w:p>
-    <w:p>
-      <w:pPr>
-        <w:jc w:val="both"/>
-        <w:rPr>
-          <w:rFonts w:ascii="Calibri" w:hAnsi="Calibri" w:cs="Calibri"/>
-          <w:b/>
-          <w:bCs/>
-          <w:color w:val="D86DCB" w:themeColor="accent5" w:themeTint="99"/>
-          <w:sz w:val="36"/>
-          <w:szCs w:val="36"/>
-        </w:rPr>
-      </w:pPr>
-      <w:r>
-        <w:rPr>
-          <w:rFonts w:ascii="Calibri" w:hAnsi="Calibri" w:cs="Calibri"/>
-          <w:b/>
-          <w:bCs/>
-          <w:color w:val="D86DCB" w:themeColor="accent5" w:themeTint="99"/>
-          <w:sz w:val="36"/>
-          <w:szCs w:val="36"/>
-        </w:rPr>
-        <w:t xml:space="preserve">        </w:t>
-      </w:r>
-      <w:proofErr w:type="gramStart"/>
-      <w:r>
-        <w:rPr>
-          <w:rFonts w:ascii="Calibri" w:hAnsi="Calibri" w:cs="Calibri"/>
-          <w:b/>
-          <w:bCs/>
-          <w:color w:val="D86DCB" w:themeColor="accent5" w:themeTint="99"/>
-          <w:sz w:val="36"/>
-          <w:szCs w:val="36"/>
-        </w:rPr>
-        <w:t>.listen</w:t>
-      </w:r>
-      <w:proofErr w:type="gramEnd"/>
-      <w:r>
-        <w:rPr>
-          <w:rFonts w:ascii="Calibri" w:hAnsi="Calibri" w:cs="Calibri"/>
-          <w:b/>
-          <w:bCs/>
-          <w:color w:val="D86DCB" w:themeColor="accent5" w:themeTint="99"/>
-          <w:sz w:val="36"/>
-          <w:szCs w:val="36"/>
-        </w:rPr>
-        <w:t xml:space="preserve">( (Uri </w:t>
-      </w:r>
-      <w:proofErr w:type="spellStart"/>
-      <w:r>
-        <w:rPr>
-          <w:rFonts w:ascii="Calibri" w:hAnsi="Calibri" w:cs="Calibri"/>
-          <w:b/>
-          <w:bCs/>
-          <w:color w:val="D86DCB" w:themeColor="accent5" w:themeTint="99"/>
-          <w:sz w:val="36"/>
-          <w:szCs w:val="36"/>
-        </w:rPr>
-        <w:t>uri</w:t>
-      </w:r>
-      <w:proofErr w:type="spellEnd"/>
-      <w:r>
-        <w:rPr>
-          <w:rFonts w:ascii="Calibri" w:hAnsi="Calibri" w:cs="Calibri"/>
-          <w:b/>
-          <w:bCs/>
-          <w:color w:val="D86DCB" w:themeColor="accent5" w:themeTint="99"/>
-          <w:sz w:val="36"/>
-          <w:szCs w:val="36"/>
-        </w:rPr>
-        <w:t>) {</w:t>
-      </w:r>
-    </w:p>
-    <w:p>
-      <w:pPr>
-        <w:jc w:val="both"/>
-        <w:rPr>
-          <w:rFonts w:ascii="Calibri" w:hAnsi="Calibri" w:cs="Calibri"/>
-          <w:b/>
-          <w:bCs/>
-          <w:color w:val="D86DCB" w:themeColor="accent5" w:themeTint="99"/>
-          <w:sz w:val="36"/>
-          <w:szCs w:val="36"/>
-        </w:rPr>
-      </w:pPr>
-      <w:r>
-        <w:rPr>
-          <w:rFonts w:ascii="Calibri" w:hAnsi="Calibri" w:cs="Calibri"/>
-          <w:b/>
-          <w:bCs/>
-          <w:color w:val="D86DCB" w:themeColor="accent5" w:themeTint="99"/>
-          <w:sz w:val="36"/>
-          <w:szCs w:val="36"/>
-        </w:rPr>
-        <w:t xml:space="preserve">          _</w:t>
-      </w:r>
-      <w:proofErr w:type="spellStart"/>
-      <w:r>
-        <w:rPr>
-          <w:rFonts w:ascii="Calibri" w:hAnsi="Calibri" w:cs="Calibri"/>
-          <w:b/>
-          <w:bCs/>
-          <w:color w:val="D86DCB" w:themeColor="accent5" w:themeTint="99"/>
-          <w:sz w:val="36"/>
-          <w:szCs w:val="36"/>
-        </w:rPr>
-        <w:t>handleAuthDeepLink</w:t>
-      </w:r>
-      <w:proofErr w:type="spellEnd"/>
-      <w:r>
-        <w:rPr>
-          <w:rFonts w:ascii="Calibri" w:hAnsi="Calibri" w:cs="Calibri"/>
-          <w:b/>
-          <w:bCs/>
-          <w:color w:val="D86DCB" w:themeColor="accent5" w:themeTint="99"/>
-          <w:sz w:val="36"/>
-          <w:szCs w:val="36"/>
-        </w:rPr>
-        <w:t>(</w:t>
-      </w:r>
-      <w:proofErr w:type="spellStart"/>
-      <w:r>
-        <w:rPr>
-          <w:rFonts w:ascii="Calibri" w:hAnsi="Calibri" w:cs="Calibri"/>
-          <w:b/>
-          <w:bCs/>
-          <w:color w:val="D86DCB" w:themeColor="accent5" w:themeTint="99"/>
-          <w:sz w:val="36"/>
-          <w:szCs w:val="36"/>
-        </w:rPr>
-        <w:t>uri</w:t>
-      </w:r>
-      <w:proofErr w:type="spellEnd"/>
-      <w:r>
-        <w:rPr>
-          <w:rFonts w:ascii="Calibri" w:hAnsi="Calibri" w:cs="Calibri"/>
-          <w:b/>
-          <w:bCs/>
-          <w:color w:val="D86DCB" w:themeColor="accent5" w:themeTint="99"/>
-          <w:sz w:val="36"/>
-          <w:szCs w:val="36"/>
-        </w:rPr>
-        <w:t>);</w:t>
-      </w:r>
-    </w:p>
-    <w:p>
-      <w:pPr>
-        <w:jc w:val="both"/>
-        <w:rPr>
-          <w:rFonts w:ascii="Calibri" w:hAnsi="Calibri" w:cs="Calibri"/>
-          <w:b/>
-          <w:bCs/>
-          <w:color w:val="D86DCB" w:themeColor="accent5" w:themeTint="99"/>
-          <w:sz w:val="36"/>
-          <w:szCs w:val="36"/>
-        </w:rPr>
-      </w:pPr>
-      <w:r>
-        <w:rPr>
-          <w:rFonts w:ascii="Calibri" w:hAnsi="Calibri" w:cs="Calibri"/>
-          <w:b/>
-          <w:bCs/>
-          <w:color w:val="D86DCB" w:themeColor="accent5" w:themeTint="99"/>
-          <w:sz w:val="36"/>
-          <w:szCs w:val="36"/>
-        </w:rPr>
-        <w:t xml:space="preserve">    });</w:t>
-      </w:r>
-    </w:p>
-    <w:p>
-      <w:pPr>
-        <w:jc w:val="both"/>
-        <w:rPr>
-          <w:rFonts w:ascii="Calibri" w:hAnsi="Calibri" w:cs="Calibri"/>
-          <w:b/>
-          <w:bCs/>
-          <w:color w:val="D86DCB" w:themeColor="accent5" w:themeTint="99"/>
-          <w:sz w:val="36"/>
-          <w:szCs w:val="36"/>
-        </w:rPr>
-      </w:pPr>
-    </w:p>
-    <w:p>
-      <w:pPr>
-        <w:jc w:val="both"/>
-        <w:rPr>
-          <w:rFonts w:ascii="Calibri" w:hAnsi="Calibri" w:cs="Calibri"/>
-          <w:b/>
-          <w:bCs/>
-          <w:color w:val="D86DCB" w:themeColor="accent5" w:themeTint="99"/>
-          <w:sz w:val="36"/>
-          <w:szCs w:val="36"/>
-        </w:rPr>
-      </w:pPr>
-      <w:r>
-        <w:rPr>
-          <w:rFonts w:ascii="Calibri" w:hAnsi="Calibri" w:cs="Calibri"/>
-          <w:b/>
-          <w:bCs/>
-          <w:color w:val="D86DCB" w:themeColor="accent5" w:themeTint="99"/>
-          <w:sz w:val="36"/>
-          <w:szCs w:val="36"/>
-        </w:rPr>
-        <w:t xml:space="preserve">    /// launch auth </w:t>
-      </w:r>
-      <w:proofErr w:type="spellStart"/>
-      <w:r>
-        <w:rPr>
-          <w:rFonts w:ascii="Calibri" w:hAnsi="Calibri" w:cs="Calibri"/>
-          <w:b/>
-          <w:bCs/>
-          <w:color w:val="D86DCB" w:themeColor="accent5" w:themeTint="99"/>
-          <w:sz w:val="36"/>
-          <w:szCs w:val="36"/>
-        </w:rPr>
-        <w:t>Url</w:t>
-      </w:r>
-      <w:proofErr w:type="spellEnd"/>
-      <w:r>
-        <w:rPr>
-          <w:rFonts w:ascii="Calibri" w:hAnsi="Calibri" w:cs="Calibri"/>
-          <w:b/>
-          <w:bCs/>
-          <w:color w:val="D86DCB" w:themeColor="accent5" w:themeTint="99"/>
-          <w:sz w:val="36"/>
-          <w:szCs w:val="36"/>
-        </w:rPr>
-        <w:t xml:space="preserve"> ...</w:t>
-      </w:r>
-    </w:p>
-    <w:p>
-      <w:pPr>
-        <w:jc w:val="both"/>
-        <w:rPr>
-          <w:rFonts w:ascii="Calibri" w:hAnsi="Calibri" w:cs="Calibri"/>
-          <w:b/>
-          <w:bCs/>
-          <w:color w:val="D86DCB" w:themeColor="accent5" w:themeTint="99"/>
-          <w:sz w:val="36"/>
-          <w:szCs w:val="36"/>
-        </w:rPr>
-      </w:pPr>
-    </w:p>
-    <w:p>
-      <w:pPr>
-        <w:jc w:val="both"/>
-        <w:rPr>
-          <w:rFonts w:ascii="Calibri" w:hAnsi="Calibri" w:cs="Calibri"/>
-          <w:b/>
-          <w:bCs/>
-          <w:color w:val="D86DCB" w:themeColor="accent5" w:themeTint="99"/>
-          <w:sz w:val="36"/>
-          <w:szCs w:val="36"/>
-        </w:rPr>
-      </w:pPr>
-      <w:r>
-        <w:rPr>
-          <w:rFonts w:ascii="Calibri" w:hAnsi="Calibri" w:cs="Calibri"/>
-          <w:b/>
-          <w:bCs/>
-          <w:color w:val="D86DCB" w:themeColor="accent5" w:themeTint="99"/>
-          <w:sz w:val="36"/>
-          <w:szCs w:val="36"/>
-        </w:rPr>
-        <w:t xml:space="preserve">    final </w:t>
-      </w:r>
-      <w:proofErr w:type="spellStart"/>
-      <w:r>
-        <w:rPr>
-          <w:rFonts w:ascii="Calibri" w:hAnsi="Calibri" w:cs="Calibri"/>
-          <w:b/>
-          <w:bCs/>
-          <w:color w:val="D86DCB" w:themeColor="accent5" w:themeTint="99"/>
-          <w:sz w:val="36"/>
-          <w:szCs w:val="36"/>
-        </w:rPr>
-        <w:t>initialUri</w:t>
-      </w:r>
-      <w:proofErr w:type="spellEnd"/>
-      <w:r>
-        <w:rPr>
-          <w:rFonts w:ascii="Calibri" w:hAnsi="Calibri" w:cs="Calibri"/>
-          <w:b/>
-          <w:bCs/>
-          <w:color w:val="D86DCB" w:themeColor="accent5" w:themeTint="99"/>
-          <w:sz w:val="36"/>
-          <w:szCs w:val="36"/>
-        </w:rPr>
-        <w:t xml:space="preserve"> = await </w:t>
-      </w:r>
-      <w:proofErr w:type="spellStart"/>
-      <w:r>
-        <w:rPr>
-          <w:rFonts w:ascii="Calibri" w:hAnsi="Calibri" w:cs="Calibri"/>
-          <w:b/>
-          <w:bCs/>
-          <w:color w:val="D86DCB" w:themeColor="accent5" w:themeTint="99"/>
-          <w:sz w:val="36"/>
-          <w:szCs w:val="36"/>
-        </w:rPr>
-        <w:t>deepLinkService.initialUriLink</w:t>
-      </w:r>
-      <w:proofErr w:type="spellEnd"/>
-      <w:r>
-        <w:rPr>
-          <w:rFonts w:ascii="Calibri" w:hAnsi="Calibri" w:cs="Calibri"/>
-          <w:b/>
-          <w:bCs/>
-          <w:color w:val="D86DCB" w:themeColor="accent5" w:themeTint="99"/>
-          <w:sz w:val="36"/>
-          <w:szCs w:val="36"/>
-        </w:rPr>
-        <w:t>;</w:t>
-      </w:r>
-    </w:p>
-    <w:p>
-      <w:pPr>
-        <w:jc w:val="both"/>
-        <w:rPr>
-          <w:rFonts w:ascii="Calibri" w:hAnsi="Calibri" w:cs="Calibri"/>
-          <w:b/>
-          <w:bCs/>
-          <w:color w:val="D86DCB" w:themeColor="accent5" w:themeTint="99"/>
-          <w:sz w:val="36"/>
-          <w:szCs w:val="36"/>
-        </w:rPr>
-      </w:pPr>
-      <w:r>
-        <w:rPr>
-          <w:rFonts w:ascii="Calibri" w:hAnsi="Calibri" w:cs="Calibri"/>
-          <w:b/>
-          <w:bCs/>
-          <w:color w:val="D86DCB" w:themeColor="accent5" w:themeTint="99"/>
-          <w:sz w:val="36"/>
-          <w:szCs w:val="36"/>
-        </w:rPr>
-        <w:lastRenderedPageBreak/>
-        <w:t xml:space="preserve">    </w:t>
-      </w:r>
-      <w:proofErr w:type="gramStart"/>
-      <w:r>
-        <w:rPr>
-          <w:rFonts w:ascii="Calibri" w:hAnsi="Calibri" w:cs="Calibri"/>
-          <w:b/>
-          <w:bCs/>
-          <w:color w:val="D86DCB" w:themeColor="accent5" w:themeTint="99"/>
-          <w:sz w:val="36"/>
-          <w:szCs w:val="36"/>
-        </w:rPr>
-        <w:t>if(</w:t>
-      </w:r>
-      <w:proofErr w:type="spellStart"/>
-      <w:proofErr w:type="gramEnd"/>
-      <w:r>
-        <w:rPr>
-          <w:rFonts w:ascii="Calibri" w:hAnsi="Calibri" w:cs="Calibri"/>
-          <w:b/>
-          <w:bCs/>
-          <w:color w:val="D86DCB" w:themeColor="accent5" w:themeTint="99"/>
-          <w:sz w:val="36"/>
-          <w:szCs w:val="36"/>
-        </w:rPr>
-        <w:t>initialUri</w:t>
-      </w:r>
-      <w:proofErr w:type="spellEnd"/>
-      <w:r>
-        <w:rPr>
-          <w:rFonts w:ascii="Calibri" w:hAnsi="Calibri" w:cs="Calibri"/>
-          <w:b/>
-          <w:bCs/>
-          <w:color w:val="D86DCB" w:themeColor="accent5" w:themeTint="99"/>
-          <w:sz w:val="36"/>
-          <w:szCs w:val="36"/>
-        </w:rPr>
-        <w:t xml:space="preserve"> != null) {</w:t>
-      </w:r>
-    </w:p>
-    <w:p>
-      <w:pPr>
-        <w:jc w:val="both"/>
-        <w:rPr>
-          <w:rFonts w:ascii="Calibri" w:hAnsi="Calibri" w:cs="Calibri"/>
-          <w:b/>
-          <w:bCs/>
-          <w:color w:val="D86DCB" w:themeColor="accent5" w:themeTint="99"/>
-          <w:sz w:val="36"/>
-          <w:szCs w:val="36"/>
-        </w:rPr>
-      </w:pPr>
-      <w:r>
-        <w:rPr>
-          <w:rFonts w:ascii="Calibri" w:hAnsi="Calibri" w:cs="Calibri"/>
-          <w:b/>
-          <w:bCs/>
-          <w:color w:val="D86DCB" w:themeColor="accent5" w:themeTint="99"/>
-          <w:sz w:val="36"/>
-          <w:szCs w:val="36"/>
-        </w:rPr>
-        <w:t xml:space="preserve">      _</w:t>
-      </w:r>
-      <w:proofErr w:type="spellStart"/>
-      <w:r>
-        <w:rPr>
-          <w:rFonts w:ascii="Calibri" w:hAnsi="Calibri" w:cs="Calibri"/>
-          <w:b/>
-          <w:bCs/>
-          <w:color w:val="D86DCB" w:themeColor="accent5" w:themeTint="99"/>
-          <w:sz w:val="36"/>
-          <w:szCs w:val="36"/>
-        </w:rPr>
-        <w:t>handleAuthDeepLink</w:t>
-      </w:r>
-      <w:proofErr w:type="spellEnd"/>
-      <w:r>
-        <w:rPr>
-          <w:rFonts w:ascii="Calibri" w:hAnsi="Calibri" w:cs="Calibri"/>
-          <w:b/>
-          <w:bCs/>
-          <w:color w:val="D86DCB" w:themeColor="accent5" w:themeTint="99"/>
-          <w:sz w:val="36"/>
-          <w:szCs w:val="36"/>
-        </w:rPr>
-        <w:t>(</w:t>
-      </w:r>
-      <w:proofErr w:type="spellStart"/>
-      <w:r>
-        <w:rPr>
-          <w:rFonts w:ascii="Calibri" w:hAnsi="Calibri" w:cs="Calibri"/>
-          <w:b/>
-          <w:bCs/>
-          <w:color w:val="D86DCB" w:themeColor="accent5" w:themeTint="99"/>
-          <w:sz w:val="36"/>
-          <w:szCs w:val="36"/>
-        </w:rPr>
-        <w:t>initialUri</w:t>
-      </w:r>
-      <w:proofErr w:type="spellEnd"/>
-      <w:r>
-        <w:rPr>
-          <w:rFonts w:ascii="Calibri" w:hAnsi="Calibri" w:cs="Calibri"/>
-          <w:b/>
-          <w:bCs/>
-          <w:color w:val="D86DCB" w:themeColor="accent5" w:themeTint="99"/>
-          <w:sz w:val="36"/>
-          <w:szCs w:val="36"/>
-        </w:rPr>
-        <w:t>);</w:t>
-      </w:r>
-    </w:p>
-    <w:p>
-      <w:pPr>
-        <w:jc w:val="both"/>
-        <w:rPr>
-          <w:rFonts w:ascii="Calibri" w:hAnsi="Calibri" w:cs="Calibri"/>
-          <w:b/>
-          <w:bCs/>
-          <w:color w:val="D86DCB" w:themeColor="accent5" w:themeTint="99"/>
-          <w:sz w:val="36"/>
-          <w:szCs w:val="36"/>
-        </w:rPr>
-      </w:pPr>
-      <w:r>
-        <w:rPr>
-          <w:rFonts w:ascii="Calibri" w:hAnsi="Calibri" w:cs="Calibri"/>
-          <w:b/>
-          <w:bCs/>
-          <w:color w:val="D86DCB" w:themeColor="accent5" w:themeTint="99"/>
-          <w:sz w:val="36"/>
-          <w:szCs w:val="36"/>
-        </w:rPr>
-        <w:t xml:space="preserve">    }</w:t>
-      </w:r>
-    </w:p>
-    <w:p>
-      <w:pPr>
-        <w:jc w:val="both"/>
-        <w:rPr>
-          <w:rFonts w:ascii="Calibri" w:hAnsi="Calibri" w:cs="Calibri"/>
-          <w:b/>
-          <w:bCs/>
-          <w:color w:val="D86DCB" w:themeColor="accent5" w:themeTint="99"/>
-          <w:sz w:val="36"/>
-          <w:szCs w:val="36"/>
-        </w:rPr>
-      </w:pPr>
-    </w:p>
-    <w:p>
-      <w:pPr>
-        <w:jc w:val="both"/>
-        <w:rPr>
-          <w:rFonts w:ascii="Calibri" w:hAnsi="Calibri" w:cs="Calibri"/>
-          <w:b/>
-          <w:bCs/>
-          <w:color w:val="D86DCB" w:themeColor="accent5" w:themeTint="99"/>
-          <w:sz w:val="36"/>
-          <w:szCs w:val="36"/>
-        </w:rPr>
-      </w:pPr>
-      <w:r>
-        <w:rPr>
-          <w:rFonts w:ascii="Calibri" w:hAnsi="Calibri" w:cs="Calibri"/>
-          <w:b/>
-          <w:bCs/>
-          <w:color w:val="D86DCB" w:themeColor="accent5" w:themeTint="99"/>
-          <w:sz w:val="36"/>
-          <w:szCs w:val="36"/>
-        </w:rPr>
-        <w:t xml:space="preserve">    return _</w:t>
-      </w:r>
-      <w:proofErr w:type="spellStart"/>
-      <w:proofErr w:type="gramStart"/>
-      <w:r>
-        <w:rPr>
-          <w:rFonts w:ascii="Calibri" w:hAnsi="Calibri" w:cs="Calibri"/>
-          <w:b/>
-          <w:bCs/>
-          <w:color w:val="D86DCB" w:themeColor="accent5" w:themeTint="99"/>
-          <w:sz w:val="36"/>
-          <w:szCs w:val="36"/>
-        </w:rPr>
-        <w:t>authCompleter</w:t>
-      </w:r>
-      <w:proofErr w:type="spellEnd"/>
-      <w:r>
-        <w:rPr>
-          <w:rFonts w:ascii="Calibri" w:hAnsi="Calibri" w:cs="Calibri"/>
-          <w:b/>
-          <w:bCs/>
-          <w:color w:val="D86DCB" w:themeColor="accent5" w:themeTint="99"/>
-          <w:sz w:val="36"/>
-          <w:szCs w:val="36"/>
-        </w:rPr>
-        <w:t>!.</w:t>
-      </w:r>
-      <w:proofErr w:type="gramEnd"/>
-      <w:r>
-        <w:rPr>
-          <w:rFonts w:ascii="Calibri" w:hAnsi="Calibri" w:cs="Calibri"/>
-          <w:b/>
-          <w:bCs/>
-          <w:color w:val="D86DCB" w:themeColor="accent5" w:themeTint="99"/>
-          <w:sz w:val="36"/>
-          <w:szCs w:val="36"/>
-        </w:rPr>
-        <w:t>future;</w:t>
-      </w:r>
-    </w:p>
-    <w:p>
-      <w:pPr>
-        <w:jc w:val="both"/>
-        <w:rPr>
-          <w:rFonts w:ascii="Calibri" w:hAnsi="Calibri" w:cs="Calibri"/>
-          <w:b/>
-          <w:bCs/>
-          <w:color w:val="D86DCB" w:themeColor="accent5" w:themeTint="99"/>
-          <w:sz w:val="36"/>
-          <w:szCs w:val="36"/>
-        </w:rPr>
-      </w:pPr>
-      <w:r>
-        <w:rPr>
-          <w:rFonts w:ascii="Calibri" w:hAnsi="Calibri" w:cs="Calibri"/>
-          <w:b/>
-          <w:bCs/>
-          <w:color w:val="D86DCB" w:themeColor="accent5" w:themeTint="99"/>
-          <w:sz w:val="36"/>
-          <w:szCs w:val="36"/>
-        </w:rPr>
-        <w:t xml:space="preserve">  }</w:t>
-      </w:r>
-    </w:p>
-    <w:p>
-      <w:pPr>
-        <w:jc w:val="both"/>
-        <w:rPr>
-          <w:rFonts w:ascii="Calibri" w:hAnsi="Calibri" w:cs="Calibri"/>
-          <w:b/>
-          <w:bCs/>
-          <w:color w:val="D86DCB" w:themeColor="accent5" w:themeTint="99"/>
-          <w:sz w:val="36"/>
-          <w:szCs w:val="36"/>
-        </w:rPr>
-      </w:pPr>
-    </w:p>
-    <w:p>
-      <w:pPr>
-        <w:jc w:val="both"/>
-        <w:rPr>
-          <w:rFonts w:ascii="Calibri" w:hAnsi="Calibri" w:cs="Calibri"/>
-          <w:b/>
-          <w:bCs/>
-          <w:color w:val="D86DCB" w:themeColor="accent5" w:themeTint="99"/>
-          <w:sz w:val="36"/>
-          <w:szCs w:val="36"/>
-        </w:rPr>
-      </w:pPr>
-      <w:r>
-        <w:rPr>
-          <w:rFonts w:ascii="Calibri" w:hAnsi="Calibri" w:cs="Calibri"/>
-          <w:b/>
-          <w:bCs/>
-          <w:color w:val="D86DCB" w:themeColor="accent5" w:themeTint="99"/>
-          <w:sz w:val="36"/>
-          <w:szCs w:val="36"/>
-        </w:rPr>
-        <w:t xml:space="preserve">  Future&lt;void&gt; _</w:t>
-      </w:r>
-      <w:proofErr w:type="spellStart"/>
-      <w:proofErr w:type="gramStart"/>
-      <w:r>
-        <w:rPr>
-          <w:rFonts w:ascii="Calibri" w:hAnsi="Calibri" w:cs="Calibri"/>
-          <w:b/>
-          <w:bCs/>
-          <w:color w:val="D86DCB" w:themeColor="accent5" w:themeTint="99"/>
-          <w:sz w:val="36"/>
-          <w:szCs w:val="36"/>
-        </w:rPr>
-        <w:t>handleAuthDeepLink</w:t>
-      </w:r>
-      <w:proofErr w:type="spellEnd"/>
-      <w:r>
-        <w:rPr>
-          <w:rFonts w:ascii="Calibri" w:hAnsi="Calibri" w:cs="Calibri"/>
-          <w:b/>
-          <w:bCs/>
-          <w:color w:val="D86DCB" w:themeColor="accent5" w:themeTint="99"/>
-          <w:sz w:val="36"/>
-          <w:szCs w:val="36"/>
-        </w:rPr>
-        <w:t>(</w:t>
-      </w:r>
-      <w:proofErr w:type="gramEnd"/>
-      <w:r>
-        <w:rPr>
-          <w:rFonts w:ascii="Calibri" w:hAnsi="Calibri" w:cs="Calibri"/>
-          <w:b/>
-          <w:bCs/>
-          <w:color w:val="D86DCB" w:themeColor="accent5" w:themeTint="99"/>
-          <w:sz w:val="36"/>
-          <w:szCs w:val="36"/>
-        </w:rPr>
-        <w:t xml:space="preserve">Uri </w:t>
-      </w:r>
-      <w:proofErr w:type="spellStart"/>
-      <w:r>
-        <w:rPr>
-          <w:rFonts w:ascii="Calibri" w:hAnsi="Calibri" w:cs="Calibri"/>
-          <w:b/>
-          <w:bCs/>
-          <w:color w:val="D86DCB" w:themeColor="accent5" w:themeTint="99"/>
-          <w:sz w:val="36"/>
-          <w:szCs w:val="36"/>
-        </w:rPr>
-        <w:t>uri</w:t>
-      </w:r>
-      <w:proofErr w:type="spellEnd"/>
-      <w:r>
-        <w:rPr>
-          <w:rFonts w:ascii="Calibri" w:hAnsi="Calibri" w:cs="Calibri"/>
-          <w:b/>
-          <w:bCs/>
-          <w:color w:val="D86DCB" w:themeColor="accent5" w:themeTint="99"/>
-          <w:sz w:val="36"/>
-          <w:szCs w:val="36"/>
-        </w:rPr>
-        <w:t>) async {</w:t>
-      </w:r>
-    </w:p>
-    <w:p>
-      <w:pPr>
-        <w:jc w:val="both"/>
-        <w:rPr>
-          <w:rFonts w:ascii="Calibri" w:hAnsi="Calibri" w:cs="Calibri"/>
-          <w:b/>
-          <w:bCs/>
-          <w:color w:val="D86DCB" w:themeColor="accent5" w:themeTint="99"/>
-          <w:sz w:val="36"/>
-          <w:szCs w:val="36"/>
-        </w:rPr>
-      </w:pPr>
-      <w:r>
-        <w:rPr>
-          <w:rFonts w:ascii="Calibri" w:hAnsi="Calibri" w:cs="Calibri"/>
-          <w:b/>
-          <w:bCs/>
-          <w:color w:val="D86DCB" w:themeColor="accent5" w:themeTint="99"/>
-          <w:sz w:val="36"/>
-          <w:szCs w:val="36"/>
-        </w:rPr>
-        <w:t xml:space="preserve">    </w:t>
-      </w:r>
-      <w:proofErr w:type="gramStart"/>
-      <w:r>
-        <w:rPr>
-          <w:rFonts w:ascii="Calibri" w:hAnsi="Calibri" w:cs="Calibri"/>
-          <w:b/>
-          <w:bCs/>
-          <w:color w:val="D86DCB" w:themeColor="accent5" w:themeTint="99"/>
-          <w:sz w:val="36"/>
-          <w:szCs w:val="36"/>
-        </w:rPr>
-        <w:t>if(</w:t>
-      </w:r>
-      <w:proofErr w:type="spellStart"/>
-      <w:proofErr w:type="gramEnd"/>
-      <w:r>
-        <w:rPr>
-          <w:rFonts w:ascii="Calibri" w:hAnsi="Calibri" w:cs="Calibri"/>
-          <w:b/>
-          <w:bCs/>
-          <w:color w:val="D86DCB" w:themeColor="accent5" w:themeTint="99"/>
-          <w:sz w:val="36"/>
-          <w:szCs w:val="36"/>
-        </w:rPr>
-        <w:t>uri.host</w:t>
-      </w:r>
-      <w:proofErr w:type="spellEnd"/>
-      <w:r>
-        <w:rPr>
-          <w:rFonts w:ascii="Calibri" w:hAnsi="Calibri" w:cs="Calibri"/>
-          <w:b/>
-          <w:bCs/>
-          <w:color w:val="D86DCB" w:themeColor="accent5" w:themeTint="99"/>
-          <w:sz w:val="36"/>
-          <w:szCs w:val="36"/>
-        </w:rPr>
-        <w:t xml:space="preserve"> != 'auth') return;</w:t>
-      </w:r>
-    </w:p>
-    <w:p>
-      <w:pPr>
-        <w:jc w:val="both"/>
-        <w:rPr>
-          <w:rFonts w:ascii="Calibri" w:hAnsi="Calibri" w:cs="Calibri"/>
-          <w:b/>
-          <w:bCs/>
-          <w:color w:val="D86DCB" w:themeColor="accent5" w:themeTint="99"/>
-          <w:sz w:val="36"/>
-          <w:szCs w:val="36"/>
-        </w:rPr>
-      </w:pPr>
-    </w:p>
-    <w:p>
-      <w:pPr>
-        <w:jc w:val="both"/>
-        <w:rPr>
-          <w:rFonts w:ascii="Calibri" w:hAnsi="Calibri" w:cs="Calibri"/>
-          <w:b/>
-          <w:bCs/>
-          <w:color w:val="D86DCB" w:themeColor="accent5" w:themeTint="99"/>
-          <w:sz w:val="36"/>
-          <w:szCs w:val="36"/>
-        </w:rPr>
-      </w:pPr>
-      <w:r>
-        <w:rPr>
-          <w:rFonts w:ascii="Calibri" w:hAnsi="Calibri" w:cs="Calibri"/>
-          <w:b/>
-          <w:bCs/>
-          <w:color w:val="D86DCB" w:themeColor="accent5" w:themeTint="99"/>
-          <w:sz w:val="36"/>
-          <w:szCs w:val="36"/>
-        </w:rPr>
-        <w:t xml:space="preserve">    final approved =</w:t>
-      </w:r>
-    </w:p>
-    <w:p>
-      <w:pPr>
-        <w:jc w:val="both"/>
-        <w:rPr>
-          <w:rFonts w:ascii="Calibri" w:hAnsi="Calibri" w:cs="Calibri"/>
-          <w:b/>
-          <w:bCs/>
-          <w:color w:val="D86DCB" w:themeColor="accent5" w:themeTint="99"/>
-          <w:sz w:val="36"/>
-          <w:szCs w:val="36"/>
-        </w:rPr>
-      </w:pPr>
-      <w:r>
-        <w:rPr>
-          <w:rFonts w:ascii="Calibri" w:hAnsi="Calibri" w:cs="Calibri"/>
-          <w:b/>
-          <w:bCs/>
-          <w:color w:val="D86DCB" w:themeColor="accent5" w:themeTint="99"/>
-          <w:sz w:val="36"/>
-          <w:szCs w:val="36"/>
-        </w:rPr>
-        <w:t xml:space="preserve">    </w:t>
-      </w:r>
-      <w:proofErr w:type="spellStart"/>
-      <w:proofErr w:type="gramStart"/>
-      <w:r>
-        <w:rPr>
-          <w:rFonts w:ascii="Calibri" w:hAnsi="Calibri" w:cs="Calibri"/>
-          <w:b/>
-          <w:bCs/>
-          <w:color w:val="D86DCB" w:themeColor="accent5" w:themeTint="99"/>
-          <w:sz w:val="36"/>
-          <w:szCs w:val="36"/>
-        </w:rPr>
-        <w:t>uri.queryParameters</w:t>
-      </w:r>
-      <w:proofErr w:type="spellEnd"/>
-      <w:proofErr w:type="gramEnd"/>
-      <w:r>
-        <w:rPr>
-          <w:rFonts w:ascii="Calibri" w:hAnsi="Calibri" w:cs="Calibri"/>
-          <w:b/>
-          <w:bCs/>
-          <w:color w:val="D86DCB" w:themeColor="accent5" w:themeTint="99"/>
-          <w:sz w:val="36"/>
-          <w:szCs w:val="36"/>
-        </w:rPr>
-        <w:t>['approved'];</w:t>
-      </w:r>
-    </w:p>
-    <w:p>
-      <w:pPr>
-        <w:jc w:val="both"/>
-        <w:rPr>
-          <w:rFonts w:ascii="Calibri" w:hAnsi="Calibri" w:cs="Calibri"/>
-          <w:b/>
-          <w:bCs/>
-          <w:color w:val="D86DCB" w:themeColor="accent5" w:themeTint="99"/>
-          <w:sz w:val="36"/>
-          <w:szCs w:val="36"/>
-        </w:rPr>
-      </w:pPr>
-    </w:p>
-    <w:p>
-      <w:pPr>
-        <w:jc w:val="both"/>
-        <w:rPr>
-          <w:rFonts w:ascii="Calibri" w:hAnsi="Calibri" w:cs="Calibri"/>
-          <w:b/>
-          <w:bCs/>
-          <w:color w:val="D86DCB" w:themeColor="accent5" w:themeTint="99"/>
-          <w:sz w:val="36"/>
-          <w:szCs w:val="36"/>
-        </w:rPr>
-      </w:pPr>
-      <w:r>
-        <w:rPr>
-          <w:rFonts w:ascii="Calibri" w:hAnsi="Calibri" w:cs="Calibri"/>
-          <w:b/>
-          <w:bCs/>
-          <w:color w:val="D86DCB" w:themeColor="accent5" w:themeTint="99"/>
-          <w:sz w:val="36"/>
-          <w:szCs w:val="36"/>
-        </w:rPr>
-        <w:t xml:space="preserve">    final </w:t>
-      </w:r>
-      <w:proofErr w:type="spellStart"/>
-      <w:r>
-        <w:rPr>
-          <w:rFonts w:ascii="Calibri" w:hAnsi="Calibri" w:cs="Calibri"/>
-          <w:b/>
-          <w:bCs/>
-          <w:color w:val="D86DCB" w:themeColor="accent5" w:themeTint="99"/>
-          <w:sz w:val="36"/>
-          <w:szCs w:val="36"/>
-        </w:rPr>
-        <w:t>requestToken</w:t>
-      </w:r>
-      <w:proofErr w:type="spellEnd"/>
-      <w:r>
-        <w:rPr>
-          <w:rFonts w:ascii="Calibri" w:hAnsi="Calibri" w:cs="Calibri"/>
-          <w:b/>
-          <w:bCs/>
-          <w:color w:val="D86DCB" w:themeColor="accent5" w:themeTint="99"/>
-          <w:sz w:val="36"/>
-          <w:szCs w:val="36"/>
-        </w:rPr>
-        <w:t xml:space="preserve"> =</w:t>
-      </w:r>
-    </w:p>
-    <w:p>
-      <w:pPr>
-        <w:jc w:val="both"/>
-        <w:rPr>
-          <w:rFonts w:ascii="Calibri" w:hAnsi="Calibri" w:cs="Calibri"/>
-          <w:b/>
-          <w:bCs/>
-          <w:color w:val="D86DCB" w:themeColor="accent5" w:themeTint="99"/>
-          <w:sz w:val="36"/>
-          <w:szCs w:val="36"/>
-        </w:rPr>
-      </w:pPr>
-      <w:r>
-        <w:rPr>
-          <w:rFonts w:ascii="Calibri" w:hAnsi="Calibri" w:cs="Calibri"/>
-          <w:b/>
-          <w:bCs/>
-          <w:color w:val="D86DCB" w:themeColor="accent5" w:themeTint="99"/>
-          <w:sz w:val="36"/>
-          <w:szCs w:val="36"/>
-        </w:rPr>
-        <w:t xml:space="preserve">    </w:t>
-      </w:r>
-      <w:proofErr w:type="spellStart"/>
-      <w:proofErr w:type="gramStart"/>
-      <w:r>
-        <w:rPr>
-          <w:rFonts w:ascii="Calibri" w:hAnsi="Calibri" w:cs="Calibri"/>
-          <w:b/>
-          <w:bCs/>
-          <w:color w:val="D86DCB" w:themeColor="accent5" w:themeTint="99"/>
-          <w:sz w:val="36"/>
-          <w:szCs w:val="36"/>
-        </w:rPr>
-        <w:t>uri.queryParameters</w:t>
-      </w:r>
-      <w:proofErr w:type="spellEnd"/>
-      <w:proofErr w:type="gramEnd"/>
-      <w:r>
-        <w:rPr>
-          <w:rFonts w:ascii="Calibri" w:hAnsi="Calibri" w:cs="Calibri"/>
-          <w:b/>
-          <w:bCs/>
-          <w:color w:val="D86DCB" w:themeColor="accent5" w:themeTint="99"/>
-          <w:sz w:val="36"/>
-          <w:szCs w:val="36"/>
-        </w:rPr>
-        <w:t>['</w:t>
-      </w:r>
-      <w:proofErr w:type="spellStart"/>
-      <w:r>
-        <w:rPr>
-          <w:rFonts w:ascii="Calibri" w:hAnsi="Calibri" w:cs="Calibri"/>
-          <w:b/>
-          <w:bCs/>
-          <w:color w:val="D86DCB" w:themeColor="accent5" w:themeTint="99"/>
-          <w:sz w:val="36"/>
-          <w:szCs w:val="36"/>
-        </w:rPr>
-        <w:t>request_token</w:t>
-      </w:r>
-      <w:proofErr w:type="spellEnd"/>
-      <w:r>
-        <w:rPr>
-          <w:rFonts w:ascii="Calibri" w:hAnsi="Calibri" w:cs="Calibri"/>
-          <w:b/>
-          <w:bCs/>
-          <w:color w:val="D86DCB" w:themeColor="accent5" w:themeTint="99"/>
-          <w:sz w:val="36"/>
-          <w:szCs w:val="36"/>
-        </w:rPr>
-        <w:t>'];</w:t>
-      </w:r>
-    </w:p>
-    <w:p>
-      <w:pPr>
-        <w:jc w:val="both"/>
-        <w:rPr>
-          <w:rFonts w:ascii="Calibri" w:hAnsi="Calibri" w:cs="Calibri"/>
-          <w:b/>
-          <w:bCs/>
-          <w:color w:val="D86DCB" w:themeColor="accent5" w:themeTint="99"/>
-          <w:sz w:val="36"/>
-          <w:szCs w:val="36"/>
-        </w:rPr>
-      </w:pPr>
-    </w:p>
-    <w:p>
-      <w:pPr>
-        <w:jc w:val="both"/>
-        <w:rPr>
-          <w:rFonts w:ascii="Calibri" w:hAnsi="Calibri" w:cs="Calibri"/>
-          <w:b/>
-          <w:bCs/>
-          <w:color w:val="D86DCB" w:themeColor="accent5" w:themeTint="99"/>
-          <w:sz w:val="36"/>
-          <w:szCs w:val="36"/>
-        </w:rPr>
-      </w:pPr>
-      <w:r>
-        <w:rPr>
-          <w:rFonts w:ascii="Calibri" w:hAnsi="Calibri" w:cs="Calibri"/>
-          <w:b/>
-          <w:bCs/>
-          <w:color w:val="D86DCB" w:themeColor="accent5" w:themeTint="99"/>
-          <w:sz w:val="36"/>
-          <w:szCs w:val="36"/>
-        </w:rPr>
-        <w:t xml:space="preserve">    if (</w:t>
-      </w:r>
-      <w:proofErr w:type="gramStart"/>
-      <w:r>
-        <w:rPr>
-          <w:rFonts w:ascii="Calibri" w:hAnsi="Calibri" w:cs="Calibri"/>
-          <w:b/>
-          <w:bCs/>
-          <w:color w:val="D86DCB" w:themeColor="accent5" w:themeTint="99"/>
-          <w:sz w:val="36"/>
-          <w:szCs w:val="36"/>
-        </w:rPr>
-        <w:t>approved !</w:t>
-      </w:r>
-      <w:proofErr w:type="gramEnd"/>
-      <w:r>
-        <w:rPr>
-          <w:rFonts w:ascii="Calibri" w:hAnsi="Calibri" w:cs="Calibri"/>
-          <w:b/>
-          <w:bCs/>
-          <w:color w:val="D86DCB" w:themeColor="accent5" w:themeTint="99"/>
-          <w:sz w:val="36"/>
-          <w:szCs w:val="36"/>
-        </w:rPr>
-        <w:t xml:space="preserve">= 'true' || </w:t>
-      </w:r>
-      <w:proofErr w:type="spellStart"/>
-      <w:r>
-        <w:rPr>
-          <w:rFonts w:ascii="Calibri" w:hAnsi="Calibri" w:cs="Calibri"/>
-          <w:b/>
-          <w:bCs/>
-          <w:color w:val="D86DCB" w:themeColor="accent5" w:themeTint="99"/>
-          <w:sz w:val="36"/>
-          <w:szCs w:val="36"/>
-        </w:rPr>
-        <w:t>requestToken</w:t>
-      </w:r>
-      <w:proofErr w:type="spellEnd"/>
-      <w:r>
-        <w:rPr>
-          <w:rFonts w:ascii="Calibri" w:hAnsi="Calibri" w:cs="Calibri"/>
-          <w:b/>
-          <w:bCs/>
-          <w:color w:val="D86DCB" w:themeColor="accent5" w:themeTint="99"/>
-          <w:sz w:val="36"/>
-          <w:szCs w:val="36"/>
-        </w:rPr>
-        <w:t xml:space="preserve"> == null) {</w:t>
-      </w:r>
-    </w:p>
-    <w:p>
-      <w:pPr>
-        <w:jc w:val="both"/>
-        <w:rPr>
-          <w:rFonts w:ascii="Calibri" w:hAnsi="Calibri" w:cs="Calibri"/>
-          <w:b/>
-          <w:bCs/>
-          <w:color w:val="D86DCB" w:themeColor="accent5" w:themeTint="99"/>
-          <w:sz w:val="36"/>
-          <w:szCs w:val="36"/>
-        </w:rPr>
-      </w:pPr>
-      <w:r>
-        <w:rPr>
-          <w:rFonts w:ascii="Calibri" w:hAnsi="Calibri" w:cs="Calibri"/>
-          <w:b/>
-          <w:bCs/>
-          <w:color w:val="D86DCB" w:themeColor="accent5" w:themeTint="99"/>
-          <w:sz w:val="36"/>
-          <w:szCs w:val="36"/>
-        </w:rPr>
-        <w:t xml:space="preserve">      await _</w:t>
-      </w:r>
-      <w:proofErr w:type="spellStart"/>
-      <w:proofErr w:type="gramStart"/>
-      <w:r>
-        <w:rPr>
-          <w:rFonts w:ascii="Calibri" w:hAnsi="Calibri" w:cs="Calibri"/>
-          <w:b/>
-          <w:bCs/>
-          <w:color w:val="D86DCB" w:themeColor="accent5" w:themeTint="99"/>
-          <w:sz w:val="36"/>
-          <w:szCs w:val="36"/>
-        </w:rPr>
-        <w:t>stopAuth</w:t>
-      </w:r>
-      <w:proofErr w:type="spellEnd"/>
-      <w:r>
-        <w:rPr>
-          <w:rFonts w:ascii="Calibri" w:hAnsi="Calibri" w:cs="Calibri"/>
-          <w:b/>
-          <w:bCs/>
-          <w:color w:val="D86DCB" w:themeColor="accent5" w:themeTint="99"/>
-          <w:sz w:val="36"/>
-          <w:szCs w:val="36"/>
-        </w:rPr>
-        <w:t>(</w:t>
-      </w:r>
-      <w:proofErr w:type="gramEnd"/>
-      <w:r>
-        <w:rPr>
-          <w:rFonts w:ascii="Calibri" w:hAnsi="Calibri" w:cs="Calibri"/>
-          <w:b/>
-          <w:bCs/>
-          <w:color w:val="D86DCB" w:themeColor="accent5" w:themeTint="99"/>
-          <w:sz w:val="36"/>
-          <w:szCs w:val="36"/>
-        </w:rPr>
-        <w:t>);</w:t>
-      </w:r>
-    </w:p>
-    <w:p>
-      <w:pPr>
-        <w:jc w:val="both"/>
-        <w:rPr>
-          <w:rFonts w:ascii="Calibri" w:hAnsi="Calibri" w:cs="Calibri"/>
-          <w:b/>
-          <w:bCs/>
-          <w:color w:val="D86DCB" w:themeColor="accent5" w:themeTint="99"/>
-          <w:sz w:val="36"/>
-          <w:szCs w:val="36"/>
-        </w:rPr>
-      </w:pPr>
-      <w:r>
-        <w:rPr>
-          <w:rFonts w:ascii="Calibri" w:hAnsi="Calibri" w:cs="Calibri"/>
-          <w:b/>
-          <w:bCs/>
-          <w:color w:val="D86DCB" w:themeColor="accent5" w:themeTint="99"/>
-          <w:sz w:val="36"/>
-          <w:szCs w:val="36"/>
-        </w:rPr>
-        <w:t xml:space="preserve">      _</w:t>
-      </w:r>
-      <w:proofErr w:type="spellStart"/>
-      <w:r>
-        <w:rPr>
-          <w:rFonts w:ascii="Calibri" w:hAnsi="Calibri" w:cs="Calibri"/>
-          <w:b/>
-          <w:bCs/>
-          <w:color w:val="D86DCB" w:themeColor="accent5" w:themeTint="99"/>
-          <w:sz w:val="36"/>
-          <w:szCs w:val="36"/>
-        </w:rPr>
-        <w:t>completeAuth</w:t>
-      </w:r>
-      <w:proofErr w:type="spellEnd"/>
-      <w:r>
-        <w:rPr>
-          <w:rFonts w:ascii="Calibri" w:hAnsi="Calibri" w:cs="Calibri"/>
-          <w:b/>
-          <w:bCs/>
-          <w:color w:val="D86DCB" w:themeColor="accent5" w:themeTint="99"/>
-          <w:sz w:val="36"/>
-          <w:szCs w:val="36"/>
-        </w:rPr>
-        <w:t>(false);</w:t>
-      </w:r>
-    </w:p>
-    <w:p>
-      <w:pPr>
-        <w:jc w:val="both"/>
-        <w:rPr>
-          <w:rFonts w:ascii="Calibri" w:hAnsi="Calibri" w:cs="Calibri"/>
-          <w:b/>
-          <w:bCs/>
-          <w:color w:val="D86DCB" w:themeColor="accent5" w:themeTint="99"/>
-          <w:sz w:val="36"/>
-          <w:szCs w:val="36"/>
-        </w:rPr>
-      </w:pPr>
-      <w:r>
-        <w:rPr>
-          <w:rFonts w:ascii="Calibri" w:hAnsi="Calibri" w:cs="Calibri"/>
-          <w:b/>
-          <w:bCs/>
-          <w:color w:val="D86DCB" w:themeColor="accent5" w:themeTint="99"/>
-          <w:sz w:val="36"/>
-          <w:szCs w:val="36"/>
-        </w:rPr>
-        <w:t xml:space="preserve">      return;</w:t>
-      </w:r>
-    </w:p>
-    <w:p>
-      <w:pPr>
-        <w:jc w:val="both"/>
-        <w:rPr>
-          <w:rFonts w:ascii="Calibri" w:hAnsi="Calibri" w:cs="Calibri"/>
-          <w:b/>
-          <w:bCs/>
-          <w:color w:val="D86DCB" w:themeColor="accent5" w:themeTint="99"/>
-          <w:sz w:val="36"/>
-          <w:szCs w:val="36"/>
-        </w:rPr>
-      </w:pPr>
-      <w:r>
-        <w:rPr>
-          <w:rFonts w:ascii="Calibri" w:hAnsi="Calibri" w:cs="Calibri"/>
-          <w:b/>
-          <w:bCs/>
-          <w:color w:val="D86DCB" w:themeColor="accent5" w:themeTint="99"/>
-          <w:sz w:val="36"/>
-          <w:szCs w:val="36"/>
-        </w:rPr>
-        <w:t xml:space="preserve">    }</w:t>
-      </w:r>
-    </w:p>
-    <w:p>
-      <w:pPr>
-        <w:jc w:val="both"/>
-        <w:rPr>
-          <w:rFonts w:ascii="Calibri" w:hAnsi="Calibri" w:cs="Calibri"/>
-          <w:b/>
-          <w:bCs/>
-          <w:color w:val="D86DCB" w:themeColor="accent5" w:themeTint="99"/>
-          <w:sz w:val="36"/>
-          <w:szCs w:val="36"/>
-        </w:rPr>
-      </w:pPr>
-    </w:p>
-    <w:p>
-      <w:pPr>
-        <w:jc w:val="both"/>
-        <w:rPr>
-          <w:rFonts w:ascii="Calibri" w:hAnsi="Calibri" w:cs="Calibri"/>
-          <w:b/>
-          <w:bCs/>
-          <w:color w:val="D86DCB" w:themeColor="accent5" w:themeTint="99"/>
-          <w:sz w:val="36"/>
-          <w:szCs w:val="36"/>
-        </w:rPr>
-      </w:pPr>
-      <w:r>
-        <w:rPr>
-          <w:rFonts w:ascii="Calibri" w:hAnsi="Calibri" w:cs="Calibri"/>
-          <w:b/>
-          <w:bCs/>
-          <w:color w:val="D86DCB" w:themeColor="accent5" w:themeTint="99"/>
-          <w:sz w:val="36"/>
-          <w:szCs w:val="36"/>
-        </w:rPr>
-        <w:t xml:space="preserve">    final response = await </w:t>
-      </w:r>
-      <w:proofErr w:type="spellStart"/>
-      <w:r>
-        <w:rPr>
-          <w:rFonts w:ascii="Calibri" w:hAnsi="Calibri" w:cs="Calibri"/>
-          <w:b/>
-          <w:bCs/>
-          <w:color w:val="D86DCB" w:themeColor="accent5" w:themeTint="99"/>
-          <w:sz w:val="36"/>
-          <w:szCs w:val="36"/>
-        </w:rPr>
-        <w:t>apiService.getRequest</w:t>
-      </w:r>
-      <w:proofErr w:type="spellEnd"/>
-      <w:r>
-        <w:rPr>
-          <w:rFonts w:ascii="Calibri" w:hAnsi="Calibri" w:cs="Calibri"/>
-          <w:b/>
-          <w:bCs/>
-          <w:color w:val="D86DCB" w:themeColor="accent5" w:themeTint="99"/>
-          <w:sz w:val="36"/>
-          <w:szCs w:val="36"/>
-        </w:rPr>
-        <w:t>(url: '...');</w:t>
-      </w:r>
-    </w:p>
-    <w:p>
-      <w:pPr>
-        <w:jc w:val="both"/>
-        <w:rPr>
-          <w:rFonts w:ascii="Calibri" w:hAnsi="Calibri" w:cs="Calibri"/>
-          <w:b/>
-          <w:bCs/>
-          <w:color w:val="D86DCB" w:themeColor="accent5" w:themeTint="99"/>
-          <w:sz w:val="36"/>
-          <w:szCs w:val="36"/>
-        </w:rPr>
-      </w:pPr>
-      <w:r>
-        <w:rPr>
-          <w:rFonts w:ascii="Calibri" w:hAnsi="Calibri" w:cs="Calibri"/>
-          <w:b/>
-          <w:bCs/>
-          <w:color w:val="D86DCB" w:themeColor="accent5" w:themeTint="99"/>
-          <w:sz w:val="36"/>
-          <w:szCs w:val="36"/>
-        </w:rPr>
-        <w:t xml:space="preserve">    if(</w:t>
-      </w:r>
-      <w:proofErr w:type="spellStart"/>
-      <w:proofErr w:type="gramStart"/>
-      <w:r>
-        <w:rPr>
-          <w:rFonts w:ascii="Calibri" w:hAnsi="Calibri" w:cs="Calibri"/>
-          <w:b/>
-          <w:bCs/>
-          <w:color w:val="D86DCB" w:themeColor="accent5" w:themeTint="99"/>
-          <w:sz w:val="36"/>
-          <w:szCs w:val="36"/>
-        </w:rPr>
-        <w:t>response.isSuccess</w:t>
-      </w:r>
-      <w:proofErr w:type="spellEnd"/>
-      <w:proofErr w:type="gramEnd"/>
-      <w:r>
-        <w:rPr>
-          <w:rFonts w:ascii="Calibri" w:hAnsi="Calibri" w:cs="Calibri"/>
-          <w:b/>
-          <w:bCs/>
-          <w:color w:val="D86DCB" w:themeColor="accent5" w:themeTint="99"/>
-          <w:sz w:val="36"/>
-          <w:szCs w:val="36"/>
-        </w:rPr>
-        <w:t>) {</w:t>
-      </w:r>
-    </w:p>
-    <w:p>
-      <w:pPr>
-        <w:jc w:val="both"/>
-        <w:rPr>
-          <w:rFonts w:ascii="Calibri" w:hAnsi="Calibri" w:cs="Calibri"/>
-          <w:b/>
-          <w:bCs/>
-          <w:color w:val="D86DCB" w:themeColor="accent5" w:themeTint="99"/>
-          <w:sz w:val="36"/>
-          <w:szCs w:val="36"/>
-        </w:rPr>
-      </w:pPr>
-      <w:r>
-        <w:rPr>
-          <w:rFonts w:ascii="Calibri" w:hAnsi="Calibri" w:cs="Calibri"/>
-          <w:b/>
-          <w:bCs/>
-          <w:color w:val="D86DCB" w:themeColor="accent5" w:themeTint="99"/>
-          <w:sz w:val="36"/>
-          <w:szCs w:val="36"/>
-        </w:rPr>
-        <w:t xml:space="preserve">      // Save session id to auth controller</w:t>
-      </w:r>
-    </w:p>
-    <w:p>
-      <w:pPr>
-        <w:jc w:val="both"/>
-        <w:rPr>
-          <w:rFonts w:ascii="Calibri" w:hAnsi="Calibri" w:cs="Calibri"/>
-          <w:b/>
-          <w:bCs/>
-          <w:color w:val="D86DCB" w:themeColor="accent5" w:themeTint="99"/>
-          <w:sz w:val="36"/>
-          <w:szCs w:val="36"/>
-        </w:rPr>
-      </w:pPr>
-      <w:r>
-        <w:rPr>
-          <w:rFonts w:ascii="Calibri" w:hAnsi="Calibri" w:cs="Calibri"/>
-          <w:b/>
-          <w:bCs/>
-          <w:color w:val="D86DCB" w:themeColor="accent5" w:themeTint="99"/>
-          <w:sz w:val="36"/>
-          <w:szCs w:val="36"/>
-        </w:rPr>
-        <w:t xml:space="preserve">    }</w:t>
-      </w:r>
-    </w:p>
-    <w:p>
-      <w:pPr>
-        <w:jc w:val="both"/>
-        <w:rPr>
-          <w:rFonts w:ascii="Calibri" w:hAnsi="Calibri" w:cs="Calibri"/>
-          <w:b/>
-          <w:bCs/>
-          <w:color w:val="D86DCB" w:themeColor="accent5" w:themeTint="99"/>
-          <w:sz w:val="36"/>
-          <w:szCs w:val="36"/>
-        </w:rPr>
-      </w:pPr>
-    </w:p>
-    <w:p>
-      <w:pPr>
-        <w:jc w:val="both"/>
-        <w:rPr>
-          <w:rFonts w:ascii="Calibri" w:hAnsi="Calibri" w:cs="Calibri"/>
-          <w:b/>
-          <w:bCs/>
-          <w:color w:val="D86DCB" w:themeColor="accent5" w:themeTint="99"/>
-          <w:sz w:val="36"/>
-          <w:szCs w:val="36"/>
-        </w:rPr>
-      </w:pPr>
-      <w:r>
-        <w:rPr>
-          <w:rFonts w:ascii="Calibri" w:hAnsi="Calibri" w:cs="Calibri"/>
-          <w:b/>
-          <w:bCs/>
-          <w:color w:val="D86DCB" w:themeColor="accent5" w:themeTint="99"/>
-          <w:sz w:val="36"/>
-          <w:szCs w:val="36"/>
-        </w:rPr>
-        <w:t xml:space="preserve">    await _</w:t>
-      </w:r>
-      <w:proofErr w:type="spellStart"/>
-      <w:proofErr w:type="gramStart"/>
-      <w:r>
-        <w:rPr>
-          <w:rFonts w:ascii="Calibri" w:hAnsi="Calibri" w:cs="Calibri"/>
-          <w:b/>
-          <w:bCs/>
-          <w:color w:val="D86DCB" w:themeColor="accent5" w:themeTint="99"/>
-          <w:sz w:val="36"/>
-          <w:szCs w:val="36"/>
-        </w:rPr>
-        <w:t>stopAuth</w:t>
-      </w:r>
-      <w:proofErr w:type="spellEnd"/>
-      <w:r>
-        <w:rPr>
-          <w:rFonts w:ascii="Calibri" w:hAnsi="Calibri" w:cs="Calibri"/>
-          <w:b/>
-          <w:bCs/>
-          <w:color w:val="D86DCB" w:themeColor="accent5" w:themeTint="99"/>
-          <w:sz w:val="36"/>
-          <w:szCs w:val="36"/>
-        </w:rPr>
-        <w:t>(</w:t>
-      </w:r>
-      <w:proofErr w:type="gramEnd"/>
-      <w:r>
-        <w:rPr>
-          <w:rFonts w:ascii="Calibri" w:hAnsi="Calibri" w:cs="Calibri"/>
-          <w:b/>
-          <w:bCs/>
-          <w:color w:val="D86DCB" w:themeColor="accent5" w:themeTint="99"/>
-          <w:sz w:val="36"/>
-          <w:szCs w:val="36"/>
-        </w:rPr>
-        <w:t>);</w:t>
-      </w:r>
-    </w:p>
-    <w:p>
-      <w:pPr>
-        <w:jc w:val="both"/>
-        <w:rPr>
-          <w:rFonts w:ascii="Calibri" w:hAnsi="Calibri" w:cs="Calibri"/>
-          <w:b/>
-          <w:bCs/>
-          <w:color w:val="D86DCB" w:themeColor="accent5" w:themeTint="99"/>
-          <w:sz w:val="36"/>
-          <w:szCs w:val="36"/>
-        </w:rPr>
-      </w:pPr>
-      <w:r>
-        <w:rPr>
-          <w:rFonts w:ascii="Calibri" w:hAnsi="Calibri" w:cs="Calibri"/>
-          <w:b/>
-          <w:bCs/>
-          <w:color w:val="D86DCB" w:themeColor="accent5" w:themeTint="99"/>
-          <w:sz w:val="36"/>
-          <w:szCs w:val="36"/>
-        </w:rPr>
-        <w:t xml:space="preserve">    _</w:t>
-      </w:r>
-      <w:proofErr w:type="spellStart"/>
-      <w:r>
-        <w:rPr>
-          <w:rFonts w:ascii="Calibri" w:hAnsi="Calibri" w:cs="Calibri"/>
-          <w:b/>
-          <w:bCs/>
-          <w:color w:val="D86DCB" w:themeColor="accent5" w:themeTint="99"/>
-          <w:sz w:val="36"/>
-          <w:szCs w:val="36"/>
-        </w:rPr>
-        <w:t>completeAuth</w:t>
-      </w:r>
-      <w:proofErr w:type="spellEnd"/>
-      <w:r>
-        <w:rPr>
-          <w:rFonts w:ascii="Calibri" w:hAnsi="Calibri" w:cs="Calibri"/>
-          <w:b/>
-          <w:bCs/>
-          <w:color w:val="D86DCB" w:themeColor="accent5" w:themeTint="99"/>
-          <w:sz w:val="36"/>
-          <w:szCs w:val="36"/>
-        </w:rPr>
-        <w:t>(</w:t>
-      </w:r>
-      <w:proofErr w:type="spellStart"/>
-      <w:proofErr w:type="gramStart"/>
-      <w:r>
-        <w:rPr>
-          <w:rFonts w:ascii="Calibri" w:hAnsi="Calibri" w:cs="Calibri"/>
-          <w:b/>
-          <w:bCs/>
-          <w:color w:val="D86DCB" w:themeColor="accent5" w:themeTint="99"/>
-          <w:sz w:val="36"/>
-          <w:szCs w:val="36"/>
-        </w:rPr>
-        <w:t>response.isSuccess</w:t>
-      </w:r>
-      <w:proofErr w:type="spellEnd"/>
-      <w:proofErr w:type="gramEnd"/>
-      <w:r>
-        <w:rPr>
-          <w:rFonts w:ascii="Calibri" w:hAnsi="Calibri" w:cs="Calibri"/>
-          <w:b/>
-          <w:bCs/>
-          <w:color w:val="D86DCB" w:themeColor="accent5" w:themeTint="99"/>
-          <w:sz w:val="36"/>
-          <w:szCs w:val="36"/>
-        </w:rPr>
-        <w:t>);</w:t>
-      </w:r>
-    </w:p>
-    <w:p>
-      <w:pPr>
-        <w:jc w:val="both"/>
-        <w:rPr>
-          <w:rFonts w:ascii="Calibri" w:hAnsi="Calibri" w:cs="Calibri"/>
-          <w:b/>
-          <w:bCs/>
-          <w:color w:val="D86DCB" w:themeColor="accent5" w:themeTint="99"/>
-          <w:sz w:val="36"/>
-          <w:szCs w:val="36"/>
-        </w:rPr>
-      </w:pPr>
-      <w:r>
-        <w:rPr>
-          <w:rFonts w:ascii="Calibri" w:hAnsi="Calibri" w:cs="Calibri"/>
-          <w:b/>
-          <w:bCs/>
-          <w:color w:val="D86DCB" w:themeColor="accent5" w:themeTint="99"/>
-          <w:sz w:val="36"/>
-          <w:szCs w:val="36"/>
-        </w:rPr>
-        <w:t xml:space="preserve">  }</w:t>
-      </w:r>
-    </w:p>
-    <w:p>
-      <w:pPr>
-        <w:jc w:val="both"/>
-        <w:rPr>
-          <w:rFonts w:ascii="Calibri" w:hAnsi="Calibri" w:cs="Calibri"/>
-          <w:b/>
-          <w:bCs/>
-          <w:color w:val="D86DCB" w:themeColor="accent5" w:themeTint="99"/>
-          <w:sz w:val="36"/>
-          <w:szCs w:val="36"/>
-        </w:rPr>
-      </w:pPr>
-    </w:p>
-    <w:p>
-      <w:pPr>
-        <w:jc w:val="both"/>
-        <w:rPr>
-          <w:rFonts w:ascii="Calibri" w:hAnsi="Calibri" w:cs="Calibri"/>
-          <w:b/>
-          <w:bCs/>
-          <w:color w:val="D86DCB" w:themeColor="accent5" w:themeTint="99"/>
-          <w:sz w:val="36"/>
-          <w:szCs w:val="36"/>
-        </w:rPr>
-      </w:pPr>
-      <w:r>
-        <w:rPr>
-          <w:rFonts w:ascii="Calibri" w:hAnsi="Calibri" w:cs="Calibri"/>
-          <w:b/>
-          <w:bCs/>
-          <w:color w:val="D86DCB" w:themeColor="accent5" w:themeTint="99"/>
-          <w:sz w:val="36"/>
-          <w:szCs w:val="36"/>
-        </w:rPr>
-        <w:t xml:space="preserve">  Future&lt;void&gt; _</w:t>
-      </w:r>
-      <w:proofErr w:type="spellStart"/>
-      <w:proofErr w:type="gramStart"/>
-      <w:r>
-        <w:rPr>
-          <w:rFonts w:ascii="Calibri" w:hAnsi="Calibri" w:cs="Calibri"/>
-          <w:b/>
-          <w:bCs/>
-          <w:color w:val="D86DCB" w:themeColor="accent5" w:themeTint="99"/>
-          <w:sz w:val="36"/>
-          <w:szCs w:val="36"/>
-        </w:rPr>
-        <w:t>stopAuth</w:t>
-      </w:r>
-      <w:proofErr w:type="spellEnd"/>
-      <w:r>
-        <w:rPr>
-          <w:rFonts w:ascii="Calibri" w:hAnsi="Calibri" w:cs="Calibri"/>
-          <w:b/>
-          <w:bCs/>
-          <w:color w:val="D86DCB" w:themeColor="accent5" w:themeTint="99"/>
-          <w:sz w:val="36"/>
-          <w:szCs w:val="36"/>
-        </w:rPr>
-        <w:t>(</w:t>
-      </w:r>
-      <w:proofErr w:type="gramEnd"/>
-      <w:r>
-        <w:rPr>
-          <w:rFonts w:ascii="Calibri" w:hAnsi="Calibri" w:cs="Calibri"/>
-          <w:b/>
-          <w:bCs/>
-          <w:color w:val="D86DCB" w:themeColor="accent5" w:themeTint="99"/>
-          <w:sz w:val="36"/>
-          <w:szCs w:val="36"/>
-        </w:rPr>
-        <w:t>) async {</w:t>
-      </w:r>
-    </w:p>
-    <w:p>
-      <w:pPr>
-        <w:jc w:val="both"/>
-        <w:rPr>
-          <w:rFonts w:ascii="Calibri" w:hAnsi="Calibri" w:cs="Calibri"/>
-          <w:b/>
-          <w:bCs/>
-          <w:color w:val="D86DCB" w:themeColor="accent5" w:themeTint="99"/>
-          <w:sz w:val="36"/>
-          <w:szCs w:val="36"/>
-        </w:rPr>
-      </w:pPr>
-      <w:r>
-        <w:rPr>
-          <w:rFonts w:ascii="Calibri" w:hAnsi="Calibri" w:cs="Calibri"/>
-          <w:b/>
-          <w:bCs/>
-          <w:color w:val="D86DCB" w:themeColor="accent5" w:themeTint="99"/>
-          <w:sz w:val="36"/>
-          <w:szCs w:val="36"/>
-        </w:rPr>
-        <w:t xml:space="preserve">    state = false;</w:t>
-      </w:r>
-    </w:p>
-    <w:p>
-      <w:pPr>
-        <w:jc w:val="both"/>
-        <w:rPr>
-          <w:rFonts w:ascii="Calibri" w:hAnsi="Calibri" w:cs="Calibri"/>
-          <w:b/>
-          <w:bCs/>
-          <w:color w:val="D86DCB" w:themeColor="accent5" w:themeTint="99"/>
-          <w:sz w:val="36"/>
-          <w:szCs w:val="36"/>
-        </w:rPr>
-      </w:pPr>
-      <w:r>
-        <w:rPr>
-          <w:rFonts w:ascii="Calibri" w:hAnsi="Calibri" w:cs="Calibri"/>
-          <w:b/>
-          <w:bCs/>
-          <w:color w:val="D86DCB" w:themeColor="accent5" w:themeTint="99"/>
-          <w:sz w:val="36"/>
-          <w:szCs w:val="36"/>
-        </w:rPr>
-        <w:t xml:space="preserve">    // Stop listening, clean up Stream to prevent memory leak</w:t>
-      </w:r>
-    </w:p>
-    <w:p>
-      <w:pPr>
-        <w:jc w:val="both"/>
-        <w:rPr>
-          <w:rFonts w:ascii="Calibri" w:hAnsi="Calibri" w:cs="Calibri"/>
-          <w:b/>
-          <w:bCs/>
-          <w:color w:val="D86DCB" w:themeColor="accent5" w:themeTint="99"/>
-          <w:sz w:val="36"/>
-          <w:szCs w:val="36"/>
-        </w:rPr>
-      </w:pPr>
-      <w:r>
-        <w:rPr>
-          <w:rFonts w:ascii="Calibri" w:hAnsi="Calibri" w:cs="Calibri"/>
-          <w:b/>
-          <w:bCs/>
-          <w:color w:val="D86DCB" w:themeColor="accent5" w:themeTint="99"/>
-          <w:sz w:val="36"/>
-          <w:szCs w:val="36"/>
-        </w:rPr>
-        <w:t xml:space="preserve">    await </w:t>
-      </w:r>
-      <w:proofErr w:type="spellStart"/>
-      <w:proofErr w:type="gramStart"/>
-      <w:r>
-        <w:rPr>
-          <w:rFonts w:ascii="Calibri" w:hAnsi="Calibri" w:cs="Calibri"/>
-          <w:b/>
-          <w:bCs/>
-          <w:color w:val="D86DCB" w:themeColor="accent5" w:themeTint="99"/>
-          <w:sz w:val="36"/>
-          <w:szCs w:val="36"/>
-        </w:rPr>
-        <w:t>streamSubscription</w:t>
-      </w:r>
-      <w:proofErr w:type="spellEnd"/>
-      <w:r>
-        <w:rPr>
-          <w:rFonts w:ascii="Calibri" w:hAnsi="Calibri" w:cs="Calibri"/>
-          <w:b/>
-          <w:bCs/>
-          <w:color w:val="D86DCB" w:themeColor="accent5" w:themeTint="99"/>
-          <w:sz w:val="36"/>
-          <w:szCs w:val="36"/>
-        </w:rPr>
-        <w:t>?.</w:t>
-      </w:r>
-      <w:proofErr w:type="gramEnd"/>
-      <w:r>
-        <w:rPr>
-          <w:rFonts w:ascii="Calibri" w:hAnsi="Calibri" w:cs="Calibri"/>
-          <w:b/>
-          <w:bCs/>
-          <w:color w:val="D86DCB" w:themeColor="accent5" w:themeTint="99"/>
-          <w:sz w:val="36"/>
-          <w:szCs w:val="36"/>
-        </w:rPr>
-        <w:t>cancel();</w:t>
-      </w:r>
-    </w:p>
-    <w:p>
-      <w:pPr>
-        <w:jc w:val="both"/>
-        <w:rPr>
-          <w:rFonts w:ascii="Calibri" w:hAnsi="Calibri" w:cs="Calibri"/>
-          <w:b/>
-          <w:bCs/>
-          <w:color w:val="D86DCB" w:themeColor="accent5" w:themeTint="99"/>
-          <w:sz w:val="36"/>
-          <w:szCs w:val="36"/>
-        </w:rPr>
-      </w:pPr>
-      <w:r>
-        <w:rPr>
-          <w:rFonts w:ascii="Calibri" w:hAnsi="Calibri" w:cs="Calibri"/>
-          <w:b/>
-          <w:bCs/>
-          <w:color w:val="D86DCB" w:themeColor="accent5" w:themeTint="99"/>
-          <w:sz w:val="36"/>
-          <w:szCs w:val="36"/>
-        </w:rPr>
-        <w:t xml:space="preserve">    </w:t>
-      </w:r>
-      <w:proofErr w:type="spellStart"/>
-      <w:r>
-        <w:rPr>
-          <w:rFonts w:ascii="Calibri" w:hAnsi="Calibri" w:cs="Calibri"/>
-          <w:b/>
-          <w:bCs/>
-          <w:color w:val="D86DCB" w:themeColor="accent5" w:themeTint="99"/>
-          <w:sz w:val="36"/>
-          <w:szCs w:val="36"/>
-        </w:rPr>
-        <w:t>streamSubscription</w:t>
-      </w:r>
-      <w:proofErr w:type="spellEnd"/>
-      <w:r>
-        <w:rPr>
-          <w:rFonts w:ascii="Calibri" w:hAnsi="Calibri" w:cs="Calibri"/>
-          <w:b/>
-          <w:bCs/>
-          <w:color w:val="D86DCB" w:themeColor="accent5" w:themeTint="99"/>
-          <w:sz w:val="36"/>
-          <w:szCs w:val="36"/>
-        </w:rPr>
-        <w:t xml:space="preserve"> = null;</w:t>
-      </w:r>
-    </w:p>
-    <w:p>
-      <w:pPr>
-        <w:jc w:val="both"/>
-        <w:rPr>
-          <w:rFonts w:ascii="Calibri" w:hAnsi="Calibri" w:cs="Calibri"/>
-          <w:b/>
-          <w:bCs/>
-          <w:color w:val="D86DCB" w:themeColor="accent5" w:themeTint="99"/>
-          <w:sz w:val="36"/>
-          <w:szCs w:val="36"/>
-        </w:rPr>
-      </w:pPr>
-      <w:r>
-        <w:rPr>
-          <w:rFonts w:ascii="Calibri" w:hAnsi="Calibri" w:cs="Calibri"/>
-          <w:b/>
-          <w:bCs/>
-          <w:color w:val="D86DCB" w:themeColor="accent5" w:themeTint="99"/>
-          <w:sz w:val="36"/>
-          <w:szCs w:val="36"/>
-        </w:rPr>
-        <w:t xml:space="preserve">  }</w:t>
-      </w:r>
-    </w:p>
-    <w:p>
-      <w:pPr>
-        <w:jc w:val="both"/>
-        <w:rPr>
-          <w:rFonts w:ascii="Calibri" w:hAnsi="Calibri" w:cs="Calibri"/>
-          <w:b/>
-          <w:bCs/>
-          <w:color w:val="D86DCB" w:themeColor="accent5" w:themeTint="99"/>
-          <w:sz w:val="36"/>
-          <w:szCs w:val="36"/>
-        </w:rPr>
-      </w:pPr>
-    </w:p>
-    <w:p>
-      <w:pPr>
-        <w:jc w:val="both"/>
-        <w:rPr>
-          <w:rFonts w:ascii="Calibri" w:hAnsi="Calibri" w:cs="Calibri"/>
-          <w:b/>
-          <w:bCs/>
-          <w:color w:val="D86DCB" w:themeColor="accent5" w:themeTint="99"/>
-          <w:sz w:val="36"/>
-          <w:szCs w:val="36"/>
-        </w:rPr>
-      </w:pPr>
-      <w:r>
-        <w:rPr>
-          <w:rFonts w:ascii="Calibri" w:hAnsi="Calibri" w:cs="Calibri"/>
-          <w:b/>
-          <w:bCs/>
-          <w:color w:val="D86DCB" w:themeColor="accent5" w:themeTint="99"/>
-          <w:sz w:val="36"/>
-          <w:szCs w:val="36"/>
-        </w:rPr>
-        <w:t xml:space="preserve">  void _</w:t>
-      </w:r>
-      <w:proofErr w:type="spellStart"/>
-      <w:proofErr w:type="gramStart"/>
-      <w:r>
-        <w:rPr>
-          <w:rFonts w:ascii="Calibri" w:hAnsi="Calibri" w:cs="Calibri"/>
-          <w:b/>
-          <w:bCs/>
-          <w:color w:val="D86DCB" w:themeColor="accent5" w:themeTint="99"/>
-          <w:sz w:val="36"/>
-          <w:szCs w:val="36"/>
-        </w:rPr>
-        <w:t>completeAuth</w:t>
-      </w:r>
-      <w:proofErr w:type="spellEnd"/>
-      <w:r>
-        <w:rPr>
-          <w:rFonts w:ascii="Calibri" w:hAnsi="Calibri" w:cs="Calibri"/>
-          <w:b/>
-          <w:bCs/>
-          <w:color w:val="D86DCB" w:themeColor="accent5" w:themeTint="99"/>
-          <w:sz w:val="36"/>
-          <w:szCs w:val="36"/>
-        </w:rPr>
-        <w:t>(</w:t>
-      </w:r>
-      <w:proofErr w:type="gramEnd"/>
-      <w:r>
-        <w:rPr>
-          <w:rFonts w:ascii="Calibri" w:hAnsi="Calibri" w:cs="Calibri"/>
-          <w:b/>
-          <w:bCs/>
-          <w:color w:val="D86DCB" w:themeColor="accent5" w:themeTint="99"/>
-          <w:sz w:val="36"/>
-          <w:szCs w:val="36"/>
-        </w:rPr>
-        <w:t>bool success) {</w:t>
-      </w:r>
-    </w:p>
-    <w:p>
-      <w:pPr>
-        <w:jc w:val="both"/>
-        <w:rPr>
-          <w:rFonts w:ascii="Calibri" w:hAnsi="Calibri" w:cs="Calibri"/>
-          <w:b/>
-          <w:bCs/>
-          <w:color w:val="D86DCB" w:themeColor="accent5" w:themeTint="99"/>
-          <w:sz w:val="36"/>
-          <w:szCs w:val="36"/>
-        </w:rPr>
-      </w:pPr>
-      <w:r>
-        <w:rPr>
-          <w:rFonts w:ascii="Calibri" w:hAnsi="Calibri" w:cs="Calibri"/>
-          <w:b/>
-          <w:bCs/>
-          <w:color w:val="D86DCB" w:themeColor="accent5" w:themeTint="99"/>
-          <w:sz w:val="36"/>
-          <w:szCs w:val="36"/>
-        </w:rPr>
-        <w:t xml:space="preserve">    // if completer is not null and not completed, then complete it</w:t>
-      </w:r>
-    </w:p>
-    <w:p>
-      <w:pPr>
-        <w:jc w:val="both"/>
-        <w:rPr>
-          <w:rFonts w:ascii="Calibri" w:hAnsi="Calibri" w:cs="Calibri"/>
-          <w:b/>
-          <w:bCs/>
-          <w:color w:val="D86DCB" w:themeColor="accent5" w:themeTint="99"/>
-          <w:sz w:val="36"/>
-          <w:szCs w:val="36"/>
-        </w:rPr>
-      </w:pPr>
-      <w:r>
-        <w:rPr>
-          <w:rFonts w:ascii="Calibri" w:hAnsi="Calibri" w:cs="Calibri"/>
-          <w:b/>
-          <w:bCs/>
-          <w:color w:val="D86DCB" w:themeColor="accent5" w:themeTint="99"/>
-          <w:sz w:val="36"/>
-          <w:szCs w:val="36"/>
-        </w:rPr>
-        <w:t xml:space="preserve">    if </w:t>
-      </w:r>
-      <w:proofErr w:type="gramStart"/>
-      <w:r>
-        <w:rPr>
-          <w:rFonts w:ascii="Calibri" w:hAnsi="Calibri" w:cs="Calibri"/>
-          <w:b/>
-          <w:bCs/>
-          <w:color w:val="D86DCB" w:themeColor="accent5" w:themeTint="99"/>
-          <w:sz w:val="36"/>
-          <w:szCs w:val="36"/>
-        </w:rPr>
-        <w:t>(!(</w:t>
-      </w:r>
-      <w:proofErr w:type="gramEnd"/>
-      <w:r>
-        <w:rPr>
-          <w:rFonts w:ascii="Calibri" w:hAnsi="Calibri" w:cs="Calibri"/>
-          <w:b/>
-          <w:bCs/>
-          <w:color w:val="D86DCB" w:themeColor="accent5" w:themeTint="99"/>
-          <w:sz w:val="36"/>
-          <w:szCs w:val="36"/>
-        </w:rPr>
-        <w:t>_</w:t>
-      </w:r>
-      <w:proofErr w:type="spellStart"/>
-      <w:r>
-        <w:rPr>
-          <w:rFonts w:ascii="Calibri" w:hAnsi="Calibri" w:cs="Calibri"/>
-          <w:b/>
-          <w:bCs/>
-          <w:color w:val="D86DCB" w:themeColor="accent5" w:themeTint="99"/>
-          <w:sz w:val="36"/>
-          <w:szCs w:val="36"/>
-        </w:rPr>
-        <w:t>authCompleter</w:t>
-      </w:r>
-      <w:proofErr w:type="spellEnd"/>
-      <w:r>
-        <w:rPr>
-          <w:rFonts w:ascii="Calibri" w:hAnsi="Calibri" w:cs="Calibri"/>
-          <w:b/>
-          <w:bCs/>
-          <w:color w:val="D86DCB" w:themeColor="accent5" w:themeTint="99"/>
-          <w:sz w:val="36"/>
-          <w:szCs w:val="36"/>
-        </w:rPr>
-        <w:t>?.</w:t>
-      </w:r>
       <w:proofErr w:type="spellStart"/>
       <w:r>
         <w:rPr>
@@ -9802,7 +9936,6 @@
           <w:sz w:val="36"/>
           <w:szCs w:val="36"/>
         </w:rPr>
-        <w:lastRenderedPageBreak/>
         <w:t xml:space="preserve">      _</w:t>
       </w:r>
       <w:proofErr w:type="spellStart"/>
